--- a/基于Springboot的闽江学院校园论坛的设计与实现.docx
+++ b/基于Springboot的闽江学院校园论坛的设计与实现.docx
@@ -15586,7 +15586,7 @@
       <w:pPr>
         <w:ind w:firstLineChars="200" w:firstLine="480"/>
         <w:rPr>
-          <w:rFonts w:ascii="宋体" w:eastAsia="宋体" w:hAnsi="宋体" w:hint="eastAsia"/>
+          <w:rFonts w:ascii="宋体" w:eastAsia="宋体" w:hAnsi="宋体"/>
           <w:sz w:val="24"/>
           <w:szCs w:val="24"/>
         </w:rPr>
@@ -15930,6 +15930,88 @@
         </w:rPr>
         <w:t>其它用户可以进入对应用户的主界面进行个人信息查看，包括用户个人基本信息、用户发布的帖子以及用户发表的评论</w:t>
       </w:r>
+      <w:r>
+        <w:rPr>
+          <w:rFonts w:ascii="宋体" w:eastAsia="宋体" w:hAnsi="宋体" w:hint="eastAsia"/>
+          <w:sz w:val="24"/>
+          <w:szCs w:val="24"/>
+        </w:rPr>
+        <w:t>。</w:t>
+      </w:r>
+    </w:p>
+    <w:p>
+      <w:pPr>
+        <w:ind w:firstLineChars="200" w:firstLine="480"/>
+        <w:rPr>
+          <w:rFonts w:ascii="宋体" w:eastAsia="宋体" w:hAnsi="宋体" w:hint="eastAsia"/>
+          <w:sz w:val="24"/>
+          <w:szCs w:val="24"/>
+        </w:rPr>
+      </w:pPr>
+      <w:r>
+        <w:rPr>
+          <w:rFonts w:ascii="宋体" w:eastAsia="宋体" w:hAnsi="宋体" w:hint="eastAsia"/>
+          <w:sz w:val="24"/>
+          <w:szCs w:val="24"/>
+        </w:rPr>
+        <w:t>在设计个人资料修改模块过程中，分别采用全量更新以及局部更新的方法。全量更新，即对用户数据库中所有的字段进行更新，而局部更新采用的是对数据库部分字段进行更新，针对不同个人基本资料，包括邮箱、昵称、姓名、城市以及签名，采用全局更新的方法，而对于头像以及密码，采用的是局部更新方法</w:t>
+      </w:r>
+      <w:r>
+        <w:rPr>
+          <w:rFonts w:ascii="宋体" w:eastAsia="宋体" w:hAnsi="宋体" w:hint="eastAsia"/>
+          <w:sz w:val="24"/>
+          <w:szCs w:val="24"/>
+        </w:rPr>
+        <w:t>。对于局部更新以及全量更新，在接口url设计上，采用的是同一套url，通过参考</w:t>
+      </w:r>
+      <w:r>
+        <w:rPr>
+          <w:rFonts w:ascii="宋体" w:eastAsia="宋体" w:hAnsi="宋体"/>
+          <w:sz w:val="24"/>
+          <w:szCs w:val="24"/>
+        </w:rPr>
+        <w:t>REST</w:t>
+      </w:r>
+      <w:r>
+        <w:rPr>
+          <w:rFonts w:ascii="宋体" w:eastAsia="宋体" w:hAnsi="宋体" w:hint="eastAsia"/>
+          <w:sz w:val="24"/>
+          <w:szCs w:val="24"/>
+        </w:rPr>
+        <w:t>ful风格接口设计，对于局部更新的字段采用P</w:t>
+      </w:r>
+      <w:r>
+        <w:rPr>
+          <w:rFonts w:ascii="宋体" w:eastAsia="宋体" w:hAnsi="宋体"/>
+          <w:sz w:val="24"/>
+          <w:szCs w:val="24"/>
+        </w:rPr>
+        <w:t>ATCH</w:t>
+      </w:r>
+      <w:r>
+        <w:rPr>
+          <w:rFonts w:ascii="宋体" w:eastAsia="宋体" w:hAnsi="宋体" w:hint="eastAsia"/>
+          <w:sz w:val="24"/>
+          <w:szCs w:val="24"/>
+        </w:rPr>
+        <w:t>请求方式，通过P</w:t>
+      </w:r>
+      <w:r>
+        <w:rPr>
+          <w:rFonts w:ascii="宋体" w:eastAsia="宋体" w:hAnsi="宋体"/>
+          <w:sz w:val="24"/>
+          <w:szCs w:val="24"/>
+        </w:rPr>
+        <w:t>UT</w:t>
+      </w:r>
+      <w:r>
+        <w:rPr>
+          <w:rFonts w:ascii="宋体" w:eastAsia="宋体" w:hAnsi="宋体" w:hint="eastAsia"/>
+          <w:sz w:val="24"/>
+          <w:szCs w:val="24"/>
+        </w:rPr>
+        <w:t>请求方式对数据库字段进行全量更新。</w:t>
+      </w:r>
     </w:p>
     <w:p>
       <w:pPr>
@@ -16343,7 +16425,7 @@
       <w:pPr>
         <w:ind w:firstLineChars="200" w:firstLine="480"/>
         <w:rPr>
-          <w:rFonts w:ascii="宋体" w:eastAsia="宋体" w:hAnsi="宋体" w:hint="eastAsia"/>
+          <w:rFonts w:ascii="宋体" w:eastAsia="宋体" w:hAnsi="宋体"/>
           <w:sz w:val="24"/>
           <w:szCs w:val="24"/>
         </w:rPr>

--- a/基于Springboot的闽江学院校园论坛的设计与实现.docx
+++ b/基于Springboot的闽江学院校园论坛的设计与实现.docx
@@ -39,7 +39,7 @@
                     </pic:cNvPicPr>
                   </pic:nvPicPr>
                   <pic:blipFill>
-                    <a:blip r:embed="rId8" cstate="print"/>
+                    <a:blip r:embed="rId9" cstate="print"/>
                     <a:stretch>
                       <a:fillRect/>
                     </a:stretch>
@@ -1091,7 +1091,7 @@
           <w:r>
             <w:fldChar w:fldCharType="separate"/>
           </w:r>
-          <w:hyperlink w:anchor="_Toc100820951" w:history="1">
+          <w:hyperlink w:anchor="_Toc101471598" w:history="1">
             <w:r>
               <w:rPr>
                 <w:rStyle w:val="ab"/>
@@ -1118,7 +1118,7 @@
                 <w:noProof/>
                 <w:webHidden/>
               </w:rPr>
-              <w:instrText xml:space="preserve"> PAGEREF _Toc100820951 \h </w:instrText>
+              <w:instrText xml:space="preserve"> PAGEREF _Toc101471598 \h </w:instrText>
             </w:r>
             <w:r>
               <w:rPr>
@@ -1160,7 +1160,7 @@
               <w:noProof/>
             </w:rPr>
           </w:pPr>
-          <w:hyperlink w:anchor="_Toc100820952" w:history="1">
+          <w:hyperlink w:anchor="_Toc101471599" w:history="1">
             <w:r>
               <w:rPr>
                 <w:rStyle w:val="ab"/>
@@ -1202,7 +1202,7 @@
                 <w:noProof/>
                 <w:webHidden/>
               </w:rPr>
-              <w:instrText xml:space="preserve"> PAGEREF _Toc100820952 \h </w:instrText>
+              <w:instrText xml:space="preserve"> PAGEREF _Toc101471599 \h </w:instrText>
             </w:r>
             <w:r>
               <w:rPr>
@@ -1243,7 +1243,7 @@
               <w:noProof/>
             </w:rPr>
           </w:pPr>
-          <w:hyperlink w:anchor="_Toc100820953" w:history="1">
+          <w:hyperlink w:anchor="_Toc101471600" w:history="1">
             <w:r>
               <w:rPr>
                 <w:rStyle w:val="ab"/>
@@ -1271,7 +1271,7 @@
                 <w:noProof/>
                 <w:webHidden/>
               </w:rPr>
-              <w:instrText xml:space="preserve"> PAGEREF _Toc100820953 \h </w:instrText>
+              <w:instrText xml:space="preserve"> PAGEREF _Toc101471600 \h </w:instrText>
             </w:r>
             <w:r>
               <w:rPr>
@@ -1313,7 +1313,7 @@
               <w:noProof/>
             </w:rPr>
           </w:pPr>
-          <w:hyperlink w:anchor="_Toc100820954" w:history="1">
+          <w:hyperlink w:anchor="_Toc101471601" w:history="1">
             <w:r>
               <w:rPr>
                 <w:rStyle w:val="ab"/>
@@ -1355,7 +1355,7 @@
                 <w:noProof/>
                 <w:webHidden/>
               </w:rPr>
-              <w:instrText xml:space="preserve"> PAGEREF _Toc100820954 \h </w:instrText>
+              <w:instrText xml:space="preserve"> PAGEREF _Toc101471601 \h </w:instrText>
             </w:r>
             <w:r>
               <w:rPr>
@@ -1397,7 +1397,7 @@
               <w:noProof/>
             </w:rPr>
           </w:pPr>
-          <w:hyperlink w:anchor="_Toc100820955" w:history="1">
+          <w:hyperlink w:anchor="_Toc101471602" w:history="1">
             <w:r>
               <w:rPr>
                 <w:rStyle w:val="ab"/>
@@ -1439,7 +1439,7 @@
                 <w:noProof/>
                 <w:webHidden/>
               </w:rPr>
-              <w:instrText xml:space="preserve"> PAGEREF _Toc100820955 \h </w:instrText>
+              <w:instrText xml:space="preserve"> PAGEREF _Toc101471602 \h </w:instrText>
             </w:r>
             <w:r>
               <w:rPr>
@@ -1481,7 +1481,7 @@
               <w:noProof/>
             </w:rPr>
           </w:pPr>
-          <w:hyperlink w:anchor="_Toc100820956" w:history="1">
+          <w:hyperlink w:anchor="_Toc101471603" w:history="1">
             <w:r>
               <w:rPr>
                 <w:rStyle w:val="ab"/>
@@ -1523,7 +1523,7 @@
                 <w:noProof/>
                 <w:webHidden/>
               </w:rPr>
-              <w:instrText xml:space="preserve"> PAGEREF _Toc100820956 \h </w:instrText>
+              <w:instrText xml:space="preserve"> PAGEREF _Toc101471603 \h </w:instrText>
             </w:r>
             <w:r>
               <w:rPr>
@@ -1564,7 +1564,7 @@
               <w:noProof/>
             </w:rPr>
           </w:pPr>
-          <w:hyperlink w:anchor="_Toc100820957" w:history="1">
+          <w:hyperlink w:anchor="_Toc101471604" w:history="1">
             <w:r>
               <w:rPr>
                 <w:rStyle w:val="ab"/>
@@ -1592,7 +1592,7 @@
                 <w:noProof/>
                 <w:webHidden/>
               </w:rPr>
-              <w:instrText xml:space="preserve"> PAGEREF _Toc100820957 \h </w:instrText>
+              <w:instrText xml:space="preserve"> PAGEREF _Toc101471604 \h </w:instrText>
             </w:r>
             <w:r>
               <w:rPr>
@@ -1634,7 +1634,7 @@
               <w:noProof/>
             </w:rPr>
           </w:pPr>
-          <w:hyperlink w:anchor="_Toc100820958" w:history="1">
+          <w:hyperlink w:anchor="_Toc101471605" w:history="1">
             <w:r>
               <w:rPr>
                 <w:rStyle w:val="ab"/>
@@ -1676,7 +1676,7 @@
                 <w:noProof/>
                 <w:webHidden/>
               </w:rPr>
-              <w:instrText xml:space="preserve"> PAGEREF _Toc100820958 \h </w:instrText>
+              <w:instrText xml:space="preserve"> PAGEREF _Toc101471605 \h </w:instrText>
             </w:r>
             <w:r>
               <w:rPr>
@@ -1718,7 +1718,7 @@
               <w:noProof/>
             </w:rPr>
           </w:pPr>
-          <w:hyperlink w:anchor="_Toc100820959" w:history="1">
+          <w:hyperlink w:anchor="_Toc101471606" w:history="1">
             <w:r>
               <w:rPr>
                 <w:rStyle w:val="ab"/>
@@ -1760,7 +1760,7 @@
                 <w:noProof/>
                 <w:webHidden/>
               </w:rPr>
-              <w:instrText xml:space="preserve"> PAGEREF _Toc100820959 \h </w:instrText>
+              <w:instrText xml:space="preserve"> PAGEREF _Toc101471606 \h </w:instrText>
             </w:r>
             <w:r>
               <w:rPr>
@@ -1801,7 +1801,7 @@
               <w:noProof/>
             </w:rPr>
           </w:pPr>
-          <w:hyperlink w:anchor="_Toc100820960" w:history="1">
+          <w:hyperlink w:anchor="_Toc101471607" w:history="1">
             <w:r>
               <w:rPr>
                 <w:rStyle w:val="ab"/>
@@ -1829,7 +1829,7 @@
                 <w:noProof/>
                 <w:webHidden/>
               </w:rPr>
-              <w:instrText xml:space="preserve"> PAGEREF _Toc100820960 \h </w:instrText>
+              <w:instrText xml:space="preserve"> PAGEREF _Toc101471607 \h </w:instrText>
             </w:r>
             <w:r>
               <w:rPr>
@@ -1870,7 +1870,7 @@
               <w:noProof/>
             </w:rPr>
           </w:pPr>
-          <w:hyperlink w:anchor="_Toc100820961" w:history="1">
+          <w:hyperlink w:anchor="_Toc101471608" w:history="1">
             <w:r>
               <w:rPr>
                 <w:rStyle w:val="ab"/>
@@ -1898,7 +1898,7 @@
                 <w:noProof/>
                 <w:webHidden/>
               </w:rPr>
-              <w:instrText xml:space="preserve"> PAGEREF _Toc100820961 \h </w:instrText>
+              <w:instrText xml:space="preserve"> PAGEREF _Toc101471608 \h </w:instrText>
             </w:r>
             <w:r>
               <w:rPr>
@@ -1939,7 +1939,7 @@
               <w:noProof/>
             </w:rPr>
           </w:pPr>
-          <w:hyperlink w:anchor="_Toc100820962" w:history="1">
+          <w:hyperlink w:anchor="_Toc101471609" w:history="1">
             <w:r>
               <w:rPr>
                 <w:rStyle w:val="ab"/>
@@ -1967,7 +1967,7 @@
                 <w:noProof/>
                 <w:webHidden/>
               </w:rPr>
-              <w:instrText xml:space="preserve"> PAGEREF _Toc100820962 \h </w:instrText>
+              <w:instrText xml:space="preserve"> PAGEREF _Toc101471609 \h </w:instrText>
             </w:r>
             <w:r>
               <w:rPr>
@@ -2008,7 +2008,7 @@
               <w:noProof/>
             </w:rPr>
           </w:pPr>
-          <w:hyperlink w:anchor="_Toc100820963" w:history="1">
+          <w:hyperlink w:anchor="_Toc101471610" w:history="1">
             <w:r>
               <w:rPr>
                 <w:rStyle w:val="ab"/>
@@ -2036,7 +2036,7 @@
                 <w:noProof/>
                 <w:webHidden/>
               </w:rPr>
-              <w:instrText xml:space="preserve"> PAGEREF _Toc100820963 \h </w:instrText>
+              <w:instrText xml:space="preserve"> PAGEREF _Toc101471610 \h </w:instrText>
             </w:r>
             <w:r>
               <w:rPr>
@@ -2077,7 +2077,7 @@
               <w:noProof/>
             </w:rPr>
           </w:pPr>
-          <w:hyperlink w:anchor="_Toc100820964" w:history="1">
+          <w:hyperlink w:anchor="_Toc101471611" w:history="1">
             <w:r>
               <w:rPr>
                 <w:rStyle w:val="ab"/>
@@ -2105,7 +2105,7 @@
                 <w:noProof/>
                 <w:webHidden/>
               </w:rPr>
-              <w:instrText xml:space="preserve"> PAGEREF _Toc100820964 \h </w:instrText>
+              <w:instrText xml:space="preserve"> PAGEREF _Toc101471611 \h </w:instrText>
             </w:r>
             <w:r>
               <w:rPr>
@@ -2126,6 +2126,571 @@
                 <w:webHidden/>
               </w:rPr>
               <w:t>10</w:t>
+            </w:r>
+            <w:r>
+              <w:rPr>
+                <w:noProof/>
+                <w:webHidden/>
+              </w:rPr>
+              <w:fldChar w:fldCharType="end"/>
+            </w:r>
+          </w:hyperlink>
+        </w:p>
+        <w:p>
+          <w:pPr>
+            <w:pStyle w:val="TOC1"/>
+            <w:tabs>
+              <w:tab w:val="left" w:pos="840"/>
+              <w:tab w:val="right" w:leader="dot" w:pos="8296"/>
+            </w:tabs>
+            <w:rPr>
+              <w:noProof/>
+            </w:rPr>
+          </w:pPr>
+          <w:hyperlink w:anchor="_Toc101471612" w:history="1">
+            <w:r>
+              <w:rPr>
+                <w:rStyle w:val="ab"/>
+                <w:rFonts w:ascii="宋体" w:eastAsia="宋体" w:hAnsi="宋体"/>
+                <w:noProof/>
+              </w:rPr>
+              <w:t>2.</w:t>
+            </w:r>
+            <w:r>
+              <w:rPr>
+                <w:noProof/>
+              </w:rPr>
+              <w:tab/>
+            </w:r>
+            <w:r>
+              <w:rPr>
+                <w:rStyle w:val="ab"/>
+                <w:rFonts w:ascii="宋体" w:eastAsia="宋体" w:hAnsi="宋体"/>
+                <w:noProof/>
+              </w:rPr>
+              <w:t>系统分析</w:t>
+            </w:r>
+            <w:r>
+              <w:rPr>
+                <w:noProof/>
+                <w:webHidden/>
+              </w:rPr>
+              <w:tab/>
+            </w:r>
+            <w:r>
+              <w:rPr>
+                <w:noProof/>
+                <w:webHidden/>
+              </w:rPr>
+              <w:fldChar w:fldCharType="begin"/>
+            </w:r>
+            <w:r>
+              <w:rPr>
+                <w:noProof/>
+                <w:webHidden/>
+              </w:rPr>
+              <w:instrText xml:space="preserve"> PAGEREF _Toc101471612 \h </w:instrText>
+            </w:r>
+            <w:r>
+              <w:rPr>
+                <w:noProof/>
+                <w:webHidden/>
+              </w:rPr>
+            </w:r>
+            <w:r>
+              <w:rPr>
+                <w:noProof/>
+                <w:webHidden/>
+              </w:rPr>
+              <w:fldChar w:fldCharType="separate"/>
+            </w:r>
+            <w:r>
+              <w:rPr>
+                <w:noProof/>
+                <w:webHidden/>
+              </w:rPr>
+              <w:t>11</w:t>
+            </w:r>
+            <w:r>
+              <w:rPr>
+                <w:noProof/>
+                <w:webHidden/>
+              </w:rPr>
+              <w:fldChar w:fldCharType="end"/>
+            </w:r>
+          </w:hyperlink>
+        </w:p>
+        <w:p>
+          <w:pPr>
+            <w:pStyle w:val="TOC2"/>
+            <w:tabs>
+              <w:tab w:val="right" w:leader="dot" w:pos="8296"/>
+            </w:tabs>
+            <w:rPr>
+              <w:noProof/>
+            </w:rPr>
+          </w:pPr>
+          <w:hyperlink w:anchor="_Toc101471613" w:history="1">
+            <w:r>
+              <w:rPr>
+                <w:rStyle w:val="ab"/>
+                <w:rFonts w:ascii="宋体" w:eastAsia="宋体" w:hAnsi="宋体"/>
+                <w:noProof/>
+              </w:rPr>
+              <w:t>3.1系统需求分析</w:t>
+            </w:r>
+            <w:r>
+              <w:rPr>
+                <w:noProof/>
+                <w:webHidden/>
+              </w:rPr>
+              <w:tab/>
+            </w:r>
+            <w:r>
+              <w:rPr>
+                <w:noProof/>
+                <w:webHidden/>
+              </w:rPr>
+              <w:fldChar w:fldCharType="begin"/>
+            </w:r>
+            <w:r>
+              <w:rPr>
+                <w:noProof/>
+                <w:webHidden/>
+              </w:rPr>
+              <w:instrText xml:space="preserve"> PAGEREF _Toc101471613 \h </w:instrText>
+            </w:r>
+            <w:r>
+              <w:rPr>
+                <w:noProof/>
+                <w:webHidden/>
+              </w:rPr>
+            </w:r>
+            <w:r>
+              <w:rPr>
+                <w:noProof/>
+                <w:webHidden/>
+              </w:rPr>
+              <w:fldChar w:fldCharType="separate"/>
+            </w:r>
+            <w:r>
+              <w:rPr>
+                <w:noProof/>
+                <w:webHidden/>
+              </w:rPr>
+              <w:t>11</w:t>
+            </w:r>
+            <w:r>
+              <w:rPr>
+                <w:noProof/>
+                <w:webHidden/>
+              </w:rPr>
+              <w:fldChar w:fldCharType="end"/>
+            </w:r>
+          </w:hyperlink>
+        </w:p>
+        <w:p>
+          <w:pPr>
+            <w:pStyle w:val="TOC3"/>
+            <w:tabs>
+              <w:tab w:val="right" w:leader="dot" w:pos="8296"/>
+            </w:tabs>
+            <w:rPr>
+              <w:noProof/>
+            </w:rPr>
+          </w:pPr>
+          <w:hyperlink w:anchor="_Toc101471614" w:history="1">
+            <w:r>
+              <w:rPr>
+                <w:rStyle w:val="ab"/>
+                <w:noProof/>
+              </w:rPr>
+              <w:t>3.1.1 功能需求</w:t>
+            </w:r>
+            <w:r>
+              <w:rPr>
+                <w:noProof/>
+                <w:webHidden/>
+              </w:rPr>
+              <w:tab/>
+            </w:r>
+            <w:r>
+              <w:rPr>
+                <w:noProof/>
+                <w:webHidden/>
+              </w:rPr>
+              <w:fldChar w:fldCharType="begin"/>
+            </w:r>
+            <w:r>
+              <w:rPr>
+                <w:noProof/>
+                <w:webHidden/>
+              </w:rPr>
+              <w:instrText xml:space="preserve"> PAGEREF _Toc101471614 \h </w:instrText>
+            </w:r>
+            <w:r>
+              <w:rPr>
+                <w:noProof/>
+                <w:webHidden/>
+              </w:rPr>
+            </w:r>
+            <w:r>
+              <w:rPr>
+                <w:noProof/>
+                <w:webHidden/>
+              </w:rPr>
+              <w:fldChar w:fldCharType="separate"/>
+            </w:r>
+            <w:r>
+              <w:rPr>
+                <w:noProof/>
+                <w:webHidden/>
+              </w:rPr>
+              <w:t>12</w:t>
+            </w:r>
+            <w:r>
+              <w:rPr>
+                <w:noProof/>
+                <w:webHidden/>
+              </w:rPr>
+              <w:fldChar w:fldCharType="end"/>
+            </w:r>
+          </w:hyperlink>
+        </w:p>
+        <w:p>
+          <w:pPr>
+            <w:pStyle w:val="TOC3"/>
+            <w:tabs>
+              <w:tab w:val="right" w:leader="dot" w:pos="8296"/>
+            </w:tabs>
+            <w:rPr>
+              <w:noProof/>
+            </w:rPr>
+          </w:pPr>
+          <w:hyperlink w:anchor="_Toc101471615" w:history="1">
+            <w:r>
+              <w:rPr>
+                <w:rStyle w:val="ab"/>
+                <w:noProof/>
+              </w:rPr>
+              <w:t>3.1.2 性能需求</w:t>
+            </w:r>
+            <w:r>
+              <w:rPr>
+                <w:noProof/>
+                <w:webHidden/>
+              </w:rPr>
+              <w:tab/>
+            </w:r>
+            <w:r>
+              <w:rPr>
+                <w:noProof/>
+                <w:webHidden/>
+              </w:rPr>
+              <w:fldChar w:fldCharType="begin"/>
+            </w:r>
+            <w:r>
+              <w:rPr>
+                <w:noProof/>
+                <w:webHidden/>
+              </w:rPr>
+              <w:instrText xml:space="preserve"> PAGEREF _Toc101471615 \h </w:instrText>
+            </w:r>
+            <w:r>
+              <w:rPr>
+                <w:noProof/>
+                <w:webHidden/>
+              </w:rPr>
+            </w:r>
+            <w:r>
+              <w:rPr>
+                <w:noProof/>
+                <w:webHidden/>
+              </w:rPr>
+              <w:fldChar w:fldCharType="separate"/>
+            </w:r>
+            <w:r>
+              <w:rPr>
+                <w:noProof/>
+                <w:webHidden/>
+              </w:rPr>
+              <w:t>12</w:t>
+            </w:r>
+            <w:r>
+              <w:rPr>
+                <w:noProof/>
+                <w:webHidden/>
+              </w:rPr>
+              <w:fldChar w:fldCharType="end"/>
+            </w:r>
+          </w:hyperlink>
+        </w:p>
+        <w:p>
+          <w:pPr>
+            <w:pStyle w:val="TOC2"/>
+            <w:tabs>
+              <w:tab w:val="right" w:leader="dot" w:pos="8296"/>
+            </w:tabs>
+            <w:rPr>
+              <w:noProof/>
+            </w:rPr>
+          </w:pPr>
+          <w:hyperlink w:anchor="_Toc101471616" w:history="1">
+            <w:r>
+              <w:rPr>
+                <w:rStyle w:val="ab"/>
+                <w:rFonts w:ascii="宋体" w:eastAsia="宋体" w:hAnsi="宋体"/>
+                <w:noProof/>
+              </w:rPr>
+              <w:t>3.2 可行性分析</w:t>
+            </w:r>
+            <w:r>
+              <w:rPr>
+                <w:noProof/>
+                <w:webHidden/>
+              </w:rPr>
+              <w:tab/>
+            </w:r>
+            <w:r>
+              <w:rPr>
+                <w:noProof/>
+                <w:webHidden/>
+              </w:rPr>
+              <w:fldChar w:fldCharType="begin"/>
+            </w:r>
+            <w:r>
+              <w:rPr>
+                <w:noProof/>
+                <w:webHidden/>
+              </w:rPr>
+              <w:instrText xml:space="preserve"> PAGEREF _Toc101471616 \h </w:instrText>
+            </w:r>
+            <w:r>
+              <w:rPr>
+                <w:noProof/>
+                <w:webHidden/>
+              </w:rPr>
+            </w:r>
+            <w:r>
+              <w:rPr>
+                <w:noProof/>
+                <w:webHidden/>
+              </w:rPr>
+              <w:fldChar w:fldCharType="separate"/>
+            </w:r>
+            <w:r>
+              <w:rPr>
+                <w:noProof/>
+                <w:webHidden/>
+              </w:rPr>
+              <w:t>11</w:t>
+            </w:r>
+            <w:r>
+              <w:rPr>
+                <w:noProof/>
+                <w:webHidden/>
+              </w:rPr>
+              <w:fldChar w:fldCharType="end"/>
+            </w:r>
+          </w:hyperlink>
+        </w:p>
+        <w:p>
+          <w:pPr>
+            <w:pStyle w:val="TOC2"/>
+            <w:tabs>
+              <w:tab w:val="right" w:leader="dot" w:pos="8296"/>
+            </w:tabs>
+            <w:rPr>
+              <w:noProof/>
+            </w:rPr>
+          </w:pPr>
+          <w:hyperlink w:anchor="_Toc101471617" w:history="1">
+            <w:r>
+              <w:rPr>
+                <w:rStyle w:val="ab"/>
+                <w:rFonts w:ascii="宋体" w:eastAsia="宋体" w:hAnsi="宋体"/>
+                <w:noProof/>
+              </w:rPr>
+              <w:t>3.3 用户需求分析</w:t>
+            </w:r>
+            <w:r>
+              <w:rPr>
+                <w:noProof/>
+                <w:webHidden/>
+              </w:rPr>
+              <w:tab/>
+            </w:r>
+            <w:r>
+              <w:rPr>
+                <w:noProof/>
+                <w:webHidden/>
+              </w:rPr>
+              <w:fldChar w:fldCharType="begin"/>
+            </w:r>
+            <w:r>
+              <w:rPr>
+                <w:noProof/>
+                <w:webHidden/>
+              </w:rPr>
+              <w:instrText xml:space="preserve"> PAGEREF _Toc101471617 \h </w:instrText>
+            </w:r>
+            <w:r>
+              <w:rPr>
+                <w:noProof/>
+                <w:webHidden/>
+              </w:rPr>
+            </w:r>
+            <w:r>
+              <w:rPr>
+                <w:noProof/>
+                <w:webHidden/>
+              </w:rPr>
+              <w:fldChar w:fldCharType="separate"/>
+            </w:r>
+            <w:r>
+              <w:rPr>
+                <w:noProof/>
+                <w:webHidden/>
+              </w:rPr>
+              <w:t>12</w:t>
+            </w:r>
+            <w:r>
+              <w:rPr>
+                <w:noProof/>
+                <w:webHidden/>
+              </w:rPr>
+              <w:fldChar w:fldCharType="end"/>
+            </w:r>
+          </w:hyperlink>
+        </w:p>
+        <w:p>
+          <w:pPr>
+            <w:pStyle w:val="TOC2"/>
+            <w:tabs>
+              <w:tab w:val="right" w:leader="dot" w:pos="8296"/>
+            </w:tabs>
+            <w:rPr>
+              <w:noProof/>
+            </w:rPr>
+          </w:pPr>
+          <w:hyperlink w:anchor="_Toc101471618" w:history="1">
+            <w:r>
+              <w:rPr>
+                <w:rStyle w:val="ab"/>
+                <w:rFonts w:ascii="宋体" w:eastAsia="宋体" w:hAnsi="宋体"/>
+                <w:noProof/>
+              </w:rPr>
+              <w:t>3.4 功能模块分析</w:t>
+            </w:r>
+            <w:r>
+              <w:rPr>
+                <w:noProof/>
+                <w:webHidden/>
+              </w:rPr>
+              <w:tab/>
+            </w:r>
+            <w:r>
+              <w:rPr>
+                <w:noProof/>
+                <w:webHidden/>
+              </w:rPr>
+              <w:fldChar w:fldCharType="begin"/>
+            </w:r>
+            <w:r>
+              <w:rPr>
+                <w:noProof/>
+                <w:webHidden/>
+              </w:rPr>
+              <w:instrText xml:space="preserve"> PAGEREF _Toc101471618 \h </w:instrText>
+            </w:r>
+            <w:r>
+              <w:rPr>
+                <w:noProof/>
+                <w:webHidden/>
+              </w:rPr>
+            </w:r>
+            <w:r>
+              <w:rPr>
+                <w:noProof/>
+                <w:webHidden/>
+              </w:rPr>
+              <w:fldChar w:fldCharType="separate"/>
+            </w:r>
+            <w:r>
+              <w:rPr>
+                <w:noProof/>
+                <w:webHidden/>
+              </w:rPr>
+              <w:t>12</w:t>
+            </w:r>
+            <w:r>
+              <w:rPr>
+                <w:noProof/>
+                <w:webHidden/>
+              </w:rPr>
+              <w:fldChar w:fldCharType="end"/>
+            </w:r>
+          </w:hyperlink>
+        </w:p>
+        <w:p>
+          <w:pPr>
+            <w:pStyle w:val="TOC2"/>
+            <w:tabs>
+              <w:tab w:val="right" w:leader="dot" w:pos="8296"/>
+            </w:tabs>
+            <w:rPr>
+              <w:noProof/>
+            </w:rPr>
+          </w:pPr>
+          <w:hyperlink w:anchor="_Toc101471619" w:history="1">
+            <w:r>
+              <w:rPr>
+                <w:rStyle w:val="ab"/>
+                <w:rFonts w:ascii="宋体" w:eastAsia="宋体" w:hAnsi="宋体"/>
+                <w:noProof/>
+              </w:rPr>
+              <w:t>3.5 系统业务层分析</w:t>
+            </w:r>
+            <w:r>
+              <w:rPr>
+                <w:noProof/>
+                <w:webHidden/>
+              </w:rPr>
+              <w:tab/>
+            </w:r>
+            <w:r>
+              <w:rPr>
+                <w:noProof/>
+                <w:webHidden/>
+              </w:rPr>
+              <w:fldChar w:fldCharType="begin"/>
+            </w:r>
+            <w:r>
+              <w:rPr>
+                <w:noProof/>
+                <w:webHidden/>
+              </w:rPr>
+              <w:instrText xml:space="preserve"> PAGEREF _Toc101471619 \h </w:instrText>
+            </w:r>
+            <w:r>
+              <w:rPr>
+                <w:noProof/>
+                <w:webHidden/>
+              </w:rPr>
+            </w:r>
+            <w:r>
+              <w:rPr>
+                <w:noProof/>
+                <w:webHidden/>
+              </w:rPr>
+              <w:fldChar w:fldCharType="separate"/>
+            </w:r>
+            <w:r>
+              <w:rPr>
+                <w:noProof/>
+                <w:webHidden/>
+              </w:rPr>
+              <w:t>12</w:t>
             </w:r>
             <w:r>
               <w:rPr>
@@ -2146,14 +2711,14 @@
               <w:noProof/>
             </w:rPr>
           </w:pPr>
-          <w:hyperlink w:anchor="_Toc100820965" w:history="1">
+          <w:hyperlink w:anchor="_Toc101471620" w:history="1">
             <w:r>
               <w:rPr>
                 <w:rStyle w:val="ab"/>
                 <w:rFonts w:ascii="宋体" w:eastAsia="宋体" w:hAnsi="宋体"/>
                 <w:noProof/>
               </w:rPr>
-              <w:t>3. 系统需求分析</w:t>
+              <w:t>4. 数据库设计</w:t>
             </w:r>
             <w:r>
               <w:rPr>
@@ -2174,7 +2739,7 @@
                 <w:noProof/>
                 <w:webHidden/>
               </w:rPr>
-              <w:instrText xml:space="preserve"> PAGEREF _Toc100820965 \h </w:instrText>
+              <w:instrText xml:space="preserve"> PAGEREF _Toc101471620 \h </w:instrText>
             </w:r>
             <w:r>
               <w:rPr>
@@ -2194,7 +2759,7 @@
                 <w:noProof/>
                 <w:webHidden/>
               </w:rPr>
-              <w:t>11</w:t>
+              <w:t>13</w:t>
             </w:r>
             <w:r>
               <w:rPr>
@@ -2215,14 +2780,14 @@
               <w:noProof/>
             </w:rPr>
           </w:pPr>
-          <w:hyperlink w:anchor="_Toc100820966" w:history="1">
+          <w:hyperlink w:anchor="_Toc101471621" w:history="1">
             <w:r>
               <w:rPr>
                 <w:rStyle w:val="ab"/>
                 <w:rFonts w:ascii="宋体" w:eastAsia="宋体" w:hAnsi="宋体"/>
                 <w:noProof/>
               </w:rPr>
-              <w:t>3.1 可行性分析</w:t>
+              <w:t>4.1 数据库概念结构设计</w:t>
             </w:r>
             <w:r>
               <w:rPr>
@@ -2243,7 +2808,7 @@
                 <w:noProof/>
                 <w:webHidden/>
               </w:rPr>
-              <w:instrText xml:space="preserve"> PAGEREF _Toc100820966 \h </w:instrText>
+              <w:instrText xml:space="preserve"> PAGEREF _Toc101471621 \h </w:instrText>
             </w:r>
             <w:r>
               <w:rPr>
@@ -2263,7 +2828,7 @@
                 <w:noProof/>
                 <w:webHidden/>
               </w:rPr>
-              <w:t>11</w:t>
+              <w:t>13</w:t>
             </w:r>
             <w:r>
               <w:rPr>
@@ -2284,14 +2849,14 @@
               <w:noProof/>
             </w:rPr>
           </w:pPr>
-          <w:hyperlink w:anchor="_Toc100820967" w:history="1">
+          <w:hyperlink w:anchor="_Toc101471622" w:history="1">
             <w:r>
               <w:rPr>
                 <w:rStyle w:val="ab"/>
                 <w:rFonts w:ascii="宋体" w:eastAsia="宋体" w:hAnsi="宋体"/>
                 <w:noProof/>
               </w:rPr>
-              <w:t>3.2 用户需求分析</w:t>
+              <w:t>4.2 数据库逻辑结构设计</w:t>
             </w:r>
             <w:r>
               <w:rPr>
@@ -2312,7 +2877,7 @@
                 <w:noProof/>
                 <w:webHidden/>
               </w:rPr>
-              <w:instrText xml:space="preserve"> PAGEREF _Toc100820967 \h </w:instrText>
+              <w:instrText xml:space="preserve"> PAGEREF _Toc101471622 \h </w:instrText>
             </w:r>
             <w:r>
               <w:rPr>
@@ -2332,7 +2897,76 @@
                 <w:noProof/>
                 <w:webHidden/>
               </w:rPr>
-              <w:t>12</w:t>
+              <w:t>16</w:t>
+            </w:r>
+            <w:r>
+              <w:rPr>
+                <w:noProof/>
+                <w:webHidden/>
+              </w:rPr>
+              <w:fldChar w:fldCharType="end"/>
+            </w:r>
+          </w:hyperlink>
+        </w:p>
+        <w:p>
+          <w:pPr>
+            <w:pStyle w:val="TOC1"/>
+            <w:tabs>
+              <w:tab w:val="right" w:leader="dot" w:pos="8296"/>
+            </w:tabs>
+            <w:rPr>
+              <w:noProof/>
+            </w:rPr>
+          </w:pPr>
+          <w:hyperlink w:anchor="_Toc101471623" w:history="1">
+            <w:r>
+              <w:rPr>
+                <w:rStyle w:val="ab"/>
+                <w:rFonts w:ascii="宋体" w:eastAsia="宋体" w:hAnsi="宋体"/>
+                <w:noProof/>
+              </w:rPr>
+              <w:t>5. 系统的详细设计与实现</w:t>
+            </w:r>
+            <w:r>
+              <w:rPr>
+                <w:noProof/>
+                <w:webHidden/>
+              </w:rPr>
+              <w:tab/>
+            </w:r>
+            <w:r>
+              <w:rPr>
+                <w:noProof/>
+                <w:webHidden/>
+              </w:rPr>
+              <w:fldChar w:fldCharType="begin"/>
+            </w:r>
+            <w:r>
+              <w:rPr>
+                <w:noProof/>
+                <w:webHidden/>
+              </w:rPr>
+              <w:instrText xml:space="preserve"> PAGEREF _Toc101471623 \h </w:instrText>
+            </w:r>
+            <w:r>
+              <w:rPr>
+                <w:noProof/>
+                <w:webHidden/>
+              </w:rPr>
+            </w:r>
+            <w:r>
+              <w:rPr>
+                <w:noProof/>
+                <w:webHidden/>
+              </w:rPr>
+              <w:fldChar w:fldCharType="separate"/>
+            </w:r>
+            <w:r>
+              <w:rPr>
+                <w:noProof/>
+                <w:webHidden/>
+              </w:rPr>
+              <w:t>19</w:t>
             </w:r>
             <w:r>
               <w:rPr>
@@ -2353,14 +2987,14 @@
               <w:noProof/>
             </w:rPr>
           </w:pPr>
-          <w:hyperlink w:anchor="_Toc100820968" w:history="1">
+          <w:hyperlink w:anchor="_Toc101471624" w:history="1">
             <w:r>
               <w:rPr>
                 <w:rStyle w:val="ab"/>
                 <w:rFonts w:ascii="宋体" w:eastAsia="宋体" w:hAnsi="宋体"/>
                 <w:noProof/>
               </w:rPr>
-              <w:t>3.3 功能模块分析</w:t>
+              <w:t>5.1 系统软件架构</w:t>
             </w:r>
             <w:r>
               <w:rPr>
@@ -2381,7 +3015,7 @@
                 <w:noProof/>
                 <w:webHidden/>
               </w:rPr>
-              <w:instrText xml:space="preserve"> PAGEREF _Toc100820968 \h </w:instrText>
+              <w:instrText xml:space="preserve"> PAGEREF _Toc101471624 \h </w:instrText>
             </w:r>
             <w:r>
               <w:rPr>
@@ -2401,7 +3035,416 @@
                 <w:noProof/>
                 <w:webHidden/>
               </w:rPr>
-              <w:t>12</w:t>
+              <w:t>19</w:t>
+            </w:r>
+            <w:r>
+              <w:rPr>
+                <w:noProof/>
+                <w:webHidden/>
+              </w:rPr>
+              <w:fldChar w:fldCharType="end"/>
+            </w:r>
+          </w:hyperlink>
+        </w:p>
+        <w:p>
+          <w:pPr>
+            <w:pStyle w:val="TOC3"/>
+            <w:tabs>
+              <w:tab w:val="right" w:leader="dot" w:pos="8296"/>
+            </w:tabs>
+            <w:rPr>
+              <w:noProof/>
+            </w:rPr>
+          </w:pPr>
+          <w:hyperlink w:anchor="_Toc101471625" w:history="1">
+            <w:r>
+              <w:rPr>
+                <w:rStyle w:val="ab"/>
+                <w:noProof/>
+              </w:rPr>
+              <w:t>5.1.1 注册模块和登陆模块</w:t>
+            </w:r>
+            <w:r>
+              <w:rPr>
+                <w:noProof/>
+                <w:webHidden/>
+              </w:rPr>
+              <w:tab/>
+            </w:r>
+            <w:r>
+              <w:rPr>
+                <w:noProof/>
+                <w:webHidden/>
+              </w:rPr>
+              <w:fldChar w:fldCharType="begin"/>
+            </w:r>
+            <w:r>
+              <w:rPr>
+                <w:noProof/>
+                <w:webHidden/>
+              </w:rPr>
+              <w:instrText xml:space="preserve"> PAGEREF _Toc101471625 \h </w:instrText>
+            </w:r>
+            <w:r>
+              <w:rPr>
+                <w:noProof/>
+                <w:webHidden/>
+              </w:rPr>
+            </w:r>
+            <w:r>
+              <w:rPr>
+                <w:noProof/>
+                <w:webHidden/>
+              </w:rPr>
+              <w:fldChar w:fldCharType="separate"/>
+            </w:r>
+            <w:r>
+              <w:rPr>
+                <w:noProof/>
+                <w:webHidden/>
+              </w:rPr>
+              <w:t>19</w:t>
+            </w:r>
+            <w:r>
+              <w:rPr>
+                <w:noProof/>
+                <w:webHidden/>
+              </w:rPr>
+              <w:fldChar w:fldCharType="end"/>
+            </w:r>
+          </w:hyperlink>
+        </w:p>
+        <w:p>
+          <w:pPr>
+            <w:pStyle w:val="TOC3"/>
+            <w:tabs>
+              <w:tab w:val="right" w:leader="dot" w:pos="8296"/>
+            </w:tabs>
+            <w:rPr>
+              <w:noProof/>
+            </w:rPr>
+          </w:pPr>
+          <w:hyperlink w:anchor="_Toc101471626" w:history="1">
+            <w:r>
+              <w:rPr>
+                <w:rStyle w:val="ab"/>
+                <w:noProof/>
+              </w:rPr>
+              <w:t>5.1.2 个人信息模块</w:t>
+            </w:r>
+            <w:r>
+              <w:rPr>
+                <w:noProof/>
+                <w:webHidden/>
+              </w:rPr>
+              <w:tab/>
+            </w:r>
+            <w:r>
+              <w:rPr>
+                <w:noProof/>
+                <w:webHidden/>
+              </w:rPr>
+              <w:fldChar w:fldCharType="begin"/>
+            </w:r>
+            <w:r>
+              <w:rPr>
+                <w:noProof/>
+                <w:webHidden/>
+              </w:rPr>
+              <w:instrText xml:space="preserve"> PAGEREF _Toc101471626 \h </w:instrText>
+            </w:r>
+            <w:r>
+              <w:rPr>
+                <w:noProof/>
+                <w:webHidden/>
+              </w:rPr>
+            </w:r>
+            <w:r>
+              <w:rPr>
+                <w:noProof/>
+                <w:webHidden/>
+              </w:rPr>
+              <w:fldChar w:fldCharType="separate"/>
+            </w:r>
+            <w:r>
+              <w:rPr>
+                <w:noProof/>
+                <w:webHidden/>
+              </w:rPr>
+              <w:t>20</w:t>
+            </w:r>
+            <w:r>
+              <w:rPr>
+                <w:noProof/>
+                <w:webHidden/>
+              </w:rPr>
+              <w:fldChar w:fldCharType="end"/>
+            </w:r>
+          </w:hyperlink>
+        </w:p>
+        <w:p>
+          <w:pPr>
+            <w:pStyle w:val="TOC3"/>
+            <w:tabs>
+              <w:tab w:val="right" w:leader="dot" w:pos="8296"/>
+            </w:tabs>
+            <w:rPr>
+              <w:noProof/>
+            </w:rPr>
+          </w:pPr>
+          <w:hyperlink w:anchor="_Toc101471627" w:history="1">
+            <w:r>
+              <w:rPr>
+                <w:rStyle w:val="ab"/>
+                <w:noProof/>
+              </w:rPr>
+              <w:t>5.1.3版块管理</w:t>
+            </w:r>
+            <w:r>
+              <w:rPr>
+                <w:noProof/>
+                <w:webHidden/>
+              </w:rPr>
+              <w:tab/>
+            </w:r>
+            <w:r>
+              <w:rPr>
+                <w:noProof/>
+                <w:webHidden/>
+              </w:rPr>
+              <w:fldChar w:fldCharType="begin"/>
+            </w:r>
+            <w:r>
+              <w:rPr>
+                <w:noProof/>
+                <w:webHidden/>
+              </w:rPr>
+              <w:instrText xml:space="preserve"> PAGEREF _Toc101471627 \h </w:instrText>
+            </w:r>
+            <w:r>
+              <w:rPr>
+                <w:noProof/>
+                <w:webHidden/>
+              </w:rPr>
+            </w:r>
+            <w:r>
+              <w:rPr>
+                <w:noProof/>
+                <w:webHidden/>
+              </w:rPr>
+              <w:fldChar w:fldCharType="separate"/>
+            </w:r>
+            <w:r>
+              <w:rPr>
+                <w:noProof/>
+                <w:webHidden/>
+              </w:rPr>
+              <w:t>22</w:t>
+            </w:r>
+            <w:r>
+              <w:rPr>
+                <w:noProof/>
+                <w:webHidden/>
+              </w:rPr>
+              <w:fldChar w:fldCharType="end"/>
+            </w:r>
+          </w:hyperlink>
+        </w:p>
+        <w:p>
+          <w:pPr>
+            <w:pStyle w:val="TOC3"/>
+            <w:tabs>
+              <w:tab w:val="right" w:leader="dot" w:pos="8296"/>
+            </w:tabs>
+            <w:rPr>
+              <w:noProof/>
+            </w:rPr>
+          </w:pPr>
+          <w:hyperlink w:anchor="_Toc101471628" w:history="1">
+            <w:r>
+              <w:rPr>
+                <w:rStyle w:val="ab"/>
+                <w:noProof/>
+              </w:rPr>
+              <w:t>5.1.4 帖子管理</w:t>
+            </w:r>
+            <w:r>
+              <w:rPr>
+                <w:noProof/>
+                <w:webHidden/>
+              </w:rPr>
+              <w:tab/>
+            </w:r>
+            <w:r>
+              <w:rPr>
+                <w:noProof/>
+                <w:webHidden/>
+              </w:rPr>
+              <w:fldChar w:fldCharType="begin"/>
+            </w:r>
+            <w:r>
+              <w:rPr>
+                <w:noProof/>
+                <w:webHidden/>
+              </w:rPr>
+              <w:instrText xml:space="preserve"> PAGEREF _Toc101471628 \h </w:instrText>
+            </w:r>
+            <w:r>
+              <w:rPr>
+                <w:noProof/>
+                <w:webHidden/>
+              </w:rPr>
+            </w:r>
+            <w:r>
+              <w:rPr>
+                <w:noProof/>
+                <w:webHidden/>
+              </w:rPr>
+              <w:fldChar w:fldCharType="separate"/>
+            </w:r>
+            <w:r>
+              <w:rPr>
+                <w:noProof/>
+                <w:webHidden/>
+              </w:rPr>
+              <w:t>22</w:t>
+            </w:r>
+            <w:r>
+              <w:rPr>
+                <w:noProof/>
+                <w:webHidden/>
+              </w:rPr>
+              <w:fldChar w:fldCharType="end"/>
+            </w:r>
+          </w:hyperlink>
+        </w:p>
+        <w:p>
+          <w:pPr>
+            <w:pStyle w:val="TOC3"/>
+            <w:tabs>
+              <w:tab w:val="right" w:leader="dot" w:pos="8296"/>
+            </w:tabs>
+            <w:rPr>
+              <w:noProof/>
+            </w:rPr>
+          </w:pPr>
+          <w:hyperlink w:anchor="_Toc101471629" w:history="1">
+            <w:r>
+              <w:rPr>
+                <w:rStyle w:val="ab"/>
+                <w:noProof/>
+              </w:rPr>
+              <w:t>5.1.5 帖子收藏、回复和浏览以及排行榜</w:t>
+            </w:r>
+            <w:r>
+              <w:rPr>
+                <w:noProof/>
+                <w:webHidden/>
+              </w:rPr>
+              <w:tab/>
+            </w:r>
+            <w:r>
+              <w:rPr>
+                <w:noProof/>
+                <w:webHidden/>
+              </w:rPr>
+              <w:fldChar w:fldCharType="begin"/>
+            </w:r>
+            <w:r>
+              <w:rPr>
+                <w:noProof/>
+                <w:webHidden/>
+              </w:rPr>
+              <w:instrText xml:space="preserve"> PAGEREF _Toc101471629 \h </w:instrText>
+            </w:r>
+            <w:r>
+              <w:rPr>
+                <w:noProof/>
+                <w:webHidden/>
+              </w:rPr>
+            </w:r>
+            <w:r>
+              <w:rPr>
+                <w:noProof/>
+                <w:webHidden/>
+              </w:rPr>
+              <w:fldChar w:fldCharType="separate"/>
+            </w:r>
+            <w:r>
+              <w:rPr>
+                <w:noProof/>
+                <w:webHidden/>
+              </w:rPr>
+              <w:t>24</w:t>
+            </w:r>
+            <w:r>
+              <w:rPr>
+                <w:noProof/>
+                <w:webHidden/>
+              </w:rPr>
+              <w:fldChar w:fldCharType="end"/>
+            </w:r>
+          </w:hyperlink>
+        </w:p>
+        <w:p>
+          <w:pPr>
+            <w:pStyle w:val="TOC1"/>
+            <w:tabs>
+              <w:tab w:val="right" w:leader="dot" w:pos="8296"/>
+            </w:tabs>
+            <w:rPr>
+              <w:noProof/>
+            </w:rPr>
+          </w:pPr>
+          <w:hyperlink w:anchor="_Toc101471630" w:history="1">
+            <w:r>
+              <w:rPr>
+                <w:rStyle w:val="ab"/>
+                <w:rFonts w:ascii="宋体" w:eastAsia="宋体" w:hAnsi="宋体"/>
+                <w:noProof/>
+              </w:rPr>
+              <w:t>6. 系统部署与测试</w:t>
+            </w:r>
+            <w:r>
+              <w:rPr>
+                <w:noProof/>
+                <w:webHidden/>
+              </w:rPr>
+              <w:tab/>
+            </w:r>
+            <w:r>
+              <w:rPr>
+                <w:noProof/>
+                <w:webHidden/>
+              </w:rPr>
+              <w:fldChar w:fldCharType="begin"/>
+            </w:r>
+            <w:r>
+              <w:rPr>
+                <w:noProof/>
+                <w:webHidden/>
+              </w:rPr>
+              <w:instrText xml:space="preserve"> PAGEREF _Toc101471630 \h </w:instrText>
+            </w:r>
+            <w:r>
+              <w:rPr>
+                <w:noProof/>
+                <w:webHidden/>
+              </w:rPr>
+            </w:r>
+            <w:r>
+              <w:rPr>
+                <w:noProof/>
+                <w:webHidden/>
+              </w:rPr>
+              <w:fldChar w:fldCharType="separate"/>
+            </w:r>
+            <w:r>
+              <w:rPr>
+                <w:noProof/>
+                <w:webHidden/>
+              </w:rPr>
+              <w:t>26</w:t>
             </w:r>
             <w:r>
               <w:rPr>
@@ -2422,14 +3465,14 @@
               <w:noProof/>
             </w:rPr>
           </w:pPr>
-          <w:hyperlink w:anchor="_Toc100820969" w:history="1">
+          <w:hyperlink w:anchor="_Toc101471631" w:history="1">
             <w:r>
               <w:rPr>
                 <w:rStyle w:val="ab"/>
                 <w:rFonts w:ascii="宋体" w:eastAsia="宋体" w:hAnsi="宋体"/>
                 <w:noProof/>
               </w:rPr>
-              <w:t>3.4 系统业务层分析</w:t>
+              <w:t>6.1 系统测试目的</w:t>
             </w:r>
             <w:r>
               <w:rPr>
@@ -2450,7 +3493,7 @@
                 <w:noProof/>
                 <w:webHidden/>
               </w:rPr>
-              <w:instrText xml:space="preserve"> PAGEREF _Toc100820969 \h </w:instrText>
+              <w:instrText xml:space="preserve"> PAGEREF _Toc101471631 \h </w:instrText>
             </w:r>
             <w:r>
               <w:rPr>
@@ -2470,7 +3513,214 @@
                 <w:noProof/>
                 <w:webHidden/>
               </w:rPr>
-              <w:t>12</w:t>
+              <w:t>26</w:t>
+            </w:r>
+            <w:r>
+              <w:rPr>
+                <w:noProof/>
+                <w:webHidden/>
+              </w:rPr>
+              <w:fldChar w:fldCharType="end"/>
+            </w:r>
+          </w:hyperlink>
+        </w:p>
+        <w:p>
+          <w:pPr>
+            <w:pStyle w:val="TOC2"/>
+            <w:tabs>
+              <w:tab w:val="right" w:leader="dot" w:pos="8296"/>
+            </w:tabs>
+            <w:rPr>
+              <w:noProof/>
+            </w:rPr>
+          </w:pPr>
+          <w:hyperlink w:anchor="_Toc101471632" w:history="1">
+            <w:r>
+              <w:rPr>
+                <w:rStyle w:val="ab"/>
+                <w:rFonts w:ascii="宋体" w:eastAsia="宋体" w:hAnsi="宋体"/>
+                <w:noProof/>
+              </w:rPr>
+              <w:t>6.2 系统部署</w:t>
+            </w:r>
+            <w:r>
+              <w:rPr>
+                <w:noProof/>
+                <w:webHidden/>
+              </w:rPr>
+              <w:tab/>
+            </w:r>
+            <w:r>
+              <w:rPr>
+                <w:noProof/>
+                <w:webHidden/>
+              </w:rPr>
+              <w:fldChar w:fldCharType="begin"/>
+            </w:r>
+            <w:r>
+              <w:rPr>
+                <w:noProof/>
+                <w:webHidden/>
+              </w:rPr>
+              <w:instrText xml:space="preserve"> PAGEREF _Toc101471632 \h </w:instrText>
+            </w:r>
+            <w:r>
+              <w:rPr>
+                <w:noProof/>
+                <w:webHidden/>
+              </w:rPr>
+            </w:r>
+            <w:r>
+              <w:rPr>
+                <w:noProof/>
+                <w:webHidden/>
+              </w:rPr>
+              <w:fldChar w:fldCharType="separate"/>
+            </w:r>
+            <w:r>
+              <w:rPr>
+                <w:noProof/>
+                <w:webHidden/>
+              </w:rPr>
+              <w:t>26</w:t>
+            </w:r>
+            <w:r>
+              <w:rPr>
+                <w:noProof/>
+                <w:webHidden/>
+              </w:rPr>
+              <w:fldChar w:fldCharType="end"/>
+            </w:r>
+          </w:hyperlink>
+        </w:p>
+        <w:p>
+          <w:pPr>
+            <w:pStyle w:val="TOC2"/>
+            <w:tabs>
+              <w:tab w:val="right" w:leader="dot" w:pos="8296"/>
+            </w:tabs>
+            <w:rPr>
+              <w:noProof/>
+            </w:rPr>
+          </w:pPr>
+          <w:hyperlink w:anchor="_Toc101471633" w:history="1">
+            <w:r>
+              <w:rPr>
+                <w:rStyle w:val="ab"/>
+                <w:rFonts w:ascii="宋体" w:eastAsia="宋体" w:hAnsi="宋体"/>
+                <w:noProof/>
+              </w:rPr>
+              <w:t>6.3 部署过程遇到的问题和解决方法</w:t>
+            </w:r>
+            <w:r>
+              <w:rPr>
+                <w:noProof/>
+                <w:webHidden/>
+              </w:rPr>
+              <w:tab/>
+            </w:r>
+            <w:r>
+              <w:rPr>
+                <w:noProof/>
+                <w:webHidden/>
+              </w:rPr>
+              <w:fldChar w:fldCharType="begin"/>
+            </w:r>
+            <w:r>
+              <w:rPr>
+                <w:noProof/>
+                <w:webHidden/>
+              </w:rPr>
+              <w:instrText xml:space="preserve"> PAGEREF _Toc101471633 \h </w:instrText>
+            </w:r>
+            <w:r>
+              <w:rPr>
+                <w:noProof/>
+                <w:webHidden/>
+              </w:rPr>
+            </w:r>
+            <w:r>
+              <w:rPr>
+                <w:noProof/>
+                <w:webHidden/>
+              </w:rPr>
+              <w:fldChar w:fldCharType="separate"/>
+            </w:r>
+            <w:r>
+              <w:rPr>
+                <w:noProof/>
+                <w:webHidden/>
+              </w:rPr>
+              <w:t>26</w:t>
+            </w:r>
+            <w:r>
+              <w:rPr>
+                <w:noProof/>
+                <w:webHidden/>
+              </w:rPr>
+              <w:fldChar w:fldCharType="end"/>
+            </w:r>
+          </w:hyperlink>
+        </w:p>
+        <w:p>
+          <w:pPr>
+            <w:pStyle w:val="TOC2"/>
+            <w:tabs>
+              <w:tab w:val="right" w:leader="dot" w:pos="8296"/>
+            </w:tabs>
+            <w:rPr>
+              <w:noProof/>
+            </w:rPr>
+          </w:pPr>
+          <w:hyperlink w:anchor="_Toc101471634" w:history="1">
+            <w:r>
+              <w:rPr>
+                <w:rStyle w:val="ab"/>
+                <w:rFonts w:ascii="宋体" w:eastAsia="宋体" w:hAnsi="宋体"/>
+                <w:noProof/>
+              </w:rPr>
+              <w:t>6.4 系统存在的不足</w:t>
+            </w:r>
+            <w:r>
+              <w:rPr>
+                <w:noProof/>
+                <w:webHidden/>
+              </w:rPr>
+              <w:tab/>
+            </w:r>
+            <w:r>
+              <w:rPr>
+                <w:noProof/>
+                <w:webHidden/>
+              </w:rPr>
+              <w:fldChar w:fldCharType="begin"/>
+            </w:r>
+            <w:r>
+              <w:rPr>
+                <w:noProof/>
+                <w:webHidden/>
+              </w:rPr>
+              <w:instrText xml:space="preserve"> PAGEREF _Toc101471634 \h </w:instrText>
+            </w:r>
+            <w:r>
+              <w:rPr>
+                <w:noProof/>
+                <w:webHidden/>
+              </w:rPr>
+            </w:r>
+            <w:r>
+              <w:rPr>
+                <w:noProof/>
+                <w:webHidden/>
+              </w:rPr>
+              <w:fldChar w:fldCharType="separate"/>
+            </w:r>
+            <w:r>
+              <w:rPr>
+                <w:noProof/>
+                <w:webHidden/>
+              </w:rPr>
+              <w:t>27</w:t>
             </w:r>
             <w:r>
               <w:rPr>
@@ -2491,14 +3741,14 @@
               <w:noProof/>
             </w:rPr>
           </w:pPr>
-          <w:hyperlink w:anchor="_Toc100820970" w:history="1">
+          <w:hyperlink w:anchor="_Toc101471635" w:history="1">
             <w:r>
               <w:rPr>
                 <w:rStyle w:val="ab"/>
                 <w:rFonts w:ascii="宋体" w:eastAsia="宋体" w:hAnsi="宋体"/>
                 <w:noProof/>
               </w:rPr>
-              <w:t>4. 数据库设计</w:t>
+              <w:t>结语</w:t>
             </w:r>
             <w:r>
               <w:rPr>
@@ -2519,7 +3769,7 @@
                 <w:noProof/>
                 <w:webHidden/>
               </w:rPr>
-              <w:instrText xml:space="preserve"> PAGEREF _Toc100820970 \h </w:instrText>
+              <w:instrText xml:space="preserve"> PAGEREF _Toc101471635 \h </w:instrText>
             </w:r>
             <w:r>
               <w:rPr>
@@ -2539,145 +3789,7 @@
                 <w:noProof/>
                 <w:webHidden/>
               </w:rPr>
-              <w:t>13</w:t>
-            </w:r>
-            <w:r>
-              <w:rPr>
-                <w:noProof/>
-                <w:webHidden/>
-              </w:rPr>
-              <w:fldChar w:fldCharType="end"/>
-            </w:r>
-          </w:hyperlink>
-        </w:p>
-        <w:p>
-          <w:pPr>
-            <w:pStyle w:val="TOC2"/>
-            <w:tabs>
-              <w:tab w:val="right" w:leader="dot" w:pos="8296"/>
-            </w:tabs>
-            <w:rPr>
-              <w:noProof/>
-            </w:rPr>
-          </w:pPr>
-          <w:hyperlink w:anchor="_Toc100820971" w:history="1">
-            <w:r>
-              <w:rPr>
-                <w:rStyle w:val="ab"/>
-                <w:rFonts w:ascii="宋体" w:eastAsia="宋体" w:hAnsi="宋体"/>
-                <w:noProof/>
-              </w:rPr>
-              <w:t>4.1 数据库概念结构设计</w:t>
-            </w:r>
-            <w:r>
-              <w:rPr>
-                <w:noProof/>
-                <w:webHidden/>
-              </w:rPr>
-              <w:tab/>
-            </w:r>
-            <w:r>
-              <w:rPr>
-                <w:noProof/>
-                <w:webHidden/>
-              </w:rPr>
-              <w:fldChar w:fldCharType="begin"/>
-            </w:r>
-            <w:r>
-              <w:rPr>
-                <w:noProof/>
-                <w:webHidden/>
-              </w:rPr>
-              <w:instrText xml:space="preserve"> PAGEREF _Toc100820971 \h </w:instrText>
-            </w:r>
-            <w:r>
-              <w:rPr>
-                <w:noProof/>
-                <w:webHidden/>
-              </w:rPr>
-            </w:r>
-            <w:r>
-              <w:rPr>
-                <w:noProof/>
-                <w:webHidden/>
-              </w:rPr>
-              <w:fldChar w:fldCharType="separate"/>
-            </w:r>
-            <w:r>
-              <w:rPr>
-                <w:noProof/>
-                <w:webHidden/>
-              </w:rPr>
-              <w:t>13</w:t>
-            </w:r>
-            <w:r>
-              <w:rPr>
-                <w:noProof/>
-                <w:webHidden/>
-              </w:rPr>
-              <w:fldChar w:fldCharType="end"/>
-            </w:r>
-          </w:hyperlink>
-        </w:p>
-        <w:p>
-          <w:pPr>
-            <w:pStyle w:val="TOC2"/>
-            <w:tabs>
-              <w:tab w:val="right" w:leader="dot" w:pos="8296"/>
-            </w:tabs>
-            <w:rPr>
-              <w:noProof/>
-            </w:rPr>
-          </w:pPr>
-          <w:hyperlink w:anchor="_Toc100820972" w:history="1">
-            <w:r>
-              <w:rPr>
-                <w:rStyle w:val="ab"/>
-                <w:rFonts w:ascii="宋体" w:eastAsia="宋体" w:hAnsi="宋体"/>
-                <w:noProof/>
-              </w:rPr>
-              <w:t>4.2 数据库逻辑结构设计</w:t>
-            </w:r>
-            <w:r>
-              <w:rPr>
-                <w:noProof/>
-                <w:webHidden/>
-              </w:rPr>
-              <w:tab/>
-            </w:r>
-            <w:r>
-              <w:rPr>
-                <w:noProof/>
-                <w:webHidden/>
-              </w:rPr>
-              <w:fldChar w:fldCharType="begin"/>
-            </w:r>
-            <w:r>
-              <w:rPr>
-                <w:noProof/>
-                <w:webHidden/>
-              </w:rPr>
-              <w:instrText xml:space="preserve"> PAGEREF _Toc100820972 \h </w:instrText>
-            </w:r>
-            <w:r>
-              <w:rPr>
-                <w:noProof/>
-                <w:webHidden/>
-              </w:rPr>
-            </w:r>
-            <w:r>
-              <w:rPr>
-                <w:noProof/>
-                <w:webHidden/>
-              </w:rPr>
-              <w:fldChar w:fldCharType="separate"/>
-            </w:r>
-            <w:r>
-              <w:rPr>
-                <w:noProof/>
-                <w:webHidden/>
-              </w:rPr>
-              <w:t>15</w:t>
+              <w:t>27</w:t>
             </w:r>
             <w:r>
               <w:rPr>
@@ -2698,14 +3810,14 @@
               <w:noProof/>
             </w:rPr>
           </w:pPr>
-          <w:hyperlink w:anchor="_Toc100820973" w:history="1">
+          <w:hyperlink w:anchor="_Toc101471636" w:history="1">
             <w:r>
               <w:rPr>
                 <w:rStyle w:val="ab"/>
                 <w:rFonts w:ascii="宋体" w:eastAsia="宋体" w:hAnsi="宋体"/>
                 <w:noProof/>
               </w:rPr>
-              <w:t>5. 系统的详细设计与实现</w:t>
+              <w:t>参考文献</w:t>
             </w:r>
             <w:r>
               <w:rPr>
@@ -2726,7 +3838,7 @@
                 <w:noProof/>
                 <w:webHidden/>
               </w:rPr>
-              <w:instrText xml:space="preserve"> PAGEREF _Toc100820973 \h </w:instrText>
+              <w:instrText xml:space="preserve"> PAGEREF _Toc101471636 \h </w:instrText>
             </w:r>
             <w:r>
               <w:rPr>
@@ -2746,621 +3858,7 @@
                 <w:noProof/>
                 <w:webHidden/>
               </w:rPr>
-              <w:t>18</w:t>
-            </w:r>
-            <w:r>
-              <w:rPr>
-                <w:noProof/>
-                <w:webHidden/>
-              </w:rPr>
-              <w:fldChar w:fldCharType="end"/>
-            </w:r>
-          </w:hyperlink>
-        </w:p>
-        <w:p>
-          <w:pPr>
-            <w:pStyle w:val="TOC2"/>
-            <w:tabs>
-              <w:tab w:val="right" w:leader="dot" w:pos="8296"/>
-            </w:tabs>
-            <w:rPr>
-              <w:noProof/>
-            </w:rPr>
-          </w:pPr>
-          <w:hyperlink w:anchor="_Toc100820974" w:history="1">
-            <w:r>
-              <w:rPr>
-                <w:rStyle w:val="ab"/>
-                <w:rFonts w:ascii="宋体" w:eastAsia="宋体" w:hAnsi="宋体"/>
-                <w:noProof/>
-              </w:rPr>
-              <w:t>5.1系统需求分析</w:t>
-            </w:r>
-            <w:r>
-              <w:rPr>
-                <w:noProof/>
-                <w:webHidden/>
-              </w:rPr>
-              <w:tab/>
-            </w:r>
-            <w:r>
-              <w:rPr>
-                <w:noProof/>
-                <w:webHidden/>
-              </w:rPr>
-              <w:fldChar w:fldCharType="begin"/>
-            </w:r>
-            <w:r>
-              <w:rPr>
-                <w:noProof/>
-                <w:webHidden/>
-              </w:rPr>
-              <w:instrText xml:space="preserve"> PAGEREF _Toc100820974 \h </w:instrText>
-            </w:r>
-            <w:r>
-              <w:rPr>
-                <w:noProof/>
-                <w:webHidden/>
-              </w:rPr>
-            </w:r>
-            <w:r>
-              <w:rPr>
-                <w:noProof/>
-                <w:webHidden/>
-              </w:rPr>
-              <w:fldChar w:fldCharType="separate"/>
-            </w:r>
-            <w:r>
-              <w:rPr>
-                <w:noProof/>
-                <w:webHidden/>
-              </w:rPr>
-              <w:t>18</w:t>
-            </w:r>
-            <w:r>
-              <w:rPr>
-                <w:noProof/>
-                <w:webHidden/>
-              </w:rPr>
-              <w:fldChar w:fldCharType="end"/>
-            </w:r>
-          </w:hyperlink>
-        </w:p>
-        <w:p>
-          <w:pPr>
-            <w:pStyle w:val="TOC3"/>
-            <w:tabs>
-              <w:tab w:val="right" w:leader="dot" w:pos="8296"/>
-            </w:tabs>
-            <w:rPr>
-              <w:noProof/>
-            </w:rPr>
-          </w:pPr>
-          <w:hyperlink w:anchor="_Toc100820975" w:history="1">
-            <w:r>
-              <w:rPr>
-                <w:rStyle w:val="ab"/>
-                <w:noProof/>
-              </w:rPr>
-              <w:t>5.1.1 功能需求</w:t>
-            </w:r>
-            <w:r>
-              <w:rPr>
-                <w:noProof/>
-                <w:webHidden/>
-              </w:rPr>
-              <w:tab/>
-            </w:r>
-            <w:r>
-              <w:rPr>
-                <w:noProof/>
-                <w:webHidden/>
-              </w:rPr>
-              <w:fldChar w:fldCharType="begin"/>
-            </w:r>
-            <w:r>
-              <w:rPr>
-                <w:noProof/>
-                <w:webHidden/>
-              </w:rPr>
-              <w:instrText xml:space="preserve"> PAGEREF _Toc100820975 \h </w:instrText>
-            </w:r>
-            <w:r>
-              <w:rPr>
-                <w:noProof/>
-                <w:webHidden/>
-              </w:rPr>
-            </w:r>
-            <w:r>
-              <w:rPr>
-                <w:noProof/>
-                <w:webHidden/>
-              </w:rPr>
-              <w:fldChar w:fldCharType="separate"/>
-            </w:r>
-            <w:r>
-              <w:rPr>
-                <w:noProof/>
-                <w:webHidden/>
-              </w:rPr>
-              <w:t>18</w:t>
-            </w:r>
-            <w:r>
-              <w:rPr>
-                <w:noProof/>
-                <w:webHidden/>
-              </w:rPr>
-              <w:fldChar w:fldCharType="end"/>
-            </w:r>
-          </w:hyperlink>
-        </w:p>
-        <w:p>
-          <w:pPr>
-            <w:pStyle w:val="TOC3"/>
-            <w:tabs>
-              <w:tab w:val="right" w:leader="dot" w:pos="8296"/>
-            </w:tabs>
-            <w:rPr>
-              <w:noProof/>
-            </w:rPr>
-          </w:pPr>
-          <w:hyperlink w:anchor="_Toc100820976" w:history="1">
-            <w:r>
-              <w:rPr>
-                <w:rStyle w:val="ab"/>
-                <w:noProof/>
-              </w:rPr>
-              <w:t>5.1.2 性能需求</w:t>
-            </w:r>
-            <w:r>
-              <w:rPr>
-                <w:noProof/>
-                <w:webHidden/>
-              </w:rPr>
-              <w:tab/>
-            </w:r>
-            <w:r>
-              <w:rPr>
-                <w:noProof/>
-                <w:webHidden/>
-              </w:rPr>
-              <w:fldChar w:fldCharType="begin"/>
-            </w:r>
-            <w:r>
-              <w:rPr>
-                <w:noProof/>
-                <w:webHidden/>
-              </w:rPr>
-              <w:instrText xml:space="preserve"> PAGEREF _Toc100820976 \h </w:instrText>
-            </w:r>
-            <w:r>
-              <w:rPr>
-                <w:noProof/>
-                <w:webHidden/>
-              </w:rPr>
-            </w:r>
-            <w:r>
-              <w:rPr>
-                <w:noProof/>
-                <w:webHidden/>
-              </w:rPr>
-              <w:fldChar w:fldCharType="separate"/>
-            </w:r>
-            <w:r>
-              <w:rPr>
-                <w:noProof/>
-                <w:webHidden/>
-              </w:rPr>
-              <w:t>18</w:t>
-            </w:r>
-            <w:r>
-              <w:rPr>
-                <w:noProof/>
-                <w:webHidden/>
-              </w:rPr>
-              <w:fldChar w:fldCharType="end"/>
-            </w:r>
-          </w:hyperlink>
-        </w:p>
-        <w:p>
-          <w:pPr>
-            <w:pStyle w:val="TOC2"/>
-            <w:tabs>
-              <w:tab w:val="right" w:leader="dot" w:pos="8296"/>
-            </w:tabs>
-            <w:rPr>
-              <w:noProof/>
-            </w:rPr>
-          </w:pPr>
-          <w:hyperlink w:anchor="_Toc100820977" w:history="1">
-            <w:r>
-              <w:rPr>
-                <w:rStyle w:val="ab"/>
-                <w:rFonts w:ascii="宋体" w:eastAsia="宋体" w:hAnsi="宋体"/>
-                <w:noProof/>
-              </w:rPr>
-              <w:t>5.2 系统软件架构</w:t>
-            </w:r>
-            <w:r>
-              <w:rPr>
-                <w:noProof/>
-                <w:webHidden/>
-              </w:rPr>
-              <w:tab/>
-            </w:r>
-            <w:r>
-              <w:rPr>
-                <w:noProof/>
-                <w:webHidden/>
-              </w:rPr>
-              <w:fldChar w:fldCharType="begin"/>
-            </w:r>
-            <w:r>
-              <w:rPr>
-                <w:noProof/>
-                <w:webHidden/>
-              </w:rPr>
-              <w:instrText xml:space="preserve"> PAGEREF _Toc100820977 \h </w:instrText>
-            </w:r>
-            <w:r>
-              <w:rPr>
-                <w:noProof/>
-                <w:webHidden/>
-              </w:rPr>
-            </w:r>
-            <w:r>
-              <w:rPr>
-                <w:noProof/>
-                <w:webHidden/>
-              </w:rPr>
-              <w:fldChar w:fldCharType="separate"/>
-            </w:r>
-            <w:r>
-              <w:rPr>
-                <w:noProof/>
-                <w:webHidden/>
-              </w:rPr>
-              <w:t>18</w:t>
-            </w:r>
-            <w:r>
-              <w:rPr>
-                <w:noProof/>
-                <w:webHidden/>
-              </w:rPr>
-              <w:fldChar w:fldCharType="end"/>
-            </w:r>
-          </w:hyperlink>
-        </w:p>
-        <w:p>
-          <w:pPr>
-            <w:pStyle w:val="TOC3"/>
-            <w:tabs>
-              <w:tab w:val="right" w:leader="dot" w:pos="8296"/>
-            </w:tabs>
-            <w:rPr>
-              <w:noProof/>
-            </w:rPr>
-          </w:pPr>
-          <w:hyperlink w:anchor="_Toc100820978" w:history="1">
-            <w:r>
-              <w:rPr>
-                <w:rStyle w:val="ab"/>
-                <w:noProof/>
-              </w:rPr>
-              <w:t>5.2.1 注册模块和登陆模块</w:t>
-            </w:r>
-            <w:r>
-              <w:rPr>
-                <w:noProof/>
-                <w:webHidden/>
-              </w:rPr>
-              <w:tab/>
-            </w:r>
-            <w:r>
-              <w:rPr>
-                <w:noProof/>
-                <w:webHidden/>
-              </w:rPr>
-              <w:fldChar w:fldCharType="begin"/>
-            </w:r>
-            <w:r>
-              <w:rPr>
-                <w:noProof/>
-                <w:webHidden/>
-              </w:rPr>
-              <w:instrText xml:space="preserve"> PAGEREF _Toc100820978 \h </w:instrText>
-            </w:r>
-            <w:r>
-              <w:rPr>
-                <w:noProof/>
-                <w:webHidden/>
-              </w:rPr>
-            </w:r>
-            <w:r>
-              <w:rPr>
-                <w:noProof/>
-                <w:webHidden/>
-              </w:rPr>
-              <w:fldChar w:fldCharType="separate"/>
-            </w:r>
-            <w:r>
-              <w:rPr>
-                <w:noProof/>
-                <w:webHidden/>
-              </w:rPr>
-              <w:t>18</w:t>
-            </w:r>
-            <w:r>
-              <w:rPr>
-                <w:noProof/>
-                <w:webHidden/>
-              </w:rPr>
-              <w:fldChar w:fldCharType="end"/>
-            </w:r>
-          </w:hyperlink>
-        </w:p>
-        <w:p>
-          <w:pPr>
-            <w:pStyle w:val="TOC3"/>
-            <w:tabs>
-              <w:tab w:val="right" w:leader="dot" w:pos="8296"/>
-            </w:tabs>
-            <w:rPr>
-              <w:noProof/>
-            </w:rPr>
-          </w:pPr>
-          <w:hyperlink w:anchor="_Toc100820979" w:history="1">
-            <w:r>
-              <w:rPr>
-                <w:rStyle w:val="ab"/>
-                <w:noProof/>
-              </w:rPr>
-              <w:t>5.2.2 个人信息模块</w:t>
-            </w:r>
-            <w:r>
-              <w:rPr>
-                <w:noProof/>
-                <w:webHidden/>
-              </w:rPr>
-              <w:tab/>
-            </w:r>
-            <w:r>
-              <w:rPr>
-                <w:noProof/>
-                <w:webHidden/>
-              </w:rPr>
-              <w:fldChar w:fldCharType="begin"/>
-            </w:r>
-            <w:r>
-              <w:rPr>
-                <w:noProof/>
-                <w:webHidden/>
-              </w:rPr>
-              <w:instrText xml:space="preserve"> PAGEREF _Toc100820979 \h </w:instrText>
-            </w:r>
-            <w:r>
-              <w:rPr>
-                <w:noProof/>
-                <w:webHidden/>
-              </w:rPr>
-            </w:r>
-            <w:r>
-              <w:rPr>
-                <w:noProof/>
-                <w:webHidden/>
-              </w:rPr>
-              <w:fldChar w:fldCharType="separate"/>
-            </w:r>
-            <w:r>
-              <w:rPr>
-                <w:noProof/>
-                <w:webHidden/>
-              </w:rPr>
-              <w:t>19</w:t>
-            </w:r>
-            <w:r>
-              <w:rPr>
-                <w:noProof/>
-                <w:webHidden/>
-              </w:rPr>
-              <w:fldChar w:fldCharType="end"/>
-            </w:r>
-          </w:hyperlink>
-        </w:p>
-        <w:p>
-          <w:pPr>
-            <w:pStyle w:val="TOC3"/>
-            <w:tabs>
-              <w:tab w:val="right" w:leader="dot" w:pos="8296"/>
-            </w:tabs>
-            <w:rPr>
-              <w:noProof/>
-            </w:rPr>
-          </w:pPr>
-          <w:hyperlink w:anchor="_Toc100820980" w:history="1">
-            <w:r>
-              <w:rPr>
-                <w:rStyle w:val="ab"/>
-                <w:noProof/>
-              </w:rPr>
-              <w:t>5.2.3版块管理</w:t>
-            </w:r>
-            <w:r>
-              <w:rPr>
-                <w:noProof/>
-                <w:webHidden/>
-              </w:rPr>
-              <w:tab/>
-            </w:r>
-            <w:r>
-              <w:rPr>
-                <w:noProof/>
-                <w:webHidden/>
-              </w:rPr>
-              <w:fldChar w:fldCharType="begin"/>
-            </w:r>
-            <w:r>
-              <w:rPr>
-                <w:noProof/>
-                <w:webHidden/>
-              </w:rPr>
-              <w:instrText xml:space="preserve"> PAGEREF _Toc100820980 \h </w:instrText>
-            </w:r>
-            <w:r>
-              <w:rPr>
-                <w:noProof/>
-                <w:webHidden/>
-              </w:rPr>
-            </w:r>
-            <w:r>
-              <w:rPr>
-                <w:noProof/>
-                <w:webHidden/>
-              </w:rPr>
-              <w:fldChar w:fldCharType="separate"/>
-            </w:r>
-            <w:r>
-              <w:rPr>
-                <w:noProof/>
-                <w:webHidden/>
-              </w:rPr>
-              <w:t>21</w:t>
-            </w:r>
-            <w:r>
-              <w:rPr>
-                <w:noProof/>
-                <w:webHidden/>
-              </w:rPr>
-              <w:fldChar w:fldCharType="end"/>
-            </w:r>
-          </w:hyperlink>
-        </w:p>
-        <w:p>
-          <w:pPr>
-            <w:pStyle w:val="TOC3"/>
-            <w:tabs>
-              <w:tab w:val="right" w:leader="dot" w:pos="8296"/>
-            </w:tabs>
-            <w:rPr>
-              <w:noProof/>
-            </w:rPr>
-          </w:pPr>
-          <w:hyperlink w:anchor="_Toc100820981" w:history="1">
-            <w:r>
-              <w:rPr>
-                <w:rStyle w:val="ab"/>
-                <w:noProof/>
-              </w:rPr>
-              <w:t>5.2.4 帖子管理</w:t>
-            </w:r>
-            <w:r>
-              <w:rPr>
-                <w:noProof/>
-                <w:webHidden/>
-              </w:rPr>
-              <w:tab/>
-            </w:r>
-            <w:r>
-              <w:rPr>
-                <w:noProof/>
-                <w:webHidden/>
-              </w:rPr>
-              <w:fldChar w:fldCharType="begin"/>
-            </w:r>
-            <w:r>
-              <w:rPr>
-                <w:noProof/>
-                <w:webHidden/>
-              </w:rPr>
-              <w:instrText xml:space="preserve"> PAGEREF _Toc100820981 \h </w:instrText>
-            </w:r>
-            <w:r>
-              <w:rPr>
-                <w:noProof/>
-                <w:webHidden/>
-              </w:rPr>
-            </w:r>
-            <w:r>
-              <w:rPr>
-                <w:noProof/>
-                <w:webHidden/>
-              </w:rPr>
-              <w:fldChar w:fldCharType="separate"/>
-            </w:r>
-            <w:r>
-              <w:rPr>
-                <w:noProof/>
-                <w:webHidden/>
-              </w:rPr>
-              <w:t>21</w:t>
-            </w:r>
-            <w:r>
-              <w:rPr>
-                <w:noProof/>
-                <w:webHidden/>
-              </w:rPr>
-              <w:fldChar w:fldCharType="end"/>
-            </w:r>
-          </w:hyperlink>
-        </w:p>
-        <w:p>
-          <w:pPr>
-            <w:pStyle w:val="TOC3"/>
-            <w:tabs>
-              <w:tab w:val="right" w:leader="dot" w:pos="8296"/>
-            </w:tabs>
-            <w:rPr>
-              <w:noProof/>
-            </w:rPr>
-          </w:pPr>
-          <w:hyperlink w:anchor="_Toc100820982" w:history="1">
-            <w:r>
-              <w:rPr>
-                <w:rStyle w:val="ab"/>
-                <w:noProof/>
-              </w:rPr>
-              <w:t>5.2.5 帖子收藏、回复和浏览以及排行榜</w:t>
-            </w:r>
-            <w:r>
-              <w:rPr>
-                <w:noProof/>
-                <w:webHidden/>
-              </w:rPr>
-              <w:tab/>
-            </w:r>
-            <w:r>
-              <w:rPr>
-                <w:noProof/>
-                <w:webHidden/>
-              </w:rPr>
-              <w:fldChar w:fldCharType="begin"/>
-            </w:r>
-            <w:r>
-              <w:rPr>
-                <w:noProof/>
-                <w:webHidden/>
-              </w:rPr>
-              <w:instrText xml:space="preserve"> PAGEREF _Toc100820982 \h </w:instrText>
-            </w:r>
-            <w:r>
-              <w:rPr>
-                <w:noProof/>
-                <w:webHidden/>
-              </w:rPr>
-            </w:r>
-            <w:r>
-              <w:rPr>
-                <w:noProof/>
-                <w:webHidden/>
-              </w:rPr>
-              <w:fldChar w:fldCharType="separate"/>
-            </w:r>
-            <w:r>
-              <w:rPr>
-                <w:noProof/>
-                <w:webHidden/>
-              </w:rPr>
-              <w:t>23</w:t>
+              <w:t>28</w:t>
             </w:r>
             <w:r>
               <w:rPr>
@@ -3381,14 +3879,14 @@
               <w:noProof/>
             </w:rPr>
           </w:pPr>
-          <w:hyperlink w:anchor="_Toc100820983" w:history="1">
+          <w:hyperlink w:anchor="_Toc101471637" w:history="1">
             <w:r>
               <w:rPr>
                 <w:rStyle w:val="ab"/>
                 <w:rFonts w:ascii="宋体" w:eastAsia="宋体" w:hAnsi="宋体"/>
                 <w:noProof/>
               </w:rPr>
-              <w:t>6. 系统部署与测试</w:t>
+              <w:t>致谢</w:t>
             </w:r>
             <w:r>
               <w:rPr>
@@ -3409,7 +3907,7 @@
                 <w:noProof/>
                 <w:webHidden/>
               </w:rPr>
-              <w:instrText xml:space="preserve"> PAGEREF _Toc100820983 \h </w:instrText>
+              <w:instrText xml:space="preserve"> PAGEREF _Toc101471637 \h </w:instrText>
             </w:r>
             <w:r>
               <w:rPr>
@@ -3429,421 +3927,7 @@
                 <w:noProof/>
                 <w:webHidden/>
               </w:rPr>
-              <w:t>25</w:t>
-            </w:r>
-            <w:r>
-              <w:rPr>
-                <w:noProof/>
-                <w:webHidden/>
-              </w:rPr>
-              <w:fldChar w:fldCharType="end"/>
-            </w:r>
-          </w:hyperlink>
-        </w:p>
-        <w:p>
-          <w:pPr>
-            <w:pStyle w:val="TOC2"/>
-            <w:tabs>
-              <w:tab w:val="right" w:leader="dot" w:pos="8296"/>
-            </w:tabs>
-            <w:rPr>
-              <w:noProof/>
-            </w:rPr>
-          </w:pPr>
-          <w:hyperlink w:anchor="_Toc100820984" w:history="1">
-            <w:r>
-              <w:rPr>
-                <w:rStyle w:val="ab"/>
-                <w:rFonts w:ascii="宋体" w:eastAsia="宋体" w:hAnsi="宋体"/>
-                <w:noProof/>
-              </w:rPr>
-              <w:t>6.1 系统测试目的</w:t>
-            </w:r>
-            <w:r>
-              <w:rPr>
-                <w:noProof/>
-                <w:webHidden/>
-              </w:rPr>
-              <w:tab/>
-            </w:r>
-            <w:r>
-              <w:rPr>
-                <w:noProof/>
-                <w:webHidden/>
-              </w:rPr>
-              <w:fldChar w:fldCharType="begin"/>
-            </w:r>
-            <w:r>
-              <w:rPr>
-                <w:noProof/>
-                <w:webHidden/>
-              </w:rPr>
-              <w:instrText xml:space="preserve"> PAGEREF _Toc100820984 \h </w:instrText>
-            </w:r>
-            <w:r>
-              <w:rPr>
-                <w:noProof/>
-                <w:webHidden/>
-              </w:rPr>
-            </w:r>
-            <w:r>
-              <w:rPr>
-                <w:noProof/>
-                <w:webHidden/>
-              </w:rPr>
-              <w:fldChar w:fldCharType="separate"/>
-            </w:r>
-            <w:r>
-              <w:rPr>
-                <w:noProof/>
-                <w:webHidden/>
-              </w:rPr>
-              <w:t>25</w:t>
-            </w:r>
-            <w:r>
-              <w:rPr>
-                <w:noProof/>
-                <w:webHidden/>
-              </w:rPr>
-              <w:fldChar w:fldCharType="end"/>
-            </w:r>
-          </w:hyperlink>
-        </w:p>
-        <w:p>
-          <w:pPr>
-            <w:pStyle w:val="TOC2"/>
-            <w:tabs>
-              <w:tab w:val="right" w:leader="dot" w:pos="8296"/>
-            </w:tabs>
-            <w:rPr>
-              <w:noProof/>
-            </w:rPr>
-          </w:pPr>
-          <w:hyperlink w:anchor="_Toc100820985" w:history="1">
-            <w:r>
-              <w:rPr>
-                <w:rStyle w:val="ab"/>
-                <w:rFonts w:ascii="宋体" w:eastAsia="宋体" w:hAnsi="宋体"/>
-                <w:noProof/>
-              </w:rPr>
-              <w:t>6.2 系统部署</w:t>
-            </w:r>
-            <w:r>
-              <w:rPr>
-                <w:noProof/>
-                <w:webHidden/>
-              </w:rPr>
-              <w:tab/>
-            </w:r>
-            <w:r>
-              <w:rPr>
-                <w:noProof/>
-                <w:webHidden/>
-              </w:rPr>
-              <w:fldChar w:fldCharType="begin"/>
-            </w:r>
-            <w:r>
-              <w:rPr>
-                <w:noProof/>
-                <w:webHidden/>
-              </w:rPr>
-              <w:instrText xml:space="preserve"> PAGEREF _Toc100820985 \h </w:instrText>
-            </w:r>
-            <w:r>
-              <w:rPr>
-                <w:noProof/>
-                <w:webHidden/>
-              </w:rPr>
-            </w:r>
-            <w:r>
-              <w:rPr>
-                <w:noProof/>
-                <w:webHidden/>
-              </w:rPr>
-              <w:fldChar w:fldCharType="separate"/>
-            </w:r>
-            <w:r>
-              <w:rPr>
-                <w:noProof/>
-                <w:webHidden/>
-              </w:rPr>
-              <w:t>25</w:t>
-            </w:r>
-            <w:r>
-              <w:rPr>
-                <w:noProof/>
-                <w:webHidden/>
-              </w:rPr>
-              <w:fldChar w:fldCharType="end"/>
-            </w:r>
-          </w:hyperlink>
-        </w:p>
-        <w:p>
-          <w:pPr>
-            <w:pStyle w:val="TOC2"/>
-            <w:tabs>
-              <w:tab w:val="right" w:leader="dot" w:pos="8296"/>
-            </w:tabs>
-            <w:rPr>
-              <w:noProof/>
-            </w:rPr>
-          </w:pPr>
-          <w:hyperlink w:anchor="_Toc100820986" w:history="1">
-            <w:r>
-              <w:rPr>
-                <w:rStyle w:val="ab"/>
-                <w:rFonts w:ascii="宋体" w:eastAsia="宋体" w:hAnsi="宋体"/>
-                <w:noProof/>
-              </w:rPr>
-              <w:t>6.3 部署过程遇到的问题和解决方法</w:t>
-            </w:r>
-            <w:r>
-              <w:rPr>
-                <w:noProof/>
-                <w:webHidden/>
-              </w:rPr>
-              <w:tab/>
-            </w:r>
-            <w:r>
-              <w:rPr>
-                <w:noProof/>
-                <w:webHidden/>
-              </w:rPr>
-              <w:fldChar w:fldCharType="begin"/>
-            </w:r>
-            <w:r>
-              <w:rPr>
-                <w:noProof/>
-                <w:webHidden/>
-              </w:rPr>
-              <w:instrText xml:space="preserve"> PAGEREF _Toc100820986 \h </w:instrText>
-            </w:r>
-            <w:r>
-              <w:rPr>
-                <w:noProof/>
-                <w:webHidden/>
-              </w:rPr>
-            </w:r>
-            <w:r>
-              <w:rPr>
-                <w:noProof/>
-                <w:webHidden/>
-              </w:rPr>
-              <w:fldChar w:fldCharType="separate"/>
-            </w:r>
-            <w:r>
-              <w:rPr>
-                <w:noProof/>
-                <w:webHidden/>
-              </w:rPr>
-              <w:t>25</w:t>
-            </w:r>
-            <w:r>
-              <w:rPr>
-                <w:noProof/>
-                <w:webHidden/>
-              </w:rPr>
-              <w:fldChar w:fldCharType="end"/>
-            </w:r>
-          </w:hyperlink>
-        </w:p>
-        <w:p>
-          <w:pPr>
-            <w:pStyle w:val="TOC2"/>
-            <w:tabs>
-              <w:tab w:val="right" w:leader="dot" w:pos="8296"/>
-            </w:tabs>
-            <w:rPr>
-              <w:noProof/>
-            </w:rPr>
-          </w:pPr>
-          <w:hyperlink w:anchor="_Toc100820987" w:history="1">
-            <w:r>
-              <w:rPr>
-                <w:rStyle w:val="ab"/>
-                <w:rFonts w:ascii="宋体" w:eastAsia="宋体" w:hAnsi="宋体"/>
-                <w:noProof/>
-              </w:rPr>
-              <w:t>6.4 系统存在的不足</w:t>
-            </w:r>
-            <w:r>
-              <w:rPr>
-                <w:noProof/>
-                <w:webHidden/>
-              </w:rPr>
-              <w:tab/>
-            </w:r>
-            <w:r>
-              <w:rPr>
-                <w:noProof/>
-                <w:webHidden/>
-              </w:rPr>
-              <w:fldChar w:fldCharType="begin"/>
-            </w:r>
-            <w:r>
-              <w:rPr>
-                <w:noProof/>
-                <w:webHidden/>
-              </w:rPr>
-              <w:instrText xml:space="preserve"> PAGEREF _Toc100820987 \h </w:instrText>
-            </w:r>
-            <w:r>
-              <w:rPr>
-                <w:noProof/>
-                <w:webHidden/>
-              </w:rPr>
-            </w:r>
-            <w:r>
-              <w:rPr>
-                <w:noProof/>
-                <w:webHidden/>
-              </w:rPr>
-              <w:fldChar w:fldCharType="separate"/>
-            </w:r>
-            <w:r>
-              <w:rPr>
-                <w:noProof/>
-                <w:webHidden/>
-              </w:rPr>
-              <w:t>26</w:t>
-            </w:r>
-            <w:r>
-              <w:rPr>
-                <w:noProof/>
-                <w:webHidden/>
-              </w:rPr>
-              <w:fldChar w:fldCharType="end"/>
-            </w:r>
-          </w:hyperlink>
-        </w:p>
-        <w:p>
-          <w:pPr>
-            <w:pStyle w:val="TOC1"/>
-            <w:tabs>
-              <w:tab w:val="right" w:leader="dot" w:pos="8296"/>
-            </w:tabs>
-            <w:rPr>
-              <w:noProof/>
-            </w:rPr>
-          </w:pPr>
-          <w:hyperlink w:anchor="_Toc100820988" w:history="1">
-            <w:r>
-              <w:rPr>
-                <w:rStyle w:val="ab"/>
-                <w:rFonts w:ascii="宋体" w:eastAsia="宋体" w:hAnsi="宋体"/>
-                <w:noProof/>
-              </w:rPr>
-              <w:t>结语</w:t>
-            </w:r>
-            <w:r>
-              <w:rPr>
-                <w:noProof/>
-                <w:webHidden/>
-              </w:rPr>
-              <w:tab/>
-            </w:r>
-            <w:r>
-              <w:rPr>
-                <w:noProof/>
-                <w:webHidden/>
-              </w:rPr>
-              <w:fldChar w:fldCharType="begin"/>
-            </w:r>
-            <w:r>
-              <w:rPr>
-                <w:noProof/>
-                <w:webHidden/>
-              </w:rPr>
-              <w:instrText xml:space="preserve"> PAGEREF _Toc100820988 \h </w:instrText>
-            </w:r>
-            <w:r>
-              <w:rPr>
-                <w:noProof/>
-                <w:webHidden/>
-              </w:rPr>
-            </w:r>
-            <w:r>
-              <w:rPr>
-                <w:noProof/>
-                <w:webHidden/>
-              </w:rPr>
-              <w:fldChar w:fldCharType="separate"/>
-            </w:r>
-            <w:r>
-              <w:rPr>
-                <w:noProof/>
-                <w:webHidden/>
-              </w:rPr>
-              <w:t>26</w:t>
-            </w:r>
-            <w:r>
-              <w:rPr>
-                <w:noProof/>
-                <w:webHidden/>
-              </w:rPr>
-              <w:fldChar w:fldCharType="end"/>
-            </w:r>
-          </w:hyperlink>
-        </w:p>
-        <w:p>
-          <w:pPr>
-            <w:pStyle w:val="TOC1"/>
-            <w:tabs>
-              <w:tab w:val="right" w:leader="dot" w:pos="8296"/>
-            </w:tabs>
-            <w:rPr>
-              <w:noProof/>
-            </w:rPr>
-          </w:pPr>
-          <w:hyperlink w:anchor="_Toc100820989" w:history="1">
-            <w:r>
-              <w:rPr>
-                <w:rStyle w:val="ab"/>
-                <w:rFonts w:ascii="宋体" w:eastAsia="宋体" w:hAnsi="宋体"/>
-                <w:noProof/>
-              </w:rPr>
-              <w:t>参考文献</w:t>
-            </w:r>
-            <w:r>
-              <w:rPr>
-                <w:noProof/>
-                <w:webHidden/>
-              </w:rPr>
-              <w:tab/>
-            </w:r>
-            <w:r>
-              <w:rPr>
-                <w:noProof/>
-                <w:webHidden/>
-              </w:rPr>
-              <w:fldChar w:fldCharType="begin"/>
-            </w:r>
-            <w:r>
-              <w:rPr>
-                <w:noProof/>
-                <w:webHidden/>
-              </w:rPr>
-              <w:instrText xml:space="preserve"> PAGEREF _Toc100820989 \h </w:instrText>
-            </w:r>
-            <w:r>
-              <w:rPr>
-                <w:noProof/>
-                <w:webHidden/>
-              </w:rPr>
-            </w:r>
-            <w:r>
-              <w:rPr>
-                <w:noProof/>
-                <w:webHidden/>
-              </w:rPr>
-              <w:fldChar w:fldCharType="separate"/>
-            </w:r>
-            <w:r>
-              <w:rPr>
-                <w:noProof/>
-                <w:webHidden/>
-              </w:rPr>
-              <w:t>27</w:t>
+              <w:t>28</w:t>
             </w:r>
             <w:r>
               <w:rPr>
@@ -3881,7 +3965,7 @@
       </w:pPr>
       <w:bookmarkStart w:id="0" w:name="_Toc96869583"/>
       <w:bookmarkStart w:id="1" w:name="_Toc97476728"/>
-      <w:bookmarkStart w:id="2" w:name="_Toc100820951"/>
+      <w:bookmarkStart w:id="2" w:name="_Toc101471598"/>
       <w:r>
         <w:rPr>
           <w:rFonts w:hint="eastAsia"/>
@@ -3909,7 +3993,7 @@
       </w:pPr>
       <w:bookmarkStart w:id="3" w:name="_Toc96869584"/>
       <w:bookmarkStart w:id="4" w:name="_Toc97476729"/>
-      <w:bookmarkStart w:id="5" w:name="_Toc100820952"/>
+      <w:bookmarkStart w:id="5" w:name="_Toc101471599"/>
       <w:r>
         <w:rPr>
           <w:rFonts w:ascii="宋体" w:eastAsia="宋体" w:hAnsi="宋体" w:hint="eastAsia"/>
@@ -3933,7 +4017,7 @@
       </w:pPr>
       <w:bookmarkStart w:id="6" w:name="_Toc96869585"/>
       <w:bookmarkStart w:id="7" w:name="_Toc97476730"/>
-      <w:bookmarkStart w:id="8" w:name="_Toc100820953"/>
+      <w:bookmarkStart w:id="8" w:name="_Toc101471600"/>
       <w:r>
         <w:rPr>
           <w:rFonts w:ascii="宋体" w:eastAsia="宋体" w:hAnsi="宋体" w:hint="eastAsia"/>
@@ -4043,7 +4127,7 @@
       </w:pPr>
       <w:bookmarkStart w:id="9" w:name="_Toc96869586"/>
       <w:bookmarkStart w:id="10" w:name="_Toc97476731"/>
-      <w:bookmarkStart w:id="11" w:name="_Toc100820954"/>
+      <w:bookmarkStart w:id="11" w:name="_Toc101471601"/>
       <w:r>
         <w:rPr>
           <w:rFonts w:ascii="宋体" w:eastAsia="宋体" w:hAnsi="宋体" w:hint="eastAsia"/>
@@ -4089,7 +4173,7 @@
       </w:pPr>
       <w:bookmarkStart w:id="12" w:name="_Toc96869587"/>
       <w:bookmarkStart w:id="13" w:name="_Toc97476732"/>
-      <w:bookmarkStart w:id="14" w:name="_Toc100820955"/>
+      <w:bookmarkStart w:id="14" w:name="_Toc101471602"/>
       <w:r>
         <w:rPr>
           <w:rFonts w:ascii="宋体" w:eastAsia="宋体" w:hAnsi="宋体" w:hint="eastAsia"/>
@@ -4136,7 +4220,7 @@
       </w:pPr>
       <w:bookmarkStart w:id="15" w:name="_Toc96869588"/>
       <w:bookmarkStart w:id="16" w:name="_Toc97476733"/>
-      <w:bookmarkStart w:id="17" w:name="_Toc100820956"/>
+      <w:bookmarkStart w:id="17" w:name="_Toc101471603"/>
       <w:r>
         <w:rPr>
           <w:rFonts w:ascii="宋体" w:eastAsia="宋体" w:hAnsi="宋体" w:hint="eastAsia"/>
@@ -4160,7 +4244,7 @@
       </w:pPr>
       <w:bookmarkStart w:id="18" w:name="_Toc96869589"/>
       <w:bookmarkStart w:id="19" w:name="_Toc97476734"/>
-      <w:bookmarkStart w:id="20" w:name="_Toc100820957"/>
+      <w:bookmarkStart w:id="20" w:name="_Toc101471604"/>
       <w:r>
         <w:rPr>
           <w:rFonts w:ascii="宋体" w:eastAsia="宋体" w:hAnsi="宋体" w:hint="eastAsia"/>
@@ -4497,7 +4581,7 @@
       </w:pPr>
       <w:bookmarkStart w:id="21" w:name="_Toc96869590"/>
       <w:bookmarkStart w:id="22" w:name="_Toc97476735"/>
-      <w:bookmarkStart w:id="23" w:name="_Toc100820958"/>
+      <w:bookmarkStart w:id="23" w:name="_Toc101471605"/>
       <w:r>
         <w:rPr>
           <w:rFonts w:ascii="宋体" w:eastAsia="宋体" w:hAnsi="宋体" w:hint="eastAsia"/>
@@ -4938,7 +5022,7 @@
       </w:pPr>
       <w:bookmarkStart w:id="24" w:name="_Toc96869591"/>
       <w:bookmarkStart w:id="25" w:name="_Toc97476736"/>
-      <w:bookmarkStart w:id="26" w:name="_Toc100820959"/>
+      <w:bookmarkStart w:id="26" w:name="_Toc101471606"/>
       <w:r>
         <w:rPr>
           <w:rFonts w:ascii="宋体" w:eastAsia="宋体" w:hAnsi="宋体" w:hint="eastAsia"/>
@@ -4981,7 +5065,7 @@
       </w:pPr>
       <w:bookmarkStart w:id="27" w:name="_Toc96869592"/>
       <w:bookmarkStart w:id="28" w:name="_Toc97476737"/>
-      <w:bookmarkStart w:id="29" w:name="_Toc100820960"/>
+      <w:bookmarkStart w:id="29" w:name="_Toc101471607"/>
       <w:r>
         <w:rPr>
           <w:rFonts w:ascii="宋体" w:eastAsia="宋体" w:hAnsi="宋体" w:hint="eastAsia"/>
@@ -5158,7 +5242,7 @@
       </w:pPr>
       <w:bookmarkStart w:id="31" w:name="_Toc96869593"/>
       <w:bookmarkStart w:id="32" w:name="_Toc97476738"/>
-      <w:bookmarkStart w:id="33" w:name="_Toc100820961"/>
+      <w:bookmarkStart w:id="33" w:name="_Toc101471608"/>
       <w:r>
         <w:rPr>
           <w:rFonts w:ascii="宋体" w:eastAsia="宋体" w:hAnsi="宋体" w:hint="eastAsia"/>
@@ -5419,7 +5503,7 @@
                     </pic:cNvPicPr>
                   </pic:nvPicPr>
                   <pic:blipFill>
-                    <a:blip r:embed="rId9" cstate="print">
+                    <a:blip r:embed="rId10" cstate="print">
                       <a:extLst>
                         <a:ext uri="{28A0092B-C50C-407E-A947-70E740481C1C}">
                           <a14:useLocalDpi xmlns:a14="http://schemas.microsoft.com/office/drawing/2010/main" val="0"/>
@@ -5462,7 +5546,7 @@
       </w:pPr>
       <w:bookmarkStart w:id="34" w:name="_Toc96869594"/>
       <w:bookmarkStart w:id="35" w:name="_Toc97476739"/>
-      <w:bookmarkStart w:id="36" w:name="_Toc100820962"/>
+      <w:bookmarkStart w:id="36" w:name="_Toc101471609"/>
       <w:r>
         <w:rPr>
           <w:rFonts w:ascii="宋体" w:eastAsia="宋体" w:hAnsi="宋体" w:hint="eastAsia"/>
@@ -5668,7 +5752,7 @@
       </w:pPr>
       <w:bookmarkStart w:id="37" w:name="_Toc96869595"/>
       <w:bookmarkStart w:id="38" w:name="_Toc97476740"/>
-      <w:bookmarkStart w:id="39" w:name="_Toc100820963"/>
+      <w:bookmarkStart w:id="39" w:name="_Toc101471610"/>
       <w:r>
         <w:rPr>
           <w:rFonts w:ascii="宋体" w:eastAsia="宋体" w:hAnsi="宋体" w:hint="eastAsia"/>
@@ -5818,7 +5902,7 @@
       </w:pPr>
       <w:bookmarkStart w:id="40" w:name="_Toc96869596"/>
       <w:bookmarkStart w:id="41" w:name="_Toc97476741"/>
-      <w:bookmarkStart w:id="42" w:name="_Toc100820964"/>
+      <w:bookmarkStart w:id="42" w:name="_Toc101471611"/>
       <w:r>
         <w:rPr>
           <w:rFonts w:ascii="宋体" w:eastAsia="宋体" w:hAnsi="宋体" w:hint="eastAsia"/>
@@ -6187,6 +6271,10 @@
     <w:p>
       <w:pPr>
         <w:pStyle w:val="1"/>
+        <w:numPr>
+          <w:ilvl w:val="0"/>
+          <w:numId w:val="2"/>
+        </w:numPr>
         <w:jc w:val="center"/>
         <w:rPr>
           <w:rFonts w:ascii="宋体" w:eastAsia="宋体" w:hAnsi="宋体"/>
@@ -6196,30 +6284,14 @@
       </w:pPr>
       <w:bookmarkStart w:id="43" w:name="_Toc96869597"/>
       <w:bookmarkStart w:id="44" w:name="_Toc97476742"/>
-      <w:bookmarkStart w:id="45" w:name="_Toc100820965"/>
+      <w:bookmarkStart w:id="45" w:name="_Toc101471612"/>
       <w:r>
         <w:rPr>
           <w:rFonts w:ascii="宋体" w:eastAsia="宋体" w:hAnsi="宋体" w:hint="eastAsia"/>
           <w:sz w:val="30"/>
           <w:szCs w:val="30"/>
         </w:rPr>
-        <w:t>3</w:t>
-      </w:r>
-      <w:r>
-        <w:rPr>
-          <w:rFonts w:ascii="宋体" w:eastAsia="宋体" w:hAnsi="宋体"/>
-          <w:sz w:val="30"/>
-          <w:szCs w:val="30"/>
-        </w:rPr>
-        <w:t xml:space="preserve">. </w:t>
-      </w:r>
-      <w:r>
-        <w:rPr>
-          <w:rFonts w:ascii="宋体" w:eastAsia="宋体" w:hAnsi="宋体" w:hint="eastAsia"/>
-          <w:sz w:val="30"/>
-          <w:szCs w:val="30"/>
-        </w:rPr>
-        <w:t>系统需求分析</w:t>
+        <w:t>系统分析</w:t>
       </w:r>
       <w:bookmarkEnd w:id="43"/>
       <w:bookmarkEnd w:id="44"/>
@@ -6234,12 +6306,11 @@
           <w:szCs w:val="28"/>
         </w:rPr>
       </w:pPr>
-      <w:bookmarkStart w:id="46" w:name="_Toc96869598"/>
-      <w:bookmarkStart w:id="47" w:name="_Toc97476743"/>
-      <w:bookmarkStart w:id="48" w:name="_Toc100820966"/>
-      <w:r>
-        <w:rPr>
-          <w:rFonts w:ascii="宋体" w:eastAsia="宋体" w:hAnsi="宋体" w:hint="eastAsia"/>
+      <w:bookmarkStart w:id="46" w:name="_Toc97476751"/>
+      <w:bookmarkStart w:id="47" w:name="_Toc101471613"/>
+      <w:r>
+        <w:rPr>
+          <w:rFonts w:ascii="宋体" w:eastAsia="宋体" w:hAnsi="宋体"/>
           <w:sz w:val="28"/>
           <w:szCs w:val="28"/>
         </w:rPr>
@@ -6251,7 +6322,7 @@
           <w:sz w:val="28"/>
           <w:szCs w:val="28"/>
         </w:rPr>
-        <w:t xml:space="preserve">.1 </w:t>
+        <w:t>.1</w:t>
       </w:r>
       <w:r>
         <w:rPr>
@@ -6259,11 +6330,296 @@
           <w:sz w:val="28"/>
           <w:szCs w:val="28"/>
         </w:rPr>
-        <w:t>可行性分析</w:t>
+        <w:t>系统需</w:t>
+      </w:r>
+      <w:r>
+        <w:rPr>
+          <w:rStyle w:val="20"/>
+          <w:rFonts w:ascii="宋体" w:eastAsia="宋体" w:hAnsi="宋体"/>
+          <w:sz w:val="28"/>
+          <w:szCs w:val="28"/>
+        </w:rPr>
+        <w:t>求分析</w:t>
       </w:r>
       <w:bookmarkEnd w:id="46"/>
       <w:bookmarkEnd w:id="47"/>
+    </w:p>
+    <w:p>
+      <w:pPr>
+        <w:pStyle w:val="3"/>
+      </w:pPr>
+      <w:bookmarkStart w:id="48" w:name="_Toc97476752"/>
+      <w:bookmarkStart w:id="49" w:name="_Toc101471614"/>
+      <w:r>
+        <w:t>3</w:t>
+      </w:r>
+      <w:r>
+        <w:t xml:space="preserve">.1.1 </w:t>
+      </w:r>
+      <w:r>
+        <w:rPr>
+          <w:rFonts w:hint="eastAsia"/>
+        </w:rPr>
+        <w:t>功能需求</w:t>
+      </w:r>
       <w:bookmarkEnd w:id="48"/>
+      <w:bookmarkEnd w:id="49"/>
+    </w:p>
+    <w:p>
+      <w:pPr>
+        <w:ind w:firstLineChars="200" w:firstLine="480"/>
+        <w:rPr>
+          <w:rFonts w:ascii="宋体" w:eastAsia="宋体" w:hAnsi="宋体"/>
+          <w:sz w:val="24"/>
+          <w:szCs w:val="24"/>
+        </w:rPr>
+      </w:pPr>
+      <w:r>
+        <w:rPr>
+          <w:rFonts w:ascii="宋体" w:eastAsia="宋体" w:hAnsi="宋体" w:hint="eastAsia"/>
+          <w:sz w:val="24"/>
+          <w:szCs w:val="24"/>
+        </w:rPr>
+        <w:t>校园论坛系统的功能需求主要包括以下几个方面</w:t>
+      </w:r>
+      <w:r>
+        <w:rPr>
+          <w:rFonts w:ascii="宋体" w:eastAsia="宋体" w:hAnsi="宋体"/>
+          <w:sz w:val="24"/>
+          <w:szCs w:val="24"/>
+        </w:rPr>
+        <w:t>:它可以提供校园论坛的注册新用户、登录</w:t>
+      </w:r>
+      <w:r>
+        <w:rPr>
+          <w:rFonts w:ascii="宋体" w:eastAsia="宋体" w:hAnsi="宋体" w:hint="eastAsia"/>
+          <w:sz w:val="24"/>
+          <w:szCs w:val="24"/>
+        </w:rPr>
+        <w:t>、</w:t>
+      </w:r>
+      <w:r>
+        <w:rPr>
+          <w:rFonts w:ascii="宋体" w:eastAsia="宋体" w:hAnsi="宋体"/>
+          <w:sz w:val="24"/>
+          <w:szCs w:val="24"/>
+        </w:rPr>
+        <w:t>浏览主题、发布回复主题、修改个人资料、</w:t>
+      </w:r>
+      <w:r>
+        <w:rPr>
+          <w:rFonts w:ascii="宋体" w:eastAsia="宋体" w:hAnsi="宋体" w:hint="eastAsia"/>
+          <w:sz w:val="24"/>
+          <w:szCs w:val="24"/>
+        </w:rPr>
+        <w:t>删除帖子等功能。本论坛使用</w:t>
+      </w:r>
+      <w:r>
+        <w:rPr>
+          <w:rFonts w:ascii="宋体" w:eastAsia="宋体" w:hAnsi="宋体"/>
+          <w:sz w:val="24"/>
+          <w:szCs w:val="24"/>
+        </w:rPr>
+        <w:t>J</w:t>
+      </w:r>
+      <w:r>
+        <w:rPr>
+          <w:rFonts w:ascii="宋体" w:eastAsia="宋体" w:hAnsi="宋体" w:hint="eastAsia"/>
+          <w:sz w:val="24"/>
+          <w:szCs w:val="24"/>
+        </w:rPr>
+        <w:t>ava</w:t>
+      </w:r>
+      <w:r>
+        <w:rPr>
+          <w:rFonts w:ascii="宋体" w:eastAsia="宋体" w:hAnsi="宋体"/>
+          <w:sz w:val="24"/>
+          <w:szCs w:val="24"/>
+        </w:rPr>
+        <w:t>作为主体语言，主要有:用户管理、论坛发帖管理、论坛回帖、论坛帖子管理等。下面将使</w:t>
+      </w:r>
+      <w:r>
+        <w:rPr>
+          <w:rFonts w:ascii="宋体" w:eastAsia="宋体" w:hAnsi="宋体" w:hint="eastAsia"/>
+          <w:sz w:val="24"/>
+          <w:szCs w:val="24"/>
+        </w:rPr>
+        <w:t>用用例说明。</w:t>
+      </w:r>
+    </w:p>
+    <w:p>
+      <w:pPr>
+        <w:pStyle w:val="3"/>
+      </w:pPr>
+      <w:bookmarkStart w:id="50" w:name="_Toc97476753"/>
+      <w:bookmarkStart w:id="51" w:name="_Toc101471615"/>
+      <w:r>
+        <w:t>3</w:t>
+      </w:r>
+      <w:r>
+        <w:t xml:space="preserve">.1.2 </w:t>
+      </w:r>
+      <w:r>
+        <w:rPr>
+          <w:rFonts w:hint="eastAsia"/>
+        </w:rPr>
+        <w:t>性能需求</w:t>
+      </w:r>
+      <w:bookmarkEnd w:id="50"/>
+      <w:bookmarkEnd w:id="51"/>
+    </w:p>
+    <w:p>
+      <w:pPr>
+        <w:ind w:firstLineChars="200" w:firstLine="480"/>
+        <w:rPr>
+          <w:rFonts w:ascii="宋体" w:eastAsia="宋体" w:hAnsi="宋体"/>
+          <w:sz w:val="24"/>
+          <w:szCs w:val="24"/>
+        </w:rPr>
+      </w:pPr>
+      <w:r>
+        <w:rPr>
+          <w:rFonts w:ascii="宋体" w:eastAsia="宋体" w:hAnsi="宋体" w:hint="eastAsia"/>
+          <w:sz w:val="24"/>
+          <w:szCs w:val="24"/>
+        </w:rPr>
+        <w:t>首先安全性</w:t>
+      </w:r>
+      <w:r>
+        <w:rPr>
+          <w:rFonts w:ascii="宋体" w:eastAsia="宋体" w:hAnsi="宋体"/>
+          <w:sz w:val="24"/>
+          <w:szCs w:val="24"/>
+        </w:rPr>
+        <w:t>:保证用户在登陆过程中的任何一个环节的安全性，如密码保护，用户名盗用，个人信息的泄露等;其次时间性:浏览页面时</w:t>
+      </w:r>
+      <w:r>
+        <w:rPr>
+          <w:rFonts w:ascii="宋体" w:eastAsia="宋体" w:hAnsi="宋体" w:hint="eastAsia"/>
+          <w:sz w:val="24"/>
+          <w:szCs w:val="24"/>
+        </w:rPr>
+        <w:t>间</w:t>
+      </w:r>
+      <w:r>
+        <w:rPr>
+          <w:rFonts w:ascii="宋体" w:eastAsia="宋体" w:hAnsi="宋体"/>
+          <w:sz w:val="24"/>
+          <w:szCs w:val="24"/>
+        </w:rPr>
+        <w:t>:小于1秒;更新数据文件时间:小于100毫秒;再次可靠性:考虑到用户忘记密码，则给用户提供密码保护功能以保证在忘记密码的时候给</w:t>
+      </w:r>
+      <w:r>
+        <w:rPr>
+          <w:rFonts w:ascii="宋体" w:eastAsia="宋体" w:hAnsi="宋体" w:hint="eastAsia"/>
+          <w:sz w:val="24"/>
+          <w:szCs w:val="24"/>
+        </w:rPr>
+        <w:t>予帮助</w:t>
+      </w:r>
+      <w:r>
+        <w:rPr>
+          <w:rFonts w:ascii="宋体" w:eastAsia="宋体" w:hAnsi="宋体"/>
+          <w:sz w:val="24"/>
+          <w:szCs w:val="24"/>
+        </w:rPr>
+        <w:t>;最后系统容量:数据库可存储5年的用户信息以及3个月的论坛文章(发帖，回复等)，允许</w:t>
+      </w:r>
+      <w:r>
+        <w:rPr>
+          <w:rFonts w:ascii="宋体" w:eastAsia="宋体" w:hAnsi="宋体" w:hint="eastAsia"/>
+          <w:sz w:val="24"/>
+          <w:szCs w:val="24"/>
+        </w:rPr>
+        <w:t>5</w:t>
+      </w:r>
+      <w:r>
+        <w:rPr>
+          <w:rFonts w:ascii="宋体" w:eastAsia="宋体" w:hAnsi="宋体"/>
+          <w:sz w:val="24"/>
+          <w:szCs w:val="24"/>
+        </w:rPr>
+        <w:t>000个终端同时工作</w:t>
+      </w:r>
+      <w:r>
+        <w:rPr>
+          <w:rFonts w:ascii="宋体" w:eastAsia="宋体" w:hAnsi="宋体" w:hint="eastAsia"/>
+          <w:sz w:val="24"/>
+          <w:szCs w:val="24"/>
+        </w:rPr>
+        <w:t>，并且需要考虑多用户高并发请求情况</w:t>
+      </w:r>
+      <w:r>
+        <w:rPr>
+          <w:rFonts w:ascii="宋体" w:eastAsia="宋体" w:hAnsi="宋体"/>
+          <w:sz w:val="24"/>
+          <w:szCs w:val="24"/>
+        </w:rPr>
+        <w:t>。</w:t>
+      </w:r>
+    </w:p>
+    <w:p>
+      <w:pPr>
+        <w:rPr>
+          <w:rFonts w:hint="eastAsia"/>
+        </w:rPr>
+      </w:pPr>
+    </w:p>
+    <w:p>
+      <w:pPr>
+        <w:pStyle w:val="2"/>
+        <w:rPr>
+          <w:rFonts w:ascii="宋体" w:eastAsia="宋体" w:hAnsi="宋体"/>
+          <w:sz w:val="28"/>
+          <w:szCs w:val="28"/>
+        </w:rPr>
+      </w:pPr>
+      <w:bookmarkStart w:id="52" w:name="_Toc96869598"/>
+      <w:bookmarkStart w:id="53" w:name="_Toc97476743"/>
+      <w:bookmarkStart w:id="54" w:name="_Toc101471616"/>
+      <w:r>
+        <w:rPr>
+          <w:rFonts w:ascii="宋体" w:eastAsia="宋体" w:hAnsi="宋体" w:hint="eastAsia"/>
+          <w:sz w:val="28"/>
+          <w:szCs w:val="28"/>
+        </w:rPr>
+        <w:t>3</w:t>
+      </w:r>
+      <w:r>
+        <w:rPr>
+          <w:rFonts w:ascii="宋体" w:eastAsia="宋体" w:hAnsi="宋体"/>
+          <w:sz w:val="28"/>
+          <w:szCs w:val="28"/>
+        </w:rPr>
+        <w:t>.</w:t>
+      </w:r>
+      <w:r>
+        <w:rPr>
+          <w:rFonts w:ascii="宋体" w:eastAsia="宋体" w:hAnsi="宋体"/>
+          <w:sz w:val="28"/>
+          <w:szCs w:val="28"/>
+        </w:rPr>
+        <w:t>2</w:t>
+      </w:r>
+      <w:r>
+        <w:rPr>
+          <w:rFonts w:ascii="宋体" w:eastAsia="宋体" w:hAnsi="宋体"/>
+          <w:sz w:val="28"/>
+          <w:szCs w:val="28"/>
+        </w:rPr>
+        <w:t xml:space="preserve"> </w:t>
+      </w:r>
+      <w:r>
+        <w:rPr>
+          <w:rFonts w:ascii="宋体" w:eastAsia="宋体" w:hAnsi="宋体" w:hint="eastAsia"/>
+          <w:sz w:val="28"/>
+          <w:szCs w:val="28"/>
+        </w:rPr>
+        <w:t>可行性分析</w:t>
+      </w:r>
+      <w:bookmarkEnd w:id="52"/>
+      <w:bookmarkEnd w:id="53"/>
+      <w:bookmarkEnd w:id="54"/>
     </w:p>
     <w:p>
       <w:pPr>
@@ -6306,7 +6662,7 @@
                     </pic:cNvPicPr>
                   </pic:nvPicPr>
                   <pic:blipFill>
-                    <a:blip r:embed="rId10"/>
+                    <a:blip r:embed="rId11"/>
                     <a:stretch>
                       <a:fillRect/>
                     </a:stretch>
@@ -6380,6 +6736,7 @@
           <w:rFonts w:hint="eastAsia"/>
           <w:noProof/>
         </w:rPr>
+        <w:lastRenderedPageBreak/>
         <w:drawing>
           <wp:inline distT="0" distB="0" distL="114300" distR="114300" wp14:anchorId="5C8F77D7" wp14:editId="06F550FF">
             <wp:extent cx="5264785" cy="2759710"/>
@@ -6398,7 +6755,7 @@
                     </pic:cNvPicPr>
                   </pic:nvPicPr>
                   <pic:blipFill>
-                    <a:blip r:embed="rId11"/>
+                    <a:blip r:embed="rId12"/>
                     <a:stretch>
                       <a:fillRect/>
                     </a:stretch>
@@ -6478,16 +6835,15 @@
           <w:szCs w:val="28"/>
         </w:rPr>
       </w:pPr>
-      <w:bookmarkStart w:id="49" w:name="_Toc96869599"/>
-      <w:bookmarkStart w:id="50" w:name="_Toc97476744"/>
-      <w:bookmarkStart w:id="51" w:name="_Toc100820967"/>
+      <w:bookmarkStart w:id="55" w:name="_Toc96869599"/>
+      <w:bookmarkStart w:id="56" w:name="_Toc97476744"/>
+      <w:bookmarkStart w:id="57" w:name="_Toc101471617"/>
       <w:r>
         <w:rPr>
           <w:rFonts w:ascii="宋体" w:eastAsia="宋体" w:hAnsi="宋体" w:hint="eastAsia"/>
           <w:sz w:val="28"/>
           <w:szCs w:val="28"/>
         </w:rPr>
-        <w:lastRenderedPageBreak/>
         <w:t>3</w:t>
       </w:r>
       <w:r>
@@ -6496,77 +6852,109 @@
           <w:sz w:val="28"/>
           <w:szCs w:val="28"/>
         </w:rPr>
-        <w:t xml:space="preserve">.2 </w:t>
-      </w:r>
-      <w:r>
-        <w:rPr>
-          <w:rFonts w:ascii="宋体" w:eastAsia="宋体" w:hAnsi="宋体" w:hint="eastAsia"/>
+        <w:t>.</w:t>
+      </w:r>
+      <w:r>
+        <w:rPr>
+          <w:rFonts w:ascii="宋体" w:eastAsia="宋体" w:hAnsi="宋体"/>
           <w:sz w:val="28"/>
           <w:szCs w:val="28"/>
         </w:rPr>
-        <w:t>用户需求分析</w:t>
-      </w:r>
-      <w:bookmarkEnd w:id="49"/>
-      <w:bookmarkEnd w:id="50"/>
-      <w:bookmarkEnd w:id="51"/>
-    </w:p>
-    <w:p>
-      <w:pPr>
-        <w:ind w:firstLineChars="200" w:firstLine="480"/>
-        <w:rPr>
-          <w:rFonts w:ascii="宋体" w:eastAsia="宋体" w:hAnsi="宋体"/>
-          <w:sz w:val="24"/>
-          <w:szCs w:val="24"/>
-        </w:rPr>
-      </w:pPr>
-      <w:r>
-        <w:rPr>
-          <w:rFonts w:ascii="宋体" w:eastAsia="宋体" w:hAnsi="宋体" w:hint="eastAsia"/>
-          <w:sz w:val="24"/>
-          <w:szCs w:val="24"/>
-        </w:rPr>
-        <w:t>随着互联网的发展，学生获取校园信息的渠道裕来越多，但获取的内容过于凌乱且不全面，学生无法及时且完整的获得自己所需要的信息。因此，为了解决信息散乱的问题，充分整合校园信息，开发一款校园论坛非常有必要，让师生可以在校园论坛上及时发布相关的校园信息，充分整合信息资源，让师生可以减少获取、整合信息的时间成本。</w:t>
-      </w:r>
-    </w:p>
-    <w:p>
-      <w:pPr>
-        <w:pStyle w:val="2"/>
+        <w:t>3</w:t>
+      </w:r>
+      <w:r>
         <w:rPr>
           <w:rFonts w:ascii="宋体" w:eastAsia="宋体" w:hAnsi="宋体"/>
           <w:sz w:val="28"/>
           <w:szCs w:val="28"/>
         </w:rPr>
-      </w:pPr>
-      <w:bookmarkStart w:id="52" w:name="_Toc96869600"/>
-      <w:bookmarkStart w:id="53" w:name="_Toc97476745"/>
-      <w:bookmarkStart w:id="54" w:name="_Toc100820968"/>
+        <w:t xml:space="preserve"> </w:t>
+      </w:r>
       <w:r>
         <w:rPr>
           <w:rFonts w:ascii="宋体" w:eastAsia="宋体" w:hAnsi="宋体" w:hint="eastAsia"/>
           <w:sz w:val="28"/>
           <w:szCs w:val="28"/>
         </w:rPr>
-        <w:t>3</w:t>
-      </w:r>
-      <w:r>
+        <w:t>用户需求分析</w:t>
+      </w:r>
+      <w:bookmarkEnd w:id="55"/>
+      <w:bookmarkEnd w:id="56"/>
+      <w:bookmarkEnd w:id="57"/>
+    </w:p>
+    <w:p>
+      <w:pPr>
+        <w:ind w:firstLineChars="200" w:firstLine="480"/>
+        <w:rPr>
+          <w:rFonts w:ascii="宋体" w:eastAsia="宋体" w:hAnsi="宋体"/>
+          <w:sz w:val="24"/>
+          <w:szCs w:val="24"/>
+        </w:rPr>
+      </w:pPr>
+      <w:r>
+        <w:rPr>
+          <w:rFonts w:ascii="宋体" w:eastAsia="宋体" w:hAnsi="宋体" w:hint="eastAsia"/>
+          <w:sz w:val="24"/>
+          <w:szCs w:val="24"/>
+        </w:rPr>
+        <w:t>随着互联网的发展，学生获取校园信息的渠道裕来越多，但获取的内容过于凌乱且不全面，学生无法及时且完整的获得自己所需要的信息。因此，为了解决信息散乱的问题，充分整合校园信息，开发一款校园论坛非常有必要，让师生可以在校园论坛上及时发布相关的校园信息，充分整合信息资源，让师生可以减少获取、整合信息的时间成本。</w:t>
+      </w:r>
+    </w:p>
+    <w:p>
+      <w:pPr>
+        <w:pStyle w:val="2"/>
         <w:rPr>
           <w:rFonts w:ascii="宋体" w:eastAsia="宋体" w:hAnsi="宋体"/>
           <w:sz w:val="28"/>
           <w:szCs w:val="28"/>
         </w:rPr>
-        <w:t xml:space="preserve">.3 </w:t>
-      </w:r>
+      </w:pPr>
+      <w:bookmarkStart w:id="58" w:name="_Toc96869600"/>
+      <w:bookmarkStart w:id="59" w:name="_Toc97476745"/>
+      <w:bookmarkStart w:id="60" w:name="_Toc101471618"/>
       <w:r>
         <w:rPr>
           <w:rFonts w:ascii="宋体" w:eastAsia="宋体" w:hAnsi="宋体" w:hint="eastAsia"/>
           <w:sz w:val="28"/>
           <w:szCs w:val="28"/>
         </w:rPr>
+        <w:t>3</w:t>
+      </w:r>
+      <w:r>
+        <w:rPr>
+          <w:rFonts w:ascii="宋体" w:eastAsia="宋体" w:hAnsi="宋体"/>
+          <w:sz w:val="28"/>
+          <w:szCs w:val="28"/>
+        </w:rPr>
+        <w:t>.</w:t>
+      </w:r>
+      <w:r>
+        <w:rPr>
+          <w:rFonts w:ascii="宋体" w:eastAsia="宋体" w:hAnsi="宋体"/>
+          <w:sz w:val="28"/>
+          <w:szCs w:val="28"/>
+        </w:rPr>
+        <w:t>4</w:t>
+      </w:r>
+      <w:r>
+        <w:rPr>
+          <w:rFonts w:ascii="宋体" w:eastAsia="宋体" w:hAnsi="宋体"/>
+          <w:sz w:val="28"/>
+          <w:szCs w:val="28"/>
+        </w:rPr>
+        <w:t xml:space="preserve"> </w:t>
+      </w:r>
+      <w:r>
+        <w:rPr>
+          <w:rFonts w:ascii="宋体" w:eastAsia="宋体" w:hAnsi="宋体" w:hint="eastAsia"/>
+          <w:sz w:val="28"/>
+          <w:szCs w:val="28"/>
+        </w:rPr>
         <w:t>功能模块分析</w:t>
       </w:r>
-      <w:bookmarkEnd w:id="52"/>
-      <w:bookmarkEnd w:id="53"/>
-      <w:bookmarkEnd w:id="54"/>
+      <w:bookmarkEnd w:id="58"/>
+      <w:bookmarkEnd w:id="59"/>
+      <w:bookmarkEnd w:id="60"/>
     </w:p>
     <w:p>
       <w:pPr>
@@ -6658,9 +7046,9 @@
           <w:szCs w:val="28"/>
         </w:rPr>
       </w:pPr>
-      <w:bookmarkStart w:id="55" w:name="_Toc96869601"/>
-      <w:bookmarkStart w:id="56" w:name="_Toc97476746"/>
-      <w:bookmarkStart w:id="57" w:name="_Toc100820969"/>
+      <w:bookmarkStart w:id="61" w:name="_Toc96869601"/>
+      <w:bookmarkStart w:id="62" w:name="_Toc97476746"/>
+      <w:bookmarkStart w:id="63" w:name="_Toc101471619"/>
       <w:r>
         <w:rPr>
           <w:rFonts w:ascii="宋体" w:eastAsia="宋体" w:hAnsi="宋体" w:hint="eastAsia"/>
@@ -6675,19 +7063,35 @@
           <w:sz w:val="28"/>
           <w:szCs w:val="28"/>
         </w:rPr>
-        <w:t xml:space="preserve">.4 </w:t>
-      </w:r>
-      <w:r>
-        <w:rPr>
-          <w:rFonts w:ascii="宋体" w:eastAsia="宋体" w:hAnsi="宋体" w:hint="eastAsia"/>
+        <w:t>.</w:t>
+      </w:r>
+      <w:r>
+        <w:rPr>
+          <w:rFonts w:ascii="宋体" w:eastAsia="宋体" w:hAnsi="宋体"/>
           <w:sz w:val="28"/>
           <w:szCs w:val="28"/>
         </w:rPr>
+        <w:t>5</w:t>
+      </w:r>
+      <w:r>
+        <w:rPr>
+          <w:rFonts w:ascii="宋体" w:eastAsia="宋体" w:hAnsi="宋体"/>
+          <w:sz w:val="28"/>
+          <w:szCs w:val="28"/>
+        </w:rPr>
+        <w:t xml:space="preserve"> </w:t>
+      </w:r>
+      <w:r>
+        <w:rPr>
+          <w:rFonts w:ascii="宋体" w:eastAsia="宋体" w:hAnsi="宋体" w:hint="eastAsia"/>
+          <w:sz w:val="28"/>
+          <w:szCs w:val="28"/>
+        </w:rPr>
         <w:t>系统业务层分析</w:t>
       </w:r>
-      <w:bookmarkEnd w:id="55"/>
-      <w:bookmarkEnd w:id="56"/>
-      <w:bookmarkEnd w:id="57"/>
+      <w:bookmarkEnd w:id="61"/>
+      <w:bookmarkEnd w:id="62"/>
+      <w:bookmarkEnd w:id="63"/>
     </w:p>
     <w:p>
       <w:pPr>
@@ -6704,7 +7108,16 @@
           <w:sz w:val="24"/>
           <w:szCs w:val="24"/>
         </w:rPr>
-        <w:t>用户进入本系统页面后，可以无需进行登录即可观看相关信息，但在发表相关言论</w:t>
+        <w:t>用户进入本系统页面后，可以无需进行登录即可观看相关信息，但在发表相</w:t>
+      </w:r>
+      <w:r>
+        <w:rPr>
+          <w:rFonts w:ascii="宋体" w:eastAsia="宋体" w:hAnsi="宋体" w:hint="eastAsia"/>
+          <w:sz w:val="24"/>
+          <w:szCs w:val="24"/>
+        </w:rPr>
+        <w:lastRenderedPageBreak/>
+        <w:t>关言论</w:t>
       </w:r>
       <w:r>
         <w:rPr>
@@ -6788,7 +7201,7 @@
                     </pic:cNvPicPr>
                   </pic:nvPicPr>
                   <pic:blipFill>
-                    <a:blip r:embed="rId12"/>
+                    <a:blip r:embed="rId13"/>
                     <a:stretch>
                       <a:fillRect/>
                     </a:stretch>
@@ -6816,7 +7229,7 @@
           <w:rFonts w:eastAsiaTheme="minorEastAsia"/>
         </w:rPr>
       </w:pPr>
-      <w:bookmarkStart w:id="58" w:name="_Hlk97327237"/>
+      <w:bookmarkStart w:id="64" w:name="_Hlk97327237"/>
       <w:r>
         <w:t>图</w:t>
       </w:r>
@@ -6854,7 +7267,7 @@
         <w:t>系统业务流程图</w:t>
       </w:r>
     </w:p>
-    <w:bookmarkEnd w:id="58"/>
+    <w:bookmarkEnd w:id="64"/>
     <w:p/>
     <w:p>
       <w:pPr>
@@ -6866,9 +7279,9 @@
           <w:szCs w:val="30"/>
         </w:rPr>
       </w:pPr>
-      <w:bookmarkStart w:id="59" w:name="_Toc96869602"/>
-      <w:bookmarkStart w:id="60" w:name="_Toc97476747"/>
-      <w:bookmarkStart w:id="61" w:name="_Toc100820970"/>
+      <w:bookmarkStart w:id="65" w:name="_Toc96869602"/>
+      <w:bookmarkStart w:id="66" w:name="_Toc97476747"/>
+      <w:bookmarkStart w:id="67" w:name="_Toc101471620"/>
       <w:r>
         <w:rPr>
           <w:rFonts w:ascii="宋体" w:eastAsia="宋体" w:hAnsi="宋体" w:hint="eastAsia"/>
@@ -6893,9 +7306,9 @@
         </w:rPr>
         <w:t>数据库设计</w:t>
       </w:r>
-      <w:bookmarkEnd w:id="59"/>
-      <w:bookmarkEnd w:id="60"/>
-      <w:bookmarkEnd w:id="61"/>
+      <w:bookmarkEnd w:id="65"/>
+      <w:bookmarkEnd w:id="66"/>
+      <w:bookmarkEnd w:id="67"/>
     </w:p>
     <w:p>
       <w:pPr>
@@ -6906,9 +7319,9 @@
           <w:szCs w:val="28"/>
         </w:rPr>
       </w:pPr>
-      <w:bookmarkStart w:id="62" w:name="_Toc96869603"/>
-      <w:bookmarkStart w:id="63" w:name="_Toc97476748"/>
-      <w:bookmarkStart w:id="64" w:name="_Toc100820971"/>
+      <w:bookmarkStart w:id="68" w:name="_Toc96869603"/>
+      <w:bookmarkStart w:id="69" w:name="_Toc97476748"/>
+      <w:bookmarkStart w:id="70" w:name="_Toc101471621"/>
       <w:r>
         <w:rPr>
           <w:rFonts w:ascii="宋体" w:eastAsia="宋体" w:hAnsi="宋体" w:hint="eastAsia"/>
@@ -6933,9 +7346,9 @@
         </w:rPr>
         <w:t>数据库概念结构设计</w:t>
       </w:r>
-      <w:bookmarkEnd w:id="62"/>
-      <w:bookmarkEnd w:id="63"/>
-      <w:bookmarkEnd w:id="64"/>
+      <w:bookmarkEnd w:id="68"/>
+      <w:bookmarkEnd w:id="69"/>
+      <w:bookmarkEnd w:id="70"/>
     </w:p>
     <w:p>
       <w:pPr>
@@ -7050,7 +7463,7 @@
                     </pic:cNvPicPr>
                   </pic:nvPicPr>
                   <pic:blipFill>
-                    <a:blip r:embed="rId13" cstate="print">
+                    <a:blip r:embed="rId14" cstate="print">
                       <a:extLst>
                         <a:ext uri="{28A0092B-C50C-407E-A947-70E740481C1C}">
                           <a14:useLocalDpi xmlns:a14="http://schemas.microsoft.com/office/drawing/2010/main" val="0"/>
@@ -7257,7 +7670,6 @@
         <w:rPr>
           <w:noProof/>
         </w:rPr>
-        <w:lastRenderedPageBreak/>
         <w:drawing>
           <wp:inline distT="0" distB="0" distL="0" distR="0" wp14:anchorId="5623D332" wp14:editId="46EBD788">
             <wp:extent cx="2424747" cy="2061883"/>
@@ -7276,7 +7688,7 @@
                     </pic:cNvPicPr>
                   </pic:nvPicPr>
                   <pic:blipFill>
-                    <a:blip r:embed="rId14" cstate="print">
+                    <a:blip r:embed="rId15" cstate="print">
                       <a:extLst>
                         <a:ext uri="{28A0092B-C50C-407E-A947-70E740481C1C}">
                           <a14:useLocalDpi xmlns:a14="http://schemas.microsoft.com/office/drawing/2010/main" val="0"/>
@@ -7317,14 +7729,14 @@
         </w:numPr>
         <w:ind w:firstLineChars="0"/>
       </w:pPr>
-      <w:bookmarkStart w:id="65" w:name="_Hlk97386657"/>
+      <w:bookmarkStart w:id="71" w:name="_Hlk97386657"/>
       <w:r>
         <w:rPr>
           <w:rFonts w:hint="eastAsia"/>
         </w:rPr>
         <w:t>分类目录表</w:t>
       </w:r>
-      <w:bookmarkEnd w:id="65"/>
+      <w:bookmarkEnd w:id="71"/>
       <w:r>
         <w:rPr>
           <w:rFonts w:hint="eastAsia"/>
@@ -7368,7 +7780,7 @@
                     </pic:cNvPicPr>
                   </pic:nvPicPr>
                   <pic:blipFill>
-                    <a:blip r:embed="rId15">
+                    <a:blip r:embed="rId16">
                       <a:extLst>
                         <a:ext uri="{28A0092B-C50C-407E-A947-70E740481C1C}">
                           <a14:useLocalDpi xmlns:a14="http://schemas.microsoft.com/office/drawing/2010/main" val="0"/>
@@ -7452,7 +7864,7 @@
                     </pic:cNvPicPr>
                   </pic:nvPicPr>
                   <pic:blipFill>
-                    <a:blip r:embed="rId16">
+                    <a:blip r:embed="rId17">
                       <a:extLst>
                         <a:ext uri="{28A0092B-C50C-407E-A947-70E740481C1C}">
                           <a14:useLocalDpi xmlns:a14="http://schemas.microsoft.com/office/drawing/2010/main" val="0"/>
@@ -7518,7 +7930,6 @@
         <w:rPr>
           <w:noProof/>
         </w:rPr>
-        <w:lastRenderedPageBreak/>
         <w:drawing>
           <wp:inline distT="0" distB="0" distL="0" distR="0" wp14:anchorId="78D1312D" wp14:editId="44EE4AB1">
             <wp:extent cx="2896892" cy="2299447"/>
@@ -7537,7 +7948,7 @@
                     </pic:cNvPicPr>
                   </pic:nvPicPr>
                   <pic:blipFill>
-                    <a:blip r:embed="rId17">
+                    <a:blip r:embed="rId18">
                       <a:extLst>
                         <a:ext uri="{28A0092B-C50C-407E-A947-70E740481C1C}">
                           <a14:useLocalDpi xmlns:a14="http://schemas.microsoft.com/office/drawing/2010/main" val="0"/>
@@ -7578,14 +7989,14 @@
         </w:numPr>
         <w:ind w:firstLineChars="0"/>
       </w:pPr>
-      <w:bookmarkStart w:id="66" w:name="_Hlk97387506"/>
+      <w:bookmarkStart w:id="72" w:name="_Hlk97387506"/>
       <w:r>
         <w:rPr>
           <w:rFonts w:hint="eastAsia"/>
         </w:rPr>
         <w:t>用户评论表</w:t>
       </w:r>
-      <w:bookmarkEnd w:id="66"/>
+      <w:bookmarkEnd w:id="72"/>
       <w:r>
         <w:rPr>
           <w:rFonts w:hint="eastAsia"/>
@@ -7629,7 +8040,7 @@
                     </pic:cNvPicPr>
                   </pic:nvPicPr>
                   <pic:blipFill>
-                    <a:blip r:embed="rId18">
+                    <a:blip r:embed="rId19">
                       <a:extLst>
                         <a:ext uri="{28A0092B-C50C-407E-A947-70E740481C1C}">
                           <a14:useLocalDpi xmlns:a14="http://schemas.microsoft.com/office/drawing/2010/main" val="0"/>
@@ -7670,9 +8081,9 @@
           <w:szCs w:val="28"/>
         </w:rPr>
       </w:pPr>
-      <w:bookmarkStart w:id="67" w:name="_Toc96869604"/>
-      <w:bookmarkStart w:id="68" w:name="_Toc97476749"/>
-      <w:bookmarkStart w:id="69" w:name="_Toc100820972"/>
+      <w:bookmarkStart w:id="73" w:name="_Toc96869604"/>
+      <w:bookmarkStart w:id="74" w:name="_Toc97476749"/>
+      <w:bookmarkStart w:id="75" w:name="_Toc101471622"/>
       <w:r>
         <w:rPr>
           <w:rFonts w:ascii="宋体" w:eastAsia="宋体" w:hAnsi="宋体" w:hint="eastAsia"/>
@@ -7697,9 +8108,9 @@
         </w:rPr>
         <w:t>数据库逻辑结构设计</w:t>
       </w:r>
-      <w:bookmarkEnd w:id="67"/>
-      <w:bookmarkEnd w:id="68"/>
-      <w:bookmarkEnd w:id="69"/>
+      <w:bookmarkEnd w:id="73"/>
+      <w:bookmarkEnd w:id="74"/>
+      <w:bookmarkEnd w:id="75"/>
     </w:p>
     <w:p>
       <w:pPr>
@@ -8189,133 +8600,141 @@
                 <w:sz w:val="24"/>
                 <w:szCs w:val="24"/>
               </w:rPr>
+              <w:t>login_name</w:t>
+            </w:r>
+          </w:p>
+        </w:tc>
+        <w:tc>
+          <w:tcPr>
+            <w:tcW w:w="1172" w:type="dxa"/>
+            <w:vAlign w:val="center"/>
+          </w:tcPr>
+          <w:p>
+            <w:pPr>
+              <w:pStyle w:val="MTDisplayEquation"/>
+              <w:jc w:val="center"/>
+              <w:rPr>
+                <w:rFonts w:ascii="宋体" w:hAnsi="宋体"/>
+                <w:sz w:val="24"/>
+                <w:szCs w:val="24"/>
+              </w:rPr>
+            </w:pPr>
+            <w:r>
+              <w:rPr>
+                <w:rFonts w:ascii="宋体" w:hAnsi="宋体"/>
+                <w:sz w:val="24"/>
+                <w:szCs w:val="24"/>
+              </w:rPr>
+              <w:t>varchar</w:t>
+            </w:r>
+          </w:p>
+        </w:tc>
+        <w:tc>
+          <w:tcPr>
+            <w:tcW w:w="1420" w:type="dxa"/>
+            <w:vAlign w:val="center"/>
+          </w:tcPr>
+          <w:p>
+            <w:pPr>
+              <w:pStyle w:val="MTDisplayEquation"/>
+              <w:jc w:val="center"/>
+              <w:rPr>
+                <w:rFonts w:ascii="宋体" w:hAnsi="宋体"/>
+                <w:sz w:val="24"/>
+                <w:szCs w:val="24"/>
+              </w:rPr>
+            </w:pPr>
+            <w:r>
+              <w:rPr>
+                <w:rFonts w:ascii="宋体" w:hAnsi="宋体"/>
+                <w:sz w:val="24"/>
+                <w:szCs w:val="24"/>
+              </w:rPr>
+              <w:t>32</w:t>
+            </w:r>
+          </w:p>
+        </w:tc>
+        <w:tc>
+          <w:tcPr>
+            <w:tcW w:w="1420" w:type="dxa"/>
+            <w:vAlign w:val="center"/>
+          </w:tcPr>
+          <w:p>
+            <w:pPr>
+              <w:pStyle w:val="MTDisplayEquation"/>
+              <w:jc w:val="center"/>
+              <w:rPr>
+                <w:rFonts w:ascii="宋体" w:hAnsi="宋体"/>
+                <w:sz w:val="24"/>
+                <w:szCs w:val="24"/>
+              </w:rPr>
+            </w:pPr>
+          </w:p>
+        </w:tc>
+        <w:tc>
+          <w:tcPr>
+            <w:tcW w:w="1091" w:type="dxa"/>
+            <w:vAlign w:val="center"/>
+          </w:tcPr>
+          <w:p>
+            <w:pPr>
+              <w:pStyle w:val="MTDisplayEquation"/>
+              <w:jc w:val="center"/>
+              <w:rPr>
+                <w:rFonts w:ascii="宋体" w:hAnsi="宋体"/>
+                <w:sz w:val="24"/>
+                <w:szCs w:val="24"/>
+              </w:rPr>
+            </w:pPr>
+            <w:r>
+              <w:rPr>
+                <w:rFonts w:ascii="宋体" w:hAnsi="宋体" w:hint="eastAsia"/>
+                <w:sz w:val="24"/>
+                <w:szCs w:val="24"/>
+              </w:rPr>
+              <w:t>N</w:t>
+            </w:r>
+          </w:p>
+        </w:tc>
+        <w:tc>
+          <w:tcPr>
+            <w:tcW w:w="1559" w:type="dxa"/>
+            <w:vAlign w:val="center"/>
+          </w:tcPr>
+          <w:p>
+            <w:pPr>
+              <w:pStyle w:val="MTDisplayEquation"/>
+              <w:jc w:val="center"/>
+              <w:rPr>
+                <w:rFonts w:ascii="宋体" w:hAnsi="宋体"/>
+                <w:sz w:val="24"/>
+                <w:szCs w:val="24"/>
+              </w:rPr>
+            </w:pPr>
+            <w:r>
+              <w:rPr>
+                <w:rFonts w:ascii="宋体" w:hAnsi="宋体" w:hint="eastAsia"/>
+                <w:sz w:val="24"/>
+                <w:szCs w:val="24"/>
+              </w:rPr>
+              <w:t>登陆名称</w:t>
+            </w:r>
+            <w:r>
+              <w:rPr>
+                <w:rFonts w:ascii="宋体" w:hAnsi="宋体"/>
+                <w:sz w:val="24"/>
+                <w:szCs w:val="24"/>
+              </w:rPr>
+              <w:t>(默</w:t>
+            </w:r>
+            <w:r>
+              <w:rPr>
+                <w:rFonts w:ascii="宋体" w:hAnsi="宋体"/>
+                <w:sz w:val="24"/>
+                <w:szCs w:val="24"/>
+              </w:rPr>
               <w:lastRenderedPageBreak/>
-              <w:t>login_name</w:t>
-            </w:r>
-          </w:p>
-        </w:tc>
-        <w:tc>
-          <w:tcPr>
-            <w:tcW w:w="1172" w:type="dxa"/>
-            <w:vAlign w:val="center"/>
-          </w:tcPr>
-          <w:p>
-            <w:pPr>
-              <w:pStyle w:val="MTDisplayEquation"/>
-              <w:jc w:val="center"/>
-              <w:rPr>
-                <w:rFonts w:ascii="宋体" w:hAnsi="宋体"/>
-                <w:sz w:val="24"/>
-                <w:szCs w:val="24"/>
-              </w:rPr>
-            </w:pPr>
-            <w:r>
-              <w:rPr>
-                <w:rFonts w:ascii="宋体" w:hAnsi="宋体"/>
-                <w:sz w:val="24"/>
-                <w:szCs w:val="24"/>
-              </w:rPr>
-              <w:t>varchar</w:t>
-            </w:r>
-          </w:p>
-        </w:tc>
-        <w:tc>
-          <w:tcPr>
-            <w:tcW w:w="1420" w:type="dxa"/>
-            <w:vAlign w:val="center"/>
-          </w:tcPr>
-          <w:p>
-            <w:pPr>
-              <w:pStyle w:val="MTDisplayEquation"/>
-              <w:jc w:val="center"/>
-              <w:rPr>
-                <w:rFonts w:ascii="宋体" w:hAnsi="宋体"/>
-                <w:sz w:val="24"/>
-                <w:szCs w:val="24"/>
-              </w:rPr>
-            </w:pPr>
-            <w:r>
-              <w:rPr>
-                <w:rFonts w:ascii="宋体" w:hAnsi="宋体"/>
-                <w:sz w:val="24"/>
-                <w:szCs w:val="24"/>
-              </w:rPr>
-              <w:t>32</w:t>
-            </w:r>
-          </w:p>
-        </w:tc>
-        <w:tc>
-          <w:tcPr>
-            <w:tcW w:w="1420" w:type="dxa"/>
-            <w:vAlign w:val="center"/>
-          </w:tcPr>
-          <w:p>
-            <w:pPr>
-              <w:pStyle w:val="MTDisplayEquation"/>
-              <w:jc w:val="center"/>
-              <w:rPr>
-                <w:rFonts w:ascii="宋体" w:hAnsi="宋体"/>
-                <w:sz w:val="24"/>
-                <w:szCs w:val="24"/>
-              </w:rPr>
-            </w:pPr>
-          </w:p>
-        </w:tc>
-        <w:tc>
-          <w:tcPr>
-            <w:tcW w:w="1091" w:type="dxa"/>
-            <w:vAlign w:val="center"/>
-          </w:tcPr>
-          <w:p>
-            <w:pPr>
-              <w:pStyle w:val="MTDisplayEquation"/>
-              <w:jc w:val="center"/>
-              <w:rPr>
-                <w:rFonts w:ascii="宋体" w:hAnsi="宋体"/>
-                <w:sz w:val="24"/>
-                <w:szCs w:val="24"/>
-              </w:rPr>
-            </w:pPr>
-            <w:r>
-              <w:rPr>
-                <w:rFonts w:ascii="宋体" w:hAnsi="宋体" w:hint="eastAsia"/>
-                <w:sz w:val="24"/>
-                <w:szCs w:val="24"/>
-              </w:rPr>
-              <w:t>N</w:t>
-            </w:r>
-          </w:p>
-        </w:tc>
-        <w:tc>
-          <w:tcPr>
-            <w:tcW w:w="1559" w:type="dxa"/>
-            <w:vAlign w:val="center"/>
-          </w:tcPr>
-          <w:p>
-            <w:pPr>
-              <w:pStyle w:val="MTDisplayEquation"/>
-              <w:jc w:val="center"/>
-              <w:rPr>
-                <w:rFonts w:ascii="宋体" w:hAnsi="宋体"/>
-                <w:sz w:val="24"/>
-                <w:szCs w:val="24"/>
-              </w:rPr>
-            </w:pPr>
-            <w:r>
-              <w:rPr>
-                <w:rFonts w:ascii="宋体" w:hAnsi="宋体" w:hint="eastAsia"/>
-                <w:sz w:val="24"/>
-                <w:szCs w:val="24"/>
-              </w:rPr>
-              <w:t>登陆名称</w:t>
-            </w:r>
-            <w:r>
-              <w:rPr>
-                <w:rFonts w:ascii="宋体" w:hAnsi="宋体"/>
-                <w:sz w:val="24"/>
-                <w:szCs w:val="24"/>
-              </w:rPr>
-              <w:t>(默认为邮箱号码)</w:t>
+              <w:t>认为邮箱号码)</w:t>
             </w:r>
           </w:p>
         </w:tc>
@@ -8345,6 +8764,7 @@
                 <w:sz w:val="24"/>
                 <w:szCs w:val="24"/>
               </w:rPr>
+              <w:lastRenderedPageBreak/>
               <w:t>password_md5</w:t>
             </w:r>
           </w:p>
@@ -11563,7 +11983,6 @@
           <w:sz w:val="24"/>
           <w:szCs w:val="24"/>
         </w:rPr>
-        <w:lastRenderedPageBreak/>
         <w:t>（四）相关帖子表（tb_</w:t>
       </w:r>
       <w:r>
@@ -11632,6 +12051,7 @@
                 <w:sz w:val="24"/>
                 <w:szCs w:val="24"/>
               </w:rPr>
+              <w:lastRenderedPageBreak/>
               <w:t>字段名</w:t>
             </w:r>
           </w:p>
@@ -14703,16 +15123,7 @@
                 <w:sz w:val="24"/>
                 <w:szCs w:val="24"/>
               </w:rPr>
-              <w:t>comment_cre</w:t>
-            </w:r>
-            <w:r>
-              <w:rPr>
-                <w:rFonts w:ascii="宋体" w:hAnsi="宋体"/>
-                <w:sz w:val="24"/>
-                <w:szCs w:val="24"/>
-              </w:rPr>
-              <w:lastRenderedPageBreak/>
-              <w:t>ate_time</w:t>
+              <w:t>comment_create_time</w:t>
             </w:r>
           </w:p>
         </w:tc>
@@ -14737,42 +15148,31 @@
                 <w:sz w:val="24"/>
                 <w:szCs w:val="24"/>
               </w:rPr>
-              <w:lastRenderedPageBreak/>
-              <w:t>datetim</w:t>
-            </w:r>
+              <w:t>datetime</w:t>
+            </w:r>
+          </w:p>
+        </w:tc>
+        <w:tc>
+          <w:tcPr>
+            <w:tcW w:w="1420" w:type="dxa"/>
+            <w:vAlign w:val="center"/>
+          </w:tcPr>
+          <w:p>
+            <w:pPr>
+              <w:pStyle w:val="MTDisplayEquation"/>
+              <w:jc w:val="center"/>
+              <w:rPr>
+                <w:rFonts w:ascii="宋体" w:hAnsi="宋体"/>
+                <w:sz w:val="24"/>
+                <w:szCs w:val="24"/>
+              </w:rPr>
+            </w:pPr>
             <w:r>
               <w:rPr>
                 <w:rFonts w:ascii="宋体" w:hAnsi="宋体" w:hint="eastAsia"/>
                 <w:sz w:val="24"/>
                 <w:szCs w:val="24"/>
               </w:rPr>
-              <w:lastRenderedPageBreak/>
-              <w:t>e</w:t>
-            </w:r>
-          </w:p>
-        </w:tc>
-        <w:tc>
-          <w:tcPr>
-            <w:tcW w:w="1420" w:type="dxa"/>
-            <w:vAlign w:val="center"/>
-          </w:tcPr>
-          <w:p>
-            <w:pPr>
-              <w:pStyle w:val="MTDisplayEquation"/>
-              <w:jc w:val="center"/>
-              <w:rPr>
-                <w:rFonts w:ascii="宋体" w:hAnsi="宋体"/>
-                <w:sz w:val="24"/>
-                <w:szCs w:val="24"/>
-              </w:rPr>
-            </w:pPr>
-            <w:r>
-              <w:rPr>
-                <w:rFonts w:ascii="宋体" w:hAnsi="宋体" w:hint="eastAsia"/>
-                <w:sz w:val="24"/>
-                <w:szCs w:val="24"/>
-              </w:rPr>
-              <w:lastRenderedPageBreak/>
               <w:t>0</w:t>
             </w:r>
           </w:p>
@@ -14870,6 +15270,7 @@
                 <w:sz w:val="24"/>
                 <w:szCs w:val="24"/>
               </w:rPr>
+              <w:lastRenderedPageBreak/>
               <w:t>is_deleted</w:t>
             </w:r>
           </w:p>
@@ -15013,107 +15414,23 @@
     </w:p>
     <w:p>
       <w:pPr>
-        <w:pStyle w:val="1"/>
-        <w:jc w:val="center"/>
-        <w:rPr>
-          <w:rFonts w:ascii="宋体" w:eastAsia="宋体" w:hAnsi="宋体"/>
-          <w:sz w:val="30"/>
-          <w:szCs w:val="30"/>
-        </w:rPr>
-      </w:pPr>
-      <w:bookmarkStart w:id="70" w:name="_Toc96869605"/>
-      <w:bookmarkStart w:id="71" w:name="_Toc97476750"/>
-      <w:bookmarkStart w:id="72" w:name="_Toc100820973"/>
-      <w:r>
-        <w:rPr>
-          <w:rFonts w:ascii="宋体" w:eastAsia="宋体" w:hAnsi="宋体" w:hint="eastAsia"/>
-          <w:sz w:val="30"/>
-          <w:szCs w:val="30"/>
-        </w:rPr>
-        <w:t>5</w:t>
-      </w:r>
-      <w:r>
-        <w:rPr>
-          <w:rFonts w:ascii="宋体" w:eastAsia="宋体" w:hAnsi="宋体"/>
-          <w:sz w:val="30"/>
-          <w:szCs w:val="30"/>
-        </w:rPr>
-        <w:t xml:space="preserve">. </w:t>
-      </w:r>
-      <w:r>
-        <w:rPr>
-          <w:rFonts w:ascii="宋体" w:eastAsia="宋体" w:hAnsi="宋体" w:hint="eastAsia"/>
-          <w:sz w:val="30"/>
-          <w:szCs w:val="30"/>
-        </w:rPr>
-        <w:t>系统的详细设计与实现</w:t>
-      </w:r>
-      <w:bookmarkEnd w:id="70"/>
-      <w:bookmarkEnd w:id="71"/>
-      <w:bookmarkEnd w:id="72"/>
-    </w:p>
-    <w:p>
-      <w:pPr>
         <w:pStyle w:val="2"/>
-        <w:rPr>
-          <w:rFonts w:ascii="宋体" w:eastAsia="宋体" w:hAnsi="宋体"/>
-          <w:sz w:val="28"/>
-          <w:szCs w:val="28"/>
-        </w:rPr>
-      </w:pPr>
-      <w:bookmarkStart w:id="73" w:name="_Toc97476751"/>
-      <w:bookmarkStart w:id="74" w:name="_Toc100820974"/>
-      <w:r>
-        <w:rPr>
-          <w:rFonts w:ascii="宋体" w:eastAsia="宋体" w:hAnsi="宋体"/>
-          <w:sz w:val="28"/>
-          <w:szCs w:val="28"/>
-        </w:rPr>
-        <w:t>5.1</w:t>
-      </w:r>
-      <w:r>
-        <w:rPr>
-          <w:rFonts w:ascii="宋体" w:eastAsia="宋体" w:hAnsi="宋体" w:hint="eastAsia"/>
-          <w:sz w:val="28"/>
-          <w:szCs w:val="28"/>
-        </w:rPr>
-        <w:t>系统需</w:t>
-      </w:r>
-      <w:r>
-        <w:rPr>
-          <w:rStyle w:val="20"/>
-          <w:rFonts w:ascii="宋体" w:eastAsia="宋体" w:hAnsi="宋体"/>
-          <w:sz w:val="28"/>
-          <w:szCs w:val="28"/>
-        </w:rPr>
-        <w:t>求分析</w:t>
-      </w:r>
-      <w:bookmarkEnd w:id="73"/>
-      <w:bookmarkEnd w:id="74"/>
-    </w:p>
-    <w:p>
-      <w:pPr>
-        <w:pStyle w:val="3"/>
-      </w:pPr>
-      <w:bookmarkStart w:id="75" w:name="_Toc97476752"/>
-      <w:bookmarkStart w:id="76" w:name="_Toc100820975"/>
+      </w:pPr>
       <w:r>
         <w:rPr>
           <w:rFonts w:hint="eastAsia"/>
         </w:rPr>
-        <w:t>5</w:t>
-      </w:r>
-      <w:r>
-        <w:t xml:space="preserve">.1.1 </w:t>
+        <w:t>4</w:t>
+      </w:r>
+      <w:r>
+        <w:t xml:space="preserve">.3 </w:t>
       </w:r>
       <w:r>
         <w:rPr>
           <w:rFonts w:hint="eastAsia"/>
         </w:rPr>
-        <w:t>功能需求</w:t>
-      </w:r>
-      <w:bookmarkEnd w:id="75"/>
-      <w:bookmarkEnd w:id="76"/>
+        <w:t>数据库连接与实现</w:t>
+      </w:r>
     </w:p>
     <w:p>
       <w:pPr>
@@ -15130,96 +15447,152 @@
           <w:sz w:val="24"/>
           <w:szCs w:val="24"/>
         </w:rPr>
-        <w:t>校园论坛系统的功能需求主要包括以下几个方面</w:t>
-      </w:r>
-      <w:r>
-        <w:rPr>
-          <w:rFonts w:ascii="宋体" w:eastAsia="宋体" w:hAnsi="宋体"/>
-          <w:sz w:val="24"/>
-          <w:szCs w:val="24"/>
-        </w:rPr>
-        <w:t>:它可以提供校园论坛的注册新用户、登录</w:t>
-      </w:r>
-      <w:r>
-        <w:rPr>
-          <w:rFonts w:ascii="宋体" w:eastAsia="宋体" w:hAnsi="宋体" w:hint="eastAsia"/>
-          <w:sz w:val="24"/>
-          <w:szCs w:val="24"/>
-        </w:rPr>
-        <w:t>、</w:t>
-      </w:r>
-      <w:r>
-        <w:rPr>
-          <w:rFonts w:ascii="宋体" w:eastAsia="宋体" w:hAnsi="宋体"/>
-          <w:sz w:val="24"/>
-          <w:szCs w:val="24"/>
-        </w:rPr>
-        <w:t>浏览主题、发布回复主题、修改个人资料、</w:t>
-      </w:r>
-      <w:r>
-        <w:rPr>
-          <w:rFonts w:ascii="宋体" w:eastAsia="宋体" w:hAnsi="宋体" w:hint="eastAsia"/>
-          <w:sz w:val="24"/>
-          <w:szCs w:val="24"/>
-        </w:rPr>
-        <w:t>删除帖子等功能。本论坛使用</w:t>
-      </w:r>
-      <w:r>
-        <w:rPr>
-          <w:rFonts w:ascii="宋体" w:eastAsia="宋体" w:hAnsi="宋体"/>
-          <w:sz w:val="24"/>
-          <w:szCs w:val="24"/>
-        </w:rPr>
-        <w:t>J</w:t>
-      </w:r>
-      <w:r>
-        <w:rPr>
-          <w:rFonts w:ascii="宋体" w:eastAsia="宋体" w:hAnsi="宋体" w:hint="eastAsia"/>
-          <w:sz w:val="24"/>
-          <w:szCs w:val="24"/>
-        </w:rPr>
-        <w:t>ava</w:t>
-      </w:r>
-      <w:r>
-        <w:rPr>
-          <w:rFonts w:ascii="宋体" w:eastAsia="宋体" w:hAnsi="宋体"/>
-          <w:sz w:val="24"/>
-          <w:szCs w:val="24"/>
-        </w:rPr>
-        <w:t>作为主体语言，主要有:用户管理、论坛发帖管理、论坛回帖、论坛帖子管理等。下面将使</w:t>
-      </w:r>
-      <w:r>
-        <w:rPr>
-          <w:rFonts w:ascii="宋体" w:eastAsia="宋体" w:hAnsi="宋体" w:hint="eastAsia"/>
-          <w:sz w:val="24"/>
-          <w:szCs w:val="24"/>
-        </w:rPr>
-        <w:t>用用例说明。</w:t>
-      </w:r>
-    </w:p>
-    <w:p>
-      <w:pPr>
-        <w:pStyle w:val="3"/>
-      </w:pPr>
-      <w:bookmarkStart w:id="77" w:name="_Toc97476753"/>
-      <w:bookmarkStart w:id="78" w:name="_Toc100820976"/>
-      <w:r>
-        <w:rPr>
-          <w:rFonts w:hint="eastAsia"/>
-        </w:rPr>
-        <w:t>5</w:t>
-      </w:r>
-      <w:r>
-        <w:t xml:space="preserve">.1.2 </w:t>
-      </w:r>
-      <w:r>
-        <w:rPr>
-          <w:rFonts w:hint="eastAsia"/>
-        </w:rPr>
-        <w:t>性能需求</w:t>
-      </w:r>
-      <w:bookmarkEnd w:id="77"/>
-      <w:bookmarkEnd w:id="78"/>
+        <w:t>为了使Spring</w:t>
+      </w:r>
+      <w:r>
+        <w:rPr>
+          <w:rFonts w:ascii="宋体" w:eastAsia="宋体" w:hAnsi="宋体"/>
+          <w:sz w:val="24"/>
+          <w:szCs w:val="24"/>
+        </w:rPr>
+        <w:t>B</w:t>
+      </w:r>
+      <w:r>
+        <w:rPr>
+          <w:rFonts w:ascii="宋体" w:eastAsia="宋体" w:hAnsi="宋体" w:hint="eastAsia"/>
+          <w:sz w:val="24"/>
+          <w:szCs w:val="24"/>
+        </w:rPr>
+        <w:t>oot框架整合数据库资源，采用mybatis框架用于数据持久层的操作。</w:t>
+      </w:r>
+      <w:r>
+        <w:rPr>
+          <w:rFonts w:ascii="宋体" w:eastAsia="宋体" w:hAnsi="宋体"/>
+          <w:sz w:val="24"/>
+          <w:szCs w:val="24"/>
+        </w:rPr>
+        <w:t>M</w:t>
+      </w:r>
+      <w:r>
+        <w:rPr>
+          <w:rFonts w:ascii="宋体" w:eastAsia="宋体" w:hAnsi="宋体" w:hint="eastAsia"/>
+          <w:sz w:val="24"/>
+          <w:szCs w:val="24"/>
+        </w:rPr>
+        <w:t>ybatis会读取其对应的配置文件，</w:t>
+      </w:r>
+      <w:r>
+        <w:rPr>
+          <w:rFonts w:ascii="宋体" w:eastAsia="宋体" w:hAnsi="宋体" w:hint="eastAsia"/>
+          <w:sz w:val="24"/>
+          <w:szCs w:val="24"/>
+        </w:rPr>
+        <w:t>通过配置文件进行相关环境变量的配置。当相应的配置文件读取完成后，会由Mybatis创建会话工厂</w:t>
+      </w:r>
+      <w:r>
+        <w:rPr>
+          <w:rFonts w:ascii="宋体" w:eastAsia="宋体" w:hAnsi="宋体"/>
+          <w:sz w:val="24"/>
+          <w:szCs w:val="24"/>
+        </w:rPr>
+        <w:t>SqlSessionFactory</w:t>
+      </w:r>
+      <w:r>
+        <w:rPr>
+          <w:rFonts w:ascii="宋体" w:eastAsia="宋体" w:hAnsi="宋体" w:hint="eastAsia"/>
+          <w:sz w:val="24"/>
+          <w:szCs w:val="24"/>
+        </w:rPr>
+        <w:t>，这个会话工厂可以构建</w:t>
+      </w:r>
+      <w:r>
+        <w:rPr>
+          <w:rFonts w:ascii="宋体" w:eastAsia="宋体" w:hAnsi="宋体"/>
+          <w:sz w:val="24"/>
+          <w:szCs w:val="24"/>
+        </w:rPr>
+        <w:t>SqlSession</w:t>
+      </w:r>
+      <w:r>
+        <w:rPr>
+          <w:rFonts w:ascii="宋体" w:eastAsia="宋体" w:hAnsi="宋体" w:hint="eastAsia"/>
+          <w:sz w:val="24"/>
+          <w:szCs w:val="24"/>
+        </w:rPr>
+        <w:t>对象，这个</w:t>
+      </w:r>
+      <w:r>
+        <w:rPr>
+          <w:rFonts w:ascii="宋体" w:eastAsia="宋体" w:hAnsi="宋体"/>
+          <w:sz w:val="24"/>
+          <w:szCs w:val="24"/>
+        </w:rPr>
+        <w:t>SqlSession</w:t>
+      </w:r>
+      <w:r>
+        <w:rPr>
+          <w:rFonts w:ascii="宋体" w:eastAsia="宋体" w:hAnsi="宋体" w:hint="eastAsia"/>
+          <w:sz w:val="24"/>
+          <w:szCs w:val="24"/>
+        </w:rPr>
+        <w:t>对象包含了所有的执行sql的方法。同时，</w:t>
+      </w:r>
+      <w:r>
+        <w:rPr>
+          <w:rFonts w:ascii="宋体" w:eastAsia="宋体" w:hAnsi="宋体"/>
+          <w:sz w:val="24"/>
+          <w:szCs w:val="24"/>
+        </w:rPr>
+        <w:t>MyBatis底层定义了一个Executor接口来操作数据库，它会根据SqlSession传递的参数动态的生成需要执行的SQL语句，</w:t>
+      </w:r>
+      <w:r>
+        <w:rPr>
+          <w:rFonts w:ascii="宋体" w:eastAsia="宋体" w:hAnsi="宋体" w:hint="eastAsia"/>
+          <w:sz w:val="24"/>
+          <w:szCs w:val="24"/>
+        </w:rPr>
+        <w:t>以及</w:t>
+      </w:r>
+      <w:r>
+        <w:rPr>
+          <w:rFonts w:ascii="宋体" w:eastAsia="宋体" w:hAnsi="宋体"/>
+          <w:sz w:val="24"/>
+          <w:szCs w:val="24"/>
+        </w:rPr>
+        <w:t>负责查询缓存的维护</w:t>
+      </w:r>
+      <w:r>
+        <w:rPr>
+          <w:rFonts w:ascii="宋体" w:eastAsia="宋体" w:hAnsi="宋体" w:hint="eastAsia"/>
+          <w:sz w:val="24"/>
+          <w:szCs w:val="24"/>
+        </w:rPr>
+        <w:t>。</w:t>
+      </w:r>
+      <w:r>
+        <w:rPr>
+          <w:rFonts w:ascii="宋体" w:eastAsia="宋体" w:hAnsi="宋体" w:hint="eastAsia"/>
+          <w:sz w:val="24"/>
+          <w:szCs w:val="24"/>
+        </w:rPr>
+        <w:t>在数据库操作中，当每个相应的数据库操作执行完成后，需要释放相关资源，以防止</w:t>
+      </w:r>
+      <w:r>
+        <w:rPr>
+          <w:rFonts w:ascii="宋体" w:eastAsia="宋体" w:hAnsi="宋体" w:hint="eastAsia"/>
+          <w:sz w:val="24"/>
+          <w:szCs w:val="24"/>
+        </w:rPr>
+        <w:t>资源闲置而导致的内存堆积，甚至会导致栈溢出风险。但频繁的创建和释放资源会导致资源的浪费，以及系统性能的降低，因此，引入数据库池化概念，在初始化数据库连接的时候，创建一个数据库连接池，在数据库连接池中放入指定数量的数据库执行对象，当需要执行相关操作时，从数据库连接池中获取相应的已初始化好的对象即可，但操作完成时，将对应的连接对象放回数据库池中，等待下一个操作的获取即可。</w:t>
+      </w:r>
+      <w:r>
+        <w:rPr>
+          <w:rFonts w:ascii="宋体" w:eastAsia="宋体" w:hAnsi="宋体" w:hint="eastAsia"/>
+          <w:sz w:val="24"/>
+          <w:szCs w:val="24"/>
+        </w:rPr>
+        <w:t>数据库连接池负责分配、管理和释放数据库连接，它允许应用程序重复使用一个现有的数据库连接，而不是再重新建立一个；释放空闲时间超过最大空闲时间的数据库连接来避免因为没有释放数据库连接而引起的数据库连接遗漏。这项技术能明显提高对数据库操作的性能。</w:t>
+      </w:r>
     </w:p>
     <w:p>
       <w:pPr>
@@ -15236,125 +15609,64 @@
           <w:sz w:val="24"/>
           <w:szCs w:val="24"/>
         </w:rPr>
-        <w:t>首先安全性</w:t>
-      </w:r>
-      <w:r>
-        <w:rPr>
-          <w:rFonts w:ascii="宋体" w:eastAsia="宋体" w:hAnsi="宋体"/>
-          <w:sz w:val="24"/>
-          <w:szCs w:val="24"/>
-        </w:rPr>
-        <w:t>:保证用户在登陆过程中的任何一个环节的安全性，如密码保护，用户名盗用，个人信息的泄露等;其次时间性:浏览页面时</w:t>
-      </w:r>
-      <w:r>
-        <w:rPr>
-          <w:rFonts w:ascii="宋体" w:eastAsia="宋体" w:hAnsi="宋体" w:hint="eastAsia"/>
-          <w:sz w:val="24"/>
-          <w:szCs w:val="24"/>
-        </w:rPr>
-        <w:t>间</w:t>
-      </w:r>
-      <w:r>
-        <w:rPr>
-          <w:rFonts w:ascii="宋体" w:eastAsia="宋体" w:hAnsi="宋体"/>
-          <w:sz w:val="24"/>
-          <w:szCs w:val="24"/>
-        </w:rPr>
-        <w:t>:小于1秒;更新数据文件时间:小于100毫秒;再次可靠性:考虑到用户忘记密码，则给用户提供密码保护功能以保证在忘记密码的时候给</w:t>
-      </w:r>
-      <w:r>
-        <w:rPr>
-          <w:rFonts w:ascii="宋体" w:eastAsia="宋体" w:hAnsi="宋体" w:hint="eastAsia"/>
-          <w:sz w:val="24"/>
-          <w:szCs w:val="24"/>
-        </w:rPr>
-        <w:t>予帮助</w:t>
-      </w:r>
-      <w:r>
-        <w:rPr>
-          <w:rFonts w:ascii="宋体" w:eastAsia="宋体" w:hAnsi="宋体"/>
-          <w:sz w:val="24"/>
-          <w:szCs w:val="24"/>
-        </w:rPr>
-        <w:t>;最后系统容量:数据库可存储5年的用户信息以及3个月的论坛文章(发帖，回复等)，允许</w:t>
-      </w:r>
-      <w:r>
-        <w:rPr>
-          <w:rFonts w:ascii="宋体" w:eastAsia="宋体" w:hAnsi="宋体" w:hint="eastAsia"/>
-          <w:sz w:val="24"/>
-          <w:szCs w:val="24"/>
-        </w:rPr>
-        <w:t>5</w:t>
-      </w:r>
-      <w:r>
-        <w:rPr>
-          <w:rFonts w:ascii="宋体" w:eastAsia="宋体" w:hAnsi="宋体"/>
-          <w:sz w:val="24"/>
-          <w:szCs w:val="24"/>
-        </w:rPr>
-        <w:t>000</w:t>
-      </w:r>
-      <w:r>
-        <w:rPr>
-          <w:rFonts w:ascii="宋体" w:eastAsia="宋体" w:hAnsi="宋体"/>
-          <w:sz w:val="24"/>
-          <w:szCs w:val="24"/>
-        </w:rPr>
-        <w:t>个终端同时工作</w:t>
-      </w:r>
-      <w:r>
-        <w:rPr>
-          <w:rFonts w:ascii="宋体" w:eastAsia="宋体" w:hAnsi="宋体" w:hint="eastAsia"/>
-          <w:sz w:val="24"/>
-          <w:szCs w:val="24"/>
-        </w:rPr>
-        <w:t>，并且需要考虑多用户高并发请求情况</w:t>
-      </w:r>
-      <w:r>
-        <w:rPr>
-          <w:rFonts w:ascii="宋体" w:eastAsia="宋体" w:hAnsi="宋体"/>
-          <w:sz w:val="24"/>
-          <w:szCs w:val="24"/>
-        </w:rPr>
-        <w:t>。</w:t>
-      </w:r>
-    </w:p>
-    <w:p>
-      <w:pPr>
-        <w:pStyle w:val="2"/>
-        <w:rPr>
-          <w:rFonts w:ascii="宋体" w:eastAsia="宋体" w:hAnsi="宋体"/>
-          <w:sz w:val="28"/>
-          <w:szCs w:val="28"/>
-        </w:rPr>
-      </w:pPr>
-      <w:bookmarkStart w:id="79" w:name="_Toc100820977"/>
-      <w:bookmarkStart w:id="80" w:name="_Toc97476754"/>
-      <w:r>
-        <w:rPr>
-          <w:rFonts w:ascii="宋体" w:eastAsia="宋体" w:hAnsi="宋体" w:hint="eastAsia"/>
-          <w:sz w:val="28"/>
-          <w:szCs w:val="28"/>
-        </w:rPr>
-        <w:t>5</w:t>
-      </w:r>
-      <w:r>
-        <w:rPr>
-          <w:rFonts w:ascii="宋体" w:eastAsia="宋体" w:hAnsi="宋体"/>
-          <w:sz w:val="28"/>
-          <w:szCs w:val="28"/>
-        </w:rPr>
-        <w:t xml:space="preserve">.2 </w:t>
-      </w:r>
-      <w:r>
-        <w:rPr>
-          <w:rFonts w:ascii="宋体" w:eastAsia="宋体" w:hAnsi="宋体" w:hint="eastAsia"/>
-          <w:sz w:val="28"/>
-          <w:szCs w:val="28"/>
-        </w:rPr>
-        <w:t>系统软件架构</w:t>
-      </w:r>
-      <w:bookmarkEnd w:id="79"/>
+        <w:t>对于主流的数据库连接池对象，C</w:t>
+      </w:r>
+      <w:r>
+        <w:rPr>
+          <w:rFonts w:ascii="宋体" w:eastAsia="宋体" w:hAnsi="宋体"/>
+          <w:sz w:val="24"/>
+          <w:szCs w:val="24"/>
+        </w:rPr>
+        <w:t>3P0</w:t>
+      </w:r>
+      <w:r>
+        <w:rPr>
+          <w:rFonts w:ascii="宋体" w:eastAsia="宋体" w:hAnsi="宋体" w:hint="eastAsia"/>
+          <w:sz w:val="24"/>
+          <w:szCs w:val="24"/>
+        </w:rPr>
+        <w:t>和Druid是被使用的较多的两款数据库连接池对象，C</w:t>
+      </w:r>
+      <w:r>
+        <w:rPr>
+          <w:rFonts w:ascii="宋体" w:eastAsia="宋体" w:hAnsi="宋体"/>
+          <w:sz w:val="24"/>
+          <w:szCs w:val="24"/>
+        </w:rPr>
+        <w:t>3P0</w:t>
+      </w:r>
+      <w:r>
+        <w:rPr>
+          <w:rFonts w:ascii="宋体" w:eastAsia="宋体" w:hAnsi="宋体" w:hint="eastAsia"/>
+          <w:sz w:val="24"/>
+          <w:szCs w:val="24"/>
+        </w:rPr>
+        <w:t>在功能上简单易用，稳定性高，但由于其性能较差，因此选择阿里巴巴开源的Druid数据库连接池对象，Druid数据库连接池提供强大的监控性能，</w:t>
+      </w:r>
+      <w:r>
+        <w:rPr>
+          <w:rFonts w:ascii="宋体" w:eastAsia="宋体" w:hAnsi="宋体" w:hint="eastAsia"/>
+          <w:sz w:val="24"/>
+          <w:szCs w:val="24"/>
+        </w:rPr>
+        <w:t>可以清楚知道连接池和</w:t>
+      </w:r>
+      <w:r>
+        <w:rPr>
+          <w:rFonts w:ascii="宋体" w:eastAsia="宋体" w:hAnsi="宋体"/>
+          <w:sz w:val="24"/>
+          <w:szCs w:val="24"/>
+        </w:rPr>
+        <w:t>SQL的工作情况。</w:t>
+      </w:r>
+      <w:r>
+        <w:rPr>
+          <w:rFonts w:ascii="宋体" w:eastAsia="宋体" w:hAnsi="宋体" w:hint="eastAsia"/>
+          <w:sz w:val="24"/>
+          <w:szCs w:val="24"/>
+        </w:rPr>
+        <w:t>同时，Druid数据库连接池方便易扩展，方便后期项目的扩展。</w:t>
+      </w:r>
     </w:p>
     <w:p>
       <w:pPr>
@@ -15367,430 +15679,55 @@
       </w:pPr>
       <w:r>
         <w:rPr>
-          <w:rFonts w:ascii="宋体" w:eastAsia="宋体" w:hAnsi="宋体" w:hint="eastAsia"/>
-          <w:sz w:val="24"/>
-          <w:szCs w:val="24"/>
-        </w:rPr>
-        <w:t>本系统分为用户</w:t>
-      </w:r>
-      <w:bookmarkStart w:id="81" w:name="_Hlk97408890"/>
-      <w:r>
-        <w:rPr>
-          <w:rFonts w:ascii="宋体" w:eastAsia="宋体" w:hAnsi="宋体" w:hint="eastAsia"/>
-          <w:sz w:val="24"/>
-          <w:szCs w:val="24"/>
-        </w:rPr>
-        <w:t>注册模块</w:t>
-      </w:r>
-      <w:bookmarkEnd w:id="81"/>
-      <w:r>
-        <w:rPr>
-          <w:rFonts w:ascii="宋体" w:eastAsia="宋体" w:hAnsi="宋体" w:hint="eastAsia"/>
-          <w:sz w:val="24"/>
-          <w:szCs w:val="24"/>
-        </w:rPr>
-        <w:t>、登陆模块、个人</w:t>
-      </w:r>
-      <w:r>
-        <w:rPr>
-          <w:rFonts w:ascii="宋体" w:eastAsia="宋体" w:hAnsi="宋体" w:hint="eastAsia"/>
-          <w:sz w:val="24"/>
-          <w:szCs w:val="24"/>
-        </w:rPr>
-        <w:t>信息模块</w:t>
-      </w:r>
-      <w:r>
-        <w:rPr>
-          <w:rFonts w:ascii="宋体" w:eastAsia="宋体" w:hAnsi="宋体" w:hint="eastAsia"/>
-          <w:sz w:val="24"/>
-          <w:szCs w:val="24"/>
-        </w:rPr>
-        <w:t>、版块管理、帖子管理、帖子回复、帖子收藏、帖子浏览、</w:t>
-      </w:r>
-      <w:r>
-        <w:rPr>
-          <w:rFonts w:ascii="宋体" w:eastAsia="宋体" w:hAnsi="宋体" w:hint="eastAsia"/>
-          <w:sz w:val="24"/>
-          <w:szCs w:val="24"/>
-        </w:rPr>
-        <w:t>分类排行等九个模块，部分功能模块图如下所示：</w:t>
-      </w:r>
-      <w:bookmarkEnd w:id="80"/>
-    </w:p>
-    <w:p>
-      <w:pPr>
-        <w:pStyle w:val="3"/>
-      </w:pPr>
-      <w:bookmarkStart w:id="82" w:name="_Toc97476755"/>
-      <w:bookmarkStart w:id="83" w:name="_Toc100820978"/>
-      <w:r>
-        <w:rPr>
-          <w:rFonts w:hint="eastAsia"/>
-        </w:rPr>
-        <w:t>5</w:t>
-      </w:r>
-      <w:r>
-        <w:t xml:space="preserve">.2.1 </w:t>
-      </w:r>
-      <w:r>
-        <w:rPr>
-          <w:rFonts w:hint="eastAsia"/>
-        </w:rPr>
-        <w:t>注册模块</w:t>
-      </w:r>
-      <w:r>
-        <w:rPr>
-          <w:rFonts w:hint="eastAsia"/>
-        </w:rPr>
-        <w:t>和登陆模块</w:t>
-      </w:r>
-      <w:bookmarkEnd w:id="82"/>
-      <w:bookmarkEnd w:id="83"/>
-    </w:p>
-    <w:p>
-      <w:pPr>
-        <w:ind w:firstLineChars="200" w:firstLine="480"/>
-        <w:rPr>
-          <w:rFonts w:ascii="宋体" w:eastAsia="宋体" w:hAnsi="宋体"/>
-          <w:sz w:val="24"/>
-          <w:szCs w:val="24"/>
-        </w:rPr>
-      </w:pPr>
-      <w:r>
-        <w:rPr>
-          <w:rFonts w:ascii="宋体" w:eastAsia="宋体" w:hAnsi="宋体" w:hint="eastAsia"/>
-          <w:sz w:val="24"/>
-          <w:szCs w:val="24"/>
-        </w:rPr>
-        <w:t>注册模块，用户提供信息，检验用户信息的有效性，并将用户信息持久化保存到数据库中，注册成功后可以由用户选择是否需要继续完善个人资料。对于注册模块，使用正则表达式对用户的邮箱、昵称、密码进行格式校验，对非法格式进行发现并及时处理，</w:t>
-      </w:r>
-      <w:r>
-        <w:rPr>
-          <w:rFonts w:ascii="宋体" w:eastAsia="宋体" w:hAnsi="宋体" w:hint="eastAsia"/>
-          <w:sz w:val="24"/>
-          <w:szCs w:val="24"/>
-        </w:rPr>
-        <w:t>同时通过验证码校验的方式，防止恶意高并发请求，或脚</w:t>
-      </w:r>
-      <w:r>
-        <w:rPr>
-          <w:rFonts w:ascii="宋体" w:eastAsia="宋体" w:hAnsi="宋体" w:hint="eastAsia"/>
-          <w:sz w:val="24"/>
-          <w:szCs w:val="24"/>
-        </w:rPr>
-        <w:lastRenderedPageBreak/>
-        <w:t>本批量注册。对于用户密码，在后台也需要保证其隐私性，因此，当后端接收到对应密码时及时进行MD5加密，加密后存入数据库中。</w:t>
-      </w:r>
-    </w:p>
-    <w:p>
-      <w:pPr>
-        <w:ind w:firstLineChars="200" w:firstLine="480"/>
-        <w:rPr>
-          <w:rFonts w:ascii="宋体" w:eastAsia="宋体" w:hAnsi="宋体"/>
-          <w:sz w:val="24"/>
-          <w:szCs w:val="24"/>
-        </w:rPr>
-      </w:pPr>
-      <w:r>
-        <w:rPr>
-          <w:rFonts w:ascii="宋体" w:eastAsia="宋体" w:hAnsi="宋体" w:hint="eastAsia"/>
-          <w:sz w:val="24"/>
-          <w:szCs w:val="24"/>
-        </w:rPr>
-        <w:t>登陆模块，根据用户传入的用户名、密码以及验证码进行校验，对用户传入的密码进行MD5加密后与数据库中对应字段进行比较，判断用户的正确性</w:t>
-      </w:r>
-      <w:r>
-        <w:rPr>
-          <w:rFonts w:ascii="宋体" w:eastAsia="宋体" w:hAnsi="宋体" w:hint="eastAsia"/>
-          <w:sz w:val="24"/>
-          <w:szCs w:val="24"/>
-        </w:rPr>
-        <w:t>，并将用户对应信息存入session中，保证用户的长久链接</w:t>
-      </w:r>
-      <w:r>
-        <w:rPr>
-          <w:rFonts w:ascii="宋体" w:eastAsia="宋体" w:hAnsi="宋体" w:hint="eastAsia"/>
-          <w:sz w:val="24"/>
-          <w:szCs w:val="24"/>
-        </w:rPr>
-        <w:t>。同时，为保证验证码能够在各种用户状态（包括登陆和未登陆）下生效，将验证码存入session中</w:t>
-      </w:r>
-      <w:r>
-        <w:rPr>
-          <w:rFonts w:ascii="宋体" w:eastAsia="宋体" w:hAnsi="宋体" w:hint="eastAsia"/>
-          <w:sz w:val="24"/>
-          <w:szCs w:val="24"/>
-        </w:rPr>
-        <w:t>。为实现代码的高可用性，将session存入redis中，加快其访问速度，同时减轻相应tomcat服务器存储session的压力。</w:t>
-      </w:r>
-    </w:p>
-    <w:p>
-      <w:pPr>
-        <w:ind w:firstLineChars="200" w:firstLine="480"/>
-        <w:rPr>
-          <w:rFonts w:ascii="宋体" w:eastAsia="宋体" w:hAnsi="宋体"/>
-          <w:sz w:val="24"/>
-          <w:szCs w:val="24"/>
-        </w:rPr>
-      </w:pPr>
-      <w:r>
-        <w:rPr>
-          <w:rFonts w:ascii="宋体" w:eastAsia="宋体" w:hAnsi="宋体" w:hint="eastAsia"/>
-          <w:sz w:val="24"/>
-          <w:szCs w:val="24"/>
-        </w:rPr>
-        <w:t>针对设计隐私数据的前后端交互，本系统采用非对称加密，将用户需要传递给后端的隐私数据</w:t>
-      </w:r>
-      <w:r>
-        <w:rPr>
-          <w:rFonts w:ascii="宋体" w:eastAsia="宋体" w:hAnsi="宋体" w:hint="eastAsia"/>
-          <w:sz w:val="24"/>
-          <w:szCs w:val="24"/>
-        </w:rPr>
-        <w:t>在前端</w:t>
-      </w:r>
-      <w:r>
-        <w:rPr>
-          <w:rFonts w:ascii="宋体" w:eastAsia="宋体" w:hAnsi="宋体" w:hint="eastAsia"/>
-          <w:sz w:val="24"/>
-          <w:szCs w:val="24"/>
-        </w:rPr>
-        <w:t>进行加密后，通过http请求发送给后端，这样可以降低在发送过程中，被非法抓包，从而获取</w:t>
-      </w:r>
-      <w:r>
-        <w:rPr>
-          <w:rFonts w:ascii="宋体" w:eastAsia="宋体" w:hAnsi="宋体" w:hint="eastAsia"/>
-          <w:sz w:val="24"/>
-          <w:szCs w:val="24"/>
-        </w:rPr>
-        <w:t>用户隐私数据</w:t>
-      </w:r>
-      <w:r>
-        <w:rPr>
-          <w:rFonts w:ascii="宋体" w:eastAsia="宋体" w:hAnsi="宋体" w:hint="eastAsia"/>
-          <w:sz w:val="24"/>
-          <w:szCs w:val="24"/>
-        </w:rPr>
-        <w:t>的风险</w:t>
-      </w:r>
-      <w:r>
-        <w:rPr>
-          <w:rFonts w:ascii="宋体" w:eastAsia="宋体" w:hAnsi="宋体" w:hint="eastAsia"/>
-          <w:sz w:val="24"/>
-          <w:szCs w:val="24"/>
-        </w:rPr>
-        <w:t>。</w:t>
-      </w:r>
-    </w:p>
-    <w:p>
-      <w:pPr>
-        <w:ind w:firstLineChars="200" w:firstLine="480"/>
-        <w:rPr>
-          <w:rFonts w:ascii="宋体" w:eastAsia="宋体" w:hAnsi="宋体"/>
-          <w:sz w:val="24"/>
-          <w:szCs w:val="24"/>
-        </w:rPr>
-      </w:pPr>
-      <w:r>
-        <w:rPr>
-          <w:rFonts w:ascii="宋体" w:eastAsia="宋体" w:hAnsi="宋体" w:hint="eastAsia"/>
-          <w:sz w:val="24"/>
-          <w:szCs w:val="24"/>
-        </w:rPr>
-        <w:t>在设计注册功能的时候，为了防止通过程序手段恶意大量注册账号，在注册环节加入验证码模块，通过调用查询资料，找到适合本项目的第三方验证码模块，调用其生成验证码的方法，将生成的验证码内容</w:t>
-      </w:r>
-      <w:r>
-        <w:rPr>
-          <w:rFonts w:ascii="宋体" w:eastAsia="宋体" w:hAnsi="宋体" w:hint="eastAsia"/>
-          <w:sz w:val="24"/>
-          <w:szCs w:val="24"/>
-        </w:rPr>
-        <w:t>以session作用域的方式</w:t>
-      </w:r>
-      <w:r>
-        <w:rPr>
-          <w:rFonts w:ascii="宋体" w:eastAsia="宋体" w:hAnsi="宋体" w:hint="eastAsia"/>
-          <w:sz w:val="24"/>
-          <w:szCs w:val="24"/>
-        </w:rPr>
-        <w:t>存入redis中，避免使用本地内存存储验证码信息。在前端访问获取验证码对应接口时，由于浏览器自带缓存，对于同一个url，会默认先从缓存中读取，若缓存中存在对应的内容，则不会请求对应的链接，而是将</w:t>
-      </w:r>
-      <w:r>
-        <w:rPr>
-          <w:rFonts w:ascii="宋体" w:eastAsia="宋体" w:hAnsi="宋体" w:hint="eastAsia"/>
-          <w:sz w:val="24"/>
-          <w:szCs w:val="24"/>
-        </w:rPr>
-        <w:t>缓存中的内容返回，这样导致的结果就是验证码动态的更新，为解决该问题，引入U</w:t>
-      </w:r>
-      <w:r>
-        <w:rPr>
-          <w:rFonts w:ascii="宋体" w:eastAsia="宋体" w:hAnsi="宋体"/>
-          <w:sz w:val="24"/>
-          <w:szCs w:val="24"/>
-        </w:rPr>
-        <w:t>UID</w:t>
-      </w:r>
-      <w:r>
-        <w:rPr>
-          <w:rFonts w:ascii="宋体" w:eastAsia="宋体" w:hAnsi="宋体" w:hint="eastAsia"/>
-          <w:sz w:val="24"/>
-          <w:szCs w:val="24"/>
-        </w:rPr>
-        <w:t>，在调用生成验证码接口时，动态生成并拼接U</w:t>
-      </w:r>
-      <w:r>
-        <w:rPr>
-          <w:rFonts w:ascii="宋体" w:eastAsia="宋体" w:hAnsi="宋体"/>
-          <w:sz w:val="24"/>
-          <w:szCs w:val="24"/>
-        </w:rPr>
-        <w:t>UID</w:t>
-      </w:r>
-      <w:r>
-        <w:rPr>
-          <w:rFonts w:ascii="宋体" w:eastAsia="宋体" w:hAnsi="宋体" w:hint="eastAsia"/>
-          <w:sz w:val="24"/>
-          <w:szCs w:val="24"/>
-        </w:rPr>
-        <w:t>，使得</w:t>
-      </w:r>
-      <w:r>
-        <w:rPr>
-          <w:rFonts w:ascii="宋体" w:eastAsia="宋体" w:hAnsi="宋体"/>
-          <w:sz w:val="24"/>
-          <w:szCs w:val="24"/>
-        </w:rPr>
-        <w:t>UUID</w:t>
-      </w:r>
-      <w:r>
-        <w:rPr>
-          <w:rFonts w:ascii="宋体" w:eastAsia="宋体" w:hAnsi="宋体" w:hint="eastAsia"/>
-          <w:sz w:val="24"/>
-          <w:szCs w:val="24"/>
-        </w:rPr>
-        <w:t>以Query参数的形式存在于链接中，这样的目的，可以达到每次访问的链接都不一样，这样就能够顺利的解决浏览器缓存问题，而在生成</w:t>
-      </w:r>
-      <w:r>
-        <w:rPr>
-          <w:rFonts w:ascii="宋体" w:eastAsia="宋体" w:hAnsi="宋体"/>
-          <w:sz w:val="24"/>
-          <w:szCs w:val="24"/>
-        </w:rPr>
-        <w:t>UUID</w:t>
-      </w:r>
-      <w:r>
-        <w:rPr>
-          <w:rFonts w:ascii="宋体" w:eastAsia="宋体" w:hAnsi="宋体" w:hint="eastAsia"/>
-          <w:sz w:val="24"/>
-          <w:szCs w:val="24"/>
-        </w:rPr>
-        <w:t>的过程中，由于U</w:t>
-      </w:r>
-      <w:r>
-        <w:rPr>
-          <w:rFonts w:ascii="宋体" w:eastAsia="宋体" w:hAnsi="宋体"/>
-          <w:sz w:val="24"/>
-          <w:szCs w:val="24"/>
-        </w:rPr>
-        <w:t>UID</w:t>
-      </w:r>
-      <w:r>
-        <w:rPr>
-          <w:rFonts w:ascii="宋体" w:eastAsia="宋体" w:hAnsi="宋体" w:hint="eastAsia"/>
-          <w:sz w:val="24"/>
-          <w:szCs w:val="24"/>
-        </w:rPr>
-        <w:t>算法的的原因，导致其难以生成相同的一组</w:t>
-      </w:r>
-      <w:r>
-        <w:rPr>
-          <w:rFonts w:ascii="宋体" w:eastAsia="宋体" w:hAnsi="宋体"/>
-          <w:sz w:val="24"/>
-          <w:szCs w:val="24"/>
-        </w:rPr>
-        <w:t>UUID</w:t>
-      </w:r>
-      <w:r>
-        <w:rPr>
-          <w:rFonts w:ascii="宋体" w:eastAsia="宋体" w:hAnsi="宋体" w:hint="eastAsia"/>
-          <w:sz w:val="24"/>
-          <w:szCs w:val="24"/>
-        </w:rPr>
-        <w:t>，因此，可以很大程度上避免不同用户访问同一个验证码。</w:t>
-      </w:r>
-    </w:p>
-    <w:p>
-      <w:pPr>
-        <w:ind w:firstLineChars="200" w:firstLine="480"/>
-        <w:rPr>
-          <w:rFonts w:ascii="宋体" w:eastAsia="宋体" w:hAnsi="宋体"/>
-          <w:sz w:val="24"/>
-          <w:szCs w:val="24"/>
-        </w:rPr>
-      </w:pPr>
-      <w:r>
-        <w:rPr>
-          <w:rFonts w:ascii="宋体" w:eastAsia="宋体" w:hAnsi="宋体" w:hint="eastAsia"/>
-          <w:sz w:val="24"/>
-          <w:szCs w:val="24"/>
-        </w:rPr>
-        <w:t>登陆和注册功能界面图如下所示：</w:t>
-      </w:r>
-    </w:p>
-    <w:p>
+          <w:rFonts w:ascii="宋体" w:eastAsia="宋体" w:hAnsi="宋体"/>
+          <w:sz w:val="24"/>
+          <w:szCs w:val="24"/>
+        </w:rPr>
+        <w:t>S</w:t>
+      </w:r>
+      <w:r>
+        <w:rPr>
+          <w:rFonts w:ascii="宋体" w:eastAsia="宋体" w:hAnsi="宋体" w:hint="eastAsia"/>
+          <w:sz w:val="24"/>
+          <w:szCs w:val="24"/>
+        </w:rPr>
+        <w:t>pringBoot连接数据库操作</w:t>
+      </w:r>
+      <w:r>
+        <w:rPr>
+          <w:rFonts w:ascii="宋体" w:eastAsia="宋体" w:hAnsi="宋体" w:hint="eastAsia"/>
+          <w:sz w:val="24"/>
+          <w:szCs w:val="24"/>
+        </w:rPr>
+        <w:t>相关配置</w:t>
+      </w:r>
+      <w:r>
+        <w:rPr>
+          <w:rFonts w:ascii="宋体" w:eastAsia="宋体" w:hAnsi="宋体" w:hint="eastAsia"/>
+          <w:sz w:val="24"/>
+          <w:szCs w:val="24"/>
+        </w:rPr>
+        <w:t>部分代码如下所示：</w:t>
+      </w:r>
+    </w:p>
+    <w:p>
+      <w:pPr>
+        <w:ind w:firstLineChars="200" w:firstLine="420"/>
+        <w:rPr>
+          <w:rFonts w:ascii="宋体" w:eastAsia="宋体" w:hAnsi="宋体" w:hint="eastAsia"/>
+          <w:sz w:val="24"/>
+          <w:szCs w:val="24"/>
+        </w:rPr>
+      </w:pPr>
       <w:r>
         <w:rPr>
           <w:noProof/>
         </w:rPr>
         <w:drawing>
-          <wp:inline distT="0" distB="0" distL="0" distR="0" wp14:anchorId="61A4F076" wp14:editId="4D6FD378">
-            <wp:extent cx="5274310" cy="2489835"/>
-            <wp:effectExtent l="0" t="0" r="2540" b="5715"/>
-            <wp:docPr id="12" name="图片 12"/>
-            <wp:cNvGraphicFramePr>
-              <a:graphicFrameLocks xmlns:a="http://schemas.openxmlformats.org/drawingml/2006/main" noChangeAspect="1"/>
-            </wp:cNvGraphicFramePr>
-            <a:graphic xmlns:a="http://schemas.openxmlformats.org/drawingml/2006/main">
-              <a:graphicData uri="http://schemas.openxmlformats.org/drawingml/2006/picture">
-                <pic:pic xmlns:pic="http://schemas.openxmlformats.org/drawingml/2006/picture">
-                  <pic:nvPicPr>
-                    <pic:cNvPr id="1" name=""/>
-                    <pic:cNvPicPr/>
-                  </pic:nvPicPr>
-                  <pic:blipFill>
-                    <a:blip r:embed="rId19"/>
-                    <a:stretch>
-                      <a:fillRect/>
-                    </a:stretch>
-                  </pic:blipFill>
-                  <pic:spPr>
-                    <a:xfrm>
-                      <a:off x="0" y="0"/>
-                      <a:ext cx="5274310" cy="2489835"/>
-                    </a:xfrm>
-                    <a:prstGeom prst="rect">
-                      <a:avLst/>
-                    </a:prstGeom>
-                  </pic:spPr>
-                </pic:pic>
-              </a:graphicData>
-            </a:graphic>
-          </wp:inline>
-        </w:drawing>
-      </w:r>
-    </w:p>
-    <w:p>
-      <w:r>
-        <w:rPr>
-          <w:noProof/>
-        </w:rPr>
-        <w:lastRenderedPageBreak/>
-        <w:drawing>
-          <wp:inline distT="0" distB="0" distL="0" distR="0" wp14:anchorId="4EC68649" wp14:editId="0F76AEE5">
-            <wp:extent cx="5274310" cy="2336165"/>
-            <wp:effectExtent l="0" t="0" r="2540" b="6985"/>
-            <wp:docPr id="13" name="图片 13"/>
+          <wp:inline distT="0" distB="0" distL="0" distR="0" wp14:anchorId="096AA23F" wp14:editId="2FCFC7C5">
+            <wp:extent cx="5274310" cy="878205"/>
+            <wp:effectExtent l="0" t="0" r="2540" b="0"/>
+            <wp:docPr id="30" name="图片 30"/>
             <wp:cNvGraphicFramePr>
               <a:graphicFrameLocks xmlns:a="http://schemas.openxmlformats.org/drawingml/2006/main" noChangeAspect="1"/>
             </wp:cNvGraphicFramePr>
@@ -15810,7 +15747,7 @@
                   <pic:spPr>
                     <a:xfrm>
                       <a:off x="0" y="0"/>
-                      <a:ext cx="5274310" cy="2336165"/>
+                      <a:ext cx="5274310" cy="878205"/>
                     </a:xfrm>
                     <a:prstGeom prst="rect">
                       <a:avLst/>
@@ -15825,10 +15762,174 @@
     </w:p>
     <w:p>
       <w:pPr>
+        <w:pStyle w:val="1"/>
+        <w:jc w:val="center"/>
+        <w:rPr>
+          <w:rFonts w:ascii="宋体" w:eastAsia="宋体" w:hAnsi="宋体"/>
+          <w:sz w:val="30"/>
+          <w:szCs w:val="30"/>
+        </w:rPr>
+      </w:pPr>
+      <w:bookmarkStart w:id="76" w:name="_Toc96869605"/>
+      <w:bookmarkStart w:id="77" w:name="_Toc97476750"/>
+      <w:bookmarkStart w:id="78" w:name="_Toc101471623"/>
+      <w:r>
+        <w:rPr>
+          <w:rFonts w:ascii="宋体" w:eastAsia="宋体" w:hAnsi="宋体" w:hint="eastAsia"/>
+          <w:sz w:val="30"/>
+          <w:szCs w:val="30"/>
+        </w:rPr>
+        <w:t>5</w:t>
+      </w:r>
+      <w:r>
+        <w:rPr>
+          <w:rFonts w:ascii="宋体" w:eastAsia="宋体" w:hAnsi="宋体"/>
+          <w:sz w:val="30"/>
+          <w:szCs w:val="30"/>
+        </w:rPr>
+        <w:t xml:space="preserve">. </w:t>
+      </w:r>
+      <w:r>
+        <w:rPr>
+          <w:rFonts w:ascii="宋体" w:eastAsia="宋体" w:hAnsi="宋体" w:hint="eastAsia"/>
+          <w:sz w:val="30"/>
+          <w:szCs w:val="30"/>
+        </w:rPr>
+        <w:t>系统的详细设计与实现</w:t>
+      </w:r>
+      <w:bookmarkEnd w:id="76"/>
+      <w:bookmarkEnd w:id="77"/>
+      <w:bookmarkEnd w:id="78"/>
+    </w:p>
+    <w:p>
+      <w:pPr>
+        <w:pStyle w:val="2"/>
+        <w:rPr>
+          <w:rFonts w:ascii="宋体" w:eastAsia="宋体" w:hAnsi="宋体"/>
+          <w:sz w:val="28"/>
+          <w:szCs w:val="28"/>
+        </w:rPr>
+      </w:pPr>
+      <w:bookmarkStart w:id="79" w:name="_Toc97476754"/>
+      <w:bookmarkStart w:id="80" w:name="_Toc101471624"/>
+      <w:r>
+        <w:rPr>
+          <w:rFonts w:ascii="宋体" w:eastAsia="宋体" w:hAnsi="宋体" w:hint="eastAsia"/>
+          <w:sz w:val="28"/>
+          <w:szCs w:val="28"/>
+        </w:rPr>
+        <w:t>5</w:t>
+      </w:r>
+      <w:r>
+        <w:rPr>
+          <w:rFonts w:ascii="宋体" w:eastAsia="宋体" w:hAnsi="宋体"/>
+          <w:sz w:val="28"/>
+          <w:szCs w:val="28"/>
+        </w:rPr>
+        <w:t>.</w:t>
+      </w:r>
+      <w:r>
+        <w:rPr>
+          <w:rFonts w:ascii="宋体" w:eastAsia="宋体" w:hAnsi="宋体"/>
+          <w:sz w:val="28"/>
+          <w:szCs w:val="28"/>
+        </w:rPr>
+        <w:t>1</w:t>
+      </w:r>
+      <w:r>
+        <w:rPr>
+          <w:rFonts w:ascii="宋体" w:eastAsia="宋体" w:hAnsi="宋体"/>
+          <w:sz w:val="28"/>
+          <w:szCs w:val="28"/>
+        </w:rPr>
+        <w:t xml:space="preserve"> </w:t>
+      </w:r>
+      <w:r>
+        <w:rPr>
+          <w:rFonts w:ascii="宋体" w:eastAsia="宋体" w:hAnsi="宋体" w:hint="eastAsia"/>
+          <w:sz w:val="28"/>
+          <w:szCs w:val="28"/>
+        </w:rPr>
+        <w:t>系统软件架构</w:t>
+      </w:r>
+      <w:bookmarkEnd w:id="80"/>
+    </w:p>
+    <w:p>
+      <w:pPr>
+        <w:ind w:firstLineChars="200" w:firstLine="480"/>
+        <w:rPr>
+          <w:rFonts w:ascii="宋体" w:eastAsia="宋体" w:hAnsi="宋体"/>
+          <w:sz w:val="24"/>
+          <w:szCs w:val="24"/>
+        </w:rPr>
+      </w:pPr>
+      <w:r>
+        <w:rPr>
+          <w:rFonts w:ascii="宋体" w:eastAsia="宋体" w:hAnsi="宋体" w:hint="eastAsia"/>
+          <w:sz w:val="24"/>
+          <w:szCs w:val="24"/>
+        </w:rPr>
+        <w:t>本系统分为用户</w:t>
+      </w:r>
+      <w:bookmarkStart w:id="81" w:name="_Hlk97408890"/>
+      <w:r>
+        <w:rPr>
+          <w:rFonts w:ascii="宋体" w:eastAsia="宋体" w:hAnsi="宋体" w:hint="eastAsia"/>
+          <w:sz w:val="24"/>
+          <w:szCs w:val="24"/>
+        </w:rPr>
+        <w:t>注册模块</w:t>
+      </w:r>
+      <w:bookmarkEnd w:id="81"/>
+      <w:r>
+        <w:rPr>
+          <w:rFonts w:ascii="宋体" w:eastAsia="宋体" w:hAnsi="宋体" w:hint="eastAsia"/>
+          <w:sz w:val="24"/>
+          <w:szCs w:val="24"/>
+        </w:rPr>
+        <w:t>、登陆模块、个人</w:t>
+      </w:r>
+      <w:r>
+        <w:rPr>
+          <w:rFonts w:ascii="宋体" w:eastAsia="宋体" w:hAnsi="宋体" w:hint="eastAsia"/>
+          <w:sz w:val="24"/>
+          <w:szCs w:val="24"/>
+        </w:rPr>
+        <w:t>信息模块</w:t>
+      </w:r>
+      <w:r>
+        <w:rPr>
+          <w:rFonts w:ascii="宋体" w:eastAsia="宋体" w:hAnsi="宋体" w:hint="eastAsia"/>
+          <w:sz w:val="24"/>
+          <w:szCs w:val="24"/>
+        </w:rPr>
+        <w:t>、版块管理、帖子管理、</w:t>
+      </w:r>
+      <w:r>
+        <w:rPr>
+          <w:rFonts w:ascii="宋体" w:eastAsia="宋体" w:hAnsi="宋体" w:hint="eastAsia"/>
+          <w:sz w:val="24"/>
+          <w:szCs w:val="24"/>
+        </w:rPr>
+        <w:lastRenderedPageBreak/>
+        <w:t>帖子回复、帖子收藏、帖子浏览、</w:t>
+      </w:r>
+      <w:r>
+        <w:rPr>
+          <w:rFonts w:ascii="宋体" w:eastAsia="宋体" w:hAnsi="宋体" w:hint="eastAsia"/>
+          <w:sz w:val="24"/>
+          <w:szCs w:val="24"/>
+        </w:rPr>
+        <w:t>分类排行等九个模块，部分功能模块图如下所示：</w:t>
+      </w:r>
+      <w:bookmarkEnd w:id="79"/>
+    </w:p>
+    <w:p>
+      <w:pPr>
         <w:pStyle w:val="3"/>
       </w:pPr>
-      <w:bookmarkStart w:id="84" w:name="_Toc97476756"/>
-      <w:bookmarkStart w:id="85" w:name="_Toc100820979"/>
+      <w:bookmarkStart w:id="82" w:name="_Toc97476755"/>
+      <w:bookmarkStart w:id="83" w:name="_Toc101471625"/>
       <w:r>
         <w:rPr>
           <w:rFonts w:hint="eastAsia"/>
@@ -15836,22 +15937,28 @@
         <w:t>5</w:t>
       </w:r>
       <w:r>
-        <w:t xml:space="preserve">.2.2 </w:t>
+        <w:t>.</w:t>
+      </w:r>
+      <w:r>
+        <w:t>1</w:t>
+      </w:r>
+      <w:r>
+        <w:t xml:space="preserve">.1 </w:t>
       </w:r>
       <w:r>
         <w:rPr>
           <w:rFonts w:hint="eastAsia"/>
         </w:rPr>
-        <w:t>个人</w:t>
+        <w:t>注册模块</w:t>
       </w:r>
       <w:r>
         <w:rPr>
           <w:rFonts w:hint="eastAsia"/>
         </w:rPr>
-        <w:t>信息模块</w:t>
-      </w:r>
-      <w:bookmarkEnd w:id="84"/>
-      <w:bookmarkEnd w:id="85"/>
+        <w:t>和登陆模块</w:t>
+      </w:r>
+      <w:bookmarkEnd w:id="82"/>
+      <w:bookmarkEnd w:id="83"/>
     </w:p>
     <w:p>
       <w:pPr>
@@ -15868,15 +15975,15 @@
           <w:sz w:val="24"/>
           <w:szCs w:val="24"/>
         </w:rPr>
-        <w:t>个人</w:t>
-      </w:r>
-      <w:r>
-        <w:rPr>
-          <w:rFonts w:ascii="宋体" w:eastAsia="宋体" w:hAnsi="宋体" w:hint="eastAsia"/>
-          <w:sz w:val="24"/>
-          <w:szCs w:val="24"/>
-        </w:rPr>
-        <w:t>信息模块包括个人资料修改、查看他人信息。</w:t>
+        <w:t>注册模块，用户提供信息，检验用户信息的有效性，并将用户信息持久化保存到数据库中，注册成功后可以由用户选择是否需要继续完善个人资料。对于注册模块，使用正则表达式对用户的邮箱、昵称、密码进行格式校验，对非法格式进行发现并及时处理，</w:t>
+      </w:r>
+      <w:r>
+        <w:rPr>
+          <w:rFonts w:ascii="宋体" w:eastAsia="宋体" w:hAnsi="宋体" w:hint="eastAsia"/>
+          <w:sz w:val="24"/>
+          <w:szCs w:val="24"/>
+        </w:rPr>
+        <w:t>同时通过验证码校验的方式，防止恶意高并发请求，或脚本批量注册。对于用户密码，在后台也需要保证其隐私性，因此，当后端接收到对应密码时及时进行MD5加密，加密后存入数据库中。</w:t>
       </w:r>
     </w:p>
     <w:p>
@@ -15894,23 +16001,31 @@
           <w:sz w:val="24"/>
           <w:szCs w:val="24"/>
         </w:rPr>
-        <w:t>个人资料修改包括</w:t>
-      </w:r>
-      <w:r>
-        <w:rPr>
-          <w:rFonts w:ascii="宋体" w:eastAsia="宋体" w:hAnsi="宋体" w:hint="eastAsia"/>
-          <w:sz w:val="24"/>
-          <w:szCs w:val="24"/>
-        </w:rPr>
-        <w:t>相关信息包括个人基本资料、头像以及密码，需要用户在登陆后，具有相应权限案后才可以修改其相关内容。</w:t>
-      </w:r>
-      <w:r>
-        <w:rPr>
-          <w:rFonts w:ascii="宋体" w:eastAsia="宋体" w:hAnsi="宋体" w:hint="eastAsia"/>
-          <w:sz w:val="24"/>
-          <w:szCs w:val="24"/>
-        </w:rPr>
-        <w:t>对于用户密码操作，还需要对原来密码进行验证，验证通过后才可以进行修改。</w:t>
+        <w:t>登陆模块，根据用户传入的用户名、密码以及验证码进行校验，对用户传入的密码进行MD5加密后与数据库中对应字段进行比较，判断用户的正确性</w:t>
+      </w:r>
+      <w:r>
+        <w:rPr>
+          <w:rFonts w:ascii="宋体" w:eastAsia="宋体" w:hAnsi="宋体" w:hint="eastAsia"/>
+          <w:sz w:val="24"/>
+          <w:szCs w:val="24"/>
+        </w:rPr>
+        <w:t>，并将用户对应信息存入session中，保证用户的长久链接</w:t>
+      </w:r>
+      <w:r>
+        <w:rPr>
+          <w:rFonts w:ascii="宋体" w:eastAsia="宋体" w:hAnsi="宋体" w:hint="eastAsia"/>
+          <w:sz w:val="24"/>
+          <w:szCs w:val="24"/>
+        </w:rPr>
+        <w:t>。同时，为保证验证码能够在各种用户状态（包括登陆和未登陆）下生效，将验证码存入session中</w:t>
+      </w:r>
+      <w:r>
+        <w:rPr>
+          <w:rFonts w:ascii="宋体" w:eastAsia="宋体" w:hAnsi="宋体" w:hint="eastAsia"/>
+          <w:sz w:val="24"/>
+          <w:szCs w:val="24"/>
+        </w:rPr>
+        <w:t>。为实现代码的高可用性，将session存入redis中，加快其访问速度，同时减轻相应tomcat服务器存储session的压力。</w:t>
       </w:r>
     </w:p>
     <w:p>
@@ -15928,7 +16043,39 @@
           <w:sz w:val="24"/>
           <w:szCs w:val="24"/>
         </w:rPr>
-        <w:t>其它用户可以进入对应用户的主界面进行个人信息查看，包括用户个人基本信息、用户发布的帖子以及用户发表的评论</w:t>
+        <w:t>针对设计隐私数据的前后端交互，本系统采用非对称加密，将用户需要传递给后端的隐私数据</w:t>
+      </w:r>
+      <w:r>
+        <w:rPr>
+          <w:rFonts w:ascii="宋体" w:eastAsia="宋体" w:hAnsi="宋体" w:hint="eastAsia"/>
+          <w:sz w:val="24"/>
+          <w:szCs w:val="24"/>
+        </w:rPr>
+        <w:t>在前端</w:t>
+      </w:r>
+      <w:r>
+        <w:rPr>
+          <w:rFonts w:ascii="宋体" w:eastAsia="宋体" w:hAnsi="宋体" w:hint="eastAsia"/>
+          <w:sz w:val="24"/>
+          <w:szCs w:val="24"/>
+        </w:rPr>
+        <w:t>进行加密后，通过http请求发送给后端，这样可以降低在发送过程中，被非法抓包，从而获取</w:t>
+      </w:r>
+      <w:r>
+        <w:rPr>
+          <w:rFonts w:ascii="宋体" w:eastAsia="宋体" w:hAnsi="宋体" w:hint="eastAsia"/>
+          <w:sz w:val="24"/>
+          <w:szCs w:val="24"/>
+        </w:rPr>
+        <w:t>用户隐私数据</w:t>
+      </w:r>
+      <w:r>
+        <w:rPr>
+          <w:rFonts w:ascii="宋体" w:eastAsia="宋体" w:hAnsi="宋体" w:hint="eastAsia"/>
+          <w:sz w:val="24"/>
+          <w:szCs w:val="24"/>
+        </w:rPr>
+        <w:t>的风险</w:t>
       </w:r>
       <w:r>
         <w:rPr>
@@ -15943,74 +16090,138 @@
       <w:pPr>
         <w:ind w:firstLineChars="200" w:firstLine="480"/>
         <w:rPr>
-          <w:rFonts w:ascii="宋体" w:eastAsia="宋体" w:hAnsi="宋体" w:hint="eastAsia"/>
-          <w:sz w:val="24"/>
-          <w:szCs w:val="24"/>
-        </w:rPr>
-      </w:pPr>
-      <w:r>
-        <w:rPr>
-          <w:rFonts w:ascii="宋体" w:eastAsia="宋体" w:hAnsi="宋体" w:hint="eastAsia"/>
-          <w:sz w:val="24"/>
-          <w:szCs w:val="24"/>
-        </w:rPr>
-        <w:t>在设计个人资料修改模块过程中，分别采用全量更新以及局部更新的方法。全量更新，即对用户数据库中所有的字段进行更新，而局部更新采用的是对数据库部分字段进行更新，针对不同个人基本资料，包括邮箱、昵称、姓名、城市以及签名，采用全局更新的方法，而对于头像以及密码，采用的是局部更新方法</w:t>
-      </w:r>
-      <w:r>
-        <w:rPr>
-          <w:rFonts w:ascii="宋体" w:eastAsia="宋体" w:hAnsi="宋体" w:hint="eastAsia"/>
-          <w:sz w:val="24"/>
-          <w:szCs w:val="24"/>
-        </w:rPr>
-        <w:t>。对于局部更新以及全量更新，在接口url设计上，采用的是同一套url，通过参考</w:t>
-      </w:r>
-      <w:r>
-        <w:rPr>
-          <w:rFonts w:ascii="宋体" w:eastAsia="宋体" w:hAnsi="宋体"/>
-          <w:sz w:val="24"/>
-          <w:szCs w:val="24"/>
-        </w:rPr>
-        <w:t>REST</w:t>
-      </w:r>
-      <w:r>
-        <w:rPr>
-          <w:rFonts w:ascii="宋体" w:eastAsia="宋体" w:hAnsi="宋体" w:hint="eastAsia"/>
-          <w:sz w:val="24"/>
-          <w:szCs w:val="24"/>
-        </w:rPr>
-        <w:t>ful风格接口设计，对于局部更新的字段采用P</w:t>
-      </w:r>
-      <w:r>
-        <w:rPr>
-          <w:rFonts w:ascii="宋体" w:eastAsia="宋体" w:hAnsi="宋体"/>
-          <w:sz w:val="24"/>
-          <w:szCs w:val="24"/>
-        </w:rPr>
-        <w:t>ATCH</w:t>
-      </w:r>
-      <w:r>
-        <w:rPr>
-          <w:rFonts w:ascii="宋体" w:eastAsia="宋体" w:hAnsi="宋体" w:hint="eastAsia"/>
-          <w:sz w:val="24"/>
-          <w:szCs w:val="24"/>
-        </w:rPr>
-        <w:t>请求方式，通过P</w:t>
-      </w:r>
-      <w:r>
-        <w:rPr>
-          <w:rFonts w:ascii="宋体" w:eastAsia="宋体" w:hAnsi="宋体"/>
-          <w:sz w:val="24"/>
-          <w:szCs w:val="24"/>
-        </w:rPr>
-        <w:t>UT</w:t>
-      </w:r>
-      <w:r>
-        <w:rPr>
-          <w:rFonts w:ascii="宋体" w:eastAsia="宋体" w:hAnsi="宋体" w:hint="eastAsia"/>
-          <w:sz w:val="24"/>
-          <w:szCs w:val="24"/>
-        </w:rPr>
-        <w:t>请求方式对数据库字段进行全量更新。</w:t>
+          <w:rFonts w:ascii="宋体" w:eastAsia="宋体" w:hAnsi="宋体"/>
+          <w:sz w:val="24"/>
+          <w:szCs w:val="24"/>
+        </w:rPr>
+      </w:pPr>
+      <w:r>
+        <w:rPr>
+          <w:rFonts w:ascii="宋体" w:eastAsia="宋体" w:hAnsi="宋体" w:hint="eastAsia"/>
+          <w:sz w:val="24"/>
+          <w:szCs w:val="24"/>
+        </w:rPr>
+        <w:t>在设计注册功能的时候，为了防止通过程序手段恶意大量注册账号，在注册环节加入验证码模块，通过调用查询资料，找到适合本项目的第三方验证码模块，调用其生成验证码的方法，将生成的验证码内容</w:t>
+      </w:r>
+      <w:r>
+        <w:rPr>
+          <w:rFonts w:ascii="宋体" w:eastAsia="宋体" w:hAnsi="宋体" w:hint="eastAsia"/>
+          <w:sz w:val="24"/>
+          <w:szCs w:val="24"/>
+        </w:rPr>
+        <w:t>以session作用域的方式</w:t>
+      </w:r>
+      <w:r>
+        <w:rPr>
+          <w:rFonts w:ascii="宋体" w:eastAsia="宋体" w:hAnsi="宋体" w:hint="eastAsia"/>
+          <w:sz w:val="24"/>
+          <w:szCs w:val="24"/>
+        </w:rPr>
+        <w:t>存入redis中，避免使用本地内存存储验证码信息。在前端访问获取验证码对应接口时，由于浏览器自带缓存，对于同一个url，会默认先从缓存中读取，若缓存中存在对应的内容，则不会请求对应的链接，而是将</w:t>
+      </w:r>
+      <w:r>
+        <w:rPr>
+          <w:rFonts w:ascii="宋体" w:eastAsia="宋体" w:hAnsi="宋体" w:hint="eastAsia"/>
+          <w:sz w:val="24"/>
+          <w:szCs w:val="24"/>
+        </w:rPr>
+        <w:t>缓存中的内容返回，这样导致的结果就是验证码动态的更新，为解决该问题，引入U</w:t>
+      </w:r>
+      <w:r>
+        <w:rPr>
+          <w:rFonts w:ascii="宋体" w:eastAsia="宋体" w:hAnsi="宋体"/>
+          <w:sz w:val="24"/>
+          <w:szCs w:val="24"/>
+        </w:rPr>
+        <w:t>UID</w:t>
+      </w:r>
+      <w:r>
+        <w:rPr>
+          <w:rFonts w:ascii="宋体" w:eastAsia="宋体" w:hAnsi="宋体" w:hint="eastAsia"/>
+          <w:sz w:val="24"/>
+          <w:szCs w:val="24"/>
+        </w:rPr>
+        <w:t>，在调用生成验证码接口时，动态生成并拼接U</w:t>
+      </w:r>
+      <w:r>
+        <w:rPr>
+          <w:rFonts w:ascii="宋体" w:eastAsia="宋体" w:hAnsi="宋体"/>
+          <w:sz w:val="24"/>
+          <w:szCs w:val="24"/>
+        </w:rPr>
+        <w:t>UID</w:t>
+      </w:r>
+      <w:r>
+        <w:rPr>
+          <w:rFonts w:ascii="宋体" w:eastAsia="宋体" w:hAnsi="宋体" w:hint="eastAsia"/>
+          <w:sz w:val="24"/>
+          <w:szCs w:val="24"/>
+        </w:rPr>
+        <w:t>，使得</w:t>
+      </w:r>
+      <w:r>
+        <w:rPr>
+          <w:rFonts w:ascii="宋体" w:eastAsia="宋体" w:hAnsi="宋体"/>
+          <w:sz w:val="24"/>
+          <w:szCs w:val="24"/>
+        </w:rPr>
+        <w:t>UUID</w:t>
+      </w:r>
+      <w:r>
+        <w:rPr>
+          <w:rFonts w:ascii="宋体" w:eastAsia="宋体" w:hAnsi="宋体" w:hint="eastAsia"/>
+          <w:sz w:val="24"/>
+          <w:szCs w:val="24"/>
+        </w:rPr>
+        <w:t>以Query参数的形式存在于链接中，这样的目的，可以达到每次访问的链接都不一样，这样就能够顺利的解决浏览器缓存问题，而在生成</w:t>
+      </w:r>
+      <w:r>
+        <w:rPr>
+          <w:rFonts w:ascii="宋体" w:eastAsia="宋体" w:hAnsi="宋体"/>
+          <w:sz w:val="24"/>
+          <w:szCs w:val="24"/>
+        </w:rPr>
+        <w:t>UUID</w:t>
+      </w:r>
+      <w:r>
+        <w:rPr>
+          <w:rFonts w:ascii="宋体" w:eastAsia="宋体" w:hAnsi="宋体" w:hint="eastAsia"/>
+          <w:sz w:val="24"/>
+          <w:szCs w:val="24"/>
+        </w:rPr>
+        <w:t>的过程中，由于U</w:t>
+      </w:r>
+      <w:r>
+        <w:rPr>
+          <w:rFonts w:ascii="宋体" w:eastAsia="宋体" w:hAnsi="宋体"/>
+          <w:sz w:val="24"/>
+          <w:szCs w:val="24"/>
+        </w:rPr>
+        <w:t>UID</w:t>
+      </w:r>
+      <w:r>
+        <w:rPr>
+          <w:rFonts w:ascii="宋体" w:eastAsia="宋体" w:hAnsi="宋体" w:hint="eastAsia"/>
+          <w:sz w:val="24"/>
+          <w:szCs w:val="24"/>
+        </w:rPr>
+        <w:t>算法的的原因，导致其难以生成相同的一组</w:t>
+      </w:r>
+      <w:r>
+        <w:rPr>
+          <w:rFonts w:ascii="宋体" w:eastAsia="宋体" w:hAnsi="宋体"/>
+          <w:sz w:val="24"/>
+          <w:szCs w:val="24"/>
+        </w:rPr>
+        <w:t>UUID</w:t>
+      </w:r>
+      <w:r>
+        <w:rPr>
+          <w:rFonts w:ascii="宋体" w:eastAsia="宋体" w:hAnsi="宋体" w:hint="eastAsia"/>
+          <w:sz w:val="24"/>
+          <w:szCs w:val="24"/>
+        </w:rPr>
+        <w:t>，因此，可以很大程度上避免不同用户访问同一个验证码。</w:t>
       </w:r>
     </w:p>
     <w:p>
@@ -16028,15 +16239,7 @@
           <w:sz w:val="24"/>
           <w:szCs w:val="24"/>
         </w:rPr>
-        <w:t>相应</w:t>
-      </w:r>
-      <w:r>
-        <w:rPr>
-          <w:rFonts w:ascii="宋体" w:eastAsia="宋体" w:hAnsi="宋体" w:hint="eastAsia"/>
-          <w:sz w:val="24"/>
-          <w:szCs w:val="24"/>
-        </w:rPr>
-        <w:t>功能界面如下图所示：</w:t>
+        <w:t>登陆和注册功能界面图如下所示：</w:t>
       </w:r>
     </w:p>
     <w:p>
@@ -16044,11 +16247,12 @@
         <w:rPr>
           <w:noProof/>
         </w:rPr>
+        <w:lastRenderedPageBreak/>
         <w:drawing>
-          <wp:inline distT="0" distB="0" distL="0" distR="0" wp14:anchorId="118C5E38" wp14:editId="11F7A451">
-            <wp:extent cx="5274310" cy="2402205"/>
-            <wp:effectExtent l="0" t="0" r="2540" b="0"/>
-            <wp:docPr id="14" name="图片 14"/>
+          <wp:inline distT="0" distB="0" distL="0" distR="0" wp14:anchorId="61A4F076" wp14:editId="4D6FD378">
+            <wp:extent cx="5274310" cy="2489835"/>
+            <wp:effectExtent l="0" t="0" r="2540" b="5715"/>
+            <wp:docPr id="12" name="图片 12"/>
             <wp:cNvGraphicFramePr>
               <a:graphicFrameLocks xmlns:a="http://schemas.openxmlformats.org/drawingml/2006/main" noChangeAspect="1"/>
             </wp:cNvGraphicFramePr>
@@ -16068,7 +16272,7 @@
                   <pic:spPr>
                     <a:xfrm>
                       <a:off x="0" y="0"/>
-                      <a:ext cx="5274310" cy="2402205"/>
+                      <a:ext cx="5274310" cy="2489835"/>
                     </a:xfrm>
                     <a:prstGeom prst="rect">
                       <a:avLst/>
@@ -16086,12 +16290,11 @@
         <w:rPr>
           <w:noProof/>
         </w:rPr>
-        <w:lastRenderedPageBreak/>
         <w:drawing>
-          <wp:inline distT="0" distB="0" distL="0" distR="0" wp14:anchorId="4651D2A9" wp14:editId="61C2BF4B">
-            <wp:extent cx="5274310" cy="2363470"/>
-            <wp:effectExtent l="0" t="0" r="2540" b="0"/>
-            <wp:docPr id="15" name="图片 15"/>
+          <wp:inline distT="0" distB="0" distL="0" distR="0" wp14:anchorId="4EC68649" wp14:editId="0F76AEE5">
+            <wp:extent cx="5274310" cy="2336165"/>
+            <wp:effectExtent l="0" t="0" r="2540" b="6985"/>
+            <wp:docPr id="13" name="图片 13"/>
             <wp:cNvGraphicFramePr>
               <a:graphicFrameLocks xmlns:a="http://schemas.openxmlformats.org/drawingml/2006/main" noChangeAspect="1"/>
             </wp:cNvGraphicFramePr>
@@ -16111,7 +16314,7 @@
                   <pic:spPr>
                     <a:xfrm>
                       <a:off x="0" y="0"/>
-                      <a:ext cx="5274310" cy="2363470"/>
+                      <a:ext cx="5274310" cy="2336165"/>
                     </a:xfrm>
                     <a:prstGeom prst="rect">
                       <a:avLst/>
@@ -16125,15 +16328,238 @@
       </w:r>
     </w:p>
     <w:p>
+      <w:pPr>
+        <w:pStyle w:val="3"/>
+      </w:pPr>
+      <w:bookmarkStart w:id="84" w:name="_Toc97476756"/>
+      <w:bookmarkStart w:id="85" w:name="_Toc101471626"/>
+      <w:r>
+        <w:rPr>
+          <w:rFonts w:hint="eastAsia"/>
+        </w:rPr>
+        <w:t>5</w:t>
+      </w:r>
+      <w:r>
+        <w:t>.</w:t>
+      </w:r>
+      <w:r>
+        <w:t>1</w:t>
+      </w:r>
+      <w:r>
+        <w:t xml:space="preserve">.2 </w:t>
+      </w:r>
+      <w:r>
+        <w:rPr>
+          <w:rFonts w:hint="eastAsia"/>
+        </w:rPr>
+        <w:t>个人</w:t>
+      </w:r>
+      <w:r>
+        <w:rPr>
+          <w:rFonts w:hint="eastAsia"/>
+        </w:rPr>
+        <w:t>信息模块</w:t>
+      </w:r>
+      <w:bookmarkEnd w:id="84"/>
+      <w:bookmarkEnd w:id="85"/>
+    </w:p>
+    <w:p>
+      <w:pPr>
+        <w:ind w:firstLineChars="200" w:firstLine="480"/>
+        <w:rPr>
+          <w:rFonts w:ascii="宋体" w:eastAsia="宋体" w:hAnsi="宋体"/>
+          <w:sz w:val="24"/>
+          <w:szCs w:val="24"/>
+        </w:rPr>
+      </w:pPr>
+      <w:r>
+        <w:rPr>
+          <w:rFonts w:ascii="宋体" w:eastAsia="宋体" w:hAnsi="宋体" w:hint="eastAsia"/>
+          <w:sz w:val="24"/>
+          <w:szCs w:val="24"/>
+        </w:rPr>
+        <w:t>个人</w:t>
+      </w:r>
+      <w:r>
+        <w:rPr>
+          <w:rFonts w:ascii="宋体" w:eastAsia="宋体" w:hAnsi="宋体" w:hint="eastAsia"/>
+          <w:sz w:val="24"/>
+          <w:szCs w:val="24"/>
+        </w:rPr>
+        <w:t>信息模块包括个人资料修改、查看他人信息。</w:t>
+      </w:r>
+    </w:p>
+    <w:p>
+      <w:pPr>
+        <w:ind w:firstLineChars="200" w:firstLine="480"/>
+        <w:rPr>
+          <w:rFonts w:ascii="宋体" w:eastAsia="宋体" w:hAnsi="宋体"/>
+          <w:sz w:val="24"/>
+          <w:szCs w:val="24"/>
+        </w:rPr>
+      </w:pPr>
+      <w:r>
+        <w:rPr>
+          <w:rFonts w:ascii="宋体" w:eastAsia="宋体" w:hAnsi="宋体" w:hint="eastAsia"/>
+          <w:sz w:val="24"/>
+          <w:szCs w:val="24"/>
+        </w:rPr>
+        <w:t>个人资料修改包括</w:t>
+      </w:r>
+      <w:r>
+        <w:rPr>
+          <w:rFonts w:ascii="宋体" w:eastAsia="宋体" w:hAnsi="宋体" w:hint="eastAsia"/>
+          <w:sz w:val="24"/>
+          <w:szCs w:val="24"/>
+        </w:rPr>
+        <w:t>相关信息包括个人基本资料、头像以及密码，需要用户在登陆后，具有相应权限案后才可以修改其相关内容。</w:t>
+      </w:r>
+      <w:r>
+        <w:rPr>
+          <w:rFonts w:ascii="宋体" w:eastAsia="宋体" w:hAnsi="宋体" w:hint="eastAsia"/>
+          <w:sz w:val="24"/>
+          <w:szCs w:val="24"/>
+        </w:rPr>
+        <w:t>对于用户密码操作，还需要对原来密码进行验证，验证通过后才可以进行修改。</w:t>
+      </w:r>
+    </w:p>
+    <w:p>
+      <w:pPr>
+        <w:ind w:firstLineChars="200" w:firstLine="480"/>
+        <w:rPr>
+          <w:rFonts w:ascii="宋体" w:eastAsia="宋体" w:hAnsi="宋体"/>
+          <w:sz w:val="24"/>
+          <w:szCs w:val="24"/>
+        </w:rPr>
+      </w:pPr>
+      <w:r>
+        <w:rPr>
+          <w:rFonts w:ascii="宋体" w:eastAsia="宋体" w:hAnsi="宋体" w:hint="eastAsia"/>
+          <w:sz w:val="24"/>
+          <w:szCs w:val="24"/>
+        </w:rPr>
+        <w:t>其它用户可以进入对应用户的主界面进行个人信息查看，包括用户个人基本信息、用户发布的帖子以及用户发表的评论</w:t>
+      </w:r>
+      <w:r>
+        <w:rPr>
+          <w:rFonts w:ascii="宋体" w:eastAsia="宋体" w:hAnsi="宋体" w:hint="eastAsia"/>
+          <w:sz w:val="24"/>
+          <w:szCs w:val="24"/>
+        </w:rPr>
+        <w:t>。</w:t>
+      </w:r>
+    </w:p>
+    <w:p>
+      <w:pPr>
+        <w:ind w:firstLineChars="200" w:firstLine="480"/>
+        <w:rPr>
+          <w:rFonts w:ascii="宋体" w:eastAsia="宋体" w:hAnsi="宋体"/>
+          <w:sz w:val="24"/>
+          <w:szCs w:val="24"/>
+        </w:rPr>
+      </w:pPr>
+      <w:r>
+        <w:rPr>
+          <w:rFonts w:ascii="宋体" w:eastAsia="宋体" w:hAnsi="宋体" w:hint="eastAsia"/>
+          <w:sz w:val="24"/>
+          <w:szCs w:val="24"/>
+        </w:rPr>
+        <w:t>在设计个人资料修改模块过程中，分别采用全量更新以及局部更新的方法。全量更新，即对用户数据库中所有的字段进行更新，而局部更新采用的是对数据库部分字段进行更新，针对不同个人基本资料，包括邮箱、昵称、姓名、城市以及签名，采用全局更新的方法，而对于头像以及密码，采用的是局部更新方法</w:t>
+      </w:r>
+      <w:r>
+        <w:rPr>
+          <w:rFonts w:ascii="宋体" w:eastAsia="宋体" w:hAnsi="宋体" w:hint="eastAsia"/>
+          <w:sz w:val="24"/>
+          <w:szCs w:val="24"/>
+        </w:rPr>
+        <w:t>。对于局部更新以及全量更新，在接口url设计上，采用的是同一套url，通过参考</w:t>
+      </w:r>
+      <w:r>
+        <w:rPr>
+          <w:rFonts w:ascii="宋体" w:eastAsia="宋体" w:hAnsi="宋体"/>
+          <w:sz w:val="24"/>
+          <w:szCs w:val="24"/>
+        </w:rPr>
+        <w:t>REST</w:t>
+      </w:r>
+      <w:r>
+        <w:rPr>
+          <w:rFonts w:ascii="宋体" w:eastAsia="宋体" w:hAnsi="宋体" w:hint="eastAsia"/>
+          <w:sz w:val="24"/>
+          <w:szCs w:val="24"/>
+        </w:rPr>
+        <w:t>ful风格接口设计，对于局部更新的字段采用P</w:t>
+      </w:r>
+      <w:r>
+        <w:rPr>
+          <w:rFonts w:ascii="宋体" w:eastAsia="宋体" w:hAnsi="宋体"/>
+          <w:sz w:val="24"/>
+          <w:szCs w:val="24"/>
+        </w:rPr>
+        <w:t>ATCH</w:t>
+      </w:r>
+      <w:r>
+        <w:rPr>
+          <w:rFonts w:ascii="宋体" w:eastAsia="宋体" w:hAnsi="宋体" w:hint="eastAsia"/>
+          <w:sz w:val="24"/>
+          <w:szCs w:val="24"/>
+        </w:rPr>
+        <w:t>请求方式，通过P</w:t>
+      </w:r>
+      <w:r>
+        <w:rPr>
+          <w:rFonts w:ascii="宋体" w:eastAsia="宋体" w:hAnsi="宋体"/>
+          <w:sz w:val="24"/>
+          <w:szCs w:val="24"/>
+        </w:rPr>
+        <w:t>UT</w:t>
+      </w:r>
+      <w:r>
+        <w:rPr>
+          <w:rFonts w:ascii="宋体" w:eastAsia="宋体" w:hAnsi="宋体" w:hint="eastAsia"/>
+          <w:sz w:val="24"/>
+          <w:szCs w:val="24"/>
+        </w:rPr>
+        <w:t>请求方式对数据库字段进行全量更新。</w:t>
+      </w:r>
+    </w:p>
+    <w:p>
+      <w:pPr>
+        <w:ind w:firstLineChars="200" w:firstLine="480"/>
+        <w:rPr>
+          <w:rFonts w:ascii="宋体" w:eastAsia="宋体" w:hAnsi="宋体"/>
+          <w:sz w:val="24"/>
+          <w:szCs w:val="24"/>
+        </w:rPr>
+      </w:pPr>
+      <w:r>
+        <w:rPr>
+          <w:rFonts w:ascii="宋体" w:eastAsia="宋体" w:hAnsi="宋体" w:hint="eastAsia"/>
+          <w:sz w:val="24"/>
+          <w:szCs w:val="24"/>
+        </w:rPr>
+        <w:t>相应</w:t>
+      </w:r>
+      <w:r>
+        <w:rPr>
+          <w:rFonts w:ascii="宋体" w:eastAsia="宋体" w:hAnsi="宋体" w:hint="eastAsia"/>
+          <w:sz w:val="24"/>
+          <w:szCs w:val="24"/>
+        </w:rPr>
+        <w:t>功能界面如下图所示：</w:t>
+      </w:r>
+    </w:p>
+    <w:p>
       <w:r>
         <w:rPr>
           <w:noProof/>
         </w:rPr>
+        <w:lastRenderedPageBreak/>
         <w:drawing>
-          <wp:inline distT="0" distB="0" distL="0" distR="0" wp14:anchorId="5C8E8920" wp14:editId="69A832F2">
-            <wp:extent cx="5274310" cy="2214880"/>
+          <wp:inline distT="0" distB="0" distL="0" distR="0" wp14:anchorId="118C5E38" wp14:editId="11F7A451">
+            <wp:extent cx="5274310" cy="2402205"/>
             <wp:effectExtent l="0" t="0" r="2540" b="0"/>
-            <wp:docPr id="16" name="图片 16"/>
+            <wp:docPr id="14" name="图片 14"/>
             <wp:cNvGraphicFramePr>
               <a:graphicFrameLocks xmlns:a="http://schemas.openxmlformats.org/drawingml/2006/main" noChangeAspect="1"/>
             </wp:cNvGraphicFramePr>
@@ -16153,7 +16579,7 @@
                   <pic:spPr>
                     <a:xfrm>
                       <a:off x="0" y="0"/>
-                      <a:ext cx="5274310" cy="2214880"/>
+                      <a:ext cx="5274310" cy="2402205"/>
                     </a:xfrm>
                     <a:prstGeom prst="rect">
                       <a:avLst/>
@@ -16172,10 +16598,10 @@
           <w:noProof/>
         </w:rPr>
         <w:drawing>
-          <wp:inline distT="0" distB="0" distL="0" distR="0" wp14:anchorId="7E532E75" wp14:editId="5161E581">
-            <wp:extent cx="5274310" cy="2118995"/>
+          <wp:inline distT="0" distB="0" distL="0" distR="0" wp14:anchorId="4651D2A9" wp14:editId="61C2BF4B">
+            <wp:extent cx="5274310" cy="2363470"/>
             <wp:effectExtent l="0" t="0" r="2540" b="0"/>
-            <wp:docPr id="23" name="图片 23"/>
+            <wp:docPr id="15" name="图片 15"/>
             <wp:cNvGraphicFramePr>
               <a:graphicFrameLocks xmlns:a="http://schemas.openxmlformats.org/drawingml/2006/main" noChangeAspect="1"/>
             </wp:cNvGraphicFramePr>
@@ -16195,7 +16621,7 @@
                   <pic:spPr>
                     <a:xfrm>
                       <a:off x="0" y="0"/>
-                      <a:ext cx="5274310" cy="2118995"/>
+                      <a:ext cx="5274310" cy="2363470"/>
                     </a:xfrm>
                     <a:prstGeom prst="rect">
                       <a:avLst/>
@@ -16209,75 +16635,15 @@
       </w:r>
     </w:p>
     <w:p>
-      <w:pPr>
-        <w:pStyle w:val="3"/>
-      </w:pPr>
-      <w:bookmarkStart w:id="86" w:name="_Toc97476757"/>
-      <w:bookmarkStart w:id="87" w:name="_Toc100820980"/>
-      <w:r>
-        <w:rPr>
-          <w:rFonts w:hint="eastAsia"/>
-        </w:rPr>
-        <w:t>5</w:t>
-      </w:r>
-      <w:r>
-        <w:t>.2.3</w:t>
-      </w:r>
-      <w:r>
-        <w:rPr>
-          <w:rFonts w:hint="eastAsia"/>
-        </w:rPr>
-        <w:t>版块管理</w:t>
-      </w:r>
-      <w:bookmarkEnd w:id="86"/>
-      <w:bookmarkEnd w:id="87"/>
-    </w:p>
-    <w:p>
-      <w:pPr>
-        <w:ind w:firstLineChars="200" w:firstLine="480"/>
-        <w:rPr>
-          <w:rFonts w:ascii="宋体" w:eastAsia="宋体" w:hAnsi="宋体"/>
-          <w:sz w:val="24"/>
-          <w:szCs w:val="24"/>
-        </w:rPr>
-      </w:pPr>
-      <w:r>
-        <w:rPr>
-          <w:rFonts w:ascii="宋体" w:eastAsia="宋体" w:hAnsi="宋体" w:hint="eastAsia"/>
-          <w:sz w:val="24"/>
-          <w:szCs w:val="24"/>
-        </w:rPr>
-        <w:t>目前的版块管理只能由管理员在数据库中进行添加，以避免版块管理开放，而导致版块过多，难以管理以及用户筛选信息繁琐等问题。</w:t>
-      </w:r>
-    </w:p>
-    <w:p>
-      <w:pPr>
-        <w:ind w:firstLineChars="200" w:firstLine="480"/>
-        <w:rPr>
-          <w:rFonts w:ascii="宋体" w:eastAsia="宋体" w:hAnsi="宋体"/>
-          <w:sz w:val="24"/>
-          <w:szCs w:val="24"/>
-        </w:rPr>
-      </w:pPr>
-      <w:r>
-        <w:rPr>
-          <w:rFonts w:ascii="宋体" w:eastAsia="宋体" w:hAnsi="宋体" w:hint="eastAsia"/>
-          <w:sz w:val="24"/>
-          <w:szCs w:val="24"/>
-        </w:rPr>
-        <w:t>版块管理如下所示：</w:t>
-      </w:r>
-    </w:p>
-    <w:p>
       <w:r>
         <w:rPr>
           <w:noProof/>
         </w:rPr>
         <w:drawing>
-          <wp:inline distT="0" distB="0" distL="0" distR="0" wp14:anchorId="7917A27A" wp14:editId="0D4FA74E">
-            <wp:extent cx="5274310" cy="316865"/>
-            <wp:effectExtent l="0" t="0" r="2540" b="6985"/>
-            <wp:docPr id="17" name="图片 17"/>
+          <wp:inline distT="0" distB="0" distL="0" distR="0" wp14:anchorId="5C8E8920" wp14:editId="69A832F2">
+            <wp:extent cx="5274310" cy="2214880"/>
+            <wp:effectExtent l="0" t="0" r="2540" b="0"/>
+            <wp:docPr id="16" name="图片 16"/>
             <wp:cNvGraphicFramePr>
               <a:graphicFrameLocks xmlns:a="http://schemas.openxmlformats.org/drawingml/2006/main" noChangeAspect="1"/>
             </wp:cNvGraphicFramePr>
@@ -16297,7 +16663,7 @@
                   <pic:spPr>
                     <a:xfrm>
                       <a:off x="0" y="0"/>
-                      <a:ext cx="5274310" cy="316865"/>
+                      <a:ext cx="5274310" cy="2214880"/>
                     </a:xfrm>
                     <a:prstGeom prst="rect">
                       <a:avLst/>
@@ -16317,10 +16683,10 @@
         </w:rPr>
         <w:lastRenderedPageBreak/>
         <w:drawing>
-          <wp:inline distT="0" distB="0" distL="0" distR="0" wp14:anchorId="0DA15CDA" wp14:editId="0273CB46">
-            <wp:extent cx="4823878" cy="3033023"/>
-            <wp:effectExtent l="0" t="0" r="0" b="0"/>
-            <wp:docPr id="18" name="图片 18"/>
+          <wp:inline distT="0" distB="0" distL="0" distR="0" wp14:anchorId="7E532E75" wp14:editId="5161E581">
+            <wp:extent cx="5274310" cy="2118995"/>
+            <wp:effectExtent l="0" t="0" r="2540" b="0"/>
+            <wp:docPr id="23" name="图片 23"/>
             <wp:cNvGraphicFramePr>
               <a:graphicFrameLocks xmlns:a="http://schemas.openxmlformats.org/drawingml/2006/main" noChangeAspect="1"/>
             </wp:cNvGraphicFramePr>
@@ -16340,7 +16706,7 @@
                   <pic:spPr>
                     <a:xfrm>
                       <a:off x="0" y="0"/>
-                      <a:ext cx="4823878" cy="3033023"/>
+                      <a:ext cx="5274310" cy="2118995"/>
                     </a:xfrm>
                     <a:prstGeom prst="rect">
                       <a:avLst/>
@@ -16357,8 +16723,8 @@
       <w:pPr>
         <w:pStyle w:val="3"/>
       </w:pPr>
-      <w:bookmarkStart w:id="88" w:name="_Toc97476758"/>
-      <w:bookmarkStart w:id="89" w:name="_Toc100820981"/>
+      <w:bookmarkStart w:id="86" w:name="_Toc97476757"/>
+      <w:bookmarkStart w:id="87" w:name="_Toc101471627"/>
       <w:r>
         <w:rPr>
           <w:rFonts w:hint="eastAsia"/>
@@ -16366,16 +16732,22 @@
         <w:t>5</w:t>
       </w:r>
       <w:r>
-        <w:t xml:space="preserve">.2.4 </w:t>
+        <w:t>.</w:t>
+      </w:r>
+      <w:r>
+        <w:t>1</w:t>
+      </w:r>
+      <w:r>
+        <w:t>.3</w:t>
       </w:r>
       <w:r>
         <w:rPr>
           <w:rFonts w:hint="eastAsia"/>
         </w:rPr>
-        <w:t>帖子管理</w:t>
-      </w:r>
-      <w:bookmarkEnd w:id="88"/>
-      <w:bookmarkEnd w:id="89"/>
+        <w:t>版块管理</w:t>
+      </w:r>
+      <w:bookmarkEnd w:id="86"/>
+      <w:bookmarkEnd w:id="87"/>
     </w:p>
     <w:p>
       <w:pPr>
@@ -16392,7 +16764,7 @@
           <w:sz w:val="24"/>
           <w:szCs w:val="24"/>
         </w:rPr>
-        <w:t>帖子管理主要包括帖子添加、帖子内容修改更新、帖子删除。</w:t>
+        <w:t>目前的版块管理只能由管理员在数据库中进行添加，以避免版块管理开放，而导致版块过多，难以管理以及用户筛选信息繁琐等问题。</w:t>
       </w:r>
     </w:p>
     <w:p>
@@ -16410,141 +16782,7 @@
           <w:sz w:val="24"/>
           <w:szCs w:val="24"/>
         </w:rPr>
-        <w:t>帖子相关操作需要在用户登陆的权限下进行操作，</w:t>
-      </w:r>
-      <w:r>
-        <w:rPr>
-          <w:rFonts w:ascii="宋体" w:eastAsia="宋体" w:hAnsi="宋体" w:hint="eastAsia"/>
-          <w:sz w:val="24"/>
-          <w:szCs w:val="24"/>
-        </w:rPr>
-        <w:t>对于帖子的添加，需要绑定对应的发帖用户，以便于后期发帖人的的管理和观看者能够及时联系到发帖人。发帖人能够在个人界面查看自己发布的帖子。对于帖子的内容发布，采用富文本编辑器，使用富文本编辑器方便用户格式的管理，同时可以防范xss攻击。</w:t>
-      </w:r>
-    </w:p>
-    <w:p>
-      <w:pPr>
-        <w:ind w:firstLineChars="200" w:firstLine="480"/>
-        <w:rPr>
-          <w:rFonts w:ascii="宋体" w:eastAsia="宋体" w:hAnsi="宋体"/>
-          <w:sz w:val="24"/>
-          <w:szCs w:val="24"/>
-        </w:rPr>
-      </w:pPr>
-      <w:r>
-        <w:rPr>
-          <w:rFonts w:ascii="宋体" w:eastAsia="宋体" w:hAnsi="宋体" w:hint="eastAsia"/>
-          <w:sz w:val="24"/>
-          <w:szCs w:val="24"/>
-        </w:rPr>
-        <w:t>富文本编辑器在</w:t>
-      </w:r>
-      <w:r>
-        <w:rPr>
-          <w:rFonts w:ascii="宋体" w:eastAsia="宋体" w:hAnsi="宋体" w:hint="eastAsia"/>
-          <w:sz w:val="24"/>
-          <w:szCs w:val="24"/>
-        </w:rPr>
-        <w:t>发送相应文本内容的时候，会将对应的内容转换为</w:t>
-      </w:r>
-      <w:r>
-        <w:rPr>
-          <w:rFonts w:ascii="宋体" w:eastAsia="宋体" w:hAnsi="宋体"/>
-          <w:sz w:val="24"/>
-          <w:szCs w:val="24"/>
-        </w:rPr>
-        <w:t>HTML</w:t>
-      </w:r>
-      <w:r>
-        <w:rPr>
-          <w:rFonts w:ascii="宋体" w:eastAsia="宋体" w:hAnsi="宋体" w:hint="eastAsia"/>
-          <w:sz w:val="24"/>
-          <w:szCs w:val="24"/>
-        </w:rPr>
-        <w:t>格式，而后端将接收到经H</w:t>
-      </w:r>
-      <w:r>
-        <w:rPr>
-          <w:rFonts w:ascii="宋体" w:eastAsia="宋体" w:hAnsi="宋体"/>
-          <w:sz w:val="24"/>
-          <w:szCs w:val="24"/>
-        </w:rPr>
-        <w:t>TML</w:t>
-      </w:r>
-      <w:r>
-        <w:rPr>
-          <w:rFonts w:ascii="宋体" w:eastAsia="宋体" w:hAnsi="宋体" w:hint="eastAsia"/>
-          <w:sz w:val="24"/>
-          <w:szCs w:val="24"/>
-        </w:rPr>
-        <w:t>转换的存入数据库中，当下次用户从数据库中读取对应内容的时候，前端获取到对应的H</w:t>
-      </w:r>
-      <w:r>
-        <w:rPr>
-          <w:rFonts w:ascii="宋体" w:eastAsia="宋体" w:hAnsi="宋体"/>
-          <w:sz w:val="24"/>
-          <w:szCs w:val="24"/>
-        </w:rPr>
-        <w:t>TML</w:t>
-      </w:r>
-      <w:r>
-        <w:rPr>
-          <w:rFonts w:ascii="宋体" w:eastAsia="宋体" w:hAnsi="宋体" w:hint="eastAsia"/>
-          <w:sz w:val="24"/>
-          <w:szCs w:val="24"/>
-        </w:rPr>
-        <w:t>内容，会自动将H</w:t>
-      </w:r>
-      <w:r>
-        <w:rPr>
-          <w:rFonts w:ascii="宋体" w:eastAsia="宋体" w:hAnsi="宋体"/>
-          <w:sz w:val="24"/>
-          <w:szCs w:val="24"/>
-        </w:rPr>
-        <w:t>TML</w:t>
-      </w:r>
-      <w:r>
-        <w:rPr>
-          <w:rFonts w:ascii="宋体" w:eastAsia="宋体" w:hAnsi="宋体" w:hint="eastAsia"/>
-          <w:sz w:val="24"/>
-          <w:szCs w:val="24"/>
-        </w:rPr>
-        <w:t>内容进行转义，这样可以防范一些用户在编辑栏中写入JavaScript代码，从而让前端将该内容转换为JavaScript进行处理，给用户造成不好的使用体验。</w:t>
-      </w:r>
-    </w:p>
-    <w:p>
-      <w:pPr>
-        <w:ind w:firstLineChars="200" w:firstLine="480"/>
-        <w:rPr>
-          <w:rFonts w:ascii="宋体" w:eastAsia="宋体" w:hAnsi="宋体"/>
-          <w:sz w:val="24"/>
-          <w:szCs w:val="24"/>
-        </w:rPr>
-      </w:pPr>
-      <w:r>
-        <w:rPr>
-          <w:rFonts w:ascii="宋体" w:eastAsia="宋体" w:hAnsi="宋体" w:hint="eastAsia"/>
-          <w:sz w:val="24"/>
-          <w:szCs w:val="24"/>
-        </w:rPr>
-        <w:t>帖子内容的更新何删除在需要验证发帖人与该操作用户对应的关系，只有操作用户就是发帖人的时候才可以进行删除和修改更新操作。</w:t>
-      </w:r>
-    </w:p>
-    <w:p>
-      <w:pPr>
-        <w:ind w:firstLineChars="200" w:firstLine="480"/>
-        <w:rPr>
-          <w:rFonts w:ascii="宋体" w:eastAsia="宋体" w:hAnsi="宋体"/>
-          <w:sz w:val="24"/>
-          <w:szCs w:val="24"/>
-        </w:rPr>
-      </w:pPr>
-      <w:r>
-        <w:rPr>
-          <w:rFonts w:ascii="宋体" w:eastAsia="宋体" w:hAnsi="宋体" w:hint="eastAsia"/>
-          <w:sz w:val="24"/>
-          <w:szCs w:val="24"/>
-        </w:rPr>
-        <w:t>帖子管理功能界面如下所示：</w:t>
+        <w:t>版块管理如下所示：</w:t>
       </w:r>
     </w:p>
     <w:p>
@@ -16553,10 +16791,10 @@
           <w:noProof/>
         </w:rPr>
         <w:drawing>
-          <wp:inline distT="0" distB="0" distL="0" distR="0" wp14:anchorId="0E1ED70C" wp14:editId="1B55ADB1">
-            <wp:extent cx="5274310" cy="2198370"/>
-            <wp:effectExtent l="0" t="0" r="2540" b="0"/>
-            <wp:docPr id="19" name="图片 19"/>
+          <wp:inline distT="0" distB="0" distL="0" distR="0" wp14:anchorId="7917A27A" wp14:editId="0D4FA74E">
+            <wp:extent cx="5274310" cy="316865"/>
+            <wp:effectExtent l="0" t="0" r="2540" b="6985"/>
+            <wp:docPr id="17" name="图片 17"/>
             <wp:cNvGraphicFramePr>
               <a:graphicFrameLocks xmlns:a="http://schemas.openxmlformats.org/drawingml/2006/main" noChangeAspect="1"/>
             </wp:cNvGraphicFramePr>
@@ -16576,7 +16814,7 @@
                   <pic:spPr>
                     <a:xfrm>
                       <a:off x="0" y="0"/>
-                      <a:ext cx="5274310" cy="2198370"/>
+                      <a:ext cx="5274310" cy="316865"/>
                     </a:xfrm>
                     <a:prstGeom prst="rect">
                       <a:avLst/>
@@ -16594,12 +16832,11 @@
         <w:rPr>
           <w:noProof/>
         </w:rPr>
-        <w:lastRenderedPageBreak/>
         <w:drawing>
-          <wp:inline distT="0" distB="0" distL="0" distR="0" wp14:anchorId="7569C66D" wp14:editId="46265E91">
-            <wp:extent cx="5274310" cy="2380615"/>
-            <wp:effectExtent l="0" t="0" r="2540" b="635"/>
-            <wp:docPr id="20" name="图片 20"/>
+          <wp:inline distT="0" distB="0" distL="0" distR="0" wp14:anchorId="0DA15CDA" wp14:editId="0273CB46">
+            <wp:extent cx="4823878" cy="3033023"/>
+            <wp:effectExtent l="0" t="0" r="0" b="0"/>
+            <wp:docPr id="18" name="图片 18"/>
             <wp:cNvGraphicFramePr>
               <a:graphicFrameLocks xmlns:a="http://schemas.openxmlformats.org/drawingml/2006/main" noChangeAspect="1"/>
             </wp:cNvGraphicFramePr>
@@ -16619,7 +16856,7 @@
                   <pic:spPr>
                     <a:xfrm>
                       <a:off x="0" y="0"/>
-                      <a:ext cx="5274310" cy="2380615"/>
+                      <a:ext cx="4823878" cy="3033023"/>
                     </a:xfrm>
                     <a:prstGeom prst="rect">
                       <a:avLst/>
@@ -16633,15 +16870,216 @@
       </w:r>
     </w:p>
     <w:p>
+      <w:pPr>
+        <w:pStyle w:val="3"/>
+      </w:pPr>
+      <w:bookmarkStart w:id="88" w:name="_Toc97476758"/>
+      <w:bookmarkStart w:id="89" w:name="_Toc101471628"/>
+      <w:r>
+        <w:rPr>
+          <w:rFonts w:hint="eastAsia"/>
+        </w:rPr>
+        <w:t>5</w:t>
+      </w:r>
+      <w:r>
+        <w:t>.</w:t>
+      </w:r>
+      <w:r>
+        <w:t>1</w:t>
+      </w:r>
+      <w:r>
+        <w:t xml:space="preserve">.4 </w:t>
+      </w:r>
+      <w:r>
+        <w:rPr>
+          <w:rFonts w:hint="eastAsia"/>
+        </w:rPr>
+        <w:t>帖子管理</w:t>
+      </w:r>
+      <w:bookmarkEnd w:id="88"/>
+      <w:bookmarkEnd w:id="89"/>
+    </w:p>
+    <w:p>
+      <w:pPr>
+        <w:ind w:firstLineChars="200" w:firstLine="480"/>
+        <w:rPr>
+          <w:rFonts w:ascii="宋体" w:eastAsia="宋体" w:hAnsi="宋体"/>
+          <w:sz w:val="24"/>
+          <w:szCs w:val="24"/>
+        </w:rPr>
+      </w:pPr>
+      <w:r>
+        <w:rPr>
+          <w:rFonts w:ascii="宋体" w:eastAsia="宋体" w:hAnsi="宋体" w:hint="eastAsia"/>
+          <w:sz w:val="24"/>
+          <w:szCs w:val="24"/>
+        </w:rPr>
+        <w:t>帖子管理主要包括帖子添加、帖子内容修改更新、帖子删除。</w:t>
+      </w:r>
+    </w:p>
+    <w:p>
+      <w:pPr>
+        <w:ind w:firstLineChars="200" w:firstLine="480"/>
+        <w:rPr>
+          <w:rFonts w:ascii="宋体" w:eastAsia="宋体" w:hAnsi="宋体"/>
+          <w:sz w:val="24"/>
+          <w:szCs w:val="24"/>
+        </w:rPr>
+      </w:pPr>
+      <w:r>
+        <w:rPr>
+          <w:rFonts w:ascii="宋体" w:eastAsia="宋体" w:hAnsi="宋体" w:hint="eastAsia"/>
+          <w:sz w:val="24"/>
+          <w:szCs w:val="24"/>
+        </w:rPr>
+        <w:t>帖子相关操作需要在用户登陆的权限下进行操作，</w:t>
+      </w:r>
+      <w:r>
+        <w:rPr>
+          <w:rFonts w:ascii="宋体" w:eastAsia="宋体" w:hAnsi="宋体" w:hint="eastAsia"/>
+          <w:sz w:val="24"/>
+          <w:szCs w:val="24"/>
+        </w:rPr>
+        <w:t>对于帖子的添加，需要绑定对应的发帖用户，以便于后期发帖人的的管理和观看者能够及时联系到发帖人。发帖人能够在个人界面查看自己发布的帖子。对于帖子的内容发布，采用富文本编辑器，使用富文本编辑器方便用户格式的管理，同时可以防范xss攻击。</w:t>
+      </w:r>
+    </w:p>
+    <w:p>
+      <w:pPr>
+        <w:ind w:firstLineChars="200" w:firstLine="480"/>
+        <w:rPr>
+          <w:rFonts w:ascii="宋体" w:eastAsia="宋体" w:hAnsi="宋体"/>
+          <w:sz w:val="24"/>
+          <w:szCs w:val="24"/>
+        </w:rPr>
+      </w:pPr>
+      <w:r>
+        <w:rPr>
+          <w:rFonts w:ascii="宋体" w:eastAsia="宋体" w:hAnsi="宋体" w:hint="eastAsia"/>
+          <w:sz w:val="24"/>
+          <w:szCs w:val="24"/>
+        </w:rPr>
+        <w:lastRenderedPageBreak/>
+        <w:t>富文本编辑器在</w:t>
+      </w:r>
+      <w:r>
+        <w:rPr>
+          <w:rFonts w:ascii="宋体" w:eastAsia="宋体" w:hAnsi="宋体" w:hint="eastAsia"/>
+          <w:sz w:val="24"/>
+          <w:szCs w:val="24"/>
+        </w:rPr>
+        <w:t>发送相应文本内容的时候，会将对应的内容转换为</w:t>
+      </w:r>
+      <w:r>
+        <w:rPr>
+          <w:rFonts w:ascii="宋体" w:eastAsia="宋体" w:hAnsi="宋体"/>
+          <w:sz w:val="24"/>
+          <w:szCs w:val="24"/>
+        </w:rPr>
+        <w:t>HTML</w:t>
+      </w:r>
+      <w:r>
+        <w:rPr>
+          <w:rFonts w:ascii="宋体" w:eastAsia="宋体" w:hAnsi="宋体" w:hint="eastAsia"/>
+          <w:sz w:val="24"/>
+          <w:szCs w:val="24"/>
+        </w:rPr>
+        <w:t>格式，而后端将接收到经H</w:t>
+      </w:r>
+      <w:r>
+        <w:rPr>
+          <w:rFonts w:ascii="宋体" w:eastAsia="宋体" w:hAnsi="宋体"/>
+          <w:sz w:val="24"/>
+          <w:szCs w:val="24"/>
+        </w:rPr>
+        <w:t>TML</w:t>
+      </w:r>
+      <w:r>
+        <w:rPr>
+          <w:rFonts w:ascii="宋体" w:eastAsia="宋体" w:hAnsi="宋体" w:hint="eastAsia"/>
+          <w:sz w:val="24"/>
+          <w:szCs w:val="24"/>
+        </w:rPr>
+        <w:t>转换的存入数据库中，当下次用户从数据库中读取对应内容的时候，前端获取到对应的H</w:t>
+      </w:r>
+      <w:r>
+        <w:rPr>
+          <w:rFonts w:ascii="宋体" w:eastAsia="宋体" w:hAnsi="宋体"/>
+          <w:sz w:val="24"/>
+          <w:szCs w:val="24"/>
+        </w:rPr>
+        <w:t>TML</w:t>
+      </w:r>
+      <w:r>
+        <w:rPr>
+          <w:rFonts w:ascii="宋体" w:eastAsia="宋体" w:hAnsi="宋体" w:hint="eastAsia"/>
+          <w:sz w:val="24"/>
+          <w:szCs w:val="24"/>
+        </w:rPr>
+        <w:t>内容，会自动将H</w:t>
+      </w:r>
+      <w:r>
+        <w:rPr>
+          <w:rFonts w:ascii="宋体" w:eastAsia="宋体" w:hAnsi="宋体"/>
+          <w:sz w:val="24"/>
+          <w:szCs w:val="24"/>
+        </w:rPr>
+        <w:t>TML</w:t>
+      </w:r>
+      <w:r>
+        <w:rPr>
+          <w:rFonts w:ascii="宋体" w:eastAsia="宋体" w:hAnsi="宋体" w:hint="eastAsia"/>
+          <w:sz w:val="24"/>
+          <w:szCs w:val="24"/>
+        </w:rPr>
+        <w:t>内容进行转义，这样可以防范一些用户在编辑栏中写入JavaScript代码，从而让前端将该内容转换为JavaScript进行处理，给用户造成不好的使用体验。</w:t>
+      </w:r>
+    </w:p>
+    <w:p>
+      <w:pPr>
+        <w:ind w:firstLineChars="200" w:firstLine="480"/>
+        <w:rPr>
+          <w:rFonts w:ascii="宋体" w:eastAsia="宋体" w:hAnsi="宋体"/>
+          <w:sz w:val="24"/>
+          <w:szCs w:val="24"/>
+        </w:rPr>
+      </w:pPr>
+      <w:r>
+        <w:rPr>
+          <w:rFonts w:ascii="宋体" w:eastAsia="宋体" w:hAnsi="宋体" w:hint="eastAsia"/>
+          <w:sz w:val="24"/>
+          <w:szCs w:val="24"/>
+        </w:rPr>
+        <w:t>帖子内容的更新何删除在需要验证发帖人与该操作用户对应的关系，只有操作用户就是发帖人的时候才可以进行删除和修改更新操作。</w:t>
+      </w:r>
+    </w:p>
+    <w:p>
+      <w:pPr>
+        <w:ind w:firstLineChars="200" w:firstLine="480"/>
+        <w:rPr>
+          <w:rFonts w:ascii="宋体" w:eastAsia="宋体" w:hAnsi="宋体"/>
+          <w:sz w:val="24"/>
+          <w:szCs w:val="24"/>
+        </w:rPr>
+      </w:pPr>
+      <w:r>
+        <w:rPr>
+          <w:rFonts w:ascii="宋体" w:eastAsia="宋体" w:hAnsi="宋体" w:hint="eastAsia"/>
+          <w:sz w:val="24"/>
+          <w:szCs w:val="24"/>
+        </w:rPr>
+        <w:t>帖子管理功能界面如下所示：</w:t>
+      </w:r>
+    </w:p>
+    <w:p>
       <w:r>
         <w:rPr>
           <w:noProof/>
         </w:rPr>
         <w:drawing>
-          <wp:inline distT="0" distB="0" distL="0" distR="0" wp14:anchorId="29B9B270" wp14:editId="3920418E">
-            <wp:extent cx="5274310" cy="2192655"/>
+          <wp:inline distT="0" distB="0" distL="0" distR="0" wp14:anchorId="0E1ED70C" wp14:editId="1B55ADB1">
+            <wp:extent cx="5274310" cy="2198370"/>
             <wp:effectExtent l="0" t="0" r="2540" b="0"/>
-            <wp:docPr id="21" name="图片 21"/>
+            <wp:docPr id="19" name="图片 19"/>
             <wp:cNvGraphicFramePr>
               <a:graphicFrameLocks xmlns:a="http://schemas.openxmlformats.org/drawingml/2006/main" noChangeAspect="1"/>
             </wp:cNvGraphicFramePr>
@@ -16661,7 +17099,7 @@
                   <pic:spPr>
                     <a:xfrm>
                       <a:off x="0" y="0"/>
-                      <a:ext cx="5274310" cy="2192655"/>
+                      <a:ext cx="5274310" cy="2198370"/>
                     </a:xfrm>
                     <a:prstGeom prst="rect">
                       <a:avLst/>
@@ -16680,10 +17118,10 @@
           <w:noProof/>
         </w:rPr>
         <w:drawing>
-          <wp:inline distT="0" distB="0" distL="0" distR="0" wp14:anchorId="03C1DC73" wp14:editId="34258570">
-            <wp:extent cx="5274310" cy="2117725"/>
-            <wp:effectExtent l="0" t="0" r="2540" b="0"/>
-            <wp:docPr id="22" name="图片 22"/>
+          <wp:inline distT="0" distB="0" distL="0" distR="0" wp14:anchorId="7569C66D" wp14:editId="46265E91">
+            <wp:extent cx="5274310" cy="2380615"/>
+            <wp:effectExtent l="0" t="0" r="2540" b="635"/>
+            <wp:docPr id="20" name="图片 20"/>
             <wp:cNvGraphicFramePr>
               <a:graphicFrameLocks xmlns:a="http://schemas.openxmlformats.org/drawingml/2006/main" noChangeAspect="1"/>
             </wp:cNvGraphicFramePr>
@@ -16703,7 +17141,7 @@
                   <pic:spPr>
                     <a:xfrm>
                       <a:off x="0" y="0"/>
-                      <a:ext cx="5274310" cy="2117725"/>
+                      <a:ext cx="5274310" cy="2380615"/>
                     </a:xfrm>
                     <a:prstGeom prst="rect">
                       <a:avLst/>
@@ -16717,138 +17155,15 @@
       </w:r>
     </w:p>
     <w:p>
-      <w:pPr>
-        <w:pStyle w:val="3"/>
-      </w:pPr>
-      <w:bookmarkStart w:id="90" w:name="_Toc97476759"/>
-      <w:bookmarkStart w:id="91" w:name="_Toc100820982"/>
-      <w:r>
-        <w:rPr>
-          <w:rFonts w:hint="eastAsia"/>
-        </w:rPr>
-        <w:t>5</w:t>
-      </w:r>
-      <w:r>
-        <w:t xml:space="preserve">.2.5 </w:t>
-      </w:r>
-      <w:r>
-        <w:rPr>
-          <w:rFonts w:hint="eastAsia"/>
-        </w:rPr>
-        <w:t>帖子收藏、回复和浏览以及排行榜</w:t>
-      </w:r>
-      <w:bookmarkEnd w:id="90"/>
-      <w:bookmarkEnd w:id="91"/>
-    </w:p>
-    <w:p>
-      <w:pPr>
-        <w:ind w:firstLineChars="200" w:firstLine="480"/>
-        <w:rPr>
-          <w:rFonts w:ascii="宋体" w:eastAsia="宋体" w:hAnsi="宋体"/>
-          <w:sz w:val="24"/>
-          <w:szCs w:val="24"/>
-        </w:rPr>
-      </w:pPr>
-      <w:r>
-        <w:rPr>
-          <w:rFonts w:ascii="宋体" w:eastAsia="宋体" w:hAnsi="宋体" w:hint="eastAsia"/>
-          <w:sz w:val="24"/>
-          <w:szCs w:val="24"/>
-        </w:rPr>
-        <w:t>帖子的收藏只需要相关用户点击收藏按钮即可，用户可以在个人主页查看自己相应的收藏记录。</w:t>
-      </w:r>
-    </w:p>
-    <w:p>
-      <w:pPr>
-        <w:ind w:firstLineChars="200" w:firstLine="480"/>
-        <w:rPr>
-          <w:rFonts w:ascii="宋体" w:eastAsia="宋体" w:hAnsi="宋体"/>
-          <w:sz w:val="24"/>
-          <w:szCs w:val="24"/>
-        </w:rPr>
-      </w:pPr>
-      <w:r>
-        <w:rPr>
-          <w:rFonts w:ascii="宋体" w:eastAsia="宋体" w:hAnsi="宋体" w:hint="eastAsia"/>
-          <w:sz w:val="24"/>
-          <w:szCs w:val="24"/>
-        </w:rPr>
-        <w:t>帖子回复包括分级回复，第一级回复的就是发帖人，二级回复所回复的是一级发帖人，以此类推，在回复的时候，数据库中会记录相应的信息和上一级回复人，便于前端的展示。</w:t>
-      </w:r>
-    </w:p>
-    <w:p>
-      <w:pPr>
-        <w:ind w:firstLineChars="200" w:firstLine="480"/>
-        <w:rPr>
-          <w:rFonts w:ascii="宋体" w:eastAsia="宋体" w:hAnsi="宋体"/>
-          <w:sz w:val="24"/>
-          <w:szCs w:val="24"/>
-        </w:rPr>
-      </w:pPr>
-      <w:r>
-        <w:rPr>
-          <w:rFonts w:ascii="宋体" w:eastAsia="宋体" w:hAnsi="宋体" w:hint="eastAsia"/>
-          <w:sz w:val="24"/>
-          <w:szCs w:val="24"/>
-        </w:rPr>
-        <w:lastRenderedPageBreak/>
-        <w:t>当用户点击并进入相应帖子的时候，相应的帖子浏览量即可加一，</w:t>
-      </w:r>
-      <w:r>
-        <w:rPr>
-          <w:rFonts w:ascii="宋体" w:eastAsia="宋体" w:hAnsi="宋体" w:hint="eastAsia"/>
-          <w:sz w:val="24"/>
-          <w:szCs w:val="24"/>
-        </w:rPr>
-        <w:t>通过浏览量便于后期排行榜的操作。</w:t>
-      </w:r>
-    </w:p>
-    <w:p>
-      <w:pPr>
-        <w:ind w:firstLineChars="200" w:firstLine="480"/>
-        <w:rPr>
-          <w:rFonts w:ascii="宋体" w:eastAsia="宋体" w:hAnsi="宋体"/>
-          <w:sz w:val="24"/>
-          <w:szCs w:val="24"/>
-        </w:rPr>
-      </w:pPr>
-      <w:r>
-        <w:rPr>
-          <w:rFonts w:ascii="宋体" w:eastAsia="宋体" w:hAnsi="宋体" w:hint="eastAsia"/>
-          <w:sz w:val="24"/>
-          <w:szCs w:val="24"/>
-        </w:rPr>
-        <w:t>排行榜根据浏览量分为默认、周榜、月榜，同时根据热度和最新进行排行。周榜、月榜是通过本周、本月的浏览量进行升序降序操作，默认数据是对数据库中所有的帖子根据浏览量进行排行，当浏览量相同的时候，对收藏量进行比较并排行。热度和最新分别根据浏览量、更新时间对数据库中的所有数据进行排序。</w:t>
-      </w:r>
-    </w:p>
-    <w:p>
-      <w:pPr>
-        <w:ind w:firstLineChars="200" w:firstLine="480"/>
-        <w:rPr>
-          <w:rFonts w:ascii="宋体" w:eastAsia="宋体" w:hAnsi="宋体"/>
-          <w:sz w:val="24"/>
-          <w:szCs w:val="24"/>
-        </w:rPr>
-      </w:pPr>
-      <w:r>
-        <w:rPr>
-          <w:rFonts w:ascii="宋体" w:eastAsia="宋体" w:hAnsi="宋体" w:hint="eastAsia"/>
-          <w:sz w:val="24"/>
-          <w:szCs w:val="24"/>
-        </w:rPr>
-        <w:t>相应功能界面如下所示：</w:t>
-      </w:r>
-    </w:p>
-    <w:p>
       <w:r>
         <w:rPr>
           <w:noProof/>
         </w:rPr>
         <w:drawing>
-          <wp:inline distT="0" distB="0" distL="0" distR="0" wp14:anchorId="38A81B67" wp14:editId="53BCF7DB">
-            <wp:extent cx="5274310" cy="2517775"/>
+          <wp:inline distT="0" distB="0" distL="0" distR="0" wp14:anchorId="29B9B270" wp14:editId="3920418E">
+            <wp:extent cx="5274310" cy="2192655"/>
             <wp:effectExtent l="0" t="0" r="2540" b="0"/>
-            <wp:docPr id="24" name="图片 24"/>
+            <wp:docPr id="21" name="图片 21"/>
             <wp:cNvGraphicFramePr>
               <a:graphicFrameLocks xmlns:a="http://schemas.openxmlformats.org/drawingml/2006/main" noChangeAspect="1"/>
             </wp:cNvGraphicFramePr>
@@ -16868,7 +17183,7 @@
                   <pic:spPr>
                     <a:xfrm>
                       <a:off x="0" y="0"/>
-                      <a:ext cx="5274310" cy="2517775"/>
+                      <a:ext cx="5274310" cy="2192655"/>
                     </a:xfrm>
                     <a:prstGeom prst="rect">
                       <a:avLst/>
@@ -16886,11 +17201,12 @@
         <w:rPr>
           <w:noProof/>
         </w:rPr>
+        <w:lastRenderedPageBreak/>
         <w:drawing>
-          <wp:inline distT="0" distB="0" distL="0" distR="0" wp14:anchorId="3F2A2663" wp14:editId="67171206">
-            <wp:extent cx="5274310" cy="4251325"/>
+          <wp:inline distT="0" distB="0" distL="0" distR="0" wp14:anchorId="03C1DC73" wp14:editId="34258570">
+            <wp:extent cx="5274310" cy="2117725"/>
             <wp:effectExtent l="0" t="0" r="2540" b="0"/>
-            <wp:docPr id="25" name="图片 25"/>
+            <wp:docPr id="22" name="图片 22"/>
             <wp:cNvGraphicFramePr>
               <a:graphicFrameLocks xmlns:a="http://schemas.openxmlformats.org/drawingml/2006/main" noChangeAspect="1"/>
             </wp:cNvGraphicFramePr>
@@ -16910,7 +17226,7 @@
                   <pic:spPr>
                     <a:xfrm>
                       <a:off x="0" y="0"/>
-                      <a:ext cx="5274310" cy="4251325"/>
+                      <a:ext cx="5274310" cy="2117725"/>
                     </a:xfrm>
                     <a:prstGeom prst="rect">
                       <a:avLst/>
@@ -16924,15 +17240,143 @@
       </w:r>
     </w:p>
     <w:p>
+      <w:pPr>
+        <w:pStyle w:val="3"/>
+      </w:pPr>
+      <w:bookmarkStart w:id="90" w:name="_Toc97476759"/>
+      <w:bookmarkStart w:id="91" w:name="_Toc101471629"/>
+      <w:r>
+        <w:rPr>
+          <w:rFonts w:hint="eastAsia"/>
+        </w:rPr>
+        <w:t>5</w:t>
+      </w:r>
+      <w:r>
+        <w:t>.</w:t>
+      </w:r>
+      <w:r>
+        <w:t>1</w:t>
+      </w:r>
+      <w:r>
+        <w:t xml:space="preserve">.5 </w:t>
+      </w:r>
+      <w:r>
+        <w:rPr>
+          <w:rFonts w:hint="eastAsia"/>
+        </w:rPr>
+        <w:t>帖子收藏、回复和浏览以及排行榜</w:t>
+      </w:r>
+      <w:bookmarkEnd w:id="90"/>
+      <w:bookmarkEnd w:id="91"/>
+    </w:p>
+    <w:p>
+      <w:pPr>
+        <w:ind w:firstLineChars="200" w:firstLine="480"/>
+        <w:rPr>
+          <w:rFonts w:ascii="宋体" w:eastAsia="宋体" w:hAnsi="宋体"/>
+          <w:sz w:val="24"/>
+          <w:szCs w:val="24"/>
+        </w:rPr>
+      </w:pPr>
+      <w:r>
+        <w:rPr>
+          <w:rFonts w:ascii="宋体" w:eastAsia="宋体" w:hAnsi="宋体" w:hint="eastAsia"/>
+          <w:sz w:val="24"/>
+          <w:szCs w:val="24"/>
+        </w:rPr>
+        <w:t>帖子的收藏只需要相关用户点击收藏按钮即可，用户可以在个人主页查看自己相应的收藏记录。</w:t>
+      </w:r>
+    </w:p>
+    <w:p>
+      <w:pPr>
+        <w:ind w:firstLineChars="200" w:firstLine="480"/>
+        <w:rPr>
+          <w:rFonts w:ascii="宋体" w:eastAsia="宋体" w:hAnsi="宋体"/>
+          <w:sz w:val="24"/>
+          <w:szCs w:val="24"/>
+        </w:rPr>
+      </w:pPr>
+      <w:r>
+        <w:rPr>
+          <w:rFonts w:ascii="宋体" w:eastAsia="宋体" w:hAnsi="宋体" w:hint="eastAsia"/>
+          <w:sz w:val="24"/>
+          <w:szCs w:val="24"/>
+        </w:rPr>
+        <w:t>帖子回复包括分级回复，第一级回复的就是发帖人，二级回复所回复的是一级发帖人，以此类推，在回复的时候，数据库中会记录相应的信息和上一级回复人，便于前端的展示。</w:t>
+      </w:r>
+    </w:p>
+    <w:p>
+      <w:pPr>
+        <w:ind w:firstLineChars="200" w:firstLine="480"/>
+        <w:rPr>
+          <w:rFonts w:ascii="宋体" w:eastAsia="宋体" w:hAnsi="宋体"/>
+          <w:sz w:val="24"/>
+          <w:szCs w:val="24"/>
+        </w:rPr>
+      </w:pPr>
+      <w:r>
+        <w:rPr>
+          <w:rFonts w:ascii="宋体" w:eastAsia="宋体" w:hAnsi="宋体" w:hint="eastAsia"/>
+          <w:sz w:val="24"/>
+          <w:szCs w:val="24"/>
+        </w:rPr>
+        <w:t>当用户点击并进入相应帖子的时候，相应的帖子浏览量即可加一，</w:t>
+      </w:r>
+      <w:r>
+        <w:rPr>
+          <w:rFonts w:ascii="宋体" w:eastAsia="宋体" w:hAnsi="宋体" w:hint="eastAsia"/>
+          <w:sz w:val="24"/>
+          <w:szCs w:val="24"/>
+        </w:rPr>
+        <w:t>通过浏览量便于后期排行榜的操作。</w:t>
+      </w:r>
+    </w:p>
+    <w:p>
+      <w:pPr>
+        <w:ind w:firstLineChars="200" w:firstLine="480"/>
+        <w:rPr>
+          <w:rFonts w:ascii="宋体" w:eastAsia="宋体" w:hAnsi="宋体"/>
+          <w:sz w:val="24"/>
+          <w:szCs w:val="24"/>
+        </w:rPr>
+      </w:pPr>
+      <w:r>
+        <w:rPr>
+          <w:rFonts w:ascii="宋体" w:eastAsia="宋体" w:hAnsi="宋体" w:hint="eastAsia"/>
+          <w:sz w:val="24"/>
+          <w:szCs w:val="24"/>
+        </w:rPr>
+        <w:t>排行榜根据浏览量分为默认、周榜、月榜，同时根据热度和最新进行排行。周榜、月榜是通过本周、本月的浏览量进行升序降序操作，默认数据是对数据库中所有的帖子根据浏览量进行排行，当浏览量相同的时候，对收藏量进行比较并排行。热度和最新分别根据浏览量、更新时间对数据库中的所有数据进行排序。</w:t>
+      </w:r>
+    </w:p>
+    <w:p>
+      <w:pPr>
+        <w:ind w:firstLineChars="200" w:firstLine="480"/>
+        <w:rPr>
+          <w:rFonts w:ascii="宋体" w:eastAsia="宋体" w:hAnsi="宋体"/>
+          <w:sz w:val="24"/>
+          <w:szCs w:val="24"/>
+        </w:rPr>
+      </w:pPr>
+      <w:r>
+        <w:rPr>
+          <w:rFonts w:ascii="宋体" w:eastAsia="宋体" w:hAnsi="宋体" w:hint="eastAsia"/>
+          <w:sz w:val="24"/>
+          <w:szCs w:val="24"/>
+        </w:rPr>
+        <w:t>相应功能界面如下所示：</w:t>
+      </w:r>
+    </w:p>
+    <w:p>
       <w:r>
         <w:rPr>
           <w:noProof/>
         </w:rPr>
         <w:drawing>
-          <wp:inline distT="0" distB="0" distL="0" distR="0" wp14:anchorId="7C64A4B6" wp14:editId="799C9AD0">
-            <wp:extent cx="5274310" cy="446405"/>
+          <wp:inline distT="0" distB="0" distL="0" distR="0" wp14:anchorId="38A81B67" wp14:editId="53BCF7DB">
+            <wp:extent cx="5274310" cy="2517775"/>
             <wp:effectExtent l="0" t="0" r="2540" b="0"/>
-            <wp:docPr id="26" name="图片 26"/>
+            <wp:docPr id="24" name="图片 24"/>
             <wp:cNvGraphicFramePr>
               <a:graphicFrameLocks xmlns:a="http://schemas.openxmlformats.org/drawingml/2006/main" noChangeAspect="1"/>
             </wp:cNvGraphicFramePr>
@@ -16952,7 +17396,7 @@
                   <pic:spPr>
                     <a:xfrm>
                       <a:off x="0" y="0"/>
-                      <a:ext cx="5274310" cy="446405"/>
+                      <a:ext cx="5274310" cy="2517775"/>
                     </a:xfrm>
                     <a:prstGeom prst="rect">
                       <a:avLst/>
@@ -16972,10 +17416,10 @@
         </w:rPr>
         <w:lastRenderedPageBreak/>
         <w:drawing>
-          <wp:inline distT="0" distB="0" distL="0" distR="0" wp14:anchorId="3DAC2FC0" wp14:editId="11B0A8B4">
-            <wp:extent cx="3932261" cy="937341"/>
-            <wp:effectExtent l="0" t="0" r="0" b="0"/>
-            <wp:docPr id="27" name="图片 27"/>
+          <wp:inline distT="0" distB="0" distL="0" distR="0" wp14:anchorId="3F2A2663" wp14:editId="67171206">
+            <wp:extent cx="5274310" cy="4251325"/>
+            <wp:effectExtent l="0" t="0" r="2540" b="0"/>
+            <wp:docPr id="25" name="图片 25"/>
             <wp:cNvGraphicFramePr>
               <a:graphicFrameLocks xmlns:a="http://schemas.openxmlformats.org/drawingml/2006/main" noChangeAspect="1"/>
             </wp:cNvGraphicFramePr>
@@ -16995,7 +17439,7 @@
                   <pic:spPr>
                     <a:xfrm>
                       <a:off x="0" y="0"/>
-                      <a:ext cx="3932261" cy="937341"/>
+                      <a:ext cx="5274310" cy="4251325"/>
                     </a:xfrm>
                     <a:prstGeom prst="rect">
                       <a:avLst/>
@@ -17014,10 +17458,10 @@
           <w:noProof/>
         </w:rPr>
         <w:drawing>
-          <wp:inline distT="0" distB="0" distL="0" distR="0" wp14:anchorId="13BC48A1" wp14:editId="0FA4EB98">
-            <wp:extent cx="5274310" cy="2539365"/>
+          <wp:inline distT="0" distB="0" distL="0" distR="0" wp14:anchorId="7C64A4B6" wp14:editId="799C9AD0">
+            <wp:extent cx="5274310" cy="446405"/>
             <wp:effectExtent l="0" t="0" r="2540" b="0"/>
-            <wp:docPr id="28" name="图片 28"/>
+            <wp:docPr id="26" name="图片 26"/>
             <wp:cNvGraphicFramePr>
               <a:graphicFrameLocks xmlns:a="http://schemas.openxmlformats.org/drawingml/2006/main" noChangeAspect="1"/>
             </wp:cNvGraphicFramePr>
@@ -17037,6 +17481,90 @@
                   <pic:spPr>
                     <a:xfrm>
                       <a:off x="0" y="0"/>
+                      <a:ext cx="5274310" cy="446405"/>
+                    </a:xfrm>
+                    <a:prstGeom prst="rect">
+                      <a:avLst/>
+                    </a:prstGeom>
+                  </pic:spPr>
+                </pic:pic>
+              </a:graphicData>
+            </a:graphic>
+          </wp:inline>
+        </w:drawing>
+      </w:r>
+    </w:p>
+    <w:p>
+      <w:r>
+        <w:rPr>
+          <w:noProof/>
+        </w:rPr>
+        <w:drawing>
+          <wp:inline distT="0" distB="0" distL="0" distR="0" wp14:anchorId="3DAC2FC0" wp14:editId="11B0A8B4">
+            <wp:extent cx="3932261" cy="937341"/>
+            <wp:effectExtent l="0" t="0" r="0" b="0"/>
+            <wp:docPr id="27" name="图片 27"/>
+            <wp:cNvGraphicFramePr>
+              <a:graphicFrameLocks xmlns:a="http://schemas.openxmlformats.org/drawingml/2006/main" noChangeAspect="1"/>
+            </wp:cNvGraphicFramePr>
+            <a:graphic xmlns:a="http://schemas.openxmlformats.org/drawingml/2006/main">
+              <a:graphicData uri="http://schemas.openxmlformats.org/drawingml/2006/picture">
+                <pic:pic xmlns:pic="http://schemas.openxmlformats.org/drawingml/2006/picture">
+                  <pic:nvPicPr>
+                    <pic:cNvPr id="1" name=""/>
+                    <pic:cNvPicPr/>
+                  </pic:nvPicPr>
+                  <pic:blipFill>
+                    <a:blip r:embed="rId36"/>
+                    <a:stretch>
+                      <a:fillRect/>
+                    </a:stretch>
+                  </pic:blipFill>
+                  <pic:spPr>
+                    <a:xfrm>
+                      <a:off x="0" y="0"/>
+                      <a:ext cx="3932261" cy="937341"/>
+                    </a:xfrm>
+                    <a:prstGeom prst="rect">
+                      <a:avLst/>
+                    </a:prstGeom>
+                  </pic:spPr>
+                </pic:pic>
+              </a:graphicData>
+            </a:graphic>
+          </wp:inline>
+        </w:drawing>
+      </w:r>
+    </w:p>
+    <w:p>
+      <w:r>
+        <w:rPr>
+          <w:noProof/>
+        </w:rPr>
+        <w:drawing>
+          <wp:inline distT="0" distB="0" distL="0" distR="0" wp14:anchorId="13BC48A1" wp14:editId="0FA4EB98">
+            <wp:extent cx="5274310" cy="2539365"/>
+            <wp:effectExtent l="0" t="0" r="2540" b="0"/>
+            <wp:docPr id="28" name="图片 28"/>
+            <wp:cNvGraphicFramePr>
+              <a:graphicFrameLocks xmlns:a="http://schemas.openxmlformats.org/drawingml/2006/main" noChangeAspect="1"/>
+            </wp:cNvGraphicFramePr>
+            <a:graphic xmlns:a="http://schemas.openxmlformats.org/drawingml/2006/main">
+              <a:graphicData uri="http://schemas.openxmlformats.org/drawingml/2006/picture">
+                <pic:pic xmlns:pic="http://schemas.openxmlformats.org/drawingml/2006/picture">
+                  <pic:nvPicPr>
+                    <pic:cNvPr id="1" name=""/>
+                    <pic:cNvPicPr/>
+                  </pic:nvPicPr>
+                  <pic:blipFill>
+                    <a:blip r:embed="rId37"/>
+                    <a:stretch>
+                      <a:fillRect/>
+                    </a:stretch>
+                  </pic:blipFill>
+                  <pic:spPr>
+                    <a:xfrm>
+                      <a:off x="0" y="0"/>
                       <a:ext cx="5274310" cy="2539365"/>
                     </a:xfrm>
                     <a:prstGeom prst="rect">
@@ -17062,13 +17590,14 @@
       </w:pPr>
       <w:bookmarkStart w:id="92" w:name="_Toc96869606"/>
       <w:bookmarkStart w:id="93" w:name="_Toc97476760"/>
-      <w:bookmarkStart w:id="94" w:name="_Toc100820983"/>
+      <w:bookmarkStart w:id="94" w:name="_Toc101471630"/>
       <w:r>
         <w:rPr>
           <w:rFonts w:ascii="宋体" w:eastAsia="宋体" w:hAnsi="宋体" w:hint="eastAsia"/>
           <w:sz w:val="30"/>
           <w:szCs w:val="30"/>
         </w:rPr>
+        <w:lastRenderedPageBreak/>
         <w:t>6</w:t>
       </w:r>
       <w:r>
@@ -17118,7 +17647,7 @@
       </w:pPr>
       <w:bookmarkStart w:id="95" w:name="_Toc96869607"/>
       <w:bookmarkStart w:id="96" w:name="_Toc97476761"/>
-      <w:bookmarkStart w:id="97" w:name="_Toc100820984"/>
+      <w:bookmarkStart w:id="97" w:name="_Toc101471631"/>
       <w:r>
         <w:rPr>
           <w:rFonts w:ascii="宋体" w:eastAsia="宋体" w:hAnsi="宋体" w:hint="eastAsia"/>
@@ -17184,7 +17713,7 @@
         </w:rPr>
       </w:pPr>
       <w:bookmarkStart w:id="98" w:name="_Toc97476762"/>
-      <w:bookmarkStart w:id="99" w:name="_Toc100820985"/>
+      <w:bookmarkStart w:id="99" w:name="_Toc101471632"/>
       <w:r>
         <w:rPr>
           <w:rFonts w:ascii="宋体" w:eastAsia="宋体" w:hAnsi="宋体" w:hint="eastAsia"/>
@@ -17241,7 +17770,7 @@
       </w:pPr>
       <w:bookmarkStart w:id="100" w:name="_Toc96869609"/>
       <w:bookmarkStart w:id="101" w:name="_Toc97476763"/>
-      <w:bookmarkStart w:id="102" w:name="_Toc100820986"/>
+      <w:bookmarkStart w:id="102" w:name="_Toc101471633"/>
       <w:r>
         <w:rPr>
           <w:rFonts w:ascii="宋体" w:eastAsia="宋体" w:hAnsi="宋体" w:hint="eastAsia"/>
@@ -17335,145 +17864,137 @@
           <w:sz w:val="24"/>
           <w:szCs w:val="24"/>
         </w:rPr>
-        <w:t>系统部署远端服务器后，使用python脚本进行高并发访问，发现在单节点</w:t>
-      </w:r>
-      <w:r>
-        <w:rPr>
-          <w:rFonts w:ascii="宋体" w:eastAsia="宋体" w:hAnsi="宋体" w:hint="eastAsia"/>
-          <w:sz w:val="24"/>
-          <w:szCs w:val="24"/>
+        <w:t>系统部署远端服务器后，使用python脚本进行高并发访问，发现在单节点服务器情况下，该系统仅能支撑约1</w:t>
+      </w:r>
+      <w:r>
+        <w:rPr>
+          <w:rFonts w:ascii="宋体" w:eastAsia="宋体" w:hAnsi="宋体"/>
+          <w:sz w:val="24"/>
+          <w:szCs w:val="24"/>
+        </w:rPr>
+        <w:t>00</w:t>
+      </w:r>
+      <w:r>
+        <w:rPr>
+          <w:rFonts w:ascii="宋体" w:eastAsia="宋体" w:hAnsi="宋体" w:hint="eastAsia"/>
+          <w:sz w:val="24"/>
+          <w:szCs w:val="24"/>
+        </w:rPr>
+        <w:t>个高并发同时访问，对于多用户高并发请求无法给予用户良好的体验。同时，由于裸露服务器ip地址，导致系统安全性较低，</w:t>
+      </w:r>
+      <w:r>
+        <w:rPr>
+          <w:rFonts w:ascii="宋体" w:eastAsia="宋体" w:hAnsi="宋体" w:hint="eastAsia"/>
+          <w:sz w:val="24"/>
+          <w:szCs w:val="24"/>
+        </w:rPr>
+        <w:t>裸露的ip容易被他人进行攻击。</w:t>
+      </w:r>
+      <w:r>
+        <w:rPr>
+          <w:rFonts w:ascii="宋体" w:eastAsia="宋体" w:hAnsi="宋体" w:hint="eastAsia"/>
+          <w:sz w:val="24"/>
+          <w:szCs w:val="24"/>
+        </w:rPr>
+        <w:t>对于</w:t>
+      </w:r>
+      <w:r>
+        <w:rPr>
+          <w:rFonts w:ascii="宋体" w:eastAsia="宋体" w:hAnsi="宋体" w:hint="eastAsia"/>
+          <w:sz w:val="24"/>
+          <w:szCs w:val="24"/>
+        </w:rPr>
+        <w:t>该问题</w:t>
+      </w:r>
+      <w:r>
+        <w:rPr>
+          <w:rFonts w:ascii="宋体" w:eastAsia="宋体" w:hAnsi="宋体" w:hint="eastAsia"/>
+          <w:sz w:val="24"/>
+          <w:szCs w:val="24"/>
+        </w:rPr>
+        <w:t>，在部署过程中引入</w:t>
+      </w:r>
+      <w:r>
+        <w:rPr>
+          <w:rFonts w:ascii="宋体" w:eastAsia="宋体" w:hAnsi="宋体"/>
+          <w:sz w:val="24"/>
+          <w:szCs w:val="24"/>
+        </w:rPr>
+        <w:t>N</w:t>
+      </w:r>
+      <w:r>
+        <w:rPr>
+          <w:rFonts w:ascii="宋体" w:eastAsia="宋体" w:hAnsi="宋体" w:hint="eastAsia"/>
+          <w:sz w:val="24"/>
+          <w:szCs w:val="24"/>
+        </w:rPr>
+        <w:t>ginx，</w:t>
+      </w:r>
+      <w:r>
+        <w:rPr>
+          <w:rFonts w:ascii="宋体" w:eastAsia="宋体" w:hAnsi="宋体"/>
+          <w:sz w:val="24"/>
+          <w:szCs w:val="24"/>
+        </w:rPr>
+        <w:t>N</w:t>
+      </w:r>
+      <w:r>
+        <w:rPr>
+          <w:rFonts w:ascii="宋体" w:eastAsia="宋体" w:hAnsi="宋体" w:hint="eastAsia"/>
+          <w:sz w:val="24"/>
+          <w:szCs w:val="24"/>
+        </w:rPr>
+        <w:t>ginx通过反向代理以及负载均衡</w:t>
+      </w:r>
+      <w:r>
+        <w:rPr>
+          <w:rFonts w:ascii="宋体" w:eastAsia="宋体" w:hAnsi="宋体" w:hint="eastAsia"/>
+          <w:sz w:val="24"/>
+          <w:szCs w:val="24"/>
+        </w:rPr>
+        <w:t>可以很好的解决系统安全性问题，同时，Nginx的负载均衡算法，使得一台服务器中的系统可以将并发量提高至5</w:t>
+      </w:r>
+      <w:r>
+        <w:rPr>
+          <w:rFonts w:ascii="宋体" w:eastAsia="宋体" w:hAnsi="宋体"/>
+          <w:sz w:val="24"/>
+          <w:szCs w:val="24"/>
+        </w:rPr>
+        <w:t>00</w:t>
+      </w:r>
+      <w:r>
+        <w:rPr>
+          <w:rFonts w:ascii="宋体" w:eastAsia="宋体" w:hAnsi="宋体" w:hint="eastAsia"/>
+          <w:sz w:val="24"/>
+          <w:szCs w:val="24"/>
+        </w:rPr>
+        <w:t>。</w:t>
+      </w:r>
+    </w:p>
+    <w:p>
+      <w:pPr>
+        <w:ind w:firstLineChars="200" w:firstLine="480"/>
+        <w:rPr>
+          <w:rFonts w:ascii="宋体" w:eastAsia="宋体" w:hAnsi="宋体"/>
+          <w:sz w:val="24"/>
+          <w:szCs w:val="24"/>
+        </w:rPr>
+      </w:pPr>
+      <w:r>
+        <w:rPr>
+          <w:rFonts w:ascii="宋体" w:eastAsia="宋体" w:hAnsi="宋体" w:hint="eastAsia"/>
+          <w:sz w:val="24"/>
+          <w:szCs w:val="24"/>
+        </w:rPr>
+        <w:t>系统部署架构图如下所示：</w:t>
+      </w:r>
+    </w:p>
+    <w:p>
+      <w:r>
+        <w:rPr>
+          <w:noProof/>
         </w:rPr>
         <w:lastRenderedPageBreak/>
-        <w:t>服务器情况下，该系统仅能支撑约1</w:t>
-      </w:r>
-      <w:r>
-        <w:rPr>
-          <w:rFonts w:ascii="宋体" w:eastAsia="宋体" w:hAnsi="宋体"/>
-          <w:sz w:val="24"/>
-          <w:szCs w:val="24"/>
-        </w:rPr>
-        <w:t>00</w:t>
-      </w:r>
-      <w:r>
-        <w:rPr>
-          <w:rFonts w:ascii="宋体" w:eastAsia="宋体" w:hAnsi="宋体" w:hint="eastAsia"/>
-          <w:sz w:val="24"/>
-          <w:szCs w:val="24"/>
-        </w:rPr>
-        <w:t>个高并发同时访问，对于多用户高并发请求无法给予用户良好的体验。同时，由于裸露服务器ip地址，导致系统安全性较低，</w:t>
-      </w:r>
-      <w:r>
-        <w:rPr>
-          <w:rFonts w:ascii="宋体" w:eastAsia="宋体" w:hAnsi="宋体" w:hint="eastAsia"/>
-          <w:sz w:val="24"/>
-          <w:szCs w:val="24"/>
-        </w:rPr>
-        <w:t>裸露的ip容易被他人进行攻击。</w:t>
-      </w:r>
-      <w:r>
-        <w:rPr>
-          <w:rFonts w:ascii="宋体" w:eastAsia="宋体" w:hAnsi="宋体" w:hint="eastAsia"/>
-          <w:sz w:val="24"/>
-          <w:szCs w:val="24"/>
-        </w:rPr>
-        <w:t>对于</w:t>
-      </w:r>
-      <w:r>
-        <w:rPr>
-          <w:rFonts w:ascii="宋体" w:eastAsia="宋体" w:hAnsi="宋体" w:hint="eastAsia"/>
-          <w:sz w:val="24"/>
-          <w:szCs w:val="24"/>
-        </w:rPr>
-        <w:t>该问题</w:t>
-      </w:r>
-      <w:r>
-        <w:rPr>
-          <w:rFonts w:ascii="宋体" w:eastAsia="宋体" w:hAnsi="宋体" w:hint="eastAsia"/>
-          <w:sz w:val="24"/>
-          <w:szCs w:val="24"/>
-        </w:rPr>
-        <w:t>，在部署过程中引入</w:t>
-      </w:r>
-      <w:r>
-        <w:rPr>
-          <w:rFonts w:ascii="宋体" w:eastAsia="宋体" w:hAnsi="宋体"/>
-          <w:sz w:val="24"/>
-          <w:szCs w:val="24"/>
-        </w:rPr>
-        <w:t>N</w:t>
-      </w:r>
-      <w:r>
-        <w:rPr>
-          <w:rFonts w:ascii="宋体" w:eastAsia="宋体" w:hAnsi="宋体" w:hint="eastAsia"/>
-          <w:sz w:val="24"/>
-          <w:szCs w:val="24"/>
-        </w:rPr>
-        <w:t>ginx，</w:t>
-      </w:r>
-      <w:r>
-        <w:rPr>
-          <w:rFonts w:ascii="宋体" w:eastAsia="宋体" w:hAnsi="宋体"/>
-          <w:sz w:val="24"/>
-          <w:szCs w:val="24"/>
-        </w:rPr>
-        <w:t>N</w:t>
-      </w:r>
-      <w:r>
-        <w:rPr>
-          <w:rFonts w:ascii="宋体" w:eastAsia="宋体" w:hAnsi="宋体" w:hint="eastAsia"/>
-          <w:sz w:val="24"/>
-          <w:szCs w:val="24"/>
-        </w:rPr>
-        <w:t>ginx通过反向代理以及负载均衡</w:t>
-      </w:r>
-      <w:r>
-        <w:rPr>
-          <w:rFonts w:ascii="宋体" w:eastAsia="宋体" w:hAnsi="宋体" w:hint="eastAsia"/>
-          <w:sz w:val="24"/>
-          <w:szCs w:val="24"/>
-        </w:rPr>
-        <w:t>可以很好的解决系统安全性问题，同时，Nginx的负载均衡算法，使得一台服务器中的系统可以将并发量提高至5</w:t>
-      </w:r>
-      <w:r>
-        <w:rPr>
-          <w:rFonts w:ascii="宋体" w:eastAsia="宋体" w:hAnsi="宋体"/>
-          <w:sz w:val="24"/>
-          <w:szCs w:val="24"/>
-        </w:rPr>
-        <w:t>00</w:t>
-      </w:r>
-      <w:r>
-        <w:rPr>
-          <w:rFonts w:ascii="宋体" w:eastAsia="宋体" w:hAnsi="宋体" w:hint="eastAsia"/>
-          <w:sz w:val="24"/>
-          <w:szCs w:val="24"/>
-        </w:rPr>
-        <w:t>。</w:t>
-      </w:r>
-    </w:p>
-    <w:p>
-      <w:pPr>
-        <w:ind w:firstLineChars="200" w:firstLine="480"/>
-        <w:rPr>
-          <w:rFonts w:ascii="宋体" w:eastAsia="宋体" w:hAnsi="宋体"/>
-          <w:sz w:val="24"/>
-          <w:szCs w:val="24"/>
-        </w:rPr>
-      </w:pPr>
-      <w:r>
-        <w:rPr>
-          <w:rFonts w:ascii="宋体" w:eastAsia="宋体" w:hAnsi="宋体" w:hint="eastAsia"/>
-          <w:sz w:val="24"/>
-          <w:szCs w:val="24"/>
-        </w:rPr>
-        <w:t>系统部署架构图如下所示：</w:t>
-      </w:r>
-    </w:p>
-    <w:p>
-      <w:r>
-        <w:rPr>
-          <w:noProof/>
-        </w:rPr>
         <w:drawing>
           <wp:inline distT="0" distB="0" distL="0" distR="0" wp14:anchorId="57833556" wp14:editId="40140A0D">
             <wp:extent cx="3279529" cy="3704770"/>
@@ -17492,7 +18013,7 @@
                     </pic:cNvPicPr>
                   </pic:nvPicPr>
                   <pic:blipFill>
-                    <a:blip r:embed="rId36" cstate="print">
+                    <a:blip r:embed="rId38" cstate="print">
                       <a:extLst>
                         <a:ext uri="{28A0092B-C50C-407E-A947-70E740481C1C}">
                           <a14:useLocalDpi xmlns:a14="http://schemas.microsoft.com/office/drawing/2010/main" val="0"/>
@@ -17535,7 +18056,7 @@
       </w:pPr>
       <w:bookmarkStart w:id="103" w:name="_Toc96869610"/>
       <w:bookmarkStart w:id="104" w:name="_Toc97476764"/>
-      <w:bookmarkStart w:id="105" w:name="_Toc100820987"/>
+      <w:bookmarkStart w:id="105" w:name="_Toc101471634"/>
       <w:r>
         <w:rPr>
           <w:rFonts w:ascii="宋体" w:eastAsia="宋体" w:hAnsi="宋体" w:hint="eastAsia"/>
@@ -17637,7 +18158,7 @@
       </w:pPr>
       <w:bookmarkStart w:id="106" w:name="_Toc96869611"/>
       <w:bookmarkStart w:id="107" w:name="_Toc97476765"/>
-      <w:bookmarkStart w:id="108" w:name="_Toc100820988"/>
+      <w:bookmarkStart w:id="108" w:name="_Toc101471635"/>
       <w:r>
         <w:rPr>
           <w:rFonts w:ascii="宋体" w:eastAsia="宋体" w:hAnsi="宋体" w:hint="eastAsia"/>
@@ -17673,123 +18194,115 @@
           <w:sz w:val="24"/>
           <w:szCs w:val="24"/>
         </w:rPr>
-        <w:t>系统由该系统专门的人员负责</w:t>
-      </w:r>
-      <w:r>
-        <w:rPr>
-          <w:rFonts w:ascii="宋体" w:eastAsia="宋体" w:hAnsi="宋体"/>
+        <w:t>系统由该系统专门的人员负责日常维护，定期由技术开发人员对系统作较大的维护，保证系统的可靠性</w:t>
+      </w:r>
+      <w:r>
+        <w:rPr>
+          <w:rFonts w:ascii="宋体" w:eastAsia="宋体" w:hAnsi="宋体" w:hint="eastAsia"/>
+          <w:sz w:val="24"/>
+          <w:szCs w:val="24"/>
+        </w:rPr>
+        <w:t>。</w:t>
+      </w:r>
+      <w:r>
+        <w:rPr>
+          <w:rFonts w:ascii="宋体" w:eastAsia="宋体" w:hAnsi="宋体" w:hint="eastAsia"/>
+          <w:sz w:val="24"/>
+          <w:szCs w:val="24"/>
+        </w:rPr>
+        <w:t>。</w:t>
+      </w:r>
+    </w:p>
+    <w:p>
+      <w:pPr>
+        <w:ind w:firstLineChars="200" w:firstLine="480"/>
+        <w:rPr>
+          <w:rFonts w:ascii="宋体" w:eastAsia="宋体" w:hAnsi="宋体"/>
+          <w:sz w:val="24"/>
+          <w:szCs w:val="24"/>
+        </w:rPr>
+      </w:pPr>
+      <w:r>
+        <w:rPr>
+          <w:rFonts w:ascii="宋体" w:eastAsia="宋体" w:hAnsi="宋体" w:hint="eastAsia"/>
+          <w:sz w:val="24"/>
+          <w:szCs w:val="24"/>
+        </w:rPr>
+        <w:t>本校园论坛系统应用软件是应用于</w:t>
+      </w:r>
+      <w:r>
+        <w:rPr>
+          <w:rFonts w:ascii="宋体" w:eastAsia="宋体" w:hAnsi="宋体" w:hint="eastAsia"/>
+          <w:sz w:val="24"/>
+          <w:szCs w:val="24"/>
+        </w:rPr>
+        <w:t>闽江学院</w:t>
+      </w:r>
+      <w:r>
+        <w:rPr>
+          <w:rFonts w:ascii="宋体" w:eastAsia="宋体" w:hAnsi="宋体" w:hint="eastAsia"/>
+          <w:sz w:val="24"/>
+          <w:szCs w:val="24"/>
+        </w:rPr>
+        <w:t>。目前，校园间一些交流的平台相对薄弱，交流面不广，本软件产生的影响将使校园的各种信息间的传递得到及时</w:t>
+      </w:r>
+      <w:r>
+        <w:rPr>
+          <w:rFonts w:ascii="宋体" w:eastAsia="宋体" w:hAnsi="宋体"/>
+          <w:sz w:val="24"/>
+          <w:szCs w:val="24"/>
+        </w:rPr>
+        <w:t>;交流得到改善。本系统是以J</w:t>
+      </w:r>
+      <w:r>
+        <w:rPr>
+          <w:rFonts w:ascii="宋体" w:eastAsia="宋体" w:hAnsi="宋体" w:hint="eastAsia"/>
+          <w:sz w:val="24"/>
+          <w:szCs w:val="24"/>
+        </w:rPr>
+        <w:t>ava</w:t>
+      </w:r>
+      <w:r>
+        <w:rPr>
+          <w:rFonts w:ascii="宋体" w:eastAsia="宋体" w:hAnsi="宋体"/>
+          <w:sz w:val="24"/>
+          <w:szCs w:val="24"/>
+        </w:rPr>
+        <w:t>语言为实现语言，</w:t>
+      </w:r>
+      <w:r>
+        <w:rPr>
+          <w:rFonts w:ascii="宋体" w:eastAsia="宋体" w:hAnsi="宋体" w:hint="eastAsia"/>
+          <w:sz w:val="24"/>
+          <w:szCs w:val="24"/>
+        </w:rPr>
+        <w:t>给予用户简单易操作、体现校园风格的论坛系统。同时将源代码分享至GitHub上</w:t>
+      </w:r>
+      <w:r>
+        <w:rPr>
+          <w:rFonts w:ascii="宋体" w:eastAsia="宋体" w:hAnsi="宋体" w:hint="eastAsia"/>
+          <w:sz w:val="24"/>
+          <w:szCs w:val="24"/>
+        </w:rPr>
+        <w:t>，与感兴趣的用户一起维护和拓展系统的功能。</w:t>
+      </w:r>
+    </w:p>
+    <w:p>
+      <w:pPr>
+        <w:ind w:firstLineChars="200" w:firstLine="480"/>
+        <w:rPr>
+          <w:rFonts w:ascii="宋体" w:eastAsia="宋体" w:hAnsi="宋体"/>
+          <w:sz w:val="24"/>
+          <w:szCs w:val="24"/>
+        </w:rPr>
+      </w:pPr>
+      <w:r>
+        <w:rPr>
+          <w:rFonts w:ascii="宋体" w:eastAsia="宋体" w:hAnsi="宋体" w:hint="eastAsia"/>
           <w:sz w:val="24"/>
           <w:szCs w:val="24"/>
         </w:rPr>
         <w:lastRenderedPageBreak/>
-        <w:t>日常维护，定期由技术开发人员对系统作较大的维护，保证系统的可靠性</w:t>
-      </w:r>
-      <w:r>
-        <w:rPr>
-          <w:rFonts w:ascii="宋体" w:eastAsia="宋体" w:hAnsi="宋体" w:hint="eastAsia"/>
-          <w:sz w:val="24"/>
-          <w:szCs w:val="24"/>
-        </w:rPr>
-        <w:t>。</w:t>
-      </w:r>
-      <w:r>
-        <w:rPr>
-          <w:rFonts w:ascii="宋体" w:eastAsia="宋体" w:hAnsi="宋体" w:hint="eastAsia"/>
-          <w:sz w:val="24"/>
-          <w:szCs w:val="24"/>
-        </w:rPr>
-        <w:t>。</w:t>
-      </w:r>
-    </w:p>
-    <w:p>
-      <w:pPr>
-        <w:ind w:firstLineChars="200" w:firstLine="480"/>
-        <w:rPr>
-          <w:rFonts w:ascii="宋体" w:eastAsia="宋体" w:hAnsi="宋体"/>
-          <w:sz w:val="24"/>
-          <w:szCs w:val="24"/>
-        </w:rPr>
-      </w:pPr>
-      <w:r>
-        <w:rPr>
-          <w:rFonts w:ascii="宋体" w:eastAsia="宋体" w:hAnsi="宋体" w:hint="eastAsia"/>
-          <w:sz w:val="24"/>
-          <w:szCs w:val="24"/>
-        </w:rPr>
-        <w:t>本校园论坛系统应用软件是应用于</w:t>
-      </w:r>
-      <w:r>
-        <w:rPr>
-          <w:rFonts w:ascii="宋体" w:eastAsia="宋体" w:hAnsi="宋体" w:hint="eastAsia"/>
-          <w:sz w:val="24"/>
-          <w:szCs w:val="24"/>
-        </w:rPr>
-        <w:t>闽江学院</w:t>
-      </w:r>
-      <w:r>
-        <w:rPr>
-          <w:rFonts w:ascii="宋体" w:eastAsia="宋体" w:hAnsi="宋体" w:hint="eastAsia"/>
-          <w:sz w:val="24"/>
-          <w:szCs w:val="24"/>
-        </w:rPr>
-        <w:t>。目前，校园间一些交流的平台相对薄弱，交流面不广，本软件产生的影响将使校园的各种信息间的传递得到及时</w:t>
-      </w:r>
-      <w:r>
-        <w:rPr>
-          <w:rFonts w:ascii="宋体" w:eastAsia="宋体" w:hAnsi="宋体"/>
-          <w:sz w:val="24"/>
-          <w:szCs w:val="24"/>
-        </w:rPr>
-        <w:t>;交流得到改善。本系统是以J</w:t>
-      </w:r>
-      <w:r>
-        <w:rPr>
-          <w:rFonts w:ascii="宋体" w:eastAsia="宋体" w:hAnsi="宋体" w:hint="eastAsia"/>
-          <w:sz w:val="24"/>
-          <w:szCs w:val="24"/>
-        </w:rPr>
-        <w:t>ava</w:t>
-      </w:r>
-      <w:r>
-        <w:rPr>
-          <w:rFonts w:ascii="宋体" w:eastAsia="宋体" w:hAnsi="宋体"/>
-          <w:sz w:val="24"/>
-          <w:szCs w:val="24"/>
-        </w:rPr>
-        <w:t>语言为实现语言，</w:t>
-      </w:r>
-      <w:r>
-        <w:rPr>
-          <w:rFonts w:ascii="宋体" w:eastAsia="宋体" w:hAnsi="宋体" w:hint="eastAsia"/>
-          <w:sz w:val="24"/>
-          <w:szCs w:val="24"/>
-        </w:rPr>
-        <w:t>给予用户简单易操作、体现校园风格的论坛系统。同时将源代码分享至GitHub上</w:t>
-      </w:r>
-      <w:r>
-        <w:rPr>
-          <w:rFonts w:ascii="宋体" w:eastAsia="宋体" w:hAnsi="宋体" w:hint="eastAsia"/>
-          <w:sz w:val="24"/>
-          <w:szCs w:val="24"/>
-        </w:rPr>
-        <w:t>，与感兴趣的用户一起维护和拓展系统的功能。</w:t>
-      </w:r>
-    </w:p>
-    <w:p>
-      <w:pPr>
-        <w:ind w:firstLineChars="200" w:firstLine="480"/>
-        <w:rPr>
-          <w:rFonts w:ascii="宋体" w:eastAsia="宋体" w:hAnsi="宋体"/>
-          <w:sz w:val="24"/>
-          <w:szCs w:val="24"/>
-        </w:rPr>
-      </w:pPr>
-      <w:r>
-        <w:rPr>
-          <w:rFonts w:ascii="宋体" w:eastAsia="宋体" w:hAnsi="宋体" w:hint="eastAsia"/>
-          <w:sz w:val="24"/>
-          <w:szCs w:val="24"/>
-        </w:rPr>
         <w:t>当然，该系统还存在一些不足，这将在以后的学习工作中进一步予以完善</w:t>
       </w:r>
       <w:r>
@@ -17813,7 +18326,7 @@
       </w:pPr>
       <w:bookmarkStart w:id="109" w:name="_Toc96869612"/>
       <w:bookmarkStart w:id="110" w:name="_Toc97476766"/>
-      <w:bookmarkStart w:id="111" w:name="_Toc100820989"/>
+      <w:bookmarkStart w:id="111" w:name="_Toc101471636"/>
       <w:r>
         <w:rPr>
           <w:rFonts w:ascii="宋体" w:eastAsia="宋体" w:hAnsi="宋体" w:hint="eastAsia"/>
@@ -17836,6 +18349,7 @@
           <w:szCs w:val="30"/>
         </w:rPr>
       </w:pPr>
+      <w:bookmarkStart w:id="112" w:name="_Toc101471637"/>
       <w:r>
         <w:rPr>
           <w:rFonts w:ascii="宋体" w:eastAsia="宋体" w:hAnsi="宋体" w:hint="eastAsia"/>
@@ -17844,6 +18358,7 @@
         </w:rPr>
         <w:t>致谢</w:t>
       </w:r>
+      <w:bookmarkEnd w:id="112"/>
     </w:p>
     <w:p>
       <w:r>
@@ -19208,6 +19723,56 @@
       <w:rFonts w:ascii="Times New Roman" w:eastAsia="宋体" w:hAnsi="Times New Roman" w:cs="Times New Roman"/>
     </w:rPr>
   </w:style>
+  <w:style w:type="paragraph" w:styleId="HTML">
+    <w:name w:val="HTML Preformatted"/>
+    <w:basedOn w:val="a"/>
+    <w:link w:val="HTML0"/>
+    <w:uiPriority w:val="99"/>
+    <w:semiHidden/>
+    <w:unhideWhenUsed/>
+    <w:rsid w:val="009D57AB"/>
+    <w:pPr>
+      <w:widowControl/>
+      <w:tabs>
+        <w:tab w:val="left" w:pos="916"/>
+        <w:tab w:val="left" w:pos="1832"/>
+        <w:tab w:val="left" w:pos="2748"/>
+        <w:tab w:val="left" w:pos="3664"/>
+        <w:tab w:val="left" w:pos="4580"/>
+        <w:tab w:val="left" w:pos="5496"/>
+        <w:tab w:val="left" w:pos="6412"/>
+        <w:tab w:val="left" w:pos="7328"/>
+        <w:tab w:val="left" w:pos="8244"/>
+        <w:tab w:val="left" w:pos="9160"/>
+        <w:tab w:val="left" w:pos="10076"/>
+        <w:tab w:val="left" w:pos="10992"/>
+        <w:tab w:val="left" w:pos="11908"/>
+        <w:tab w:val="left" w:pos="12824"/>
+        <w:tab w:val="left" w:pos="13740"/>
+        <w:tab w:val="left" w:pos="14656"/>
+      </w:tabs>
+      <w:jc w:val="left"/>
+    </w:pPr>
+    <w:rPr>
+      <w:rFonts w:ascii="宋体" w:eastAsia="宋体" w:hAnsi="宋体" w:cs="宋体"/>
+      <w:kern w:val="0"/>
+      <w:sz w:val="24"/>
+      <w:szCs w:val="24"/>
+    </w:rPr>
+  </w:style>
+  <w:style w:type="character" w:customStyle="1" w:styleId="HTML0">
+    <w:name w:val="HTML 预设格式 字符"/>
+    <w:basedOn w:val="a0"/>
+    <w:link w:val="HTML"/>
+    <w:uiPriority w:val="99"/>
+    <w:semiHidden/>
+    <w:rsid w:val="009D57AB"/>
+    <w:rPr>
+      <w:rFonts w:ascii="宋体" w:eastAsia="宋体" w:hAnsi="宋体" w:cs="宋体"/>
+      <w:sz w:val="24"/>
+      <w:szCs w:val="24"/>
+    </w:rPr>
+  </w:style>
 </w:styles>
 </file>
 
@@ -19473,10 +20038,22 @@
 </s:customData>
 </file>
 
+<file path=customXml/item2.xml><?xml version="1.0" encoding="utf-8"?>
+<b:Sources xmlns:b="http://schemas.openxmlformats.org/officeDocument/2006/bibliography" xmlns="http://schemas.openxmlformats.org/officeDocument/2006/bibliography" SelectedStyle="\APASixthEditionOfficeOnline.xsl" StyleName="APA" Version="6"/>
+</file>
+
 <file path=customXml/itemProps1.xml><?xml version="1.0" encoding="utf-8"?>
 <ds:datastoreItem xmlns:ds="http://schemas.openxmlformats.org/officeDocument/2006/customXml" ds:itemID="{B1977F7D-205B-4081-913C-38D41E755F92}">
   <ds:schemaRefs>
     <ds:schemaRef ds:uri="http://www.wps.cn/officeDocument/2013/wpsCustomData"/>
   </ds:schemaRefs>
 </ds:datastoreItem>
+</file>
+
+<file path=customXml/itemProps2.xml><?xml version="1.0" encoding="utf-8"?>
+<ds:datastoreItem xmlns:ds="http://schemas.openxmlformats.org/officeDocument/2006/customXml" ds:itemID="{A0279CF6-19C5-4528-A77B-1A5FFBDC94D1}">
+  <ds:schemaRefs>
+    <ds:schemaRef ds:uri="http://schemas.openxmlformats.org/officeDocument/2006/bibliography"/>
+  </ds:schemaRefs>
+</ds:datastoreItem>
 </file>
--- a/基于Springboot的闽江学院校园论坛的设计与实现.docx
+++ b/基于Springboot的闽江学院校园论坛的设计与实现.docx
@@ -978,6 +978,13 @@
         </w:rPr>
         <w:t>；</w:t>
       </w:r>
+      <w:r>
+        <w:rPr>
+          <w:rFonts w:ascii="黑体" w:eastAsia="黑体"/>
+          <w:b/>
+        </w:rPr>
+        <w:t>CI/CD;</w:t>
+      </w:r>
     </w:p>
     <w:p/>
     <w:p>
@@ -1091,7 +1098,7 @@
           <w:r>
             <w:fldChar w:fldCharType="separate"/>
           </w:r>
-          <w:hyperlink w:anchor="_Toc101471598" w:history="1">
+          <w:hyperlink w:anchor="_Toc101476805" w:history="1">
             <w:r>
               <w:rPr>
                 <w:rStyle w:val="ab"/>
@@ -1118,7 +1125,7 @@
                 <w:noProof/>
                 <w:webHidden/>
               </w:rPr>
-              <w:instrText xml:space="preserve"> PAGEREF _Toc101471598 \h </w:instrText>
+              <w:instrText xml:space="preserve"> PAGEREF _Toc101476805 \h </w:instrText>
             </w:r>
             <w:r>
               <w:rPr>
@@ -1160,7 +1167,7 @@
               <w:noProof/>
             </w:rPr>
           </w:pPr>
-          <w:hyperlink w:anchor="_Toc101471599" w:history="1">
+          <w:hyperlink w:anchor="_Toc101476806" w:history="1">
             <w:r>
               <w:rPr>
                 <w:rStyle w:val="ab"/>
@@ -1202,7 +1209,7 @@
                 <w:noProof/>
                 <w:webHidden/>
               </w:rPr>
-              <w:instrText xml:space="preserve"> PAGEREF _Toc101471599 \h </w:instrText>
+              <w:instrText xml:space="preserve"> PAGEREF _Toc101476806 \h </w:instrText>
             </w:r>
             <w:r>
               <w:rPr>
@@ -1243,7 +1250,7 @@
               <w:noProof/>
             </w:rPr>
           </w:pPr>
-          <w:hyperlink w:anchor="_Toc101471600" w:history="1">
+          <w:hyperlink w:anchor="_Toc101476807" w:history="1">
             <w:r>
               <w:rPr>
                 <w:rStyle w:val="ab"/>
@@ -1271,7 +1278,7 @@
                 <w:noProof/>
                 <w:webHidden/>
               </w:rPr>
-              <w:instrText xml:space="preserve"> PAGEREF _Toc101471600 \h </w:instrText>
+              <w:instrText xml:space="preserve"> PAGEREF _Toc101476807 \h </w:instrText>
             </w:r>
             <w:r>
               <w:rPr>
@@ -1313,7 +1320,7 @@
               <w:noProof/>
             </w:rPr>
           </w:pPr>
-          <w:hyperlink w:anchor="_Toc101471601" w:history="1">
+          <w:hyperlink w:anchor="_Toc101476808" w:history="1">
             <w:r>
               <w:rPr>
                 <w:rStyle w:val="ab"/>
@@ -1355,7 +1362,7 @@
                 <w:noProof/>
                 <w:webHidden/>
               </w:rPr>
-              <w:instrText xml:space="preserve"> PAGEREF _Toc101471601 \h </w:instrText>
+              <w:instrText xml:space="preserve"> PAGEREF _Toc101476808 \h </w:instrText>
             </w:r>
             <w:r>
               <w:rPr>
@@ -1397,7 +1404,7 @@
               <w:noProof/>
             </w:rPr>
           </w:pPr>
-          <w:hyperlink w:anchor="_Toc101471602" w:history="1">
+          <w:hyperlink w:anchor="_Toc101476809" w:history="1">
             <w:r>
               <w:rPr>
                 <w:rStyle w:val="ab"/>
@@ -1439,7 +1446,7 @@
                 <w:noProof/>
                 <w:webHidden/>
               </w:rPr>
-              <w:instrText xml:space="preserve"> PAGEREF _Toc101471602 \h </w:instrText>
+              <w:instrText xml:space="preserve"> PAGEREF _Toc101476809 \h </w:instrText>
             </w:r>
             <w:r>
               <w:rPr>
@@ -1481,7 +1488,7 @@
               <w:noProof/>
             </w:rPr>
           </w:pPr>
-          <w:hyperlink w:anchor="_Toc101471603" w:history="1">
+          <w:hyperlink w:anchor="_Toc101476810" w:history="1">
             <w:r>
               <w:rPr>
                 <w:rStyle w:val="ab"/>
@@ -1523,7 +1530,7 @@
                 <w:noProof/>
                 <w:webHidden/>
               </w:rPr>
-              <w:instrText xml:space="preserve"> PAGEREF _Toc101471603 \h </w:instrText>
+              <w:instrText xml:space="preserve"> PAGEREF _Toc101476810 \h </w:instrText>
             </w:r>
             <w:r>
               <w:rPr>
@@ -1564,7 +1571,7 @@
               <w:noProof/>
             </w:rPr>
           </w:pPr>
-          <w:hyperlink w:anchor="_Toc101471604" w:history="1">
+          <w:hyperlink w:anchor="_Toc101476811" w:history="1">
             <w:r>
               <w:rPr>
                 <w:rStyle w:val="ab"/>
@@ -1592,7 +1599,7 @@
                 <w:noProof/>
                 <w:webHidden/>
               </w:rPr>
-              <w:instrText xml:space="preserve"> PAGEREF _Toc101471604 \h </w:instrText>
+              <w:instrText xml:space="preserve"> PAGEREF _Toc101476811 \h </w:instrText>
             </w:r>
             <w:r>
               <w:rPr>
@@ -1634,7 +1641,7 @@
               <w:noProof/>
             </w:rPr>
           </w:pPr>
-          <w:hyperlink w:anchor="_Toc101471605" w:history="1">
+          <w:hyperlink w:anchor="_Toc101476812" w:history="1">
             <w:r>
               <w:rPr>
                 <w:rStyle w:val="ab"/>
@@ -1676,7 +1683,7 @@
                 <w:noProof/>
                 <w:webHidden/>
               </w:rPr>
-              <w:instrText xml:space="preserve"> PAGEREF _Toc101471605 \h </w:instrText>
+              <w:instrText xml:space="preserve"> PAGEREF _Toc101476812 \h </w:instrText>
             </w:r>
             <w:r>
               <w:rPr>
@@ -1718,7 +1725,7 @@
               <w:noProof/>
             </w:rPr>
           </w:pPr>
-          <w:hyperlink w:anchor="_Toc101471606" w:history="1">
+          <w:hyperlink w:anchor="_Toc101476813" w:history="1">
             <w:r>
               <w:rPr>
                 <w:rStyle w:val="ab"/>
@@ -1760,7 +1767,7 @@
                 <w:noProof/>
                 <w:webHidden/>
               </w:rPr>
-              <w:instrText xml:space="preserve"> PAGEREF _Toc101471606 \h </w:instrText>
+              <w:instrText xml:space="preserve"> PAGEREF _Toc101476813 \h </w:instrText>
             </w:r>
             <w:r>
               <w:rPr>
@@ -1801,7 +1808,7 @@
               <w:noProof/>
             </w:rPr>
           </w:pPr>
-          <w:hyperlink w:anchor="_Toc101471607" w:history="1">
+          <w:hyperlink w:anchor="_Toc101476814" w:history="1">
             <w:r>
               <w:rPr>
                 <w:rStyle w:val="ab"/>
@@ -1829,7 +1836,7 @@
                 <w:noProof/>
                 <w:webHidden/>
               </w:rPr>
-              <w:instrText xml:space="preserve"> PAGEREF _Toc101471607 \h </w:instrText>
+              <w:instrText xml:space="preserve"> PAGEREF _Toc101476814 \h </w:instrText>
             </w:r>
             <w:r>
               <w:rPr>
@@ -1870,7 +1877,7 @@
               <w:noProof/>
             </w:rPr>
           </w:pPr>
-          <w:hyperlink w:anchor="_Toc101471608" w:history="1">
+          <w:hyperlink w:anchor="_Toc101476815" w:history="1">
             <w:r>
               <w:rPr>
                 <w:rStyle w:val="ab"/>
@@ -1898,7 +1905,7 @@
                 <w:noProof/>
                 <w:webHidden/>
               </w:rPr>
-              <w:instrText xml:space="preserve"> PAGEREF _Toc101471608 \h </w:instrText>
+              <w:instrText xml:space="preserve"> PAGEREF _Toc101476815 \h </w:instrText>
             </w:r>
             <w:r>
               <w:rPr>
@@ -1939,7 +1946,7 @@
               <w:noProof/>
             </w:rPr>
           </w:pPr>
-          <w:hyperlink w:anchor="_Toc101471609" w:history="1">
+          <w:hyperlink w:anchor="_Toc101476816" w:history="1">
             <w:r>
               <w:rPr>
                 <w:rStyle w:val="ab"/>
@@ -1967,7 +1974,7 @@
                 <w:noProof/>
                 <w:webHidden/>
               </w:rPr>
-              <w:instrText xml:space="preserve"> PAGEREF _Toc101471609 \h </w:instrText>
+              <w:instrText xml:space="preserve"> PAGEREF _Toc101476816 \h </w:instrText>
             </w:r>
             <w:r>
               <w:rPr>
@@ -2008,7 +2015,7 @@
               <w:noProof/>
             </w:rPr>
           </w:pPr>
-          <w:hyperlink w:anchor="_Toc101471610" w:history="1">
+          <w:hyperlink w:anchor="_Toc101476817" w:history="1">
             <w:r>
               <w:rPr>
                 <w:rStyle w:val="ab"/>
@@ -2036,7 +2043,7 @@
                 <w:noProof/>
                 <w:webHidden/>
               </w:rPr>
-              <w:instrText xml:space="preserve"> PAGEREF _Toc101471610 \h </w:instrText>
+              <w:instrText xml:space="preserve"> PAGEREF _Toc101476817 \h </w:instrText>
             </w:r>
             <w:r>
               <w:rPr>
@@ -2077,7 +2084,7 @@
               <w:noProof/>
             </w:rPr>
           </w:pPr>
-          <w:hyperlink w:anchor="_Toc101471611" w:history="1">
+          <w:hyperlink w:anchor="_Toc101476818" w:history="1">
             <w:r>
               <w:rPr>
                 <w:rStyle w:val="ab"/>
@@ -2105,7 +2112,7 @@
                 <w:noProof/>
                 <w:webHidden/>
               </w:rPr>
-              <w:instrText xml:space="preserve"> PAGEREF _Toc101471611 \h </w:instrText>
+              <w:instrText xml:space="preserve"> PAGEREF _Toc101476818 \h </w:instrText>
             </w:r>
             <w:r>
               <w:rPr>
@@ -2147,7 +2154,7 @@
               <w:noProof/>
             </w:rPr>
           </w:pPr>
-          <w:hyperlink w:anchor="_Toc101471612" w:history="1">
+          <w:hyperlink w:anchor="_Toc101476819" w:history="1">
             <w:r>
               <w:rPr>
                 <w:rStyle w:val="ab"/>
@@ -2189,7 +2196,7 @@
                 <w:noProof/>
                 <w:webHidden/>
               </w:rPr>
-              <w:instrText xml:space="preserve"> PAGEREF _Toc101471612 \h </w:instrText>
+              <w:instrText xml:space="preserve"> PAGEREF _Toc101476819 \h </w:instrText>
             </w:r>
             <w:r>
               <w:rPr>
@@ -2230,7 +2237,7 @@
               <w:noProof/>
             </w:rPr>
           </w:pPr>
-          <w:hyperlink w:anchor="_Toc101471613" w:history="1">
+          <w:hyperlink w:anchor="_Toc101476820" w:history="1">
             <w:r>
               <w:rPr>
                 <w:rStyle w:val="ab"/>
@@ -2258,7 +2265,7 @@
                 <w:noProof/>
                 <w:webHidden/>
               </w:rPr>
-              <w:instrText xml:space="preserve"> PAGEREF _Toc101471613 \h </w:instrText>
+              <w:instrText xml:space="preserve"> PAGEREF _Toc101476820 \h </w:instrText>
             </w:r>
             <w:r>
               <w:rPr>
@@ -2299,7 +2306,7 @@
               <w:noProof/>
             </w:rPr>
           </w:pPr>
-          <w:hyperlink w:anchor="_Toc101471614" w:history="1">
+          <w:hyperlink w:anchor="_Toc101476821" w:history="1">
             <w:r>
               <w:rPr>
                 <w:rStyle w:val="ab"/>
@@ -2326,7 +2333,7 @@
                 <w:noProof/>
                 <w:webHidden/>
               </w:rPr>
-              <w:instrText xml:space="preserve"> PAGEREF _Toc101471614 \h </w:instrText>
+              <w:instrText xml:space="preserve"> PAGEREF _Toc101476821 \h </w:instrText>
             </w:r>
             <w:r>
               <w:rPr>
@@ -2346,7 +2353,7 @@
                 <w:noProof/>
                 <w:webHidden/>
               </w:rPr>
-              <w:t>12</w:t>
+              <w:t>11</w:t>
             </w:r>
             <w:r>
               <w:rPr>
@@ -2367,7 +2374,7 @@
               <w:noProof/>
             </w:rPr>
           </w:pPr>
-          <w:hyperlink w:anchor="_Toc101471615" w:history="1">
+          <w:hyperlink w:anchor="_Toc101476822" w:history="1">
             <w:r>
               <w:rPr>
                 <w:rStyle w:val="ab"/>
@@ -2394,7 +2401,7 @@
                 <w:noProof/>
                 <w:webHidden/>
               </w:rPr>
-              <w:instrText xml:space="preserve"> PAGEREF _Toc101471615 \h </w:instrText>
+              <w:instrText xml:space="preserve"> PAGEREF _Toc101476822 \h </w:instrText>
             </w:r>
             <w:r>
               <w:rPr>
@@ -2414,7 +2421,7 @@
                 <w:noProof/>
                 <w:webHidden/>
               </w:rPr>
-              <w:t>12</w:t>
+              <w:t>11</w:t>
             </w:r>
             <w:r>
               <w:rPr>
@@ -2435,7 +2442,7 @@
               <w:noProof/>
             </w:rPr>
           </w:pPr>
-          <w:hyperlink w:anchor="_Toc101471616" w:history="1">
+          <w:hyperlink w:anchor="_Toc101476823" w:history="1">
             <w:r>
               <w:rPr>
                 <w:rStyle w:val="ab"/>
@@ -2463,7 +2470,7 @@
                 <w:noProof/>
                 <w:webHidden/>
               </w:rPr>
-              <w:instrText xml:space="preserve"> PAGEREF _Toc101471616 \h </w:instrText>
+              <w:instrText xml:space="preserve"> PAGEREF _Toc101476823 \h </w:instrText>
             </w:r>
             <w:r>
               <w:rPr>
@@ -2504,14 +2511,30 @@
               <w:noProof/>
             </w:rPr>
           </w:pPr>
-          <w:hyperlink w:anchor="_Toc101471617" w:history="1">
+          <w:hyperlink w:anchor="_Toc101476824" w:history="1">
             <w:r>
               <w:rPr>
                 <w:rStyle w:val="ab"/>
                 <w:rFonts w:ascii="宋体" w:eastAsia="宋体" w:hAnsi="宋体"/>
                 <w:noProof/>
               </w:rPr>
-              <w:t>3.3 用户需求分析</w:t>
+              <w:t>3.3 系统模块</w:t>
+            </w:r>
+            <w:r>
+              <w:rPr>
+                <w:rStyle w:val="ab"/>
+                <w:rFonts w:ascii="宋体" w:eastAsia="宋体" w:hAnsi="宋体"/>
+                <w:noProof/>
+              </w:rPr>
+              <w:t>分</w:t>
+            </w:r>
+            <w:r>
+              <w:rPr>
+                <w:rStyle w:val="ab"/>
+                <w:rFonts w:ascii="宋体" w:eastAsia="宋体" w:hAnsi="宋体"/>
+                <w:noProof/>
+              </w:rPr>
+              <w:t>析</w:t>
             </w:r>
             <w:r>
               <w:rPr>
@@ -2532,7 +2555,7 @@
                 <w:noProof/>
                 <w:webHidden/>
               </w:rPr>
-              <w:instrText xml:space="preserve"> PAGEREF _Toc101471617 \h </w:instrText>
+              <w:instrText xml:space="preserve"> PAGEREF _Toc101476824 \h </w:instrText>
             </w:r>
             <w:r>
               <w:rPr>
@@ -2553,6 +2576,75 @@
                 <w:webHidden/>
               </w:rPr>
               <w:t>12</w:t>
+            </w:r>
+            <w:r>
+              <w:rPr>
+                <w:noProof/>
+                <w:webHidden/>
+              </w:rPr>
+              <w:fldChar w:fldCharType="end"/>
+            </w:r>
+          </w:hyperlink>
+        </w:p>
+        <w:p>
+          <w:pPr>
+            <w:pStyle w:val="TOC1"/>
+            <w:tabs>
+              <w:tab w:val="right" w:leader="dot" w:pos="8296"/>
+            </w:tabs>
+            <w:rPr>
+              <w:noProof/>
+            </w:rPr>
+          </w:pPr>
+          <w:hyperlink w:anchor="_Toc101476825" w:history="1">
+            <w:r>
+              <w:rPr>
+                <w:rStyle w:val="ab"/>
+                <w:rFonts w:ascii="宋体" w:eastAsia="宋体" w:hAnsi="宋体"/>
+                <w:noProof/>
+              </w:rPr>
+              <w:t>4. 数据库设计</w:t>
+            </w:r>
+            <w:r>
+              <w:rPr>
+                <w:noProof/>
+                <w:webHidden/>
+              </w:rPr>
+              <w:tab/>
+            </w:r>
+            <w:r>
+              <w:rPr>
+                <w:noProof/>
+                <w:webHidden/>
+              </w:rPr>
+              <w:fldChar w:fldCharType="begin"/>
+            </w:r>
+            <w:r>
+              <w:rPr>
+                <w:noProof/>
+                <w:webHidden/>
+              </w:rPr>
+              <w:instrText xml:space="preserve"> PAGEREF _Toc101476825 \h </w:instrText>
+            </w:r>
+            <w:r>
+              <w:rPr>
+                <w:noProof/>
+                <w:webHidden/>
+              </w:rPr>
+            </w:r>
+            <w:r>
+              <w:rPr>
+                <w:noProof/>
+                <w:webHidden/>
+              </w:rPr>
+              <w:fldChar w:fldCharType="separate"/>
+            </w:r>
+            <w:r>
+              <w:rPr>
+                <w:noProof/>
+                <w:webHidden/>
+              </w:rPr>
+              <w:t>13</w:t>
             </w:r>
             <w:r>
               <w:rPr>
@@ -2573,14 +2665,14 @@
               <w:noProof/>
             </w:rPr>
           </w:pPr>
-          <w:hyperlink w:anchor="_Toc101471618" w:history="1">
+          <w:hyperlink w:anchor="_Toc101476826" w:history="1">
             <w:r>
               <w:rPr>
                 <w:rStyle w:val="ab"/>
                 <w:rFonts w:ascii="宋体" w:eastAsia="宋体" w:hAnsi="宋体"/>
                 <w:noProof/>
               </w:rPr>
-              <w:t>3.4 功能模块分析</w:t>
+              <w:t>4.1 数据库概念结构设计</w:t>
             </w:r>
             <w:r>
               <w:rPr>
@@ -2601,7 +2693,7 @@
                 <w:noProof/>
                 <w:webHidden/>
               </w:rPr>
-              <w:instrText xml:space="preserve"> PAGEREF _Toc101471618 \h </w:instrText>
+              <w:instrText xml:space="preserve"> PAGEREF _Toc101476826 \h </w:instrText>
             </w:r>
             <w:r>
               <w:rPr>
@@ -2621,7 +2713,7 @@
                 <w:noProof/>
                 <w:webHidden/>
               </w:rPr>
-              <w:t>12</w:t>
+              <w:t>13</w:t>
             </w:r>
             <w:r>
               <w:rPr>
@@ -2642,14 +2734,14 @@
               <w:noProof/>
             </w:rPr>
           </w:pPr>
-          <w:hyperlink w:anchor="_Toc101471619" w:history="1">
+          <w:hyperlink w:anchor="_Toc101476827" w:history="1">
             <w:r>
               <w:rPr>
                 <w:rStyle w:val="ab"/>
                 <w:rFonts w:ascii="宋体" w:eastAsia="宋体" w:hAnsi="宋体"/>
                 <w:noProof/>
               </w:rPr>
-              <w:t>3.5 系统业务层分析</w:t>
+              <w:t>4.2 数据库逻辑结构设计</w:t>
             </w:r>
             <w:r>
               <w:rPr>
@@ -2670,7 +2762,7 @@
                 <w:noProof/>
                 <w:webHidden/>
               </w:rPr>
-              <w:instrText xml:space="preserve"> PAGEREF _Toc101471619 \h </w:instrText>
+              <w:instrText xml:space="preserve"> PAGEREF _Toc101476827 \h </w:instrText>
             </w:r>
             <w:r>
               <w:rPr>
@@ -2690,7 +2782,75 @@
                 <w:noProof/>
                 <w:webHidden/>
               </w:rPr>
-              <w:t>12</w:t>
+              <w:t>16</w:t>
+            </w:r>
+            <w:r>
+              <w:rPr>
+                <w:noProof/>
+                <w:webHidden/>
+              </w:rPr>
+              <w:fldChar w:fldCharType="end"/>
+            </w:r>
+          </w:hyperlink>
+        </w:p>
+        <w:p>
+          <w:pPr>
+            <w:pStyle w:val="TOC2"/>
+            <w:tabs>
+              <w:tab w:val="right" w:leader="dot" w:pos="8296"/>
+            </w:tabs>
+            <w:rPr>
+              <w:noProof/>
+            </w:rPr>
+          </w:pPr>
+          <w:hyperlink w:anchor="_Toc101476828" w:history="1">
+            <w:r>
+              <w:rPr>
+                <w:rStyle w:val="ab"/>
+                <w:noProof/>
+              </w:rPr>
+              <w:t>4.3 数据库连接与实现</w:t>
+            </w:r>
+            <w:r>
+              <w:rPr>
+                <w:noProof/>
+                <w:webHidden/>
+              </w:rPr>
+              <w:tab/>
+            </w:r>
+            <w:r>
+              <w:rPr>
+                <w:noProof/>
+                <w:webHidden/>
+              </w:rPr>
+              <w:fldChar w:fldCharType="begin"/>
+            </w:r>
+            <w:r>
+              <w:rPr>
+                <w:noProof/>
+                <w:webHidden/>
+              </w:rPr>
+              <w:instrText xml:space="preserve"> PAGEREF _Toc101476828 \h </w:instrText>
+            </w:r>
+            <w:r>
+              <w:rPr>
+                <w:noProof/>
+                <w:webHidden/>
+              </w:rPr>
+            </w:r>
+            <w:r>
+              <w:rPr>
+                <w:noProof/>
+                <w:webHidden/>
+              </w:rPr>
+              <w:fldChar w:fldCharType="separate"/>
+            </w:r>
+            <w:r>
+              <w:rPr>
+                <w:noProof/>
+                <w:webHidden/>
+              </w:rPr>
+              <w:t>18</w:t>
             </w:r>
             <w:r>
               <w:rPr>
@@ -2711,14 +2871,14 @@
               <w:noProof/>
             </w:rPr>
           </w:pPr>
-          <w:hyperlink w:anchor="_Toc101471620" w:history="1">
+          <w:hyperlink w:anchor="_Toc101476829" w:history="1">
             <w:r>
               <w:rPr>
                 <w:rStyle w:val="ab"/>
                 <w:rFonts w:ascii="宋体" w:eastAsia="宋体" w:hAnsi="宋体"/>
                 <w:noProof/>
               </w:rPr>
-              <w:t>4. 数据库设计</w:t>
+              <w:t>5. 系统的详细设计与实现</w:t>
             </w:r>
             <w:r>
               <w:rPr>
@@ -2739,7 +2899,7 @@
                 <w:noProof/>
                 <w:webHidden/>
               </w:rPr>
-              <w:instrText xml:space="preserve"> PAGEREF _Toc101471620 \h </w:instrText>
+              <w:instrText xml:space="preserve"> PAGEREF _Toc101476829 \h </w:instrText>
             </w:r>
             <w:r>
               <w:rPr>
@@ -2759,7 +2919,7 @@
                 <w:noProof/>
                 <w:webHidden/>
               </w:rPr>
-              <w:t>13</w:t>
+              <w:t>19</w:t>
             </w:r>
             <w:r>
               <w:rPr>
@@ -2780,14 +2940,14 @@
               <w:noProof/>
             </w:rPr>
           </w:pPr>
-          <w:hyperlink w:anchor="_Toc101471621" w:history="1">
+          <w:hyperlink w:anchor="_Toc101476830" w:history="1">
             <w:r>
               <w:rPr>
                 <w:rStyle w:val="ab"/>
                 <w:rFonts w:ascii="宋体" w:eastAsia="宋体" w:hAnsi="宋体"/>
                 <w:noProof/>
               </w:rPr>
-              <w:t>4.1 数据库概念结构设计</w:t>
+              <w:t>5.1 系统软件架构</w:t>
             </w:r>
             <w:r>
               <w:rPr>
@@ -2808,7 +2968,7 @@
                 <w:noProof/>
                 <w:webHidden/>
               </w:rPr>
-              <w:instrText xml:space="preserve"> PAGEREF _Toc101471621 \h </w:instrText>
+              <w:instrText xml:space="preserve"> PAGEREF _Toc101476830 \h </w:instrText>
             </w:r>
             <w:r>
               <w:rPr>
@@ -2828,7 +2988,416 @@
                 <w:noProof/>
                 <w:webHidden/>
               </w:rPr>
-              <w:t>13</w:t>
+              <w:t>19</w:t>
+            </w:r>
+            <w:r>
+              <w:rPr>
+                <w:noProof/>
+                <w:webHidden/>
+              </w:rPr>
+              <w:fldChar w:fldCharType="end"/>
+            </w:r>
+          </w:hyperlink>
+        </w:p>
+        <w:p>
+          <w:pPr>
+            <w:pStyle w:val="TOC3"/>
+            <w:tabs>
+              <w:tab w:val="right" w:leader="dot" w:pos="8296"/>
+            </w:tabs>
+            <w:rPr>
+              <w:noProof/>
+            </w:rPr>
+          </w:pPr>
+          <w:hyperlink w:anchor="_Toc101476831" w:history="1">
+            <w:r>
+              <w:rPr>
+                <w:rStyle w:val="ab"/>
+                <w:noProof/>
+              </w:rPr>
+              <w:t>5.1.1 注册模块和登陆模块</w:t>
+            </w:r>
+            <w:r>
+              <w:rPr>
+                <w:noProof/>
+                <w:webHidden/>
+              </w:rPr>
+              <w:tab/>
+            </w:r>
+            <w:r>
+              <w:rPr>
+                <w:noProof/>
+                <w:webHidden/>
+              </w:rPr>
+              <w:fldChar w:fldCharType="begin"/>
+            </w:r>
+            <w:r>
+              <w:rPr>
+                <w:noProof/>
+                <w:webHidden/>
+              </w:rPr>
+              <w:instrText xml:space="preserve"> PAGEREF _Toc101476831 \h </w:instrText>
+            </w:r>
+            <w:r>
+              <w:rPr>
+                <w:noProof/>
+                <w:webHidden/>
+              </w:rPr>
+            </w:r>
+            <w:r>
+              <w:rPr>
+                <w:noProof/>
+                <w:webHidden/>
+              </w:rPr>
+              <w:fldChar w:fldCharType="separate"/>
+            </w:r>
+            <w:r>
+              <w:rPr>
+                <w:noProof/>
+                <w:webHidden/>
+              </w:rPr>
+              <w:t>19</w:t>
+            </w:r>
+            <w:r>
+              <w:rPr>
+                <w:noProof/>
+                <w:webHidden/>
+              </w:rPr>
+              <w:fldChar w:fldCharType="end"/>
+            </w:r>
+          </w:hyperlink>
+        </w:p>
+        <w:p>
+          <w:pPr>
+            <w:pStyle w:val="TOC3"/>
+            <w:tabs>
+              <w:tab w:val="right" w:leader="dot" w:pos="8296"/>
+            </w:tabs>
+            <w:rPr>
+              <w:noProof/>
+            </w:rPr>
+          </w:pPr>
+          <w:hyperlink w:anchor="_Toc101476832" w:history="1">
+            <w:r>
+              <w:rPr>
+                <w:rStyle w:val="ab"/>
+                <w:noProof/>
+              </w:rPr>
+              <w:t>5.1.2 个人信息模块</w:t>
+            </w:r>
+            <w:r>
+              <w:rPr>
+                <w:noProof/>
+                <w:webHidden/>
+              </w:rPr>
+              <w:tab/>
+            </w:r>
+            <w:r>
+              <w:rPr>
+                <w:noProof/>
+                <w:webHidden/>
+              </w:rPr>
+              <w:fldChar w:fldCharType="begin"/>
+            </w:r>
+            <w:r>
+              <w:rPr>
+                <w:noProof/>
+                <w:webHidden/>
+              </w:rPr>
+              <w:instrText xml:space="preserve"> PAGEREF _Toc101476832 \h </w:instrText>
+            </w:r>
+            <w:r>
+              <w:rPr>
+                <w:noProof/>
+                <w:webHidden/>
+              </w:rPr>
+            </w:r>
+            <w:r>
+              <w:rPr>
+                <w:noProof/>
+                <w:webHidden/>
+              </w:rPr>
+              <w:fldChar w:fldCharType="separate"/>
+            </w:r>
+            <w:r>
+              <w:rPr>
+                <w:noProof/>
+                <w:webHidden/>
+              </w:rPr>
+              <w:t>21</w:t>
+            </w:r>
+            <w:r>
+              <w:rPr>
+                <w:noProof/>
+                <w:webHidden/>
+              </w:rPr>
+              <w:fldChar w:fldCharType="end"/>
+            </w:r>
+          </w:hyperlink>
+        </w:p>
+        <w:p>
+          <w:pPr>
+            <w:pStyle w:val="TOC3"/>
+            <w:tabs>
+              <w:tab w:val="right" w:leader="dot" w:pos="8296"/>
+            </w:tabs>
+            <w:rPr>
+              <w:noProof/>
+            </w:rPr>
+          </w:pPr>
+          <w:hyperlink w:anchor="_Toc101476833" w:history="1">
+            <w:r>
+              <w:rPr>
+                <w:rStyle w:val="ab"/>
+                <w:noProof/>
+              </w:rPr>
+              <w:t>5.1.3版块管理</w:t>
+            </w:r>
+            <w:r>
+              <w:rPr>
+                <w:noProof/>
+                <w:webHidden/>
+              </w:rPr>
+              <w:tab/>
+            </w:r>
+            <w:r>
+              <w:rPr>
+                <w:noProof/>
+                <w:webHidden/>
+              </w:rPr>
+              <w:fldChar w:fldCharType="begin"/>
+            </w:r>
+            <w:r>
+              <w:rPr>
+                <w:noProof/>
+                <w:webHidden/>
+              </w:rPr>
+              <w:instrText xml:space="preserve"> PAGEREF _Toc101476833 \h </w:instrText>
+            </w:r>
+            <w:r>
+              <w:rPr>
+                <w:noProof/>
+                <w:webHidden/>
+              </w:rPr>
+            </w:r>
+            <w:r>
+              <w:rPr>
+                <w:noProof/>
+                <w:webHidden/>
+              </w:rPr>
+              <w:fldChar w:fldCharType="separate"/>
+            </w:r>
+            <w:r>
+              <w:rPr>
+                <w:noProof/>
+                <w:webHidden/>
+              </w:rPr>
+              <w:t>22</w:t>
+            </w:r>
+            <w:r>
+              <w:rPr>
+                <w:noProof/>
+                <w:webHidden/>
+              </w:rPr>
+              <w:fldChar w:fldCharType="end"/>
+            </w:r>
+          </w:hyperlink>
+        </w:p>
+        <w:p>
+          <w:pPr>
+            <w:pStyle w:val="TOC3"/>
+            <w:tabs>
+              <w:tab w:val="right" w:leader="dot" w:pos="8296"/>
+            </w:tabs>
+            <w:rPr>
+              <w:noProof/>
+            </w:rPr>
+          </w:pPr>
+          <w:hyperlink w:anchor="_Toc101476834" w:history="1">
+            <w:r>
+              <w:rPr>
+                <w:rStyle w:val="ab"/>
+                <w:noProof/>
+              </w:rPr>
+              <w:t>5.1.4 帖子管理</w:t>
+            </w:r>
+            <w:r>
+              <w:rPr>
+                <w:noProof/>
+                <w:webHidden/>
+              </w:rPr>
+              <w:tab/>
+            </w:r>
+            <w:r>
+              <w:rPr>
+                <w:noProof/>
+                <w:webHidden/>
+              </w:rPr>
+              <w:fldChar w:fldCharType="begin"/>
+            </w:r>
+            <w:r>
+              <w:rPr>
+                <w:noProof/>
+                <w:webHidden/>
+              </w:rPr>
+              <w:instrText xml:space="preserve"> PAGEREF _Toc101476834 \h </w:instrText>
+            </w:r>
+            <w:r>
+              <w:rPr>
+                <w:noProof/>
+                <w:webHidden/>
+              </w:rPr>
+            </w:r>
+            <w:r>
+              <w:rPr>
+                <w:noProof/>
+                <w:webHidden/>
+              </w:rPr>
+              <w:fldChar w:fldCharType="separate"/>
+            </w:r>
+            <w:r>
+              <w:rPr>
+                <w:noProof/>
+                <w:webHidden/>
+              </w:rPr>
+              <w:t>23</w:t>
+            </w:r>
+            <w:r>
+              <w:rPr>
+                <w:noProof/>
+                <w:webHidden/>
+              </w:rPr>
+              <w:fldChar w:fldCharType="end"/>
+            </w:r>
+          </w:hyperlink>
+        </w:p>
+        <w:p>
+          <w:pPr>
+            <w:pStyle w:val="TOC3"/>
+            <w:tabs>
+              <w:tab w:val="right" w:leader="dot" w:pos="8296"/>
+            </w:tabs>
+            <w:rPr>
+              <w:noProof/>
+            </w:rPr>
+          </w:pPr>
+          <w:hyperlink w:anchor="_Toc101476835" w:history="1">
+            <w:r>
+              <w:rPr>
+                <w:rStyle w:val="ab"/>
+                <w:noProof/>
+              </w:rPr>
+              <w:t>5.1.5 帖子收藏、回复和浏览以及排行榜</w:t>
+            </w:r>
+            <w:r>
+              <w:rPr>
+                <w:noProof/>
+                <w:webHidden/>
+              </w:rPr>
+              <w:tab/>
+            </w:r>
+            <w:r>
+              <w:rPr>
+                <w:noProof/>
+                <w:webHidden/>
+              </w:rPr>
+              <w:fldChar w:fldCharType="begin"/>
+            </w:r>
+            <w:r>
+              <w:rPr>
+                <w:noProof/>
+                <w:webHidden/>
+              </w:rPr>
+              <w:instrText xml:space="preserve"> PAGEREF _Toc101476835 \h </w:instrText>
+            </w:r>
+            <w:r>
+              <w:rPr>
+                <w:noProof/>
+                <w:webHidden/>
+              </w:rPr>
+            </w:r>
+            <w:r>
+              <w:rPr>
+                <w:noProof/>
+                <w:webHidden/>
+              </w:rPr>
+              <w:fldChar w:fldCharType="separate"/>
+            </w:r>
+            <w:r>
+              <w:rPr>
+                <w:noProof/>
+                <w:webHidden/>
+              </w:rPr>
+              <w:t>24</w:t>
+            </w:r>
+            <w:r>
+              <w:rPr>
+                <w:noProof/>
+                <w:webHidden/>
+              </w:rPr>
+              <w:fldChar w:fldCharType="end"/>
+            </w:r>
+          </w:hyperlink>
+        </w:p>
+        <w:p>
+          <w:pPr>
+            <w:pStyle w:val="TOC1"/>
+            <w:tabs>
+              <w:tab w:val="right" w:leader="dot" w:pos="8296"/>
+            </w:tabs>
+            <w:rPr>
+              <w:noProof/>
+            </w:rPr>
+          </w:pPr>
+          <w:hyperlink w:anchor="_Toc101476836" w:history="1">
+            <w:r>
+              <w:rPr>
+                <w:rStyle w:val="ab"/>
+                <w:rFonts w:ascii="宋体" w:eastAsia="宋体" w:hAnsi="宋体"/>
+                <w:noProof/>
+              </w:rPr>
+              <w:t>6. 系统部署与测试</w:t>
+            </w:r>
+            <w:r>
+              <w:rPr>
+                <w:noProof/>
+                <w:webHidden/>
+              </w:rPr>
+              <w:tab/>
+            </w:r>
+            <w:r>
+              <w:rPr>
+                <w:noProof/>
+                <w:webHidden/>
+              </w:rPr>
+              <w:fldChar w:fldCharType="begin"/>
+            </w:r>
+            <w:r>
+              <w:rPr>
+                <w:noProof/>
+                <w:webHidden/>
+              </w:rPr>
+              <w:instrText xml:space="preserve"> PAGEREF _Toc101476836 \h </w:instrText>
+            </w:r>
+            <w:r>
+              <w:rPr>
+                <w:noProof/>
+                <w:webHidden/>
+              </w:rPr>
+            </w:r>
+            <w:r>
+              <w:rPr>
+                <w:noProof/>
+                <w:webHidden/>
+              </w:rPr>
+              <w:fldChar w:fldCharType="separate"/>
+            </w:r>
+            <w:r>
+              <w:rPr>
+                <w:noProof/>
+                <w:webHidden/>
+              </w:rPr>
+              <w:t>26</w:t>
             </w:r>
             <w:r>
               <w:rPr>
@@ -2849,14 +3418,14 @@
               <w:noProof/>
             </w:rPr>
           </w:pPr>
-          <w:hyperlink w:anchor="_Toc101471622" w:history="1">
+          <w:hyperlink w:anchor="_Toc101476837" w:history="1">
             <w:r>
               <w:rPr>
                 <w:rStyle w:val="ab"/>
                 <w:rFonts w:ascii="宋体" w:eastAsia="宋体" w:hAnsi="宋体"/>
                 <w:noProof/>
               </w:rPr>
-              <w:t>4.2 数据库逻辑结构设计</w:t>
+              <w:t>6.1 系统测试目的</w:t>
             </w:r>
             <w:r>
               <w:rPr>
@@ -2877,7 +3446,7 @@
                 <w:noProof/>
                 <w:webHidden/>
               </w:rPr>
-              <w:instrText xml:space="preserve"> PAGEREF _Toc101471622 \h </w:instrText>
+              <w:instrText xml:space="preserve"> PAGEREF _Toc101476837 \h </w:instrText>
             </w:r>
             <w:r>
               <w:rPr>
@@ -2897,7 +3466,214 @@
                 <w:noProof/>
                 <w:webHidden/>
               </w:rPr>
-              <w:t>16</w:t>
+              <w:t>26</w:t>
+            </w:r>
+            <w:r>
+              <w:rPr>
+                <w:noProof/>
+                <w:webHidden/>
+              </w:rPr>
+              <w:fldChar w:fldCharType="end"/>
+            </w:r>
+          </w:hyperlink>
+        </w:p>
+        <w:p>
+          <w:pPr>
+            <w:pStyle w:val="TOC2"/>
+            <w:tabs>
+              <w:tab w:val="right" w:leader="dot" w:pos="8296"/>
+            </w:tabs>
+            <w:rPr>
+              <w:noProof/>
+            </w:rPr>
+          </w:pPr>
+          <w:hyperlink w:anchor="_Toc101476838" w:history="1">
+            <w:r>
+              <w:rPr>
+                <w:rStyle w:val="ab"/>
+                <w:rFonts w:ascii="宋体" w:eastAsia="宋体" w:hAnsi="宋体"/>
+                <w:noProof/>
+              </w:rPr>
+              <w:t>6.2 系统部署</w:t>
+            </w:r>
+            <w:r>
+              <w:rPr>
+                <w:noProof/>
+                <w:webHidden/>
+              </w:rPr>
+              <w:tab/>
+            </w:r>
+            <w:r>
+              <w:rPr>
+                <w:noProof/>
+                <w:webHidden/>
+              </w:rPr>
+              <w:fldChar w:fldCharType="begin"/>
+            </w:r>
+            <w:r>
+              <w:rPr>
+                <w:noProof/>
+                <w:webHidden/>
+              </w:rPr>
+              <w:instrText xml:space="preserve"> PAGEREF _Toc101476838 \h </w:instrText>
+            </w:r>
+            <w:r>
+              <w:rPr>
+                <w:noProof/>
+                <w:webHidden/>
+              </w:rPr>
+            </w:r>
+            <w:r>
+              <w:rPr>
+                <w:noProof/>
+                <w:webHidden/>
+              </w:rPr>
+              <w:fldChar w:fldCharType="separate"/>
+            </w:r>
+            <w:r>
+              <w:rPr>
+                <w:noProof/>
+                <w:webHidden/>
+              </w:rPr>
+              <w:t>26</w:t>
+            </w:r>
+            <w:r>
+              <w:rPr>
+                <w:noProof/>
+                <w:webHidden/>
+              </w:rPr>
+              <w:fldChar w:fldCharType="end"/>
+            </w:r>
+          </w:hyperlink>
+        </w:p>
+        <w:p>
+          <w:pPr>
+            <w:pStyle w:val="TOC2"/>
+            <w:tabs>
+              <w:tab w:val="right" w:leader="dot" w:pos="8296"/>
+            </w:tabs>
+            <w:rPr>
+              <w:noProof/>
+            </w:rPr>
+          </w:pPr>
+          <w:hyperlink w:anchor="_Toc101476839" w:history="1">
+            <w:r>
+              <w:rPr>
+                <w:rStyle w:val="ab"/>
+                <w:rFonts w:ascii="宋体" w:eastAsia="宋体" w:hAnsi="宋体"/>
+                <w:noProof/>
+              </w:rPr>
+              <w:t>6.3 部署过程遇到的问题和解决方法</w:t>
+            </w:r>
+            <w:r>
+              <w:rPr>
+                <w:noProof/>
+                <w:webHidden/>
+              </w:rPr>
+              <w:tab/>
+            </w:r>
+            <w:r>
+              <w:rPr>
+                <w:noProof/>
+                <w:webHidden/>
+              </w:rPr>
+              <w:fldChar w:fldCharType="begin"/>
+            </w:r>
+            <w:r>
+              <w:rPr>
+                <w:noProof/>
+                <w:webHidden/>
+              </w:rPr>
+              <w:instrText xml:space="preserve"> PAGEREF _Toc101476839 \h </w:instrText>
+            </w:r>
+            <w:r>
+              <w:rPr>
+                <w:noProof/>
+                <w:webHidden/>
+              </w:rPr>
+            </w:r>
+            <w:r>
+              <w:rPr>
+                <w:noProof/>
+                <w:webHidden/>
+              </w:rPr>
+              <w:fldChar w:fldCharType="separate"/>
+            </w:r>
+            <w:r>
+              <w:rPr>
+                <w:noProof/>
+                <w:webHidden/>
+              </w:rPr>
+              <w:t>26</w:t>
+            </w:r>
+            <w:r>
+              <w:rPr>
+                <w:noProof/>
+                <w:webHidden/>
+              </w:rPr>
+              <w:fldChar w:fldCharType="end"/>
+            </w:r>
+          </w:hyperlink>
+        </w:p>
+        <w:p>
+          <w:pPr>
+            <w:pStyle w:val="TOC2"/>
+            <w:tabs>
+              <w:tab w:val="right" w:leader="dot" w:pos="8296"/>
+            </w:tabs>
+            <w:rPr>
+              <w:noProof/>
+            </w:rPr>
+          </w:pPr>
+          <w:hyperlink w:anchor="_Toc101476840" w:history="1">
+            <w:r>
+              <w:rPr>
+                <w:rStyle w:val="ab"/>
+                <w:rFonts w:ascii="宋体" w:eastAsia="宋体" w:hAnsi="宋体"/>
+                <w:noProof/>
+              </w:rPr>
+              <w:t>6.4 系统存在的不足</w:t>
+            </w:r>
+            <w:r>
+              <w:rPr>
+                <w:noProof/>
+                <w:webHidden/>
+              </w:rPr>
+              <w:tab/>
+            </w:r>
+            <w:r>
+              <w:rPr>
+                <w:noProof/>
+                <w:webHidden/>
+              </w:rPr>
+              <w:fldChar w:fldCharType="begin"/>
+            </w:r>
+            <w:r>
+              <w:rPr>
+                <w:noProof/>
+                <w:webHidden/>
+              </w:rPr>
+              <w:instrText xml:space="preserve"> PAGEREF _Toc101476840 \h </w:instrText>
+            </w:r>
+            <w:r>
+              <w:rPr>
+                <w:noProof/>
+                <w:webHidden/>
+              </w:rPr>
+            </w:r>
+            <w:r>
+              <w:rPr>
+                <w:noProof/>
+                <w:webHidden/>
+              </w:rPr>
+              <w:fldChar w:fldCharType="separate"/>
+            </w:r>
+            <w:r>
+              <w:rPr>
+                <w:noProof/>
+                <w:webHidden/>
+              </w:rPr>
+              <w:t>27</w:t>
             </w:r>
             <w:r>
               <w:rPr>
@@ -2918,14 +3694,14 @@
               <w:noProof/>
             </w:rPr>
           </w:pPr>
-          <w:hyperlink w:anchor="_Toc101471623" w:history="1">
+          <w:hyperlink w:anchor="_Toc101476841" w:history="1">
             <w:r>
               <w:rPr>
                 <w:rStyle w:val="ab"/>
                 <w:rFonts w:ascii="宋体" w:eastAsia="宋体" w:hAnsi="宋体"/>
                 <w:noProof/>
               </w:rPr>
-              <w:t>5. 系统的详细设计与实现</w:t>
+              <w:t>结语</w:t>
             </w:r>
             <w:r>
               <w:rPr>
@@ -2946,7 +3722,7 @@
                 <w:noProof/>
                 <w:webHidden/>
               </w:rPr>
-              <w:instrText xml:space="preserve"> PAGEREF _Toc101471623 \h </w:instrText>
+              <w:instrText xml:space="preserve"> PAGEREF _Toc101476841 \h </w:instrText>
             </w:r>
             <w:r>
               <w:rPr>
@@ -2966,416 +3742,7 @@
                 <w:noProof/>
                 <w:webHidden/>
               </w:rPr>
-              <w:t>19</w:t>
-            </w:r>
-            <w:r>
-              <w:rPr>
-                <w:noProof/>
-                <w:webHidden/>
-              </w:rPr>
-              <w:fldChar w:fldCharType="end"/>
-            </w:r>
-          </w:hyperlink>
-        </w:p>
-        <w:p>
-          <w:pPr>
-            <w:pStyle w:val="TOC2"/>
-            <w:tabs>
-              <w:tab w:val="right" w:leader="dot" w:pos="8296"/>
-            </w:tabs>
-            <w:rPr>
-              <w:noProof/>
-            </w:rPr>
-          </w:pPr>
-          <w:hyperlink w:anchor="_Toc101471624" w:history="1">
-            <w:r>
-              <w:rPr>
-                <w:rStyle w:val="ab"/>
-                <w:rFonts w:ascii="宋体" w:eastAsia="宋体" w:hAnsi="宋体"/>
-                <w:noProof/>
-              </w:rPr>
-              <w:t>5.1 系统软件架构</w:t>
-            </w:r>
-            <w:r>
-              <w:rPr>
-                <w:noProof/>
-                <w:webHidden/>
-              </w:rPr>
-              <w:tab/>
-            </w:r>
-            <w:r>
-              <w:rPr>
-                <w:noProof/>
-                <w:webHidden/>
-              </w:rPr>
-              <w:fldChar w:fldCharType="begin"/>
-            </w:r>
-            <w:r>
-              <w:rPr>
-                <w:noProof/>
-                <w:webHidden/>
-              </w:rPr>
-              <w:instrText xml:space="preserve"> PAGEREF _Toc101471624 \h </w:instrText>
-            </w:r>
-            <w:r>
-              <w:rPr>
-                <w:noProof/>
-                <w:webHidden/>
-              </w:rPr>
-            </w:r>
-            <w:r>
-              <w:rPr>
-                <w:noProof/>
-                <w:webHidden/>
-              </w:rPr>
-              <w:fldChar w:fldCharType="separate"/>
-            </w:r>
-            <w:r>
-              <w:rPr>
-                <w:noProof/>
-                <w:webHidden/>
-              </w:rPr>
-              <w:t>19</w:t>
-            </w:r>
-            <w:r>
-              <w:rPr>
-                <w:noProof/>
-                <w:webHidden/>
-              </w:rPr>
-              <w:fldChar w:fldCharType="end"/>
-            </w:r>
-          </w:hyperlink>
-        </w:p>
-        <w:p>
-          <w:pPr>
-            <w:pStyle w:val="TOC3"/>
-            <w:tabs>
-              <w:tab w:val="right" w:leader="dot" w:pos="8296"/>
-            </w:tabs>
-            <w:rPr>
-              <w:noProof/>
-            </w:rPr>
-          </w:pPr>
-          <w:hyperlink w:anchor="_Toc101471625" w:history="1">
-            <w:r>
-              <w:rPr>
-                <w:rStyle w:val="ab"/>
-                <w:noProof/>
-              </w:rPr>
-              <w:t>5.1.1 注册模块和登陆模块</w:t>
-            </w:r>
-            <w:r>
-              <w:rPr>
-                <w:noProof/>
-                <w:webHidden/>
-              </w:rPr>
-              <w:tab/>
-            </w:r>
-            <w:r>
-              <w:rPr>
-                <w:noProof/>
-                <w:webHidden/>
-              </w:rPr>
-              <w:fldChar w:fldCharType="begin"/>
-            </w:r>
-            <w:r>
-              <w:rPr>
-                <w:noProof/>
-                <w:webHidden/>
-              </w:rPr>
-              <w:instrText xml:space="preserve"> PAGEREF _Toc101471625 \h </w:instrText>
-            </w:r>
-            <w:r>
-              <w:rPr>
-                <w:noProof/>
-                <w:webHidden/>
-              </w:rPr>
-            </w:r>
-            <w:r>
-              <w:rPr>
-                <w:noProof/>
-                <w:webHidden/>
-              </w:rPr>
-              <w:fldChar w:fldCharType="separate"/>
-            </w:r>
-            <w:r>
-              <w:rPr>
-                <w:noProof/>
-                <w:webHidden/>
-              </w:rPr>
-              <w:t>19</w:t>
-            </w:r>
-            <w:r>
-              <w:rPr>
-                <w:noProof/>
-                <w:webHidden/>
-              </w:rPr>
-              <w:fldChar w:fldCharType="end"/>
-            </w:r>
-          </w:hyperlink>
-        </w:p>
-        <w:p>
-          <w:pPr>
-            <w:pStyle w:val="TOC3"/>
-            <w:tabs>
-              <w:tab w:val="right" w:leader="dot" w:pos="8296"/>
-            </w:tabs>
-            <w:rPr>
-              <w:noProof/>
-            </w:rPr>
-          </w:pPr>
-          <w:hyperlink w:anchor="_Toc101471626" w:history="1">
-            <w:r>
-              <w:rPr>
-                <w:rStyle w:val="ab"/>
-                <w:noProof/>
-              </w:rPr>
-              <w:t>5.1.2 个人信息模块</w:t>
-            </w:r>
-            <w:r>
-              <w:rPr>
-                <w:noProof/>
-                <w:webHidden/>
-              </w:rPr>
-              <w:tab/>
-            </w:r>
-            <w:r>
-              <w:rPr>
-                <w:noProof/>
-                <w:webHidden/>
-              </w:rPr>
-              <w:fldChar w:fldCharType="begin"/>
-            </w:r>
-            <w:r>
-              <w:rPr>
-                <w:noProof/>
-                <w:webHidden/>
-              </w:rPr>
-              <w:instrText xml:space="preserve"> PAGEREF _Toc101471626 \h </w:instrText>
-            </w:r>
-            <w:r>
-              <w:rPr>
-                <w:noProof/>
-                <w:webHidden/>
-              </w:rPr>
-            </w:r>
-            <w:r>
-              <w:rPr>
-                <w:noProof/>
-                <w:webHidden/>
-              </w:rPr>
-              <w:fldChar w:fldCharType="separate"/>
-            </w:r>
-            <w:r>
-              <w:rPr>
-                <w:noProof/>
-                <w:webHidden/>
-              </w:rPr>
-              <w:t>20</w:t>
-            </w:r>
-            <w:r>
-              <w:rPr>
-                <w:noProof/>
-                <w:webHidden/>
-              </w:rPr>
-              <w:fldChar w:fldCharType="end"/>
-            </w:r>
-          </w:hyperlink>
-        </w:p>
-        <w:p>
-          <w:pPr>
-            <w:pStyle w:val="TOC3"/>
-            <w:tabs>
-              <w:tab w:val="right" w:leader="dot" w:pos="8296"/>
-            </w:tabs>
-            <w:rPr>
-              <w:noProof/>
-            </w:rPr>
-          </w:pPr>
-          <w:hyperlink w:anchor="_Toc101471627" w:history="1">
-            <w:r>
-              <w:rPr>
-                <w:rStyle w:val="ab"/>
-                <w:noProof/>
-              </w:rPr>
-              <w:t>5.1.3版块管理</w:t>
-            </w:r>
-            <w:r>
-              <w:rPr>
-                <w:noProof/>
-                <w:webHidden/>
-              </w:rPr>
-              <w:tab/>
-            </w:r>
-            <w:r>
-              <w:rPr>
-                <w:noProof/>
-                <w:webHidden/>
-              </w:rPr>
-              <w:fldChar w:fldCharType="begin"/>
-            </w:r>
-            <w:r>
-              <w:rPr>
-                <w:noProof/>
-                <w:webHidden/>
-              </w:rPr>
-              <w:instrText xml:space="preserve"> PAGEREF _Toc101471627 \h </w:instrText>
-            </w:r>
-            <w:r>
-              <w:rPr>
-                <w:noProof/>
-                <w:webHidden/>
-              </w:rPr>
-            </w:r>
-            <w:r>
-              <w:rPr>
-                <w:noProof/>
-                <w:webHidden/>
-              </w:rPr>
-              <w:fldChar w:fldCharType="separate"/>
-            </w:r>
-            <w:r>
-              <w:rPr>
-                <w:noProof/>
-                <w:webHidden/>
-              </w:rPr>
-              <w:t>22</w:t>
-            </w:r>
-            <w:r>
-              <w:rPr>
-                <w:noProof/>
-                <w:webHidden/>
-              </w:rPr>
-              <w:fldChar w:fldCharType="end"/>
-            </w:r>
-          </w:hyperlink>
-        </w:p>
-        <w:p>
-          <w:pPr>
-            <w:pStyle w:val="TOC3"/>
-            <w:tabs>
-              <w:tab w:val="right" w:leader="dot" w:pos="8296"/>
-            </w:tabs>
-            <w:rPr>
-              <w:noProof/>
-            </w:rPr>
-          </w:pPr>
-          <w:hyperlink w:anchor="_Toc101471628" w:history="1">
-            <w:r>
-              <w:rPr>
-                <w:rStyle w:val="ab"/>
-                <w:noProof/>
-              </w:rPr>
-              <w:t>5.1.4 帖子管理</w:t>
-            </w:r>
-            <w:r>
-              <w:rPr>
-                <w:noProof/>
-                <w:webHidden/>
-              </w:rPr>
-              <w:tab/>
-            </w:r>
-            <w:r>
-              <w:rPr>
-                <w:noProof/>
-                <w:webHidden/>
-              </w:rPr>
-              <w:fldChar w:fldCharType="begin"/>
-            </w:r>
-            <w:r>
-              <w:rPr>
-                <w:noProof/>
-                <w:webHidden/>
-              </w:rPr>
-              <w:instrText xml:space="preserve"> PAGEREF _Toc101471628 \h </w:instrText>
-            </w:r>
-            <w:r>
-              <w:rPr>
-                <w:noProof/>
-                <w:webHidden/>
-              </w:rPr>
-            </w:r>
-            <w:r>
-              <w:rPr>
-                <w:noProof/>
-                <w:webHidden/>
-              </w:rPr>
-              <w:fldChar w:fldCharType="separate"/>
-            </w:r>
-            <w:r>
-              <w:rPr>
-                <w:noProof/>
-                <w:webHidden/>
-              </w:rPr>
-              <w:t>22</w:t>
-            </w:r>
-            <w:r>
-              <w:rPr>
-                <w:noProof/>
-                <w:webHidden/>
-              </w:rPr>
-              <w:fldChar w:fldCharType="end"/>
-            </w:r>
-          </w:hyperlink>
-        </w:p>
-        <w:p>
-          <w:pPr>
-            <w:pStyle w:val="TOC3"/>
-            <w:tabs>
-              <w:tab w:val="right" w:leader="dot" w:pos="8296"/>
-            </w:tabs>
-            <w:rPr>
-              <w:noProof/>
-            </w:rPr>
-          </w:pPr>
-          <w:hyperlink w:anchor="_Toc101471629" w:history="1">
-            <w:r>
-              <w:rPr>
-                <w:rStyle w:val="ab"/>
-                <w:noProof/>
-              </w:rPr>
-              <w:t>5.1.5 帖子收藏、回复和浏览以及排行榜</w:t>
-            </w:r>
-            <w:r>
-              <w:rPr>
-                <w:noProof/>
-                <w:webHidden/>
-              </w:rPr>
-              <w:tab/>
-            </w:r>
-            <w:r>
-              <w:rPr>
-                <w:noProof/>
-                <w:webHidden/>
-              </w:rPr>
-              <w:fldChar w:fldCharType="begin"/>
-            </w:r>
-            <w:r>
-              <w:rPr>
-                <w:noProof/>
-                <w:webHidden/>
-              </w:rPr>
-              <w:instrText xml:space="preserve"> PAGEREF _Toc101471629 \h </w:instrText>
-            </w:r>
-            <w:r>
-              <w:rPr>
-                <w:noProof/>
-                <w:webHidden/>
-              </w:rPr>
-            </w:r>
-            <w:r>
-              <w:rPr>
-                <w:noProof/>
-                <w:webHidden/>
-              </w:rPr>
-              <w:fldChar w:fldCharType="separate"/>
-            </w:r>
-            <w:r>
-              <w:rPr>
-                <w:noProof/>
-                <w:webHidden/>
-              </w:rPr>
-              <w:t>24</w:t>
+              <w:t>27</w:t>
             </w:r>
             <w:r>
               <w:rPr>
@@ -3396,14 +3763,14 @@
               <w:noProof/>
             </w:rPr>
           </w:pPr>
-          <w:hyperlink w:anchor="_Toc101471630" w:history="1">
+          <w:hyperlink w:anchor="_Toc101476842" w:history="1">
             <w:r>
               <w:rPr>
                 <w:rStyle w:val="ab"/>
                 <w:rFonts w:ascii="宋体" w:eastAsia="宋体" w:hAnsi="宋体"/>
                 <w:noProof/>
               </w:rPr>
-              <w:t>6. 系统部署与测试</w:t>
+              <w:t>参考文献</w:t>
             </w:r>
             <w:r>
               <w:rPr>
@@ -3424,7 +3791,7 @@
                 <w:noProof/>
                 <w:webHidden/>
               </w:rPr>
-              <w:instrText xml:space="preserve"> PAGEREF _Toc101471630 \h </w:instrText>
+              <w:instrText xml:space="preserve"> PAGEREF _Toc101476842 \h </w:instrText>
             </w:r>
             <w:r>
               <w:rPr>
@@ -3444,283 +3811,7 @@
                 <w:noProof/>
                 <w:webHidden/>
               </w:rPr>
-              <w:t>26</w:t>
-            </w:r>
-            <w:r>
-              <w:rPr>
-                <w:noProof/>
-                <w:webHidden/>
-              </w:rPr>
-              <w:fldChar w:fldCharType="end"/>
-            </w:r>
-          </w:hyperlink>
-        </w:p>
-        <w:p>
-          <w:pPr>
-            <w:pStyle w:val="TOC2"/>
-            <w:tabs>
-              <w:tab w:val="right" w:leader="dot" w:pos="8296"/>
-            </w:tabs>
-            <w:rPr>
-              <w:noProof/>
-            </w:rPr>
-          </w:pPr>
-          <w:hyperlink w:anchor="_Toc101471631" w:history="1">
-            <w:r>
-              <w:rPr>
-                <w:rStyle w:val="ab"/>
-                <w:rFonts w:ascii="宋体" w:eastAsia="宋体" w:hAnsi="宋体"/>
-                <w:noProof/>
-              </w:rPr>
-              <w:t>6.1 系统测试目的</w:t>
-            </w:r>
-            <w:r>
-              <w:rPr>
-                <w:noProof/>
-                <w:webHidden/>
-              </w:rPr>
-              <w:tab/>
-            </w:r>
-            <w:r>
-              <w:rPr>
-                <w:noProof/>
-                <w:webHidden/>
-              </w:rPr>
-              <w:fldChar w:fldCharType="begin"/>
-            </w:r>
-            <w:r>
-              <w:rPr>
-                <w:noProof/>
-                <w:webHidden/>
-              </w:rPr>
-              <w:instrText xml:space="preserve"> PAGEREF _Toc101471631 \h </w:instrText>
-            </w:r>
-            <w:r>
-              <w:rPr>
-                <w:noProof/>
-                <w:webHidden/>
-              </w:rPr>
-            </w:r>
-            <w:r>
-              <w:rPr>
-                <w:noProof/>
-                <w:webHidden/>
-              </w:rPr>
-              <w:fldChar w:fldCharType="separate"/>
-            </w:r>
-            <w:r>
-              <w:rPr>
-                <w:noProof/>
-                <w:webHidden/>
-              </w:rPr>
-              <w:t>26</w:t>
-            </w:r>
-            <w:r>
-              <w:rPr>
-                <w:noProof/>
-                <w:webHidden/>
-              </w:rPr>
-              <w:fldChar w:fldCharType="end"/>
-            </w:r>
-          </w:hyperlink>
-        </w:p>
-        <w:p>
-          <w:pPr>
-            <w:pStyle w:val="TOC2"/>
-            <w:tabs>
-              <w:tab w:val="right" w:leader="dot" w:pos="8296"/>
-            </w:tabs>
-            <w:rPr>
-              <w:noProof/>
-            </w:rPr>
-          </w:pPr>
-          <w:hyperlink w:anchor="_Toc101471632" w:history="1">
-            <w:r>
-              <w:rPr>
-                <w:rStyle w:val="ab"/>
-                <w:rFonts w:ascii="宋体" w:eastAsia="宋体" w:hAnsi="宋体"/>
-                <w:noProof/>
-              </w:rPr>
-              <w:t>6.2 系统部署</w:t>
-            </w:r>
-            <w:r>
-              <w:rPr>
-                <w:noProof/>
-                <w:webHidden/>
-              </w:rPr>
-              <w:tab/>
-            </w:r>
-            <w:r>
-              <w:rPr>
-                <w:noProof/>
-                <w:webHidden/>
-              </w:rPr>
-              <w:fldChar w:fldCharType="begin"/>
-            </w:r>
-            <w:r>
-              <w:rPr>
-                <w:noProof/>
-                <w:webHidden/>
-              </w:rPr>
-              <w:instrText xml:space="preserve"> PAGEREF _Toc101471632 \h </w:instrText>
-            </w:r>
-            <w:r>
-              <w:rPr>
-                <w:noProof/>
-                <w:webHidden/>
-              </w:rPr>
-            </w:r>
-            <w:r>
-              <w:rPr>
-                <w:noProof/>
-                <w:webHidden/>
-              </w:rPr>
-              <w:fldChar w:fldCharType="separate"/>
-            </w:r>
-            <w:r>
-              <w:rPr>
-                <w:noProof/>
-                <w:webHidden/>
-              </w:rPr>
-              <w:t>26</w:t>
-            </w:r>
-            <w:r>
-              <w:rPr>
-                <w:noProof/>
-                <w:webHidden/>
-              </w:rPr>
-              <w:fldChar w:fldCharType="end"/>
-            </w:r>
-          </w:hyperlink>
-        </w:p>
-        <w:p>
-          <w:pPr>
-            <w:pStyle w:val="TOC2"/>
-            <w:tabs>
-              <w:tab w:val="right" w:leader="dot" w:pos="8296"/>
-            </w:tabs>
-            <w:rPr>
-              <w:noProof/>
-            </w:rPr>
-          </w:pPr>
-          <w:hyperlink w:anchor="_Toc101471633" w:history="1">
-            <w:r>
-              <w:rPr>
-                <w:rStyle w:val="ab"/>
-                <w:rFonts w:ascii="宋体" w:eastAsia="宋体" w:hAnsi="宋体"/>
-                <w:noProof/>
-              </w:rPr>
-              <w:t>6.3 部署过程遇到的问题和解决方法</w:t>
-            </w:r>
-            <w:r>
-              <w:rPr>
-                <w:noProof/>
-                <w:webHidden/>
-              </w:rPr>
-              <w:tab/>
-            </w:r>
-            <w:r>
-              <w:rPr>
-                <w:noProof/>
-                <w:webHidden/>
-              </w:rPr>
-              <w:fldChar w:fldCharType="begin"/>
-            </w:r>
-            <w:r>
-              <w:rPr>
-                <w:noProof/>
-                <w:webHidden/>
-              </w:rPr>
-              <w:instrText xml:space="preserve"> PAGEREF _Toc101471633 \h </w:instrText>
-            </w:r>
-            <w:r>
-              <w:rPr>
-                <w:noProof/>
-                <w:webHidden/>
-              </w:rPr>
-            </w:r>
-            <w:r>
-              <w:rPr>
-                <w:noProof/>
-                <w:webHidden/>
-              </w:rPr>
-              <w:fldChar w:fldCharType="separate"/>
-            </w:r>
-            <w:r>
-              <w:rPr>
-                <w:noProof/>
-                <w:webHidden/>
-              </w:rPr>
-              <w:t>26</w:t>
-            </w:r>
-            <w:r>
-              <w:rPr>
-                <w:noProof/>
-                <w:webHidden/>
-              </w:rPr>
-              <w:fldChar w:fldCharType="end"/>
-            </w:r>
-          </w:hyperlink>
-        </w:p>
-        <w:p>
-          <w:pPr>
-            <w:pStyle w:val="TOC2"/>
-            <w:tabs>
-              <w:tab w:val="right" w:leader="dot" w:pos="8296"/>
-            </w:tabs>
-            <w:rPr>
-              <w:noProof/>
-            </w:rPr>
-          </w:pPr>
-          <w:hyperlink w:anchor="_Toc101471634" w:history="1">
-            <w:r>
-              <w:rPr>
-                <w:rStyle w:val="ab"/>
-                <w:rFonts w:ascii="宋体" w:eastAsia="宋体" w:hAnsi="宋体"/>
-                <w:noProof/>
-              </w:rPr>
-              <w:t>6.4 系统存在的不足</w:t>
-            </w:r>
-            <w:r>
-              <w:rPr>
-                <w:noProof/>
-                <w:webHidden/>
-              </w:rPr>
-              <w:tab/>
-            </w:r>
-            <w:r>
-              <w:rPr>
-                <w:noProof/>
-                <w:webHidden/>
-              </w:rPr>
-              <w:fldChar w:fldCharType="begin"/>
-            </w:r>
-            <w:r>
-              <w:rPr>
-                <w:noProof/>
-                <w:webHidden/>
-              </w:rPr>
-              <w:instrText xml:space="preserve"> PAGEREF _Toc101471634 \h </w:instrText>
-            </w:r>
-            <w:r>
-              <w:rPr>
-                <w:noProof/>
-                <w:webHidden/>
-              </w:rPr>
-            </w:r>
-            <w:r>
-              <w:rPr>
-                <w:noProof/>
-                <w:webHidden/>
-              </w:rPr>
-              <w:fldChar w:fldCharType="separate"/>
-            </w:r>
-            <w:r>
-              <w:rPr>
-                <w:noProof/>
-                <w:webHidden/>
-              </w:rPr>
-              <w:t>27</w:t>
+              <w:t>28</w:t>
             </w:r>
             <w:r>
               <w:rPr>
@@ -3741,14 +3832,14 @@
               <w:noProof/>
             </w:rPr>
           </w:pPr>
-          <w:hyperlink w:anchor="_Toc101471635" w:history="1">
+          <w:hyperlink w:anchor="_Toc101476843" w:history="1">
             <w:r>
               <w:rPr>
                 <w:rStyle w:val="ab"/>
                 <w:rFonts w:ascii="宋体" w:eastAsia="宋体" w:hAnsi="宋体"/>
                 <w:noProof/>
               </w:rPr>
-              <w:t>结语</w:t>
+              <w:t>致谢</w:t>
             </w:r>
             <w:r>
               <w:rPr>
@@ -3769,145 +3860,7 @@
                 <w:noProof/>
                 <w:webHidden/>
               </w:rPr>
-              <w:instrText xml:space="preserve"> PAGEREF _Toc101471635 \h </w:instrText>
-            </w:r>
-            <w:r>
-              <w:rPr>
-                <w:noProof/>
-                <w:webHidden/>
-              </w:rPr>
-            </w:r>
-            <w:r>
-              <w:rPr>
-                <w:noProof/>
-                <w:webHidden/>
-              </w:rPr>
-              <w:fldChar w:fldCharType="separate"/>
-            </w:r>
-            <w:r>
-              <w:rPr>
-                <w:noProof/>
-                <w:webHidden/>
-              </w:rPr>
-              <w:t>27</w:t>
-            </w:r>
-            <w:r>
-              <w:rPr>
-                <w:noProof/>
-                <w:webHidden/>
-              </w:rPr>
-              <w:fldChar w:fldCharType="end"/>
-            </w:r>
-          </w:hyperlink>
-        </w:p>
-        <w:p>
-          <w:pPr>
-            <w:pStyle w:val="TOC1"/>
-            <w:tabs>
-              <w:tab w:val="right" w:leader="dot" w:pos="8296"/>
-            </w:tabs>
-            <w:rPr>
-              <w:noProof/>
-            </w:rPr>
-          </w:pPr>
-          <w:hyperlink w:anchor="_Toc101471636" w:history="1">
-            <w:r>
-              <w:rPr>
-                <w:rStyle w:val="ab"/>
-                <w:rFonts w:ascii="宋体" w:eastAsia="宋体" w:hAnsi="宋体"/>
-                <w:noProof/>
-              </w:rPr>
-              <w:t>参考文献</w:t>
-            </w:r>
-            <w:r>
-              <w:rPr>
-                <w:noProof/>
-                <w:webHidden/>
-              </w:rPr>
-              <w:tab/>
-            </w:r>
-            <w:r>
-              <w:rPr>
-                <w:noProof/>
-                <w:webHidden/>
-              </w:rPr>
-              <w:fldChar w:fldCharType="begin"/>
-            </w:r>
-            <w:r>
-              <w:rPr>
-                <w:noProof/>
-                <w:webHidden/>
-              </w:rPr>
-              <w:instrText xml:space="preserve"> PAGEREF _Toc101471636 \h </w:instrText>
-            </w:r>
-            <w:r>
-              <w:rPr>
-                <w:noProof/>
-                <w:webHidden/>
-              </w:rPr>
-            </w:r>
-            <w:r>
-              <w:rPr>
-                <w:noProof/>
-                <w:webHidden/>
-              </w:rPr>
-              <w:fldChar w:fldCharType="separate"/>
-            </w:r>
-            <w:r>
-              <w:rPr>
-                <w:noProof/>
-                <w:webHidden/>
-              </w:rPr>
-              <w:t>28</w:t>
-            </w:r>
-            <w:r>
-              <w:rPr>
-                <w:noProof/>
-                <w:webHidden/>
-              </w:rPr>
-              <w:fldChar w:fldCharType="end"/>
-            </w:r>
-          </w:hyperlink>
-        </w:p>
-        <w:p>
-          <w:pPr>
-            <w:pStyle w:val="TOC1"/>
-            <w:tabs>
-              <w:tab w:val="right" w:leader="dot" w:pos="8296"/>
-            </w:tabs>
-            <w:rPr>
-              <w:noProof/>
-            </w:rPr>
-          </w:pPr>
-          <w:hyperlink w:anchor="_Toc101471637" w:history="1">
-            <w:r>
-              <w:rPr>
-                <w:rStyle w:val="ab"/>
-                <w:rFonts w:ascii="宋体" w:eastAsia="宋体" w:hAnsi="宋体"/>
-                <w:noProof/>
-              </w:rPr>
-              <w:t>致谢</w:t>
-            </w:r>
-            <w:r>
-              <w:rPr>
-                <w:noProof/>
-                <w:webHidden/>
-              </w:rPr>
-              <w:tab/>
-            </w:r>
-            <w:r>
-              <w:rPr>
-                <w:noProof/>
-                <w:webHidden/>
-              </w:rPr>
-              <w:fldChar w:fldCharType="begin"/>
-            </w:r>
-            <w:r>
-              <w:rPr>
-                <w:noProof/>
-                <w:webHidden/>
-              </w:rPr>
-              <w:instrText xml:space="preserve"> PAGEREF _Toc101471637 \h </w:instrText>
+              <w:instrText xml:space="preserve"> PAGEREF _Toc101476843 \h </w:instrText>
             </w:r>
             <w:r>
               <w:rPr>
@@ -3965,7 +3918,7 @@
       </w:pPr>
       <w:bookmarkStart w:id="0" w:name="_Toc96869583"/>
       <w:bookmarkStart w:id="1" w:name="_Toc97476728"/>
-      <w:bookmarkStart w:id="2" w:name="_Toc101471598"/>
+      <w:bookmarkStart w:id="2" w:name="_Toc101476805"/>
       <w:r>
         <w:rPr>
           <w:rFonts w:hint="eastAsia"/>
@@ -3993,7 +3946,7 @@
       </w:pPr>
       <w:bookmarkStart w:id="3" w:name="_Toc96869584"/>
       <w:bookmarkStart w:id="4" w:name="_Toc97476729"/>
-      <w:bookmarkStart w:id="5" w:name="_Toc101471599"/>
+      <w:bookmarkStart w:id="5" w:name="_Toc101476806"/>
       <w:r>
         <w:rPr>
           <w:rFonts w:ascii="宋体" w:eastAsia="宋体" w:hAnsi="宋体" w:hint="eastAsia"/>
@@ -4017,7 +3970,7 @@
       </w:pPr>
       <w:bookmarkStart w:id="6" w:name="_Toc96869585"/>
       <w:bookmarkStart w:id="7" w:name="_Toc97476730"/>
-      <w:bookmarkStart w:id="8" w:name="_Toc101471600"/>
+      <w:bookmarkStart w:id="8" w:name="_Toc101476807"/>
       <w:r>
         <w:rPr>
           <w:rFonts w:ascii="宋体" w:eastAsia="宋体" w:hAnsi="宋体" w:hint="eastAsia"/>
@@ -4127,7 +4080,7 @@
       </w:pPr>
       <w:bookmarkStart w:id="9" w:name="_Toc96869586"/>
       <w:bookmarkStart w:id="10" w:name="_Toc97476731"/>
-      <w:bookmarkStart w:id="11" w:name="_Toc101471601"/>
+      <w:bookmarkStart w:id="11" w:name="_Toc101476808"/>
       <w:r>
         <w:rPr>
           <w:rFonts w:ascii="宋体" w:eastAsia="宋体" w:hAnsi="宋体" w:hint="eastAsia"/>
@@ -4173,7 +4126,7 @@
       </w:pPr>
       <w:bookmarkStart w:id="12" w:name="_Toc96869587"/>
       <w:bookmarkStart w:id="13" w:name="_Toc97476732"/>
-      <w:bookmarkStart w:id="14" w:name="_Toc101471602"/>
+      <w:bookmarkStart w:id="14" w:name="_Toc101476809"/>
       <w:r>
         <w:rPr>
           <w:rFonts w:ascii="宋体" w:eastAsia="宋体" w:hAnsi="宋体" w:hint="eastAsia"/>
@@ -4220,7 +4173,7 @@
       </w:pPr>
       <w:bookmarkStart w:id="15" w:name="_Toc96869588"/>
       <w:bookmarkStart w:id="16" w:name="_Toc97476733"/>
-      <w:bookmarkStart w:id="17" w:name="_Toc101471603"/>
+      <w:bookmarkStart w:id="17" w:name="_Toc101476810"/>
       <w:r>
         <w:rPr>
           <w:rFonts w:ascii="宋体" w:eastAsia="宋体" w:hAnsi="宋体" w:hint="eastAsia"/>
@@ -4244,7 +4197,7 @@
       </w:pPr>
       <w:bookmarkStart w:id="18" w:name="_Toc96869589"/>
       <w:bookmarkStart w:id="19" w:name="_Toc97476734"/>
-      <w:bookmarkStart w:id="20" w:name="_Toc101471604"/>
+      <w:bookmarkStart w:id="20" w:name="_Toc101476811"/>
       <w:r>
         <w:rPr>
           <w:rFonts w:ascii="宋体" w:eastAsia="宋体" w:hAnsi="宋体" w:hint="eastAsia"/>
@@ -4581,7 +4534,7 @@
       </w:pPr>
       <w:bookmarkStart w:id="21" w:name="_Toc96869590"/>
       <w:bookmarkStart w:id="22" w:name="_Toc97476735"/>
-      <w:bookmarkStart w:id="23" w:name="_Toc101471605"/>
+      <w:bookmarkStart w:id="23" w:name="_Toc101476812"/>
       <w:r>
         <w:rPr>
           <w:rFonts w:ascii="宋体" w:eastAsia="宋体" w:hAnsi="宋体" w:hint="eastAsia"/>
@@ -5022,7 +4975,7 @@
       </w:pPr>
       <w:bookmarkStart w:id="24" w:name="_Toc96869591"/>
       <w:bookmarkStart w:id="25" w:name="_Toc97476736"/>
-      <w:bookmarkStart w:id="26" w:name="_Toc101471606"/>
+      <w:bookmarkStart w:id="26" w:name="_Toc101476813"/>
       <w:r>
         <w:rPr>
           <w:rFonts w:ascii="宋体" w:eastAsia="宋体" w:hAnsi="宋体" w:hint="eastAsia"/>
@@ -5065,7 +5018,7 @@
       </w:pPr>
       <w:bookmarkStart w:id="27" w:name="_Toc96869592"/>
       <w:bookmarkStart w:id="28" w:name="_Toc97476737"/>
-      <w:bookmarkStart w:id="29" w:name="_Toc101471607"/>
+      <w:bookmarkStart w:id="29" w:name="_Toc101476814"/>
       <w:r>
         <w:rPr>
           <w:rFonts w:ascii="宋体" w:eastAsia="宋体" w:hAnsi="宋体" w:hint="eastAsia"/>
@@ -5242,7 +5195,7 @@
       </w:pPr>
       <w:bookmarkStart w:id="31" w:name="_Toc96869593"/>
       <w:bookmarkStart w:id="32" w:name="_Toc97476738"/>
-      <w:bookmarkStart w:id="33" w:name="_Toc101471608"/>
+      <w:bookmarkStart w:id="33" w:name="_Toc101476815"/>
       <w:r>
         <w:rPr>
           <w:rFonts w:ascii="宋体" w:eastAsia="宋体" w:hAnsi="宋体" w:hint="eastAsia"/>
@@ -5546,7 +5499,7 @@
       </w:pPr>
       <w:bookmarkStart w:id="34" w:name="_Toc96869594"/>
       <w:bookmarkStart w:id="35" w:name="_Toc97476739"/>
-      <w:bookmarkStart w:id="36" w:name="_Toc101471609"/>
+      <w:bookmarkStart w:id="36" w:name="_Toc101476816"/>
       <w:r>
         <w:rPr>
           <w:rFonts w:ascii="宋体" w:eastAsia="宋体" w:hAnsi="宋体" w:hint="eastAsia"/>
@@ -5752,7 +5705,7 @@
       </w:pPr>
       <w:bookmarkStart w:id="37" w:name="_Toc96869595"/>
       <w:bookmarkStart w:id="38" w:name="_Toc97476740"/>
-      <w:bookmarkStart w:id="39" w:name="_Toc101471610"/>
+      <w:bookmarkStart w:id="39" w:name="_Toc101476817"/>
       <w:r>
         <w:rPr>
           <w:rFonts w:ascii="宋体" w:eastAsia="宋体" w:hAnsi="宋体" w:hint="eastAsia"/>
@@ -5902,7 +5855,7 @@
       </w:pPr>
       <w:bookmarkStart w:id="40" w:name="_Toc96869596"/>
       <w:bookmarkStart w:id="41" w:name="_Toc97476741"/>
-      <w:bookmarkStart w:id="42" w:name="_Toc101471611"/>
+      <w:bookmarkStart w:id="42" w:name="_Toc101476818"/>
       <w:r>
         <w:rPr>
           <w:rFonts w:ascii="宋体" w:eastAsia="宋体" w:hAnsi="宋体" w:hint="eastAsia"/>
@@ -6284,7 +6237,7 @@
       </w:pPr>
       <w:bookmarkStart w:id="43" w:name="_Toc96869597"/>
       <w:bookmarkStart w:id="44" w:name="_Toc97476742"/>
-      <w:bookmarkStart w:id="45" w:name="_Toc101471612"/>
+      <w:bookmarkStart w:id="45" w:name="_Toc101476819"/>
       <w:r>
         <w:rPr>
           <w:rFonts w:ascii="宋体" w:eastAsia="宋体" w:hAnsi="宋体" w:hint="eastAsia"/>
@@ -6307,7 +6260,7 @@
         </w:rPr>
       </w:pPr>
       <w:bookmarkStart w:id="46" w:name="_Toc97476751"/>
-      <w:bookmarkStart w:id="47" w:name="_Toc101471613"/>
+      <w:bookmarkStart w:id="47" w:name="_Toc101476820"/>
       <w:r>
         <w:rPr>
           <w:rFonts w:ascii="宋体" w:eastAsia="宋体" w:hAnsi="宋体"/>
@@ -6349,12 +6302,9 @@
         <w:pStyle w:val="3"/>
       </w:pPr>
       <w:bookmarkStart w:id="48" w:name="_Toc97476752"/>
-      <w:bookmarkStart w:id="49" w:name="_Toc101471614"/>
-      <w:r>
-        <w:t>3</w:t>
-      </w:r>
-      <w:r>
-        <w:t xml:space="preserve">.1.1 </w:t>
+      <w:bookmarkStart w:id="49" w:name="_Toc101476821"/>
+      <w:r>
+        <w:t xml:space="preserve">3.1.1 </w:t>
       </w:r>
       <w:r>
         <w:rPr>
@@ -6452,12 +6402,9 @@
         <w:pStyle w:val="3"/>
       </w:pPr>
       <w:bookmarkStart w:id="50" w:name="_Toc97476753"/>
-      <w:bookmarkStart w:id="51" w:name="_Toc101471615"/>
-      <w:r>
-        <w:t>3</w:t>
-      </w:r>
-      <w:r>
-        <w:t xml:space="preserve">.1.2 </w:t>
+      <w:bookmarkStart w:id="51" w:name="_Toc101476822"/>
+      <w:r>
+        <w:t xml:space="preserve">3.1.2 </w:t>
       </w:r>
       <w:r>
         <w:rPr>
@@ -6558,13 +6505,7 @@
         <w:t>。</w:t>
       </w:r>
     </w:p>
-    <w:p>
-      <w:pPr>
-        <w:rPr>
-          <w:rFonts w:hint="eastAsia"/>
-        </w:rPr>
-      </w:pPr>
-    </w:p>
+    <w:p/>
     <w:p>
       <w:pPr>
         <w:pStyle w:val="2"/>
@@ -6576,7 +6517,7 @@
       </w:pPr>
       <w:bookmarkStart w:id="52" w:name="_Toc96869598"/>
       <w:bookmarkStart w:id="53" w:name="_Toc97476743"/>
-      <w:bookmarkStart w:id="54" w:name="_Toc101471616"/>
+      <w:bookmarkStart w:id="54" w:name="_Toc101476823"/>
       <w:r>
         <w:rPr>
           <w:rFonts w:ascii="宋体" w:eastAsia="宋体" w:hAnsi="宋体" w:hint="eastAsia"/>
@@ -6644,6 +6585,7 @@
         <w:rPr>
           <w:noProof/>
         </w:rPr>
+        <w:lastRenderedPageBreak/>
         <w:drawing>
           <wp:inline distT="0" distB="0" distL="114300" distR="114300" wp14:anchorId="46514046" wp14:editId="361B9E2A">
             <wp:extent cx="5269865" cy="2153285"/>
@@ -6736,7 +6678,6 @@
           <w:rFonts w:hint="eastAsia"/>
           <w:noProof/>
         </w:rPr>
-        <w:lastRenderedPageBreak/>
         <w:drawing>
           <wp:inline distT="0" distB="0" distL="114300" distR="114300" wp14:anchorId="5C8F77D7" wp14:editId="06F550FF">
             <wp:extent cx="5264785" cy="2759710"/>
@@ -6837,7 +6778,7 @@
       </w:pPr>
       <w:bookmarkStart w:id="55" w:name="_Toc96869599"/>
       <w:bookmarkStart w:id="56" w:name="_Toc97476744"/>
-      <w:bookmarkStart w:id="57" w:name="_Toc101471617"/>
+      <w:bookmarkStart w:id="57" w:name="_Toc101476824"/>
       <w:r>
         <w:rPr>
           <w:rFonts w:ascii="宋体" w:eastAsia="宋体" w:hAnsi="宋体" w:hint="eastAsia"/>
@@ -6876,7 +6817,15 @@
           <w:sz w:val="28"/>
           <w:szCs w:val="28"/>
         </w:rPr>
-        <w:t>用户需求分析</w:t>
+        <w:t>系统模块</w:t>
+      </w:r>
+      <w:r>
+        <w:rPr>
+          <w:rFonts w:ascii="宋体" w:eastAsia="宋体" w:hAnsi="宋体" w:hint="eastAsia"/>
+          <w:sz w:val="28"/>
+          <w:szCs w:val="28"/>
+        </w:rPr>
+        <w:t>分析</w:t>
       </w:r>
       <w:bookmarkEnd w:id="55"/>
       <w:bookmarkEnd w:id="56"/>
@@ -6899,62 +6848,6 @@
         </w:rPr>
         <w:t>随着互联网的发展，学生获取校园信息的渠道裕来越多，但获取的内容过于凌乱且不全面，学生无法及时且完整的获得自己所需要的信息。因此，为了解决信息散乱的问题，充分整合校园信息，开发一款校园论坛非常有必要，让师生可以在校园论坛上及时发布相关的校园信息，充分整合信息资源，让师生可以减少获取、整合信息的时间成本。</w:t>
       </w:r>
-    </w:p>
-    <w:p>
-      <w:pPr>
-        <w:pStyle w:val="2"/>
-        <w:rPr>
-          <w:rFonts w:ascii="宋体" w:eastAsia="宋体" w:hAnsi="宋体"/>
-          <w:sz w:val="28"/>
-          <w:szCs w:val="28"/>
-        </w:rPr>
-      </w:pPr>
-      <w:bookmarkStart w:id="58" w:name="_Toc96869600"/>
-      <w:bookmarkStart w:id="59" w:name="_Toc97476745"/>
-      <w:bookmarkStart w:id="60" w:name="_Toc101471618"/>
-      <w:r>
-        <w:rPr>
-          <w:rFonts w:ascii="宋体" w:eastAsia="宋体" w:hAnsi="宋体" w:hint="eastAsia"/>
-          <w:sz w:val="28"/>
-          <w:szCs w:val="28"/>
-        </w:rPr>
-        <w:t>3</w:t>
-      </w:r>
-      <w:r>
-        <w:rPr>
-          <w:rFonts w:ascii="宋体" w:eastAsia="宋体" w:hAnsi="宋体"/>
-          <w:sz w:val="28"/>
-          <w:szCs w:val="28"/>
-        </w:rPr>
-        <w:t>.</w:t>
-      </w:r>
-      <w:r>
-        <w:rPr>
-          <w:rFonts w:ascii="宋体" w:eastAsia="宋体" w:hAnsi="宋体"/>
-          <w:sz w:val="28"/>
-          <w:szCs w:val="28"/>
-        </w:rPr>
-        <w:t>4</w:t>
-      </w:r>
-      <w:r>
-        <w:rPr>
-          <w:rFonts w:ascii="宋体" w:eastAsia="宋体" w:hAnsi="宋体"/>
-          <w:sz w:val="28"/>
-          <w:szCs w:val="28"/>
-        </w:rPr>
-        <w:t xml:space="preserve"> </w:t>
-      </w:r>
-      <w:r>
-        <w:rPr>
-          <w:rFonts w:ascii="宋体" w:eastAsia="宋体" w:hAnsi="宋体" w:hint="eastAsia"/>
-          <w:sz w:val="28"/>
-          <w:szCs w:val="28"/>
-        </w:rPr>
-        <w:t>功能模块分析</w:t>
-      </w:r>
-      <w:bookmarkEnd w:id="58"/>
-      <w:bookmarkEnd w:id="59"/>
-      <w:bookmarkEnd w:id="60"/>
     </w:p>
     <w:p>
       <w:pPr>
@@ -7024,75 +6917,19 @@
         <w:spacing w:line="440" w:lineRule="exact"/>
         <w:ind w:firstLineChars="200" w:firstLine="480"/>
         <w:rPr>
-          <w:rFonts w:ascii="宋体" w:eastAsia="宋体" w:hAnsi="宋体"/>
-          <w:sz w:val="24"/>
-        </w:rPr>
-      </w:pPr>
-      <w:r>
-        <w:rPr>
-          <w:rFonts w:ascii="宋体" w:eastAsia="宋体" w:hAnsi="宋体" w:hint="eastAsia"/>
-          <w:sz w:val="24"/>
-        </w:rPr>
+          <w:rFonts w:ascii="宋体" w:eastAsia="宋体" w:hAnsi="宋体" w:hint="eastAsia"/>
+          <w:sz w:val="24"/>
+        </w:rPr>
+      </w:pPr>
+      <w:r>
+        <w:rPr>
+          <w:rFonts w:ascii="宋体" w:eastAsia="宋体" w:hAnsi="宋体" w:hint="eastAsia"/>
+          <w:sz w:val="24"/>
+        </w:rPr>
+        <w:lastRenderedPageBreak/>
         <w:t>交流模块：目前的交流模块仅包含用户在帖子中用户之间的评论、收藏等</w:t>
       </w:r>
     </w:p>
-    <w:p/>
-    <w:p>
-      <w:pPr>
-        <w:pStyle w:val="2"/>
-        <w:rPr>
-          <w:rFonts w:ascii="宋体" w:eastAsia="宋体" w:hAnsi="宋体"/>
-          <w:sz w:val="28"/>
-          <w:szCs w:val="28"/>
-        </w:rPr>
-      </w:pPr>
-      <w:bookmarkStart w:id="61" w:name="_Toc96869601"/>
-      <w:bookmarkStart w:id="62" w:name="_Toc97476746"/>
-      <w:bookmarkStart w:id="63" w:name="_Toc101471619"/>
-      <w:r>
-        <w:rPr>
-          <w:rFonts w:ascii="宋体" w:eastAsia="宋体" w:hAnsi="宋体" w:hint="eastAsia"/>
-          <w:sz w:val="28"/>
-          <w:szCs w:val="28"/>
-        </w:rPr>
-        <w:t>3</w:t>
-      </w:r>
-      <w:r>
-        <w:rPr>
-          <w:rFonts w:ascii="宋体" w:eastAsia="宋体" w:hAnsi="宋体"/>
-          <w:sz w:val="28"/>
-          <w:szCs w:val="28"/>
-        </w:rPr>
-        <w:t>.</w:t>
-      </w:r>
-      <w:r>
-        <w:rPr>
-          <w:rFonts w:ascii="宋体" w:eastAsia="宋体" w:hAnsi="宋体"/>
-          <w:sz w:val="28"/>
-          <w:szCs w:val="28"/>
-        </w:rPr>
-        <w:t>5</w:t>
-      </w:r>
-      <w:r>
-        <w:rPr>
-          <w:rFonts w:ascii="宋体" w:eastAsia="宋体" w:hAnsi="宋体"/>
-          <w:sz w:val="28"/>
-          <w:szCs w:val="28"/>
-        </w:rPr>
-        <w:t xml:space="preserve"> </w:t>
-      </w:r>
-      <w:r>
-        <w:rPr>
-          <w:rFonts w:ascii="宋体" w:eastAsia="宋体" w:hAnsi="宋体" w:hint="eastAsia"/>
-          <w:sz w:val="28"/>
-          <w:szCs w:val="28"/>
-        </w:rPr>
-        <w:t>系统业务层分析</w:t>
-      </w:r>
-      <w:bookmarkEnd w:id="61"/>
-      <w:bookmarkEnd w:id="62"/>
-      <w:bookmarkEnd w:id="63"/>
-    </w:p>
     <w:p>
       <w:pPr>
         <w:ind w:firstLineChars="200" w:firstLine="480"/>
@@ -7108,16 +6945,7 @@
           <w:sz w:val="24"/>
           <w:szCs w:val="24"/>
         </w:rPr>
-        <w:t>用户进入本系统页面后，可以无需进行登录即可观看相关信息，但在发表相</w:t>
-      </w:r>
-      <w:r>
-        <w:rPr>
-          <w:rFonts w:ascii="宋体" w:eastAsia="宋体" w:hAnsi="宋体" w:hint="eastAsia"/>
-          <w:sz w:val="24"/>
-          <w:szCs w:val="24"/>
-        </w:rPr>
-        <w:lastRenderedPageBreak/>
-        <w:t>关言论</w:t>
+        <w:t>用户进入本系统页面后，可以无需进行登录即可观看相关信息，但在发表相关言论</w:t>
       </w:r>
       <w:r>
         <w:rPr>
@@ -7229,7 +7057,7 @@
           <w:rFonts w:eastAsiaTheme="minorEastAsia"/>
         </w:rPr>
       </w:pPr>
-      <w:bookmarkStart w:id="64" w:name="_Hlk97327237"/>
+      <w:bookmarkStart w:id="58" w:name="_Hlk97327237"/>
       <w:r>
         <w:t>图</w:t>
       </w:r>
@@ -7267,7 +7095,7 @@
         <w:t>系统业务流程图</w:t>
       </w:r>
     </w:p>
-    <w:bookmarkEnd w:id="64"/>
+    <w:bookmarkEnd w:id="58"/>
     <w:p/>
     <w:p>
       <w:pPr>
@@ -7279,9 +7107,9 @@
           <w:szCs w:val="30"/>
         </w:rPr>
       </w:pPr>
-      <w:bookmarkStart w:id="65" w:name="_Toc96869602"/>
-      <w:bookmarkStart w:id="66" w:name="_Toc97476747"/>
-      <w:bookmarkStart w:id="67" w:name="_Toc101471620"/>
+      <w:bookmarkStart w:id="59" w:name="_Toc96869602"/>
+      <w:bookmarkStart w:id="60" w:name="_Toc97476747"/>
+      <w:bookmarkStart w:id="61" w:name="_Toc101476825"/>
       <w:r>
         <w:rPr>
           <w:rFonts w:ascii="宋体" w:eastAsia="宋体" w:hAnsi="宋体" w:hint="eastAsia"/>
@@ -7306,9 +7134,9 @@
         </w:rPr>
         <w:t>数据库设计</w:t>
       </w:r>
-      <w:bookmarkEnd w:id="65"/>
-      <w:bookmarkEnd w:id="66"/>
-      <w:bookmarkEnd w:id="67"/>
+      <w:bookmarkEnd w:id="59"/>
+      <w:bookmarkEnd w:id="60"/>
+      <w:bookmarkEnd w:id="61"/>
     </w:p>
     <w:p>
       <w:pPr>
@@ -7319,9 +7147,9 @@
           <w:szCs w:val="28"/>
         </w:rPr>
       </w:pPr>
-      <w:bookmarkStart w:id="68" w:name="_Toc96869603"/>
-      <w:bookmarkStart w:id="69" w:name="_Toc97476748"/>
-      <w:bookmarkStart w:id="70" w:name="_Toc101471621"/>
+      <w:bookmarkStart w:id="62" w:name="_Toc96869603"/>
+      <w:bookmarkStart w:id="63" w:name="_Toc97476748"/>
+      <w:bookmarkStart w:id="64" w:name="_Toc101476826"/>
       <w:r>
         <w:rPr>
           <w:rFonts w:ascii="宋体" w:eastAsia="宋体" w:hAnsi="宋体" w:hint="eastAsia"/>
@@ -7346,9 +7174,9 @@
         </w:rPr>
         <w:t>数据库概念结构设计</w:t>
       </w:r>
-      <w:bookmarkEnd w:id="68"/>
-      <w:bookmarkEnd w:id="69"/>
-      <w:bookmarkEnd w:id="70"/>
+      <w:bookmarkEnd w:id="62"/>
+      <w:bookmarkEnd w:id="63"/>
+      <w:bookmarkEnd w:id="64"/>
     </w:p>
     <w:p>
       <w:pPr>
@@ -7445,6 +7273,7 @@
         <w:rPr>
           <w:noProof/>
         </w:rPr>
+        <w:lastRenderedPageBreak/>
         <w:drawing>
           <wp:inline distT="0" distB="0" distL="0" distR="0" wp14:anchorId="1160939C" wp14:editId="1DB0BAC9">
             <wp:extent cx="5274310" cy="2820035"/>
@@ -7729,14 +7558,14 @@
         </w:numPr>
         <w:ind w:firstLineChars="0"/>
       </w:pPr>
-      <w:bookmarkStart w:id="71" w:name="_Hlk97386657"/>
+      <w:bookmarkStart w:id="65" w:name="_Hlk97386657"/>
       <w:r>
         <w:rPr>
           <w:rFonts w:hint="eastAsia"/>
         </w:rPr>
         <w:t>分类目录表</w:t>
       </w:r>
-      <w:bookmarkEnd w:id="71"/>
+      <w:bookmarkEnd w:id="65"/>
       <w:r>
         <w:rPr>
           <w:rFonts w:hint="eastAsia"/>
@@ -7762,6 +7591,7 @@
         <w:rPr>
           <w:noProof/>
         </w:rPr>
+        <w:lastRenderedPageBreak/>
         <w:drawing>
           <wp:inline distT="0" distB="0" distL="0" distR="0" wp14:anchorId="23B6C177" wp14:editId="122EE670">
             <wp:extent cx="2671482" cy="2309323"/>
@@ -7989,14 +7819,14 @@
         </w:numPr>
         <w:ind w:firstLineChars="0"/>
       </w:pPr>
-      <w:bookmarkStart w:id="72" w:name="_Hlk97387506"/>
+      <w:bookmarkStart w:id="66" w:name="_Hlk97387506"/>
       <w:r>
         <w:rPr>
           <w:rFonts w:hint="eastAsia"/>
         </w:rPr>
         <w:t>用户评论表</w:t>
       </w:r>
-      <w:bookmarkEnd w:id="72"/>
+      <w:bookmarkEnd w:id="66"/>
       <w:r>
         <w:rPr>
           <w:rFonts w:hint="eastAsia"/>
@@ -8022,6 +7852,7 @@
         <w:rPr>
           <w:noProof/>
         </w:rPr>
+        <w:lastRenderedPageBreak/>
         <w:drawing>
           <wp:inline distT="0" distB="0" distL="0" distR="0" wp14:anchorId="2377C6A6" wp14:editId="21836072">
             <wp:extent cx="2958353" cy="2524894"/>
@@ -8081,9 +7912,9 @@
           <w:szCs w:val="28"/>
         </w:rPr>
       </w:pPr>
-      <w:bookmarkStart w:id="73" w:name="_Toc96869604"/>
-      <w:bookmarkStart w:id="74" w:name="_Toc97476749"/>
-      <w:bookmarkStart w:id="75" w:name="_Toc101471622"/>
+      <w:bookmarkStart w:id="67" w:name="_Toc96869604"/>
+      <w:bookmarkStart w:id="68" w:name="_Toc97476749"/>
+      <w:bookmarkStart w:id="69" w:name="_Toc101476827"/>
       <w:r>
         <w:rPr>
           <w:rFonts w:ascii="宋体" w:eastAsia="宋体" w:hAnsi="宋体" w:hint="eastAsia"/>
@@ -8108,9 +7939,9 @@
         </w:rPr>
         <w:t>数据库逻辑结构设计</w:t>
       </w:r>
-      <w:bookmarkEnd w:id="73"/>
-      <w:bookmarkEnd w:id="74"/>
-      <w:bookmarkEnd w:id="75"/>
+      <w:bookmarkEnd w:id="67"/>
+      <w:bookmarkEnd w:id="68"/>
+      <w:bookmarkEnd w:id="69"/>
     </w:p>
     <w:p>
       <w:pPr>
@@ -8725,16 +8556,7 @@
                 <w:sz w:val="24"/>
                 <w:szCs w:val="24"/>
               </w:rPr>
-              <w:t>(默</w:t>
-            </w:r>
-            <w:r>
-              <w:rPr>
-                <w:rFonts w:ascii="宋体" w:hAnsi="宋体"/>
-                <w:sz w:val="24"/>
-                <w:szCs w:val="24"/>
-              </w:rPr>
-              <w:lastRenderedPageBreak/>
-              <w:t>认为邮箱号码)</w:t>
+              <w:t>(默认为邮箱号码)</w:t>
             </w:r>
           </w:p>
         </w:tc>
@@ -8764,7 +8586,6 @@
                 <w:sz w:val="24"/>
                 <w:szCs w:val="24"/>
               </w:rPr>
-              <w:lastRenderedPageBreak/>
               <w:t>password_md5</w:t>
             </w:r>
           </w:p>
@@ -9654,6 +9475,7 @@
                 <w:sz w:val="24"/>
                 <w:szCs w:val="24"/>
               </w:rPr>
+              <w:lastRenderedPageBreak/>
               <w:t>user_status</w:t>
             </w:r>
           </w:p>
@@ -12051,7 +11873,6 @@
                 <w:sz w:val="24"/>
                 <w:szCs w:val="24"/>
               </w:rPr>
-              <w:lastRenderedPageBreak/>
               <w:t>字段名</w:t>
             </w:r>
           </w:p>
@@ -13003,6 +12824,7 @@
                 <w:sz w:val="24"/>
                 <w:szCs w:val="24"/>
               </w:rPr>
+              <w:lastRenderedPageBreak/>
               <w:t>post_category_name</w:t>
             </w:r>
           </w:p>
@@ -15270,7 +15092,6 @@
                 <w:sz w:val="24"/>
                 <w:szCs w:val="24"/>
               </w:rPr>
-              <w:lastRenderedPageBreak/>
               <w:t>is_deleted</w:t>
             </w:r>
           </w:p>
@@ -15416,6 +15237,7 @@
       <w:pPr>
         <w:pStyle w:val="2"/>
       </w:pPr>
+      <w:bookmarkStart w:id="70" w:name="_Toc101476828"/>
       <w:r>
         <w:rPr>
           <w:rFonts w:hint="eastAsia"/>
@@ -15431,6 +15253,7 @@
         </w:rPr>
         <w:t>数据库连接与实现</w:t>
       </w:r>
+      <w:bookmarkEnd w:id="70"/>
     </w:p>
     <w:p>
       <w:pPr>
@@ -15495,6 +15318,7 @@
           <w:sz w:val="24"/>
           <w:szCs w:val="24"/>
         </w:rPr>
+        <w:lastRenderedPageBreak/>
         <w:t>SqlSessionFactory</w:t>
       </w:r>
       <w:r>
@@ -15714,7 +15538,7 @@
       <w:pPr>
         <w:ind w:firstLineChars="200" w:firstLine="420"/>
         <w:rPr>
-          <w:rFonts w:ascii="宋体" w:eastAsia="宋体" w:hAnsi="宋体" w:hint="eastAsia"/>
+          <w:rFonts w:ascii="宋体" w:eastAsia="宋体" w:hAnsi="宋体"/>
           <w:sz w:val="24"/>
           <w:szCs w:val="24"/>
         </w:rPr>
@@ -15770,9 +15594,9 @@
           <w:szCs w:val="30"/>
         </w:rPr>
       </w:pPr>
-      <w:bookmarkStart w:id="76" w:name="_Toc96869605"/>
-      <w:bookmarkStart w:id="77" w:name="_Toc97476750"/>
-      <w:bookmarkStart w:id="78" w:name="_Toc101471623"/>
+      <w:bookmarkStart w:id="71" w:name="_Toc96869605"/>
+      <w:bookmarkStart w:id="72" w:name="_Toc97476750"/>
+      <w:bookmarkStart w:id="73" w:name="_Toc101476829"/>
       <w:r>
         <w:rPr>
           <w:rFonts w:ascii="宋体" w:eastAsia="宋体" w:hAnsi="宋体" w:hint="eastAsia"/>
@@ -15797,65 +15621,162 @@
         </w:rPr>
         <w:t>系统的详细设计与实现</w:t>
       </w:r>
+      <w:bookmarkEnd w:id="71"/>
+      <w:bookmarkEnd w:id="72"/>
+      <w:bookmarkEnd w:id="73"/>
+    </w:p>
+    <w:p>
+      <w:pPr>
+        <w:pStyle w:val="2"/>
+        <w:rPr>
+          <w:rFonts w:ascii="宋体" w:eastAsia="宋体" w:hAnsi="宋体"/>
+          <w:sz w:val="28"/>
+          <w:szCs w:val="28"/>
+        </w:rPr>
+      </w:pPr>
+      <w:bookmarkStart w:id="74" w:name="_Toc97476754"/>
+      <w:bookmarkStart w:id="75" w:name="_Toc101476830"/>
+      <w:r>
+        <w:rPr>
+          <w:rFonts w:ascii="宋体" w:eastAsia="宋体" w:hAnsi="宋体" w:hint="eastAsia"/>
+          <w:sz w:val="28"/>
+          <w:szCs w:val="28"/>
+        </w:rPr>
+        <w:t>5</w:t>
+      </w:r>
+      <w:r>
+        <w:rPr>
+          <w:rFonts w:ascii="宋体" w:eastAsia="宋体" w:hAnsi="宋体"/>
+          <w:sz w:val="28"/>
+          <w:szCs w:val="28"/>
+        </w:rPr>
+        <w:t>.</w:t>
+      </w:r>
+      <w:r>
+        <w:rPr>
+          <w:rFonts w:ascii="宋体" w:eastAsia="宋体" w:hAnsi="宋体"/>
+          <w:sz w:val="28"/>
+          <w:szCs w:val="28"/>
+        </w:rPr>
+        <w:t>1</w:t>
+      </w:r>
+      <w:r>
+        <w:rPr>
+          <w:rFonts w:ascii="宋体" w:eastAsia="宋体" w:hAnsi="宋体"/>
+          <w:sz w:val="28"/>
+          <w:szCs w:val="28"/>
+        </w:rPr>
+        <w:t xml:space="preserve"> </w:t>
+      </w:r>
+      <w:r>
+        <w:rPr>
+          <w:rFonts w:ascii="宋体" w:eastAsia="宋体" w:hAnsi="宋体" w:hint="eastAsia"/>
+          <w:sz w:val="28"/>
+          <w:szCs w:val="28"/>
+        </w:rPr>
+        <w:t>系统软件架构</w:t>
+      </w:r>
+      <w:bookmarkEnd w:id="75"/>
+    </w:p>
+    <w:p>
+      <w:pPr>
+        <w:ind w:firstLineChars="200" w:firstLine="480"/>
+        <w:rPr>
+          <w:rFonts w:ascii="宋体" w:eastAsia="宋体" w:hAnsi="宋体"/>
+          <w:sz w:val="24"/>
+          <w:szCs w:val="24"/>
+        </w:rPr>
+      </w:pPr>
+      <w:r>
+        <w:rPr>
+          <w:rFonts w:ascii="宋体" w:eastAsia="宋体" w:hAnsi="宋体" w:hint="eastAsia"/>
+          <w:sz w:val="24"/>
+          <w:szCs w:val="24"/>
+        </w:rPr>
+        <w:t>本系统分为用户</w:t>
+      </w:r>
+      <w:bookmarkStart w:id="76" w:name="_Hlk97408890"/>
+      <w:r>
+        <w:rPr>
+          <w:rFonts w:ascii="宋体" w:eastAsia="宋体" w:hAnsi="宋体" w:hint="eastAsia"/>
+          <w:sz w:val="24"/>
+          <w:szCs w:val="24"/>
+        </w:rPr>
+        <w:t>注册模块</w:t>
+      </w:r>
       <w:bookmarkEnd w:id="76"/>
+      <w:r>
+        <w:rPr>
+          <w:rFonts w:ascii="宋体" w:eastAsia="宋体" w:hAnsi="宋体" w:hint="eastAsia"/>
+          <w:sz w:val="24"/>
+          <w:szCs w:val="24"/>
+        </w:rPr>
+        <w:t>、登陆模块、个人</w:t>
+      </w:r>
+      <w:r>
+        <w:rPr>
+          <w:rFonts w:ascii="宋体" w:eastAsia="宋体" w:hAnsi="宋体" w:hint="eastAsia"/>
+          <w:sz w:val="24"/>
+          <w:szCs w:val="24"/>
+        </w:rPr>
+        <w:t>信息模块</w:t>
+      </w:r>
+      <w:r>
+        <w:rPr>
+          <w:rFonts w:ascii="宋体" w:eastAsia="宋体" w:hAnsi="宋体" w:hint="eastAsia"/>
+          <w:sz w:val="24"/>
+          <w:szCs w:val="24"/>
+        </w:rPr>
+        <w:t>、版块管理、帖子管理、帖子回复、帖子收藏、帖子浏览、</w:t>
+      </w:r>
+      <w:r>
+        <w:rPr>
+          <w:rFonts w:ascii="宋体" w:eastAsia="宋体" w:hAnsi="宋体" w:hint="eastAsia"/>
+          <w:sz w:val="24"/>
+          <w:szCs w:val="24"/>
+        </w:rPr>
+        <w:t>分类排行等九个模块，部分功能模块图如下所示：</w:t>
+      </w:r>
+      <w:bookmarkEnd w:id="74"/>
+    </w:p>
+    <w:p>
+      <w:pPr>
+        <w:pStyle w:val="3"/>
+      </w:pPr>
+      <w:bookmarkStart w:id="77" w:name="_Toc97476755"/>
+      <w:bookmarkStart w:id="78" w:name="_Toc101476831"/>
+      <w:r>
+        <w:rPr>
+          <w:rFonts w:hint="eastAsia"/>
+        </w:rPr>
+        <w:t>5</w:t>
+      </w:r>
+      <w:r>
+        <w:t>.</w:t>
+      </w:r>
+      <w:r>
+        <w:t>1</w:t>
+      </w:r>
+      <w:r>
+        <w:t xml:space="preserve">.1 </w:t>
+      </w:r>
+      <w:r>
+        <w:rPr>
+          <w:rFonts w:hint="eastAsia"/>
+        </w:rPr>
+        <w:t>注册模块</w:t>
+      </w:r>
+      <w:r>
+        <w:rPr>
+          <w:rFonts w:hint="eastAsia"/>
+        </w:rPr>
+        <w:t>和登陆模块</w:t>
+      </w:r>
       <w:bookmarkEnd w:id="77"/>
       <w:bookmarkEnd w:id="78"/>
     </w:p>
     <w:p>
       <w:pPr>
-        <w:pStyle w:val="2"/>
-        <w:rPr>
-          <w:rFonts w:ascii="宋体" w:eastAsia="宋体" w:hAnsi="宋体"/>
-          <w:sz w:val="28"/>
-          <w:szCs w:val="28"/>
-        </w:rPr>
-      </w:pPr>
-      <w:bookmarkStart w:id="79" w:name="_Toc97476754"/>
-      <w:bookmarkStart w:id="80" w:name="_Toc101471624"/>
-      <w:r>
-        <w:rPr>
-          <w:rFonts w:ascii="宋体" w:eastAsia="宋体" w:hAnsi="宋体" w:hint="eastAsia"/>
-          <w:sz w:val="28"/>
-          <w:szCs w:val="28"/>
-        </w:rPr>
-        <w:t>5</w:t>
-      </w:r>
-      <w:r>
-        <w:rPr>
-          <w:rFonts w:ascii="宋体" w:eastAsia="宋体" w:hAnsi="宋体"/>
-          <w:sz w:val="28"/>
-          <w:szCs w:val="28"/>
-        </w:rPr>
-        <w:t>.</w:t>
-      </w:r>
-      <w:r>
-        <w:rPr>
-          <w:rFonts w:ascii="宋体" w:eastAsia="宋体" w:hAnsi="宋体"/>
-          <w:sz w:val="28"/>
-          <w:szCs w:val="28"/>
-        </w:rPr>
-        <w:t>1</w:t>
-      </w:r>
-      <w:r>
-        <w:rPr>
-          <w:rFonts w:ascii="宋体" w:eastAsia="宋体" w:hAnsi="宋体"/>
-          <w:sz w:val="28"/>
-          <w:szCs w:val="28"/>
-        </w:rPr>
-        <w:t xml:space="preserve"> </w:t>
-      </w:r>
-      <w:r>
-        <w:rPr>
-          <w:rFonts w:ascii="宋体" w:eastAsia="宋体" w:hAnsi="宋体" w:hint="eastAsia"/>
-          <w:sz w:val="28"/>
-          <w:szCs w:val="28"/>
-        </w:rPr>
-        <w:t>系统软件架构</w:t>
-      </w:r>
-      <w:bookmarkEnd w:id="80"/>
-    </w:p>
-    <w:p>
-      <w:pPr>
         <w:ind w:firstLineChars="200" w:firstLine="480"/>
         <w:rPr>
           <w:rFonts w:ascii="宋体" w:eastAsia="宋体" w:hAnsi="宋体"/>
@@ -15869,41 +15790,15 @@
           <w:sz w:val="24"/>
           <w:szCs w:val="24"/>
         </w:rPr>
-        <w:t>本系统分为用户</w:t>
-      </w:r>
-      <w:bookmarkStart w:id="81" w:name="_Hlk97408890"/>
-      <w:r>
-        <w:rPr>
-          <w:rFonts w:ascii="宋体" w:eastAsia="宋体" w:hAnsi="宋体" w:hint="eastAsia"/>
-          <w:sz w:val="24"/>
-          <w:szCs w:val="24"/>
-        </w:rPr>
-        <w:t>注册模块</w:t>
-      </w:r>
-      <w:bookmarkEnd w:id="81"/>
-      <w:r>
-        <w:rPr>
-          <w:rFonts w:ascii="宋体" w:eastAsia="宋体" w:hAnsi="宋体" w:hint="eastAsia"/>
-          <w:sz w:val="24"/>
-          <w:szCs w:val="24"/>
-        </w:rPr>
-        <w:t>、登陆模块、个人</w:t>
-      </w:r>
-      <w:r>
-        <w:rPr>
-          <w:rFonts w:ascii="宋体" w:eastAsia="宋体" w:hAnsi="宋体" w:hint="eastAsia"/>
-          <w:sz w:val="24"/>
-          <w:szCs w:val="24"/>
-        </w:rPr>
-        <w:t>信息模块</w:t>
-      </w:r>
-      <w:r>
-        <w:rPr>
-          <w:rFonts w:ascii="宋体" w:eastAsia="宋体" w:hAnsi="宋体" w:hint="eastAsia"/>
-          <w:sz w:val="24"/>
-          <w:szCs w:val="24"/>
-        </w:rPr>
-        <w:t>、版块管理、帖子管理、</w:t>
+        <w:t>注册模块，用户提供信息，检验用户信息的有效性，并将用户信息持久化保存到数据库中，注册成功后可以由用户选择是否需要继续完善个人资料。对于注册模块，使用正则表达式对用户的邮箱、昵称、密码进行格式校验，对非法格式进行发现并及时处理，</w:t>
+      </w:r>
+      <w:r>
+        <w:rPr>
+          <w:rFonts w:ascii="宋体" w:eastAsia="宋体" w:hAnsi="宋体" w:hint="eastAsia"/>
+          <w:sz w:val="24"/>
+          <w:szCs w:val="24"/>
+        </w:rPr>
+        <w:t>同时通过验证码校验的方式，防止恶意高并发请求，或脚本批量注册。对于用户密码，在后台也需要保证其隐私性，因此，当后端接收到</w:t>
       </w:r>
       <w:r>
         <w:rPr>
@@ -15912,53 +15807,8 @@
           <w:szCs w:val="24"/>
         </w:rPr>
         <w:lastRenderedPageBreak/>
-        <w:t>帖子回复、帖子收藏、帖子浏览、</w:t>
-      </w:r>
-      <w:r>
-        <w:rPr>
-          <w:rFonts w:ascii="宋体" w:eastAsia="宋体" w:hAnsi="宋体" w:hint="eastAsia"/>
-          <w:sz w:val="24"/>
-          <w:szCs w:val="24"/>
-        </w:rPr>
-        <w:t>分类排行等九个模块，部分功能模块图如下所示：</w:t>
-      </w:r>
-      <w:bookmarkEnd w:id="79"/>
-    </w:p>
-    <w:p>
-      <w:pPr>
-        <w:pStyle w:val="3"/>
-      </w:pPr>
-      <w:bookmarkStart w:id="82" w:name="_Toc97476755"/>
-      <w:bookmarkStart w:id="83" w:name="_Toc101471625"/>
-      <w:r>
-        <w:rPr>
-          <w:rFonts w:hint="eastAsia"/>
-        </w:rPr>
-        <w:t>5</w:t>
-      </w:r>
-      <w:r>
-        <w:t>.</w:t>
-      </w:r>
-      <w:r>
-        <w:t>1</w:t>
-      </w:r>
-      <w:r>
-        <w:t xml:space="preserve">.1 </w:t>
-      </w:r>
-      <w:r>
-        <w:rPr>
-          <w:rFonts w:hint="eastAsia"/>
-        </w:rPr>
-        <w:t>注册模块</w:t>
-      </w:r>
-      <w:r>
-        <w:rPr>
-          <w:rFonts w:hint="eastAsia"/>
-        </w:rPr>
-        <w:t>和登陆模块</w:t>
-      </w:r>
-      <w:bookmarkEnd w:id="82"/>
-      <w:bookmarkEnd w:id="83"/>
+        <w:t>对应密码时及时进行MD5加密，加密后存入数据库中。</w:t>
+      </w:r>
     </w:p>
     <w:p>
       <w:pPr>
@@ -15975,15 +15825,31 @@
           <w:sz w:val="24"/>
           <w:szCs w:val="24"/>
         </w:rPr>
-        <w:t>注册模块，用户提供信息，检验用户信息的有效性，并将用户信息持久化保存到数据库中，注册成功后可以由用户选择是否需要继续完善个人资料。对于注册模块，使用正则表达式对用户的邮箱、昵称、密码进行格式校验，对非法格式进行发现并及时处理，</w:t>
-      </w:r>
-      <w:r>
-        <w:rPr>
-          <w:rFonts w:ascii="宋体" w:eastAsia="宋体" w:hAnsi="宋体" w:hint="eastAsia"/>
-          <w:sz w:val="24"/>
-          <w:szCs w:val="24"/>
-        </w:rPr>
-        <w:t>同时通过验证码校验的方式，防止恶意高并发请求，或脚本批量注册。对于用户密码，在后台也需要保证其隐私性，因此，当后端接收到对应密码时及时进行MD5加密，加密后存入数据库中。</w:t>
+        <w:t>登陆模块，根据用户传入的用户名、密码以及验证码进行校验，对用户传入的密码进行MD5加密后与数据库中对应字段进行比较，判断用户的正确性</w:t>
+      </w:r>
+      <w:r>
+        <w:rPr>
+          <w:rFonts w:ascii="宋体" w:eastAsia="宋体" w:hAnsi="宋体" w:hint="eastAsia"/>
+          <w:sz w:val="24"/>
+          <w:szCs w:val="24"/>
+        </w:rPr>
+        <w:t>，并将用户对应信息存入session中，保证用户的长久链接</w:t>
+      </w:r>
+      <w:r>
+        <w:rPr>
+          <w:rFonts w:ascii="宋体" w:eastAsia="宋体" w:hAnsi="宋体" w:hint="eastAsia"/>
+          <w:sz w:val="24"/>
+          <w:szCs w:val="24"/>
+        </w:rPr>
+        <w:t>。同时，为保证验证码能够在各种用户状态（包括登陆和未登陆）下生效，将验证码存入session中</w:t>
+      </w:r>
+      <w:r>
+        <w:rPr>
+          <w:rFonts w:ascii="宋体" w:eastAsia="宋体" w:hAnsi="宋体" w:hint="eastAsia"/>
+          <w:sz w:val="24"/>
+          <w:szCs w:val="24"/>
+        </w:rPr>
+        <w:t>。为实现代码的高可用性，将session存入redis中，加快其访问速度，同时减轻相应tomcat服务器存储session的压力。</w:t>
       </w:r>
     </w:p>
     <w:p>
@@ -16001,31 +15867,47 @@
           <w:sz w:val="24"/>
           <w:szCs w:val="24"/>
         </w:rPr>
-        <w:t>登陆模块，根据用户传入的用户名、密码以及验证码进行校验，对用户传入的密码进行MD5加密后与数据库中对应字段进行比较，判断用户的正确性</w:t>
-      </w:r>
-      <w:r>
-        <w:rPr>
-          <w:rFonts w:ascii="宋体" w:eastAsia="宋体" w:hAnsi="宋体" w:hint="eastAsia"/>
-          <w:sz w:val="24"/>
-          <w:szCs w:val="24"/>
-        </w:rPr>
-        <w:t>，并将用户对应信息存入session中，保证用户的长久链接</w:t>
-      </w:r>
-      <w:r>
-        <w:rPr>
-          <w:rFonts w:ascii="宋体" w:eastAsia="宋体" w:hAnsi="宋体" w:hint="eastAsia"/>
-          <w:sz w:val="24"/>
-          <w:szCs w:val="24"/>
-        </w:rPr>
-        <w:t>。同时，为保证验证码能够在各种用户状态（包括登陆和未登陆）下生效，将验证码存入session中</w:t>
-      </w:r>
-      <w:r>
-        <w:rPr>
-          <w:rFonts w:ascii="宋体" w:eastAsia="宋体" w:hAnsi="宋体" w:hint="eastAsia"/>
-          <w:sz w:val="24"/>
-          <w:szCs w:val="24"/>
-        </w:rPr>
-        <w:t>。为实现代码的高可用性，将session存入redis中，加快其访问速度，同时减轻相应tomcat服务器存储session的压力。</w:t>
+        <w:t>针对设计隐私数据的前后端交互，本系统采用非对称加密，将用户需要传递给后端的隐私数据</w:t>
+      </w:r>
+      <w:r>
+        <w:rPr>
+          <w:rFonts w:ascii="宋体" w:eastAsia="宋体" w:hAnsi="宋体" w:hint="eastAsia"/>
+          <w:sz w:val="24"/>
+          <w:szCs w:val="24"/>
+        </w:rPr>
+        <w:t>在前端</w:t>
+      </w:r>
+      <w:r>
+        <w:rPr>
+          <w:rFonts w:ascii="宋体" w:eastAsia="宋体" w:hAnsi="宋体" w:hint="eastAsia"/>
+          <w:sz w:val="24"/>
+          <w:szCs w:val="24"/>
+        </w:rPr>
+        <w:t>进行加密后，通过http请求发送给后端，这样可以降低在发送过程中，被非法抓包，从而获取</w:t>
+      </w:r>
+      <w:r>
+        <w:rPr>
+          <w:rFonts w:ascii="宋体" w:eastAsia="宋体" w:hAnsi="宋体" w:hint="eastAsia"/>
+          <w:sz w:val="24"/>
+          <w:szCs w:val="24"/>
+        </w:rPr>
+        <w:t>用户隐私数据</w:t>
+      </w:r>
+      <w:r>
+        <w:rPr>
+          <w:rFonts w:ascii="宋体" w:eastAsia="宋体" w:hAnsi="宋体" w:hint="eastAsia"/>
+          <w:sz w:val="24"/>
+          <w:szCs w:val="24"/>
+        </w:rPr>
+        <w:t>的风险</w:t>
+      </w:r>
+      <w:r>
+        <w:rPr>
+          <w:rFonts w:ascii="宋体" w:eastAsia="宋体" w:hAnsi="宋体" w:hint="eastAsia"/>
+          <w:sz w:val="24"/>
+          <w:szCs w:val="24"/>
+        </w:rPr>
+        <w:t>。</w:t>
       </w:r>
     </w:p>
     <w:p>
@@ -16043,47 +15925,127 @@
           <w:sz w:val="24"/>
           <w:szCs w:val="24"/>
         </w:rPr>
-        <w:t>针对设计隐私数据的前后端交互，本系统采用非对称加密，将用户需要传递给后端的隐私数据</w:t>
-      </w:r>
-      <w:r>
-        <w:rPr>
-          <w:rFonts w:ascii="宋体" w:eastAsia="宋体" w:hAnsi="宋体" w:hint="eastAsia"/>
-          <w:sz w:val="24"/>
-          <w:szCs w:val="24"/>
-        </w:rPr>
-        <w:t>在前端</w:t>
-      </w:r>
-      <w:r>
-        <w:rPr>
-          <w:rFonts w:ascii="宋体" w:eastAsia="宋体" w:hAnsi="宋体" w:hint="eastAsia"/>
-          <w:sz w:val="24"/>
-          <w:szCs w:val="24"/>
-        </w:rPr>
-        <w:t>进行加密后，通过http请求发送给后端，这样可以降低在发送过程中，被非法抓包，从而获取</w:t>
-      </w:r>
-      <w:r>
-        <w:rPr>
-          <w:rFonts w:ascii="宋体" w:eastAsia="宋体" w:hAnsi="宋体" w:hint="eastAsia"/>
-          <w:sz w:val="24"/>
-          <w:szCs w:val="24"/>
-        </w:rPr>
-        <w:t>用户隐私数据</w:t>
-      </w:r>
-      <w:r>
-        <w:rPr>
-          <w:rFonts w:ascii="宋体" w:eastAsia="宋体" w:hAnsi="宋体" w:hint="eastAsia"/>
-          <w:sz w:val="24"/>
-          <w:szCs w:val="24"/>
-        </w:rPr>
-        <w:t>的风险</w:t>
-      </w:r>
-      <w:r>
-        <w:rPr>
-          <w:rFonts w:ascii="宋体" w:eastAsia="宋体" w:hAnsi="宋体" w:hint="eastAsia"/>
-          <w:sz w:val="24"/>
-          <w:szCs w:val="24"/>
-        </w:rPr>
-        <w:t>。</w:t>
+        <w:t>在设计注册功能的时候，为了防止通过程序手段恶意大量注册账号，在注册环节加入验证码模块，通过调用查询资料，找到适合本项目的第三方验证码模块，调用其生成验证码的方法，将生成的验证码内容</w:t>
+      </w:r>
+      <w:r>
+        <w:rPr>
+          <w:rFonts w:ascii="宋体" w:eastAsia="宋体" w:hAnsi="宋体" w:hint="eastAsia"/>
+          <w:sz w:val="24"/>
+          <w:szCs w:val="24"/>
+        </w:rPr>
+        <w:t>以session作用域的方式</w:t>
+      </w:r>
+      <w:r>
+        <w:rPr>
+          <w:rFonts w:ascii="宋体" w:eastAsia="宋体" w:hAnsi="宋体" w:hint="eastAsia"/>
+          <w:sz w:val="24"/>
+          <w:szCs w:val="24"/>
+        </w:rPr>
+        <w:t>存入redis中，避免使用本地内存存储验证码信息。在前端访问获取验证码对应接口时，由于浏览器自带缓存，对于同一个url，会默认先从缓存中读取，若缓存中存在对应的内容，则不会请求对应的链接，而是将</w:t>
+      </w:r>
+      <w:r>
+        <w:rPr>
+          <w:rFonts w:ascii="宋体" w:eastAsia="宋体" w:hAnsi="宋体" w:hint="eastAsia"/>
+          <w:sz w:val="24"/>
+          <w:szCs w:val="24"/>
+        </w:rPr>
+        <w:t>缓存中的内容返回，这样导致的结果就是验证码动态的更新，为解决该问题，引入U</w:t>
+      </w:r>
+      <w:r>
+        <w:rPr>
+          <w:rFonts w:ascii="宋体" w:eastAsia="宋体" w:hAnsi="宋体"/>
+          <w:sz w:val="24"/>
+          <w:szCs w:val="24"/>
+        </w:rPr>
+        <w:t>UID</w:t>
+      </w:r>
+      <w:r>
+        <w:rPr>
+          <w:rFonts w:ascii="宋体" w:eastAsia="宋体" w:hAnsi="宋体" w:hint="eastAsia"/>
+          <w:sz w:val="24"/>
+          <w:szCs w:val="24"/>
+        </w:rPr>
+        <w:t>，在调用生成验证码接口时，动态生成并拼接U</w:t>
+      </w:r>
+      <w:r>
+        <w:rPr>
+          <w:rFonts w:ascii="宋体" w:eastAsia="宋体" w:hAnsi="宋体"/>
+          <w:sz w:val="24"/>
+          <w:szCs w:val="24"/>
+        </w:rPr>
+        <w:t>UID</w:t>
+      </w:r>
+      <w:r>
+        <w:rPr>
+          <w:rFonts w:ascii="宋体" w:eastAsia="宋体" w:hAnsi="宋体" w:hint="eastAsia"/>
+          <w:sz w:val="24"/>
+          <w:szCs w:val="24"/>
+        </w:rPr>
+        <w:t>，使得</w:t>
+      </w:r>
+      <w:r>
+        <w:rPr>
+          <w:rFonts w:ascii="宋体" w:eastAsia="宋体" w:hAnsi="宋体"/>
+          <w:sz w:val="24"/>
+          <w:szCs w:val="24"/>
+        </w:rPr>
+        <w:t>UUID</w:t>
+      </w:r>
+      <w:r>
+        <w:rPr>
+          <w:rFonts w:ascii="宋体" w:eastAsia="宋体" w:hAnsi="宋体" w:hint="eastAsia"/>
+          <w:sz w:val="24"/>
+          <w:szCs w:val="24"/>
+        </w:rPr>
+        <w:t>以Query参数的形式存在于链接中，这样的目的，可以达到每次访问的链接都不一样，这样就能够顺利的解决浏览器缓存问题，而在生成</w:t>
+      </w:r>
+      <w:r>
+        <w:rPr>
+          <w:rFonts w:ascii="宋体" w:eastAsia="宋体" w:hAnsi="宋体"/>
+          <w:sz w:val="24"/>
+          <w:szCs w:val="24"/>
+        </w:rPr>
+        <w:t>UUID</w:t>
+      </w:r>
+      <w:r>
+        <w:rPr>
+          <w:rFonts w:ascii="宋体" w:eastAsia="宋体" w:hAnsi="宋体" w:hint="eastAsia"/>
+          <w:sz w:val="24"/>
+          <w:szCs w:val="24"/>
+        </w:rPr>
+        <w:t>的过程中，由于U</w:t>
+      </w:r>
+      <w:r>
+        <w:rPr>
+          <w:rFonts w:ascii="宋体" w:eastAsia="宋体" w:hAnsi="宋体"/>
+          <w:sz w:val="24"/>
+          <w:szCs w:val="24"/>
+        </w:rPr>
+        <w:t>UID</w:t>
+      </w:r>
+      <w:r>
+        <w:rPr>
+          <w:rFonts w:ascii="宋体" w:eastAsia="宋体" w:hAnsi="宋体" w:hint="eastAsia"/>
+          <w:sz w:val="24"/>
+          <w:szCs w:val="24"/>
+        </w:rPr>
+        <w:t>算法的的原因，导致其难以生成相同的一组</w:t>
+      </w:r>
+      <w:r>
+        <w:rPr>
+          <w:rFonts w:ascii="宋体" w:eastAsia="宋体" w:hAnsi="宋体"/>
+          <w:sz w:val="24"/>
+          <w:szCs w:val="24"/>
+        </w:rPr>
+        <w:t>UUID</w:t>
+      </w:r>
+      <w:r>
+        <w:rPr>
+          <w:rFonts w:ascii="宋体" w:eastAsia="宋体" w:hAnsi="宋体" w:hint="eastAsia"/>
+          <w:sz w:val="24"/>
+          <w:szCs w:val="24"/>
+        </w:rPr>
+        <w:t>，因此，可以很大程度上避免不同用户访问同一个验证码。</w:t>
       </w:r>
     </w:p>
     <w:p>
@@ -16101,144 +16063,6 @@
           <w:sz w:val="24"/>
           <w:szCs w:val="24"/>
         </w:rPr>
-        <w:t>在设计注册功能的时候，为了防止通过程序手段恶意大量注册账号，在注册环节加入验证码模块，通过调用查询资料，找到适合本项目的第三方验证码模块，调用其生成验证码的方法，将生成的验证码内容</w:t>
-      </w:r>
-      <w:r>
-        <w:rPr>
-          <w:rFonts w:ascii="宋体" w:eastAsia="宋体" w:hAnsi="宋体" w:hint="eastAsia"/>
-          <w:sz w:val="24"/>
-          <w:szCs w:val="24"/>
-        </w:rPr>
-        <w:t>以session作用域的方式</w:t>
-      </w:r>
-      <w:r>
-        <w:rPr>
-          <w:rFonts w:ascii="宋体" w:eastAsia="宋体" w:hAnsi="宋体" w:hint="eastAsia"/>
-          <w:sz w:val="24"/>
-          <w:szCs w:val="24"/>
-        </w:rPr>
-        <w:t>存入redis中，避免使用本地内存存储验证码信息。在前端访问获取验证码对应接口时，由于浏览器自带缓存，对于同一个url，会默认先从缓存中读取，若缓存中存在对应的内容，则不会请求对应的链接，而是将</w:t>
-      </w:r>
-      <w:r>
-        <w:rPr>
-          <w:rFonts w:ascii="宋体" w:eastAsia="宋体" w:hAnsi="宋体" w:hint="eastAsia"/>
-          <w:sz w:val="24"/>
-          <w:szCs w:val="24"/>
-        </w:rPr>
-        <w:t>缓存中的内容返回，这样导致的结果就是验证码动态的更新，为解决该问题，引入U</w:t>
-      </w:r>
-      <w:r>
-        <w:rPr>
-          <w:rFonts w:ascii="宋体" w:eastAsia="宋体" w:hAnsi="宋体"/>
-          <w:sz w:val="24"/>
-          <w:szCs w:val="24"/>
-        </w:rPr>
-        <w:t>UID</w:t>
-      </w:r>
-      <w:r>
-        <w:rPr>
-          <w:rFonts w:ascii="宋体" w:eastAsia="宋体" w:hAnsi="宋体" w:hint="eastAsia"/>
-          <w:sz w:val="24"/>
-          <w:szCs w:val="24"/>
-        </w:rPr>
-        <w:t>，在调用生成验证码接口时，动态生成并拼接U</w:t>
-      </w:r>
-      <w:r>
-        <w:rPr>
-          <w:rFonts w:ascii="宋体" w:eastAsia="宋体" w:hAnsi="宋体"/>
-          <w:sz w:val="24"/>
-          <w:szCs w:val="24"/>
-        </w:rPr>
-        <w:t>UID</w:t>
-      </w:r>
-      <w:r>
-        <w:rPr>
-          <w:rFonts w:ascii="宋体" w:eastAsia="宋体" w:hAnsi="宋体" w:hint="eastAsia"/>
-          <w:sz w:val="24"/>
-          <w:szCs w:val="24"/>
-        </w:rPr>
-        <w:t>，使得</w:t>
-      </w:r>
-      <w:r>
-        <w:rPr>
-          <w:rFonts w:ascii="宋体" w:eastAsia="宋体" w:hAnsi="宋体"/>
-          <w:sz w:val="24"/>
-          <w:szCs w:val="24"/>
-        </w:rPr>
-        <w:t>UUID</w:t>
-      </w:r>
-      <w:r>
-        <w:rPr>
-          <w:rFonts w:ascii="宋体" w:eastAsia="宋体" w:hAnsi="宋体" w:hint="eastAsia"/>
-          <w:sz w:val="24"/>
-          <w:szCs w:val="24"/>
-        </w:rPr>
-        <w:t>以Query参数的形式存在于链接中，这样的目的，可以达到每次访问的链接都不一样，这样就能够顺利的解决浏览器缓存问题，而在生成</w:t>
-      </w:r>
-      <w:r>
-        <w:rPr>
-          <w:rFonts w:ascii="宋体" w:eastAsia="宋体" w:hAnsi="宋体"/>
-          <w:sz w:val="24"/>
-          <w:szCs w:val="24"/>
-        </w:rPr>
-        <w:t>UUID</w:t>
-      </w:r>
-      <w:r>
-        <w:rPr>
-          <w:rFonts w:ascii="宋体" w:eastAsia="宋体" w:hAnsi="宋体" w:hint="eastAsia"/>
-          <w:sz w:val="24"/>
-          <w:szCs w:val="24"/>
-        </w:rPr>
-        <w:t>的过程中，由于U</w:t>
-      </w:r>
-      <w:r>
-        <w:rPr>
-          <w:rFonts w:ascii="宋体" w:eastAsia="宋体" w:hAnsi="宋体"/>
-          <w:sz w:val="24"/>
-          <w:szCs w:val="24"/>
-        </w:rPr>
-        <w:t>UID</w:t>
-      </w:r>
-      <w:r>
-        <w:rPr>
-          <w:rFonts w:ascii="宋体" w:eastAsia="宋体" w:hAnsi="宋体" w:hint="eastAsia"/>
-          <w:sz w:val="24"/>
-          <w:szCs w:val="24"/>
-        </w:rPr>
-        <w:t>算法的的原因，导致其难以生成相同的一组</w:t>
-      </w:r>
-      <w:r>
-        <w:rPr>
-          <w:rFonts w:ascii="宋体" w:eastAsia="宋体" w:hAnsi="宋体"/>
-          <w:sz w:val="24"/>
-          <w:szCs w:val="24"/>
-        </w:rPr>
-        <w:t>UUID</w:t>
-      </w:r>
-      <w:r>
-        <w:rPr>
-          <w:rFonts w:ascii="宋体" w:eastAsia="宋体" w:hAnsi="宋体" w:hint="eastAsia"/>
-          <w:sz w:val="24"/>
-          <w:szCs w:val="24"/>
-        </w:rPr>
-        <w:t>，因此，可以很大程度上避免不同用户访问同一个验证码。</w:t>
-      </w:r>
-    </w:p>
-    <w:p>
-      <w:pPr>
-        <w:ind w:firstLineChars="200" w:firstLine="480"/>
-        <w:rPr>
-          <w:rFonts w:ascii="宋体" w:eastAsia="宋体" w:hAnsi="宋体"/>
-          <w:sz w:val="24"/>
-          <w:szCs w:val="24"/>
-        </w:rPr>
-      </w:pPr>
-      <w:r>
-        <w:rPr>
-          <w:rFonts w:ascii="宋体" w:eastAsia="宋体" w:hAnsi="宋体" w:hint="eastAsia"/>
-          <w:sz w:val="24"/>
-          <w:szCs w:val="24"/>
-        </w:rPr>
         <w:t>登陆和注册功能界面图如下所示：</w:t>
       </w:r>
     </w:p>
@@ -16247,7 +16071,6 @@
         <w:rPr>
           <w:noProof/>
         </w:rPr>
-        <w:lastRenderedPageBreak/>
         <w:drawing>
           <wp:inline distT="0" distB="0" distL="0" distR="0" wp14:anchorId="61A4F076" wp14:editId="4D6FD378">
             <wp:extent cx="5274310" cy="2489835"/>
@@ -16290,6 +16113,7 @@
         <w:rPr>
           <w:noProof/>
         </w:rPr>
+        <w:lastRenderedPageBreak/>
         <w:drawing>
           <wp:inline distT="0" distB="0" distL="0" distR="0" wp14:anchorId="4EC68649" wp14:editId="0F76AEE5">
             <wp:extent cx="5274310" cy="2336165"/>
@@ -16331,8 +16155,8 @@
       <w:pPr>
         <w:pStyle w:val="3"/>
       </w:pPr>
-      <w:bookmarkStart w:id="84" w:name="_Toc97476756"/>
-      <w:bookmarkStart w:id="85" w:name="_Toc101471626"/>
+      <w:bookmarkStart w:id="79" w:name="_Toc97476756"/>
+      <w:bookmarkStart w:id="80" w:name="_Toc101476832"/>
       <w:r>
         <w:rPr>
           <w:rFonts w:hint="eastAsia"/>
@@ -16360,8 +16184,8 @@
         </w:rPr>
         <w:t>信息模块</w:t>
       </w:r>
-      <w:bookmarkEnd w:id="84"/>
-      <w:bookmarkEnd w:id="85"/>
+      <w:bookmarkEnd w:id="79"/>
+      <w:bookmarkEnd w:id="80"/>
     </w:p>
     <w:p>
       <w:pPr>
@@ -16554,7 +16378,6 @@
         <w:rPr>
           <w:noProof/>
         </w:rPr>
-        <w:lastRenderedPageBreak/>
         <w:drawing>
           <wp:inline distT="0" distB="0" distL="0" distR="0" wp14:anchorId="118C5E38" wp14:editId="11F7A451">
             <wp:extent cx="5274310" cy="2402205"/>
@@ -16597,6 +16420,7 @@
         <w:rPr>
           <w:noProof/>
         </w:rPr>
+        <w:lastRenderedPageBreak/>
         <w:drawing>
           <wp:inline distT="0" distB="0" distL="0" distR="0" wp14:anchorId="4651D2A9" wp14:editId="61C2BF4B">
             <wp:extent cx="5274310" cy="2363470"/>
@@ -16681,7 +16505,6 @@
         <w:rPr>
           <w:noProof/>
         </w:rPr>
-        <w:lastRenderedPageBreak/>
         <w:drawing>
           <wp:inline distT="0" distB="0" distL="0" distR="0" wp14:anchorId="7E532E75" wp14:editId="5161E581">
             <wp:extent cx="5274310" cy="2118995"/>
@@ -16723,8 +16546,8 @@
       <w:pPr>
         <w:pStyle w:val="3"/>
       </w:pPr>
-      <w:bookmarkStart w:id="86" w:name="_Toc97476757"/>
-      <w:bookmarkStart w:id="87" w:name="_Toc101471627"/>
+      <w:bookmarkStart w:id="81" w:name="_Toc97476757"/>
+      <w:bookmarkStart w:id="82" w:name="_Toc101476833"/>
       <w:r>
         <w:rPr>
           <w:rFonts w:hint="eastAsia"/>
@@ -16746,8 +16569,8 @@
         </w:rPr>
         <w:t>版块管理</w:t>
       </w:r>
-      <w:bookmarkEnd w:id="86"/>
-      <w:bookmarkEnd w:id="87"/>
+      <w:bookmarkEnd w:id="81"/>
+      <w:bookmarkEnd w:id="82"/>
     </w:p>
     <w:p>
       <w:pPr>
@@ -16832,6 +16655,7 @@
         <w:rPr>
           <w:noProof/>
         </w:rPr>
+        <w:lastRenderedPageBreak/>
         <w:drawing>
           <wp:inline distT="0" distB="0" distL="0" distR="0" wp14:anchorId="0DA15CDA" wp14:editId="0273CB46">
             <wp:extent cx="4823878" cy="3033023"/>
@@ -16873,8 +16697,8 @@
       <w:pPr>
         <w:pStyle w:val="3"/>
       </w:pPr>
-      <w:bookmarkStart w:id="88" w:name="_Toc97476758"/>
-      <w:bookmarkStart w:id="89" w:name="_Toc101471628"/>
+      <w:bookmarkStart w:id="83" w:name="_Toc97476758"/>
+      <w:bookmarkStart w:id="84" w:name="_Toc101476834"/>
       <w:r>
         <w:rPr>
           <w:rFonts w:hint="eastAsia"/>
@@ -16896,8 +16720,8 @@
         </w:rPr>
         <w:t>帖子管理</w:t>
       </w:r>
-      <w:bookmarkEnd w:id="88"/>
-      <w:bookmarkEnd w:id="89"/>
+      <w:bookmarkEnd w:id="83"/>
+      <w:bookmarkEnd w:id="84"/>
     </w:p>
     <w:p>
       <w:pPr>
@@ -16958,7 +16782,6 @@
           <w:sz w:val="24"/>
           <w:szCs w:val="24"/>
         </w:rPr>
-        <w:lastRenderedPageBreak/>
         <w:t>富文本编辑器在</w:t>
       </w:r>
       <w:r>
@@ -17117,6 +16940,7 @@
         <w:rPr>
           <w:noProof/>
         </w:rPr>
+        <w:lastRenderedPageBreak/>
         <w:drawing>
           <wp:inline distT="0" distB="0" distL="0" distR="0" wp14:anchorId="7569C66D" wp14:editId="46265E91">
             <wp:extent cx="5274310" cy="2380615"/>
@@ -17201,7 +17025,6 @@
         <w:rPr>
           <w:noProof/>
         </w:rPr>
-        <w:lastRenderedPageBreak/>
         <w:drawing>
           <wp:inline distT="0" distB="0" distL="0" distR="0" wp14:anchorId="03C1DC73" wp14:editId="34258570">
             <wp:extent cx="5274310" cy="2117725"/>
@@ -17243,8 +17066,8 @@
       <w:pPr>
         <w:pStyle w:val="3"/>
       </w:pPr>
-      <w:bookmarkStart w:id="90" w:name="_Toc97476759"/>
-      <w:bookmarkStart w:id="91" w:name="_Toc101471629"/>
+      <w:bookmarkStart w:id="85" w:name="_Toc97476759"/>
+      <w:bookmarkStart w:id="86" w:name="_Toc101476835"/>
       <w:r>
         <w:rPr>
           <w:rFonts w:hint="eastAsia"/>
@@ -17266,8 +17089,8 @@
         </w:rPr>
         <w:t>帖子收藏、回复和浏览以及排行榜</w:t>
       </w:r>
-      <w:bookmarkEnd w:id="90"/>
-      <w:bookmarkEnd w:id="91"/>
+      <w:bookmarkEnd w:id="85"/>
+      <w:bookmarkEnd w:id="86"/>
     </w:p>
     <w:p>
       <w:pPr>
@@ -17320,6 +17143,7 @@
           <w:sz w:val="24"/>
           <w:szCs w:val="24"/>
         </w:rPr>
+        <w:lastRenderedPageBreak/>
         <w:t>当用户点击并进入相应帖子的时候，相应的帖子浏览量即可加一，</w:t>
       </w:r>
       <w:r>
@@ -17414,7 +17238,6 @@
         <w:rPr>
           <w:noProof/>
         </w:rPr>
-        <w:lastRenderedPageBreak/>
         <w:drawing>
           <wp:inline distT="0" distB="0" distL="0" distR="0" wp14:anchorId="3F2A2663" wp14:editId="67171206">
             <wp:extent cx="5274310" cy="4251325"/>
@@ -17499,6 +17322,7 @@
         <w:rPr>
           <w:noProof/>
         </w:rPr>
+        <w:lastRenderedPageBreak/>
         <w:drawing>
           <wp:inline distT="0" distB="0" distL="0" distR="0" wp14:anchorId="3DAC2FC0" wp14:editId="11B0A8B4">
             <wp:extent cx="3932261" cy="937341"/>
@@ -17588,16 +17412,15 @@
           <w:szCs w:val="30"/>
         </w:rPr>
       </w:pPr>
-      <w:bookmarkStart w:id="92" w:name="_Toc96869606"/>
-      <w:bookmarkStart w:id="93" w:name="_Toc97476760"/>
-      <w:bookmarkStart w:id="94" w:name="_Toc101471630"/>
+      <w:bookmarkStart w:id="87" w:name="_Toc96869606"/>
+      <w:bookmarkStart w:id="88" w:name="_Toc97476760"/>
+      <w:bookmarkStart w:id="89" w:name="_Toc101476836"/>
       <w:r>
         <w:rPr>
           <w:rFonts w:ascii="宋体" w:eastAsia="宋体" w:hAnsi="宋体" w:hint="eastAsia"/>
           <w:sz w:val="30"/>
           <w:szCs w:val="30"/>
         </w:rPr>
-        <w:lastRenderedPageBreak/>
         <w:t>6</w:t>
       </w:r>
       <w:r>
@@ -17632,12 +17455,135 @@
         </w:rPr>
         <w:t>测试</w:t>
       </w:r>
+      <w:bookmarkEnd w:id="87"/>
+      <w:bookmarkEnd w:id="88"/>
+      <w:bookmarkEnd w:id="89"/>
+    </w:p>
+    <w:p>
+      <w:pPr>
+        <w:pStyle w:val="2"/>
+        <w:rPr>
+          <w:rFonts w:ascii="宋体" w:eastAsia="宋体" w:hAnsi="宋体"/>
+          <w:sz w:val="28"/>
+          <w:szCs w:val="28"/>
+        </w:rPr>
+      </w:pPr>
+      <w:bookmarkStart w:id="90" w:name="_Toc96869607"/>
+      <w:bookmarkStart w:id="91" w:name="_Toc97476761"/>
+      <w:bookmarkStart w:id="92" w:name="_Toc101476837"/>
+      <w:r>
+        <w:rPr>
+          <w:rFonts w:ascii="宋体" w:eastAsia="宋体" w:hAnsi="宋体" w:hint="eastAsia"/>
+          <w:sz w:val="28"/>
+          <w:szCs w:val="28"/>
+        </w:rPr>
+        <w:t>6</w:t>
+      </w:r>
+      <w:r>
+        <w:rPr>
+          <w:rFonts w:ascii="宋体" w:eastAsia="宋体" w:hAnsi="宋体"/>
+          <w:sz w:val="28"/>
+          <w:szCs w:val="28"/>
+        </w:rPr>
+        <w:t xml:space="preserve">.1 </w:t>
+      </w:r>
+      <w:r>
+        <w:rPr>
+          <w:rFonts w:ascii="宋体" w:eastAsia="宋体" w:hAnsi="宋体" w:hint="eastAsia"/>
+          <w:sz w:val="28"/>
+          <w:szCs w:val="28"/>
+        </w:rPr>
+        <w:t>系统测试</w:t>
+      </w:r>
+      <w:bookmarkEnd w:id="90"/>
+      <w:r>
+        <w:rPr>
+          <w:rFonts w:ascii="宋体" w:eastAsia="宋体" w:hAnsi="宋体" w:hint="eastAsia"/>
+          <w:sz w:val="28"/>
+          <w:szCs w:val="28"/>
+        </w:rPr>
+        <w:t>目的</w:t>
+      </w:r>
+      <w:bookmarkEnd w:id="91"/>
       <w:bookmarkEnd w:id="92"/>
+    </w:p>
+    <w:p>
+      <w:pPr>
+        <w:spacing w:line="440" w:lineRule="exact"/>
+        <w:ind w:firstLineChars="200" w:firstLine="480"/>
+        <w:rPr>
+          <w:rFonts w:ascii="宋体" w:eastAsia="宋体" w:hAnsi="宋体"/>
+          <w:sz w:val="24"/>
+          <w:szCs w:val="24"/>
+        </w:rPr>
+      </w:pPr>
+      <w:r>
+        <w:rPr>
+          <w:rFonts w:ascii="宋体" w:eastAsia="宋体" w:hAnsi="宋体" w:hint="eastAsia"/>
+          <w:sz w:val="24"/>
+          <w:szCs w:val="24"/>
+        </w:rPr>
+        <w:t>软件的系统测试是为了发现在系统开发过程中留下的错误而导致系统不能正常运行的各种错误和缺陷.系统测试应根据系统开发过程中各个阶段的需求，设计不同的测试实例，用这些不同的实例去测试系统.采用不同的实例去测试系统能够更有效的去发现系统存在的问题，减少系统投入使用时出现的问题.</w:t>
+      </w:r>
+    </w:p>
+    <w:p>
+      <w:pPr>
+        <w:pStyle w:val="2"/>
+        <w:rPr>
+          <w:rFonts w:ascii="宋体" w:eastAsia="宋体" w:hAnsi="宋体"/>
+          <w:sz w:val="28"/>
+          <w:szCs w:val="28"/>
+        </w:rPr>
+      </w:pPr>
+      <w:bookmarkStart w:id="93" w:name="_Toc97476762"/>
+      <w:bookmarkStart w:id="94" w:name="_Toc101476838"/>
+      <w:r>
+        <w:rPr>
+          <w:rFonts w:ascii="宋体" w:eastAsia="宋体" w:hAnsi="宋体" w:hint="eastAsia"/>
+          <w:sz w:val="28"/>
+          <w:szCs w:val="28"/>
+        </w:rPr>
+        <w:t>6</w:t>
+      </w:r>
+      <w:r>
+        <w:rPr>
+          <w:rFonts w:ascii="宋体" w:eastAsia="宋体" w:hAnsi="宋体"/>
+          <w:sz w:val="28"/>
+          <w:szCs w:val="28"/>
+        </w:rPr>
+        <w:t xml:space="preserve">.2 </w:t>
+      </w:r>
+      <w:r>
+        <w:rPr>
+          <w:rFonts w:ascii="宋体" w:eastAsia="宋体" w:hAnsi="宋体" w:hint="eastAsia"/>
+          <w:sz w:val="28"/>
+          <w:szCs w:val="28"/>
+        </w:rPr>
+        <w:t>系统部署</w:t>
+      </w:r>
       <w:bookmarkEnd w:id="93"/>
       <w:bookmarkEnd w:id="94"/>
     </w:p>
     <w:p>
       <w:pPr>
+        <w:ind w:firstLineChars="200" w:firstLine="480"/>
+        <w:rPr>
+          <w:rFonts w:ascii="宋体" w:eastAsia="宋体" w:hAnsi="宋体"/>
+          <w:sz w:val="24"/>
+          <w:szCs w:val="24"/>
+        </w:rPr>
+      </w:pPr>
+      <w:r>
+        <w:rPr>
+          <w:rFonts w:ascii="宋体" w:eastAsia="宋体" w:hAnsi="宋体" w:hint="eastAsia"/>
+          <w:sz w:val="24"/>
+          <w:szCs w:val="24"/>
+        </w:rPr>
+        <w:t>系统部署是指将系统部署到远端Linux服务器上，让用户可以通过域名或ip进行直接访问，而不需要局限在局域网中，给予用户更好的体验。</w:t>
+      </w:r>
+    </w:p>
+    <w:p>
+      <w:pPr>
         <w:pStyle w:val="2"/>
         <w:rPr>
           <w:rFonts w:ascii="宋体" w:eastAsia="宋体" w:hAnsi="宋体"/>
@@ -17645,9 +17591,9 @@
           <w:szCs w:val="28"/>
         </w:rPr>
       </w:pPr>
-      <w:bookmarkStart w:id="95" w:name="_Toc96869607"/>
-      <w:bookmarkStart w:id="96" w:name="_Toc97476761"/>
-      <w:bookmarkStart w:id="97" w:name="_Toc101471631"/>
+      <w:bookmarkStart w:id="95" w:name="_Toc96869609"/>
+      <w:bookmarkStart w:id="96" w:name="_Toc97476763"/>
+      <w:bookmarkStart w:id="97" w:name="_Toc101476839"/>
       <w:r>
         <w:rPr>
           <w:rFonts w:ascii="宋体" w:eastAsia="宋体" w:hAnsi="宋体" w:hint="eastAsia"/>
@@ -17662,31 +17608,72 @@
           <w:sz w:val="28"/>
           <w:szCs w:val="28"/>
         </w:rPr>
-        <w:t xml:space="preserve">.1 </w:t>
-      </w:r>
-      <w:r>
-        <w:rPr>
-          <w:rFonts w:ascii="宋体" w:eastAsia="宋体" w:hAnsi="宋体" w:hint="eastAsia"/>
+        <w:t>.</w:t>
+      </w:r>
+      <w:r>
+        <w:rPr>
+          <w:rFonts w:ascii="宋体" w:eastAsia="宋体" w:hAnsi="宋体"/>
           <w:sz w:val="28"/>
           <w:szCs w:val="28"/>
         </w:rPr>
-        <w:t>系统测试</w:t>
-      </w:r>
-      <w:bookmarkEnd w:id="95"/>
-      <w:r>
-        <w:rPr>
-          <w:rFonts w:ascii="宋体" w:eastAsia="宋体" w:hAnsi="宋体" w:hint="eastAsia"/>
+        <w:t>3</w:t>
+      </w:r>
+      <w:r>
+        <w:rPr>
+          <w:rFonts w:ascii="宋体" w:eastAsia="宋体" w:hAnsi="宋体"/>
           <w:sz w:val="28"/>
           <w:szCs w:val="28"/>
         </w:rPr>
-        <w:t>目的</w:t>
-      </w:r>
+        <w:t xml:space="preserve"> </w:t>
+      </w:r>
+      <w:r>
+        <w:rPr>
+          <w:rFonts w:ascii="宋体" w:eastAsia="宋体" w:hAnsi="宋体" w:hint="eastAsia"/>
+          <w:sz w:val="28"/>
+          <w:szCs w:val="28"/>
+        </w:rPr>
+        <w:t>部署</w:t>
+      </w:r>
+      <w:r>
+        <w:rPr>
+          <w:rFonts w:ascii="宋体" w:eastAsia="宋体" w:hAnsi="宋体" w:hint="eastAsia"/>
+          <w:sz w:val="28"/>
+          <w:szCs w:val="28"/>
+        </w:rPr>
+        <w:t>过程遇到的问题和解决方法</w:t>
+      </w:r>
+      <w:bookmarkEnd w:id="95"/>
       <w:bookmarkEnd w:id="96"/>
       <w:bookmarkEnd w:id="97"/>
     </w:p>
     <w:p>
       <w:pPr>
-        <w:spacing w:line="440" w:lineRule="exact"/>
+        <w:pStyle w:val="4"/>
+        <w:rPr>
+          <w:rFonts w:ascii="宋体" w:eastAsia="宋体" w:hAnsi="宋体"/>
+        </w:rPr>
+      </w:pPr>
+      <w:r>
+        <w:rPr>
+          <w:rFonts w:ascii="宋体" w:eastAsia="宋体" w:hAnsi="宋体" w:hint="eastAsia"/>
+        </w:rPr>
+        <w:t>系统无法支撑高并发</w:t>
+      </w:r>
+      <w:r>
+        <w:rPr>
+          <w:rFonts w:ascii="宋体" w:eastAsia="宋体" w:hAnsi="宋体" w:hint="eastAsia"/>
+        </w:rPr>
+        <w:t>以及系统安全性较低</w:t>
+      </w:r>
+      <w:r>
+        <w:rPr>
+          <w:rFonts w:ascii="宋体" w:eastAsia="宋体" w:hAnsi="宋体" w:hint="eastAsia"/>
+        </w:rPr>
+        <w:t>：</w:t>
+      </w:r>
+    </w:p>
+    <w:p>
+      <w:pPr>
         <w:ind w:firstLineChars="200" w:firstLine="480"/>
         <w:rPr>
           <w:rFonts w:ascii="宋体" w:eastAsia="宋体" w:hAnsi="宋体"/>
@@ -17700,46 +17687,121 @@
           <w:sz w:val="24"/>
           <w:szCs w:val="24"/>
         </w:rPr>
-        <w:t>软件的系统测试是为了发现在系统开发过程中留下的错误而导致系统不能正常运行的各种错误和缺陷.系统测试应根据系统开发过程中各个阶段的需求，设计不同的测试实例，用这些不同的实例去测试系统.采用不同的实例去测试系统能够更有效的去发现系统存在的问题，减少系统投入使用时出现的问题.</w:t>
-      </w:r>
-    </w:p>
-    <w:p>
-      <w:pPr>
-        <w:pStyle w:val="2"/>
-        <w:rPr>
-          <w:rFonts w:ascii="宋体" w:eastAsia="宋体" w:hAnsi="宋体"/>
-          <w:sz w:val="28"/>
-          <w:szCs w:val="28"/>
-        </w:rPr>
-      </w:pPr>
-      <w:bookmarkStart w:id="98" w:name="_Toc97476762"/>
-      <w:bookmarkStart w:id="99" w:name="_Toc101471632"/>
-      <w:r>
-        <w:rPr>
-          <w:rFonts w:ascii="宋体" w:eastAsia="宋体" w:hAnsi="宋体" w:hint="eastAsia"/>
-          <w:sz w:val="28"/>
-          <w:szCs w:val="28"/>
-        </w:rPr>
-        <w:t>6</w:t>
-      </w:r>
-      <w:r>
-        <w:rPr>
-          <w:rFonts w:ascii="宋体" w:eastAsia="宋体" w:hAnsi="宋体"/>
-          <w:sz w:val="28"/>
-          <w:szCs w:val="28"/>
-        </w:rPr>
-        <w:t xml:space="preserve">.2 </w:t>
-      </w:r>
-      <w:r>
-        <w:rPr>
-          <w:rFonts w:ascii="宋体" w:eastAsia="宋体" w:hAnsi="宋体" w:hint="eastAsia"/>
-          <w:sz w:val="28"/>
-          <w:szCs w:val="28"/>
-        </w:rPr>
-        <w:t>系统部署</w:t>
-      </w:r>
-      <w:bookmarkEnd w:id="98"/>
-      <w:bookmarkEnd w:id="99"/>
+        <w:t>系统部署远端服务器后，使用python脚本进行高并发访问，发现在单节点</w:t>
+      </w:r>
+      <w:r>
+        <w:rPr>
+          <w:rFonts w:ascii="宋体" w:eastAsia="宋体" w:hAnsi="宋体" w:hint="eastAsia"/>
+          <w:sz w:val="24"/>
+          <w:szCs w:val="24"/>
+        </w:rPr>
+        <w:lastRenderedPageBreak/>
+        <w:t>服务器情况下，该系统仅能支撑约1</w:t>
+      </w:r>
+      <w:r>
+        <w:rPr>
+          <w:rFonts w:ascii="宋体" w:eastAsia="宋体" w:hAnsi="宋体"/>
+          <w:sz w:val="24"/>
+          <w:szCs w:val="24"/>
+        </w:rPr>
+        <w:t>00</w:t>
+      </w:r>
+      <w:r>
+        <w:rPr>
+          <w:rFonts w:ascii="宋体" w:eastAsia="宋体" w:hAnsi="宋体" w:hint="eastAsia"/>
+          <w:sz w:val="24"/>
+          <w:szCs w:val="24"/>
+        </w:rPr>
+        <w:t>个高并发同时访问，对于多用户高并发请求无法给予用户良好的体验。同时，由于裸露服务器ip地址，导致系统安全性较低，</w:t>
+      </w:r>
+      <w:r>
+        <w:rPr>
+          <w:rFonts w:ascii="宋体" w:eastAsia="宋体" w:hAnsi="宋体" w:hint="eastAsia"/>
+          <w:sz w:val="24"/>
+          <w:szCs w:val="24"/>
+        </w:rPr>
+        <w:t>裸露的ip容易被他人进行攻击。</w:t>
+      </w:r>
+      <w:r>
+        <w:rPr>
+          <w:rFonts w:ascii="宋体" w:eastAsia="宋体" w:hAnsi="宋体" w:hint="eastAsia"/>
+          <w:sz w:val="24"/>
+          <w:szCs w:val="24"/>
+        </w:rPr>
+        <w:t>对于</w:t>
+      </w:r>
+      <w:r>
+        <w:rPr>
+          <w:rFonts w:ascii="宋体" w:eastAsia="宋体" w:hAnsi="宋体" w:hint="eastAsia"/>
+          <w:sz w:val="24"/>
+          <w:szCs w:val="24"/>
+        </w:rPr>
+        <w:t>该问题</w:t>
+      </w:r>
+      <w:r>
+        <w:rPr>
+          <w:rFonts w:ascii="宋体" w:eastAsia="宋体" w:hAnsi="宋体" w:hint="eastAsia"/>
+          <w:sz w:val="24"/>
+          <w:szCs w:val="24"/>
+        </w:rPr>
+        <w:t>，在部署过程中引入</w:t>
+      </w:r>
+      <w:r>
+        <w:rPr>
+          <w:rFonts w:ascii="宋体" w:eastAsia="宋体" w:hAnsi="宋体"/>
+          <w:sz w:val="24"/>
+          <w:szCs w:val="24"/>
+        </w:rPr>
+        <w:t>N</w:t>
+      </w:r>
+      <w:r>
+        <w:rPr>
+          <w:rFonts w:ascii="宋体" w:eastAsia="宋体" w:hAnsi="宋体" w:hint="eastAsia"/>
+          <w:sz w:val="24"/>
+          <w:szCs w:val="24"/>
+        </w:rPr>
+        <w:t>ginx，</w:t>
+      </w:r>
+      <w:r>
+        <w:rPr>
+          <w:rFonts w:ascii="宋体" w:eastAsia="宋体" w:hAnsi="宋体"/>
+          <w:sz w:val="24"/>
+          <w:szCs w:val="24"/>
+        </w:rPr>
+        <w:t>N</w:t>
+      </w:r>
+      <w:r>
+        <w:rPr>
+          <w:rFonts w:ascii="宋体" w:eastAsia="宋体" w:hAnsi="宋体" w:hint="eastAsia"/>
+          <w:sz w:val="24"/>
+          <w:szCs w:val="24"/>
+        </w:rPr>
+        <w:t>ginx通过反向代理以及负载均衡</w:t>
+      </w:r>
+      <w:r>
+        <w:rPr>
+          <w:rFonts w:ascii="宋体" w:eastAsia="宋体" w:hAnsi="宋体" w:hint="eastAsia"/>
+          <w:sz w:val="24"/>
+          <w:szCs w:val="24"/>
+        </w:rPr>
+        <w:t>可以很好的解决系统安全性问题，同时，Nginx的负载均衡算法，使得一台服务器中的系统可以将并发量提高至5</w:t>
+      </w:r>
+      <w:r>
+        <w:rPr>
+          <w:rFonts w:ascii="宋体" w:eastAsia="宋体" w:hAnsi="宋体"/>
+          <w:sz w:val="24"/>
+          <w:szCs w:val="24"/>
+        </w:rPr>
+        <w:t>00</w:t>
+      </w:r>
+      <w:r>
+        <w:rPr>
+          <w:rFonts w:ascii="宋体" w:eastAsia="宋体" w:hAnsi="宋体" w:hint="eastAsia"/>
+          <w:sz w:val="24"/>
+          <w:szCs w:val="24"/>
+        </w:rPr>
+        <w:t>。</w:t>
+      </w:r>
     </w:p>
     <w:p>
       <w:pPr>
@@ -17756,236 +17818,6 @@
           <w:sz w:val="24"/>
           <w:szCs w:val="24"/>
         </w:rPr>
-        <w:t>系统部署是指将系统部署到远端Linux服务器上，让用户可以通过域名或ip进行直接访问，而不需要局限在局域网中，给予用户更好的体验。</w:t>
-      </w:r>
-    </w:p>
-    <w:p>
-      <w:pPr>
-        <w:pStyle w:val="2"/>
-        <w:rPr>
-          <w:rFonts w:ascii="宋体" w:eastAsia="宋体" w:hAnsi="宋体"/>
-          <w:sz w:val="28"/>
-          <w:szCs w:val="28"/>
-        </w:rPr>
-      </w:pPr>
-      <w:bookmarkStart w:id="100" w:name="_Toc96869609"/>
-      <w:bookmarkStart w:id="101" w:name="_Toc97476763"/>
-      <w:bookmarkStart w:id="102" w:name="_Toc101471633"/>
-      <w:r>
-        <w:rPr>
-          <w:rFonts w:ascii="宋体" w:eastAsia="宋体" w:hAnsi="宋体" w:hint="eastAsia"/>
-          <w:sz w:val="28"/>
-          <w:szCs w:val="28"/>
-        </w:rPr>
-        <w:t>6</w:t>
-      </w:r>
-      <w:r>
-        <w:rPr>
-          <w:rFonts w:ascii="宋体" w:eastAsia="宋体" w:hAnsi="宋体"/>
-          <w:sz w:val="28"/>
-          <w:szCs w:val="28"/>
-        </w:rPr>
-        <w:t>.</w:t>
-      </w:r>
-      <w:r>
-        <w:rPr>
-          <w:rFonts w:ascii="宋体" w:eastAsia="宋体" w:hAnsi="宋体"/>
-          <w:sz w:val="28"/>
-          <w:szCs w:val="28"/>
-        </w:rPr>
-        <w:t>3</w:t>
-      </w:r>
-      <w:r>
-        <w:rPr>
-          <w:rFonts w:ascii="宋体" w:eastAsia="宋体" w:hAnsi="宋体"/>
-          <w:sz w:val="28"/>
-          <w:szCs w:val="28"/>
-        </w:rPr>
-        <w:t xml:space="preserve"> </w:t>
-      </w:r>
-      <w:r>
-        <w:rPr>
-          <w:rFonts w:ascii="宋体" w:eastAsia="宋体" w:hAnsi="宋体" w:hint="eastAsia"/>
-          <w:sz w:val="28"/>
-          <w:szCs w:val="28"/>
-        </w:rPr>
-        <w:t>部署</w:t>
-      </w:r>
-      <w:r>
-        <w:rPr>
-          <w:rFonts w:ascii="宋体" w:eastAsia="宋体" w:hAnsi="宋体" w:hint="eastAsia"/>
-          <w:sz w:val="28"/>
-          <w:szCs w:val="28"/>
-        </w:rPr>
-        <w:t>过程遇到的问题和解决方法</w:t>
-      </w:r>
-      <w:bookmarkEnd w:id="100"/>
-      <w:bookmarkEnd w:id="101"/>
-      <w:bookmarkEnd w:id="102"/>
-    </w:p>
-    <w:p>
-      <w:pPr>
-        <w:pStyle w:val="4"/>
-        <w:rPr>
-          <w:rFonts w:ascii="宋体" w:eastAsia="宋体" w:hAnsi="宋体"/>
-        </w:rPr>
-      </w:pPr>
-      <w:r>
-        <w:rPr>
-          <w:rFonts w:ascii="宋体" w:eastAsia="宋体" w:hAnsi="宋体" w:hint="eastAsia"/>
-        </w:rPr>
-        <w:t>系统无法支撑高并发</w:t>
-      </w:r>
-      <w:r>
-        <w:rPr>
-          <w:rFonts w:ascii="宋体" w:eastAsia="宋体" w:hAnsi="宋体" w:hint="eastAsia"/>
-        </w:rPr>
-        <w:t>以及系统安全性较低</w:t>
-      </w:r>
-      <w:r>
-        <w:rPr>
-          <w:rFonts w:ascii="宋体" w:eastAsia="宋体" w:hAnsi="宋体" w:hint="eastAsia"/>
-        </w:rPr>
-        <w:t>：</w:t>
-      </w:r>
-    </w:p>
-    <w:p>
-      <w:pPr>
-        <w:ind w:firstLineChars="200" w:firstLine="480"/>
-        <w:rPr>
-          <w:rFonts w:ascii="宋体" w:eastAsia="宋体" w:hAnsi="宋体"/>
-          <w:sz w:val="24"/>
-          <w:szCs w:val="24"/>
-        </w:rPr>
-      </w:pPr>
-      <w:r>
-        <w:rPr>
-          <w:rFonts w:ascii="宋体" w:eastAsia="宋体" w:hAnsi="宋体" w:hint="eastAsia"/>
-          <w:sz w:val="24"/>
-          <w:szCs w:val="24"/>
-        </w:rPr>
-        <w:t>系统部署远端服务器后，使用python脚本进行高并发访问，发现在单节点服务器情况下，该系统仅能支撑约1</w:t>
-      </w:r>
-      <w:r>
-        <w:rPr>
-          <w:rFonts w:ascii="宋体" w:eastAsia="宋体" w:hAnsi="宋体"/>
-          <w:sz w:val="24"/>
-          <w:szCs w:val="24"/>
-        </w:rPr>
-        <w:t>00</w:t>
-      </w:r>
-      <w:r>
-        <w:rPr>
-          <w:rFonts w:ascii="宋体" w:eastAsia="宋体" w:hAnsi="宋体" w:hint="eastAsia"/>
-          <w:sz w:val="24"/>
-          <w:szCs w:val="24"/>
-        </w:rPr>
-        <w:t>个高并发同时访问，对于多用户高并发请求无法给予用户良好的体验。同时，由于裸露服务器ip地址，导致系统安全性较低，</w:t>
-      </w:r>
-      <w:r>
-        <w:rPr>
-          <w:rFonts w:ascii="宋体" w:eastAsia="宋体" w:hAnsi="宋体" w:hint="eastAsia"/>
-          <w:sz w:val="24"/>
-          <w:szCs w:val="24"/>
-        </w:rPr>
-        <w:t>裸露的ip容易被他人进行攻击。</w:t>
-      </w:r>
-      <w:r>
-        <w:rPr>
-          <w:rFonts w:ascii="宋体" w:eastAsia="宋体" w:hAnsi="宋体" w:hint="eastAsia"/>
-          <w:sz w:val="24"/>
-          <w:szCs w:val="24"/>
-        </w:rPr>
-        <w:t>对于</w:t>
-      </w:r>
-      <w:r>
-        <w:rPr>
-          <w:rFonts w:ascii="宋体" w:eastAsia="宋体" w:hAnsi="宋体" w:hint="eastAsia"/>
-          <w:sz w:val="24"/>
-          <w:szCs w:val="24"/>
-        </w:rPr>
-        <w:t>该问题</w:t>
-      </w:r>
-      <w:r>
-        <w:rPr>
-          <w:rFonts w:ascii="宋体" w:eastAsia="宋体" w:hAnsi="宋体" w:hint="eastAsia"/>
-          <w:sz w:val="24"/>
-          <w:szCs w:val="24"/>
-        </w:rPr>
-        <w:t>，在部署过程中引入</w:t>
-      </w:r>
-      <w:r>
-        <w:rPr>
-          <w:rFonts w:ascii="宋体" w:eastAsia="宋体" w:hAnsi="宋体"/>
-          <w:sz w:val="24"/>
-          <w:szCs w:val="24"/>
-        </w:rPr>
-        <w:t>N</w:t>
-      </w:r>
-      <w:r>
-        <w:rPr>
-          <w:rFonts w:ascii="宋体" w:eastAsia="宋体" w:hAnsi="宋体" w:hint="eastAsia"/>
-          <w:sz w:val="24"/>
-          <w:szCs w:val="24"/>
-        </w:rPr>
-        <w:t>ginx，</w:t>
-      </w:r>
-      <w:r>
-        <w:rPr>
-          <w:rFonts w:ascii="宋体" w:eastAsia="宋体" w:hAnsi="宋体"/>
-          <w:sz w:val="24"/>
-          <w:szCs w:val="24"/>
-        </w:rPr>
-        <w:t>N</w:t>
-      </w:r>
-      <w:r>
-        <w:rPr>
-          <w:rFonts w:ascii="宋体" w:eastAsia="宋体" w:hAnsi="宋体" w:hint="eastAsia"/>
-          <w:sz w:val="24"/>
-          <w:szCs w:val="24"/>
-        </w:rPr>
-        <w:t>ginx通过反向代理以及负载均衡</w:t>
-      </w:r>
-      <w:r>
-        <w:rPr>
-          <w:rFonts w:ascii="宋体" w:eastAsia="宋体" w:hAnsi="宋体" w:hint="eastAsia"/>
-          <w:sz w:val="24"/>
-          <w:szCs w:val="24"/>
-        </w:rPr>
-        <w:t>可以很好的解决系统安全性问题，同时，Nginx的负载均衡算法，使得一台服务器中的系统可以将并发量提高至5</w:t>
-      </w:r>
-      <w:r>
-        <w:rPr>
-          <w:rFonts w:ascii="宋体" w:eastAsia="宋体" w:hAnsi="宋体"/>
-          <w:sz w:val="24"/>
-          <w:szCs w:val="24"/>
-        </w:rPr>
-        <w:t>00</w:t>
-      </w:r>
-      <w:r>
-        <w:rPr>
-          <w:rFonts w:ascii="宋体" w:eastAsia="宋体" w:hAnsi="宋体" w:hint="eastAsia"/>
-          <w:sz w:val="24"/>
-          <w:szCs w:val="24"/>
-        </w:rPr>
-        <w:t>。</w:t>
-      </w:r>
-    </w:p>
-    <w:p>
-      <w:pPr>
-        <w:ind w:firstLineChars="200" w:firstLine="480"/>
-        <w:rPr>
-          <w:rFonts w:ascii="宋体" w:eastAsia="宋体" w:hAnsi="宋体"/>
-          <w:sz w:val="24"/>
-          <w:szCs w:val="24"/>
-        </w:rPr>
-      </w:pPr>
-      <w:r>
-        <w:rPr>
-          <w:rFonts w:ascii="宋体" w:eastAsia="宋体" w:hAnsi="宋体" w:hint="eastAsia"/>
-          <w:sz w:val="24"/>
-          <w:szCs w:val="24"/>
-        </w:rPr>
         <w:t>系统部署架构图如下所示：</w:t>
       </w:r>
     </w:p>
@@ -17994,7 +17826,6 @@
         <w:rPr>
           <w:noProof/>
         </w:rPr>
-        <w:lastRenderedPageBreak/>
         <w:drawing>
           <wp:inline distT="0" distB="0" distL="0" distR="0" wp14:anchorId="57833556" wp14:editId="40140A0D">
             <wp:extent cx="3279529" cy="3704770"/>
@@ -18054,9 +17885,9 @@
           <w:szCs w:val="28"/>
         </w:rPr>
       </w:pPr>
-      <w:bookmarkStart w:id="103" w:name="_Toc96869610"/>
-      <w:bookmarkStart w:id="104" w:name="_Toc97476764"/>
-      <w:bookmarkStart w:id="105" w:name="_Toc101471634"/>
+      <w:bookmarkStart w:id="98" w:name="_Toc96869610"/>
+      <w:bookmarkStart w:id="99" w:name="_Toc97476764"/>
+      <w:bookmarkStart w:id="100" w:name="_Toc101476840"/>
       <w:r>
         <w:rPr>
           <w:rFonts w:ascii="宋体" w:eastAsia="宋体" w:hAnsi="宋体" w:hint="eastAsia"/>
@@ -18097,55 +17928,256 @@
         </w:rPr>
         <w:t>系统存在的不足</w:t>
       </w:r>
+      <w:bookmarkEnd w:id="98"/>
+      <w:bookmarkEnd w:id="99"/>
+      <w:bookmarkEnd w:id="100"/>
+    </w:p>
+    <w:p>
+      <w:pPr>
+        <w:ind w:firstLineChars="200" w:firstLine="480"/>
+        <w:rPr>
+          <w:rFonts w:ascii="宋体" w:eastAsia="宋体" w:hAnsi="宋体"/>
+          <w:sz w:val="24"/>
+          <w:szCs w:val="24"/>
+        </w:rPr>
+      </w:pPr>
+      <w:r>
+        <w:rPr>
+          <w:rFonts w:ascii="宋体" w:eastAsia="宋体" w:hAnsi="宋体" w:hint="eastAsia"/>
+          <w:sz w:val="24"/>
+          <w:szCs w:val="24"/>
+        </w:rPr>
+        <w:t>1、对于验证码校验，后台服务器仅能辨别用户输入小写验证码，而无法实现不区分大小写的功能，因此，在后台验证码校验过程中，加入忽略大小写比较，给与用户良好的体验</w:t>
+      </w:r>
+    </w:p>
+    <w:p>
+      <w:pPr>
+        <w:ind w:firstLineChars="200" w:firstLine="480"/>
+        <w:rPr>
+          <w:rFonts w:ascii="宋体" w:eastAsia="宋体" w:hAnsi="宋体"/>
+          <w:sz w:val="24"/>
+          <w:szCs w:val="24"/>
+        </w:rPr>
+      </w:pPr>
+      <w:r>
+        <w:rPr>
+          <w:rFonts w:ascii="宋体" w:eastAsia="宋体" w:hAnsi="宋体"/>
+          <w:sz w:val="24"/>
+          <w:szCs w:val="24"/>
+        </w:rPr>
+        <w:t>2</w:t>
+      </w:r>
+      <w:r>
+        <w:rPr>
+          <w:rFonts w:ascii="宋体" w:eastAsia="宋体" w:hAnsi="宋体" w:hint="eastAsia"/>
+          <w:sz w:val="24"/>
+          <w:szCs w:val="24"/>
+        </w:rPr>
+        <w:t>、对于注册成功的用户，前端无法感知是否注册成功，以至于无法给予用户及时的反馈，因此，在用户注册成功后，由后端返回成功的消息，由前端感知后，将用户跳转到登陆界面。</w:t>
+      </w:r>
+    </w:p>
+    <w:p/>
+    <w:p>
+      <w:pPr>
+        <w:pStyle w:val="1"/>
+        <w:jc w:val="center"/>
+        <w:rPr>
+          <w:rFonts w:ascii="宋体" w:eastAsia="宋体" w:hAnsi="宋体"/>
+          <w:sz w:val="30"/>
+          <w:szCs w:val="30"/>
+        </w:rPr>
+      </w:pPr>
+      <w:bookmarkStart w:id="101" w:name="_Toc96869611"/>
+      <w:bookmarkStart w:id="102" w:name="_Toc97476765"/>
+      <w:bookmarkStart w:id="103" w:name="_Toc101476841"/>
+      <w:r>
+        <w:rPr>
+          <w:rFonts w:ascii="宋体" w:eastAsia="宋体" w:hAnsi="宋体" w:hint="eastAsia"/>
+          <w:sz w:val="30"/>
+          <w:szCs w:val="30"/>
+        </w:rPr>
+        <w:t>结语</w:t>
+      </w:r>
+      <w:bookmarkEnd w:id="101"/>
+      <w:bookmarkEnd w:id="102"/>
       <w:bookmarkEnd w:id="103"/>
+    </w:p>
+    <w:p>
+      <w:pPr>
+        <w:ind w:firstLineChars="200" w:firstLine="480"/>
+        <w:rPr>
+          <w:rFonts w:ascii="宋体" w:eastAsia="宋体" w:hAnsi="宋体"/>
+          <w:sz w:val="24"/>
+          <w:szCs w:val="24"/>
+        </w:rPr>
+      </w:pPr>
+      <w:r>
+        <w:rPr>
+          <w:rFonts w:ascii="宋体" w:eastAsia="宋体" w:hAnsi="宋体" w:hint="eastAsia"/>
+          <w:sz w:val="24"/>
+          <w:szCs w:val="24"/>
+        </w:rPr>
+        <w:t>目前，网上论坛已不是新事物，许许多多的别具特色的论坛在网络上随处可见。为了体现论坛的特色，我搜索各式各样的论坛版面，为了改变网上现存论坛的普遍风格，追加功能，更便于管理，于是开发出一套界面友好美观，易于使用的论坛管理系统。系统体现出比较可靠的安全性。</w:t>
+      </w:r>
+      <w:r>
+        <w:rPr>
+          <w:rFonts w:ascii="宋体" w:eastAsia="宋体" w:hAnsi="宋体"/>
+          <w:sz w:val="24"/>
+          <w:szCs w:val="24"/>
+        </w:rPr>
+        <w:t>系统由该系统专门的人员负责</w:t>
+      </w:r>
+      <w:r>
+        <w:rPr>
+          <w:rFonts w:ascii="宋体" w:eastAsia="宋体" w:hAnsi="宋体"/>
+          <w:sz w:val="24"/>
+          <w:szCs w:val="24"/>
+        </w:rPr>
+        <w:lastRenderedPageBreak/>
+        <w:t>日常维护，定期由技术开发人员对系统作较大的维护，保证系统的可靠性</w:t>
+      </w:r>
+      <w:r>
+        <w:rPr>
+          <w:rFonts w:ascii="宋体" w:eastAsia="宋体" w:hAnsi="宋体" w:hint="eastAsia"/>
+          <w:sz w:val="24"/>
+          <w:szCs w:val="24"/>
+        </w:rPr>
+        <w:t>。</w:t>
+      </w:r>
+      <w:r>
+        <w:rPr>
+          <w:rFonts w:ascii="宋体" w:eastAsia="宋体" w:hAnsi="宋体" w:hint="eastAsia"/>
+          <w:sz w:val="24"/>
+          <w:szCs w:val="24"/>
+        </w:rPr>
+        <w:t>。</w:t>
+      </w:r>
+    </w:p>
+    <w:p>
+      <w:pPr>
+        <w:ind w:firstLineChars="200" w:firstLine="480"/>
+        <w:rPr>
+          <w:rFonts w:ascii="宋体" w:eastAsia="宋体" w:hAnsi="宋体"/>
+          <w:sz w:val="24"/>
+          <w:szCs w:val="24"/>
+        </w:rPr>
+      </w:pPr>
+      <w:r>
+        <w:rPr>
+          <w:rFonts w:ascii="宋体" w:eastAsia="宋体" w:hAnsi="宋体" w:hint="eastAsia"/>
+          <w:sz w:val="24"/>
+          <w:szCs w:val="24"/>
+        </w:rPr>
+        <w:t>本校园论坛系统应用软件是应用于</w:t>
+      </w:r>
+      <w:r>
+        <w:rPr>
+          <w:rFonts w:ascii="宋体" w:eastAsia="宋体" w:hAnsi="宋体" w:hint="eastAsia"/>
+          <w:sz w:val="24"/>
+          <w:szCs w:val="24"/>
+        </w:rPr>
+        <w:t>闽江学院</w:t>
+      </w:r>
+      <w:r>
+        <w:rPr>
+          <w:rFonts w:ascii="宋体" w:eastAsia="宋体" w:hAnsi="宋体" w:hint="eastAsia"/>
+          <w:sz w:val="24"/>
+          <w:szCs w:val="24"/>
+        </w:rPr>
+        <w:t>。目前，校园间一些交流的平台相对薄弱，交流面不广，本软件产生的影响将使校园的各种信息间的传递得到及时</w:t>
+      </w:r>
+      <w:r>
+        <w:rPr>
+          <w:rFonts w:ascii="宋体" w:eastAsia="宋体" w:hAnsi="宋体"/>
+          <w:sz w:val="24"/>
+          <w:szCs w:val="24"/>
+        </w:rPr>
+        <w:t>;交流得到改善。本系统是以J</w:t>
+      </w:r>
+      <w:r>
+        <w:rPr>
+          <w:rFonts w:ascii="宋体" w:eastAsia="宋体" w:hAnsi="宋体" w:hint="eastAsia"/>
+          <w:sz w:val="24"/>
+          <w:szCs w:val="24"/>
+        </w:rPr>
+        <w:t>ava</w:t>
+      </w:r>
+      <w:r>
+        <w:rPr>
+          <w:rFonts w:ascii="宋体" w:eastAsia="宋体" w:hAnsi="宋体"/>
+          <w:sz w:val="24"/>
+          <w:szCs w:val="24"/>
+        </w:rPr>
+        <w:t>语言为实现语言，</w:t>
+      </w:r>
+      <w:r>
+        <w:rPr>
+          <w:rFonts w:ascii="宋体" w:eastAsia="宋体" w:hAnsi="宋体" w:hint="eastAsia"/>
+          <w:sz w:val="24"/>
+          <w:szCs w:val="24"/>
+        </w:rPr>
+        <w:t>给予用户简单易操作、体现校园风格的论坛系统。同时将源代码分享至GitHub上</w:t>
+      </w:r>
+      <w:r>
+        <w:rPr>
+          <w:rFonts w:ascii="宋体" w:eastAsia="宋体" w:hAnsi="宋体" w:hint="eastAsia"/>
+          <w:sz w:val="24"/>
+          <w:szCs w:val="24"/>
+        </w:rPr>
+        <w:t>，与感兴趣的用户一起维护和拓展系统的功能。</w:t>
+      </w:r>
+    </w:p>
+    <w:p>
+      <w:pPr>
+        <w:ind w:firstLineChars="200" w:firstLine="480"/>
+        <w:rPr>
+          <w:rFonts w:ascii="宋体" w:eastAsia="宋体" w:hAnsi="宋体"/>
+          <w:sz w:val="24"/>
+          <w:szCs w:val="24"/>
+        </w:rPr>
+      </w:pPr>
+      <w:r>
+        <w:rPr>
+          <w:rFonts w:ascii="宋体" w:eastAsia="宋体" w:hAnsi="宋体" w:hint="eastAsia"/>
+          <w:sz w:val="24"/>
+          <w:szCs w:val="24"/>
+        </w:rPr>
+        <w:t>当然，该系统还存在一些不足，这将在以后的学习工作中进一步予以完善</w:t>
+      </w:r>
+      <w:r>
+        <w:rPr>
+          <w:rFonts w:ascii="宋体" w:eastAsia="宋体" w:hAnsi="宋体"/>
+          <w:sz w:val="24"/>
+          <w:szCs w:val="24"/>
+        </w:rPr>
+        <w:t>.</w:t>
+      </w:r>
+    </w:p>
+    <w:p>
+      <w:pPr>
+        <w:pStyle w:val="1"/>
+        <w:jc w:val="center"/>
+        <w:rPr>
+          <w:rFonts w:ascii="宋体" w:eastAsia="宋体" w:hAnsi="宋体"/>
+          <w:sz w:val="30"/>
+          <w:szCs w:val="30"/>
+        </w:rPr>
+      </w:pPr>
+      <w:bookmarkStart w:id="104" w:name="_Toc96869612"/>
+      <w:bookmarkStart w:id="105" w:name="_Toc97476766"/>
+      <w:bookmarkStart w:id="106" w:name="_Toc101476842"/>
+      <w:r>
+        <w:rPr>
+          <w:rFonts w:ascii="宋体" w:eastAsia="宋体" w:hAnsi="宋体" w:hint="eastAsia"/>
+          <w:sz w:val="30"/>
+          <w:szCs w:val="30"/>
+        </w:rPr>
+        <w:t>参考文献</w:t>
+      </w:r>
       <w:bookmarkEnd w:id="104"/>
       <w:bookmarkEnd w:id="105"/>
-    </w:p>
-    <w:p>
-      <w:pPr>
-        <w:ind w:firstLineChars="200" w:firstLine="480"/>
-        <w:rPr>
-          <w:rFonts w:ascii="宋体" w:eastAsia="宋体" w:hAnsi="宋体"/>
-          <w:sz w:val="24"/>
-          <w:szCs w:val="24"/>
-        </w:rPr>
-      </w:pPr>
-      <w:r>
-        <w:rPr>
-          <w:rFonts w:ascii="宋体" w:eastAsia="宋体" w:hAnsi="宋体" w:hint="eastAsia"/>
-          <w:sz w:val="24"/>
-          <w:szCs w:val="24"/>
-        </w:rPr>
-        <w:t>1、对于验证码校验，后台服务器仅能辨别用户输入小写验证码，而无法实现不区分大小写的功能，因此，在后台验证码校验过程中，加入忽略大小写比较，给与用户良好的体验</w:t>
-      </w:r>
-    </w:p>
-    <w:p>
-      <w:pPr>
-        <w:ind w:firstLineChars="200" w:firstLine="480"/>
-        <w:rPr>
-          <w:rFonts w:ascii="宋体" w:eastAsia="宋体" w:hAnsi="宋体"/>
-          <w:sz w:val="24"/>
-          <w:szCs w:val="24"/>
-        </w:rPr>
-      </w:pPr>
-      <w:r>
-        <w:rPr>
-          <w:rFonts w:ascii="宋体" w:eastAsia="宋体" w:hAnsi="宋体"/>
-          <w:sz w:val="24"/>
-          <w:szCs w:val="24"/>
-        </w:rPr>
-        <w:t>2</w:t>
-      </w:r>
-      <w:r>
-        <w:rPr>
-          <w:rFonts w:ascii="宋体" w:eastAsia="宋体" w:hAnsi="宋体" w:hint="eastAsia"/>
-          <w:sz w:val="24"/>
-          <w:szCs w:val="24"/>
-        </w:rPr>
-        <w:t>、对于注册成功的用户，前端无法感知是否注册成功，以至于无法给予用户及时的反馈，因此，在用户注册成功后，由后端返回成功的消息，由前端感知后，将用户跳转到登陆界面。</w:t>
-      </w:r>
-    </w:p>
-    <w:p/>
+      <w:bookmarkEnd w:id="106"/>
+    </w:p>
     <w:p>
       <w:pPr>
         <w:pStyle w:val="1"/>
@@ -18156,209 +18188,16 @@
           <w:szCs w:val="30"/>
         </w:rPr>
       </w:pPr>
-      <w:bookmarkStart w:id="106" w:name="_Toc96869611"/>
-      <w:bookmarkStart w:id="107" w:name="_Toc97476765"/>
-      <w:bookmarkStart w:id="108" w:name="_Toc101471635"/>
+      <w:bookmarkStart w:id="107" w:name="_Toc101476843"/>
       <w:r>
         <w:rPr>
           <w:rFonts w:ascii="宋体" w:eastAsia="宋体" w:hAnsi="宋体" w:hint="eastAsia"/>
           <w:sz w:val="30"/>
           <w:szCs w:val="30"/>
         </w:rPr>
-        <w:t>结语</w:t>
-      </w:r>
-      <w:bookmarkEnd w:id="106"/>
+        <w:t>致谢</w:t>
+      </w:r>
       <w:bookmarkEnd w:id="107"/>
-      <w:bookmarkEnd w:id="108"/>
-    </w:p>
-    <w:p>
-      <w:pPr>
-        <w:ind w:firstLineChars="200" w:firstLine="480"/>
-        <w:rPr>
-          <w:rFonts w:ascii="宋体" w:eastAsia="宋体" w:hAnsi="宋体"/>
-          <w:sz w:val="24"/>
-          <w:szCs w:val="24"/>
-        </w:rPr>
-      </w:pPr>
-      <w:r>
-        <w:rPr>
-          <w:rFonts w:ascii="宋体" w:eastAsia="宋体" w:hAnsi="宋体" w:hint="eastAsia"/>
-          <w:sz w:val="24"/>
-          <w:szCs w:val="24"/>
-        </w:rPr>
-        <w:t>目前，网上论坛已不是新事物，许许多多的别具特色的论坛在网络上随处可见。为了体现论坛的特色，我搜索各式各样的论坛版面，为了改变网上现存论坛的普遍风格，追加功能，更便于管理，于是开发出一套界面友好美观，易于使用的论坛管理系统。系统体现出比较可靠的安全性。</w:t>
-      </w:r>
-      <w:r>
-        <w:rPr>
-          <w:rFonts w:ascii="宋体" w:eastAsia="宋体" w:hAnsi="宋体"/>
-          <w:sz w:val="24"/>
-          <w:szCs w:val="24"/>
-        </w:rPr>
-        <w:t>系统由该系统专门的人员负责日常维护，定期由技术开发人员对系统作较大的维护，保证系统的可靠性</w:t>
-      </w:r>
-      <w:r>
-        <w:rPr>
-          <w:rFonts w:ascii="宋体" w:eastAsia="宋体" w:hAnsi="宋体" w:hint="eastAsia"/>
-          <w:sz w:val="24"/>
-          <w:szCs w:val="24"/>
-        </w:rPr>
-        <w:t>。</w:t>
-      </w:r>
-      <w:r>
-        <w:rPr>
-          <w:rFonts w:ascii="宋体" w:eastAsia="宋体" w:hAnsi="宋体" w:hint="eastAsia"/>
-          <w:sz w:val="24"/>
-          <w:szCs w:val="24"/>
-        </w:rPr>
-        <w:t>。</w:t>
-      </w:r>
-    </w:p>
-    <w:p>
-      <w:pPr>
-        <w:ind w:firstLineChars="200" w:firstLine="480"/>
-        <w:rPr>
-          <w:rFonts w:ascii="宋体" w:eastAsia="宋体" w:hAnsi="宋体"/>
-          <w:sz w:val="24"/>
-          <w:szCs w:val="24"/>
-        </w:rPr>
-      </w:pPr>
-      <w:r>
-        <w:rPr>
-          <w:rFonts w:ascii="宋体" w:eastAsia="宋体" w:hAnsi="宋体" w:hint="eastAsia"/>
-          <w:sz w:val="24"/>
-          <w:szCs w:val="24"/>
-        </w:rPr>
-        <w:t>本校园论坛系统应用软件是应用于</w:t>
-      </w:r>
-      <w:r>
-        <w:rPr>
-          <w:rFonts w:ascii="宋体" w:eastAsia="宋体" w:hAnsi="宋体" w:hint="eastAsia"/>
-          <w:sz w:val="24"/>
-          <w:szCs w:val="24"/>
-        </w:rPr>
-        <w:t>闽江学院</w:t>
-      </w:r>
-      <w:r>
-        <w:rPr>
-          <w:rFonts w:ascii="宋体" w:eastAsia="宋体" w:hAnsi="宋体" w:hint="eastAsia"/>
-          <w:sz w:val="24"/>
-          <w:szCs w:val="24"/>
-        </w:rPr>
-        <w:t>。目前，校园间一些交流的平台相对薄弱，交流面不广，本软件产生的影响将使校园的各种信息间的传递得到及时</w:t>
-      </w:r>
-      <w:r>
-        <w:rPr>
-          <w:rFonts w:ascii="宋体" w:eastAsia="宋体" w:hAnsi="宋体"/>
-          <w:sz w:val="24"/>
-          <w:szCs w:val="24"/>
-        </w:rPr>
-        <w:t>;交流得到改善。本系统是以J</w:t>
-      </w:r>
-      <w:r>
-        <w:rPr>
-          <w:rFonts w:ascii="宋体" w:eastAsia="宋体" w:hAnsi="宋体" w:hint="eastAsia"/>
-          <w:sz w:val="24"/>
-          <w:szCs w:val="24"/>
-        </w:rPr>
-        <w:t>ava</w:t>
-      </w:r>
-      <w:r>
-        <w:rPr>
-          <w:rFonts w:ascii="宋体" w:eastAsia="宋体" w:hAnsi="宋体"/>
-          <w:sz w:val="24"/>
-          <w:szCs w:val="24"/>
-        </w:rPr>
-        <w:t>语言为实现语言，</w:t>
-      </w:r>
-      <w:r>
-        <w:rPr>
-          <w:rFonts w:ascii="宋体" w:eastAsia="宋体" w:hAnsi="宋体" w:hint="eastAsia"/>
-          <w:sz w:val="24"/>
-          <w:szCs w:val="24"/>
-        </w:rPr>
-        <w:t>给予用户简单易操作、体现校园风格的论坛系统。同时将源代码分享至GitHub上</w:t>
-      </w:r>
-      <w:r>
-        <w:rPr>
-          <w:rFonts w:ascii="宋体" w:eastAsia="宋体" w:hAnsi="宋体" w:hint="eastAsia"/>
-          <w:sz w:val="24"/>
-          <w:szCs w:val="24"/>
-        </w:rPr>
-        <w:t>，与感兴趣的用户一起维护和拓展系统的功能。</w:t>
-      </w:r>
-    </w:p>
-    <w:p>
-      <w:pPr>
-        <w:ind w:firstLineChars="200" w:firstLine="480"/>
-        <w:rPr>
-          <w:rFonts w:ascii="宋体" w:eastAsia="宋体" w:hAnsi="宋体"/>
-          <w:sz w:val="24"/>
-          <w:szCs w:val="24"/>
-        </w:rPr>
-      </w:pPr>
-      <w:r>
-        <w:rPr>
-          <w:rFonts w:ascii="宋体" w:eastAsia="宋体" w:hAnsi="宋体" w:hint="eastAsia"/>
-          <w:sz w:val="24"/>
-          <w:szCs w:val="24"/>
-        </w:rPr>
-        <w:lastRenderedPageBreak/>
-        <w:t>当然，该系统还存在一些不足，这将在以后的学习工作中进一步予以完善</w:t>
-      </w:r>
-      <w:r>
-        <w:rPr>
-          <w:rFonts w:ascii="宋体" w:eastAsia="宋体" w:hAnsi="宋体"/>
-          <w:sz w:val="24"/>
-          <w:szCs w:val="24"/>
-        </w:rPr>
-        <w:t>.</w:t>
-      </w:r>
-    </w:p>
-    <w:p>
-      <w:pPr>
-        <w:pStyle w:val="1"/>
-        <w:jc w:val="center"/>
-        <w:rPr>
-          <w:rFonts w:ascii="宋体" w:eastAsia="宋体" w:hAnsi="宋体"/>
-          <w:sz w:val="30"/>
-          <w:szCs w:val="30"/>
-        </w:rPr>
-      </w:pPr>
-      <w:bookmarkStart w:id="109" w:name="_Toc96869612"/>
-      <w:bookmarkStart w:id="110" w:name="_Toc97476766"/>
-      <w:bookmarkStart w:id="111" w:name="_Toc101471636"/>
-      <w:r>
-        <w:rPr>
-          <w:rFonts w:ascii="宋体" w:eastAsia="宋体" w:hAnsi="宋体" w:hint="eastAsia"/>
-          <w:sz w:val="30"/>
-          <w:szCs w:val="30"/>
-        </w:rPr>
-        <w:t>参考文献</w:t>
-      </w:r>
-      <w:bookmarkEnd w:id="109"/>
-      <w:bookmarkEnd w:id="110"/>
-      <w:bookmarkEnd w:id="111"/>
-    </w:p>
-    <w:p>
-      <w:pPr>
-        <w:pStyle w:val="1"/>
-        <w:jc w:val="center"/>
-        <w:rPr>
-          <w:rFonts w:ascii="宋体" w:eastAsia="宋体" w:hAnsi="宋体"/>
-          <w:sz w:val="30"/>
-          <w:szCs w:val="30"/>
-        </w:rPr>
-      </w:pPr>
-      <w:bookmarkStart w:id="112" w:name="_Toc101471637"/>
-      <w:r>
-        <w:rPr>
-          <w:rFonts w:ascii="宋体" w:eastAsia="宋体" w:hAnsi="宋体" w:hint="eastAsia"/>
-          <w:sz w:val="30"/>
-          <w:szCs w:val="30"/>
-        </w:rPr>
-        <w:t>致谢</w:t>
-      </w:r>
-      <w:bookmarkEnd w:id="112"/>
     </w:p>
     <w:p>
       <w:r>
@@ -20033,27 +19872,27 @@
 </file>
 
 <file path=customXml/item1.xml><?xml version="1.0" encoding="utf-8"?>
+<b:Sources xmlns:b="http://schemas.openxmlformats.org/officeDocument/2006/bibliography" xmlns="http://schemas.openxmlformats.org/officeDocument/2006/bibliography" SelectedStyle="\APASixthEditionOfficeOnline.xsl" StyleName="APA" Version="6"/>
+</file>
+
+<file path=customXml/item2.xml><?xml version="1.0" encoding="utf-8"?>
 <s:customData xmlns="http://www.wps.cn/officeDocument/2013/wpsCustomData" xmlns:s="http://www.wps.cn/officeDocument/2013/wpsCustomData">
   <customSectProps/>
 </s:customData>
 </file>
 
-<file path=customXml/item2.xml><?xml version="1.0" encoding="utf-8"?>
-<b:Sources xmlns:b="http://schemas.openxmlformats.org/officeDocument/2006/bibliography" xmlns="http://schemas.openxmlformats.org/officeDocument/2006/bibliography" SelectedStyle="\APASixthEditionOfficeOnline.xsl" StyleName="APA" Version="6"/>
+<file path=customXml/itemProps1.xml><?xml version="1.0" encoding="utf-8"?>
+<ds:datastoreItem xmlns:ds="http://schemas.openxmlformats.org/officeDocument/2006/customXml" ds:itemID="{A0279CF6-19C5-4528-A77B-1A5FFBDC94D1}">
+  <ds:schemaRefs>
+    <ds:schemaRef ds:uri="http://schemas.openxmlformats.org/officeDocument/2006/bibliography"/>
+  </ds:schemaRefs>
+</ds:datastoreItem>
 </file>
 
-<file path=customXml/itemProps1.xml><?xml version="1.0" encoding="utf-8"?>
+<file path=customXml/itemProps2.xml><?xml version="1.0" encoding="utf-8"?>
 <ds:datastoreItem xmlns:ds="http://schemas.openxmlformats.org/officeDocument/2006/customXml" ds:itemID="{B1977F7D-205B-4081-913C-38D41E755F92}">
   <ds:schemaRefs>
     <ds:schemaRef ds:uri="http://www.wps.cn/officeDocument/2013/wpsCustomData"/>
   </ds:schemaRefs>
 </ds:datastoreItem>
-</file>
-
-<file path=customXml/itemProps2.xml><?xml version="1.0" encoding="utf-8"?>
-<ds:datastoreItem xmlns:ds="http://schemas.openxmlformats.org/officeDocument/2006/customXml" ds:itemID="{A0279CF6-19C5-4528-A77B-1A5FFBDC94D1}">
-  <ds:schemaRefs>
-    <ds:schemaRef ds:uri="http://schemas.openxmlformats.org/officeDocument/2006/bibliography"/>
-  </ds:schemaRefs>
-</ds:datastoreItem>
 </file>
--- a/基于Springboot的闽江学院校园论坛的设计与实现.docx
+++ b/基于Springboot的闽江学院校园论坛的设计与实现.docx
@@ -2518,23 +2518,7 @@
                 <w:rFonts w:ascii="宋体" w:eastAsia="宋体" w:hAnsi="宋体"/>
                 <w:noProof/>
               </w:rPr>
-              <w:t>3.3 系统模块</w:t>
-            </w:r>
-            <w:r>
-              <w:rPr>
-                <w:rStyle w:val="ab"/>
-                <w:rFonts w:ascii="宋体" w:eastAsia="宋体" w:hAnsi="宋体"/>
-                <w:noProof/>
-              </w:rPr>
-              <w:t>分</w:t>
-            </w:r>
-            <w:r>
-              <w:rPr>
-                <w:rStyle w:val="ab"/>
-                <w:rFonts w:ascii="宋体" w:eastAsia="宋体" w:hAnsi="宋体"/>
-                <w:noProof/>
-              </w:rPr>
-              <w:t>析</w:t>
+              <w:t>3.3 系统模块分析</w:t>
             </w:r>
             <w:r>
               <w:rPr>
@@ -6917,7 +6901,7 @@
         <w:spacing w:line="440" w:lineRule="exact"/>
         <w:ind w:firstLineChars="200" w:firstLine="480"/>
         <w:rPr>
-          <w:rFonts w:ascii="宋体" w:eastAsia="宋体" w:hAnsi="宋体" w:hint="eastAsia"/>
+          <w:rFonts w:ascii="宋体" w:eastAsia="宋体" w:hAnsi="宋体"/>
           <w:sz w:val="24"/>
         </w:rPr>
       </w:pPr>
@@ -15634,8 +15618,8 @@
           <w:szCs w:val="28"/>
         </w:rPr>
       </w:pPr>
-      <w:bookmarkStart w:id="74" w:name="_Toc97476754"/>
-      <w:bookmarkStart w:id="75" w:name="_Toc101476830"/>
+      <w:bookmarkStart w:id="74" w:name="_Toc101476830"/>
+      <w:bookmarkStart w:id="75" w:name="_Toc97476754"/>
       <w:r>
         <w:rPr>
           <w:rFonts w:ascii="宋体" w:eastAsia="宋体" w:hAnsi="宋体" w:hint="eastAsia"/>
@@ -15676,68 +15660,68 @@
         </w:rPr>
         <w:t>系统软件架构</w:t>
       </w:r>
+      <w:bookmarkEnd w:id="74"/>
+    </w:p>
+    <w:p>
+      <w:pPr>
+        <w:ind w:firstLineChars="200" w:firstLine="480"/>
+        <w:rPr>
+          <w:rFonts w:ascii="宋体" w:eastAsia="宋体" w:hAnsi="宋体"/>
+          <w:sz w:val="24"/>
+          <w:szCs w:val="24"/>
+        </w:rPr>
+      </w:pPr>
+      <w:r>
+        <w:rPr>
+          <w:rFonts w:ascii="宋体" w:eastAsia="宋体" w:hAnsi="宋体" w:hint="eastAsia"/>
+          <w:sz w:val="24"/>
+          <w:szCs w:val="24"/>
+        </w:rPr>
+        <w:t>本系统分为用户</w:t>
+      </w:r>
+      <w:bookmarkStart w:id="76" w:name="_Hlk97408890"/>
+      <w:r>
+        <w:rPr>
+          <w:rFonts w:ascii="宋体" w:eastAsia="宋体" w:hAnsi="宋体" w:hint="eastAsia"/>
+          <w:sz w:val="24"/>
+          <w:szCs w:val="24"/>
+        </w:rPr>
+        <w:t>注册模块</w:t>
+      </w:r>
+      <w:bookmarkEnd w:id="76"/>
+      <w:r>
+        <w:rPr>
+          <w:rFonts w:ascii="宋体" w:eastAsia="宋体" w:hAnsi="宋体" w:hint="eastAsia"/>
+          <w:sz w:val="24"/>
+          <w:szCs w:val="24"/>
+        </w:rPr>
+        <w:t>、登陆模块、个人</w:t>
+      </w:r>
+      <w:r>
+        <w:rPr>
+          <w:rFonts w:ascii="宋体" w:eastAsia="宋体" w:hAnsi="宋体" w:hint="eastAsia"/>
+          <w:sz w:val="24"/>
+          <w:szCs w:val="24"/>
+        </w:rPr>
+        <w:t>信息模块</w:t>
+      </w:r>
+      <w:r>
+        <w:rPr>
+          <w:rFonts w:ascii="宋体" w:eastAsia="宋体" w:hAnsi="宋体" w:hint="eastAsia"/>
+          <w:sz w:val="24"/>
+          <w:szCs w:val="24"/>
+        </w:rPr>
+        <w:t>、版块管理、帖子管理、帖子回复、帖子收藏、帖子浏览、</w:t>
+      </w:r>
+      <w:r>
+        <w:rPr>
+          <w:rFonts w:ascii="宋体" w:eastAsia="宋体" w:hAnsi="宋体" w:hint="eastAsia"/>
+          <w:sz w:val="24"/>
+          <w:szCs w:val="24"/>
+        </w:rPr>
+        <w:t>分类排行等九个模块，部分功能模块图如下所示：</w:t>
+      </w:r>
       <w:bookmarkEnd w:id="75"/>
-    </w:p>
-    <w:p>
-      <w:pPr>
-        <w:ind w:firstLineChars="200" w:firstLine="480"/>
-        <w:rPr>
-          <w:rFonts w:ascii="宋体" w:eastAsia="宋体" w:hAnsi="宋体"/>
-          <w:sz w:val="24"/>
-          <w:szCs w:val="24"/>
-        </w:rPr>
-      </w:pPr>
-      <w:r>
-        <w:rPr>
-          <w:rFonts w:ascii="宋体" w:eastAsia="宋体" w:hAnsi="宋体" w:hint="eastAsia"/>
-          <w:sz w:val="24"/>
-          <w:szCs w:val="24"/>
-        </w:rPr>
-        <w:t>本系统分为用户</w:t>
-      </w:r>
-      <w:bookmarkStart w:id="76" w:name="_Hlk97408890"/>
-      <w:r>
-        <w:rPr>
-          <w:rFonts w:ascii="宋体" w:eastAsia="宋体" w:hAnsi="宋体" w:hint="eastAsia"/>
-          <w:sz w:val="24"/>
-          <w:szCs w:val="24"/>
-        </w:rPr>
-        <w:t>注册模块</w:t>
-      </w:r>
-      <w:bookmarkEnd w:id="76"/>
-      <w:r>
-        <w:rPr>
-          <w:rFonts w:ascii="宋体" w:eastAsia="宋体" w:hAnsi="宋体" w:hint="eastAsia"/>
-          <w:sz w:val="24"/>
-          <w:szCs w:val="24"/>
-        </w:rPr>
-        <w:t>、登陆模块、个人</w:t>
-      </w:r>
-      <w:r>
-        <w:rPr>
-          <w:rFonts w:ascii="宋体" w:eastAsia="宋体" w:hAnsi="宋体" w:hint="eastAsia"/>
-          <w:sz w:val="24"/>
-          <w:szCs w:val="24"/>
-        </w:rPr>
-        <w:t>信息模块</w:t>
-      </w:r>
-      <w:r>
-        <w:rPr>
-          <w:rFonts w:ascii="宋体" w:eastAsia="宋体" w:hAnsi="宋体" w:hint="eastAsia"/>
-          <w:sz w:val="24"/>
-          <w:szCs w:val="24"/>
-        </w:rPr>
-        <w:t>、版块管理、帖子管理、帖子回复、帖子收藏、帖子浏览、</w:t>
-      </w:r>
-      <w:r>
-        <w:rPr>
-          <w:rFonts w:ascii="宋体" w:eastAsia="宋体" w:hAnsi="宋体" w:hint="eastAsia"/>
-          <w:sz w:val="24"/>
-          <w:szCs w:val="24"/>
-        </w:rPr>
-        <w:t>分类排行等九个模块，部分功能模块图如下所示：</w:t>
-      </w:r>
-      <w:bookmarkEnd w:id="74"/>
     </w:p>
     <w:p>
       <w:pPr>
@@ -17496,53 +17480,568 @@
         <w:t>系统测试</w:t>
       </w:r>
       <w:bookmarkEnd w:id="90"/>
-      <w:r>
-        <w:rPr>
-          <w:rFonts w:ascii="宋体" w:eastAsia="宋体" w:hAnsi="宋体" w:hint="eastAsia"/>
+      <w:bookmarkEnd w:id="91"/>
+      <w:bookmarkEnd w:id="92"/>
+    </w:p>
+    <w:p>
+      <w:pPr>
+        <w:pStyle w:val="2"/>
+        <w:rPr>
+          <w:rFonts w:hint="eastAsia"/>
+        </w:rPr>
+      </w:pPr>
+      <w:r>
+        <w:rPr>
+          <w:rFonts w:hint="eastAsia"/>
+        </w:rPr>
+        <w:t>6</w:t>
+      </w:r>
+      <w:r>
+        <w:t xml:space="preserve">.1.1 </w:t>
+      </w:r>
+      <w:r>
+        <w:rPr>
+          <w:rFonts w:hint="eastAsia"/>
+        </w:rPr>
+        <w:t>系统测试目的</w:t>
+      </w:r>
+      <w:r>
+        <w:t xml:space="preserve"> </w:t>
+      </w:r>
+    </w:p>
+    <w:p>
+      <w:pPr>
+        <w:spacing w:line="440" w:lineRule="exact"/>
+        <w:ind w:firstLineChars="200" w:firstLine="480"/>
+        <w:rPr>
+          <w:rFonts w:ascii="宋体" w:eastAsia="宋体" w:hAnsi="宋体"/>
+          <w:sz w:val="24"/>
+          <w:szCs w:val="24"/>
+        </w:rPr>
+      </w:pPr>
+      <w:r>
+        <w:rPr>
+          <w:rFonts w:ascii="宋体" w:eastAsia="宋体" w:hAnsi="宋体" w:hint="eastAsia"/>
+          <w:sz w:val="24"/>
+          <w:szCs w:val="24"/>
+        </w:rPr>
+        <w:t>软件的系统测试是为了发现在系统开发过程中留下的错误而导致系统不能正常运行的各种错误和缺陷.系统测试应根据系统开发过程中各个阶段的需求，设计不同的测试实例，用这些不同的实例去测试系统.采用不同的实例去测试系统能够更有效的去发现系统存在的问题，减少系统投入使用时出现的问题.</w:t>
+      </w:r>
+    </w:p>
+    <w:p>
+      <w:pPr>
+        <w:pStyle w:val="2"/>
+      </w:pPr>
+      <w:r>
+        <w:rPr>
+          <w:rFonts w:hint="eastAsia"/>
+        </w:rPr>
+        <w:t>6</w:t>
+      </w:r>
+      <w:r>
+        <w:t xml:space="preserve">.1.2 </w:t>
+      </w:r>
+      <w:r>
+        <w:rPr>
+          <w:rFonts w:hint="eastAsia"/>
+        </w:rPr>
+        <w:t>系统测试过程与结果</w:t>
+      </w:r>
+    </w:p>
+    <w:p>
+      <w:pPr>
+        <w:ind w:firstLine="420"/>
+      </w:pPr>
+      <w:r>
+        <w:rPr>
+          <w:rFonts w:hint="eastAsia"/>
+        </w:rPr>
+        <w:t>（1）用户注册</w:t>
+      </w:r>
+      <w:r>
+        <w:rPr>
+          <w:rFonts w:hint="eastAsia"/>
+        </w:rPr>
+        <w:t>和登陆</w:t>
+      </w:r>
+      <w:r>
+        <w:rPr>
+          <w:rFonts w:hint="eastAsia"/>
+        </w:rPr>
+        <w:t>功能</w:t>
+      </w:r>
+      <w:r>
+        <w:rPr>
+          <w:rFonts w:hint="eastAsia"/>
+        </w:rPr>
+        <w:t>：本系统采用Ajax对注册字段进行校验，当点击“立即注册”按钮后，就会对相应输入框的字段进行格式校验，若相应输入框的内容不符合要求，将会弹出相应提示，如果符合均条件，调用后端相应注册接口。测试效过如下所示：</w:t>
+      </w:r>
+    </w:p>
+    <w:p>
+      <w:r>
+        <w:rPr>
+          <w:noProof/>
+        </w:rPr>
+        <w:lastRenderedPageBreak/>
+        <w:drawing>
+          <wp:inline distT="0" distB="0" distL="0" distR="0" wp14:anchorId="41D4D6A7" wp14:editId="7231F5E3">
+            <wp:extent cx="5274310" cy="2042160"/>
+            <wp:effectExtent l="0" t="0" r="2540" b="0"/>
+            <wp:docPr id="31" name="图片 31"/>
+            <wp:cNvGraphicFramePr>
+              <a:graphicFrameLocks xmlns:a="http://schemas.openxmlformats.org/drawingml/2006/main" noChangeAspect="1"/>
+            </wp:cNvGraphicFramePr>
+            <a:graphic xmlns:a="http://schemas.openxmlformats.org/drawingml/2006/main">
+              <a:graphicData uri="http://schemas.openxmlformats.org/drawingml/2006/picture">
+                <pic:pic xmlns:pic="http://schemas.openxmlformats.org/drawingml/2006/picture">
+                  <pic:nvPicPr>
+                    <pic:cNvPr id="1" name=""/>
+                    <pic:cNvPicPr/>
+                  </pic:nvPicPr>
+                  <pic:blipFill>
+                    <a:blip r:embed="rId38"/>
+                    <a:stretch>
+                      <a:fillRect/>
+                    </a:stretch>
+                  </pic:blipFill>
+                  <pic:spPr>
+                    <a:xfrm>
+                      <a:off x="0" y="0"/>
+                      <a:ext cx="5274310" cy="2042160"/>
+                    </a:xfrm>
+                    <a:prstGeom prst="rect">
+                      <a:avLst/>
+                    </a:prstGeom>
+                  </pic:spPr>
+                </pic:pic>
+              </a:graphicData>
+            </a:graphic>
+          </wp:inline>
+        </w:drawing>
+      </w:r>
+    </w:p>
+    <w:p>
+      <w:pPr>
+        <w:rPr>
+          <w:rFonts w:hint="eastAsia"/>
+        </w:rPr>
+      </w:pPr>
+      <w:r>
+        <w:rPr>
+          <w:noProof/>
+        </w:rPr>
+        <w:drawing>
+          <wp:inline distT="0" distB="0" distL="0" distR="0" wp14:anchorId="7BB0BCD7" wp14:editId="44D56F7C">
+            <wp:extent cx="5274310" cy="2013585"/>
+            <wp:effectExtent l="0" t="0" r="2540" b="5715"/>
+            <wp:docPr id="32" name="图片 32"/>
+            <wp:cNvGraphicFramePr>
+              <a:graphicFrameLocks xmlns:a="http://schemas.openxmlformats.org/drawingml/2006/main" noChangeAspect="1"/>
+            </wp:cNvGraphicFramePr>
+            <a:graphic xmlns:a="http://schemas.openxmlformats.org/drawingml/2006/main">
+              <a:graphicData uri="http://schemas.openxmlformats.org/drawingml/2006/picture">
+                <pic:pic xmlns:pic="http://schemas.openxmlformats.org/drawingml/2006/picture">
+                  <pic:nvPicPr>
+                    <pic:cNvPr id="1" name=""/>
+                    <pic:cNvPicPr/>
+                  </pic:nvPicPr>
+                  <pic:blipFill>
+                    <a:blip r:embed="rId39"/>
+                    <a:stretch>
+                      <a:fillRect/>
+                    </a:stretch>
+                  </pic:blipFill>
+                  <pic:spPr>
+                    <a:xfrm>
+                      <a:off x="0" y="0"/>
+                      <a:ext cx="5274310" cy="2013585"/>
+                    </a:xfrm>
+                    <a:prstGeom prst="rect">
+                      <a:avLst/>
+                    </a:prstGeom>
+                  </pic:spPr>
+                </pic:pic>
+              </a:graphicData>
+            </a:graphic>
+          </wp:inline>
+        </w:drawing>
+      </w:r>
+    </w:p>
+    <w:p>
+      <w:pPr>
+        <w:ind w:firstLine="420"/>
+      </w:pPr>
+      <w:r>
+        <w:rPr>
+          <w:rFonts w:hint="eastAsia"/>
+        </w:rPr>
+        <w:t>当输入符合系统要求的信息</w:t>
+      </w:r>
+      <w:r>
+        <w:rPr>
+          <w:rFonts w:hint="eastAsia"/>
+        </w:rPr>
+        <w:t>，</w:t>
+      </w:r>
+      <w:r>
+        <w:t>注册功能是比较完善的，没有发现问题</w:t>
+      </w:r>
+      <w:r>
+        <w:rPr>
+          <w:rFonts w:hint="eastAsia"/>
+        </w:rPr>
+        <w:t>。</w:t>
+      </w:r>
+      <w:r>
+        <w:rPr>
+          <w:rFonts w:hint="eastAsia"/>
+        </w:rPr>
+        <w:t>注册效果</w:t>
+      </w:r>
+      <w:r>
+        <w:rPr>
+          <w:rFonts w:hint="eastAsia"/>
+        </w:rPr>
+        <w:t>如下所示：</w:t>
+      </w:r>
+    </w:p>
+    <w:p>
+      <w:pPr>
+        <w:ind w:firstLine="420"/>
+      </w:pPr>
+      <w:r>
+        <w:rPr>
+          <w:noProof/>
+        </w:rPr>
+        <w:drawing>
+          <wp:inline distT="0" distB="0" distL="0" distR="0" wp14:anchorId="5F667619" wp14:editId="1996CA63">
+            <wp:extent cx="5274310" cy="2017395"/>
+            <wp:effectExtent l="0" t="0" r="2540" b="1905"/>
+            <wp:docPr id="33" name="图片 33"/>
+            <wp:cNvGraphicFramePr>
+              <a:graphicFrameLocks xmlns:a="http://schemas.openxmlformats.org/drawingml/2006/main" noChangeAspect="1"/>
+            </wp:cNvGraphicFramePr>
+            <a:graphic xmlns:a="http://schemas.openxmlformats.org/drawingml/2006/main">
+              <a:graphicData uri="http://schemas.openxmlformats.org/drawingml/2006/picture">
+                <pic:pic xmlns:pic="http://schemas.openxmlformats.org/drawingml/2006/picture">
+                  <pic:nvPicPr>
+                    <pic:cNvPr id="1" name=""/>
+                    <pic:cNvPicPr/>
+                  </pic:nvPicPr>
+                  <pic:blipFill>
+                    <a:blip r:embed="rId40"/>
+                    <a:stretch>
+                      <a:fillRect/>
+                    </a:stretch>
+                  </pic:blipFill>
+                  <pic:spPr>
+                    <a:xfrm>
+                      <a:off x="0" y="0"/>
+                      <a:ext cx="5274310" cy="2017395"/>
+                    </a:xfrm>
+                    <a:prstGeom prst="rect">
+                      <a:avLst/>
+                    </a:prstGeom>
+                  </pic:spPr>
+                </pic:pic>
+              </a:graphicData>
+            </a:graphic>
+          </wp:inline>
+        </w:drawing>
+      </w:r>
+    </w:p>
+    <w:p>
+      <w:pPr>
+        <w:ind w:firstLine="420"/>
+      </w:pPr>
+      <w:r>
+        <w:rPr>
+          <w:rFonts w:hint="eastAsia"/>
+        </w:rPr>
+        <w:t>用户注册功能测试成功，然后开始测试用户登录功能，</w:t>
+      </w:r>
+      <w:r>
+        <w:rPr>
+          <w:rFonts w:hint="eastAsia"/>
+        </w:rPr>
+        <w:t>当用户名和密码输入正确后，会跳转进主页面，若用户名或者密码输入错误，会显示登陆失败弹窗。</w:t>
+      </w:r>
+      <w:r>
+        <w:rPr>
+          <w:rFonts w:hint="eastAsia"/>
+        </w:rPr>
+        <w:t>测试结果可以登录</w:t>
+      </w:r>
+      <w:r>
+        <w:rPr>
+          <w:rFonts w:hint="eastAsia"/>
+        </w:rPr>
+        <w:t>，</w:t>
+      </w:r>
+      <w:r>
+        <w:rPr>
+          <w:rFonts w:hint="eastAsia"/>
+        </w:rPr>
+        <w:t>功能已实现</w:t>
+      </w:r>
+      <w:r>
+        <w:rPr>
+          <w:rFonts w:hint="eastAsia"/>
+        </w:rPr>
+        <w:t>。登陆</w:t>
+      </w:r>
+      <w:r>
+        <w:rPr>
+          <w:rFonts w:hint="eastAsia"/>
+        </w:rPr>
+        <w:t>失败</w:t>
+      </w:r>
+      <w:r>
+        <w:rPr>
+          <w:rFonts w:hint="eastAsia"/>
+        </w:rPr>
+        <w:t>功能效果如下所示：</w:t>
+      </w:r>
+    </w:p>
+    <w:p>
+      <w:pPr>
+        <w:ind w:firstLine="420"/>
+      </w:pPr>
+      <w:r>
+        <w:rPr>
+          <w:noProof/>
+        </w:rPr>
+        <w:lastRenderedPageBreak/>
+        <w:drawing>
+          <wp:inline distT="0" distB="0" distL="0" distR="0" wp14:anchorId="1CB81635" wp14:editId="6FFD74BA">
+            <wp:extent cx="5274310" cy="1570990"/>
+            <wp:effectExtent l="0" t="0" r="2540" b="0"/>
+            <wp:docPr id="34" name="图片 34"/>
+            <wp:cNvGraphicFramePr>
+              <a:graphicFrameLocks xmlns:a="http://schemas.openxmlformats.org/drawingml/2006/main" noChangeAspect="1"/>
+            </wp:cNvGraphicFramePr>
+            <a:graphic xmlns:a="http://schemas.openxmlformats.org/drawingml/2006/main">
+              <a:graphicData uri="http://schemas.openxmlformats.org/drawingml/2006/picture">
+                <pic:pic xmlns:pic="http://schemas.openxmlformats.org/drawingml/2006/picture">
+                  <pic:nvPicPr>
+                    <pic:cNvPr id="1" name=""/>
+                    <pic:cNvPicPr/>
+                  </pic:nvPicPr>
+                  <pic:blipFill>
+                    <a:blip r:embed="rId41"/>
+                    <a:stretch>
+                      <a:fillRect/>
+                    </a:stretch>
+                  </pic:blipFill>
+                  <pic:spPr>
+                    <a:xfrm>
+                      <a:off x="0" y="0"/>
+                      <a:ext cx="5274310" cy="1570990"/>
+                    </a:xfrm>
+                    <a:prstGeom prst="rect">
+                      <a:avLst/>
+                    </a:prstGeom>
+                  </pic:spPr>
+                </pic:pic>
+              </a:graphicData>
+            </a:graphic>
+          </wp:inline>
+        </w:drawing>
+      </w:r>
+    </w:p>
+    <w:p>
+      <w:pPr>
+        <w:ind w:firstLine="420"/>
+      </w:pPr>
+      <w:r>
+        <w:rPr>
+          <w:rFonts w:hint="eastAsia"/>
+        </w:rPr>
+        <w:t>（2）帖子发表</w:t>
+      </w:r>
+      <w:r>
+        <w:rPr>
+          <w:rFonts w:hint="eastAsia"/>
+        </w:rPr>
+        <w:t>和帖子查看</w:t>
+      </w:r>
+      <w:r>
+        <w:rPr>
+          <w:rFonts w:hint="eastAsia"/>
+        </w:rPr>
+        <w:t>功能：</w:t>
+      </w:r>
+      <w:r>
+        <w:rPr>
+          <w:rFonts w:hint="eastAsia"/>
+        </w:rPr>
+        <w:t>用户输入相应标题后，选择相应专栏，输入正文内容和验证码后，</w:t>
+      </w:r>
+      <w:r>
+        <w:rPr>
+          <w:rFonts w:hint="eastAsia"/>
+        </w:rPr>
+        <w:t>即可实现发帖功能</w:t>
+      </w:r>
+      <w:r>
+        <w:rPr>
+          <w:rFonts w:hint="eastAsia"/>
+        </w:rPr>
+        <w:t>。</w:t>
+      </w:r>
+      <w:r>
+        <w:rPr>
+          <w:rFonts w:hint="eastAsia"/>
+        </w:rPr>
+        <w:t>用户进入主界面后可以</w:t>
+      </w:r>
+      <w:r>
+        <w:rPr>
+          <w:rFonts w:hint="eastAsia"/>
+        </w:rPr>
+        <w:t>所有发布i的帖子</w:t>
+      </w:r>
+      <w:r>
+        <w:rPr>
+          <w:rFonts w:hint="eastAsia"/>
+        </w:rPr>
+        <w:t>。测试结果，可以成功发帖，并在主界面可以看到相应的新帖子</w:t>
+      </w:r>
+      <w:r>
+        <w:rPr>
+          <w:rFonts w:hint="eastAsia"/>
+        </w:rPr>
+        <w:t>，以及之前所发的帖子</w:t>
+      </w:r>
+      <w:r>
+        <w:rPr>
+          <w:rFonts w:hint="eastAsia"/>
+        </w:rPr>
+        <w:t>。</w:t>
+      </w:r>
+    </w:p>
+    <w:p>
+      <w:pPr>
+        <w:ind w:firstLine="420"/>
+      </w:pPr>
+      <w:r>
+        <w:rPr>
+          <w:noProof/>
+        </w:rPr>
+        <w:drawing>
+          <wp:inline distT="0" distB="0" distL="0" distR="0" wp14:anchorId="1E6EAEBD" wp14:editId="04E71DC5">
+            <wp:extent cx="5274310" cy="2545080"/>
+            <wp:effectExtent l="0" t="0" r="2540" b="7620"/>
+            <wp:docPr id="35" name="图片 35"/>
+            <wp:cNvGraphicFramePr>
+              <a:graphicFrameLocks xmlns:a="http://schemas.openxmlformats.org/drawingml/2006/main" noChangeAspect="1"/>
+            </wp:cNvGraphicFramePr>
+            <a:graphic xmlns:a="http://schemas.openxmlformats.org/drawingml/2006/main">
+              <a:graphicData uri="http://schemas.openxmlformats.org/drawingml/2006/picture">
+                <pic:pic xmlns:pic="http://schemas.openxmlformats.org/drawingml/2006/picture">
+                  <pic:nvPicPr>
+                    <pic:cNvPr id="1" name=""/>
+                    <pic:cNvPicPr/>
+                  </pic:nvPicPr>
+                  <pic:blipFill>
+                    <a:blip r:embed="rId42"/>
+                    <a:stretch>
+                      <a:fillRect/>
+                    </a:stretch>
+                  </pic:blipFill>
+                  <pic:spPr>
+                    <a:xfrm>
+                      <a:off x="0" y="0"/>
+                      <a:ext cx="5274310" cy="2545080"/>
+                    </a:xfrm>
+                    <a:prstGeom prst="rect">
+                      <a:avLst/>
+                    </a:prstGeom>
+                  </pic:spPr>
+                </pic:pic>
+              </a:graphicData>
+            </a:graphic>
+          </wp:inline>
+        </w:drawing>
+      </w:r>
+    </w:p>
+    <w:p>
+      <w:pPr>
+        <w:ind w:firstLine="420"/>
+      </w:pPr>
+      <w:r>
+        <w:rPr>
+          <w:noProof/>
+        </w:rPr>
+        <w:drawing>
+          <wp:inline distT="0" distB="0" distL="0" distR="0" wp14:anchorId="4AFE3916" wp14:editId="1F1EEE1B">
+            <wp:extent cx="5274310" cy="2887980"/>
+            <wp:effectExtent l="0" t="0" r="2540" b="7620"/>
+            <wp:docPr id="36" name="图片 36"/>
+            <wp:cNvGraphicFramePr>
+              <a:graphicFrameLocks xmlns:a="http://schemas.openxmlformats.org/drawingml/2006/main" noChangeAspect="1"/>
+            </wp:cNvGraphicFramePr>
+            <a:graphic xmlns:a="http://schemas.openxmlformats.org/drawingml/2006/main">
+              <a:graphicData uri="http://schemas.openxmlformats.org/drawingml/2006/picture">
+                <pic:pic xmlns:pic="http://schemas.openxmlformats.org/drawingml/2006/picture">
+                  <pic:nvPicPr>
+                    <pic:cNvPr id="1" name=""/>
+                    <pic:cNvPicPr/>
+                  </pic:nvPicPr>
+                  <pic:blipFill>
+                    <a:blip r:embed="rId43"/>
+                    <a:stretch>
+                      <a:fillRect/>
+                    </a:stretch>
+                  </pic:blipFill>
+                  <pic:spPr>
+                    <a:xfrm>
+                      <a:off x="0" y="0"/>
+                      <a:ext cx="5274310" cy="2887980"/>
+                    </a:xfrm>
+                    <a:prstGeom prst="rect">
+                      <a:avLst/>
+                    </a:prstGeom>
+                  </pic:spPr>
+                </pic:pic>
+              </a:graphicData>
+            </a:graphic>
+          </wp:inline>
+        </w:drawing>
+      </w:r>
+    </w:p>
+    <w:p>
+      <w:pPr>
+        <w:ind w:firstLine="420"/>
+        <w:rPr>
+          <w:rFonts w:hint="eastAsia"/>
+        </w:rPr>
+      </w:pPr>
+      <w:r>
+        <w:rPr>
+          <w:rFonts w:hint="eastAsia"/>
+        </w:rPr>
+        <w:t>由于功能模块较多，只对系统的用户管理模块进行测试结果书写，其他功能模块的测试结果省略。</w:t>
+      </w:r>
+    </w:p>
+    <w:p>
+      <w:pPr>
+        <w:pStyle w:val="2"/>
+        <w:rPr>
+          <w:rFonts w:ascii="宋体" w:eastAsia="宋体" w:hAnsi="宋体"/>
           <w:sz w:val="28"/>
           <w:szCs w:val="28"/>
         </w:rPr>
-        <w:t>目的</w:t>
-      </w:r>
-      <w:bookmarkEnd w:id="91"/>
-      <w:bookmarkEnd w:id="92"/>
-    </w:p>
-    <w:p>
-      <w:pPr>
-        <w:spacing w:line="440" w:lineRule="exact"/>
-        <w:ind w:firstLineChars="200" w:firstLine="480"/>
-        <w:rPr>
-          <w:rFonts w:ascii="宋体" w:eastAsia="宋体" w:hAnsi="宋体"/>
-          <w:sz w:val="24"/>
-          <w:szCs w:val="24"/>
-        </w:rPr>
-      </w:pPr>
-      <w:r>
-        <w:rPr>
-          <w:rFonts w:ascii="宋体" w:eastAsia="宋体" w:hAnsi="宋体" w:hint="eastAsia"/>
-          <w:sz w:val="24"/>
-          <w:szCs w:val="24"/>
-        </w:rPr>
-        <w:t>软件的系统测试是为了发现在系统开发过程中留下的错误而导致系统不能正常运行的各种错误和缺陷.系统测试应根据系统开发过程中各个阶段的需求，设计不同的测试实例，用这些不同的实例去测试系统.采用不同的实例去测试系统能够更有效的去发现系统存在的问题，减少系统投入使用时出现的问题.</w:t>
-      </w:r>
-    </w:p>
-    <w:p>
-      <w:pPr>
-        <w:pStyle w:val="2"/>
-        <w:rPr>
-          <w:rFonts w:ascii="宋体" w:eastAsia="宋体" w:hAnsi="宋体"/>
+      </w:pPr>
+      <w:bookmarkStart w:id="93" w:name="_Toc97476762"/>
+      <w:bookmarkStart w:id="94" w:name="_Toc101476838"/>
+      <w:r>
+        <w:rPr>
+          <w:rFonts w:ascii="宋体" w:eastAsia="宋体" w:hAnsi="宋体" w:hint="eastAsia"/>
           <w:sz w:val="28"/>
           <w:szCs w:val="28"/>
         </w:rPr>
-      </w:pPr>
-      <w:bookmarkStart w:id="93" w:name="_Toc97476762"/>
-      <w:bookmarkStart w:id="94" w:name="_Toc101476838"/>
-      <w:r>
-        <w:rPr>
-          <w:rFonts w:ascii="宋体" w:eastAsia="宋体" w:hAnsi="宋体" w:hint="eastAsia"/>
-          <w:sz w:val="28"/>
-          <w:szCs w:val="28"/>
-        </w:rPr>
+        <w:lastRenderedPageBreak/>
         <w:t>6</w:t>
       </w:r>
       <w:r>
@@ -17687,16 +18186,7 @@
           <w:sz w:val="24"/>
           <w:szCs w:val="24"/>
         </w:rPr>
-        <w:t>系统部署远端服务器后，使用python脚本进行高并发访问，发现在单节点</w:t>
-      </w:r>
-      <w:r>
-        <w:rPr>
-          <w:rFonts w:ascii="宋体" w:eastAsia="宋体" w:hAnsi="宋体" w:hint="eastAsia"/>
-          <w:sz w:val="24"/>
-          <w:szCs w:val="24"/>
-        </w:rPr>
-        <w:lastRenderedPageBreak/>
-        <w:t>服务器情况下，该系统仅能支撑约1</w:t>
+        <w:t>系统部署远端服务器后，使用python脚本进行高并发访问，发现在单节点服务器情况下，该系统仅能支撑约1</w:t>
       </w:r>
       <w:r>
         <w:rPr>
@@ -17844,7 +18334,7 @@
                     </pic:cNvPicPr>
                   </pic:nvPicPr>
                   <pic:blipFill>
-                    <a:blip r:embed="rId38" cstate="print">
+                    <a:blip r:embed="rId44" cstate="print">
                       <a:extLst>
                         <a:ext uri="{28A0092B-C50C-407E-A947-70E740481C1C}">
                           <a14:useLocalDpi xmlns:a14="http://schemas.microsoft.com/office/drawing/2010/main" val="0"/>
@@ -17965,6 +18455,7 @@
           <w:sz w:val="24"/>
           <w:szCs w:val="24"/>
         </w:rPr>
+        <w:lastRenderedPageBreak/>
         <w:t>2</w:t>
       </w:r>
       <w:r>
@@ -18025,16 +18516,7 @@
           <w:sz w:val="24"/>
           <w:szCs w:val="24"/>
         </w:rPr>
-        <w:t>系统由该系统专门的人员负责</w:t>
-      </w:r>
-      <w:r>
-        <w:rPr>
-          <w:rFonts w:ascii="宋体" w:eastAsia="宋体" w:hAnsi="宋体"/>
-          <w:sz w:val="24"/>
-          <w:szCs w:val="24"/>
-        </w:rPr>
-        <w:lastRenderedPageBreak/>
-        <w:t>日常维护，定期由技术开发人员对系统作较大的维护，保证系统的可靠性</w:t>
+        <w:t>系统由该系统专门的人员负责日常维护，定期由技术开发人员对系统作较大的维护，保证系统的可靠性</w:t>
       </w:r>
       <w:r>
         <w:rPr>
@@ -18235,20 +18717,6 @@
           <w:rFonts w:hint="eastAsia"/>
         </w:rPr>
         <w:t>的指导下，我才能顺利完成论文的写作。</w:t>
-      </w:r>
-    </w:p>
-    <w:p>
-      <w:r>
-        <w:rPr>
-          <w:rFonts w:hint="eastAsia"/>
-        </w:rPr>
-        <w:t>同时，感谢星网锐捷各位同仁在毕业设计中对我提供的指导</w:t>
-      </w:r>
-      <w:r>
-        <w:rPr>
-          <w:rFonts w:hint="eastAsia"/>
-        </w:rPr>
-        <w:t>，以及我那未曾谋面未来的女朋友，感谢她在精神上给我的鼓励。</w:t>
       </w:r>
     </w:p>
     <w:p>
@@ -19872,27 +20340,27 @@
 </file>
 
 <file path=customXml/item1.xml><?xml version="1.0" encoding="utf-8"?>
-<b:Sources xmlns:b="http://schemas.openxmlformats.org/officeDocument/2006/bibliography" xmlns="http://schemas.openxmlformats.org/officeDocument/2006/bibliography" SelectedStyle="\APASixthEditionOfficeOnline.xsl" StyleName="APA" Version="6"/>
-</file>
-
-<file path=customXml/item2.xml><?xml version="1.0" encoding="utf-8"?>
 <s:customData xmlns="http://www.wps.cn/officeDocument/2013/wpsCustomData" xmlns:s="http://www.wps.cn/officeDocument/2013/wpsCustomData">
   <customSectProps/>
 </s:customData>
 </file>
 
+<file path=customXml/item2.xml><?xml version="1.0" encoding="utf-8"?>
+<b:Sources xmlns:b="http://schemas.openxmlformats.org/officeDocument/2006/bibliography" xmlns="http://schemas.openxmlformats.org/officeDocument/2006/bibliography" SelectedStyle="\APASixthEditionOfficeOnline.xsl" StyleName="APA" Version="6"/>
+</file>
+
 <file path=customXml/itemProps1.xml><?xml version="1.0" encoding="utf-8"?>
+<ds:datastoreItem xmlns:ds="http://schemas.openxmlformats.org/officeDocument/2006/customXml" ds:itemID="{B1977F7D-205B-4081-913C-38D41E755F92}">
+  <ds:schemaRefs>
+    <ds:schemaRef ds:uri="http://www.wps.cn/officeDocument/2013/wpsCustomData"/>
+  </ds:schemaRefs>
+</ds:datastoreItem>
+</file>
+
+<file path=customXml/itemProps2.xml><?xml version="1.0" encoding="utf-8"?>
 <ds:datastoreItem xmlns:ds="http://schemas.openxmlformats.org/officeDocument/2006/customXml" ds:itemID="{A0279CF6-19C5-4528-A77B-1A5FFBDC94D1}">
   <ds:schemaRefs>
     <ds:schemaRef ds:uri="http://schemas.openxmlformats.org/officeDocument/2006/bibliography"/>
   </ds:schemaRefs>
 </ds:datastoreItem>
-</file>
-
-<file path=customXml/itemProps2.xml><?xml version="1.0" encoding="utf-8"?>
-<ds:datastoreItem xmlns:ds="http://schemas.openxmlformats.org/officeDocument/2006/customXml" ds:itemID="{B1977F7D-205B-4081-913C-38D41E755F92}">
-  <ds:schemaRefs>
-    <ds:schemaRef ds:uri="http://www.wps.cn/officeDocument/2013/wpsCustomData"/>
-  </ds:schemaRefs>
-</ds:datastoreItem>
 </file>
--- a/基于Springboot的闽江学院校园论坛的设计与实现.docx
+++ b/基于Springboot的闽江学院校园论坛的设计与实现.docx
@@ -7564,6 +7564,12 @@
           <w:rFonts w:hint="eastAsia"/>
         </w:rPr>
         <w:t>图</w:t>
+      </w:r>
+      <w:r>
+        <w:rPr>
+          <w:rFonts w:hint="eastAsia"/>
+        </w:rPr>
+        <w:t>描述了分类目录实体的所有属性，其中分类排序值作为逻辑外键与其它相关联表进行链接。</w:t>
       </w:r>
     </w:p>
     <w:p>

--- a/基于Springboot的闽江学院校园论坛的设计与实现.docx
+++ b/基于Springboot的闽江学院校园论坛的设计与实现.docx
@@ -7569,7 +7569,19 @@
         <w:rPr>
           <w:rFonts w:hint="eastAsia"/>
         </w:rPr>
-        <w:t>描述了分类目录实体的所有属性，其中分类排序值作为逻辑外键与其它相关联表进行链接。</w:t>
+        <w:t>描述了分类目录实体的所有属性，其中分类排序值作为逻辑外键与其它相关联表进行链接</w:t>
+      </w:r>
+      <w:r>
+        <w:rPr>
+          <w:rFonts w:hint="eastAsia"/>
+        </w:rPr>
+        <w:t>，并通过是否删除标识进行软删除标记</w:t>
+      </w:r>
+      <w:r>
+        <w:rPr>
+          <w:rFonts w:hint="eastAsia"/>
+        </w:rPr>
+        <w:t>。</w:t>
       </w:r>
     </w:p>
     <w:p>
@@ -7656,6 +7668,12 @@
         </w:rPr>
         <w:t>图</w:t>
       </w:r>
+      <w:r>
+        <w:rPr>
+          <w:rFonts w:hint="eastAsia"/>
+        </w:rPr>
+        <w:t>记录了对应用户的收藏记录信息，由于收藏者和帖子之间存在多对多关系，因此采用用户收藏表，由于记录相关收藏者和对应的帖子多对多关系。</w:t>
+      </w:r>
     </w:p>
     <w:p>
       <w:pPr>
@@ -7740,6 +7758,18 @@
         </w:rPr>
         <w:t>图</w:t>
       </w:r>
+      <w:r>
+        <w:rPr>
+          <w:rFonts w:hint="eastAsia"/>
+        </w:rPr>
+        <w:t>记录了相关帖子的信息，包括标题、发布者、创建时间、收藏量、评论量等</w:t>
+      </w:r>
+      <w:r>
+        <w:rPr>
+          <w:rFonts w:hint="eastAsia"/>
+        </w:rPr>
+        <w:t>，发布者id作为与用户表相关联的逻辑外键，帖子分类id作为与分类目录表的逻辑外键。</w:t>
+      </w:r>
     </w:p>
     <w:p>
       <w:pPr>
@@ -7831,6 +7861,12 @@
           <w:rFonts w:hint="eastAsia"/>
         </w:rPr>
         <w:t>图</w:t>
+      </w:r>
+      <w:r>
+        <w:rPr>
+          <w:rFonts w:hint="eastAsia"/>
+        </w:rPr>
+        <w:t>以评论者id作为逻辑外键，与用户表进行关联，同时通过树形结构的方式记录上一级评论人，通过递归的方式依次获取所有的评论用户。</w:t>
       </w:r>
     </w:p>
     <w:p>
@@ -17492,9 +17528,6 @@
     <w:p>
       <w:pPr>
         <w:pStyle w:val="2"/>
-        <w:rPr>
-          <w:rFonts w:hint="eastAsia"/>
-        </w:rPr>
       </w:pPr>
       <w:r>
         <w:rPr>
@@ -17627,11 +17660,6 @@
       </w:r>
     </w:p>
     <w:p>
-      <w:pPr>
-        <w:rPr>
-          <w:rFonts w:hint="eastAsia"/>
-        </w:rPr>
-      </w:pPr>
       <w:r>
         <w:rPr>
           <w:noProof/>
@@ -18019,9 +18047,6 @@
     <w:p>
       <w:pPr>
         <w:ind w:firstLine="420"/>
-        <w:rPr>
-          <w:rFonts w:hint="eastAsia"/>
-        </w:rPr>
       </w:pPr>
       <w:r>
         <w:rPr>
@@ -20346,27 +20371,27 @@
 </file>
 
 <file path=customXml/item1.xml><?xml version="1.0" encoding="utf-8"?>
+<b:Sources xmlns:b="http://schemas.openxmlformats.org/officeDocument/2006/bibliography" xmlns="http://schemas.openxmlformats.org/officeDocument/2006/bibliography" SelectedStyle="\APASixthEditionOfficeOnline.xsl" StyleName="APA" Version="6"/>
+</file>
+
+<file path=customXml/item2.xml><?xml version="1.0" encoding="utf-8"?>
 <s:customData xmlns="http://www.wps.cn/officeDocument/2013/wpsCustomData" xmlns:s="http://www.wps.cn/officeDocument/2013/wpsCustomData">
   <customSectProps/>
 </s:customData>
 </file>
 
-<file path=customXml/item2.xml><?xml version="1.0" encoding="utf-8"?>
-<b:Sources xmlns:b="http://schemas.openxmlformats.org/officeDocument/2006/bibliography" xmlns="http://schemas.openxmlformats.org/officeDocument/2006/bibliography" SelectedStyle="\APASixthEditionOfficeOnline.xsl" StyleName="APA" Version="6"/>
+<file path=customXml/itemProps1.xml><?xml version="1.0" encoding="utf-8"?>
+<ds:datastoreItem xmlns:ds="http://schemas.openxmlformats.org/officeDocument/2006/customXml" ds:itemID="{A0279CF6-19C5-4528-A77B-1A5FFBDC94D1}">
+  <ds:schemaRefs>
+    <ds:schemaRef ds:uri="http://schemas.openxmlformats.org/officeDocument/2006/bibliography"/>
+  </ds:schemaRefs>
+</ds:datastoreItem>
 </file>
 
-<file path=customXml/itemProps1.xml><?xml version="1.0" encoding="utf-8"?>
+<file path=customXml/itemProps2.xml><?xml version="1.0" encoding="utf-8"?>
 <ds:datastoreItem xmlns:ds="http://schemas.openxmlformats.org/officeDocument/2006/customXml" ds:itemID="{B1977F7D-205B-4081-913C-38D41E755F92}">
   <ds:schemaRefs>
     <ds:schemaRef ds:uri="http://www.wps.cn/officeDocument/2013/wpsCustomData"/>
   </ds:schemaRefs>
 </ds:datastoreItem>
-</file>
-
-<file path=customXml/itemProps2.xml><?xml version="1.0" encoding="utf-8"?>
-<ds:datastoreItem xmlns:ds="http://schemas.openxmlformats.org/officeDocument/2006/customXml" ds:itemID="{A0279CF6-19C5-4528-A77B-1A5FFBDC94D1}">
-  <ds:schemaRefs>
-    <ds:schemaRef ds:uri="http://schemas.openxmlformats.org/officeDocument/2006/bibliography"/>
-  </ds:schemaRefs>
-</ds:datastoreItem>
 </file>
--- a/基于Springboot的闽江学院校园论坛的设计与实现.docx
+++ b/基于Springboot的闽江学院校园论坛的设计与实现.docx
@@ -1098,7 +1098,7 @@
           <w:r>
             <w:fldChar w:fldCharType="separate"/>
           </w:r>
-          <w:hyperlink w:anchor="_Toc101476805" w:history="1">
+          <w:hyperlink w:anchor="_Toc101815723" w:history="1">
             <w:r>
               <w:rPr>
                 <w:rStyle w:val="ab"/>
@@ -1125,7 +1125,7 @@
                 <w:noProof/>
                 <w:webHidden/>
               </w:rPr>
-              <w:instrText xml:space="preserve"> PAGEREF _Toc101476805 \h </w:instrText>
+              <w:instrText xml:space="preserve"> PAGEREF _Toc101815723 \h </w:instrText>
             </w:r>
             <w:r>
               <w:rPr>
@@ -1145,7 +1145,7 @@
                 <w:noProof/>
                 <w:webHidden/>
               </w:rPr>
-              <w:t>6</w:t>
+              <w:t>7</w:t>
             </w:r>
             <w:r>
               <w:rPr>
@@ -1167,7 +1167,7 @@
               <w:noProof/>
             </w:rPr>
           </w:pPr>
-          <w:hyperlink w:anchor="_Toc101476806" w:history="1">
+          <w:hyperlink w:anchor="_Toc101815724" w:history="1">
             <w:r>
               <w:rPr>
                 <w:rStyle w:val="ab"/>
@@ -1209,7 +1209,7 @@
                 <w:noProof/>
                 <w:webHidden/>
               </w:rPr>
-              <w:instrText xml:space="preserve"> PAGEREF _Toc101476806 \h </w:instrText>
+              <w:instrText xml:space="preserve"> PAGEREF _Toc101815724 \h </w:instrText>
             </w:r>
             <w:r>
               <w:rPr>
@@ -1229,7 +1229,7 @@
                 <w:noProof/>
                 <w:webHidden/>
               </w:rPr>
-              <w:t>6</w:t>
+              <w:t>7</w:t>
             </w:r>
             <w:r>
               <w:rPr>
@@ -1250,7 +1250,7 @@
               <w:noProof/>
             </w:rPr>
           </w:pPr>
-          <w:hyperlink w:anchor="_Toc101476807" w:history="1">
+          <w:hyperlink w:anchor="_Toc101815725" w:history="1">
             <w:r>
               <w:rPr>
                 <w:rStyle w:val="ab"/>
@@ -1278,7 +1278,7 @@
                 <w:noProof/>
                 <w:webHidden/>
               </w:rPr>
-              <w:instrText xml:space="preserve"> PAGEREF _Toc101476807 \h </w:instrText>
+              <w:instrText xml:space="preserve"> PAGEREF _Toc101815725 \h </w:instrText>
             </w:r>
             <w:r>
               <w:rPr>
@@ -1298,7 +1298,7 @@
                 <w:noProof/>
                 <w:webHidden/>
               </w:rPr>
-              <w:t>6</w:t>
+              <w:t>7</w:t>
             </w:r>
             <w:r>
               <w:rPr>
@@ -1320,7 +1320,7 @@
               <w:noProof/>
             </w:rPr>
           </w:pPr>
-          <w:hyperlink w:anchor="_Toc101476808" w:history="1">
+          <w:hyperlink w:anchor="_Toc101815726" w:history="1">
             <w:r>
               <w:rPr>
                 <w:rStyle w:val="ab"/>
@@ -1362,7 +1362,7 @@
                 <w:noProof/>
                 <w:webHidden/>
               </w:rPr>
-              <w:instrText xml:space="preserve"> PAGEREF _Toc101476808 \h </w:instrText>
+              <w:instrText xml:space="preserve"> PAGEREF _Toc101815726 \h </w:instrText>
             </w:r>
             <w:r>
               <w:rPr>
@@ -1382,7 +1382,7 @@
                 <w:noProof/>
                 <w:webHidden/>
               </w:rPr>
-              <w:t>6</w:t>
+              <w:t>7</w:t>
             </w:r>
             <w:r>
               <w:rPr>
@@ -1404,7 +1404,7 @@
               <w:noProof/>
             </w:rPr>
           </w:pPr>
-          <w:hyperlink w:anchor="_Toc101476809" w:history="1">
+          <w:hyperlink w:anchor="_Toc101815727" w:history="1">
             <w:r>
               <w:rPr>
                 <w:rStyle w:val="ab"/>
@@ -1446,7 +1446,7 @@
                 <w:noProof/>
                 <w:webHidden/>
               </w:rPr>
-              <w:instrText xml:space="preserve"> PAGEREF _Toc101476809 \h </w:instrText>
+              <w:instrText xml:space="preserve"> PAGEREF _Toc101815727 \h </w:instrText>
             </w:r>
             <w:r>
               <w:rPr>
@@ -1466,7 +1466,7 @@
                 <w:noProof/>
                 <w:webHidden/>
               </w:rPr>
-              <w:t>6</w:t>
+              <w:t>7</w:t>
             </w:r>
             <w:r>
               <w:rPr>
@@ -1488,7 +1488,7 @@
               <w:noProof/>
             </w:rPr>
           </w:pPr>
-          <w:hyperlink w:anchor="_Toc101476810" w:history="1">
+          <w:hyperlink w:anchor="_Toc101815728" w:history="1">
             <w:r>
               <w:rPr>
                 <w:rStyle w:val="ab"/>
@@ -1530,7 +1530,7 @@
                 <w:noProof/>
                 <w:webHidden/>
               </w:rPr>
-              <w:instrText xml:space="preserve"> PAGEREF _Toc101476810 \h </w:instrText>
+              <w:instrText xml:space="preserve"> PAGEREF _Toc101815728 \h </w:instrText>
             </w:r>
             <w:r>
               <w:rPr>
@@ -1550,7 +1550,7 @@
                 <w:noProof/>
                 <w:webHidden/>
               </w:rPr>
-              <w:t>6</w:t>
+              <w:t>7</w:t>
             </w:r>
             <w:r>
               <w:rPr>
@@ -1571,7 +1571,7 @@
               <w:noProof/>
             </w:rPr>
           </w:pPr>
-          <w:hyperlink w:anchor="_Toc101476811" w:history="1">
+          <w:hyperlink w:anchor="_Toc101815729" w:history="1">
             <w:r>
               <w:rPr>
                 <w:rStyle w:val="ab"/>
@@ -1599,7 +1599,7 @@
                 <w:noProof/>
                 <w:webHidden/>
               </w:rPr>
-              <w:instrText xml:space="preserve"> PAGEREF _Toc101476811 \h </w:instrText>
+              <w:instrText xml:space="preserve"> PAGEREF _Toc101815729 \h </w:instrText>
             </w:r>
             <w:r>
               <w:rPr>
@@ -1619,7 +1619,7 @@
                 <w:noProof/>
                 <w:webHidden/>
               </w:rPr>
-              <w:t>6</w:t>
+              <w:t>7</w:t>
             </w:r>
             <w:r>
               <w:rPr>
@@ -1641,7 +1641,7 @@
               <w:noProof/>
             </w:rPr>
           </w:pPr>
-          <w:hyperlink w:anchor="_Toc101476812" w:history="1">
+          <w:hyperlink w:anchor="_Toc101815730" w:history="1">
             <w:r>
               <w:rPr>
                 <w:rStyle w:val="ab"/>
@@ -1683,7 +1683,7 @@
                 <w:noProof/>
                 <w:webHidden/>
               </w:rPr>
-              <w:instrText xml:space="preserve"> PAGEREF _Toc101476812 \h </w:instrText>
+              <w:instrText xml:space="preserve"> PAGEREF _Toc101815730 \h </w:instrText>
             </w:r>
             <w:r>
               <w:rPr>
@@ -1703,7 +1703,7 @@
                 <w:noProof/>
                 <w:webHidden/>
               </w:rPr>
-              <w:t>7</w:t>
+              <w:t>8</w:t>
             </w:r>
             <w:r>
               <w:rPr>
@@ -1725,7 +1725,7 @@
               <w:noProof/>
             </w:rPr>
           </w:pPr>
-          <w:hyperlink w:anchor="_Toc101476813" w:history="1">
+          <w:hyperlink w:anchor="_Toc101815731" w:history="1">
             <w:r>
               <w:rPr>
                 <w:rStyle w:val="ab"/>
@@ -1767,7 +1767,7 @@
                 <w:noProof/>
                 <w:webHidden/>
               </w:rPr>
-              <w:instrText xml:space="preserve"> PAGEREF _Toc101476813 \h </w:instrText>
+              <w:instrText xml:space="preserve"> PAGEREF _Toc101815731 \h </w:instrText>
             </w:r>
             <w:r>
               <w:rPr>
@@ -1787,7 +1787,7 @@
                 <w:noProof/>
                 <w:webHidden/>
               </w:rPr>
-              <w:t>8</w:t>
+              <w:t>9</w:t>
             </w:r>
             <w:r>
               <w:rPr>
@@ -1808,7 +1808,7 @@
               <w:noProof/>
             </w:rPr>
           </w:pPr>
-          <w:hyperlink w:anchor="_Toc101476814" w:history="1">
+          <w:hyperlink w:anchor="_Toc101815732" w:history="1">
             <w:r>
               <w:rPr>
                 <w:rStyle w:val="ab"/>
@@ -1836,7 +1836,7 @@
                 <w:noProof/>
                 <w:webHidden/>
               </w:rPr>
-              <w:instrText xml:space="preserve"> PAGEREF _Toc101476814 \h </w:instrText>
+              <w:instrText xml:space="preserve"> PAGEREF _Toc101815732 \h </w:instrText>
             </w:r>
             <w:r>
               <w:rPr>
@@ -1856,7 +1856,7 @@
                 <w:noProof/>
                 <w:webHidden/>
               </w:rPr>
-              <w:t>8</w:t>
+              <w:t>9</w:t>
             </w:r>
             <w:r>
               <w:rPr>
@@ -1877,7 +1877,7 @@
               <w:noProof/>
             </w:rPr>
           </w:pPr>
-          <w:hyperlink w:anchor="_Toc101476815" w:history="1">
+          <w:hyperlink w:anchor="_Toc101815733" w:history="1">
             <w:r>
               <w:rPr>
                 <w:rStyle w:val="ab"/>
@@ -1905,7 +1905,7 @@
                 <w:noProof/>
                 <w:webHidden/>
               </w:rPr>
-              <w:instrText xml:space="preserve"> PAGEREF _Toc101476815 \h </w:instrText>
+              <w:instrText xml:space="preserve"> PAGEREF _Toc101815733 \h </w:instrText>
             </w:r>
             <w:r>
               <w:rPr>
@@ -1925,7 +1925,7 @@
                 <w:noProof/>
                 <w:webHidden/>
               </w:rPr>
-              <w:t>8</w:t>
+              <w:t>9</w:t>
             </w:r>
             <w:r>
               <w:rPr>
@@ -1946,7 +1946,7 @@
               <w:noProof/>
             </w:rPr>
           </w:pPr>
-          <w:hyperlink w:anchor="_Toc101476816" w:history="1">
+          <w:hyperlink w:anchor="_Toc101815734" w:history="1">
             <w:r>
               <w:rPr>
                 <w:rStyle w:val="ab"/>
@@ -1974,7 +1974,7 @@
                 <w:noProof/>
                 <w:webHidden/>
               </w:rPr>
-              <w:instrText xml:space="preserve"> PAGEREF _Toc101476816 \h </w:instrText>
+              <w:instrText xml:space="preserve"> PAGEREF _Toc101815734 \h </w:instrText>
             </w:r>
             <w:r>
               <w:rPr>
@@ -1994,7 +1994,7 @@
                 <w:noProof/>
                 <w:webHidden/>
               </w:rPr>
-              <w:t>9</w:t>
+              <w:t>10</w:t>
             </w:r>
             <w:r>
               <w:rPr>
@@ -2015,7 +2015,7 @@
               <w:noProof/>
             </w:rPr>
           </w:pPr>
-          <w:hyperlink w:anchor="_Toc101476817" w:history="1">
+          <w:hyperlink w:anchor="_Toc101815735" w:history="1">
             <w:r>
               <w:rPr>
                 <w:rStyle w:val="ab"/>
@@ -2043,7 +2043,7 @@
                 <w:noProof/>
                 <w:webHidden/>
               </w:rPr>
-              <w:instrText xml:space="preserve"> PAGEREF _Toc101476817 \h </w:instrText>
+              <w:instrText xml:space="preserve"> PAGEREF _Toc101815735 \h </w:instrText>
             </w:r>
             <w:r>
               <w:rPr>
@@ -2063,7 +2063,7 @@
                 <w:noProof/>
                 <w:webHidden/>
               </w:rPr>
-              <w:t>10</w:t>
+              <w:t>11</w:t>
             </w:r>
             <w:r>
               <w:rPr>
@@ -2084,7 +2084,7 @@
               <w:noProof/>
             </w:rPr>
           </w:pPr>
-          <w:hyperlink w:anchor="_Toc101476818" w:history="1">
+          <w:hyperlink w:anchor="_Toc101815736" w:history="1">
             <w:r>
               <w:rPr>
                 <w:rStyle w:val="ab"/>
@@ -2112,7 +2112,7 @@
                 <w:noProof/>
                 <w:webHidden/>
               </w:rPr>
-              <w:instrText xml:space="preserve"> PAGEREF _Toc101476818 \h </w:instrText>
+              <w:instrText xml:space="preserve"> PAGEREF _Toc101815736 \h </w:instrText>
             </w:r>
             <w:r>
               <w:rPr>
@@ -2132,7 +2132,7 @@
                 <w:noProof/>
                 <w:webHidden/>
               </w:rPr>
-              <w:t>10</w:t>
+              <w:t>11</w:t>
             </w:r>
             <w:r>
               <w:rPr>
@@ -2147,45 +2147,30 @@
           <w:pPr>
             <w:pStyle w:val="TOC1"/>
             <w:tabs>
-              <w:tab w:val="left" w:pos="840"/>
               <w:tab w:val="right" w:leader="dot" w:pos="8296"/>
             </w:tabs>
             <w:rPr>
               <w:noProof/>
             </w:rPr>
           </w:pPr>
-          <w:hyperlink w:anchor="_Toc101476819" w:history="1">
+          <w:hyperlink w:anchor="_Toc101815737" w:history="1">
             <w:r>
               <w:rPr>
                 <w:rStyle w:val="ab"/>
                 <w:rFonts w:ascii="宋体" w:eastAsia="宋体" w:hAnsi="宋体"/>
                 <w:noProof/>
               </w:rPr>
-              <w:t>2.</w:t>
-            </w:r>
-            <w:r>
-              <w:rPr>
-                <w:noProof/>
+              <w:t>3.系统分析</w:t>
+            </w:r>
+            <w:r>
+              <w:rPr>
+                <w:noProof/>
+                <w:webHidden/>
               </w:rPr>
               <w:tab/>
             </w:r>
             <w:r>
               <w:rPr>
-                <w:rStyle w:val="ab"/>
-                <w:rFonts w:ascii="宋体" w:eastAsia="宋体" w:hAnsi="宋体"/>
-                <w:noProof/>
-              </w:rPr>
-              <w:t>系统分析</w:t>
-            </w:r>
-            <w:r>
-              <w:rPr>
-                <w:noProof/>
-                <w:webHidden/>
-              </w:rPr>
-              <w:tab/>
-            </w:r>
-            <w:r>
-              <w:rPr>
                 <w:noProof/>
                 <w:webHidden/>
               </w:rPr>
@@ -2196,7 +2181,7 @@
                 <w:noProof/>
                 <w:webHidden/>
               </w:rPr>
-              <w:instrText xml:space="preserve"> PAGEREF _Toc101476819 \h </w:instrText>
+              <w:instrText xml:space="preserve"> PAGEREF _Toc101815737 \h </w:instrText>
             </w:r>
             <w:r>
               <w:rPr>
@@ -2216,7 +2201,7 @@
                 <w:noProof/>
                 <w:webHidden/>
               </w:rPr>
-              <w:t>11</w:t>
+              <w:t>12</w:t>
             </w:r>
             <w:r>
               <w:rPr>
@@ -2237,7 +2222,7 @@
               <w:noProof/>
             </w:rPr>
           </w:pPr>
-          <w:hyperlink w:anchor="_Toc101476820" w:history="1">
+          <w:hyperlink w:anchor="_Toc101815738" w:history="1">
             <w:r>
               <w:rPr>
                 <w:rStyle w:val="ab"/>
@@ -2265,7 +2250,7 @@
                 <w:noProof/>
                 <w:webHidden/>
               </w:rPr>
-              <w:instrText xml:space="preserve"> PAGEREF _Toc101476820 \h </w:instrText>
+              <w:instrText xml:space="preserve"> PAGEREF _Toc101815738 \h </w:instrText>
             </w:r>
             <w:r>
               <w:rPr>
@@ -2285,7 +2270,7 @@
                 <w:noProof/>
                 <w:webHidden/>
               </w:rPr>
-              <w:t>11</w:t>
+              <w:t>12</w:t>
             </w:r>
             <w:r>
               <w:rPr>
@@ -2306,7 +2291,7 @@
               <w:noProof/>
             </w:rPr>
           </w:pPr>
-          <w:hyperlink w:anchor="_Toc101476821" w:history="1">
+          <w:hyperlink w:anchor="_Toc101815739" w:history="1">
             <w:r>
               <w:rPr>
                 <w:rStyle w:val="ab"/>
@@ -2333,7 +2318,7 @@
                 <w:noProof/>
                 <w:webHidden/>
               </w:rPr>
-              <w:instrText xml:space="preserve"> PAGEREF _Toc101476821 \h </w:instrText>
+              <w:instrText xml:space="preserve"> PAGEREF _Toc101815739 \h </w:instrText>
             </w:r>
             <w:r>
               <w:rPr>
@@ -2353,7 +2338,7 @@
                 <w:noProof/>
                 <w:webHidden/>
               </w:rPr>
-              <w:t>11</w:t>
+              <w:t>12</w:t>
             </w:r>
             <w:r>
               <w:rPr>
@@ -2374,7 +2359,7 @@
               <w:noProof/>
             </w:rPr>
           </w:pPr>
-          <w:hyperlink w:anchor="_Toc101476822" w:history="1">
+          <w:hyperlink w:anchor="_Toc101815740" w:history="1">
             <w:r>
               <w:rPr>
                 <w:rStyle w:val="ab"/>
@@ -2401,7 +2386,7 @@
                 <w:noProof/>
                 <w:webHidden/>
               </w:rPr>
-              <w:instrText xml:space="preserve"> PAGEREF _Toc101476822 \h </w:instrText>
+              <w:instrText xml:space="preserve"> PAGEREF _Toc101815740 \h </w:instrText>
             </w:r>
             <w:r>
               <w:rPr>
@@ -2421,7 +2406,7 @@
                 <w:noProof/>
                 <w:webHidden/>
               </w:rPr>
-              <w:t>11</w:t>
+              <w:t>12</w:t>
             </w:r>
             <w:r>
               <w:rPr>
@@ -2442,7 +2427,7 @@
               <w:noProof/>
             </w:rPr>
           </w:pPr>
-          <w:hyperlink w:anchor="_Toc101476823" w:history="1">
+          <w:hyperlink w:anchor="_Toc101815741" w:history="1">
             <w:r>
               <w:rPr>
                 <w:rStyle w:val="ab"/>
@@ -2470,7 +2455,7 @@
                 <w:noProof/>
                 <w:webHidden/>
               </w:rPr>
-              <w:instrText xml:space="preserve"> PAGEREF _Toc101476823 \h </w:instrText>
+              <w:instrText xml:space="preserve"> PAGEREF _Toc101815741 \h </w:instrText>
             </w:r>
             <w:r>
               <w:rPr>
@@ -2490,7 +2475,7 @@
                 <w:noProof/>
                 <w:webHidden/>
               </w:rPr>
-              <w:t>11</w:t>
+              <w:t>12</w:t>
             </w:r>
             <w:r>
               <w:rPr>
@@ -2511,7 +2496,7 @@
               <w:noProof/>
             </w:rPr>
           </w:pPr>
-          <w:hyperlink w:anchor="_Toc101476824" w:history="1">
+          <w:hyperlink w:anchor="_Toc101815742" w:history="1">
             <w:r>
               <w:rPr>
                 <w:rStyle w:val="ab"/>
@@ -2539,7 +2524,7 @@
                 <w:noProof/>
                 <w:webHidden/>
               </w:rPr>
-              <w:instrText xml:space="preserve"> PAGEREF _Toc101476824 \h </w:instrText>
+              <w:instrText xml:space="preserve"> PAGEREF _Toc101815742 \h </w:instrText>
             </w:r>
             <w:r>
               <w:rPr>
@@ -2559,7 +2544,7 @@
                 <w:noProof/>
                 <w:webHidden/>
               </w:rPr>
-              <w:t>12</w:t>
+              <w:t>13</w:t>
             </w:r>
             <w:r>
               <w:rPr>
@@ -2580,7 +2565,7 @@
               <w:noProof/>
             </w:rPr>
           </w:pPr>
-          <w:hyperlink w:anchor="_Toc101476825" w:history="1">
+          <w:hyperlink w:anchor="_Toc101815743" w:history="1">
             <w:r>
               <w:rPr>
                 <w:rStyle w:val="ab"/>
@@ -2608,7 +2593,7 @@
                 <w:noProof/>
                 <w:webHidden/>
               </w:rPr>
-              <w:instrText xml:space="preserve"> PAGEREF _Toc101476825 \h </w:instrText>
+              <w:instrText xml:space="preserve"> PAGEREF _Toc101815743 \h </w:instrText>
             </w:r>
             <w:r>
               <w:rPr>
@@ -2628,7 +2613,7 @@
                 <w:noProof/>
                 <w:webHidden/>
               </w:rPr>
-              <w:t>13</w:t>
+              <w:t>14</w:t>
             </w:r>
             <w:r>
               <w:rPr>
@@ -2649,7 +2634,7 @@
               <w:noProof/>
             </w:rPr>
           </w:pPr>
-          <w:hyperlink w:anchor="_Toc101476826" w:history="1">
+          <w:hyperlink w:anchor="_Toc101815744" w:history="1">
             <w:r>
               <w:rPr>
                 <w:rStyle w:val="ab"/>
@@ -2677,7 +2662,7 @@
                 <w:noProof/>
                 <w:webHidden/>
               </w:rPr>
-              <w:instrText xml:space="preserve"> PAGEREF _Toc101476826 \h </w:instrText>
+              <w:instrText xml:space="preserve"> PAGEREF _Toc101815744 \h </w:instrText>
             </w:r>
             <w:r>
               <w:rPr>
@@ -2697,7 +2682,7 @@
                 <w:noProof/>
                 <w:webHidden/>
               </w:rPr>
-              <w:t>13</w:t>
+              <w:t>14</w:t>
             </w:r>
             <w:r>
               <w:rPr>
@@ -2718,7 +2703,7 @@
               <w:noProof/>
             </w:rPr>
           </w:pPr>
-          <w:hyperlink w:anchor="_Toc101476827" w:history="1">
+          <w:hyperlink w:anchor="_Toc101815745" w:history="1">
             <w:r>
               <w:rPr>
                 <w:rStyle w:val="ab"/>
@@ -2746,7 +2731,7 @@
                 <w:noProof/>
                 <w:webHidden/>
               </w:rPr>
-              <w:instrText xml:space="preserve"> PAGEREF _Toc101476827 \h </w:instrText>
+              <w:instrText xml:space="preserve"> PAGEREF _Toc101815745 \h </w:instrText>
             </w:r>
             <w:r>
               <w:rPr>
@@ -2766,7 +2751,7 @@
                 <w:noProof/>
                 <w:webHidden/>
               </w:rPr>
-              <w:t>16</w:t>
+              <w:t>17</w:t>
             </w:r>
             <w:r>
               <w:rPr>
@@ -2787,7 +2772,7 @@
               <w:noProof/>
             </w:rPr>
           </w:pPr>
-          <w:hyperlink w:anchor="_Toc101476828" w:history="1">
+          <w:hyperlink w:anchor="_Toc101815746" w:history="1">
             <w:r>
               <w:rPr>
                 <w:rStyle w:val="ab"/>
@@ -2814,7 +2799,7 @@
                 <w:noProof/>
                 <w:webHidden/>
               </w:rPr>
-              <w:instrText xml:space="preserve"> PAGEREF _Toc101476828 \h </w:instrText>
+              <w:instrText xml:space="preserve"> PAGEREF _Toc101815746 \h </w:instrText>
             </w:r>
             <w:r>
               <w:rPr>
@@ -2834,7 +2819,7 @@
                 <w:noProof/>
                 <w:webHidden/>
               </w:rPr>
-              <w:t>18</w:t>
+              <w:t>19</w:t>
             </w:r>
             <w:r>
               <w:rPr>
@@ -2855,7 +2840,7 @@
               <w:noProof/>
             </w:rPr>
           </w:pPr>
-          <w:hyperlink w:anchor="_Toc101476829" w:history="1">
+          <w:hyperlink w:anchor="_Toc101815747" w:history="1">
             <w:r>
               <w:rPr>
                 <w:rStyle w:val="ab"/>
@@ -2883,7 +2868,7 @@
                 <w:noProof/>
                 <w:webHidden/>
               </w:rPr>
-              <w:instrText xml:space="preserve"> PAGEREF _Toc101476829 \h </w:instrText>
+              <w:instrText xml:space="preserve"> PAGEREF _Toc101815747 \h </w:instrText>
             </w:r>
             <w:r>
               <w:rPr>
@@ -2903,7 +2888,7 @@
                 <w:noProof/>
                 <w:webHidden/>
               </w:rPr>
-              <w:t>19</w:t>
+              <w:t>20</w:t>
             </w:r>
             <w:r>
               <w:rPr>
@@ -2924,7 +2909,7 @@
               <w:noProof/>
             </w:rPr>
           </w:pPr>
-          <w:hyperlink w:anchor="_Toc101476830" w:history="1">
+          <w:hyperlink w:anchor="_Toc101815748" w:history="1">
             <w:r>
               <w:rPr>
                 <w:rStyle w:val="ab"/>
@@ -2952,7 +2937,7 @@
                 <w:noProof/>
                 <w:webHidden/>
               </w:rPr>
-              <w:instrText xml:space="preserve"> PAGEREF _Toc101476830 \h </w:instrText>
+              <w:instrText xml:space="preserve"> PAGEREF _Toc101815748 \h </w:instrText>
             </w:r>
             <w:r>
               <w:rPr>
@@ -2972,7 +2957,7 @@
                 <w:noProof/>
                 <w:webHidden/>
               </w:rPr>
-              <w:t>19</w:t>
+              <w:t>20</w:t>
             </w:r>
             <w:r>
               <w:rPr>
@@ -2993,7 +2978,7 @@
               <w:noProof/>
             </w:rPr>
           </w:pPr>
-          <w:hyperlink w:anchor="_Toc101476831" w:history="1">
+          <w:hyperlink w:anchor="_Toc101815749" w:history="1">
             <w:r>
               <w:rPr>
                 <w:rStyle w:val="ab"/>
@@ -3020,7 +3005,7 @@
                 <w:noProof/>
                 <w:webHidden/>
               </w:rPr>
-              <w:instrText xml:space="preserve"> PAGEREF _Toc101476831 \h </w:instrText>
+              <w:instrText xml:space="preserve"> PAGEREF _Toc101815749 \h </w:instrText>
             </w:r>
             <w:r>
               <w:rPr>
@@ -3040,7 +3025,7 @@
                 <w:noProof/>
                 <w:webHidden/>
               </w:rPr>
-              <w:t>19</w:t>
+              <w:t>20</w:t>
             </w:r>
             <w:r>
               <w:rPr>
@@ -3061,7 +3046,7 @@
               <w:noProof/>
             </w:rPr>
           </w:pPr>
-          <w:hyperlink w:anchor="_Toc101476832" w:history="1">
+          <w:hyperlink w:anchor="_Toc101815750" w:history="1">
             <w:r>
               <w:rPr>
                 <w:rStyle w:val="ab"/>
@@ -3088,7 +3073,7 @@
                 <w:noProof/>
                 <w:webHidden/>
               </w:rPr>
-              <w:instrText xml:space="preserve"> PAGEREF _Toc101476832 \h </w:instrText>
+              <w:instrText xml:space="preserve"> PAGEREF _Toc101815750 \h </w:instrText>
             </w:r>
             <w:r>
               <w:rPr>
@@ -3108,7 +3093,7 @@
                 <w:noProof/>
                 <w:webHidden/>
               </w:rPr>
-              <w:t>21</w:t>
+              <w:t>22</w:t>
             </w:r>
             <w:r>
               <w:rPr>
@@ -3129,7 +3114,7 @@
               <w:noProof/>
             </w:rPr>
           </w:pPr>
-          <w:hyperlink w:anchor="_Toc101476833" w:history="1">
+          <w:hyperlink w:anchor="_Toc101815751" w:history="1">
             <w:r>
               <w:rPr>
                 <w:rStyle w:val="ab"/>
@@ -3156,7 +3141,7 @@
                 <w:noProof/>
                 <w:webHidden/>
               </w:rPr>
-              <w:instrText xml:space="preserve"> PAGEREF _Toc101476833 \h </w:instrText>
+              <w:instrText xml:space="preserve"> PAGEREF _Toc101815751 \h </w:instrText>
             </w:r>
             <w:r>
               <w:rPr>
@@ -3176,7 +3161,7 @@
                 <w:noProof/>
                 <w:webHidden/>
               </w:rPr>
-              <w:t>22</w:t>
+              <w:t>23</w:t>
             </w:r>
             <w:r>
               <w:rPr>
@@ -3197,7 +3182,7 @@
               <w:noProof/>
             </w:rPr>
           </w:pPr>
-          <w:hyperlink w:anchor="_Toc101476834" w:history="1">
+          <w:hyperlink w:anchor="_Toc101815752" w:history="1">
             <w:r>
               <w:rPr>
                 <w:rStyle w:val="ab"/>
@@ -3224,7 +3209,7 @@
                 <w:noProof/>
                 <w:webHidden/>
               </w:rPr>
-              <w:instrText xml:space="preserve"> PAGEREF _Toc101476834 \h </w:instrText>
+              <w:instrText xml:space="preserve"> PAGEREF _Toc101815752 \h </w:instrText>
             </w:r>
             <w:r>
               <w:rPr>
@@ -3244,7 +3229,7 @@
                 <w:noProof/>
                 <w:webHidden/>
               </w:rPr>
-              <w:t>23</w:t>
+              <w:t>24</w:t>
             </w:r>
             <w:r>
               <w:rPr>
@@ -3265,7 +3250,7 @@
               <w:noProof/>
             </w:rPr>
           </w:pPr>
-          <w:hyperlink w:anchor="_Toc101476835" w:history="1">
+          <w:hyperlink w:anchor="_Toc101815753" w:history="1">
             <w:r>
               <w:rPr>
                 <w:rStyle w:val="ab"/>
@@ -3292,7 +3277,7 @@
                 <w:noProof/>
                 <w:webHidden/>
               </w:rPr>
-              <w:instrText xml:space="preserve"> PAGEREF _Toc101476835 \h </w:instrText>
+              <w:instrText xml:space="preserve"> PAGEREF _Toc101815753 \h </w:instrText>
             </w:r>
             <w:r>
               <w:rPr>
@@ -3312,7 +3297,7 @@
                 <w:noProof/>
                 <w:webHidden/>
               </w:rPr>
-              <w:t>24</w:t>
+              <w:t>25</w:t>
             </w:r>
             <w:r>
               <w:rPr>
@@ -3333,7 +3318,7 @@
               <w:noProof/>
             </w:rPr>
           </w:pPr>
-          <w:hyperlink w:anchor="_Toc101476836" w:history="1">
+          <w:hyperlink w:anchor="_Toc101815754" w:history="1">
             <w:r>
               <w:rPr>
                 <w:rStyle w:val="ab"/>
@@ -3361,7 +3346,7 @@
                 <w:noProof/>
                 <w:webHidden/>
               </w:rPr>
-              <w:instrText xml:space="preserve"> PAGEREF _Toc101476836 \h </w:instrText>
+              <w:instrText xml:space="preserve"> PAGEREF _Toc101815754 \h </w:instrText>
             </w:r>
             <w:r>
               <w:rPr>
@@ -3381,7 +3366,7 @@
                 <w:noProof/>
                 <w:webHidden/>
               </w:rPr>
-              <w:t>26</w:t>
+              <w:t>27</w:t>
             </w:r>
             <w:r>
               <w:rPr>
@@ -3402,14 +3387,14 @@
               <w:noProof/>
             </w:rPr>
           </w:pPr>
-          <w:hyperlink w:anchor="_Toc101476837" w:history="1">
+          <w:hyperlink w:anchor="_Toc101815755" w:history="1">
             <w:r>
               <w:rPr>
                 <w:rStyle w:val="ab"/>
                 <w:rFonts w:ascii="宋体" w:eastAsia="宋体" w:hAnsi="宋体"/>
                 <w:noProof/>
               </w:rPr>
-              <w:t>6.1 系统测试目的</w:t>
+              <w:t>6.1 系统测试</w:t>
             </w:r>
             <w:r>
               <w:rPr>
@@ -3430,7 +3415,7 @@
                 <w:noProof/>
                 <w:webHidden/>
               </w:rPr>
-              <w:instrText xml:space="preserve"> PAGEREF _Toc101476837 \h </w:instrText>
+              <w:instrText xml:space="preserve"> PAGEREF _Toc101815755 \h </w:instrText>
             </w:r>
             <w:r>
               <w:rPr>
@@ -3450,7 +3435,7 @@
                 <w:noProof/>
                 <w:webHidden/>
               </w:rPr>
-              <w:t>26</w:t>
+              <w:t>27</w:t>
             </w:r>
             <w:r>
               <w:rPr>
@@ -3471,14 +3456,13 @@
               <w:noProof/>
             </w:rPr>
           </w:pPr>
-          <w:hyperlink w:anchor="_Toc101476838" w:history="1">
+          <w:hyperlink w:anchor="_Toc101815756" w:history="1">
             <w:r>
               <w:rPr>
                 <w:rStyle w:val="ab"/>
-                <w:rFonts w:ascii="宋体" w:eastAsia="宋体" w:hAnsi="宋体"/>
-                <w:noProof/>
-              </w:rPr>
-              <w:t>6.2 系统部署</w:t>
+                <w:noProof/>
+              </w:rPr>
+              <w:t>6.1.1 系统测试目的</w:t>
             </w:r>
             <w:r>
               <w:rPr>
@@ -3499,7 +3483,7 @@
                 <w:noProof/>
                 <w:webHidden/>
               </w:rPr>
-              <w:instrText xml:space="preserve"> PAGEREF _Toc101476838 \h </w:instrText>
+              <w:instrText xml:space="preserve"> PAGEREF _Toc101815756 \h </w:instrText>
             </w:r>
             <w:r>
               <w:rPr>
@@ -3519,7 +3503,7 @@
                 <w:noProof/>
                 <w:webHidden/>
               </w:rPr>
-              <w:t>26</w:t>
+              <w:t>27</w:t>
             </w:r>
             <w:r>
               <w:rPr>
@@ -3540,14 +3524,13 @@
               <w:noProof/>
             </w:rPr>
           </w:pPr>
-          <w:hyperlink w:anchor="_Toc101476839" w:history="1">
+          <w:hyperlink w:anchor="_Toc101815757" w:history="1">
             <w:r>
               <w:rPr>
                 <w:rStyle w:val="ab"/>
-                <w:rFonts w:ascii="宋体" w:eastAsia="宋体" w:hAnsi="宋体"/>
-                <w:noProof/>
-              </w:rPr>
-              <w:t>6.3 部署过程遇到的问题和解决方法</w:t>
+                <w:noProof/>
+              </w:rPr>
+              <w:t>6.1.2 系统测试过程与结果</w:t>
             </w:r>
             <w:r>
               <w:rPr>
@@ -3568,7 +3551,7 @@
                 <w:noProof/>
                 <w:webHidden/>
               </w:rPr>
-              <w:instrText xml:space="preserve"> PAGEREF _Toc101476839 \h </w:instrText>
+              <w:instrText xml:space="preserve"> PAGEREF _Toc101815757 \h </w:instrText>
             </w:r>
             <w:r>
               <w:rPr>
@@ -3588,7 +3571,7 @@
                 <w:noProof/>
                 <w:webHidden/>
               </w:rPr>
-              <w:t>26</w:t>
+              <w:t>27</w:t>
             </w:r>
             <w:r>
               <w:rPr>
@@ -3609,13 +3592,151 @@
               <w:noProof/>
             </w:rPr>
           </w:pPr>
-          <w:hyperlink w:anchor="_Toc101476840" w:history="1">
+          <w:hyperlink w:anchor="_Toc101815758" w:history="1">
             <w:r>
               <w:rPr>
                 <w:rStyle w:val="ab"/>
                 <w:rFonts w:ascii="宋体" w:eastAsia="宋体" w:hAnsi="宋体"/>
                 <w:noProof/>
               </w:rPr>
+              <w:t>6.2 系统部署</w:t>
+            </w:r>
+            <w:r>
+              <w:rPr>
+                <w:noProof/>
+                <w:webHidden/>
+              </w:rPr>
+              <w:tab/>
+            </w:r>
+            <w:r>
+              <w:rPr>
+                <w:noProof/>
+                <w:webHidden/>
+              </w:rPr>
+              <w:fldChar w:fldCharType="begin"/>
+            </w:r>
+            <w:r>
+              <w:rPr>
+                <w:noProof/>
+                <w:webHidden/>
+              </w:rPr>
+              <w:instrText xml:space="preserve"> PAGEREF _Toc101815758 \h </w:instrText>
+            </w:r>
+            <w:r>
+              <w:rPr>
+                <w:noProof/>
+                <w:webHidden/>
+              </w:rPr>
+            </w:r>
+            <w:r>
+              <w:rPr>
+                <w:noProof/>
+                <w:webHidden/>
+              </w:rPr>
+              <w:fldChar w:fldCharType="separate"/>
+            </w:r>
+            <w:r>
+              <w:rPr>
+                <w:noProof/>
+                <w:webHidden/>
+              </w:rPr>
+              <w:t>30</w:t>
+            </w:r>
+            <w:r>
+              <w:rPr>
+                <w:noProof/>
+                <w:webHidden/>
+              </w:rPr>
+              <w:fldChar w:fldCharType="end"/>
+            </w:r>
+          </w:hyperlink>
+        </w:p>
+        <w:p>
+          <w:pPr>
+            <w:pStyle w:val="TOC2"/>
+            <w:tabs>
+              <w:tab w:val="right" w:leader="dot" w:pos="8296"/>
+            </w:tabs>
+            <w:rPr>
+              <w:noProof/>
+            </w:rPr>
+          </w:pPr>
+          <w:hyperlink w:anchor="_Toc101815759" w:history="1">
+            <w:r>
+              <w:rPr>
+                <w:rStyle w:val="ab"/>
+                <w:rFonts w:ascii="宋体" w:eastAsia="宋体" w:hAnsi="宋体"/>
+                <w:noProof/>
+              </w:rPr>
+              <w:t>6.3 部署过程遇到的问题和解决方法</w:t>
+            </w:r>
+            <w:r>
+              <w:rPr>
+                <w:noProof/>
+                <w:webHidden/>
+              </w:rPr>
+              <w:tab/>
+            </w:r>
+            <w:r>
+              <w:rPr>
+                <w:noProof/>
+                <w:webHidden/>
+              </w:rPr>
+              <w:fldChar w:fldCharType="begin"/>
+            </w:r>
+            <w:r>
+              <w:rPr>
+                <w:noProof/>
+                <w:webHidden/>
+              </w:rPr>
+              <w:instrText xml:space="preserve"> PAGEREF _Toc101815759 \h </w:instrText>
+            </w:r>
+            <w:r>
+              <w:rPr>
+                <w:noProof/>
+                <w:webHidden/>
+              </w:rPr>
+            </w:r>
+            <w:r>
+              <w:rPr>
+                <w:noProof/>
+                <w:webHidden/>
+              </w:rPr>
+              <w:fldChar w:fldCharType="separate"/>
+            </w:r>
+            <w:r>
+              <w:rPr>
+                <w:noProof/>
+                <w:webHidden/>
+              </w:rPr>
+              <w:t>30</w:t>
+            </w:r>
+            <w:r>
+              <w:rPr>
+                <w:noProof/>
+                <w:webHidden/>
+              </w:rPr>
+              <w:fldChar w:fldCharType="end"/>
+            </w:r>
+          </w:hyperlink>
+        </w:p>
+        <w:p>
+          <w:pPr>
+            <w:pStyle w:val="TOC2"/>
+            <w:tabs>
+              <w:tab w:val="right" w:leader="dot" w:pos="8296"/>
+            </w:tabs>
+            <w:rPr>
+              <w:noProof/>
+            </w:rPr>
+          </w:pPr>
+          <w:hyperlink w:anchor="_Toc101815760" w:history="1">
+            <w:r>
+              <w:rPr>
+                <w:rStyle w:val="ab"/>
+                <w:rFonts w:ascii="宋体" w:eastAsia="宋体" w:hAnsi="宋体"/>
+                <w:noProof/>
+              </w:rPr>
               <w:t>6.4 系统存在的不足</w:t>
             </w:r>
             <w:r>
@@ -3637,7 +3758,7 @@
                 <w:noProof/>
                 <w:webHidden/>
               </w:rPr>
-              <w:instrText xml:space="preserve"> PAGEREF _Toc101476840 \h </w:instrText>
+              <w:instrText xml:space="preserve"> PAGEREF _Toc101815760 \h </w:instrText>
             </w:r>
             <w:r>
               <w:rPr>
@@ -3657,7 +3778,7 @@
                 <w:noProof/>
                 <w:webHidden/>
               </w:rPr>
-              <w:t>27</w:t>
+              <w:t>30</w:t>
             </w:r>
             <w:r>
               <w:rPr>
@@ -3678,7 +3799,7 @@
               <w:noProof/>
             </w:rPr>
           </w:pPr>
-          <w:hyperlink w:anchor="_Toc101476841" w:history="1">
+          <w:hyperlink w:anchor="_Toc101815761" w:history="1">
             <w:r>
               <w:rPr>
                 <w:rStyle w:val="ab"/>
@@ -3706,7 +3827,7 @@
                 <w:noProof/>
                 <w:webHidden/>
               </w:rPr>
-              <w:instrText xml:space="preserve"> PAGEREF _Toc101476841 \h </w:instrText>
+              <w:instrText xml:space="preserve"> PAGEREF _Toc101815761 \h </w:instrText>
             </w:r>
             <w:r>
               <w:rPr>
@@ -3726,7 +3847,7 @@
                 <w:noProof/>
                 <w:webHidden/>
               </w:rPr>
-              <w:t>27</w:t>
+              <w:t>31</w:t>
             </w:r>
             <w:r>
               <w:rPr>
@@ -3747,7 +3868,7 @@
               <w:noProof/>
             </w:rPr>
           </w:pPr>
-          <w:hyperlink w:anchor="_Toc101476842" w:history="1">
+          <w:hyperlink w:anchor="_Toc101815762" w:history="1">
             <w:r>
               <w:rPr>
                 <w:rStyle w:val="ab"/>
@@ -3775,7 +3896,7 @@
                 <w:noProof/>
                 <w:webHidden/>
               </w:rPr>
-              <w:instrText xml:space="preserve"> PAGEREF _Toc101476842 \h </w:instrText>
+              <w:instrText xml:space="preserve"> PAGEREF _Toc101815762 \h </w:instrText>
             </w:r>
             <w:r>
               <w:rPr>
@@ -3795,7 +3916,7 @@
                 <w:noProof/>
                 <w:webHidden/>
               </w:rPr>
-              <w:t>28</w:t>
+              <w:t>31</w:t>
             </w:r>
             <w:r>
               <w:rPr>
@@ -3816,7 +3937,7 @@
               <w:noProof/>
             </w:rPr>
           </w:pPr>
-          <w:hyperlink w:anchor="_Toc101476843" w:history="1">
+          <w:hyperlink w:anchor="_Toc101815763" w:history="1">
             <w:r>
               <w:rPr>
                 <w:rStyle w:val="ab"/>
@@ -3844,7 +3965,7 @@
                 <w:noProof/>
                 <w:webHidden/>
               </w:rPr>
-              <w:instrText xml:space="preserve"> PAGEREF _Toc101476843 \h </w:instrText>
+              <w:instrText xml:space="preserve"> PAGEREF _Toc101815763 \h </w:instrText>
             </w:r>
             <w:r>
               <w:rPr>
@@ -3864,7 +3985,7 @@
                 <w:noProof/>
                 <w:webHidden/>
               </w:rPr>
-              <w:t>28</w:t>
+              <w:t>31</w:t>
             </w:r>
             <w:r>
               <w:rPr>
@@ -3876,6 +3997,13 @@
           </w:hyperlink>
         </w:p>
         <w:p>
+          <w:pPr>
+            <w:rPr>
+              <w:b/>
+              <w:bCs/>
+              <w:lang w:val="zh-CN"/>
+            </w:rPr>
+          </w:pPr>
           <w:r>
             <w:rPr>
               <w:b/>
@@ -3888,11 +4016,8 @@
       </w:sdtContent>
     </w:sdt>
     <w:p>
-      <w:pPr>
-        <w:widowControl/>
-        <w:jc w:val="left"/>
-      </w:pPr>
-      <w:r>
+      <w:r>
+        <w:lastRenderedPageBreak/>
         <w:br w:type="page"/>
       </w:r>
     </w:p>
@@ -3902,7 +4027,7 @@
       </w:pPr>
       <w:bookmarkStart w:id="0" w:name="_Toc96869583"/>
       <w:bookmarkStart w:id="1" w:name="_Toc97476728"/>
-      <w:bookmarkStart w:id="2" w:name="_Toc101476805"/>
+      <w:bookmarkStart w:id="2" w:name="_Toc101815723"/>
       <w:r>
         <w:rPr>
           <w:rFonts w:hint="eastAsia"/>
@@ -3930,7 +4055,7 @@
       </w:pPr>
       <w:bookmarkStart w:id="3" w:name="_Toc96869584"/>
       <w:bookmarkStart w:id="4" w:name="_Toc97476729"/>
-      <w:bookmarkStart w:id="5" w:name="_Toc101476806"/>
+      <w:bookmarkStart w:id="5" w:name="_Toc101815724"/>
       <w:r>
         <w:rPr>
           <w:rFonts w:ascii="宋体" w:eastAsia="宋体" w:hAnsi="宋体" w:hint="eastAsia"/>
@@ -3954,7 +4079,7 @@
       </w:pPr>
       <w:bookmarkStart w:id="6" w:name="_Toc96869585"/>
       <w:bookmarkStart w:id="7" w:name="_Toc97476730"/>
-      <w:bookmarkStart w:id="8" w:name="_Toc101476807"/>
+      <w:bookmarkStart w:id="8" w:name="_Toc101815725"/>
       <w:r>
         <w:rPr>
           <w:rFonts w:ascii="宋体" w:eastAsia="宋体" w:hAnsi="宋体" w:hint="eastAsia"/>
@@ -4064,7 +4189,7 @@
       </w:pPr>
       <w:bookmarkStart w:id="9" w:name="_Toc96869586"/>
       <w:bookmarkStart w:id="10" w:name="_Toc97476731"/>
-      <w:bookmarkStart w:id="11" w:name="_Toc101476808"/>
+      <w:bookmarkStart w:id="11" w:name="_Toc101815726"/>
       <w:r>
         <w:rPr>
           <w:rFonts w:ascii="宋体" w:eastAsia="宋体" w:hAnsi="宋体" w:hint="eastAsia"/>
@@ -4110,7 +4235,7 @@
       </w:pPr>
       <w:bookmarkStart w:id="12" w:name="_Toc96869587"/>
       <w:bookmarkStart w:id="13" w:name="_Toc97476732"/>
-      <w:bookmarkStart w:id="14" w:name="_Toc101476809"/>
+      <w:bookmarkStart w:id="14" w:name="_Toc101815727"/>
       <w:r>
         <w:rPr>
           <w:rFonts w:ascii="宋体" w:eastAsia="宋体" w:hAnsi="宋体" w:hint="eastAsia"/>
@@ -4157,7 +4282,7 @@
       </w:pPr>
       <w:bookmarkStart w:id="15" w:name="_Toc96869588"/>
       <w:bookmarkStart w:id="16" w:name="_Toc97476733"/>
-      <w:bookmarkStart w:id="17" w:name="_Toc101476810"/>
+      <w:bookmarkStart w:id="17" w:name="_Toc101815728"/>
       <w:r>
         <w:rPr>
           <w:rFonts w:ascii="宋体" w:eastAsia="宋体" w:hAnsi="宋体" w:hint="eastAsia"/>
@@ -4181,7 +4306,7 @@
       </w:pPr>
       <w:bookmarkStart w:id="18" w:name="_Toc96869589"/>
       <w:bookmarkStart w:id="19" w:name="_Toc97476734"/>
-      <w:bookmarkStart w:id="20" w:name="_Toc101476811"/>
+      <w:bookmarkStart w:id="20" w:name="_Toc101815729"/>
       <w:r>
         <w:rPr>
           <w:rFonts w:ascii="宋体" w:eastAsia="宋体" w:hAnsi="宋体" w:hint="eastAsia"/>
@@ -4372,6 +4497,86 @@
         </w:rPr>
         <w:t>其跨平台、面向对象、高性能、面向对象等特性深受开发人员喜爱。同时，Java社区成熟强大，并且Java版本仍在持续更新中。</w:t>
       </w:r>
+      <w:r>
+        <w:rPr>
+          <w:rFonts w:ascii="宋体" w:eastAsia="宋体" w:hAnsi="宋体"/>
+          <w:sz w:val="24"/>
+          <w:szCs w:val="24"/>
+          <w:vertAlign w:val="superscript"/>
+        </w:rPr>
+        <w:fldChar w:fldCharType="begin"/>
+      </w:r>
+      <w:r>
+        <w:rPr>
+          <w:rFonts w:ascii="宋体" w:eastAsia="宋体" w:hAnsi="宋体"/>
+          <w:sz w:val="24"/>
+          <w:szCs w:val="24"/>
+          <w:vertAlign w:val="superscript"/>
+        </w:rPr>
+        <w:instrText xml:space="preserve"> </w:instrText>
+      </w:r>
+      <w:r>
+        <w:rPr>
+          <w:rFonts w:ascii="宋体" w:eastAsia="宋体" w:hAnsi="宋体" w:hint="eastAsia"/>
+          <w:sz w:val="24"/>
+          <w:szCs w:val="24"/>
+          <w:vertAlign w:val="superscript"/>
+        </w:rPr>
+        <w:instrText>REF _Ref101819878 \r \h</w:instrText>
+      </w:r>
+      <w:r>
+        <w:rPr>
+          <w:rFonts w:ascii="宋体" w:eastAsia="宋体" w:hAnsi="宋体"/>
+          <w:sz w:val="24"/>
+          <w:szCs w:val="24"/>
+          <w:vertAlign w:val="superscript"/>
+        </w:rPr>
+        <w:instrText xml:space="preserve"> </w:instrText>
+      </w:r>
+      <w:r>
+        <w:rPr>
+          <w:rFonts w:ascii="宋体" w:eastAsia="宋体" w:hAnsi="宋体"/>
+          <w:sz w:val="24"/>
+          <w:szCs w:val="24"/>
+          <w:vertAlign w:val="superscript"/>
+        </w:rPr>
+      </w:r>
+      <w:r>
+        <w:rPr>
+          <w:rFonts w:ascii="宋体" w:eastAsia="宋体" w:hAnsi="宋体"/>
+          <w:sz w:val="24"/>
+          <w:szCs w:val="24"/>
+          <w:vertAlign w:val="superscript"/>
+        </w:rPr>
+        <w:instrText xml:space="preserve"> \* MERGEFORMAT </w:instrText>
+      </w:r>
+      <w:r>
+        <w:rPr>
+          <w:rFonts w:ascii="宋体" w:eastAsia="宋体" w:hAnsi="宋体"/>
+          <w:sz w:val="24"/>
+          <w:szCs w:val="24"/>
+          <w:vertAlign w:val="superscript"/>
+        </w:rPr>
+        <w:fldChar w:fldCharType="separate"/>
+      </w:r>
+      <w:r>
+        <w:rPr>
+          <w:rFonts w:ascii="宋体" w:eastAsia="宋体" w:hAnsi="宋体"/>
+          <w:sz w:val="24"/>
+          <w:szCs w:val="24"/>
+          <w:vertAlign w:val="superscript"/>
+        </w:rPr>
+        <w:t>[1]</w:t>
+      </w:r>
+      <w:r>
+        <w:rPr>
+          <w:rFonts w:ascii="宋体" w:eastAsia="宋体" w:hAnsi="宋体"/>
+          <w:sz w:val="24"/>
+          <w:szCs w:val="24"/>
+          <w:vertAlign w:val="superscript"/>
+        </w:rPr>
+        <w:fldChar w:fldCharType="end"/>
+      </w:r>
     </w:p>
     <w:p>
       <w:pPr>
@@ -4501,6 +4706,104 @@
           <w:szCs w:val="24"/>
         </w:rPr>
         <w:t>进行开发。</w:t>
+      </w:r>
+      <w:r>
+        <w:rPr>
+          <w:rFonts w:ascii="宋体" w:eastAsia="宋体" w:hAnsi="宋体"/>
+          <w:sz w:val="24"/>
+          <w:szCs w:val="24"/>
+          <w:vertAlign w:val="superscript"/>
+        </w:rPr>
+        <w:fldChar w:fldCharType="begin"/>
+      </w:r>
+      <w:r>
+        <w:rPr>
+          <w:rFonts w:ascii="宋体" w:eastAsia="宋体" w:hAnsi="宋体"/>
+          <w:sz w:val="24"/>
+          <w:szCs w:val="24"/>
+          <w:vertAlign w:val="superscript"/>
+        </w:rPr>
+        <w:instrText xml:space="preserve"> </w:instrText>
+      </w:r>
+      <w:r>
+        <w:rPr>
+          <w:rFonts w:ascii="宋体" w:eastAsia="宋体" w:hAnsi="宋体" w:hint="eastAsia"/>
+          <w:sz w:val="24"/>
+          <w:szCs w:val="24"/>
+          <w:vertAlign w:val="superscript"/>
+        </w:rPr>
+        <w:instrText>REF _Ref101819899 \r \h</w:instrText>
+      </w:r>
+      <w:r>
+        <w:rPr>
+          <w:rFonts w:ascii="宋体" w:eastAsia="宋体" w:hAnsi="宋体"/>
+          <w:sz w:val="24"/>
+          <w:szCs w:val="24"/>
+          <w:vertAlign w:val="superscript"/>
+        </w:rPr>
+        <w:instrText xml:space="preserve"> </w:instrText>
+      </w:r>
+      <w:r>
+        <w:rPr>
+          <w:rFonts w:ascii="宋体" w:eastAsia="宋体" w:hAnsi="宋体"/>
+          <w:sz w:val="24"/>
+          <w:szCs w:val="24"/>
+          <w:vertAlign w:val="superscript"/>
+        </w:rPr>
+      </w:r>
+      <w:r>
+        <w:rPr>
+          <w:rFonts w:ascii="宋体" w:eastAsia="宋体" w:hAnsi="宋体"/>
+          <w:sz w:val="24"/>
+          <w:szCs w:val="24"/>
+          <w:vertAlign w:val="superscript"/>
+        </w:rPr>
+        <w:instrText xml:space="preserve"> \* MERGEFORMAT </w:instrText>
+      </w:r>
+      <w:r>
+        <w:rPr>
+          <w:rFonts w:ascii="宋体" w:eastAsia="宋体" w:hAnsi="宋体"/>
+          <w:sz w:val="24"/>
+          <w:szCs w:val="24"/>
+          <w:vertAlign w:val="superscript"/>
+        </w:rPr>
+        <w:fldChar w:fldCharType="separate"/>
+      </w:r>
+      <w:r>
+        <w:rPr>
+          <w:rFonts w:ascii="宋体" w:eastAsia="宋体" w:hAnsi="宋体"/>
+          <w:sz w:val="24"/>
+          <w:szCs w:val="24"/>
+          <w:vertAlign w:val="superscript"/>
+        </w:rPr>
+        <w:t>[</w:t>
+      </w:r>
+      <w:r>
+        <w:rPr>
+          <w:rFonts w:ascii="宋体" w:eastAsia="宋体" w:hAnsi="宋体"/>
+          <w:sz w:val="24"/>
+          <w:szCs w:val="24"/>
+          <w:vertAlign w:val="superscript"/>
+        </w:rPr>
+        <w:t>2</w:t>
+      </w:r>
+      <w:r>
+        <w:rPr>
+          <w:rFonts w:ascii="宋体" w:eastAsia="宋体" w:hAnsi="宋体"/>
+          <w:sz w:val="24"/>
+          <w:szCs w:val="24"/>
+          <w:vertAlign w:val="superscript"/>
+        </w:rPr>
+        <w:t>]</w:t>
+      </w:r>
+      <w:r>
+        <w:rPr>
+          <w:rFonts w:ascii="宋体" w:eastAsia="宋体" w:hAnsi="宋体"/>
+          <w:sz w:val="24"/>
+          <w:szCs w:val="24"/>
+          <w:vertAlign w:val="superscript"/>
+        </w:rPr>
+        <w:fldChar w:fldCharType="end"/>
       </w:r>
     </w:p>
     <w:p>
@@ -4518,7 +4821,7 @@
       </w:pPr>
       <w:bookmarkStart w:id="21" w:name="_Toc96869590"/>
       <w:bookmarkStart w:id="22" w:name="_Toc97476735"/>
-      <w:bookmarkStart w:id="23" w:name="_Toc101476812"/>
+      <w:bookmarkStart w:id="23" w:name="_Toc101815730"/>
       <w:r>
         <w:rPr>
           <w:rFonts w:ascii="宋体" w:eastAsia="宋体" w:hAnsi="宋体" w:hint="eastAsia"/>
@@ -4639,6 +4942,68 @@
         </w:rPr>
         <w:t>Linux Server 相较 Windows Server 领先的首要原因是完全免费且可用作开源用途。通过开源方式，您可以轻松查看用于创建 Linux 内核的代码，也可以对代码进行修改和再创作。通过许多编程接口，您甚至可以开发自己的程序并将其添加到 Linux 操作系统中。还可以对 Linux Server 操作系统进行自定义，以满足使用要求，这是 Windows 无法实现的。</w:t>
       </w:r>
+      <w:r>
+        <w:rPr>
+          <w:rFonts w:ascii="宋体" w:eastAsia="宋体" w:hAnsi="宋体"/>
+          <w:sz w:val="24"/>
+          <w:szCs w:val="24"/>
+          <w:vertAlign w:val="superscript"/>
+        </w:rPr>
+        <w:fldChar w:fldCharType="begin"/>
+      </w:r>
+      <w:r>
+        <w:rPr>
+          <w:rFonts w:ascii="宋体" w:eastAsia="宋体" w:hAnsi="宋体"/>
+          <w:sz w:val="24"/>
+          <w:szCs w:val="24"/>
+          <w:vertAlign w:val="superscript"/>
+        </w:rPr>
+        <w:instrText xml:space="preserve"> REF _Ref101819938 \r \h </w:instrText>
+      </w:r>
+      <w:r>
+        <w:rPr>
+          <w:rFonts w:ascii="宋体" w:eastAsia="宋体" w:hAnsi="宋体"/>
+          <w:sz w:val="24"/>
+          <w:szCs w:val="24"/>
+          <w:vertAlign w:val="superscript"/>
+        </w:rPr>
+      </w:r>
+      <w:r>
+        <w:rPr>
+          <w:rFonts w:ascii="宋体" w:eastAsia="宋体" w:hAnsi="宋体"/>
+          <w:sz w:val="24"/>
+          <w:szCs w:val="24"/>
+          <w:vertAlign w:val="superscript"/>
+        </w:rPr>
+        <w:instrText xml:space="preserve"> \* MERGEFORMAT </w:instrText>
+      </w:r>
+      <w:r>
+        <w:rPr>
+          <w:rFonts w:ascii="宋体" w:eastAsia="宋体" w:hAnsi="宋体"/>
+          <w:sz w:val="24"/>
+          <w:szCs w:val="24"/>
+          <w:vertAlign w:val="superscript"/>
+        </w:rPr>
+        <w:fldChar w:fldCharType="separate"/>
+      </w:r>
+      <w:r>
+        <w:rPr>
+          <w:rFonts w:ascii="宋体" w:eastAsia="宋体" w:hAnsi="宋体"/>
+          <w:sz w:val="24"/>
+          <w:szCs w:val="24"/>
+          <w:vertAlign w:val="superscript"/>
+        </w:rPr>
+        <w:t>[3]</w:t>
+      </w:r>
+      <w:r>
+        <w:rPr>
+          <w:rFonts w:ascii="宋体" w:eastAsia="宋体" w:hAnsi="宋体"/>
+          <w:sz w:val="24"/>
+          <w:szCs w:val="24"/>
+          <w:vertAlign w:val="superscript"/>
+        </w:rPr>
+        <w:fldChar w:fldCharType="end"/>
+      </w:r>
     </w:p>
     <w:p>
       <w:pPr>
@@ -4674,6 +5039,68 @@
         </w:rPr>
         <w:t>Linux 系统一直以其稳定性而闻名，它们可以连续运行多年而不发生任何重大问题。事实上，很多 Linux 用户都从未在自己的环境中遇到过系统崩溃的情况。相对 Windows 而言，挂起和崩溃完全是一种常态。</w:t>
       </w:r>
+      <w:r>
+        <w:rPr>
+          <w:rFonts w:ascii="宋体" w:eastAsia="宋体" w:hAnsi="宋体"/>
+          <w:sz w:val="24"/>
+          <w:szCs w:val="24"/>
+          <w:vertAlign w:val="superscript"/>
+        </w:rPr>
+        <w:fldChar w:fldCharType="begin"/>
+      </w:r>
+      <w:r>
+        <w:rPr>
+          <w:rFonts w:ascii="宋体" w:eastAsia="宋体" w:hAnsi="宋体"/>
+          <w:sz w:val="24"/>
+          <w:szCs w:val="24"/>
+          <w:vertAlign w:val="superscript"/>
+        </w:rPr>
+        <w:instrText xml:space="preserve"> REF _Ref101819952 \r \h </w:instrText>
+      </w:r>
+      <w:r>
+        <w:rPr>
+          <w:rFonts w:ascii="宋体" w:eastAsia="宋体" w:hAnsi="宋体"/>
+          <w:sz w:val="24"/>
+          <w:szCs w:val="24"/>
+          <w:vertAlign w:val="superscript"/>
+        </w:rPr>
+      </w:r>
+      <w:r>
+        <w:rPr>
+          <w:rFonts w:ascii="宋体" w:eastAsia="宋体" w:hAnsi="宋体"/>
+          <w:sz w:val="24"/>
+          <w:szCs w:val="24"/>
+          <w:vertAlign w:val="superscript"/>
+        </w:rPr>
+        <w:instrText xml:space="preserve"> \* MERGEFORMAT </w:instrText>
+      </w:r>
+      <w:r>
+        <w:rPr>
+          <w:rFonts w:ascii="宋体" w:eastAsia="宋体" w:hAnsi="宋体"/>
+          <w:sz w:val="24"/>
+          <w:szCs w:val="24"/>
+          <w:vertAlign w:val="superscript"/>
+        </w:rPr>
+        <w:fldChar w:fldCharType="separate"/>
+      </w:r>
+      <w:r>
+        <w:rPr>
+          <w:rFonts w:ascii="宋体" w:eastAsia="宋体" w:hAnsi="宋体"/>
+          <w:sz w:val="24"/>
+          <w:szCs w:val="24"/>
+          <w:vertAlign w:val="superscript"/>
+        </w:rPr>
+        <w:t>[4]</w:t>
+      </w:r>
+      <w:r>
+        <w:rPr>
+          <w:rFonts w:ascii="宋体" w:eastAsia="宋体" w:hAnsi="宋体"/>
+          <w:sz w:val="24"/>
+          <w:szCs w:val="24"/>
+          <w:vertAlign w:val="superscript"/>
+        </w:rPr>
+        <w:fldChar w:fldCharType="end"/>
+      </w:r>
     </w:p>
     <w:p>
       <w:pPr>
@@ -4726,6 +5153,68 @@
         </w:rPr>
         <w:t xml:space="preserve"> Linux 与 Windows 进行对比时，对每项系统配置的更改都需要重启 Windows Server，而 Linux 更改大多数配置时都无需重启服务器即可生效，这也确保了 Linux 服务器最短的停机时间。</w:t>
       </w:r>
+      <w:r>
+        <w:rPr>
+          <w:rFonts w:ascii="宋体" w:eastAsia="宋体" w:hAnsi="宋体"/>
+          <w:sz w:val="24"/>
+          <w:szCs w:val="24"/>
+          <w:vertAlign w:val="superscript"/>
+        </w:rPr>
+        <w:fldChar w:fldCharType="begin"/>
+      </w:r>
+      <w:r>
+        <w:rPr>
+          <w:rFonts w:ascii="宋体" w:eastAsia="宋体" w:hAnsi="宋体"/>
+          <w:sz w:val="24"/>
+          <w:szCs w:val="24"/>
+          <w:vertAlign w:val="superscript"/>
+        </w:rPr>
+        <w:instrText xml:space="preserve"> REF _Ref101819968 \r \h </w:instrText>
+      </w:r>
+      <w:r>
+        <w:rPr>
+          <w:rFonts w:ascii="宋体" w:eastAsia="宋体" w:hAnsi="宋体"/>
+          <w:sz w:val="24"/>
+          <w:szCs w:val="24"/>
+          <w:vertAlign w:val="superscript"/>
+        </w:rPr>
+      </w:r>
+      <w:r>
+        <w:rPr>
+          <w:rFonts w:ascii="宋体" w:eastAsia="宋体" w:hAnsi="宋体"/>
+          <w:sz w:val="24"/>
+          <w:szCs w:val="24"/>
+          <w:vertAlign w:val="superscript"/>
+        </w:rPr>
+        <w:instrText xml:space="preserve"> \* MERGEFORMAT </w:instrText>
+      </w:r>
+      <w:r>
+        <w:rPr>
+          <w:rFonts w:ascii="宋体" w:eastAsia="宋体" w:hAnsi="宋体"/>
+          <w:sz w:val="24"/>
+          <w:szCs w:val="24"/>
+          <w:vertAlign w:val="superscript"/>
+        </w:rPr>
+        <w:fldChar w:fldCharType="separate"/>
+      </w:r>
+      <w:r>
+        <w:rPr>
+          <w:rFonts w:ascii="宋体" w:eastAsia="宋体" w:hAnsi="宋体"/>
+          <w:sz w:val="24"/>
+          <w:szCs w:val="24"/>
+          <w:vertAlign w:val="superscript"/>
+        </w:rPr>
+        <w:t>[5]</w:t>
+      </w:r>
+      <w:r>
+        <w:rPr>
+          <w:rFonts w:ascii="宋体" w:eastAsia="宋体" w:hAnsi="宋体"/>
+          <w:sz w:val="24"/>
+          <w:szCs w:val="24"/>
+          <w:vertAlign w:val="superscript"/>
+        </w:rPr>
+        <w:fldChar w:fldCharType="end"/>
+      </w:r>
     </w:p>
     <w:p>
       <w:pPr>
@@ -4761,6 +5250,68 @@
         </w:rPr>
         <w:t>Linux 由最初的多用户操作系统开发的 UNIX 操作系统发展而来，在安全方面显然比 Windows 更强。与 Windows 作为病毒和恶意软件攻击的首要目标不同，Linux Server 只有管理员或特定用户才有权访问 Linux 内核，而且 Linux 服务器（相较 Windows 而言）不会经常受到攻击，并且被发现的任何漏洞都会在第一时间由大批 Linux 开发人员修复。</w:t>
       </w:r>
+      <w:r>
+        <w:rPr>
+          <w:rFonts w:ascii="宋体" w:eastAsia="宋体" w:hAnsi="宋体"/>
+          <w:sz w:val="24"/>
+          <w:szCs w:val="24"/>
+          <w:vertAlign w:val="superscript"/>
+        </w:rPr>
+        <w:fldChar w:fldCharType="begin"/>
+      </w:r>
+      <w:r>
+        <w:rPr>
+          <w:rFonts w:ascii="宋体" w:eastAsia="宋体" w:hAnsi="宋体"/>
+          <w:sz w:val="24"/>
+          <w:szCs w:val="24"/>
+          <w:vertAlign w:val="superscript"/>
+        </w:rPr>
+        <w:instrText xml:space="preserve"> REF _Ref101819982 \r \h </w:instrText>
+      </w:r>
+      <w:r>
+        <w:rPr>
+          <w:rFonts w:ascii="宋体" w:eastAsia="宋体" w:hAnsi="宋体"/>
+          <w:sz w:val="24"/>
+          <w:szCs w:val="24"/>
+          <w:vertAlign w:val="superscript"/>
+        </w:rPr>
+      </w:r>
+      <w:r>
+        <w:rPr>
+          <w:rFonts w:ascii="宋体" w:eastAsia="宋体" w:hAnsi="宋体"/>
+          <w:sz w:val="24"/>
+          <w:szCs w:val="24"/>
+          <w:vertAlign w:val="superscript"/>
+        </w:rPr>
+        <w:instrText xml:space="preserve"> \* MERGEFORMAT </w:instrText>
+      </w:r>
+      <w:r>
+        <w:rPr>
+          <w:rFonts w:ascii="宋体" w:eastAsia="宋体" w:hAnsi="宋体"/>
+          <w:sz w:val="24"/>
+          <w:szCs w:val="24"/>
+          <w:vertAlign w:val="superscript"/>
+        </w:rPr>
+        <w:fldChar w:fldCharType="separate"/>
+      </w:r>
+      <w:r>
+        <w:rPr>
+          <w:rFonts w:ascii="宋体" w:eastAsia="宋体" w:hAnsi="宋体"/>
+          <w:sz w:val="24"/>
+          <w:szCs w:val="24"/>
+          <w:vertAlign w:val="superscript"/>
+        </w:rPr>
+        <w:t>[6]</w:t>
+      </w:r>
+      <w:r>
+        <w:rPr>
+          <w:rFonts w:ascii="宋体" w:eastAsia="宋体" w:hAnsi="宋体"/>
+          <w:sz w:val="24"/>
+          <w:szCs w:val="24"/>
+          <w:vertAlign w:val="superscript"/>
+        </w:rPr>
+        <w:fldChar w:fldCharType="end"/>
+      </w:r>
     </w:p>
     <w:p>
       <w:pPr>
@@ -4795,6 +5346,68 @@
           <w:szCs w:val="24"/>
         </w:rPr>
         <w:t>Linux 是世界上最灵活的操作系统，没有之一，您可以根据需要自定义系统。使用 Linux，您可以随心所欲地安装 GUI 界面或仅使用「终端」管理服务器；使用 Linux，您可以选择各种工具和实用程序来管理所有与服务器相关的活动，如：添加用户、管理服务和网络，安装新应用程序以及监控性能等。</w:t>
+      </w:r>
+      <w:r>
+        <w:rPr>
+          <w:rFonts w:ascii="宋体" w:eastAsia="宋体" w:hAnsi="宋体"/>
+          <w:sz w:val="24"/>
+          <w:szCs w:val="24"/>
+          <w:vertAlign w:val="superscript"/>
+        </w:rPr>
+        <w:fldChar w:fldCharType="begin"/>
+      </w:r>
+      <w:r>
+        <w:rPr>
+          <w:rFonts w:ascii="宋体" w:eastAsia="宋体" w:hAnsi="宋体"/>
+          <w:sz w:val="24"/>
+          <w:szCs w:val="24"/>
+          <w:vertAlign w:val="superscript"/>
+        </w:rPr>
+        <w:instrText xml:space="preserve"> REF _Ref101819993 \r \h </w:instrText>
+      </w:r>
+      <w:r>
+        <w:rPr>
+          <w:rFonts w:ascii="宋体" w:eastAsia="宋体" w:hAnsi="宋体"/>
+          <w:sz w:val="24"/>
+          <w:szCs w:val="24"/>
+          <w:vertAlign w:val="superscript"/>
+        </w:rPr>
+      </w:r>
+      <w:r>
+        <w:rPr>
+          <w:rFonts w:ascii="宋体" w:eastAsia="宋体" w:hAnsi="宋体"/>
+          <w:sz w:val="24"/>
+          <w:szCs w:val="24"/>
+          <w:vertAlign w:val="superscript"/>
+        </w:rPr>
+        <w:instrText xml:space="preserve"> \* MERGEFORMAT </w:instrText>
+      </w:r>
+      <w:r>
+        <w:rPr>
+          <w:rFonts w:ascii="宋体" w:eastAsia="宋体" w:hAnsi="宋体"/>
+          <w:sz w:val="24"/>
+          <w:szCs w:val="24"/>
+          <w:vertAlign w:val="superscript"/>
+        </w:rPr>
+        <w:fldChar w:fldCharType="separate"/>
+      </w:r>
+      <w:r>
+        <w:rPr>
+          <w:rFonts w:ascii="宋体" w:eastAsia="宋体" w:hAnsi="宋体"/>
+          <w:sz w:val="24"/>
+          <w:szCs w:val="24"/>
+          <w:vertAlign w:val="superscript"/>
+        </w:rPr>
+        <w:t>[7]</w:t>
+      </w:r>
+      <w:r>
+        <w:rPr>
+          <w:rFonts w:ascii="宋体" w:eastAsia="宋体" w:hAnsi="宋体"/>
+          <w:sz w:val="24"/>
+          <w:szCs w:val="24"/>
+          <w:vertAlign w:val="superscript"/>
+        </w:rPr>
+        <w:fldChar w:fldCharType="end"/>
       </w:r>
     </w:p>
     <w:p>
@@ -4900,6 +5513,68 @@
           <w:szCs w:val="24"/>
         </w:rPr>
         <w:t>Linux 社区在全球都十分活跃和使用广泛，总有数千名志愿者在线活动以解决其他 Linux 用户的问题，所以几乎在任何 Linux 论坛上发布的任何问题都会得到即时响应。而选择使用 Linux Enterprise 版本时，还会附有付费支持选项。</w:t>
+      </w:r>
+      <w:r>
+        <w:rPr>
+          <w:rFonts w:ascii="宋体" w:eastAsia="宋体" w:hAnsi="宋体"/>
+          <w:sz w:val="24"/>
+          <w:szCs w:val="24"/>
+          <w:vertAlign w:val="superscript"/>
+        </w:rPr>
+        <w:fldChar w:fldCharType="begin"/>
+      </w:r>
+      <w:r>
+        <w:rPr>
+          <w:rFonts w:ascii="宋体" w:eastAsia="宋体" w:hAnsi="宋体"/>
+          <w:sz w:val="24"/>
+          <w:szCs w:val="24"/>
+          <w:vertAlign w:val="superscript"/>
+        </w:rPr>
+        <w:instrText xml:space="preserve"> REF _Ref101820005 \r \h </w:instrText>
+      </w:r>
+      <w:r>
+        <w:rPr>
+          <w:rFonts w:ascii="宋体" w:eastAsia="宋体" w:hAnsi="宋体"/>
+          <w:sz w:val="24"/>
+          <w:szCs w:val="24"/>
+          <w:vertAlign w:val="superscript"/>
+        </w:rPr>
+      </w:r>
+      <w:r>
+        <w:rPr>
+          <w:rFonts w:ascii="宋体" w:eastAsia="宋体" w:hAnsi="宋体"/>
+          <w:sz w:val="24"/>
+          <w:szCs w:val="24"/>
+          <w:vertAlign w:val="superscript"/>
+        </w:rPr>
+        <w:instrText xml:space="preserve"> \* MERGEFORMAT </w:instrText>
+      </w:r>
+      <w:r>
+        <w:rPr>
+          <w:rFonts w:ascii="宋体" w:eastAsia="宋体" w:hAnsi="宋体"/>
+          <w:sz w:val="24"/>
+          <w:szCs w:val="24"/>
+          <w:vertAlign w:val="superscript"/>
+        </w:rPr>
+        <w:fldChar w:fldCharType="separate"/>
+      </w:r>
+      <w:r>
+        <w:rPr>
+          <w:rFonts w:ascii="宋体" w:eastAsia="宋体" w:hAnsi="宋体"/>
+          <w:sz w:val="24"/>
+          <w:szCs w:val="24"/>
+          <w:vertAlign w:val="superscript"/>
+        </w:rPr>
+        <w:t>[8]</w:t>
+      </w:r>
+      <w:r>
+        <w:rPr>
+          <w:rFonts w:ascii="宋体" w:eastAsia="宋体" w:hAnsi="宋体"/>
+          <w:sz w:val="24"/>
+          <w:szCs w:val="24"/>
+          <w:vertAlign w:val="superscript"/>
+        </w:rPr>
+        <w:fldChar w:fldCharType="end"/>
       </w:r>
     </w:p>
     <w:p>
@@ -4959,7 +5634,7 @@
       </w:pPr>
       <w:bookmarkStart w:id="24" w:name="_Toc96869591"/>
       <w:bookmarkStart w:id="25" w:name="_Toc97476736"/>
-      <w:bookmarkStart w:id="26" w:name="_Toc101476813"/>
+      <w:bookmarkStart w:id="26" w:name="_Toc101815731"/>
       <w:r>
         <w:rPr>
           <w:rFonts w:ascii="宋体" w:eastAsia="宋体" w:hAnsi="宋体" w:hint="eastAsia"/>
@@ -4990,6 +5665,68 @@
         </w:rPr>
         <w:t>Docker 是一个用于开发，交付和运行应用程序的开放平台。Docker 使您能够将应用程序与基础架构分开，从而可以快速交付软件。借助 Docker，您可以与管理应用程序相同的方式来管理基础架构。通过利用 Docker 的方法来快速交付，测试和部署代码，您可以大大减少编写代码和在生产环境中运行代码之间的延迟。</w:t>
       </w:r>
+      <w:r>
+        <w:rPr>
+          <w:rFonts w:ascii="宋体" w:eastAsia="宋体" w:hAnsi="宋体"/>
+          <w:sz w:val="24"/>
+          <w:szCs w:val="24"/>
+          <w:vertAlign w:val="superscript"/>
+        </w:rPr>
+        <w:fldChar w:fldCharType="begin"/>
+      </w:r>
+      <w:r>
+        <w:rPr>
+          <w:rFonts w:ascii="宋体" w:eastAsia="宋体" w:hAnsi="宋体"/>
+          <w:sz w:val="24"/>
+          <w:szCs w:val="24"/>
+          <w:vertAlign w:val="superscript"/>
+        </w:rPr>
+        <w:instrText xml:space="preserve"> REF _Ref101820020 \r \h </w:instrText>
+      </w:r>
+      <w:r>
+        <w:rPr>
+          <w:rFonts w:ascii="宋体" w:eastAsia="宋体" w:hAnsi="宋体"/>
+          <w:sz w:val="24"/>
+          <w:szCs w:val="24"/>
+          <w:vertAlign w:val="superscript"/>
+        </w:rPr>
+      </w:r>
+      <w:r>
+        <w:rPr>
+          <w:rFonts w:ascii="宋体" w:eastAsia="宋体" w:hAnsi="宋体"/>
+          <w:sz w:val="24"/>
+          <w:szCs w:val="24"/>
+          <w:vertAlign w:val="superscript"/>
+        </w:rPr>
+        <w:instrText xml:space="preserve"> \* MERGEFORMAT </w:instrText>
+      </w:r>
+      <w:r>
+        <w:rPr>
+          <w:rFonts w:ascii="宋体" w:eastAsia="宋体" w:hAnsi="宋体"/>
+          <w:sz w:val="24"/>
+          <w:szCs w:val="24"/>
+          <w:vertAlign w:val="superscript"/>
+        </w:rPr>
+        <w:fldChar w:fldCharType="separate"/>
+      </w:r>
+      <w:r>
+        <w:rPr>
+          <w:rFonts w:ascii="宋体" w:eastAsia="宋体" w:hAnsi="宋体"/>
+          <w:sz w:val="24"/>
+          <w:szCs w:val="24"/>
+          <w:vertAlign w:val="superscript"/>
+        </w:rPr>
+        <w:t>[9]</w:t>
+      </w:r>
+      <w:r>
+        <w:rPr>
+          <w:rFonts w:ascii="宋体" w:eastAsia="宋体" w:hAnsi="宋体"/>
+          <w:sz w:val="24"/>
+          <w:szCs w:val="24"/>
+          <w:vertAlign w:val="superscript"/>
+        </w:rPr>
+        <w:fldChar w:fldCharType="end"/>
+      </w:r>
     </w:p>
     <w:p>
       <w:pPr>
@@ -5002,7 +5739,7 @@
       </w:pPr>
       <w:bookmarkStart w:id="27" w:name="_Toc96869592"/>
       <w:bookmarkStart w:id="28" w:name="_Toc97476737"/>
-      <w:bookmarkStart w:id="29" w:name="_Toc101476814"/>
+      <w:bookmarkStart w:id="29" w:name="_Toc101815732"/>
       <w:r>
         <w:rPr>
           <w:rFonts w:ascii="宋体" w:eastAsia="宋体" w:hAnsi="宋体" w:hint="eastAsia"/>
@@ -5101,6 +5838,68 @@
         </w:rPr>
         <w:t>Thymeleaf的主要目标是提供一种优雅的和高度可维护的方式来创建模板。为了实现这一点，它构建在自然模板的概念上，以不影响模板作为设计原型使用的方式将其逻辑注入模板文件。这改进了设计的交流，并在设计和开发团队之间架起了桥梁。</w:t>
       </w:r>
+      <w:r>
+        <w:rPr>
+          <w:rFonts w:ascii="宋体" w:eastAsia="宋体" w:hAnsi="宋体"/>
+          <w:sz w:val="24"/>
+          <w:szCs w:val="24"/>
+          <w:vertAlign w:val="superscript"/>
+        </w:rPr>
+        <w:fldChar w:fldCharType="begin"/>
+      </w:r>
+      <w:r>
+        <w:rPr>
+          <w:rFonts w:ascii="宋体" w:eastAsia="宋体" w:hAnsi="宋体"/>
+          <w:sz w:val="24"/>
+          <w:szCs w:val="24"/>
+          <w:vertAlign w:val="superscript"/>
+        </w:rPr>
+        <w:instrText xml:space="preserve"> REF _Ref101820029 \r \h </w:instrText>
+      </w:r>
+      <w:r>
+        <w:rPr>
+          <w:rFonts w:ascii="宋体" w:eastAsia="宋体" w:hAnsi="宋体"/>
+          <w:sz w:val="24"/>
+          <w:szCs w:val="24"/>
+          <w:vertAlign w:val="superscript"/>
+        </w:rPr>
+      </w:r>
+      <w:r>
+        <w:rPr>
+          <w:rFonts w:ascii="宋体" w:eastAsia="宋体" w:hAnsi="宋体"/>
+          <w:sz w:val="24"/>
+          <w:szCs w:val="24"/>
+          <w:vertAlign w:val="superscript"/>
+        </w:rPr>
+        <w:instrText xml:space="preserve"> \* MERGEFORMAT </w:instrText>
+      </w:r>
+      <w:r>
+        <w:rPr>
+          <w:rFonts w:ascii="宋体" w:eastAsia="宋体" w:hAnsi="宋体"/>
+          <w:sz w:val="24"/>
+          <w:szCs w:val="24"/>
+          <w:vertAlign w:val="superscript"/>
+        </w:rPr>
+        <w:fldChar w:fldCharType="separate"/>
+      </w:r>
+      <w:r>
+        <w:rPr>
+          <w:rFonts w:ascii="宋体" w:eastAsia="宋体" w:hAnsi="宋体"/>
+          <w:sz w:val="24"/>
+          <w:szCs w:val="24"/>
+          <w:vertAlign w:val="superscript"/>
+        </w:rPr>
+        <w:t>[10]</w:t>
+      </w:r>
+      <w:r>
+        <w:rPr>
+          <w:rFonts w:ascii="宋体" w:eastAsia="宋体" w:hAnsi="宋体"/>
+          <w:sz w:val="24"/>
+          <w:szCs w:val="24"/>
+          <w:vertAlign w:val="superscript"/>
+        </w:rPr>
+        <w:fldChar w:fldCharType="end"/>
+      </w:r>
     </w:p>
     <w:p>
       <w:pPr>
@@ -5179,7 +5978,7 @@
       </w:pPr>
       <w:bookmarkStart w:id="31" w:name="_Toc96869593"/>
       <w:bookmarkStart w:id="32" w:name="_Toc97476738"/>
-      <w:bookmarkStart w:id="33" w:name="_Toc101476815"/>
+      <w:bookmarkStart w:id="33" w:name="_Toc101815733"/>
       <w:r>
         <w:rPr>
           <w:rFonts w:ascii="宋体" w:eastAsia="宋体" w:hAnsi="宋体" w:hint="eastAsia"/>
@@ -5363,6 +6162,86 @@
         </w:rPr>
         <w:t>oot版本定制化的选择版本，避免兼容性问题。开发人员只需要关注业务层面的开发即可。</w:t>
       </w:r>
+      <w:r>
+        <w:rPr>
+          <w:rFonts w:ascii="宋体" w:eastAsia="宋体" w:hAnsi="宋体"/>
+          <w:sz w:val="24"/>
+          <w:szCs w:val="24"/>
+          <w:vertAlign w:val="superscript"/>
+        </w:rPr>
+        <w:fldChar w:fldCharType="begin"/>
+      </w:r>
+      <w:r>
+        <w:rPr>
+          <w:rFonts w:ascii="宋体" w:eastAsia="宋体" w:hAnsi="宋体"/>
+          <w:sz w:val="24"/>
+          <w:szCs w:val="24"/>
+          <w:vertAlign w:val="superscript"/>
+        </w:rPr>
+        <w:instrText xml:space="preserve"> </w:instrText>
+      </w:r>
+      <w:r>
+        <w:rPr>
+          <w:rFonts w:ascii="宋体" w:eastAsia="宋体" w:hAnsi="宋体" w:hint="eastAsia"/>
+          <w:sz w:val="24"/>
+          <w:szCs w:val="24"/>
+          <w:vertAlign w:val="superscript"/>
+        </w:rPr>
+        <w:instrText>REF _Ref101820046 \r \h</w:instrText>
+      </w:r>
+      <w:r>
+        <w:rPr>
+          <w:rFonts w:ascii="宋体" w:eastAsia="宋体" w:hAnsi="宋体"/>
+          <w:sz w:val="24"/>
+          <w:szCs w:val="24"/>
+          <w:vertAlign w:val="superscript"/>
+        </w:rPr>
+        <w:instrText xml:space="preserve"> </w:instrText>
+      </w:r>
+      <w:r>
+        <w:rPr>
+          <w:rFonts w:ascii="宋体" w:eastAsia="宋体" w:hAnsi="宋体"/>
+          <w:sz w:val="24"/>
+          <w:szCs w:val="24"/>
+          <w:vertAlign w:val="superscript"/>
+        </w:rPr>
+      </w:r>
+      <w:r>
+        <w:rPr>
+          <w:rFonts w:ascii="宋体" w:eastAsia="宋体" w:hAnsi="宋体"/>
+          <w:sz w:val="24"/>
+          <w:szCs w:val="24"/>
+          <w:vertAlign w:val="superscript"/>
+        </w:rPr>
+        <w:instrText xml:space="preserve"> \* MERGEFORMAT </w:instrText>
+      </w:r>
+      <w:r>
+        <w:rPr>
+          <w:rFonts w:ascii="宋体" w:eastAsia="宋体" w:hAnsi="宋体"/>
+          <w:sz w:val="24"/>
+          <w:szCs w:val="24"/>
+          <w:vertAlign w:val="superscript"/>
+        </w:rPr>
+        <w:fldChar w:fldCharType="separate"/>
+      </w:r>
+      <w:r>
+        <w:rPr>
+          <w:rFonts w:ascii="宋体" w:eastAsia="宋体" w:hAnsi="宋体"/>
+          <w:sz w:val="24"/>
+          <w:szCs w:val="24"/>
+          <w:vertAlign w:val="superscript"/>
+        </w:rPr>
+        <w:t>[11]</w:t>
+      </w:r>
+      <w:r>
+        <w:rPr>
+          <w:rFonts w:ascii="宋体" w:eastAsia="宋体" w:hAnsi="宋体"/>
+          <w:sz w:val="24"/>
+          <w:szCs w:val="24"/>
+          <w:vertAlign w:val="superscript"/>
+        </w:rPr>
+        <w:fldChar w:fldCharType="end"/>
+      </w:r>
     </w:p>
     <w:p>
       <w:pPr>
@@ -5398,6 +6277,68 @@
         </w:rPr>
         <w:t>MyBatis是一个优秀的持久层框架，它对jdbc的操作数据库的过程进行封装，使开发者只需要关注 SQL 本身，而不需要花费精力去处理例如注册驱动、创建connection、创建statement、手动设置参数、结果集检索等jdbc繁杂的过程代码。</w:t>
       </w:r>
+      <w:r>
+        <w:rPr>
+          <w:rFonts w:ascii="宋体" w:eastAsia="宋体" w:hAnsi="宋体"/>
+          <w:sz w:val="24"/>
+          <w:szCs w:val="24"/>
+          <w:vertAlign w:val="superscript"/>
+        </w:rPr>
+        <w:fldChar w:fldCharType="begin"/>
+      </w:r>
+      <w:r>
+        <w:rPr>
+          <w:rFonts w:ascii="宋体" w:eastAsia="宋体" w:hAnsi="宋体"/>
+          <w:sz w:val="24"/>
+          <w:szCs w:val="24"/>
+          <w:vertAlign w:val="superscript"/>
+        </w:rPr>
+        <w:instrText xml:space="preserve"> REF _Ref101820054 \r \h </w:instrText>
+      </w:r>
+      <w:r>
+        <w:rPr>
+          <w:rFonts w:ascii="宋体" w:eastAsia="宋体" w:hAnsi="宋体"/>
+          <w:sz w:val="24"/>
+          <w:szCs w:val="24"/>
+          <w:vertAlign w:val="superscript"/>
+        </w:rPr>
+      </w:r>
+      <w:r>
+        <w:rPr>
+          <w:rFonts w:ascii="宋体" w:eastAsia="宋体" w:hAnsi="宋体"/>
+          <w:sz w:val="24"/>
+          <w:szCs w:val="24"/>
+          <w:vertAlign w:val="superscript"/>
+        </w:rPr>
+        <w:instrText xml:space="preserve"> \* MERGEFORMAT </w:instrText>
+      </w:r>
+      <w:r>
+        <w:rPr>
+          <w:rFonts w:ascii="宋体" w:eastAsia="宋体" w:hAnsi="宋体"/>
+          <w:sz w:val="24"/>
+          <w:szCs w:val="24"/>
+          <w:vertAlign w:val="superscript"/>
+        </w:rPr>
+        <w:fldChar w:fldCharType="separate"/>
+      </w:r>
+      <w:r>
+        <w:rPr>
+          <w:rFonts w:ascii="宋体" w:eastAsia="宋体" w:hAnsi="宋体"/>
+          <w:sz w:val="24"/>
+          <w:szCs w:val="24"/>
+          <w:vertAlign w:val="superscript"/>
+        </w:rPr>
+        <w:t>[12]</w:t>
+      </w:r>
+      <w:r>
+        <w:rPr>
+          <w:rFonts w:ascii="宋体" w:eastAsia="宋体" w:hAnsi="宋体"/>
+          <w:sz w:val="24"/>
+          <w:szCs w:val="24"/>
+          <w:vertAlign w:val="superscript"/>
+        </w:rPr>
+        <w:fldChar w:fldCharType="end"/>
+      </w:r>
     </w:p>
     <w:p>
       <w:pPr>
@@ -5415,6 +6356,68 @@
           <w:szCs w:val="24"/>
         </w:rPr>
         <w:t>Mybatis通过xml或注解的方式将要执行的各种statement（statement、preparedStatemnt、CallableStatement）配置起来，并通过java对象和statement中的sql进行映射生成最终执行的sql语句，最后由mybatis框架执行sql并将结果映射成java对象并返回。</w:t>
+      </w:r>
+      <w:r>
+        <w:rPr>
+          <w:rFonts w:ascii="宋体" w:eastAsia="宋体" w:hAnsi="宋体"/>
+          <w:sz w:val="24"/>
+          <w:szCs w:val="24"/>
+          <w:vertAlign w:val="superscript"/>
+        </w:rPr>
+        <w:fldChar w:fldCharType="begin"/>
+      </w:r>
+      <w:r>
+        <w:rPr>
+          <w:rFonts w:ascii="宋体" w:eastAsia="宋体" w:hAnsi="宋体"/>
+          <w:sz w:val="24"/>
+          <w:szCs w:val="24"/>
+          <w:vertAlign w:val="superscript"/>
+        </w:rPr>
+        <w:instrText xml:space="preserve"> REF _Ref101820061 \r \h </w:instrText>
+      </w:r>
+      <w:r>
+        <w:rPr>
+          <w:rFonts w:ascii="宋体" w:eastAsia="宋体" w:hAnsi="宋体"/>
+          <w:sz w:val="24"/>
+          <w:szCs w:val="24"/>
+          <w:vertAlign w:val="superscript"/>
+        </w:rPr>
+      </w:r>
+      <w:r>
+        <w:rPr>
+          <w:rFonts w:ascii="宋体" w:eastAsia="宋体" w:hAnsi="宋体"/>
+          <w:sz w:val="24"/>
+          <w:szCs w:val="24"/>
+          <w:vertAlign w:val="superscript"/>
+        </w:rPr>
+        <w:instrText xml:space="preserve"> \* MERGEFORMAT </w:instrText>
+      </w:r>
+      <w:r>
+        <w:rPr>
+          <w:rFonts w:ascii="宋体" w:eastAsia="宋体" w:hAnsi="宋体"/>
+          <w:sz w:val="24"/>
+          <w:szCs w:val="24"/>
+          <w:vertAlign w:val="superscript"/>
+        </w:rPr>
+        <w:fldChar w:fldCharType="separate"/>
+      </w:r>
+      <w:r>
+        <w:rPr>
+          <w:rFonts w:ascii="宋体" w:eastAsia="宋体" w:hAnsi="宋体"/>
+          <w:sz w:val="24"/>
+          <w:szCs w:val="24"/>
+          <w:vertAlign w:val="superscript"/>
+        </w:rPr>
+        <w:t>[13]</w:t>
+      </w:r>
+      <w:r>
+        <w:rPr>
+          <w:rFonts w:ascii="宋体" w:eastAsia="宋体" w:hAnsi="宋体"/>
+          <w:sz w:val="24"/>
+          <w:szCs w:val="24"/>
+          <w:vertAlign w:val="superscript"/>
+        </w:rPr>
+        <w:fldChar w:fldCharType="end"/>
       </w:r>
     </w:p>
     <w:p>
@@ -5483,7 +6486,7 @@
       </w:pPr>
       <w:bookmarkStart w:id="34" w:name="_Toc96869594"/>
       <w:bookmarkStart w:id="35" w:name="_Toc97476739"/>
-      <w:bookmarkStart w:id="36" w:name="_Toc101476816"/>
+      <w:bookmarkStart w:id="36" w:name="_Toc101815734"/>
       <w:r>
         <w:rPr>
           <w:rFonts w:ascii="宋体" w:eastAsia="宋体" w:hAnsi="宋体" w:hint="eastAsia"/>
@@ -5677,6 +6680,86 @@
         </w:rPr>
         <w:t>符合开发人员人体工程学，其以编辑者为中心的环境、万能的快捷方式、内联的调试器等，深受Java开发人员喜爱，大幅提高Java程序开发的效率。</w:t>
       </w:r>
+      <w:r>
+        <w:rPr>
+          <w:rFonts w:ascii="宋体" w:eastAsia="宋体" w:hAnsi="宋体"/>
+          <w:sz w:val="24"/>
+          <w:szCs w:val="24"/>
+          <w:vertAlign w:val="superscript"/>
+        </w:rPr>
+        <w:fldChar w:fldCharType="begin"/>
+      </w:r>
+      <w:r>
+        <w:rPr>
+          <w:rFonts w:ascii="宋体" w:eastAsia="宋体" w:hAnsi="宋体"/>
+          <w:sz w:val="24"/>
+          <w:szCs w:val="24"/>
+          <w:vertAlign w:val="superscript"/>
+        </w:rPr>
+        <w:instrText xml:space="preserve"> </w:instrText>
+      </w:r>
+      <w:r>
+        <w:rPr>
+          <w:rFonts w:ascii="宋体" w:eastAsia="宋体" w:hAnsi="宋体" w:hint="eastAsia"/>
+          <w:sz w:val="24"/>
+          <w:szCs w:val="24"/>
+          <w:vertAlign w:val="superscript"/>
+        </w:rPr>
+        <w:instrText>REF _Ref101820071 \r \h</w:instrText>
+      </w:r>
+      <w:r>
+        <w:rPr>
+          <w:rFonts w:ascii="宋体" w:eastAsia="宋体" w:hAnsi="宋体"/>
+          <w:sz w:val="24"/>
+          <w:szCs w:val="24"/>
+          <w:vertAlign w:val="superscript"/>
+        </w:rPr>
+        <w:instrText xml:space="preserve"> </w:instrText>
+      </w:r>
+      <w:r>
+        <w:rPr>
+          <w:rFonts w:ascii="宋体" w:eastAsia="宋体" w:hAnsi="宋体"/>
+          <w:sz w:val="24"/>
+          <w:szCs w:val="24"/>
+          <w:vertAlign w:val="superscript"/>
+        </w:rPr>
+      </w:r>
+      <w:r>
+        <w:rPr>
+          <w:rFonts w:ascii="宋体" w:eastAsia="宋体" w:hAnsi="宋体"/>
+          <w:sz w:val="24"/>
+          <w:szCs w:val="24"/>
+          <w:vertAlign w:val="superscript"/>
+        </w:rPr>
+        <w:instrText xml:space="preserve"> \* MERGEFORMAT </w:instrText>
+      </w:r>
+      <w:r>
+        <w:rPr>
+          <w:rFonts w:ascii="宋体" w:eastAsia="宋体" w:hAnsi="宋体"/>
+          <w:sz w:val="24"/>
+          <w:szCs w:val="24"/>
+          <w:vertAlign w:val="superscript"/>
+        </w:rPr>
+        <w:fldChar w:fldCharType="separate"/>
+      </w:r>
+      <w:r>
+        <w:rPr>
+          <w:rFonts w:ascii="宋体" w:eastAsia="宋体" w:hAnsi="宋体"/>
+          <w:sz w:val="24"/>
+          <w:szCs w:val="24"/>
+          <w:vertAlign w:val="superscript"/>
+        </w:rPr>
+        <w:t>[14]</w:t>
+      </w:r>
+      <w:r>
+        <w:rPr>
+          <w:rFonts w:ascii="宋体" w:eastAsia="宋体" w:hAnsi="宋体"/>
+          <w:sz w:val="24"/>
+          <w:szCs w:val="24"/>
+          <w:vertAlign w:val="superscript"/>
+        </w:rPr>
+        <w:fldChar w:fldCharType="end"/>
+      </w:r>
     </w:p>
     <w:p>
       <w:pPr>
@@ -5689,7 +6772,7 @@
       </w:pPr>
       <w:bookmarkStart w:id="37" w:name="_Toc96869595"/>
       <w:bookmarkStart w:id="38" w:name="_Toc97476740"/>
-      <w:bookmarkStart w:id="39" w:name="_Toc101476817"/>
+      <w:bookmarkStart w:id="39" w:name="_Toc101815735"/>
       <w:r>
         <w:rPr>
           <w:rFonts w:ascii="宋体" w:eastAsia="宋体" w:hAnsi="宋体" w:hint="eastAsia"/>
@@ -5809,6 +6892,77 @@
         </w:rPr>
         <w:t>。</w:t>
       </w:r>
+      <w:r>
+        <w:rPr>
+          <w:rFonts w:ascii="宋体" w:eastAsia="宋体" w:hAnsi="宋体"/>
+          <w:sz w:val="24"/>
+          <w:vertAlign w:val="superscript"/>
+        </w:rPr>
+        <w:fldChar w:fldCharType="begin"/>
+      </w:r>
+      <w:r>
+        <w:rPr>
+          <w:rFonts w:ascii="宋体" w:eastAsia="宋体" w:hAnsi="宋体"/>
+          <w:sz w:val="24"/>
+          <w:vertAlign w:val="superscript"/>
+        </w:rPr>
+        <w:instrText xml:space="preserve"> </w:instrText>
+      </w:r>
+      <w:r>
+        <w:rPr>
+          <w:rFonts w:ascii="宋体" w:eastAsia="宋体" w:hAnsi="宋体" w:hint="eastAsia"/>
+          <w:sz w:val="24"/>
+          <w:vertAlign w:val="superscript"/>
+        </w:rPr>
+        <w:instrText>REF _Ref101820088 \r \h</w:instrText>
+      </w:r>
+      <w:r>
+        <w:rPr>
+          <w:rFonts w:ascii="宋体" w:eastAsia="宋体" w:hAnsi="宋体"/>
+          <w:sz w:val="24"/>
+          <w:vertAlign w:val="superscript"/>
+        </w:rPr>
+        <w:instrText xml:space="preserve"> </w:instrText>
+      </w:r>
+      <w:r>
+        <w:rPr>
+          <w:rFonts w:ascii="宋体" w:eastAsia="宋体" w:hAnsi="宋体"/>
+          <w:sz w:val="24"/>
+          <w:vertAlign w:val="superscript"/>
+        </w:rPr>
+      </w:r>
+      <w:r>
+        <w:rPr>
+          <w:rFonts w:ascii="宋体" w:eastAsia="宋体" w:hAnsi="宋体"/>
+          <w:sz w:val="24"/>
+          <w:vertAlign w:val="superscript"/>
+        </w:rPr>
+        <w:instrText xml:space="preserve"> \* MERGEFORMAT </w:instrText>
+      </w:r>
+      <w:r>
+        <w:rPr>
+          <w:rFonts w:ascii="宋体" w:eastAsia="宋体" w:hAnsi="宋体"/>
+          <w:sz w:val="24"/>
+          <w:vertAlign w:val="superscript"/>
+        </w:rPr>
+        <w:fldChar w:fldCharType="separate"/>
+      </w:r>
+      <w:r>
+        <w:rPr>
+          <w:rFonts w:ascii="宋体" w:eastAsia="宋体" w:hAnsi="宋体"/>
+          <w:sz w:val="24"/>
+          <w:vertAlign w:val="superscript"/>
+        </w:rPr>
+        <w:t>[15]</w:t>
+      </w:r>
+      <w:r>
+        <w:rPr>
+          <w:rFonts w:ascii="宋体" w:eastAsia="宋体" w:hAnsi="宋体"/>
+          <w:sz w:val="24"/>
+          <w:vertAlign w:val="superscript"/>
+        </w:rPr>
+        <w:fldChar w:fldCharType="end"/>
+      </w:r>
     </w:p>
     <w:p>
       <w:pPr>
@@ -5839,7 +6993,7 @@
       </w:pPr>
       <w:bookmarkStart w:id="40" w:name="_Toc96869596"/>
       <w:bookmarkStart w:id="41" w:name="_Toc97476741"/>
-      <w:bookmarkStart w:id="42" w:name="_Toc101476818"/>
+      <w:bookmarkStart w:id="42" w:name="_Toc101815736"/>
       <w:r>
         <w:rPr>
           <w:rFonts w:ascii="宋体" w:eastAsia="宋体" w:hAnsi="宋体" w:hint="eastAsia"/>
@@ -6031,6 +7185,68 @@
         </w:rPr>
         <w:t>Redis还支持 publish/subscribe, 通知, key 过期等等特性。</w:t>
       </w:r>
+      <w:r>
+        <w:rPr>
+          <w:rFonts w:ascii="宋体" w:eastAsia="宋体" w:hAnsi="宋体"/>
+          <w:sz w:val="24"/>
+          <w:szCs w:val="24"/>
+          <w:vertAlign w:val="superscript"/>
+        </w:rPr>
+        <w:fldChar w:fldCharType="begin"/>
+      </w:r>
+      <w:r>
+        <w:rPr>
+          <w:rFonts w:ascii="宋体" w:eastAsia="宋体" w:hAnsi="宋体"/>
+          <w:sz w:val="24"/>
+          <w:szCs w:val="24"/>
+          <w:vertAlign w:val="superscript"/>
+        </w:rPr>
+        <w:instrText xml:space="preserve"> REF _Ref101820099 \r \h </w:instrText>
+      </w:r>
+      <w:r>
+        <w:rPr>
+          <w:rFonts w:ascii="宋体" w:eastAsia="宋体" w:hAnsi="宋体"/>
+          <w:sz w:val="24"/>
+          <w:szCs w:val="24"/>
+          <w:vertAlign w:val="superscript"/>
+        </w:rPr>
+      </w:r>
+      <w:r>
+        <w:rPr>
+          <w:rFonts w:ascii="宋体" w:eastAsia="宋体" w:hAnsi="宋体"/>
+          <w:sz w:val="24"/>
+          <w:szCs w:val="24"/>
+          <w:vertAlign w:val="superscript"/>
+        </w:rPr>
+        <w:instrText xml:space="preserve"> \* MERGEFORMAT </w:instrText>
+      </w:r>
+      <w:r>
+        <w:rPr>
+          <w:rFonts w:ascii="宋体" w:eastAsia="宋体" w:hAnsi="宋体"/>
+          <w:sz w:val="24"/>
+          <w:szCs w:val="24"/>
+          <w:vertAlign w:val="superscript"/>
+        </w:rPr>
+        <w:fldChar w:fldCharType="separate"/>
+      </w:r>
+      <w:r>
+        <w:rPr>
+          <w:rFonts w:ascii="宋体" w:eastAsia="宋体" w:hAnsi="宋体"/>
+          <w:sz w:val="24"/>
+          <w:szCs w:val="24"/>
+          <w:vertAlign w:val="superscript"/>
+        </w:rPr>
+        <w:t>[16]</w:t>
+      </w:r>
+      <w:r>
+        <w:rPr>
+          <w:rFonts w:ascii="宋体" w:eastAsia="宋体" w:hAnsi="宋体"/>
+          <w:sz w:val="24"/>
+          <w:szCs w:val="24"/>
+          <w:vertAlign w:val="superscript"/>
+        </w:rPr>
+        <w:fldChar w:fldCharType="end"/>
+      </w:r>
     </w:p>
     <w:p>
       <w:pPr>
@@ -6144,6 +7360,68 @@
           <w:szCs w:val="24"/>
         </w:rPr>
         <w:t>Redis虽然是一个内存缓存，数据存在内存，但是Redis支持多种方式将数据持久化，写入硬盘，所有，Redis数据的稳定性也是非常有保障的，结合Redis的集群方案，有的系统已经将Redis当做一种NoSql数据存储来适用。</w:t>
+      </w:r>
+      <w:r>
+        <w:rPr>
+          <w:rFonts w:ascii="宋体" w:eastAsia="宋体" w:hAnsi="宋体"/>
+          <w:sz w:val="24"/>
+          <w:szCs w:val="24"/>
+          <w:vertAlign w:val="superscript"/>
+        </w:rPr>
+        <w:fldChar w:fldCharType="begin"/>
+      </w:r>
+      <w:r>
+        <w:rPr>
+          <w:rFonts w:ascii="宋体" w:eastAsia="宋体" w:hAnsi="宋体"/>
+          <w:sz w:val="24"/>
+          <w:szCs w:val="24"/>
+          <w:vertAlign w:val="superscript"/>
+        </w:rPr>
+        <w:instrText xml:space="preserve"> REF _Ref101820115 \r \h </w:instrText>
+      </w:r>
+      <w:r>
+        <w:rPr>
+          <w:rFonts w:ascii="宋体" w:eastAsia="宋体" w:hAnsi="宋体"/>
+          <w:sz w:val="24"/>
+          <w:szCs w:val="24"/>
+          <w:vertAlign w:val="superscript"/>
+        </w:rPr>
+      </w:r>
+      <w:r>
+        <w:rPr>
+          <w:rFonts w:ascii="宋体" w:eastAsia="宋体" w:hAnsi="宋体"/>
+          <w:sz w:val="24"/>
+          <w:szCs w:val="24"/>
+          <w:vertAlign w:val="superscript"/>
+        </w:rPr>
+        <w:instrText xml:space="preserve"> \* MERGEFORMAT </w:instrText>
+      </w:r>
+      <w:r>
+        <w:rPr>
+          <w:rFonts w:ascii="宋体" w:eastAsia="宋体" w:hAnsi="宋体"/>
+          <w:sz w:val="24"/>
+          <w:szCs w:val="24"/>
+          <w:vertAlign w:val="superscript"/>
+        </w:rPr>
+        <w:fldChar w:fldCharType="separate"/>
+      </w:r>
+      <w:r>
+        <w:rPr>
+          <w:rFonts w:ascii="宋体" w:eastAsia="宋体" w:hAnsi="宋体"/>
+          <w:sz w:val="24"/>
+          <w:szCs w:val="24"/>
+          <w:vertAlign w:val="superscript"/>
+        </w:rPr>
+        <w:t>[17]</w:t>
+      </w:r>
+      <w:r>
+        <w:rPr>
+          <w:rFonts w:ascii="宋体" w:eastAsia="宋体" w:hAnsi="宋体"/>
+          <w:sz w:val="24"/>
+          <w:szCs w:val="24"/>
+          <w:vertAlign w:val="superscript"/>
+        </w:rPr>
+        <w:fldChar w:fldCharType="end"/>
       </w:r>
     </w:p>
     <w:p>
@@ -6208,10 +7486,6 @@
     <w:p>
       <w:pPr>
         <w:pStyle w:val="1"/>
-        <w:numPr>
-          <w:ilvl w:val="0"/>
-          <w:numId w:val="2"/>
-        </w:numPr>
         <w:jc w:val="center"/>
         <w:rPr>
           <w:rFonts w:ascii="宋体" w:eastAsia="宋体" w:hAnsi="宋体"/>
@@ -6221,7 +7495,23 @@
       </w:pPr>
       <w:bookmarkStart w:id="43" w:name="_Toc96869597"/>
       <w:bookmarkStart w:id="44" w:name="_Toc97476742"/>
-      <w:bookmarkStart w:id="45" w:name="_Toc101476819"/>
+      <w:bookmarkStart w:id="45" w:name="_Toc101815737"/>
+      <w:r>
+        <w:rPr>
+          <w:rFonts w:ascii="宋体" w:eastAsia="宋体" w:hAnsi="宋体" w:hint="eastAsia"/>
+          <w:sz w:val="30"/>
+          <w:szCs w:val="30"/>
+        </w:rPr>
+        <w:t>3</w:t>
+      </w:r>
+      <w:r>
+        <w:rPr>
+          <w:rFonts w:ascii="宋体" w:eastAsia="宋体" w:hAnsi="宋体"/>
+          <w:sz w:val="30"/>
+          <w:szCs w:val="30"/>
+        </w:rPr>
+        <w:t>.</w:t>
+      </w:r>
       <w:r>
         <w:rPr>
           <w:rFonts w:ascii="宋体" w:eastAsia="宋体" w:hAnsi="宋体" w:hint="eastAsia"/>
@@ -6244,7 +7534,7 @@
         </w:rPr>
       </w:pPr>
       <w:bookmarkStart w:id="46" w:name="_Toc97476751"/>
-      <w:bookmarkStart w:id="47" w:name="_Toc101476820"/>
+      <w:bookmarkStart w:id="47" w:name="_Toc101815738"/>
       <w:r>
         <w:rPr>
           <w:rFonts w:ascii="宋体" w:eastAsia="宋体" w:hAnsi="宋体"/>
@@ -6286,7 +7576,7 @@
         <w:pStyle w:val="3"/>
       </w:pPr>
       <w:bookmarkStart w:id="48" w:name="_Toc97476752"/>
-      <w:bookmarkStart w:id="49" w:name="_Toc101476821"/>
+      <w:bookmarkStart w:id="49" w:name="_Toc101815739"/>
       <w:r>
         <w:t xml:space="preserve">3.1.1 </w:t>
       </w:r>
@@ -6386,7 +7676,7 @@
         <w:pStyle w:val="3"/>
       </w:pPr>
       <w:bookmarkStart w:id="50" w:name="_Toc97476753"/>
-      <w:bookmarkStart w:id="51" w:name="_Toc101476822"/>
+      <w:bookmarkStart w:id="51" w:name="_Toc101815740"/>
       <w:r>
         <w:t xml:space="preserve">3.1.2 </w:t>
       </w:r>
@@ -6501,7 +7791,7 @@
       </w:pPr>
       <w:bookmarkStart w:id="52" w:name="_Toc96869598"/>
       <w:bookmarkStart w:id="53" w:name="_Toc97476743"/>
-      <w:bookmarkStart w:id="54" w:name="_Toc101476823"/>
+      <w:bookmarkStart w:id="54" w:name="_Toc101815741"/>
       <w:r>
         <w:rPr>
           <w:rFonts w:ascii="宋体" w:eastAsia="宋体" w:hAnsi="宋体" w:hint="eastAsia"/>
@@ -6545,6 +7835,14 @@
       <w:bookmarkEnd w:id="52"/>
       <w:bookmarkEnd w:id="53"/>
       <w:bookmarkEnd w:id="54"/>
+      <w:r>
+        <w:rPr>
+          <w:rFonts w:ascii="宋体" w:eastAsia="宋体" w:hAnsi="宋体" w:hint="eastAsia"/>
+          <w:sz w:val="28"/>
+          <w:szCs w:val="28"/>
+        </w:rPr>
+        <w:t>s</w:t>
+      </w:r>
     </w:p>
     <w:p>
       <w:pPr>
@@ -6561,7 +7859,95 @@
           <w:sz w:val="24"/>
           <w:szCs w:val="24"/>
         </w:rPr>
-        <w:t>本文以Java为核心，Idea为开发工具，SpringBoot整合Mybatis与MySQL数据库建立数据连接关系；使用thyleaf前端引擎魔板以及JavaScript + jQuery等技术实现效果展示以及数据渲染；采用MVC架构模式，对模型、视图、控制器进行分离（控制器用于请求转发，视图层仅用于数据展示，模型用于数据库操作），并且对业务层、数据持久层、控制器进行分离（控制器用于请求转发，业务层专注于业务实现，数据持久层仅需要关注数据库层面），一定程度上实现解耦，每个模块相互独立，有利于项目的分工以及后期项目的迭代和扩展，同时降低了维护的成本及时间。</w:t>
+        <w:t>本文以Java为核心，Idea为开发工具，SpringBoot整合Mybatis与MySQL数据库建立数据连接关系；使用thyleaf前端引擎魔板以及JavaScript + jQuery等技术实现效果展示以及数据渲染；采用MVC架构模式</w:t>
+      </w:r>
+      <w:r>
+        <w:rPr>
+          <w:rFonts w:ascii="宋体" w:eastAsia="宋体" w:hAnsi="宋体"/>
+          <w:sz w:val="24"/>
+          <w:szCs w:val="24"/>
+          <w:vertAlign w:val="superscript"/>
+        </w:rPr>
+        <w:fldChar w:fldCharType="begin"/>
+      </w:r>
+      <w:r>
+        <w:rPr>
+          <w:rFonts w:ascii="宋体" w:eastAsia="宋体" w:hAnsi="宋体"/>
+          <w:sz w:val="24"/>
+          <w:szCs w:val="24"/>
+          <w:vertAlign w:val="superscript"/>
+        </w:rPr>
+        <w:instrText xml:space="preserve"> </w:instrText>
+      </w:r>
+      <w:r>
+        <w:rPr>
+          <w:rFonts w:ascii="宋体" w:eastAsia="宋体" w:hAnsi="宋体" w:hint="eastAsia"/>
+          <w:sz w:val="24"/>
+          <w:szCs w:val="24"/>
+          <w:vertAlign w:val="superscript"/>
+        </w:rPr>
+        <w:instrText>REF _Ref101820131 \r \h</w:instrText>
+      </w:r>
+      <w:r>
+        <w:rPr>
+          <w:rFonts w:ascii="宋体" w:eastAsia="宋体" w:hAnsi="宋体"/>
+          <w:sz w:val="24"/>
+          <w:szCs w:val="24"/>
+          <w:vertAlign w:val="superscript"/>
+        </w:rPr>
+        <w:instrText xml:space="preserve"> </w:instrText>
+      </w:r>
+      <w:r>
+        <w:rPr>
+          <w:rFonts w:ascii="宋体" w:eastAsia="宋体" w:hAnsi="宋体"/>
+          <w:sz w:val="24"/>
+          <w:szCs w:val="24"/>
+          <w:vertAlign w:val="superscript"/>
+        </w:rPr>
+      </w:r>
+      <w:r>
+        <w:rPr>
+          <w:rFonts w:ascii="宋体" w:eastAsia="宋体" w:hAnsi="宋体"/>
+          <w:sz w:val="24"/>
+          <w:szCs w:val="24"/>
+          <w:vertAlign w:val="superscript"/>
+        </w:rPr>
+        <w:instrText xml:space="preserve"> \* MERGEFORMAT </w:instrText>
+      </w:r>
+      <w:r>
+        <w:rPr>
+          <w:rFonts w:ascii="宋体" w:eastAsia="宋体" w:hAnsi="宋体"/>
+          <w:sz w:val="24"/>
+          <w:szCs w:val="24"/>
+          <w:vertAlign w:val="superscript"/>
+        </w:rPr>
+        <w:fldChar w:fldCharType="separate"/>
+      </w:r>
+      <w:r>
+        <w:rPr>
+          <w:rFonts w:ascii="宋体" w:eastAsia="宋体" w:hAnsi="宋体"/>
+          <w:sz w:val="24"/>
+          <w:szCs w:val="24"/>
+          <w:vertAlign w:val="superscript"/>
+        </w:rPr>
+        <w:t>[18]</w:t>
+      </w:r>
+      <w:r>
+        <w:rPr>
+          <w:rFonts w:ascii="宋体" w:eastAsia="宋体" w:hAnsi="宋体"/>
+          <w:sz w:val="24"/>
+          <w:szCs w:val="24"/>
+          <w:vertAlign w:val="superscript"/>
+        </w:rPr>
+        <w:fldChar w:fldCharType="end"/>
+      </w:r>
+      <w:r>
+        <w:rPr>
+          <w:rFonts w:ascii="宋体" w:eastAsia="宋体" w:hAnsi="宋体" w:hint="eastAsia"/>
+          <w:sz w:val="24"/>
+          <w:szCs w:val="24"/>
+        </w:rPr>
+        <w:t>，对模型、视图、控制器进行分离（控制器用于请求转发，视图层仅用于数据展示，模型用于数据库操作），并且对业务层、数据持久层、控制器进行分离（控制器用于请求转发，业务层专注于业务实现，数据持久层仅需要关注数据库层面），一定程度上实现解耦，每个模块相互独立，有利于项目的分工以及后期项目的迭代和扩展，同时降低了维护的成本及时间。</w:t>
       </w:r>
     </w:p>
     <w:p>
@@ -6762,7 +8148,7 @@
       </w:pPr>
       <w:bookmarkStart w:id="55" w:name="_Toc96869599"/>
       <w:bookmarkStart w:id="56" w:name="_Toc97476744"/>
-      <w:bookmarkStart w:id="57" w:name="_Toc101476824"/>
+      <w:bookmarkStart w:id="57" w:name="_Toc101815742"/>
       <w:r>
         <w:rPr>
           <w:rFonts w:ascii="宋体" w:eastAsia="宋体" w:hAnsi="宋体" w:hint="eastAsia"/>
@@ -7093,7 +8479,7 @@
       </w:pPr>
       <w:bookmarkStart w:id="59" w:name="_Toc96869602"/>
       <w:bookmarkStart w:id="60" w:name="_Toc97476747"/>
-      <w:bookmarkStart w:id="61" w:name="_Toc101476825"/>
+      <w:bookmarkStart w:id="61" w:name="_Toc101815743"/>
       <w:r>
         <w:rPr>
           <w:rFonts w:ascii="宋体" w:eastAsia="宋体" w:hAnsi="宋体" w:hint="eastAsia"/>
@@ -7133,7 +8519,7 @@
       </w:pPr>
       <w:bookmarkStart w:id="62" w:name="_Toc96869603"/>
       <w:bookmarkStart w:id="63" w:name="_Toc97476748"/>
-      <w:bookmarkStart w:id="64" w:name="_Toc101476826"/>
+      <w:bookmarkStart w:id="64" w:name="_Toc101815744"/>
       <w:r>
         <w:rPr>
           <w:rFonts w:ascii="宋体" w:eastAsia="宋体" w:hAnsi="宋体" w:hint="eastAsia"/>
@@ -7940,7 +9326,7 @@
       </w:pPr>
       <w:bookmarkStart w:id="67" w:name="_Toc96869604"/>
       <w:bookmarkStart w:id="68" w:name="_Toc97476749"/>
-      <w:bookmarkStart w:id="69" w:name="_Toc101476827"/>
+      <w:bookmarkStart w:id="69" w:name="_Toc101815745"/>
       <w:r>
         <w:rPr>
           <w:rFonts w:ascii="宋体" w:eastAsia="宋体" w:hAnsi="宋体" w:hint="eastAsia"/>
@@ -15263,7 +16649,7 @@
       <w:pPr>
         <w:pStyle w:val="2"/>
       </w:pPr>
-      <w:bookmarkStart w:id="70" w:name="_Toc101476828"/>
+      <w:bookmarkStart w:id="70" w:name="_Toc101815746"/>
       <w:r>
         <w:rPr>
           <w:rFonts w:hint="eastAsia"/>
@@ -15622,7 +17008,7 @@
       </w:pPr>
       <w:bookmarkStart w:id="71" w:name="_Toc96869605"/>
       <w:bookmarkStart w:id="72" w:name="_Toc97476750"/>
-      <w:bookmarkStart w:id="73" w:name="_Toc101476829"/>
+      <w:bookmarkStart w:id="73" w:name="_Toc101815747"/>
       <w:r>
         <w:rPr>
           <w:rFonts w:ascii="宋体" w:eastAsia="宋体" w:hAnsi="宋体" w:hint="eastAsia"/>
@@ -15660,7 +17046,7 @@
           <w:szCs w:val="28"/>
         </w:rPr>
       </w:pPr>
-      <w:bookmarkStart w:id="74" w:name="_Toc101476830"/>
+      <w:bookmarkStart w:id="74" w:name="_Toc101815748"/>
       <w:bookmarkStart w:id="75" w:name="_Toc97476754"/>
       <w:r>
         <w:rPr>
@@ -15770,7 +17156,7 @@
         <w:pStyle w:val="3"/>
       </w:pPr>
       <w:bookmarkStart w:id="77" w:name="_Toc97476755"/>
-      <w:bookmarkStart w:id="78" w:name="_Toc101476831"/>
+      <w:bookmarkStart w:id="78" w:name="_Toc101815749"/>
       <w:r>
         <w:rPr>
           <w:rFonts w:hint="eastAsia"/>
@@ -16182,7 +17568,7 @@
         <w:pStyle w:val="3"/>
       </w:pPr>
       <w:bookmarkStart w:id="79" w:name="_Toc97476756"/>
-      <w:bookmarkStart w:id="80" w:name="_Toc101476832"/>
+      <w:bookmarkStart w:id="80" w:name="_Toc101815750"/>
       <w:r>
         <w:rPr>
           <w:rFonts w:hint="eastAsia"/>
@@ -16573,7 +17959,7 @@
         <w:pStyle w:val="3"/>
       </w:pPr>
       <w:bookmarkStart w:id="81" w:name="_Toc97476757"/>
-      <w:bookmarkStart w:id="82" w:name="_Toc101476833"/>
+      <w:bookmarkStart w:id="82" w:name="_Toc101815751"/>
       <w:r>
         <w:rPr>
           <w:rFonts w:hint="eastAsia"/>
@@ -16724,7 +18110,7 @@
         <w:pStyle w:val="3"/>
       </w:pPr>
       <w:bookmarkStart w:id="83" w:name="_Toc97476758"/>
-      <w:bookmarkStart w:id="84" w:name="_Toc101476834"/>
+      <w:bookmarkStart w:id="84" w:name="_Toc101815752"/>
       <w:r>
         <w:rPr>
           <w:rFonts w:hint="eastAsia"/>
@@ -17093,7 +18479,7 @@
         <w:pStyle w:val="3"/>
       </w:pPr>
       <w:bookmarkStart w:id="85" w:name="_Toc97476759"/>
-      <w:bookmarkStart w:id="86" w:name="_Toc101476835"/>
+      <w:bookmarkStart w:id="86" w:name="_Toc101815753"/>
       <w:r>
         <w:rPr>
           <w:rFonts w:hint="eastAsia"/>
@@ -17440,7 +18826,7 @@
       </w:pPr>
       <w:bookmarkStart w:id="87" w:name="_Toc96869606"/>
       <w:bookmarkStart w:id="88" w:name="_Toc97476760"/>
-      <w:bookmarkStart w:id="89" w:name="_Toc101476836"/>
+      <w:bookmarkStart w:id="89" w:name="_Toc101815754"/>
       <w:r>
         <w:rPr>
           <w:rFonts w:ascii="宋体" w:eastAsia="宋体" w:hAnsi="宋体" w:hint="eastAsia"/>
@@ -17496,7 +18882,7 @@
       </w:pPr>
       <w:bookmarkStart w:id="90" w:name="_Toc96869607"/>
       <w:bookmarkStart w:id="91" w:name="_Toc97476761"/>
-      <w:bookmarkStart w:id="92" w:name="_Toc101476837"/>
+      <w:bookmarkStart w:id="92" w:name="_Toc101815755"/>
       <w:r>
         <w:rPr>
           <w:rFonts w:ascii="宋体" w:eastAsia="宋体" w:hAnsi="宋体" w:hint="eastAsia"/>
@@ -17529,6 +18915,7 @@
       <w:pPr>
         <w:pStyle w:val="2"/>
       </w:pPr>
+      <w:bookmarkStart w:id="93" w:name="_Toc101815756"/>
       <w:r>
         <w:rPr>
           <w:rFonts w:hint="eastAsia"/>
@@ -17544,6 +18931,7 @@
         </w:rPr>
         <w:t>系统测试目的</w:t>
       </w:r>
+      <w:bookmarkEnd w:id="93"/>
       <w:r>
         <w:t xml:space="preserve"> </w:t>
       </w:r>
@@ -17566,11 +18954,92 @@
         </w:rPr>
         <w:t>软件的系统测试是为了发现在系统开发过程中留下的错误而导致系统不能正常运行的各种错误和缺陷.系统测试应根据系统开发过程中各个阶段的需求，设计不同的测试实例，用这些不同的实例去测试系统.采用不同的实例去测试系统能够更有效的去发现系统存在的问题，减少系统投入使用时出现的问题.</w:t>
       </w:r>
+      <w:r>
+        <w:rPr>
+          <w:rFonts w:ascii="宋体" w:eastAsia="宋体" w:hAnsi="宋体"/>
+          <w:sz w:val="24"/>
+          <w:szCs w:val="24"/>
+          <w:vertAlign w:val="superscript"/>
+        </w:rPr>
+        <w:fldChar w:fldCharType="begin"/>
+      </w:r>
+      <w:r>
+        <w:rPr>
+          <w:rFonts w:ascii="宋体" w:eastAsia="宋体" w:hAnsi="宋体"/>
+          <w:sz w:val="24"/>
+          <w:szCs w:val="24"/>
+          <w:vertAlign w:val="superscript"/>
+        </w:rPr>
+        <w:instrText xml:space="preserve"> </w:instrText>
+      </w:r>
+      <w:r>
+        <w:rPr>
+          <w:rFonts w:ascii="宋体" w:eastAsia="宋体" w:hAnsi="宋体" w:hint="eastAsia"/>
+          <w:sz w:val="24"/>
+          <w:szCs w:val="24"/>
+          <w:vertAlign w:val="superscript"/>
+        </w:rPr>
+        <w:instrText>REF _Ref101820164 \r \h</w:instrText>
+      </w:r>
+      <w:r>
+        <w:rPr>
+          <w:rFonts w:ascii="宋体" w:eastAsia="宋体" w:hAnsi="宋体"/>
+          <w:sz w:val="24"/>
+          <w:szCs w:val="24"/>
+          <w:vertAlign w:val="superscript"/>
+        </w:rPr>
+        <w:instrText xml:space="preserve"> </w:instrText>
+      </w:r>
+      <w:r>
+        <w:rPr>
+          <w:rFonts w:ascii="宋体" w:eastAsia="宋体" w:hAnsi="宋体"/>
+          <w:sz w:val="24"/>
+          <w:szCs w:val="24"/>
+          <w:vertAlign w:val="superscript"/>
+        </w:rPr>
+      </w:r>
+      <w:r>
+        <w:rPr>
+          <w:rFonts w:ascii="宋体" w:eastAsia="宋体" w:hAnsi="宋体"/>
+          <w:sz w:val="24"/>
+          <w:szCs w:val="24"/>
+          <w:vertAlign w:val="superscript"/>
+        </w:rPr>
+        <w:instrText xml:space="preserve"> \* MERGEFORMAT </w:instrText>
+      </w:r>
+      <w:r>
+        <w:rPr>
+          <w:rFonts w:ascii="宋体" w:eastAsia="宋体" w:hAnsi="宋体"/>
+          <w:sz w:val="24"/>
+          <w:szCs w:val="24"/>
+          <w:vertAlign w:val="superscript"/>
+        </w:rPr>
+        <w:fldChar w:fldCharType="separate"/>
+      </w:r>
+      <w:r>
+        <w:rPr>
+          <w:rFonts w:ascii="宋体" w:eastAsia="宋体" w:hAnsi="宋体"/>
+          <w:sz w:val="24"/>
+          <w:szCs w:val="24"/>
+          <w:vertAlign w:val="superscript"/>
+        </w:rPr>
+        <w:t>[19]</w:t>
+      </w:r>
+      <w:r>
+        <w:rPr>
+          <w:rFonts w:ascii="宋体" w:eastAsia="宋体" w:hAnsi="宋体"/>
+          <w:sz w:val="24"/>
+          <w:szCs w:val="24"/>
+          <w:vertAlign w:val="superscript"/>
+        </w:rPr>
+        <w:fldChar w:fldCharType="end"/>
+      </w:r>
     </w:p>
     <w:p>
       <w:pPr>
         <w:pStyle w:val="2"/>
       </w:pPr>
+      <w:bookmarkStart w:id="94" w:name="_Toc101815757"/>
       <w:r>
         <w:rPr>
           <w:rFonts w:hint="eastAsia"/>
@@ -17586,6 +19055,7 @@
         </w:rPr>
         <w:t>系统测试过程与结果</w:t>
       </w:r>
+      <w:bookmarkEnd w:id="94"/>
     </w:p>
     <w:p>
       <w:pPr>
@@ -17933,7 +19403,7 @@
         <w:rPr>
           <w:rFonts w:hint="eastAsia"/>
         </w:rPr>
-        <w:t>所有发布i的帖子</w:t>
+        <w:t>所有发布的帖子</w:t>
       </w:r>
       <w:r>
         <w:rPr>
@@ -18064,8 +19534,8 @@
           <w:szCs w:val="28"/>
         </w:rPr>
       </w:pPr>
-      <w:bookmarkStart w:id="93" w:name="_Toc97476762"/>
-      <w:bookmarkStart w:id="94" w:name="_Toc101476838"/>
+      <w:bookmarkStart w:id="95" w:name="_Toc97476762"/>
+      <w:bookmarkStart w:id="96" w:name="_Toc101815758"/>
       <w:r>
         <w:rPr>
           <w:rFonts w:ascii="宋体" w:eastAsia="宋体" w:hAnsi="宋体" w:hint="eastAsia"/>
@@ -18091,8 +19561,8 @@
         </w:rPr>
         <w:t>系统部署</w:t>
       </w:r>
-      <w:bookmarkEnd w:id="93"/>
-      <w:bookmarkEnd w:id="94"/>
+      <w:bookmarkEnd w:id="95"/>
+      <w:bookmarkEnd w:id="96"/>
     </w:p>
     <w:p>
       <w:pPr>
@@ -18121,9 +19591,9 @@
           <w:szCs w:val="28"/>
         </w:rPr>
       </w:pPr>
-      <w:bookmarkStart w:id="95" w:name="_Toc96869609"/>
-      <w:bookmarkStart w:id="96" w:name="_Toc97476763"/>
-      <w:bookmarkStart w:id="97" w:name="_Toc101476839"/>
+      <w:bookmarkStart w:id="97" w:name="_Toc96869609"/>
+      <w:bookmarkStart w:id="98" w:name="_Toc97476763"/>
+      <w:bookmarkStart w:id="99" w:name="_Toc101815759"/>
       <w:r>
         <w:rPr>
           <w:rFonts w:ascii="宋体" w:eastAsia="宋体" w:hAnsi="宋体" w:hint="eastAsia"/>
@@ -18172,9 +19642,9 @@
         </w:rPr>
         <w:t>过程遇到的问题和解决方法</w:t>
       </w:r>
-      <w:bookmarkEnd w:id="95"/>
-      <w:bookmarkEnd w:id="96"/>
       <w:bookmarkEnd w:id="97"/>
+      <w:bookmarkEnd w:id="98"/>
+      <w:bookmarkEnd w:id="99"/>
     </w:p>
     <w:p>
       <w:pPr>
@@ -18305,7 +19775,95 @@
           <w:sz w:val="24"/>
           <w:szCs w:val="24"/>
         </w:rPr>
-        <w:t>可以很好的解决系统安全性问题，同时，Nginx的负载均衡算法，使得一台服务器中的系统可以将并发量提高至5</w:t>
+        <w:t>可以很好的解决系统安全性问题，同时，Nginx的负载均衡算法</w:t>
+      </w:r>
+      <w:r>
+        <w:rPr>
+          <w:rFonts w:ascii="宋体" w:eastAsia="宋体" w:hAnsi="宋体"/>
+          <w:sz w:val="24"/>
+          <w:szCs w:val="24"/>
+          <w:vertAlign w:val="superscript"/>
+        </w:rPr>
+        <w:fldChar w:fldCharType="begin"/>
+      </w:r>
+      <w:r>
+        <w:rPr>
+          <w:rFonts w:ascii="宋体" w:eastAsia="宋体" w:hAnsi="宋体"/>
+          <w:sz w:val="24"/>
+          <w:szCs w:val="24"/>
+          <w:vertAlign w:val="superscript"/>
+        </w:rPr>
+        <w:instrText xml:space="preserve"> </w:instrText>
+      </w:r>
+      <w:r>
+        <w:rPr>
+          <w:rFonts w:ascii="宋体" w:eastAsia="宋体" w:hAnsi="宋体" w:hint="eastAsia"/>
+          <w:sz w:val="24"/>
+          <w:szCs w:val="24"/>
+          <w:vertAlign w:val="superscript"/>
+        </w:rPr>
+        <w:instrText>REF _Ref101820182 \r \h</w:instrText>
+      </w:r>
+      <w:r>
+        <w:rPr>
+          <w:rFonts w:ascii="宋体" w:eastAsia="宋体" w:hAnsi="宋体"/>
+          <w:sz w:val="24"/>
+          <w:szCs w:val="24"/>
+          <w:vertAlign w:val="superscript"/>
+        </w:rPr>
+        <w:instrText xml:space="preserve"> </w:instrText>
+      </w:r>
+      <w:r>
+        <w:rPr>
+          <w:rFonts w:ascii="宋体" w:eastAsia="宋体" w:hAnsi="宋体"/>
+          <w:sz w:val="24"/>
+          <w:szCs w:val="24"/>
+          <w:vertAlign w:val="superscript"/>
+        </w:rPr>
+      </w:r>
+      <w:r>
+        <w:rPr>
+          <w:rFonts w:ascii="宋体" w:eastAsia="宋体" w:hAnsi="宋体"/>
+          <w:sz w:val="24"/>
+          <w:szCs w:val="24"/>
+          <w:vertAlign w:val="superscript"/>
+        </w:rPr>
+        <w:instrText xml:space="preserve"> \* MERGEFORMAT </w:instrText>
+      </w:r>
+      <w:r>
+        <w:rPr>
+          <w:rFonts w:ascii="宋体" w:eastAsia="宋体" w:hAnsi="宋体"/>
+          <w:sz w:val="24"/>
+          <w:szCs w:val="24"/>
+          <w:vertAlign w:val="superscript"/>
+        </w:rPr>
+        <w:fldChar w:fldCharType="separate"/>
+      </w:r>
+      <w:r>
+        <w:rPr>
+          <w:rFonts w:ascii="宋体" w:eastAsia="宋体" w:hAnsi="宋体"/>
+          <w:sz w:val="24"/>
+          <w:szCs w:val="24"/>
+          <w:vertAlign w:val="superscript"/>
+        </w:rPr>
+        <w:t>[20]</w:t>
+      </w:r>
+      <w:r>
+        <w:rPr>
+          <w:rFonts w:ascii="宋体" w:eastAsia="宋体" w:hAnsi="宋体"/>
+          <w:sz w:val="24"/>
+          <w:szCs w:val="24"/>
+          <w:vertAlign w:val="superscript"/>
+        </w:rPr>
+        <w:fldChar w:fldCharType="end"/>
+      </w:r>
+      <w:r>
+        <w:rPr>
+          <w:rFonts w:ascii="宋体" w:eastAsia="宋体" w:hAnsi="宋体" w:hint="eastAsia"/>
+          <w:sz w:val="24"/>
+          <w:szCs w:val="24"/>
+        </w:rPr>
+        <w:t>，使得一台服务器中的系统可以将并发量提高至5</w:t>
       </w:r>
       <w:r>
         <w:rPr>
@@ -18406,9 +19964,9 @@
           <w:szCs w:val="28"/>
         </w:rPr>
       </w:pPr>
-      <w:bookmarkStart w:id="98" w:name="_Toc96869610"/>
-      <w:bookmarkStart w:id="99" w:name="_Toc97476764"/>
-      <w:bookmarkStart w:id="100" w:name="_Toc101476840"/>
+      <w:bookmarkStart w:id="100" w:name="_Toc96869610"/>
+      <w:bookmarkStart w:id="101" w:name="_Toc97476764"/>
+      <w:bookmarkStart w:id="102" w:name="_Toc101815760"/>
       <w:r>
         <w:rPr>
           <w:rFonts w:ascii="宋体" w:eastAsia="宋体" w:hAnsi="宋体" w:hint="eastAsia"/>
@@ -18449,9 +20007,9 @@
         </w:rPr>
         <w:t>系统存在的不足</w:t>
       </w:r>
-      <w:bookmarkEnd w:id="98"/>
-      <w:bookmarkEnd w:id="99"/>
       <w:bookmarkEnd w:id="100"/>
+      <w:bookmarkEnd w:id="101"/>
+      <w:bookmarkEnd w:id="102"/>
     </w:p>
     <w:p>
       <w:pPr>
@@ -18509,9 +20067,9 @@
           <w:szCs w:val="30"/>
         </w:rPr>
       </w:pPr>
-      <w:bookmarkStart w:id="101" w:name="_Toc96869611"/>
-      <w:bookmarkStart w:id="102" w:name="_Toc97476765"/>
-      <w:bookmarkStart w:id="103" w:name="_Toc101476841"/>
+      <w:bookmarkStart w:id="103" w:name="_Toc96869611"/>
+      <w:bookmarkStart w:id="104" w:name="_Toc97476765"/>
+      <w:bookmarkStart w:id="105" w:name="_Toc101815761"/>
       <w:r>
         <w:rPr>
           <w:rFonts w:ascii="宋体" w:eastAsia="宋体" w:hAnsi="宋体" w:hint="eastAsia"/>
@@ -18520,9 +20078,9 @@
         </w:rPr>
         <w:t>结语</w:t>
       </w:r>
-      <w:bookmarkEnd w:id="101"/>
-      <w:bookmarkEnd w:id="102"/>
       <w:bookmarkEnd w:id="103"/>
+      <w:bookmarkEnd w:id="104"/>
+      <w:bookmarkEnd w:id="105"/>
     </w:p>
     <w:p>
       <w:pPr>
@@ -18676,9 +20234,9 @@
           <w:szCs w:val="30"/>
         </w:rPr>
       </w:pPr>
-      <w:bookmarkStart w:id="104" w:name="_Toc96869612"/>
-      <w:bookmarkStart w:id="105" w:name="_Toc97476766"/>
-      <w:bookmarkStart w:id="106" w:name="_Toc101476842"/>
+      <w:bookmarkStart w:id="106" w:name="_Toc96869612"/>
+      <w:bookmarkStart w:id="107" w:name="_Toc97476766"/>
+      <w:bookmarkStart w:id="108" w:name="_Toc101815762"/>
       <w:r>
         <w:rPr>
           <w:rFonts w:ascii="宋体" w:eastAsia="宋体" w:hAnsi="宋体" w:hint="eastAsia"/>
@@ -18687,9 +20245,313 @@
         </w:rPr>
         <w:t>参考文献</w:t>
       </w:r>
-      <w:bookmarkEnd w:id="104"/>
-      <w:bookmarkEnd w:id="105"/>
       <w:bookmarkEnd w:id="106"/>
+      <w:bookmarkEnd w:id="107"/>
+      <w:bookmarkEnd w:id="108"/>
+    </w:p>
+    <w:p>
+      <w:pPr>
+        <w:pStyle w:val="ac"/>
+        <w:numPr>
+          <w:ilvl w:val="0"/>
+          <w:numId w:val="5"/>
+        </w:numPr>
+        <w:ind w:firstLineChars="0"/>
+      </w:pPr>
+      <w:bookmarkStart w:id="109" w:name="_Ref101819878"/>
+      <w:r>
+        <w:t>江奇峰. 基于Java数据库编程及其应用探究[J]. 电脑编程技巧与维护, 2021(4):3.</w:t>
+      </w:r>
+      <w:bookmarkEnd w:id="109"/>
+    </w:p>
+    <w:p>
+      <w:pPr>
+        <w:pStyle w:val="ac"/>
+        <w:numPr>
+          <w:ilvl w:val="0"/>
+          <w:numId w:val="5"/>
+        </w:numPr>
+        <w:ind w:firstLineChars="0"/>
+      </w:pPr>
+      <w:bookmarkStart w:id="110" w:name="_Ref101819899"/>
+      <w:r>
+        <w:t>Cosmina I . An Introduction to Java and Its History.  2022.</w:t>
+      </w:r>
+      <w:bookmarkEnd w:id="110"/>
+    </w:p>
+    <w:p>
+      <w:pPr>
+        <w:pStyle w:val="ac"/>
+        <w:numPr>
+          <w:ilvl w:val="0"/>
+          <w:numId w:val="5"/>
+        </w:numPr>
+        <w:ind w:firstLineChars="0"/>
+      </w:pPr>
+      <w:bookmarkStart w:id="111" w:name="_Ref101819938"/>
+      <w:r>
+        <w:t>Benvenuti C . Understanding Linux network internals - guided tour to networking on Linux[M]. 东南大学出版社, 2005.</w:t>
+      </w:r>
+      <w:bookmarkEnd w:id="111"/>
+    </w:p>
+    <w:p>
+      <w:pPr>
+        <w:pStyle w:val="ac"/>
+        <w:numPr>
+          <w:ilvl w:val="0"/>
+          <w:numId w:val="5"/>
+        </w:numPr>
+        <w:ind w:firstLineChars="0"/>
+      </w:pPr>
+      <w:bookmarkStart w:id="112" w:name="_Ref101819952"/>
+      <w:r>
+        <w:t>孔美云, 钱成特, 刘加海. Linux程序在Windows上的移植及运行稳定性分析[J]. 浙江大学学报：理学版, 2012(3):4.</w:t>
+      </w:r>
+      <w:bookmarkEnd w:id="112"/>
+    </w:p>
+    <w:p>
+      <w:pPr>
+        <w:pStyle w:val="ac"/>
+        <w:numPr>
+          <w:ilvl w:val="0"/>
+          <w:numId w:val="5"/>
+        </w:numPr>
+        <w:ind w:firstLineChars="0"/>
+      </w:pPr>
+      <w:bookmarkStart w:id="113" w:name="_Ref101819968"/>
+      <w:r>
+        <w:t>董琦, 李金丽, 辛伟瑶,等. 一种linux操作系统管理平台的稳定性测试方法及系统: 电子工业出版社.</w:t>
+      </w:r>
+      <w:bookmarkEnd w:id="113"/>
+    </w:p>
+    <w:p>
+      <w:pPr>
+        <w:pStyle w:val="ac"/>
+        <w:numPr>
+          <w:ilvl w:val="0"/>
+          <w:numId w:val="5"/>
+        </w:numPr>
+        <w:ind w:firstLineChars="0"/>
+      </w:pPr>
+      <w:bookmarkStart w:id="114" w:name="_Ref101819982"/>
+      <w:r>
+        <w:t>Wright C . Linux Security Modules: General Security Support for the Linux Kernel[C]// 11th USENIX Security Symposium. 2002.</w:t>
+      </w:r>
+      <w:bookmarkEnd w:id="114"/>
+    </w:p>
+    <w:p>
+      <w:pPr>
+        <w:pStyle w:val="ac"/>
+        <w:numPr>
+          <w:ilvl w:val="0"/>
+          <w:numId w:val="5"/>
+        </w:numPr>
+        <w:ind w:firstLineChars="0"/>
+      </w:pPr>
+      <w:bookmarkStart w:id="115" w:name="_Ref101819993"/>
+      <w:r>
+        <w:t>侯红君. Linux 0.11内核研究与内核编程实践[D]. 天津大学, 2009.</w:t>
+      </w:r>
+      <w:bookmarkEnd w:id="115"/>
+    </w:p>
+    <w:p>
+      <w:pPr>
+        <w:pStyle w:val="ac"/>
+        <w:numPr>
+          <w:ilvl w:val="0"/>
+          <w:numId w:val="5"/>
+        </w:numPr>
+        <w:ind w:firstLineChars="0"/>
+      </w:pPr>
+      <w:bookmarkStart w:id="116" w:name="_Ref101820005"/>
+      <w:r>
+        <w:t>董军. Linux内核开发者协作模式研究[D]. 大连理工大学, 2016.</w:t>
+      </w:r>
+      <w:bookmarkEnd w:id="116"/>
+    </w:p>
+    <w:p>
+      <w:pPr>
+        <w:pStyle w:val="ac"/>
+        <w:numPr>
+          <w:ilvl w:val="0"/>
+          <w:numId w:val="5"/>
+        </w:numPr>
+        <w:ind w:firstLineChars="0"/>
+      </w:pPr>
+      <w:bookmarkStart w:id="117" w:name="_Ref101820020"/>
+      <w:r>
+        <w:t>Bernstein D . Containers and Cloud: From LXC to Docker to Kubernetes[J]. Cloud Computing, IEEE, 2014, 1(3):81-84.</w:t>
+      </w:r>
+      <w:bookmarkEnd w:id="117"/>
+    </w:p>
+    <w:p>
+      <w:pPr>
+        <w:pStyle w:val="ac"/>
+        <w:numPr>
+          <w:ilvl w:val="0"/>
+          <w:numId w:val="5"/>
+        </w:numPr>
+        <w:ind w:firstLineChars="0"/>
+      </w:pPr>
+      <w:bookmarkStart w:id="118" w:name="_Ref101820029"/>
+      <w:r>
+        <w:t>唐炜. Spring Data\\MongoDB,Thymeleaf的数据持久化方案及分页技术实现[J]. 陇东学院学报, 2017, 28(5):5.</w:t>
+      </w:r>
+      <w:bookmarkEnd w:id="118"/>
+    </w:p>
+    <w:p>
+      <w:pPr>
+        <w:pStyle w:val="ac"/>
+        <w:numPr>
+          <w:ilvl w:val="0"/>
+          <w:numId w:val="5"/>
+        </w:numPr>
+        <w:ind w:firstLineChars="0"/>
+      </w:pPr>
+      <w:bookmarkStart w:id="119" w:name="_Ref101820046"/>
+      <w:r>
+        <w:t>喻佳, 吴丹新. 基于SpringBoot的Web快速开发框架[J]. 电脑编程技巧与维护, 2021(9):3.</w:t>
+      </w:r>
+      <w:bookmarkEnd w:id="119"/>
+    </w:p>
+    <w:p>
+      <w:pPr>
+        <w:pStyle w:val="ac"/>
+        <w:numPr>
+          <w:ilvl w:val="0"/>
+          <w:numId w:val="5"/>
+        </w:numPr>
+        <w:ind w:firstLineChars="0"/>
+      </w:pPr>
+      <w:bookmarkStart w:id="120" w:name="_Ref101820054"/>
+      <w:r>
+        <w:t>邹红霆. 基于SSM框架的Web系统研究与应用[J]. 湖南理工学院学报：自然科学版, 2017, 30(1):5.</w:t>
+      </w:r>
+      <w:bookmarkEnd w:id="120"/>
+    </w:p>
+    <w:p>
+      <w:pPr>
+        <w:pStyle w:val="ac"/>
+        <w:numPr>
+          <w:ilvl w:val="0"/>
+          <w:numId w:val="5"/>
+        </w:numPr>
+        <w:ind w:firstLineChars="0"/>
+      </w:pPr>
+      <w:bookmarkStart w:id="121" w:name="_Ref101820061"/>
+      <w:r>
+        <w:lastRenderedPageBreak/>
+        <w:t>Reddy K . Working with MyBatis[J].  2017.</w:t>
+      </w:r>
+      <w:bookmarkEnd w:id="121"/>
+    </w:p>
+    <w:p>
+      <w:pPr>
+        <w:pStyle w:val="ac"/>
+        <w:numPr>
+          <w:ilvl w:val="0"/>
+          <w:numId w:val="5"/>
+        </w:numPr>
+        <w:ind w:firstLineChars="0"/>
+      </w:pPr>
+      <w:bookmarkStart w:id="122" w:name="_Ref101820071"/>
+      <w:r>
+        <w:t>陈立兵. IntelliJ IDEA——开发人员利器[J]. 程序员, 2009(1):3.</w:t>
+      </w:r>
+      <w:bookmarkEnd w:id="122"/>
+    </w:p>
+    <w:p>
+      <w:pPr>
+        <w:pStyle w:val="ac"/>
+        <w:numPr>
+          <w:ilvl w:val="0"/>
+          <w:numId w:val="5"/>
+        </w:numPr>
+        <w:ind w:firstLineChars="0"/>
+      </w:pPr>
+      <w:bookmarkStart w:id="123" w:name="_Ref101820088"/>
+      <w:r>
+        <w:t>宣振国. 基于Mysql的数据库集群设计与实现[D]. 北京邮电大学, 2013.</w:t>
+      </w:r>
+      <w:bookmarkEnd w:id="123"/>
+    </w:p>
+    <w:p>
+      <w:pPr>
+        <w:pStyle w:val="ac"/>
+        <w:numPr>
+          <w:ilvl w:val="0"/>
+          <w:numId w:val="5"/>
+        </w:numPr>
+        <w:ind w:firstLineChars="0"/>
+      </w:pPr>
+      <w:bookmarkStart w:id="124" w:name="_Ref101820099"/>
+      <w:r>
+        <w:t>曾超宇, 李金香. Redis在高速缓存系统中的应用[J]. 微型机与应用, 2013, 32(12):3.</w:t>
+      </w:r>
+      <w:bookmarkEnd w:id="124"/>
+    </w:p>
+    <w:p>
+      <w:pPr>
+        <w:pStyle w:val="ac"/>
+        <w:numPr>
+          <w:ilvl w:val="0"/>
+          <w:numId w:val="5"/>
+        </w:numPr>
+        <w:ind w:firstLineChars="0"/>
+      </w:pPr>
+      <w:bookmarkStart w:id="125" w:name="_Ref101820115"/>
+      <w:r>
+        <w:t>邱祝文. 基于redis的分布式缓存系统架构研究[J]. 网络安全技术与应用, 2014(10):2.</w:t>
+      </w:r>
+      <w:bookmarkEnd w:id="125"/>
+    </w:p>
+    <w:p>
+      <w:pPr>
+        <w:pStyle w:val="ac"/>
+        <w:numPr>
+          <w:ilvl w:val="0"/>
+          <w:numId w:val="5"/>
+        </w:numPr>
+        <w:ind w:firstLineChars="0"/>
+      </w:pPr>
+      <w:bookmarkStart w:id="126" w:name="_Ref101820131"/>
+      <w:r>
+        <w:t>任中方, 张华, 闫明松,等. MVC模式研究的综述[J]. 计算机应用研究, 2004, 21(10):5.</w:t>
+      </w:r>
+      <w:bookmarkEnd w:id="126"/>
+    </w:p>
+    <w:p>
+      <w:pPr>
+        <w:pStyle w:val="ac"/>
+        <w:numPr>
+          <w:ilvl w:val="0"/>
+          <w:numId w:val="5"/>
+        </w:numPr>
+        <w:ind w:firstLineChars="0"/>
+      </w:pPr>
+      <w:bookmarkStart w:id="127" w:name="_Ref101820164"/>
+      <w:r>
+        <w:t>宋俊雅, 王鹏彪, 黄俊爽,等. B/S结构软件的系统测试技术[J]. 科技信息, 2010(10):2.</w:t>
+      </w:r>
+      <w:bookmarkEnd w:id="127"/>
+    </w:p>
+    <w:p>
+      <w:pPr>
+        <w:pStyle w:val="ac"/>
+        <w:numPr>
+          <w:ilvl w:val="0"/>
+          <w:numId w:val="5"/>
+        </w:numPr>
+        <w:ind w:firstLineChars="0"/>
+        <w:rPr>
+          <w:rFonts w:hint="eastAsia"/>
+        </w:rPr>
+      </w:pPr>
+      <w:bookmarkStart w:id="128" w:name="_Ref101820182"/>
+      <w:r>
+        <w:t>林丽丽. 使用高性能Web服务器Nginx实现开源负载均衡[J]. 大众科技, 2010(7):3.</w:t>
+      </w:r>
+      <w:bookmarkEnd w:id="128"/>
     </w:p>
     <w:p>
       <w:pPr>
@@ -18701,7 +20563,7 @@
           <w:szCs w:val="30"/>
         </w:rPr>
       </w:pPr>
-      <w:bookmarkStart w:id="107" w:name="_Toc101476843"/>
+      <w:bookmarkStart w:id="129" w:name="_Toc101815763"/>
       <w:r>
         <w:rPr>
           <w:rFonts w:ascii="宋体" w:eastAsia="宋体" w:hAnsi="宋体" w:hint="eastAsia"/>
@@ -18710,7 +20572,7 @@
         </w:rPr>
         <w:t>致谢</w:t>
       </w:r>
-      <w:bookmarkEnd w:id="107"/>
+      <w:bookmarkEnd w:id="129"/>
     </w:p>
     <w:p>
       <w:r>
@@ -18978,6 +20840,95 @@
     </w:lvl>
   </w:abstractNum>
   <w:abstractNum w:abstractNumId="2" w15:restartNumberingAfterBreak="0">
+    <w:nsid w:val="25475417"/>
+    <w:multiLevelType w:val="hybridMultilevel"/>
+    <w:tmpl w:val="7312D996"/>
+    <w:lvl w:ilvl="0" w:tplc="14E2A706">
+      <w:start w:val="1"/>
+      <w:numFmt w:val="decimal"/>
+      <w:lvlText w:val="[%1]"/>
+      <w:lvlJc w:val="left"/>
+      <w:pPr>
+        <w:ind w:left="420" w:hanging="420"/>
+      </w:pPr>
+      <w:rPr>
+        <w:rFonts w:hint="eastAsia"/>
+      </w:rPr>
+    </w:lvl>
+    <w:lvl w:ilvl="1" w:tplc="04090019" w:tentative="1">
+      <w:start w:val="1"/>
+      <w:numFmt w:val="lowerLetter"/>
+      <w:lvlText w:val="%2)"/>
+      <w:lvlJc w:val="left"/>
+      <w:pPr>
+        <w:ind w:left="840" w:hanging="420"/>
+      </w:pPr>
+    </w:lvl>
+    <w:lvl w:ilvl="2" w:tplc="0409001B" w:tentative="1">
+      <w:start w:val="1"/>
+      <w:numFmt w:val="lowerRoman"/>
+      <w:lvlText w:val="%3."/>
+      <w:lvlJc w:val="right"/>
+      <w:pPr>
+        <w:ind w:left="1260" w:hanging="420"/>
+      </w:pPr>
+    </w:lvl>
+    <w:lvl w:ilvl="3" w:tplc="0409000F" w:tentative="1">
+      <w:start w:val="1"/>
+      <w:numFmt w:val="decimal"/>
+      <w:lvlText w:val="%4."/>
+      <w:lvlJc w:val="left"/>
+      <w:pPr>
+        <w:ind w:left="1680" w:hanging="420"/>
+      </w:pPr>
+    </w:lvl>
+    <w:lvl w:ilvl="4" w:tplc="04090019" w:tentative="1">
+      <w:start w:val="1"/>
+      <w:numFmt w:val="lowerLetter"/>
+      <w:lvlText w:val="%5)"/>
+      <w:lvlJc w:val="left"/>
+      <w:pPr>
+        <w:ind w:left="2100" w:hanging="420"/>
+      </w:pPr>
+    </w:lvl>
+    <w:lvl w:ilvl="5" w:tplc="0409001B" w:tentative="1">
+      <w:start w:val="1"/>
+      <w:numFmt w:val="lowerRoman"/>
+      <w:lvlText w:val="%6."/>
+      <w:lvlJc w:val="right"/>
+      <w:pPr>
+        <w:ind w:left="2520" w:hanging="420"/>
+      </w:pPr>
+    </w:lvl>
+    <w:lvl w:ilvl="6" w:tplc="0409000F" w:tentative="1">
+      <w:start w:val="1"/>
+      <w:numFmt w:val="decimal"/>
+      <w:lvlText w:val="%7."/>
+      <w:lvlJc w:val="left"/>
+      <w:pPr>
+        <w:ind w:left="2940" w:hanging="420"/>
+      </w:pPr>
+    </w:lvl>
+    <w:lvl w:ilvl="7" w:tplc="04090019" w:tentative="1">
+      <w:start w:val="1"/>
+      <w:numFmt w:val="lowerLetter"/>
+      <w:lvlText w:val="%8)"/>
+      <w:lvlJc w:val="left"/>
+      <w:pPr>
+        <w:ind w:left="3360" w:hanging="420"/>
+      </w:pPr>
+    </w:lvl>
+    <w:lvl w:ilvl="8" w:tplc="0409001B" w:tentative="1">
+      <w:start w:val="1"/>
+      <w:numFmt w:val="lowerRoman"/>
+      <w:lvlText w:val="%9."/>
+      <w:lvlJc w:val="right"/>
+      <w:pPr>
+        <w:ind w:left="3780" w:hanging="420"/>
+      </w:pPr>
+    </w:lvl>
+  </w:abstractNum>
+  <w:abstractNum w:abstractNumId="3" w15:restartNumberingAfterBreak="0">
     <w:nsid w:val="5DB119EA"/>
     <w:multiLevelType w:val="multilevel"/>
     <w:tmpl w:val="5DB119EA"/>
@@ -19066,7 +21017,7 @@
       </w:pPr>
     </w:lvl>
   </w:abstractNum>
-  <w:abstractNum w:abstractNumId="3" w15:restartNumberingAfterBreak="0">
+  <w:abstractNum w:abstractNumId="4" w15:restartNumberingAfterBreak="0">
     <w:nsid w:val="6B8810C8"/>
     <w:multiLevelType w:val="hybridMultilevel"/>
     <w:tmpl w:val="CB54F152"/>
@@ -19159,13 +21110,16 @@
     <w:abstractNumId w:val="1"/>
   </w:num>
   <w:num w:numId="2" w16cid:durableId="1220937299">
-    <w:abstractNumId w:val="2"/>
+    <w:abstractNumId w:val="3"/>
   </w:num>
   <w:num w:numId="3" w16cid:durableId="1649746244">
     <w:abstractNumId w:val="0"/>
   </w:num>
   <w:num w:numId="4" w16cid:durableId="1260530214">
-    <w:abstractNumId w:val="3"/>
+    <w:abstractNumId w:val="4"/>
+  </w:num>
+  <w:num w:numId="5" w16cid:durableId="1530332837">
+    <w:abstractNumId w:val="2"/>
   </w:num>
 </w:numbering>
 </file>

--- a/基于Springboot的闽江学院校园论坛的设计与实现.docx
+++ b/基于Springboot的闽江学院校园论坛的设计与实现.docx
@@ -4540,6 +4540,7 @@
           <w:szCs w:val="24"/>
           <w:vertAlign w:val="superscript"/>
         </w:rPr>
+        <w:instrText xml:space="preserve"> \* MERGEFORMAT </w:instrText>
       </w:r>
       <w:r>
         <w:rPr>
@@ -4548,6 +4549,207 @@
           <w:szCs w:val="24"/>
           <w:vertAlign w:val="superscript"/>
         </w:rPr>
+      </w:r>
+      <w:r>
+        <w:rPr>
+          <w:rFonts w:ascii="宋体" w:eastAsia="宋体" w:hAnsi="宋体"/>
+          <w:sz w:val="24"/>
+          <w:szCs w:val="24"/>
+          <w:vertAlign w:val="superscript"/>
+        </w:rPr>
+        <w:fldChar w:fldCharType="separate"/>
+      </w:r>
+      <w:r>
+        <w:rPr>
+          <w:rFonts w:ascii="宋体" w:eastAsia="宋体" w:hAnsi="宋体"/>
+          <w:sz w:val="24"/>
+          <w:szCs w:val="24"/>
+          <w:vertAlign w:val="superscript"/>
+        </w:rPr>
+        <w:t>[1]</w:t>
+      </w:r>
+      <w:r>
+        <w:rPr>
+          <w:rFonts w:ascii="宋体" w:eastAsia="宋体" w:hAnsi="宋体"/>
+          <w:sz w:val="24"/>
+          <w:szCs w:val="24"/>
+          <w:vertAlign w:val="superscript"/>
+        </w:rPr>
+        <w:fldChar w:fldCharType="end"/>
+      </w:r>
+    </w:p>
+    <w:p>
+      <w:pPr>
+        <w:ind w:firstLineChars="200" w:firstLine="480"/>
+        <w:rPr>
+          <w:rFonts w:ascii="宋体" w:eastAsia="宋体" w:hAnsi="宋体"/>
+          <w:sz w:val="24"/>
+          <w:szCs w:val="24"/>
+        </w:rPr>
+      </w:pPr>
+      <w:r>
+        <w:rPr>
+          <w:rFonts w:ascii="宋体" w:eastAsia="宋体" w:hAnsi="宋体" w:hint="eastAsia"/>
+          <w:sz w:val="24"/>
+          <w:szCs w:val="24"/>
+        </w:rPr>
+        <w:t>随着Java版本的不断迭代，Java</w:t>
+      </w:r>
+      <w:r>
+        <w:rPr>
+          <w:rFonts w:ascii="宋体" w:eastAsia="宋体" w:hAnsi="宋体"/>
+          <w:sz w:val="24"/>
+          <w:szCs w:val="24"/>
+        </w:rPr>
+        <w:t>1.8</w:t>
+      </w:r>
+      <w:r>
+        <w:rPr>
+          <w:rFonts w:ascii="宋体" w:eastAsia="宋体" w:hAnsi="宋体" w:hint="eastAsia"/>
+          <w:sz w:val="24"/>
+          <w:szCs w:val="24"/>
+        </w:rPr>
+        <w:t>版本由于其稳定的特性深受企业的欢迎，同时</w:t>
+      </w:r>
+      <w:r>
+        <w:rPr>
+          <w:rFonts w:ascii="宋体" w:eastAsia="宋体" w:hAnsi="宋体"/>
+          <w:sz w:val="24"/>
+          <w:szCs w:val="24"/>
+        </w:rPr>
+        <w:t>J</w:t>
+      </w:r>
+      <w:r>
+        <w:rPr>
+          <w:rFonts w:ascii="宋体" w:eastAsia="宋体" w:hAnsi="宋体" w:hint="eastAsia"/>
+          <w:sz w:val="24"/>
+          <w:szCs w:val="24"/>
+        </w:rPr>
+        <w:t>ava</w:t>
+      </w:r>
+      <w:r>
+        <w:rPr>
+          <w:rFonts w:ascii="宋体" w:eastAsia="宋体" w:hAnsi="宋体"/>
+          <w:sz w:val="24"/>
+          <w:szCs w:val="24"/>
+        </w:rPr>
+        <w:t>1.8</w:t>
+      </w:r>
+      <w:r>
+        <w:rPr>
+          <w:rFonts w:ascii="宋体" w:eastAsia="宋体" w:hAnsi="宋体" w:hint="eastAsia"/>
+          <w:sz w:val="24"/>
+          <w:szCs w:val="24"/>
+        </w:rPr>
+        <w:t>在Java</w:t>
+      </w:r>
+      <w:r>
+        <w:rPr>
+          <w:rFonts w:ascii="宋体" w:eastAsia="宋体" w:hAnsi="宋体"/>
+          <w:sz w:val="24"/>
+          <w:szCs w:val="24"/>
+        </w:rPr>
+        <w:t>1.7</w:t>
+      </w:r>
+      <w:r>
+        <w:rPr>
+          <w:rFonts w:ascii="宋体" w:eastAsia="宋体" w:hAnsi="宋体" w:hint="eastAsia"/>
+          <w:sz w:val="24"/>
+          <w:szCs w:val="24"/>
+        </w:rPr>
+        <w:t>的基础上加入了</w:t>
+      </w:r>
+      <w:r>
+        <w:rPr>
+          <w:rFonts w:ascii="宋体" w:eastAsia="宋体" w:hAnsi="宋体"/>
+          <w:sz w:val="24"/>
+          <w:szCs w:val="24"/>
+        </w:rPr>
+        <w:t>Lambda表达式</w:t>
+      </w:r>
+      <w:r>
+        <w:rPr>
+          <w:rFonts w:ascii="宋体" w:eastAsia="宋体" w:hAnsi="宋体" w:hint="eastAsia"/>
+          <w:sz w:val="24"/>
+          <w:szCs w:val="24"/>
+        </w:rPr>
+        <w:t>、</w:t>
+      </w:r>
+      <w:r>
+        <w:rPr>
+          <w:rFonts w:ascii="宋体" w:eastAsia="宋体" w:hAnsi="宋体"/>
+          <w:sz w:val="24"/>
+          <w:szCs w:val="24"/>
+        </w:rPr>
+        <w:t>Stream流</w:t>
+      </w:r>
+      <w:r>
+        <w:rPr>
+          <w:rFonts w:ascii="宋体" w:eastAsia="宋体" w:hAnsi="宋体" w:hint="eastAsia"/>
+          <w:sz w:val="24"/>
+          <w:szCs w:val="24"/>
+        </w:rPr>
+        <w:t>等新特性，可以帮助我们减少冗余的代码。让我们可以敲更少、更整洁的代码、更高效的完成业务。因此本系统也是基础Java</w:t>
+      </w:r>
+      <w:r>
+        <w:rPr>
+          <w:rFonts w:ascii="宋体" w:eastAsia="宋体" w:hAnsi="宋体"/>
+          <w:sz w:val="24"/>
+          <w:szCs w:val="24"/>
+        </w:rPr>
+        <w:t>1.8</w:t>
+      </w:r>
+      <w:r>
+        <w:rPr>
+          <w:rFonts w:ascii="宋体" w:eastAsia="宋体" w:hAnsi="宋体" w:hint="eastAsia"/>
+          <w:sz w:val="24"/>
+          <w:szCs w:val="24"/>
+        </w:rPr>
+        <w:t>进行开发。</w:t>
+      </w:r>
+      <w:r>
+        <w:rPr>
+          <w:rFonts w:ascii="宋体" w:eastAsia="宋体" w:hAnsi="宋体"/>
+          <w:sz w:val="24"/>
+          <w:szCs w:val="24"/>
+          <w:vertAlign w:val="superscript"/>
+        </w:rPr>
+        <w:fldChar w:fldCharType="begin"/>
+      </w:r>
+      <w:r>
+        <w:rPr>
+          <w:rFonts w:ascii="宋体" w:eastAsia="宋体" w:hAnsi="宋体"/>
+          <w:sz w:val="24"/>
+          <w:szCs w:val="24"/>
+          <w:vertAlign w:val="superscript"/>
+        </w:rPr>
+        <w:instrText xml:space="preserve"> </w:instrText>
+      </w:r>
+      <w:r>
+        <w:rPr>
+          <w:rFonts w:ascii="宋体" w:eastAsia="宋体" w:hAnsi="宋体" w:hint="eastAsia"/>
+          <w:sz w:val="24"/>
+          <w:szCs w:val="24"/>
+          <w:vertAlign w:val="superscript"/>
+        </w:rPr>
+        <w:instrText>REF _Ref101819899 \r \h</w:instrText>
+      </w:r>
+      <w:r>
+        <w:rPr>
+          <w:rFonts w:ascii="宋体" w:eastAsia="宋体" w:hAnsi="宋体"/>
+          <w:sz w:val="24"/>
+          <w:szCs w:val="24"/>
+          <w:vertAlign w:val="superscript"/>
+        </w:rPr>
+        <w:instrText xml:space="preserve"> </w:instrText>
+      </w:r>
+      <w:r>
+        <w:rPr>
+          <w:rFonts w:ascii="宋体" w:eastAsia="宋体" w:hAnsi="宋体"/>
+          <w:sz w:val="24"/>
+          <w:szCs w:val="24"/>
+          <w:vertAlign w:val="superscript"/>
+        </w:rPr>
         <w:instrText xml:space="preserve"> \* MERGEFORMAT </w:instrText>
       </w:r>
       <w:r>
@@ -4557,6 +4759,14 @@
           <w:szCs w:val="24"/>
           <w:vertAlign w:val="superscript"/>
         </w:rPr>
+      </w:r>
+      <w:r>
+        <w:rPr>
+          <w:rFonts w:ascii="宋体" w:eastAsia="宋体" w:hAnsi="宋体"/>
+          <w:sz w:val="24"/>
+          <w:szCs w:val="24"/>
+          <w:vertAlign w:val="superscript"/>
+        </w:rPr>
         <w:fldChar w:fldCharType="separate"/>
       </w:r>
       <w:r>
@@ -4566,235 +4776,7 @@
           <w:szCs w:val="24"/>
           <w:vertAlign w:val="superscript"/>
         </w:rPr>
-        <w:t>[1]</w:t>
-      </w:r>
-      <w:r>
-        <w:rPr>
-          <w:rFonts w:ascii="宋体" w:eastAsia="宋体" w:hAnsi="宋体"/>
-          <w:sz w:val="24"/>
-          <w:szCs w:val="24"/>
-          <w:vertAlign w:val="superscript"/>
-        </w:rPr>
-        <w:fldChar w:fldCharType="end"/>
-      </w:r>
-    </w:p>
-    <w:p>
-      <w:pPr>
-        <w:ind w:firstLineChars="200" w:firstLine="480"/>
-        <w:rPr>
-          <w:rFonts w:ascii="宋体" w:eastAsia="宋体" w:hAnsi="宋体"/>
-          <w:sz w:val="24"/>
-          <w:szCs w:val="24"/>
-        </w:rPr>
-      </w:pPr>
-      <w:r>
-        <w:rPr>
-          <w:rFonts w:ascii="宋体" w:eastAsia="宋体" w:hAnsi="宋体" w:hint="eastAsia"/>
-          <w:sz w:val="24"/>
-          <w:szCs w:val="24"/>
-        </w:rPr>
-        <w:t>随着Java版本的不断迭代，Java</w:t>
-      </w:r>
-      <w:r>
-        <w:rPr>
-          <w:rFonts w:ascii="宋体" w:eastAsia="宋体" w:hAnsi="宋体"/>
-          <w:sz w:val="24"/>
-          <w:szCs w:val="24"/>
-        </w:rPr>
-        <w:t>1.8</w:t>
-      </w:r>
-      <w:r>
-        <w:rPr>
-          <w:rFonts w:ascii="宋体" w:eastAsia="宋体" w:hAnsi="宋体" w:hint="eastAsia"/>
-          <w:sz w:val="24"/>
-          <w:szCs w:val="24"/>
-        </w:rPr>
-        <w:t>版本由于其稳定的特性深受企业的欢迎，同时</w:t>
-      </w:r>
-      <w:r>
-        <w:rPr>
-          <w:rFonts w:ascii="宋体" w:eastAsia="宋体" w:hAnsi="宋体"/>
-          <w:sz w:val="24"/>
-          <w:szCs w:val="24"/>
-        </w:rPr>
-        <w:t>J</w:t>
-      </w:r>
-      <w:r>
-        <w:rPr>
-          <w:rFonts w:ascii="宋体" w:eastAsia="宋体" w:hAnsi="宋体" w:hint="eastAsia"/>
-          <w:sz w:val="24"/>
-          <w:szCs w:val="24"/>
-        </w:rPr>
-        <w:t>ava</w:t>
-      </w:r>
-      <w:r>
-        <w:rPr>
-          <w:rFonts w:ascii="宋体" w:eastAsia="宋体" w:hAnsi="宋体"/>
-          <w:sz w:val="24"/>
-          <w:szCs w:val="24"/>
-        </w:rPr>
-        <w:t>1.8</w:t>
-      </w:r>
-      <w:r>
-        <w:rPr>
-          <w:rFonts w:ascii="宋体" w:eastAsia="宋体" w:hAnsi="宋体" w:hint="eastAsia"/>
-          <w:sz w:val="24"/>
-          <w:szCs w:val="24"/>
-        </w:rPr>
-        <w:t>在Java</w:t>
-      </w:r>
-      <w:r>
-        <w:rPr>
-          <w:rFonts w:ascii="宋体" w:eastAsia="宋体" w:hAnsi="宋体"/>
-          <w:sz w:val="24"/>
-          <w:szCs w:val="24"/>
-        </w:rPr>
-        <w:t>1.7</w:t>
-      </w:r>
-      <w:r>
-        <w:rPr>
-          <w:rFonts w:ascii="宋体" w:eastAsia="宋体" w:hAnsi="宋体" w:hint="eastAsia"/>
-          <w:sz w:val="24"/>
-          <w:szCs w:val="24"/>
-        </w:rPr>
-        <w:t>的基础上加入了</w:t>
-      </w:r>
-      <w:r>
-        <w:rPr>
-          <w:rFonts w:ascii="宋体" w:eastAsia="宋体" w:hAnsi="宋体"/>
-          <w:sz w:val="24"/>
-          <w:szCs w:val="24"/>
-        </w:rPr>
-        <w:t>Lambda表达式</w:t>
-      </w:r>
-      <w:r>
-        <w:rPr>
-          <w:rFonts w:ascii="宋体" w:eastAsia="宋体" w:hAnsi="宋体" w:hint="eastAsia"/>
-          <w:sz w:val="24"/>
-          <w:szCs w:val="24"/>
-        </w:rPr>
-        <w:t>、</w:t>
-      </w:r>
-      <w:r>
-        <w:rPr>
-          <w:rFonts w:ascii="宋体" w:eastAsia="宋体" w:hAnsi="宋体"/>
-          <w:sz w:val="24"/>
-          <w:szCs w:val="24"/>
-        </w:rPr>
-        <w:t>Stream流</w:t>
-      </w:r>
-      <w:r>
-        <w:rPr>
-          <w:rFonts w:ascii="宋体" w:eastAsia="宋体" w:hAnsi="宋体" w:hint="eastAsia"/>
-          <w:sz w:val="24"/>
-          <w:szCs w:val="24"/>
-        </w:rPr>
-        <w:t>等新特性，可以帮助我们减少冗余的代码。让我们可以敲更少、更整洁的代码、更高效的完成业务。因此本系统也是基础Java</w:t>
-      </w:r>
-      <w:r>
-        <w:rPr>
-          <w:rFonts w:ascii="宋体" w:eastAsia="宋体" w:hAnsi="宋体"/>
-          <w:sz w:val="24"/>
-          <w:szCs w:val="24"/>
-        </w:rPr>
-        <w:t>1.8</w:t>
-      </w:r>
-      <w:r>
-        <w:rPr>
-          <w:rFonts w:ascii="宋体" w:eastAsia="宋体" w:hAnsi="宋体" w:hint="eastAsia"/>
-          <w:sz w:val="24"/>
-          <w:szCs w:val="24"/>
-        </w:rPr>
-        <w:t>进行开发。</w:t>
-      </w:r>
-      <w:r>
-        <w:rPr>
-          <w:rFonts w:ascii="宋体" w:eastAsia="宋体" w:hAnsi="宋体"/>
-          <w:sz w:val="24"/>
-          <w:szCs w:val="24"/>
-          <w:vertAlign w:val="superscript"/>
-        </w:rPr>
-        <w:fldChar w:fldCharType="begin"/>
-      </w:r>
-      <w:r>
-        <w:rPr>
-          <w:rFonts w:ascii="宋体" w:eastAsia="宋体" w:hAnsi="宋体"/>
-          <w:sz w:val="24"/>
-          <w:szCs w:val="24"/>
-          <w:vertAlign w:val="superscript"/>
-        </w:rPr>
-        <w:instrText xml:space="preserve"> </w:instrText>
-      </w:r>
-      <w:r>
-        <w:rPr>
-          <w:rFonts w:ascii="宋体" w:eastAsia="宋体" w:hAnsi="宋体" w:hint="eastAsia"/>
-          <w:sz w:val="24"/>
-          <w:szCs w:val="24"/>
-          <w:vertAlign w:val="superscript"/>
-        </w:rPr>
-        <w:instrText>REF _Ref101819899 \r \h</w:instrText>
-      </w:r>
-      <w:r>
-        <w:rPr>
-          <w:rFonts w:ascii="宋体" w:eastAsia="宋体" w:hAnsi="宋体"/>
-          <w:sz w:val="24"/>
-          <w:szCs w:val="24"/>
-          <w:vertAlign w:val="superscript"/>
-        </w:rPr>
-        <w:instrText xml:space="preserve"> </w:instrText>
-      </w:r>
-      <w:r>
-        <w:rPr>
-          <w:rFonts w:ascii="宋体" w:eastAsia="宋体" w:hAnsi="宋体"/>
-          <w:sz w:val="24"/>
-          <w:szCs w:val="24"/>
-          <w:vertAlign w:val="superscript"/>
-        </w:rPr>
-      </w:r>
-      <w:r>
-        <w:rPr>
-          <w:rFonts w:ascii="宋体" w:eastAsia="宋体" w:hAnsi="宋体"/>
-          <w:sz w:val="24"/>
-          <w:szCs w:val="24"/>
-          <w:vertAlign w:val="superscript"/>
-        </w:rPr>
-        <w:instrText xml:space="preserve"> \* MERGEFORMAT </w:instrText>
-      </w:r>
-      <w:r>
-        <w:rPr>
-          <w:rFonts w:ascii="宋体" w:eastAsia="宋体" w:hAnsi="宋体"/>
-          <w:sz w:val="24"/>
-          <w:szCs w:val="24"/>
-          <w:vertAlign w:val="superscript"/>
-        </w:rPr>
-        <w:fldChar w:fldCharType="separate"/>
-      </w:r>
-      <w:r>
-        <w:rPr>
-          <w:rFonts w:ascii="宋体" w:eastAsia="宋体" w:hAnsi="宋体"/>
-          <w:sz w:val="24"/>
-          <w:szCs w:val="24"/>
-          <w:vertAlign w:val="superscript"/>
-        </w:rPr>
-        <w:t>[</w:t>
-      </w:r>
-      <w:r>
-        <w:rPr>
-          <w:rFonts w:ascii="宋体" w:eastAsia="宋体" w:hAnsi="宋体"/>
-          <w:sz w:val="24"/>
-          <w:szCs w:val="24"/>
-          <w:vertAlign w:val="superscript"/>
-        </w:rPr>
-        <w:t>2</w:t>
-      </w:r>
-      <w:r>
-        <w:rPr>
-          <w:rFonts w:ascii="宋体" w:eastAsia="宋体" w:hAnsi="宋体"/>
-          <w:sz w:val="24"/>
-          <w:szCs w:val="24"/>
-          <w:vertAlign w:val="superscript"/>
-        </w:rPr>
-        <w:t>]</w:t>
+        <w:t>[2]</w:t>
       </w:r>
       <w:r>
         <w:rPr>
@@ -4967,6 +4949,7 @@
           <w:szCs w:val="24"/>
           <w:vertAlign w:val="superscript"/>
         </w:rPr>
+        <w:instrText xml:space="preserve"> \* MERGEFORMAT </w:instrText>
       </w:r>
       <w:r>
         <w:rPr>
@@ -4975,6 +4958,94 @@
           <w:szCs w:val="24"/>
           <w:vertAlign w:val="superscript"/>
         </w:rPr>
+      </w:r>
+      <w:r>
+        <w:rPr>
+          <w:rFonts w:ascii="宋体" w:eastAsia="宋体" w:hAnsi="宋体"/>
+          <w:sz w:val="24"/>
+          <w:szCs w:val="24"/>
+          <w:vertAlign w:val="superscript"/>
+        </w:rPr>
+        <w:fldChar w:fldCharType="separate"/>
+      </w:r>
+      <w:r>
+        <w:rPr>
+          <w:rFonts w:ascii="宋体" w:eastAsia="宋体" w:hAnsi="宋体"/>
+          <w:sz w:val="24"/>
+          <w:szCs w:val="24"/>
+          <w:vertAlign w:val="superscript"/>
+        </w:rPr>
+        <w:t>[3]</w:t>
+      </w:r>
+      <w:r>
+        <w:rPr>
+          <w:rFonts w:ascii="宋体" w:eastAsia="宋体" w:hAnsi="宋体"/>
+          <w:sz w:val="24"/>
+          <w:szCs w:val="24"/>
+          <w:vertAlign w:val="superscript"/>
+        </w:rPr>
+        <w:fldChar w:fldCharType="end"/>
+      </w:r>
+    </w:p>
+    <w:p>
+      <w:pPr>
+        <w:rPr>
+          <w:rFonts w:ascii="宋体" w:eastAsia="宋体" w:hAnsi="宋体"/>
+          <w:sz w:val="24"/>
+          <w:szCs w:val="24"/>
+        </w:rPr>
+      </w:pPr>
+      <w:r>
+        <w:rPr>
+          <w:rFonts w:ascii="宋体" w:eastAsia="宋体" w:hAnsi="宋体" w:hint="eastAsia"/>
+          <w:sz w:val="24"/>
+          <w:szCs w:val="24"/>
+        </w:rPr>
+        <w:t>（二）稳定性</w:t>
+      </w:r>
+    </w:p>
+    <w:p>
+      <w:pPr>
+        <w:ind w:firstLineChars="200" w:firstLine="480"/>
+        <w:rPr>
+          <w:rFonts w:ascii="宋体" w:eastAsia="宋体" w:hAnsi="宋体"/>
+          <w:sz w:val="24"/>
+          <w:szCs w:val="24"/>
+        </w:rPr>
+      </w:pPr>
+      <w:r>
+        <w:rPr>
+          <w:rFonts w:ascii="宋体" w:eastAsia="宋体" w:hAnsi="宋体"/>
+          <w:sz w:val="24"/>
+          <w:szCs w:val="24"/>
+        </w:rPr>
+        <w:t>Linux 系统一直以其稳定性而闻名，它们可以连续运行多年而不发生任何重大问题。事实上，很多 Linux 用户都从未在自己的环境中遇到过系统崩溃的情况。相对 Windows 而言，挂起和崩溃完全是一种常态。</w:t>
+      </w:r>
+      <w:r>
+        <w:rPr>
+          <w:rFonts w:ascii="宋体" w:eastAsia="宋体" w:hAnsi="宋体"/>
+          <w:sz w:val="24"/>
+          <w:szCs w:val="24"/>
+          <w:vertAlign w:val="superscript"/>
+        </w:rPr>
+        <w:fldChar w:fldCharType="begin"/>
+      </w:r>
+      <w:r>
+        <w:rPr>
+          <w:rFonts w:ascii="宋体" w:eastAsia="宋体" w:hAnsi="宋体"/>
+          <w:sz w:val="24"/>
+          <w:szCs w:val="24"/>
+          <w:vertAlign w:val="superscript"/>
+        </w:rPr>
+        <w:instrText xml:space="preserve"> REF _Ref101819952 \r \h </w:instrText>
+      </w:r>
+      <w:r>
+        <w:rPr>
+          <w:rFonts w:ascii="宋体" w:eastAsia="宋体" w:hAnsi="宋体"/>
+          <w:sz w:val="24"/>
+          <w:szCs w:val="24"/>
+          <w:vertAlign w:val="superscript"/>
+        </w:rPr>
         <w:instrText xml:space="preserve"> \* MERGEFORMAT </w:instrText>
       </w:r>
       <w:r>
@@ -4984,6 +5055,14 @@
           <w:szCs w:val="24"/>
           <w:vertAlign w:val="superscript"/>
         </w:rPr>
+      </w:r>
+      <w:r>
+        <w:rPr>
+          <w:rFonts w:ascii="宋体" w:eastAsia="宋体" w:hAnsi="宋体"/>
+          <w:sz w:val="24"/>
+          <w:szCs w:val="24"/>
+          <w:vertAlign w:val="superscript"/>
+        </w:rPr>
         <w:fldChar w:fldCharType="separate"/>
       </w:r>
       <w:r>
@@ -4993,7 +5072,7 @@
           <w:szCs w:val="24"/>
           <w:vertAlign w:val="superscript"/>
         </w:rPr>
-        <w:t>[3]</w:t>
+        <w:t>[4]</w:t>
       </w:r>
       <w:r>
         <w:rPr>
@@ -5007,23 +5086,6 @@
     </w:p>
     <w:p>
       <w:pPr>
-        <w:rPr>
-          <w:rFonts w:ascii="宋体" w:eastAsia="宋体" w:hAnsi="宋体"/>
-          <w:sz w:val="24"/>
-          <w:szCs w:val="24"/>
-        </w:rPr>
-      </w:pPr>
-      <w:r>
-        <w:rPr>
-          <w:rFonts w:ascii="宋体" w:eastAsia="宋体" w:hAnsi="宋体" w:hint="eastAsia"/>
-          <w:sz w:val="24"/>
-          <w:szCs w:val="24"/>
-        </w:rPr>
-        <w:t>（二）稳定性</w:t>
-      </w:r>
-    </w:p>
-    <w:p>
-      <w:pPr>
         <w:ind w:firstLineChars="200" w:firstLine="480"/>
         <w:rPr>
           <w:rFonts w:ascii="宋体" w:eastAsia="宋体" w:hAnsi="宋体"/>
@@ -5033,11 +5095,45 @@
       </w:pPr>
       <w:r>
         <w:rPr>
-          <w:rFonts w:ascii="宋体" w:eastAsia="宋体" w:hAnsi="宋体"/>
-          <w:sz w:val="24"/>
-          <w:szCs w:val="24"/>
-        </w:rPr>
-        <w:t>Linux 系统一直以其稳定性而闻名，它们可以连续运行多年而不发生任何重大问题。事实上，很多 Linux 用户都从未在自己的环境中遇到过系统崩溃的情况。相对 Windows 而言，挂起和崩溃完全是一种常态。</w:t>
+          <w:rFonts w:ascii="宋体" w:eastAsia="宋体" w:hAnsi="宋体" w:hint="eastAsia"/>
+          <w:sz w:val="24"/>
+          <w:szCs w:val="24"/>
+        </w:rPr>
+        <w:t>尽管</w:t>
+      </w:r>
+      <w:r>
+        <w:rPr>
+          <w:rFonts w:ascii="宋体" w:eastAsia="宋体" w:hAnsi="宋体"/>
+          <w:sz w:val="24"/>
+          <w:szCs w:val="24"/>
+        </w:rPr>
+        <w:t xml:space="preserve"> Windows 也可以很好地执行多任务处理，但 Linux 可以在处理各种任务的同时，仍能提供坚如磐石的性能。</w:t>
+      </w:r>
+    </w:p>
+    <w:p>
+      <w:pPr>
+        <w:ind w:firstLineChars="200" w:firstLine="480"/>
+        <w:rPr>
+          <w:rFonts w:ascii="宋体" w:eastAsia="宋体" w:hAnsi="宋体"/>
+          <w:sz w:val="24"/>
+          <w:szCs w:val="24"/>
+        </w:rPr>
+      </w:pPr>
+      <w:r>
+        <w:rPr>
+          <w:rFonts w:ascii="宋体" w:eastAsia="宋体" w:hAnsi="宋体" w:hint="eastAsia"/>
+          <w:sz w:val="24"/>
+          <w:szCs w:val="24"/>
+        </w:rPr>
+        <w:t>当将</w:t>
+      </w:r>
+      <w:r>
+        <w:rPr>
+          <w:rFonts w:ascii="宋体" w:eastAsia="宋体" w:hAnsi="宋体"/>
+          <w:sz w:val="24"/>
+          <w:szCs w:val="24"/>
+        </w:rPr>
+        <w:t xml:space="preserve"> Linux 与 Windows 进行对比时，对每项系统配置的更改都需要重启 Windows Server，而 Linux 更改大多数配置时都无需重启服务器即可生效，这也确保了 Linux 服务器最短的停机时间。</w:t>
       </w:r>
       <w:r>
         <w:rPr>
@@ -5055,7 +5151,7 @@
           <w:szCs w:val="24"/>
           <w:vertAlign w:val="superscript"/>
         </w:rPr>
-        <w:instrText xml:space="preserve"> REF _Ref101819952 \r \h </w:instrText>
+        <w:instrText xml:space="preserve"> REF _Ref101819968 \r \h </w:instrText>
       </w:r>
       <w:r>
         <w:rPr>
@@ -5064,6 +5160,7 @@
           <w:szCs w:val="24"/>
           <w:vertAlign w:val="superscript"/>
         </w:rPr>
+        <w:instrText xml:space="preserve"> \* MERGEFORMAT </w:instrText>
       </w:r>
       <w:r>
         <w:rPr>
@@ -5072,6 +5169,94 @@
           <w:szCs w:val="24"/>
           <w:vertAlign w:val="superscript"/>
         </w:rPr>
+      </w:r>
+      <w:r>
+        <w:rPr>
+          <w:rFonts w:ascii="宋体" w:eastAsia="宋体" w:hAnsi="宋体"/>
+          <w:sz w:val="24"/>
+          <w:szCs w:val="24"/>
+          <w:vertAlign w:val="superscript"/>
+        </w:rPr>
+        <w:fldChar w:fldCharType="separate"/>
+      </w:r>
+      <w:r>
+        <w:rPr>
+          <w:rFonts w:ascii="宋体" w:eastAsia="宋体" w:hAnsi="宋体"/>
+          <w:sz w:val="24"/>
+          <w:szCs w:val="24"/>
+          <w:vertAlign w:val="superscript"/>
+        </w:rPr>
+        <w:t>[5]</w:t>
+      </w:r>
+      <w:r>
+        <w:rPr>
+          <w:rFonts w:ascii="宋体" w:eastAsia="宋体" w:hAnsi="宋体"/>
+          <w:sz w:val="24"/>
+          <w:szCs w:val="24"/>
+          <w:vertAlign w:val="superscript"/>
+        </w:rPr>
+        <w:fldChar w:fldCharType="end"/>
+      </w:r>
+    </w:p>
+    <w:p>
+      <w:pPr>
+        <w:rPr>
+          <w:rFonts w:ascii="宋体" w:eastAsia="宋体" w:hAnsi="宋体"/>
+          <w:sz w:val="24"/>
+          <w:szCs w:val="24"/>
+        </w:rPr>
+      </w:pPr>
+      <w:r>
+        <w:rPr>
+          <w:rFonts w:ascii="宋体" w:eastAsia="宋体" w:hAnsi="宋体" w:hint="eastAsia"/>
+          <w:sz w:val="24"/>
+          <w:szCs w:val="24"/>
+        </w:rPr>
+        <w:t>（三）安全</w:t>
+      </w:r>
+    </w:p>
+    <w:p>
+      <w:pPr>
+        <w:ind w:firstLineChars="200" w:firstLine="480"/>
+        <w:rPr>
+          <w:rFonts w:ascii="宋体" w:eastAsia="宋体" w:hAnsi="宋体"/>
+          <w:sz w:val="24"/>
+          <w:szCs w:val="24"/>
+        </w:rPr>
+      </w:pPr>
+      <w:r>
+        <w:rPr>
+          <w:rFonts w:ascii="宋体" w:eastAsia="宋体" w:hAnsi="宋体"/>
+          <w:sz w:val="24"/>
+          <w:szCs w:val="24"/>
+        </w:rPr>
+        <w:t>Linux 由最初的多用户操作系统开发的 UNIX 操作系统发展而来，在安全方面显然比 Windows 更强。与 Windows 作为病毒和恶意软件攻击的首要目标不同，Linux Server 只有管理员或特定用户才有权访问 Linux 内核，而且 Linux 服务器（相较 Windows 而言）不会经常受到攻击，并且被发现的任何漏洞都会在第一时间由大批 Linux 开发人员修复。</w:t>
+      </w:r>
+      <w:r>
+        <w:rPr>
+          <w:rFonts w:ascii="宋体" w:eastAsia="宋体" w:hAnsi="宋体"/>
+          <w:sz w:val="24"/>
+          <w:szCs w:val="24"/>
+          <w:vertAlign w:val="superscript"/>
+        </w:rPr>
+        <w:fldChar w:fldCharType="begin"/>
+      </w:r>
+      <w:r>
+        <w:rPr>
+          <w:rFonts w:ascii="宋体" w:eastAsia="宋体" w:hAnsi="宋体"/>
+          <w:sz w:val="24"/>
+          <w:szCs w:val="24"/>
+          <w:vertAlign w:val="superscript"/>
+        </w:rPr>
+        <w:instrText xml:space="preserve"> REF _Ref101819982 \r \h </w:instrText>
+      </w:r>
+      <w:r>
+        <w:rPr>
+          <w:rFonts w:ascii="宋体" w:eastAsia="宋体" w:hAnsi="宋体"/>
+          <w:sz w:val="24"/>
+          <w:szCs w:val="24"/>
+          <w:vertAlign w:val="superscript"/>
+        </w:rPr>
         <w:instrText xml:space="preserve"> \* MERGEFORMAT </w:instrText>
       </w:r>
       <w:r>
@@ -5081,6 +5266,14 @@
           <w:szCs w:val="24"/>
           <w:vertAlign w:val="superscript"/>
         </w:rPr>
+      </w:r>
+      <w:r>
+        <w:rPr>
+          <w:rFonts w:ascii="宋体" w:eastAsia="宋体" w:hAnsi="宋体"/>
+          <w:sz w:val="24"/>
+          <w:szCs w:val="24"/>
+          <w:vertAlign w:val="superscript"/>
+        </w:rPr>
         <w:fldChar w:fldCharType="separate"/>
       </w:r>
       <w:r>
@@ -5090,7 +5283,7 @@
           <w:szCs w:val="24"/>
           <w:vertAlign w:val="superscript"/>
         </w:rPr>
-        <w:t>[4]</w:t>
+        <w:t>[6]</w:t>
       </w:r>
       <w:r>
         <w:rPr>
@@ -5104,6 +5297,23 @@
     </w:p>
     <w:p>
       <w:pPr>
+        <w:rPr>
+          <w:rFonts w:ascii="宋体" w:eastAsia="宋体" w:hAnsi="宋体"/>
+          <w:sz w:val="24"/>
+          <w:szCs w:val="24"/>
+        </w:rPr>
+      </w:pPr>
+      <w:r>
+        <w:rPr>
+          <w:rFonts w:ascii="宋体" w:eastAsia="宋体" w:hAnsi="宋体" w:hint="eastAsia"/>
+          <w:sz w:val="24"/>
+          <w:szCs w:val="24"/>
+        </w:rPr>
+        <w:t>（四）灵活性</w:t>
+      </w:r>
+    </w:p>
+    <w:p>
+      <w:pPr>
         <w:ind w:firstLineChars="200" w:firstLine="480"/>
         <w:rPr>
           <w:rFonts w:ascii="宋体" w:eastAsia="宋体" w:hAnsi="宋体"/>
@@ -5113,45 +5323,11 @@
       </w:pPr>
       <w:r>
         <w:rPr>
-          <w:rFonts w:ascii="宋体" w:eastAsia="宋体" w:hAnsi="宋体" w:hint="eastAsia"/>
-          <w:sz w:val="24"/>
-          <w:szCs w:val="24"/>
-        </w:rPr>
-        <w:t>尽管</w:t>
-      </w:r>
-      <w:r>
-        <w:rPr>
-          <w:rFonts w:ascii="宋体" w:eastAsia="宋体" w:hAnsi="宋体"/>
-          <w:sz w:val="24"/>
-          <w:szCs w:val="24"/>
-        </w:rPr>
-        <w:t xml:space="preserve"> Windows 也可以很好地执行多任务处理，但 Linux 可以在处理各种任务的同时，仍能提供坚如磐石的性能。</w:t>
-      </w:r>
-    </w:p>
-    <w:p>
-      <w:pPr>
-        <w:ind w:firstLineChars="200" w:firstLine="480"/>
-        <w:rPr>
-          <w:rFonts w:ascii="宋体" w:eastAsia="宋体" w:hAnsi="宋体"/>
-          <w:sz w:val="24"/>
-          <w:szCs w:val="24"/>
-        </w:rPr>
-      </w:pPr>
-      <w:r>
-        <w:rPr>
-          <w:rFonts w:ascii="宋体" w:eastAsia="宋体" w:hAnsi="宋体" w:hint="eastAsia"/>
-          <w:sz w:val="24"/>
-          <w:szCs w:val="24"/>
-        </w:rPr>
-        <w:t>当将</w:t>
-      </w:r>
-      <w:r>
-        <w:rPr>
-          <w:rFonts w:ascii="宋体" w:eastAsia="宋体" w:hAnsi="宋体"/>
-          <w:sz w:val="24"/>
-          <w:szCs w:val="24"/>
-        </w:rPr>
-        <w:t xml:space="preserve"> Linux 与 Windows 进行对比时，对每项系统配置的更改都需要重启 Windows Server，而 Linux 更改大多数配置时都无需重启服务器即可生效，这也确保了 Linux 服务器最短的停机时间。</w:t>
+          <w:rFonts w:ascii="宋体" w:eastAsia="宋体" w:hAnsi="宋体"/>
+          <w:sz w:val="24"/>
+          <w:szCs w:val="24"/>
+        </w:rPr>
+        <w:t>Linux 是世界上最灵活的操作系统，没有之一，您可以根据需要自定义系统。使用 Linux，您可以随心所欲地安装 GUI 界面或仅使用「终端」管理服务器；使用 Linux，您可以选择各种工具和实用程序来管理所有与服务器相关的活动，如：添加用户、管理服务和网络，安装新应用程序以及监控性能等。</w:t>
       </w:r>
       <w:r>
         <w:rPr>
@@ -5169,7 +5345,7 @@
           <w:szCs w:val="24"/>
           <w:vertAlign w:val="superscript"/>
         </w:rPr>
-        <w:instrText xml:space="preserve"> REF _Ref101819968 \r \h </w:instrText>
+        <w:instrText xml:space="preserve"> REF _Ref101819993 \r \h </w:instrText>
       </w:r>
       <w:r>
         <w:rPr>
@@ -5178,6 +5354,7 @@
           <w:szCs w:val="24"/>
           <w:vertAlign w:val="superscript"/>
         </w:rPr>
+        <w:instrText xml:space="preserve"> \* MERGEFORMAT </w:instrText>
       </w:r>
       <w:r>
         <w:rPr>
@@ -5186,201 +5363,6 @@
           <w:szCs w:val="24"/>
           <w:vertAlign w:val="superscript"/>
         </w:rPr>
-        <w:instrText xml:space="preserve"> \* MERGEFORMAT </w:instrText>
-      </w:r>
-      <w:r>
-        <w:rPr>
-          <w:rFonts w:ascii="宋体" w:eastAsia="宋体" w:hAnsi="宋体"/>
-          <w:sz w:val="24"/>
-          <w:szCs w:val="24"/>
-          <w:vertAlign w:val="superscript"/>
-        </w:rPr>
-        <w:fldChar w:fldCharType="separate"/>
-      </w:r>
-      <w:r>
-        <w:rPr>
-          <w:rFonts w:ascii="宋体" w:eastAsia="宋体" w:hAnsi="宋体"/>
-          <w:sz w:val="24"/>
-          <w:szCs w:val="24"/>
-          <w:vertAlign w:val="superscript"/>
-        </w:rPr>
-        <w:t>[5]</w:t>
-      </w:r>
-      <w:r>
-        <w:rPr>
-          <w:rFonts w:ascii="宋体" w:eastAsia="宋体" w:hAnsi="宋体"/>
-          <w:sz w:val="24"/>
-          <w:szCs w:val="24"/>
-          <w:vertAlign w:val="superscript"/>
-        </w:rPr>
-        <w:fldChar w:fldCharType="end"/>
-      </w:r>
-    </w:p>
-    <w:p>
-      <w:pPr>
-        <w:rPr>
-          <w:rFonts w:ascii="宋体" w:eastAsia="宋体" w:hAnsi="宋体"/>
-          <w:sz w:val="24"/>
-          <w:szCs w:val="24"/>
-        </w:rPr>
-      </w:pPr>
-      <w:r>
-        <w:rPr>
-          <w:rFonts w:ascii="宋体" w:eastAsia="宋体" w:hAnsi="宋体" w:hint="eastAsia"/>
-          <w:sz w:val="24"/>
-          <w:szCs w:val="24"/>
-        </w:rPr>
-        <w:t>（三）安全</w:t>
-      </w:r>
-    </w:p>
-    <w:p>
-      <w:pPr>
-        <w:ind w:firstLineChars="200" w:firstLine="480"/>
-        <w:rPr>
-          <w:rFonts w:ascii="宋体" w:eastAsia="宋体" w:hAnsi="宋体"/>
-          <w:sz w:val="24"/>
-          <w:szCs w:val="24"/>
-        </w:rPr>
-      </w:pPr>
-      <w:r>
-        <w:rPr>
-          <w:rFonts w:ascii="宋体" w:eastAsia="宋体" w:hAnsi="宋体"/>
-          <w:sz w:val="24"/>
-          <w:szCs w:val="24"/>
-        </w:rPr>
-        <w:t>Linux 由最初的多用户操作系统开发的 UNIX 操作系统发展而来，在安全方面显然比 Windows 更强。与 Windows 作为病毒和恶意软件攻击的首要目标不同，Linux Server 只有管理员或特定用户才有权访问 Linux 内核，而且 Linux 服务器（相较 Windows 而言）不会经常受到攻击，并且被发现的任何漏洞都会在第一时间由大批 Linux 开发人员修复。</w:t>
-      </w:r>
-      <w:r>
-        <w:rPr>
-          <w:rFonts w:ascii="宋体" w:eastAsia="宋体" w:hAnsi="宋体"/>
-          <w:sz w:val="24"/>
-          <w:szCs w:val="24"/>
-          <w:vertAlign w:val="superscript"/>
-        </w:rPr>
-        <w:fldChar w:fldCharType="begin"/>
-      </w:r>
-      <w:r>
-        <w:rPr>
-          <w:rFonts w:ascii="宋体" w:eastAsia="宋体" w:hAnsi="宋体"/>
-          <w:sz w:val="24"/>
-          <w:szCs w:val="24"/>
-          <w:vertAlign w:val="superscript"/>
-        </w:rPr>
-        <w:instrText xml:space="preserve"> REF _Ref101819982 \r \h </w:instrText>
-      </w:r>
-      <w:r>
-        <w:rPr>
-          <w:rFonts w:ascii="宋体" w:eastAsia="宋体" w:hAnsi="宋体"/>
-          <w:sz w:val="24"/>
-          <w:szCs w:val="24"/>
-          <w:vertAlign w:val="superscript"/>
-        </w:rPr>
-      </w:r>
-      <w:r>
-        <w:rPr>
-          <w:rFonts w:ascii="宋体" w:eastAsia="宋体" w:hAnsi="宋体"/>
-          <w:sz w:val="24"/>
-          <w:szCs w:val="24"/>
-          <w:vertAlign w:val="superscript"/>
-        </w:rPr>
-        <w:instrText xml:space="preserve"> \* MERGEFORMAT </w:instrText>
-      </w:r>
-      <w:r>
-        <w:rPr>
-          <w:rFonts w:ascii="宋体" w:eastAsia="宋体" w:hAnsi="宋体"/>
-          <w:sz w:val="24"/>
-          <w:szCs w:val="24"/>
-          <w:vertAlign w:val="superscript"/>
-        </w:rPr>
-        <w:fldChar w:fldCharType="separate"/>
-      </w:r>
-      <w:r>
-        <w:rPr>
-          <w:rFonts w:ascii="宋体" w:eastAsia="宋体" w:hAnsi="宋体"/>
-          <w:sz w:val="24"/>
-          <w:szCs w:val="24"/>
-          <w:vertAlign w:val="superscript"/>
-        </w:rPr>
-        <w:t>[6]</w:t>
-      </w:r>
-      <w:r>
-        <w:rPr>
-          <w:rFonts w:ascii="宋体" w:eastAsia="宋体" w:hAnsi="宋体"/>
-          <w:sz w:val="24"/>
-          <w:szCs w:val="24"/>
-          <w:vertAlign w:val="superscript"/>
-        </w:rPr>
-        <w:fldChar w:fldCharType="end"/>
-      </w:r>
-    </w:p>
-    <w:p>
-      <w:pPr>
-        <w:rPr>
-          <w:rFonts w:ascii="宋体" w:eastAsia="宋体" w:hAnsi="宋体"/>
-          <w:sz w:val="24"/>
-          <w:szCs w:val="24"/>
-        </w:rPr>
-      </w:pPr>
-      <w:r>
-        <w:rPr>
-          <w:rFonts w:ascii="宋体" w:eastAsia="宋体" w:hAnsi="宋体" w:hint="eastAsia"/>
-          <w:sz w:val="24"/>
-          <w:szCs w:val="24"/>
-        </w:rPr>
-        <w:t>（四）灵活性</w:t>
-      </w:r>
-    </w:p>
-    <w:p>
-      <w:pPr>
-        <w:ind w:firstLineChars="200" w:firstLine="480"/>
-        <w:rPr>
-          <w:rFonts w:ascii="宋体" w:eastAsia="宋体" w:hAnsi="宋体"/>
-          <w:sz w:val="24"/>
-          <w:szCs w:val="24"/>
-        </w:rPr>
-      </w:pPr>
-      <w:r>
-        <w:rPr>
-          <w:rFonts w:ascii="宋体" w:eastAsia="宋体" w:hAnsi="宋体"/>
-          <w:sz w:val="24"/>
-          <w:szCs w:val="24"/>
-        </w:rPr>
-        <w:t>Linux 是世界上最灵活的操作系统，没有之一，您可以根据需要自定义系统。使用 Linux，您可以随心所欲地安装 GUI 界面或仅使用「终端」管理服务器；使用 Linux，您可以选择各种工具和实用程序来管理所有与服务器相关的活动，如：添加用户、管理服务和网络，安装新应用程序以及监控性能等。</w:t>
-      </w:r>
-      <w:r>
-        <w:rPr>
-          <w:rFonts w:ascii="宋体" w:eastAsia="宋体" w:hAnsi="宋体"/>
-          <w:sz w:val="24"/>
-          <w:szCs w:val="24"/>
-          <w:vertAlign w:val="superscript"/>
-        </w:rPr>
-        <w:fldChar w:fldCharType="begin"/>
-      </w:r>
-      <w:r>
-        <w:rPr>
-          <w:rFonts w:ascii="宋体" w:eastAsia="宋体" w:hAnsi="宋体"/>
-          <w:sz w:val="24"/>
-          <w:szCs w:val="24"/>
-          <w:vertAlign w:val="superscript"/>
-        </w:rPr>
-        <w:instrText xml:space="preserve"> REF _Ref101819993 \r \h </w:instrText>
-      </w:r>
-      <w:r>
-        <w:rPr>
-          <w:rFonts w:ascii="宋体" w:eastAsia="宋体" w:hAnsi="宋体"/>
-          <w:sz w:val="24"/>
-          <w:szCs w:val="24"/>
-          <w:vertAlign w:val="superscript"/>
-        </w:rPr>
-      </w:r>
-      <w:r>
-        <w:rPr>
-          <w:rFonts w:ascii="宋体" w:eastAsia="宋体" w:hAnsi="宋体"/>
-          <w:sz w:val="24"/>
-          <w:szCs w:val="24"/>
-          <w:vertAlign w:val="superscript"/>
-        </w:rPr>
-        <w:instrText xml:space="preserve"> \* MERGEFORMAT </w:instrText>
       </w:r>
       <w:r>
         <w:rPr>
@@ -5539,6 +5521,7 @@
           <w:szCs w:val="24"/>
           <w:vertAlign w:val="superscript"/>
         </w:rPr>
+        <w:instrText xml:space="preserve"> \* MERGEFORMAT </w:instrText>
       </w:r>
       <w:r>
         <w:rPr>
@@ -5547,7 +5530,6 @@
           <w:szCs w:val="24"/>
           <w:vertAlign w:val="superscript"/>
         </w:rPr>
-        <w:instrText xml:space="preserve"> \* MERGEFORMAT </w:instrText>
       </w:r>
       <w:r>
         <w:rPr>
@@ -5690,6 +5672,7 @@
           <w:szCs w:val="24"/>
           <w:vertAlign w:val="superscript"/>
         </w:rPr>
+        <w:instrText xml:space="preserve"> \* MERGEFORMAT </w:instrText>
       </w:r>
       <w:r>
         <w:rPr>
@@ -5698,7 +5681,6 @@
           <w:szCs w:val="24"/>
           <w:vertAlign w:val="superscript"/>
         </w:rPr>
-        <w:instrText xml:space="preserve"> \* MERGEFORMAT </w:instrText>
       </w:r>
       <w:r>
         <w:rPr>
@@ -5863,6 +5845,7 @@
           <w:szCs w:val="24"/>
           <w:vertAlign w:val="superscript"/>
         </w:rPr>
+        <w:instrText xml:space="preserve"> \* MERGEFORMAT </w:instrText>
       </w:r>
       <w:r>
         <w:rPr>
@@ -5871,7 +5854,6 @@
           <w:szCs w:val="24"/>
           <w:vertAlign w:val="superscript"/>
         </w:rPr>
-        <w:instrText xml:space="preserve"> \* MERGEFORMAT </w:instrText>
       </w:r>
       <w:r>
         <w:rPr>
@@ -6205,6 +6187,7 @@
           <w:szCs w:val="24"/>
           <w:vertAlign w:val="superscript"/>
         </w:rPr>
+        <w:instrText xml:space="preserve"> \* MERGEFORMAT </w:instrText>
       </w:r>
       <w:r>
         <w:rPr>
@@ -6213,6 +6196,94 @@
           <w:szCs w:val="24"/>
           <w:vertAlign w:val="superscript"/>
         </w:rPr>
+      </w:r>
+      <w:r>
+        <w:rPr>
+          <w:rFonts w:ascii="宋体" w:eastAsia="宋体" w:hAnsi="宋体"/>
+          <w:sz w:val="24"/>
+          <w:szCs w:val="24"/>
+          <w:vertAlign w:val="superscript"/>
+        </w:rPr>
+        <w:fldChar w:fldCharType="separate"/>
+      </w:r>
+      <w:r>
+        <w:rPr>
+          <w:rFonts w:ascii="宋体" w:eastAsia="宋体" w:hAnsi="宋体"/>
+          <w:sz w:val="24"/>
+          <w:szCs w:val="24"/>
+          <w:vertAlign w:val="superscript"/>
+        </w:rPr>
+        <w:t>[11]</w:t>
+      </w:r>
+      <w:r>
+        <w:rPr>
+          <w:rFonts w:ascii="宋体" w:eastAsia="宋体" w:hAnsi="宋体"/>
+          <w:sz w:val="24"/>
+          <w:szCs w:val="24"/>
+          <w:vertAlign w:val="superscript"/>
+        </w:rPr>
+        <w:fldChar w:fldCharType="end"/>
+      </w:r>
+    </w:p>
+    <w:p>
+      <w:pPr>
+        <w:rPr>
+          <w:rFonts w:ascii="宋体" w:eastAsia="宋体" w:hAnsi="宋体"/>
+          <w:sz w:val="24"/>
+          <w:szCs w:val="24"/>
+        </w:rPr>
+      </w:pPr>
+      <w:r>
+        <w:rPr>
+          <w:rFonts w:ascii="宋体" w:eastAsia="宋体" w:hAnsi="宋体" w:hint="eastAsia"/>
+          <w:sz w:val="24"/>
+          <w:szCs w:val="24"/>
+        </w:rPr>
+        <w:t>（二）Mybatis框架</w:t>
+      </w:r>
+    </w:p>
+    <w:p>
+      <w:pPr>
+        <w:ind w:firstLineChars="200" w:firstLine="480"/>
+        <w:rPr>
+          <w:rFonts w:ascii="宋体" w:eastAsia="宋体" w:hAnsi="宋体"/>
+          <w:sz w:val="24"/>
+          <w:szCs w:val="24"/>
+        </w:rPr>
+      </w:pPr>
+      <w:r>
+        <w:rPr>
+          <w:rFonts w:ascii="宋体" w:eastAsia="宋体" w:hAnsi="宋体"/>
+          <w:sz w:val="24"/>
+          <w:szCs w:val="24"/>
+        </w:rPr>
+        <w:t>MyBatis是一个优秀的持久层框架，它对jdbc的操作数据库的过程进行封装，使开发者只需要关注 SQL 本身，而不需要花费精力去处理例如注册驱动、创建connection、创建statement、手动设置参数、结果集检索等jdbc繁杂的过程代码。</w:t>
+      </w:r>
+      <w:r>
+        <w:rPr>
+          <w:rFonts w:ascii="宋体" w:eastAsia="宋体" w:hAnsi="宋体"/>
+          <w:sz w:val="24"/>
+          <w:szCs w:val="24"/>
+          <w:vertAlign w:val="superscript"/>
+        </w:rPr>
+        <w:fldChar w:fldCharType="begin"/>
+      </w:r>
+      <w:r>
+        <w:rPr>
+          <w:rFonts w:ascii="宋体" w:eastAsia="宋体" w:hAnsi="宋体"/>
+          <w:sz w:val="24"/>
+          <w:szCs w:val="24"/>
+          <w:vertAlign w:val="superscript"/>
+        </w:rPr>
+        <w:instrText xml:space="preserve"> REF _Ref101820054 \r \h </w:instrText>
+      </w:r>
+      <w:r>
+        <w:rPr>
+          <w:rFonts w:ascii="宋体" w:eastAsia="宋体" w:hAnsi="宋体"/>
+          <w:sz w:val="24"/>
+          <w:szCs w:val="24"/>
+          <w:vertAlign w:val="superscript"/>
+        </w:rPr>
         <w:instrText xml:space="preserve"> \* MERGEFORMAT </w:instrText>
       </w:r>
       <w:r>
@@ -6222,6 +6293,14 @@
           <w:szCs w:val="24"/>
           <w:vertAlign w:val="superscript"/>
         </w:rPr>
+      </w:r>
+      <w:r>
+        <w:rPr>
+          <w:rFonts w:ascii="宋体" w:eastAsia="宋体" w:hAnsi="宋体"/>
+          <w:sz w:val="24"/>
+          <w:szCs w:val="24"/>
+          <w:vertAlign w:val="superscript"/>
+        </w:rPr>
         <w:fldChar w:fldCharType="separate"/>
       </w:r>
       <w:r>
@@ -6231,7 +6310,7 @@
           <w:szCs w:val="24"/>
           <w:vertAlign w:val="superscript"/>
         </w:rPr>
-        <w:t>[11]</w:t>
+        <w:t>[12]</w:t>
       </w:r>
       <w:r>
         <w:rPr>
@@ -6245,37 +6324,20 @@
     </w:p>
     <w:p>
       <w:pPr>
-        <w:rPr>
-          <w:rFonts w:ascii="宋体" w:eastAsia="宋体" w:hAnsi="宋体"/>
-          <w:sz w:val="24"/>
-          <w:szCs w:val="24"/>
-        </w:rPr>
-      </w:pPr>
-      <w:r>
-        <w:rPr>
-          <w:rFonts w:ascii="宋体" w:eastAsia="宋体" w:hAnsi="宋体" w:hint="eastAsia"/>
-          <w:sz w:val="24"/>
-          <w:szCs w:val="24"/>
-        </w:rPr>
-        <w:t>（二）Mybatis框架</w:t>
-      </w:r>
-    </w:p>
-    <w:p>
-      <w:pPr>
         <w:ind w:firstLineChars="200" w:firstLine="480"/>
         <w:rPr>
-          <w:rFonts w:ascii="宋体" w:eastAsia="宋体" w:hAnsi="宋体"/>
-          <w:sz w:val="24"/>
-          <w:szCs w:val="24"/>
-        </w:rPr>
-      </w:pPr>
-      <w:r>
-        <w:rPr>
-          <w:rFonts w:ascii="宋体" w:eastAsia="宋体" w:hAnsi="宋体"/>
-          <w:sz w:val="24"/>
-          <w:szCs w:val="24"/>
-        </w:rPr>
-        <w:t>MyBatis是一个优秀的持久层框架，它对jdbc的操作数据库的过程进行封装，使开发者只需要关注 SQL 本身，而不需要花费精力去处理例如注册驱动、创建connection、创建statement、手动设置参数、结果集检索等jdbc繁杂的过程代码。</w:t>
+          <w:rFonts w:ascii="宋体" w:eastAsia="宋体" w:hAnsi="宋体" w:hint="eastAsia"/>
+          <w:sz w:val="24"/>
+          <w:szCs w:val="24"/>
+        </w:rPr>
+      </w:pPr>
+      <w:r>
+        <w:rPr>
+          <w:rFonts w:ascii="宋体" w:eastAsia="宋体" w:hAnsi="宋体"/>
+          <w:sz w:val="24"/>
+          <w:szCs w:val="24"/>
+        </w:rPr>
+        <w:t>Mybatis通过xml或注解的方式将要执行的各种statement（statement、preparedStatemnt、CallableStatement）配置起来，并通过java对象和statement中的sql进行映射生成最终执行的sql语句，最后由mybatis框架执行sql并将结果映射成java对象并返回</w:t>
       </w:r>
       <w:r>
         <w:rPr>
@@ -6293,7 +6355,7 @@
           <w:szCs w:val="24"/>
           <w:vertAlign w:val="superscript"/>
         </w:rPr>
-        <w:instrText xml:space="preserve"> REF _Ref101820054 \r \h </w:instrText>
+        <w:instrText xml:space="preserve"> REF _Ref101820061 \r \h </w:instrText>
       </w:r>
       <w:r>
         <w:rPr>
@@ -6328,7 +6390,7 @@
           <w:szCs w:val="24"/>
           <w:vertAlign w:val="superscript"/>
         </w:rPr>
-        <w:t>[12]</w:t>
+        <w:t>[13]</w:t>
       </w:r>
       <w:r>
         <w:rPr>
@@ -6339,88 +6401,51 @@
         </w:rPr>
         <w:fldChar w:fldCharType="end"/>
       </w:r>
-    </w:p>
-    <w:p>
-      <w:pPr>
-        <w:ind w:firstLineChars="200" w:firstLine="480"/>
-        <w:rPr>
-          <w:rFonts w:ascii="宋体" w:eastAsia="宋体" w:hAnsi="宋体"/>
-          <w:sz w:val="24"/>
-          <w:szCs w:val="24"/>
-        </w:rPr>
-      </w:pPr>
-      <w:r>
-        <w:rPr>
-          <w:rFonts w:ascii="宋体" w:eastAsia="宋体" w:hAnsi="宋体"/>
-          <w:sz w:val="24"/>
-          <w:szCs w:val="24"/>
-        </w:rPr>
-        <w:t>Mybatis通过xml或注解的方式将要执行的各种statement（statement、preparedStatemnt、CallableStatement）配置起来，并通过java对象和statement中的sql进行映射生成最终执行的sql语句，最后由mybatis框架执行sql并将结果映射成java对象并返回。</w:t>
-      </w:r>
-      <w:r>
-        <w:rPr>
-          <w:rFonts w:ascii="宋体" w:eastAsia="宋体" w:hAnsi="宋体"/>
-          <w:sz w:val="24"/>
-          <w:szCs w:val="24"/>
-          <w:vertAlign w:val="superscript"/>
-        </w:rPr>
-        <w:fldChar w:fldCharType="begin"/>
-      </w:r>
-      <w:r>
-        <w:rPr>
-          <w:rFonts w:ascii="宋体" w:eastAsia="宋体" w:hAnsi="宋体"/>
-          <w:sz w:val="24"/>
-          <w:szCs w:val="24"/>
-          <w:vertAlign w:val="superscript"/>
-        </w:rPr>
-        <w:instrText xml:space="preserve"> REF _Ref101820061 \r \h </w:instrText>
-      </w:r>
-      <w:r>
-        <w:rPr>
-          <w:rFonts w:ascii="宋体" w:eastAsia="宋体" w:hAnsi="宋体"/>
-          <w:sz w:val="24"/>
-          <w:szCs w:val="24"/>
-          <w:vertAlign w:val="superscript"/>
-        </w:rPr>
-      </w:r>
-      <w:r>
-        <w:rPr>
-          <w:rFonts w:ascii="宋体" w:eastAsia="宋体" w:hAnsi="宋体"/>
-          <w:sz w:val="24"/>
-          <w:szCs w:val="24"/>
-          <w:vertAlign w:val="superscript"/>
-        </w:rPr>
-        <w:instrText xml:space="preserve"> \* MERGEFORMAT </w:instrText>
-      </w:r>
-      <w:r>
-        <w:rPr>
-          <w:rFonts w:ascii="宋体" w:eastAsia="宋体" w:hAnsi="宋体"/>
-          <w:sz w:val="24"/>
-          <w:szCs w:val="24"/>
-          <w:vertAlign w:val="superscript"/>
-        </w:rPr>
-        <w:fldChar w:fldCharType="separate"/>
-      </w:r>
-      <w:r>
-        <w:rPr>
-          <w:rFonts w:ascii="宋体" w:eastAsia="宋体" w:hAnsi="宋体"/>
-          <w:sz w:val="24"/>
-          <w:szCs w:val="24"/>
-          <w:vertAlign w:val="superscript"/>
-        </w:rPr>
-        <w:t>[13]</w:t>
-      </w:r>
-      <w:r>
-        <w:rPr>
-          <w:rFonts w:ascii="宋体" w:eastAsia="宋体" w:hAnsi="宋体"/>
-          <w:sz w:val="24"/>
-          <w:szCs w:val="24"/>
-          <w:vertAlign w:val="superscript"/>
-        </w:rPr>
-        <w:fldChar w:fldCharType="end"/>
-      </w:r>
-    </w:p>
-    <w:p>
+      <w:r>
+        <w:rPr>
+          <w:rFonts w:ascii="宋体" w:eastAsia="宋体" w:hAnsi="宋体" w:hint="eastAsia"/>
+          <w:sz w:val="24"/>
+          <w:szCs w:val="24"/>
+        </w:rPr>
+        <w:t>。图</w:t>
+      </w:r>
+      <w:r>
+        <w:rPr>
+          <w:rFonts w:ascii="宋体" w:eastAsia="宋体" w:hAnsi="宋体"/>
+          <w:sz w:val="24"/>
+          <w:szCs w:val="24"/>
+        </w:rPr>
+        <w:t>2-1</w:t>
+      </w:r>
+      <w:r>
+        <w:rPr>
+          <w:rFonts w:ascii="宋体" w:eastAsia="宋体" w:hAnsi="宋体" w:hint="eastAsia"/>
+          <w:sz w:val="24"/>
+          <w:szCs w:val="24"/>
+        </w:rPr>
+        <w:t>是</w:t>
+      </w:r>
+      <w:r>
+        <w:rPr>
+          <w:rFonts w:ascii="宋体" w:eastAsia="宋体" w:hAnsi="宋体"/>
+          <w:sz w:val="24"/>
+          <w:szCs w:val="24"/>
+        </w:rPr>
+        <w:t>Mybatis执行流程图</w:t>
+      </w:r>
+      <w:r>
+        <w:rPr>
+          <w:rFonts w:ascii="宋体" w:eastAsia="宋体" w:hAnsi="宋体" w:hint="eastAsia"/>
+          <w:sz w:val="24"/>
+          <w:szCs w:val="24"/>
+        </w:rPr>
+        <w:t>。</w:t>
+      </w:r>
+    </w:p>
+    <w:p>
+      <w:pPr>
+        <w:keepNext/>
+      </w:pPr>
       <w:r>
         <w:rPr>
           <w:noProof/>
@@ -6477,6 +6502,29 @@
     </w:p>
     <w:p>
       <w:pPr>
+        <w:pStyle w:val="a3"/>
+      </w:pPr>
+      <w:r>
+        <w:t>图</w:t>
+      </w:r>
+      <w:r>
+        <w:t xml:space="preserve"> 2-1 M</w:t>
+      </w:r>
+      <w:r>
+        <w:rPr>
+          <w:rFonts w:hint="eastAsia"/>
+        </w:rPr>
+        <w:t>ybatis</w:t>
+      </w:r>
+      <w:r>
+        <w:rPr>
+          <w:rFonts w:hint="eastAsia"/>
+        </w:rPr>
+        <w:t>执行流程图</w:t>
+      </w:r>
+    </w:p>
+    <w:p>
+      <w:pPr>
         <w:pStyle w:val="2"/>
         <w:rPr>
           <w:rFonts w:ascii="宋体" w:eastAsia="宋体" w:hAnsi="宋体"/>
@@ -6723,6 +6771,7 @@
           <w:szCs w:val="24"/>
           <w:vertAlign w:val="superscript"/>
         </w:rPr>
+        <w:instrText xml:space="preserve"> \* MERGEFORMAT </w:instrText>
       </w:r>
       <w:r>
         <w:rPr>
@@ -6731,7 +6780,6 @@
           <w:szCs w:val="24"/>
           <w:vertAlign w:val="superscript"/>
         </w:rPr>
-        <w:instrText xml:space="preserve"> \* MERGEFORMAT </w:instrText>
       </w:r>
       <w:r>
         <w:rPr>
@@ -6930,6 +6978,7 @@
           <w:sz w:val="24"/>
           <w:vertAlign w:val="superscript"/>
         </w:rPr>
+        <w:instrText xml:space="preserve"> \* MERGEFORMAT </w:instrText>
       </w:r>
       <w:r>
         <w:rPr>
@@ -6937,7 +6986,6 @@
           <w:sz w:val="24"/>
           <w:vertAlign w:val="superscript"/>
         </w:rPr>
-        <w:instrText xml:space="preserve"> \* MERGEFORMAT </w:instrText>
       </w:r>
       <w:r>
         <w:rPr>
@@ -7210,6 +7258,7 @@
           <w:szCs w:val="24"/>
           <w:vertAlign w:val="superscript"/>
         </w:rPr>
+        <w:instrText xml:space="preserve"> \* MERGEFORMAT </w:instrText>
       </w:r>
       <w:r>
         <w:rPr>
@@ -7218,6 +7267,173 @@
           <w:szCs w:val="24"/>
           <w:vertAlign w:val="superscript"/>
         </w:rPr>
+      </w:r>
+      <w:r>
+        <w:rPr>
+          <w:rFonts w:ascii="宋体" w:eastAsia="宋体" w:hAnsi="宋体"/>
+          <w:sz w:val="24"/>
+          <w:szCs w:val="24"/>
+          <w:vertAlign w:val="superscript"/>
+        </w:rPr>
+        <w:fldChar w:fldCharType="separate"/>
+      </w:r>
+      <w:r>
+        <w:rPr>
+          <w:rFonts w:ascii="宋体" w:eastAsia="宋体" w:hAnsi="宋体"/>
+          <w:sz w:val="24"/>
+          <w:szCs w:val="24"/>
+          <w:vertAlign w:val="superscript"/>
+        </w:rPr>
+        <w:t>[16]</w:t>
+      </w:r>
+      <w:r>
+        <w:rPr>
+          <w:rFonts w:ascii="宋体" w:eastAsia="宋体" w:hAnsi="宋体"/>
+          <w:sz w:val="24"/>
+          <w:szCs w:val="24"/>
+          <w:vertAlign w:val="superscript"/>
+        </w:rPr>
+        <w:fldChar w:fldCharType="end"/>
+      </w:r>
+    </w:p>
+    <w:p>
+      <w:pPr>
+        <w:ind w:firstLineChars="200" w:firstLine="480"/>
+        <w:rPr>
+          <w:rFonts w:ascii="宋体" w:eastAsia="宋体" w:hAnsi="宋体"/>
+          <w:sz w:val="24"/>
+          <w:szCs w:val="24"/>
+        </w:rPr>
+      </w:pPr>
+      <w:r>
+        <w:rPr>
+          <w:rFonts w:ascii="宋体" w:eastAsia="宋体" w:hAnsi="宋体" w:hint="eastAsia"/>
+          <w:sz w:val="24"/>
+          <w:szCs w:val="24"/>
+        </w:rPr>
+        <w:t>自动过期能有效提升开发效率。</w:t>
+      </w:r>
+      <w:r>
+        <w:rPr>
+          <w:rFonts w:ascii="宋体" w:eastAsia="宋体" w:hAnsi="宋体"/>
+          <w:sz w:val="24"/>
+          <w:szCs w:val="24"/>
+        </w:rPr>
+        <w:t>Redis针对数据都可以设置过期时间，这个特点也是大家应用比较多的，过期的数据清理无需使用方去关注，所以开发效率也比较高，当然，性能也比较高。最常见的就是：短信验证码、具有时间性的商品展示等。无需像数据库还要去查时间进行对比。</w:t>
+      </w:r>
+    </w:p>
+    <w:p>
+      <w:pPr>
+        <w:ind w:firstLineChars="200" w:firstLine="480"/>
+        <w:rPr>
+          <w:rFonts w:ascii="宋体" w:eastAsia="宋体" w:hAnsi="宋体"/>
+          <w:sz w:val="24"/>
+          <w:szCs w:val="24"/>
+        </w:rPr>
+      </w:pPr>
+      <w:r>
+        <w:rPr>
+          <w:rFonts w:ascii="宋体" w:eastAsia="宋体" w:hAnsi="宋体" w:hint="eastAsia"/>
+          <w:sz w:val="24"/>
+          <w:szCs w:val="24"/>
+        </w:rPr>
+        <w:t>分布式和持久化有效应对海量数据和高并发。</w:t>
+      </w:r>
+      <w:r>
+        <w:rPr>
+          <w:rFonts w:ascii="宋体" w:eastAsia="宋体" w:hAnsi="宋体"/>
+          <w:sz w:val="24"/>
+          <w:szCs w:val="24"/>
+        </w:rPr>
+        <w:t>Redis初期的版本官方只是支持单机或者简单的主从，大多应用则都是自己去开发集群的中间件，但是随着应用越来越广泛，用户关于分布式的呼声越来越高，所以Redis 3.0版本时候官方加入了分布式的支持，主要是两个方面：</w:t>
+      </w:r>
+    </w:p>
+    <w:p>
+      <w:pPr>
+        <w:ind w:firstLineChars="400" w:firstLine="960"/>
+        <w:rPr>
+          <w:rFonts w:ascii="宋体" w:eastAsia="宋体" w:hAnsi="宋体"/>
+          <w:sz w:val="24"/>
+          <w:szCs w:val="24"/>
+        </w:rPr>
+      </w:pPr>
+      <w:r>
+        <w:rPr>
+          <w:rFonts w:ascii="宋体" w:eastAsia="宋体" w:hAnsi="宋体"/>
+          <w:sz w:val="24"/>
+          <w:szCs w:val="24"/>
+        </w:rPr>
+        <w:t>Redis服务器主从热备，确保系统稳定性</w:t>
+      </w:r>
+    </w:p>
+    <w:p>
+      <w:pPr>
+        <w:ind w:firstLineChars="400" w:firstLine="960"/>
+        <w:rPr>
+          <w:rFonts w:ascii="宋体" w:eastAsia="宋体" w:hAnsi="宋体"/>
+          <w:sz w:val="24"/>
+          <w:szCs w:val="24"/>
+        </w:rPr>
+      </w:pPr>
+      <w:r>
+        <w:rPr>
+          <w:rFonts w:ascii="宋体" w:eastAsia="宋体" w:hAnsi="宋体"/>
+          <w:sz w:val="24"/>
+          <w:szCs w:val="24"/>
+        </w:rPr>
+        <w:t>Redis分片应对海量数据和高并发</w:t>
+      </w:r>
+    </w:p>
+    <w:p>
+      <w:pPr>
+        <w:ind w:firstLineChars="200" w:firstLine="480"/>
+        <w:rPr>
+          <w:rFonts w:ascii="宋体" w:eastAsia="宋体" w:hAnsi="宋体"/>
+          <w:sz w:val="24"/>
+          <w:szCs w:val="24"/>
+        </w:rPr>
+      </w:pPr>
+      <w:r>
+        <w:rPr>
+          <w:rFonts w:ascii="宋体" w:eastAsia="宋体" w:hAnsi="宋体" w:hint="eastAsia"/>
+          <w:sz w:val="24"/>
+          <w:szCs w:val="24"/>
+        </w:rPr>
+        <w:t>而且</w:t>
+      </w:r>
+      <w:r>
+        <w:rPr>
+          <w:rFonts w:ascii="宋体" w:eastAsia="宋体" w:hAnsi="宋体"/>
+          <w:sz w:val="24"/>
+          <w:szCs w:val="24"/>
+        </w:rPr>
+        <w:t>Redis虽然是一个内存缓存，数据存在内存，但是Redis支持多种方式将数据持久化，写入硬盘，所有，Redis数据的稳定性也是非常有保障的，结合Redis的集群方案，有的系统已经将Redis当做一种NoSql数据存储来适用。</w:t>
+      </w:r>
+      <w:r>
+        <w:rPr>
+          <w:rFonts w:ascii="宋体" w:eastAsia="宋体" w:hAnsi="宋体"/>
+          <w:sz w:val="24"/>
+          <w:szCs w:val="24"/>
+          <w:vertAlign w:val="superscript"/>
+        </w:rPr>
+        <w:fldChar w:fldCharType="begin"/>
+      </w:r>
+      <w:r>
+        <w:rPr>
+          <w:rFonts w:ascii="宋体" w:eastAsia="宋体" w:hAnsi="宋体"/>
+          <w:sz w:val="24"/>
+          <w:szCs w:val="24"/>
+          <w:vertAlign w:val="superscript"/>
+        </w:rPr>
+        <w:instrText xml:space="preserve"> REF _Ref101820115 \r \h </w:instrText>
+      </w:r>
+      <w:r>
+        <w:rPr>
+          <w:rFonts w:ascii="宋体" w:eastAsia="宋体" w:hAnsi="宋体"/>
+          <w:sz w:val="24"/>
+          <w:szCs w:val="24"/>
+          <w:vertAlign w:val="superscript"/>
+        </w:rPr>
         <w:instrText xml:space="preserve"> \* MERGEFORMAT </w:instrText>
       </w:r>
       <w:r>
@@ -7227,174 +7443,6 @@
           <w:szCs w:val="24"/>
           <w:vertAlign w:val="superscript"/>
         </w:rPr>
-        <w:fldChar w:fldCharType="separate"/>
-      </w:r>
-      <w:r>
-        <w:rPr>
-          <w:rFonts w:ascii="宋体" w:eastAsia="宋体" w:hAnsi="宋体"/>
-          <w:sz w:val="24"/>
-          <w:szCs w:val="24"/>
-          <w:vertAlign w:val="superscript"/>
-        </w:rPr>
-        <w:t>[16]</w:t>
-      </w:r>
-      <w:r>
-        <w:rPr>
-          <w:rFonts w:ascii="宋体" w:eastAsia="宋体" w:hAnsi="宋体"/>
-          <w:sz w:val="24"/>
-          <w:szCs w:val="24"/>
-          <w:vertAlign w:val="superscript"/>
-        </w:rPr>
-        <w:fldChar w:fldCharType="end"/>
-      </w:r>
-    </w:p>
-    <w:p>
-      <w:pPr>
-        <w:ind w:firstLineChars="200" w:firstLine="480"/>
-        <w:rPr>
-          <w:rFonts w:ascii="宋体" w:eastAsia="宋体" w:hAnsi="宋体"/>
-          <w:sz w:val="24"/>
-          <w:szCs w:val="24"/>
-        </w:rPr>
-      </w:pPr>
-      <w:r>
-        <w:rPr>
-          <w:rFonts w:ascii="宋体" w:eastAsia="宋体" w:hAnsi="宋体" w:hint="eastAsia"/>
-          <w:sz w:val="24"/>
-          <w:szCs w:val="24"/>
-        </w:rPr>
-        <w:t>自动过期能有效提升开发效率。</w:t>
-      </w:r>
-      <w:r>
-        <w:rPr>
-          <w:rFonts w:ascii="宋体" w:eastAsia="宋体" w:hAnsi="宋体"/>
-          <w:sz w:val="24"/>
-          <w:szCs w:val="24"/>
-        </w:rPr>
-        <w:t>Redis针对数据都可以设置过期时间，这个特点也是大家应用比较多的，过期的数据清理无需使用方去关注，所以开发效率也比较高，当然，性能也比较高。最常见的就是：短信验证码、具有时间性的商品展示等。无需像数据库还要去查时间进行对比。</w:t>
-      </w:r>
-    </w:p>
-    <w:p>
-      <w:pPr>
-        <w:ind w:firstLineChars="200" w:firstLine="480"/>
-        <w:rPr>
-          <w:rFonts w:ascii="宋体" w:eastAsia="宋体" w:hAnsi="宋体"/>
-          <w:sz w:val="24"/>
-          <w:szCs w:val="24"/>
-        </w:rPr>
-      </w:pPr>
-      <w:r>
-        <w:rPr>
-          <w:rFonts w:ascii="宋体" w:eastAsia="宋体" w:hAnsi="宋体" w:hint="eastAsia"/>
-          <w:sz w:val="24"/>
-          <w:szCs w:val="24"/>
-        </w:rPr>
-        <w:t>分布式和持久化有效应对海量数据和高并发。</w:t>
-      </w:r>
-      <w:r>
-        <w:rPr>
-          <w:rFonts w:ascii="宋体" w:eastAsia="宋体" w:hAnsi="宋体"/>
-          <w:sz w:val="24"/>
-          <w:szCs w:val="24"/>
-        </w:rPr>
-        <w:t>Redis初期的版本官方只是支持单机或者简单的主从，大多应用则都是自己去开发集群的中间件，但是随着应用越来越广泛，用户关于分布式的呼声越来越高，所以Redis 3.0版本时候官方加入了分布式的支持，主要是两个方面：</w:t>
-      </w:r>
-    </w:p>
-    <w:p>
-      <w:pPr>
-        <w:ind w:firstLineChars="400" w:firstLine="960"/>
-        <w:rPr>
-          <w:rFonts w:ascii="宋体" w:eastAsia="宋体" w:hAnsi="宋体"/>
-          <w:sz w:val="24"/>
-          <w:szCs w:val="24"/>
-        </w:rPr>
-      </w:pPr>
-      <w:r>
-        <w:rPr>
-          <w:rFonts w:ascii="宋体" w:eastAsia="宋体" w:hAnsi="宋体"/>
-          <w:sz w:val="24"/>
-          <w:szCs w:val="24"/>
-        </w:rPr>
-        <w:t>Redis服务器主从热备，确保系统稳定性</w:t>
-      </w:r>
-    </w:p>
-    <w:p>
-      <w:pPr>
-        <w:ind w:firstLineChars="400" w:firstLine="960"/>
-        <w:rPr>
-          <w:rFonts w:ascii="宋体" w:eastAsia="宋体" w:hAnsi="宋体"/>
-          <w:sz w:val="24"/>
-          <w:szCs w:val="24"/>
-        </w:rPr>
-      </w:pPr>
-      <w:r>
-        <w:rPr>
-          <w:rFonts w:ascii="宋体" w:eastAsia="宋体" w:hAnsi="宋体"/>
-          <w:sz w:val="24"/>
-          <w:szCs w:val="24"/>
-        </w:rPr>
-        <w:t>Redis分片应对海量数据和高并发</w:t>
-      </w:r>
-    </w:p>
-    <w:p>
-      <w:pPr>
-        <w:ind w:firstLineChars="200" w:firstLine="480"/>
-        <w:rPr>
-          <w:rFonts w:ascii="宋体" w:eastAsia="宋体" w:hAnsi="宋体"/>
-          <w:sz w:val="24"/>
-          <w:szCs w:val="24"/>
-        </w:rPr>
-      </w:pPr>
-      <w:r>
-        <w:rPr>
-          <w:rFonts w:ascii="宋体" w:eastAsia="宋体" w:hAnsi="宋体" w:hint="eastAsia"/>
-          <w:sz w:val="24"/>
-          <w:szCs w:val="24"/>
-        </w:rPr>
-        <w:t>而且</w:t>
-      </w:r>
-      <w:r>
-        <w:rPr>
-          <w:rFonts w:ascii="宋体" w:eastAsia="宋体" w:hAnsi="宋体"/>
-          <w:sz w:val="24"/>
-          <w:szCs w:val="24"/>
-        </w:rPr>
-        <w:t>Redis虽然是一个内存缓存，数据存在内存，但是Redis支持多种方式将数据持久化，写入硬盘，所有，Redis数据的稳定性也是非常有保障的，结合Redis的集群方案，有的系统已经将Redis当做一种NoSql数据存储来适用。</w:t>
-      </w:r>
-      <w:r>
-        <w:rPr>
-          <w:rFonts w:ascii="宋体" w:eastAsia="宋体" w:hAnsi="宋体"/>
-          <w:sz w:val="24"/>
-          <w:szCs w:val="24"/>
-          <w:vertAlign w:val="superscript"/>
-        </w:rPr>
-        <w:fldChar w:fldCharType="begin"/>
-      </w:r>
-      <w:r>
-        <w:rPr>
-          <w:rFonts w:ascii="宋体" w:eastAsia="宋体" w:hAnsi="宋体"/>
-          <w:sz w:val="24"/>
-          <w:szCs w:val="24"/>
-          <w:vertAlign w:val="superscript"/>
-        </w:rPr>
-        <w:instrText xml:space="preserve"> REF _Ref101820115 \r \h </w:instrText>
-      </w:r>
-      <w:r>
-        <w:rPr>
-          <w:rFonts w:ascii="宋体" w:eastAsia="宋体" w:hAnsi="宋体"/>
-          <w:sz w:val="24"/>
-          <w:szCs w:val="24"/>
-          <w:vertAlign w:val="superscript"/>
-        </w:rPr>
-      </w:r>
-      <w:r>
-        <w:rPr>
-          <w:rFonts w:ascii="宋体" w:eastAsia="宋体" w:hAnsi="宋体"/>
-          <w:sz w:val="24"/>
-          <w:szCs w:val="24"/>
-          <w:vertAlign w:val="superscript"/>
-        </w:rPr>
-        <w:instrText xml:space="preserve"> \* MERGEFORMAT </w:instrText>
       </w:r>
       <w:r>
         <w:rPr>
@@ -7904,6 +7952,7 @@
           <w:szCs w:val="24"/>
           <w:vertAlign w:val="superscript"/>
         </w:rPr>
+        <w:instrText xml:space="preserve"> \* MERGEFORMAT </w:instrText>
       </w:r>
       <w:r>
         <w:rPr>
@@ -7912,7 +7961,6 @@
           <w:szCs w:val="24"/>
           <w:vertAlign w:val="superscript"/>
         </w:rPr>
-        <w:instrText xml:space="preserve"> \* MERGEFORMAT </w:instrText>
       </w:r>
       <w:r>
         <w:rPr>
@@ -7948,6 +7996,78 @@
           <w:szCs w:val="24"/>
         </w:rPr>
         <w:t>，对模型、视图、控制器进行分离（控制器用于请求转发，视图层仅用于数据展示，模型用于数据库操作），并且对业务层、数据持久层、控制器进行分离（控制器用于请求转发，业务层专注于业务实现，数据持久层仅需要关注数据库层面），一定程度上实现解耦，每个模块相互独立，有利于项目的分工以及后期项目的迭代和扩展，同时降低了维护的成本及时间。</w:t>
+      </w:r>
+      <w:r>
+        <w:rPr>
+          <w:rFonts w:ascii="宋体" w:eastAsia="宋体" w:hAnsi="宋体" w:hint="eastAsia"/>
+          <w:sz w:val="24"/>
+          <w:szCs w:val="24"/>
+        </w:rPr>
+        <w:t>图3</w:t>
+      </w:r>
+      <w:r>
+        <w:rPr>
+          <w:rFonts w:ascii="宋体" w:eastAsia="宋体" w:hAnsi="宋体"/>
+          <w:sz w:val="24"/>
+          <w:szCs w:val="24"/>
+        </w:rPr>
+        <w:t>-1</w:t>
+      </w:r>
+      <w:r>
+        <w:rPr>
+          <w:rFonts w:ascii="宋体" w:eastAsia="宋体" w:hAnsi="宋体" w:hint="eastAsia"/>
+          <w:sz w:val="24"/>
+          <w:szCs w:val="24"/>
+        </w:rPr>
+        <w:t>为M</w:t>
+      </w:r>
+      <w:r>
+        <w:rPr>
+          <w:rFonts w:ascii="宋体" w:eastAsia="宋体" w:hAnsi="宋体"/>
+          <w:sz w:val="24"/>
+          <w:szCs w:val="24"/>
+        </w:rPr>
+        <w:t>VC</w:t>
+      </w:r>
+      <w:r>
+        <w:rPr>
+          <w:rFonts w:ascii="宋体" w:eastAsia="宋体" w:hAnsi="宋体" w:hint="eastAsia"/>
+          <w:sz w:val="24"/>
+          <w:szCs w:val="24"/>
+        </w:rPr>
+        <w:t>架构模式图，图3</w:t>
+      </w:r>
+      <w:r>
+        <w:rPr>
+          <w:rFonts w:ascii="宋体" w:eastAsia="宋体" w:hAnsi="宋体"/>
+          <w:sz w:val="24"/>
+          <w:szCs w:val="24"/>
+        </w:rPr>
+        <w:t>-2</w:t>
+      </w:r>
+      <w:r>
+        <w:rPr>
+          <w:rFonts w:ascii="宋体" w:eastAsia="宋体" w:hAnsi="宋体" w:hint="eastAsia"/>
+          <w:sz w:val="24"/>
+          <w:szCs w:val="24"/>
+        </w:rPr>
+        <w:t>为M</w:t>
+      </w:r>
+      <w:r>
+        <w:rPr>
+          <w:rFonts w:ascii="宋体" w:eastAsia="宋体" w:hAnsi="宋体"/>
+          <w:sz w:val="24"/>
+          <w:szCs w:val="24"/>
+        </w:rPr>
+        <w:t>VC</w:t>
+      </w:r>
+      <w:r>
+        <w:rPr>
+          <w:rFonts w:ascii="宋体" w:eastAsia="宋体" w:hAnsi="宋体" w:hint="eastAsia"/>
+          <w:sz w:val="24"/>
+          <w:szCs w:val="24"/>
+        </w:rPr>
+        <w:t>架构模式在项目中实现流程图。</w:t>
       </w:r>
     </w:p>
     <w:p>
@@ -8006,6 +8126,23 @@
         <w:t xml:space="preserve"> </w:t>
       </w:r>
       <w:r>
+        <w:t>3</w:t>
+      </w:r>
+      <w:r>
+        <w:noBreakHyphen/>
+      </w:r>
+      <w:fldSimple w:instr=" STYLEREF 1 \s ">
+        <w:r>
+          <w:rPr>
+            <w:noProof/>
+          </w:rPr>
+          <w:t>0</w:t>
+        </w:r>
+      </w:fldSimple>
+      <w:r>
+        <w:noBreakHyphen/>
+      </w:r>
+      <w:r>
         <w:fldChar w:fldCharType="begin"/>
       </w:r>
       <w:r>
@@ -8015,7 +8152,7 @@
         <w:instrText>图</w:instrText>
       </w:r>
       <w:r>
-        <w:instrText xml:space="preserve"> \* ARABIC </w:instrText>
+        <w:instrText xml:space="preserve"> \* ARABIC \s 1 </w:instrText>
       </w:r>
       <w:r>
         <w:fldChar w:fldCharType="separate"/>
@@ -8101,6 +8238,23 @@
         <w:t xml:space="preserve"> </w:t>
       </w:r>
       <w:r>
+        <w:t>3</w:t>
+      </w:r>
+      <w:r>
+        <w:noBreakHyphen/>
+      </w:r>
+      <w:fldSimple w:instr=" STYLEREF 1 \s ">
+        <w:r>
+          <w:rPr>
+            <w:noProof/>
+          </w:rPr>
+          <w:t>0</w:t>
+        </w:r>
+      </w:fldSimple>
+      <w:r>
+        <w:noBreakHyphen/>
+      </w:r>
+      <w:r>
         <w:fldChar w:fldCharType="begin"/>
       </w:r>
       <w:r>
@@ -8110,7 +8264,7 @@
         <w:instrText>图</w:instrText>
       </w:r>
       <w:r>
-        <w:instrText xml:space="preserve"> \* ARABIC </w:instrText>
+        <w:instrText xml:space="preserve"> \* ARABIC \s 1 </w:instrText>
       </w:r>
       <w:r>
         <w:fldChar w:fldCharType="separate"/>
@@ -8348,6 +8502,14 @@
           <w:szCs w:val="24"/>
         </w:rPr>
         <w:t>3</w:t>
+      </w:r>
+      <w:r>
+        <w:rPr>
+          <w:rFonts w:ascii="宋体" w:eastAsia="宋体" w:hAnsi="宋体"/>
+          <w:sz w:val="24"/>
+          <w:szCs w:val="24"/>
+        </w:rPr>
+        <w:t>-3</w:t>
       </w:r>
       <w:r>
         <w:rPr>
@@ -8435,6 +8597,23 @@
         <w:t xml:space="preserve"> </w:t>
       </w:r>
       <w:r>
+        <w:t>3</w:t>
+      </w:r>
+      <w:r>
+        <w:noBreakHyphen/>
+      </w:r>
+      <w:fldSimple w:instr=" STYLEREF 1 \s ">
+        <w:r>
+          <w:rPr>
+            <w:noProof/>
+          </w:rPr>
+          <w:t>0</w:t>
+        </w:r>
+      </w:fldSimple>
+      <w:r>
+        <w:noBreakHyphen/>
+      </w:r>
+      <w:r>
         <w:fldChar w:fldCharType="begin"/>
       </w:r>
       <w:r>
@@ -8444,7 +8623,7 @@
         <w:instrText>图</w:instrText>
       </w:r>
       <w:r>
-        <w:instrText xml:space="preserve"> \* ARABIC </w:instrText>
+        <w:instrText xml:space="preserve"> \* ARABIC \s 1 </w:instrText>
       </w:r>
       <w:r>
         <w:fldChar w:fldCharType="separate"/>
@@ -8625,7 +8804,21 @@
           <w:rFonts w:ascii="宋体" w:eastAsia="宋体" w:hAnsi="宋体" w:hint="eastAsia"/>
           <w:sz w:val="24"/>
         </w:rPr>
-        <w:t>图如图4所示</w:t>
+        <w:t>图如图4</w:t>
+      </w:r>
+      <w:r>
+        <w:rPr>
+          <w:rFonts w:ascii="宋体" w:eastAsia="宋体" w:hAnsi="宋体"/>
+          <w:sz w:val="24"/>
+        </w:rPr>
+        <w:t>-1</w:t>
+      </w:r>
+      <w:r>
+        <w:rPr>
+          <w:rFonts w:ascii="宋体" w:eastAsia="宋体" w:hAnsi="宋体" w:hint="eastAsia"/>
+          <w:sz w:val="24"/>
+        </w:rPr>
+        <w:t>所示</w:t>
       </w:r>
       <w:r>
         <w:rPr>
@@ -8705,6 +8898,23 @@
         <w:t xml:space="preserve"> </w:t>
       </w:r>
       <w:r>
+        <w:t>4</w:t>
+      </w:r>
+      <w:r>
+        <w:noBreakHyphen/>
+      </w:r>
+      <w:fldSimple w:instr=" STYLEREF 1 \s ">
+        <w:r>
+          <w:rPr>
+            <w:noProof/>
+          </w:rPr>
+          <w:t>0</w:t>
+        </w:r>
+      </w:fldSimple>
+      <w:r>
+        <w:noBreakHyphen/>
+      </w:r>
+      <w:r>
         <w:fldChar w:fldCharType="begin"/>
       </w:r>
       <w:r>
@@ -8714,7 +8924,7 @@
         <w:instrText>图</w:instrText>
       </w:r>
       <w:r>
-        <w:instrText xml:space="preserve"> \* ARABIC </w:instrText>
+        <w:instrText xml:space="preserve"> \* ARABIC \s 1 </w:instrText>
       </w:r>
       <w:r>
         <w:fldChar w:fldCharType="separate"/>
@@ -8723,7 +8933,7 @@
         <w:rPr>
           <w:noProof/>
         </w:rPr>
-        <w:t>4</w:t>
+        <w:t>1</w:t>
       </w:r>
       <w:r>
         <w:fldChar w:fldCharType="end"/>
@@ -8803,6 +9013,7 @@
     <w:p>
       <w:pPr>
         <w:pStyle w:val="ac"/>
+        <w:keepNext/>
         <w:numPr>
           <w:ilvl w:val="0"/>
           <w:numId w:val="4"/>
@@ -8921,6 +9132,64 @@
     </w:p>
     <w:p>
       <w:pPr>
+        <w:pStyle w:val="a3"/>
+      </w:pPr>
+      <w:r>
+        <w:t>图</w:t>
+      </w:r>
+      <w:r>
+        <w:t xml:space="preserve"> 4</w:t>
+      </w:r>
+      <w:r>
+        <w:noBreakHyphen/>
+      </w:r>
+      <w:fldSimple w:instr=" STYLEREF 1 \s ">
+        <w:r>
+          <w:rPr>
+            <w:noProof/>
+          </w:rPr>
+          <w:t>0</w:t>
+        </w:r>
+      </w:fldSimple>
+      <w:r>
+        <w:noBreakHyphen/>
+      </w:r>
+      <w:r>
+        <w:fldChar w:fldCharType="begin"/>
+      </w:r>
+      <w:r>
+        <w:instrText xml:space="preserve"> SEQ </w:instrText>
+      </w:r>
+      <w:r>
+        <w:instrText>图</w:instrText>
+      </w:r>
+      <w:r>
+        <w:instrText xml:space="preserve"> \* ARABIC \s 1 </w:instrText>
+      </w:r>
+      <w:r>
+        <w:fldChar w:fldCharType="separate"/>
+      </w:r>
+      <w:r>
+        <w:rPr>
+          <w:noProof/>
+        </w:rPr>
+        <w:t>2</w:t>
+      </w:r>
+      <w:r>
+        <w:fldChar w:fldCharType="end"/>
+      </w:r>
+      <w:r>
+        <w:t>相关用户表</w:t>
+      </w:r>
+      <w:r>
+        <w:t>E-R</w:t>
+      </w:r>
+      <w:r>
+        <w:t>图</w:t>
+      </w:r>
+    </w:p>
+    <w:p>
+      <w:pPr>
         <w:pStyle w:val="ac"/>
         <w:numPr>
           <w:ilvl w:val="0"/>
@@ -8973,6 +9242,7 @@
     <w:p>
       <w:pPr>
         <w:pStyle w:val="ac"/>
+        <w:keepNext/>
         <w:ind w:left="720" w:firstLineChars="0" w:firstLine="0"/>
       </w:pPr>
       <w:r>
@@ -9032,6 +9302,64 @@
     </w:p>
     <w:p>
       <w:pPr>
+        <w:pStyle w:val="a3"/>
+      </w:pPr>
+      <w:r>
+        <w:t>图</w:t>
+      </w:r>
+      <w:r>
+        <w:t xml:space="preserve"> 4</w:t>
+      </w:r>
+      <w:r>
+        <w:noBreakHyphen/>
+      </w:r>
+      <w:fldSimple w:instr=" STYLEREF 1 \s ">
+        <w:r>
+          <w:rPr>
+            <w:noProof/>
+          </w:rPr>
+          <w:t>0</w:t>
+        </w:r>
+      </w:fldSimple>
+      <w:r>
+        <w:noBreakHyphen/>
+      </w:r>
+      <w:r>
+        <w:fldChar w:fldCharType="begin"/>
+      </w:r>
+      <w:r>
+        <w:instrText xml:space="preserve"> SEQ </w:instrText>
+      </w:r>
+      <w:r>
+        <w:instrText>图</w:instrText>
+      </w:r>
+      <w:r>
+        <w:instrText xml:space="preserve"> \* ARABIC \s 1 </w:instrText>
+      </w:r>
+      <w:r>
+        <w:fldChar w:fldCharType="separate"/>
+      </w:r>
+      <w:r>
+        <w:rPr>
+          <w:noProof/>
+        </w:rPr>
+        <w:t>3</w:t>
+      </w:r>
+      <w:r>
+        <w:fldChar w:fldCharType="end"/>
+      </w:r>
+      <w:r>
+        <w:t>分类目录表</w:t>
+      </w:r>
+      <w:r>
+        <w:t>E-R</w:t>
+      </w:r>
+      <w:r>
+        <w:t>图</w:t>
+      </w:r>
+    </w:p>
+    <w:p>
+      <w:pPr>
         <w:pStyle w:val="ac"/>
         <w:numPr>
           <w:ilvl w:val="0"/>
@@ -9064,6 +9392,7 @@
     <w:p>
       <w:pPr>
         <w:pStyle w:val="ac"/>
+        <w:keepNext/>
         <w:ind w:left="720" w:firstLineChars="0" w:firstLine="0"/>
       </w:pPr>
       <w:r>
@@ -9122,6 +9451,64 @@
     </w:p>
     <w:p>
       <w:pPr>
+        <w:pStyle w:val="a3"/>
+      </w:pPr>
+      <w:r>
+        <w:t>图</w:t>
+      </w:r>
+      <w:r>
+        <w:t xml:space="preserve"> 4</w:t>
+      </w:r>
+      <w:r>
+        <w:noBreakHyphen/>
+      </w:r>
+      <w:fldSimple w:instr=" STYLEREF 1 \s ">
+        <w:r>
+          <w:rPr>
+            <w:noProof/>
+          </w:rPr>
+          <w:t>0</w:t>
+        </w:r>
+      </w:fldSimple>
+      <w:r>
+        <w:noBreakHyphen/>
+      </w:r>
+      <w:r>
+        <w:fldChar w:fldCharType="begin"/>
+      </w:r>
+      <w:r>
+        <w:instrText xml:space="preserve"> SEQ </w:instrText>
+      </w:r>
+      <w:r>
+        <w:instrText>图</w:instrText>
+      </w:r>
+      <w:r>
+        <w:instrText xml:space="preserve"> \* ARABIC \s 1 </w:instrText>
+      </w:r>
+      <w:r>
+        <w:fldChar w:fldCharType="separate"/>
+      </w:r>
+      <w:r>
+        <w:rPr>
+          <w:noProof/>
+        </w:rPr>
+        <w:t>4</w:t>
+      </w:r>
+      <w:r>
+        <w:fldChar w:fldCharType="end"/>
+      </w:r>
+      <w:r>
+        <w:t>用户收藏表</w:t>
+      </w:r>
+      <w:r>
+        <w:t>E-R</w:t>
+      </w:r>
+      <w:r>
+        <w:t>图</w:t>
+      </w:r>
+    </w:p>
+    <w:p>
+      <w:pPr>
         <w:pStyle w:val="ac"/>
         <w:numPr>
           <w:ilvl w:val="0"/>
@@ -9160,6 +9547,7 @@
     <w:p>
       <w:pPr>
         <w:pStyle w:val="ac"/>
+        <w:keepNext/>
         <w:ind w:left="720" w:firstLineChars="0" w:firstLine="0"/>
       </w:pPr>
       <w:r>
@@ -9218,6 +9606,64 @@
     </w:p>
     <w:p>
       <w:pPr>
+        <w:pStyle w:val="a3"/>
+      </w:pPr>
+      <w:r>
+        <w:t>图</w:t>
+      </w:r>
+      <w:r>
+        <w:t xml:space="preserve"> 4</w:t>
+      </w:r>
+      <w:r>
+        <w:noBreakHyphen/>
+      </w:r>
+      <w:fldSimple w:instr=" STYLEREF 1 \s ">
+        <w:r>
+          <w:rPr>
+            <w:noProof/>
+          </w:rPr>
+          <w:t>0</w:t>
+        </w:r>
+      </w:fldSimple>
+      <w:r>
+        <w:noBreakHyphen/>
+      </w:r>
+      <w:r>
+        <w:fldChar w:fldCharType="begin"/>
+      </w:r>
+      <w:r>
+        <w:instrText xml:space="preserve"> SEQ </w:instrText>
+      </w:r>
+      <w:r>
+        <w:instrText>图</w:instrText>
+      </w:r>
+      <w:r>
+        <w:instrText xml:space="preserve"> \* ARABIC \s 1 </w:instrText>
+      </w:r>
+      <w:r>
+        <w:fldChar w:fldCharType="separate"/>
+      </w:r>
+      <w:r>
+        <w:rPr>
+          <w:noProof/>
+        </w:rPr>
+        <w:t>5</w:t>
+      </w:r>
+      <w:r>
+        <w:fldChar w:fldCharType="end"/>
+      </w:r>
+      <w:r>
+        <w:t>相关帖子表</w:t>
+      </w:r>
+      <w:r>
+        <w:t>E-R</w:t>
+      </w:r>
+      <w:r>
+        <w:t>图</w:t>
+      </w:r>
+    </w:p>
+    <w:p>
+      <w:pPr>
         <w:pStyle w:val="ac"/>
         <w:numPr>
           <w:ilvl w:val="0"/>
@@ -9252,19 +9698,26 @@
         <w:rPr>
           <w:rFonts w:hint="eastAsia"/>
         </w:rPr>
-        <w:t>以评论者id作为逻辑外键，与用户表进行关联，同时通过树形结构的方式记录上一级评论人，通过递归的方式依次获取所有的评论用户。</w:t>
+        <w:t>以评论者id作为逻辑外键，与用户表进行关联，同时通过树形结</w:t>
+      </w:r>
+      <w:r>
+        <w:rPr>
+          <w:rFonts w:hint="eastAsia"/>
+        </w:rPr>
+        <w:lastRenderedPageBreak/>
+        <w:t>构的方式记录上一级评论人，通过递归的方式依次获取所有的评论用户。</w:t>
       </w:r>
     </w:p>
     <w:p>
       <w:pPr>
         <w:pStyle w:val="ac"/>
+        <w:keepNext/>
         <w:ind w:left="720" w:firstLineChars="0" w:firstLine="0"/>
       </w:pPr>
       <w:r>
         <w:rPr>
           <w:noProof/>
         </w:rPr>
-        <w:lastRenderedPageBreak/>
         <w:drawing>
           <wp:inline distT="0" distB="0" distL="0" distR="0" wp14:anchorId="2377C6A6" wp14:editId="21836072">
             <wp:extent cx="2958353" cy="2524894"/>
@@ -9317,6 +9770,64 @@
     </w:p>
     <w:p>
       <w:pPr>
+        <w:pStyle w:val="a3"/>
+      </w:pPr>
+      <w:r>
+        <w:t>图</w:t>
+      </w:r>
+      <w:r>
+        <w:t xml:space="preserve"> 4</w:t>
+      </w:r>
+      <w:r>
+        <w:noBreakHyphen/>
+      </w:r>
+      <w:fldSimple w:instr=" STYLEREF 1 \s ">
+        <w:r>
+          <w:rPr>
+            <w:noProof/>
+          </w:rPr>
+          <w:t>0</w:t>
+        </w:r>
+      </w:fldSimple>
+      <w:r>
+        <w:noBreakHyphen/>
+      </w:r>
+      <w:r>
+        <w:fldChar w:fldCharType="begin"/>
+      </w:r>
+      <w:r>
+        <w:instrText xml:space="preserve"> SEQ </w:instrText>
+      </w:r>
+      <w:r>
+        <w:instrText>图</w:instrText>
+      </w:r>
+      <w:r>
+        <w:instrText xml:space="preserve"> \* ARABIC \s 1 </w:instrText>
+      </w:r>
+      <w:r>
+        <w:fldChar w:fldCharType="separate"/>
+      </w:r>
+      <w:r>
+        <w:rPr>
+          <w:noProof/>
+        </w:rPr>
+        <w:t>6</w:t>
+      </w:r>
+      <w:r>
+        <w:fldChar w:fldCharType="end"/>
+      </w:r>
+      <w:r>
+        <w:t>用户评论表</w:t>
+      </w:r>
+      <w:r>
+        <w:t>E-R</w:t>
+      </w:r>
+      <w:r>
+        <w:t>图</w:t>
+      </w:r>
+    </w:p>
+    <w:p>
+      <w:pPr>
         <w:pStyle w:val="2"/>
         <w:rPr>
           <w:rFonts w:ascii="宋体" w:eastAsia="宋体" w:hAnsi="宋体"/>
@@ -10732,6 +11243,7 @@
                 <w:sz w:val="24"/>
                 <w:szCs w:val="24"/>
               </w:rPr>
+              <w:lastRenderedPageBreak/>
               <w:t>introduce</w:t>
             </w:r>
           </w:p>
@@ -10887,7 +11399,6 @@
                 <w:sz w:val="24"/>
                 <w:szCs w:val="24"/>
               </w:rPr>
-              <w:lastRenderedPageBreak/>
               <w:t>user_status</w:t>
             </w:r>
           </w:p>
@@ -11302,6 +11813,7 @@
           <w:p>
             <w:pPr>
               <w:pStyle w:val="MTDisplayEquation"/>
+              <w:keepNext/>
               <w:jc w:val="center"/>
               <w:rPr>
                 <w:rFonts w:ascii="宋体" w:hAnsi="宋体"/>
@@ -11321,6 +11833,77 @@
         </w:tc>
       </w:tr>
     </w:tbl>
+    <w:p>
+      <w:pPr>
+        <w:pStyle w:val="a3"/>
+      </w:pPr>
+      <w:r>
+        <w:rPr>
+          <w:rFonts w:hint="eastAsia"/>
+        </w:rPr>
+        <w:t>表</w:t>
+      </w:r>
+      <w:r>
+        <w:rPr>
+          <w:rFonts w:hint="eastAsia"/>
+        </w:rPr>
+        <w:t xml:space="preserve"> </w:t>
+      </w:r>
+      <w:r>
+        <w:t>4-</w:t>
+      </w:r>
+      <w:r>
+        <w:fldChar w:fldCharType="begin"/>
+      </w:r>
+      <w:r>
+        <w:instrText xml:space="preserve"> </w:instrText>
+      </w:r>
+      <w:r>
+        <w:rPr>
+          <w:rFonts w:hint="eastAsia"/>
+        </w:rPr>
+        <w:instrText xml:space="preserve">SEQ </w:instrText>
+      </w:r>
+      <w:r>
+        <w:rPr>
+          <w:rFonts w:hint="eastAsia"/>
+        </w:rPr>
+        <w:instrText>表</w:instrText>
+      </w:r>
+      <w:r>
+        <w:rPr>
+          <w:rFonts w:hint="eastAsia"/>
+        </w:rPr>
+        <w:instrText xml:space="preserve"> \* ARABIC</w:instrText>
+      </w:r>
+      <w:r>
+        <w:instrText xml:space="preserve"> </w:instrText>
+      </w:r>
+      <w:r>
+        <w:fldChar w:fldCharType="separate"/>
+      </w:r>
+      <w:r>
+        <w:rPr>
+          <w:noProof/>
+        </w:rPr>
+        <w:t>1</w:t>
+      </w:r>
+      <w:r>
+        <w:fldChar w:fldCharType="end"/>
+      </w:r>
+      <w:r>
+        <w:rPr>
+          <w:rFonts w:hint="eastAsia"/>
+        </w:rPr>
+        <w:t>用户表（</w:t>
+      </w:r>
+      <w:r>
+        <w:t>tb_bbs_user</w:t>
+      </w:r>
+      <w:r>
+        <w:t>）</w:t>
+      </w:r>
+    </w:p>
     <w:p>
       <w:pPr>
         <w:spacing w:line="440" w:lineRule="exact"/>
@@ -12336,6 +12919,7 @@
           <w:p>
             <w:pPr>
               <w:pStyle w:val="MTDisplayEquation"/>
+              <w:keepNext/>
               <w:jc w:val="center"/>
               <w:rPr>
                 <w:rFonts w:ascii="宋体" w:hAnsi="宋体"/>
@@ -12355,6 +12939,77 @@
         </w:tc>
       </w:tr>
     </w:tbl>
+    <w:p>
+      <w:pPr>
+        <w:pStyle w:val="a3"/>
+      </w:pPr>
+      <w:r>
+        <w:rPr>
+          <w:rFonts w:hint="eastAsia"/>
+        </w:rPr>
+        <w:t>表</w:t>
+      </w:r>
+      <w:r>
+        <w:rPr>
+          <w:rFonts w:hint="eastAsia"/>
+        </w:rPr>
+        <w:t xml:space="preserve"> </w:t>
+      </w:r>
+      <w:r>
+        <w:t>4-</w:t>
+      </w:r>
+      <w:r>
+        <w:fldChar w:fldCharType="begin"/>
+      </w:r>
+      <w:r>
+        <w:instrText xml:space="preserve"> </w:instrText>
+      </w:r>
+      <w:r>
+        <w:rPr>
+          <w:rFonts w:hint="eastAsia"/>
+        </w:rPr>
+        <w:instrText xml:space="preserve">SEQ </w:instrText>
+      </w:r>
+      <w:r>
+        <w:rPr>
+          <w:rFonts w:hint="eastAsia"/>
+        </w:rPr>
+        <w:instrText>表</w:instrText>
+      </w:r>
+      <w:r>
+        <w:rPr>
+          <w:rFonts w:hint="eastAsia"/>
+        </w:rPr>
+        <w:instrText xml:space="preserve"> \* ARABIC</w:instrText>
+      </w:r>
+      <w:r>
+        <w:instrText xml:space="preserve"> </w:instrText>
+      </w:r>
+      <w:r>
+        <w:fldChar w:fldCharType="separate"/>
+      </w:r>
+      <w:r>
+        <w:rPr>
+          <w:noProof/>
+        </w:rPr>
+        <w:t>2</w:t>
+      </w:r>
+      <w:r>
+        <w:fldChar w:fldCharType="end"/>
+      </w:r>
+      <w:r>
+        <w:rPr>
+          <w:rFonts w:hint="eastAsia"/>
+        </w:rPr>
+        <w:t>分类目录表（</w:t>
+      </w:r>
+      <w:r>
+        <w:t>tb_post_category</w:t>
+      </w:r>
+      <w:r>
+        <w:t>）</w:t>
+      </w:r>
+    </w:p>
     <w:p>
       <w:pPr>
         <w:spacing w:line="440" w:lineRule="exact"/>
@@ -13183,6 +13838,7 @@
           <w:p>
             <w:pPr>
               <w:pStyle w:val="MTDisplayEquation"/>
+              <w:keepNext/>
               <w:jc w:val="center"/>
               <w:rPr>
                 <w:rFonts w:ascii="宋体" w:hAnsi="宋体"/>
@@ -13202,6 +13858,77 @@
         </w:tc>
       </w:tr>
     </w:tbl>
+    <w:p>
+      <w:pPr>
+        <w:pStyle w:val="a3"/>
+      </w:pPr>
+      <w:r>
+        <w:rPr>
+          <w:rFonts w:hint="eastAsia"/>
+        </w:rPr>
+        <w:t>表</w:t>
+      </w:r>
+      <w:r>
+        <w:rPr>
+          <w:rFonts w:hint="eastAsia"/>
+        </w:rPr>
+        <w:t xml:space="preserve"> </w:t>
+      </w:r>
+      <w:r>
+        <w:t>4-</w:t>
+      </w:r>
+      <w:r>
+        <w:fldChar w:fldCharType="begin"/>
+      </w:r>
+      <w:r>
+        <w:instrText xml:space="preserve"> </w:instrText>
+      </w:r>
+      <w:r>
+        <w:rPr>
+          <w:rFonts w:hint="eastAsia"/>
+        </w:rPr>
+        <w:instrText xml:space="preserve">SEQ </w:instrText>
+      </w:r>
+      <w:r>
+        <w:rPr>
+          <w:rFonts w:hint="eastAsia"/>
+        </w:rPr>
+        <w:instrText>表</w:instrText>
+      </w:r>
+      <w:r>
+        <w:rPr>
+          <w:rFonts w:hint="eastAsia"/>
+        </w:rPr>
+        <w:instrText xml:space="preserve"> \* ARABIC</w:instrText>
+      </w:r>
+      <w:r>
+        <w:instrText xml:space="preserve"> </w:instrText>
+      </w:r>
+      <w:r>
+        <w:fldChar w:fldCharType="separate"/>
+      </w:r>
+      <w:r>
+        <w:rPr>
+          <w:noProof/>
+        </w:rPr>
+        <w:t>3</w:t>
+      </w:r>
+      <w:r>
+        <w:fldChar w:fldCharType="end"/>
+      </w:r>
+      <w:r>
+        <w:rPr>
+          <w:rFonts w:hint="eastAsia"/>
+        </w:rPr>
+        <w:t>用户收藏表（</w:t>
+      </w:r>
+      <w:r>
+        <w:t>tb_post_collect_record</w:t>
+      </w:r>
+      <w:r>
+        <w:t>）</w:t>
+      </w:r>
+    </w:p>
     <w:p>
       <w:pPr>
         <w:spacing w:line="440" w:lineRule="exact"/>
@@ -13926,6 +14653,7 @@
                 <w:sz w:val="24"/>
                 <w:szCs w:val="24"/>
               </w:rPr>
+              <w:lastRenderedPageBreak/>
               <w:t>post_content</w:t>
             </w:r>
           </w:p>
@@ -14236,7 +14964,6 @@
                 <w:sz w:val="24"/>
                 <w:szCs w:val="24"/>
               </w:rPr>
-              <w:lastRenderedPageBreak/>
               <w:t>post_category_name</w:t>
             </w:r>
           </w:p>
@@ -15271,6 +15998,7 @@
           <w:p>
             <w:pPr>
               <w:pStyle w:val="MTDisplayEquation"/>
+              <w:keepNext/>
               <w:jc w:val="center"/>
               <w:rPr>
                 <w:rFonts w:ascii="宋体" w:hAnsi="宋体"/>
@@ -15290,6 +16018,77 @@
         </w:tc>
       </w:tr>
     </w:tbl>
+    <w:p>
+      <w:pPr>
+        <w:pStyle w:val="a3"/>
+      </w:pPr>
+      <w:r>
+        <w:rPr>
+          <w:rFonts w:hint="eastAsia"/>
+        </w:rPr>
+        <w:t>表</w:t>
+      </w:r>
+      <w:r>
+        <w:rPr>
+          <w:rFonts w:hint="eastAsia"/>
+        </w:rPr>
+        <w:t xml:space="preserve"> </w:t>
+      </w:r>
+      <w:r>
+        <w:t>4-</w:t>
+      </w:r>
+      <w:r>
+        <w:fldChar w:fldCharType="begin"/>
+      </w:r>
+      <w:r>
+        <w:instrText xml:space="preserve"> </w:instrText>
+      </w:r>
+      <w:r>
+        <w:rPr>
+          <w:rFonts w:hint="eastAsia"/>
+        </w:rPr>
+        <w:instrText xml:space="preserve">SEQ </w:instrText>
+      </w:r>
+      <w:r>
+        <w:rPr>
+          <w:rFonts w:hint="eastAsia"/>
+        </w:rPr>
+        <w:instrText>表</w:instrText>
+      </w:r>
+      <w:r>
+        <w:rPr>
+          <w:rFonts w:hint="eastAsia"/>
+        </w:rPr>
+        <w:instrText xml:space="preserve"> \* ARABIC</w:instrText>
+      </w:r>
+      <w:r>
+        <w:instrText xml:space="preserve"> </w:instrText>
+      </w:r>
+      <w:r>
+        <w:fldChar w:fldCharType="separate"/>
+      </w:r>
+      <w:r>
+        <w:rPr>
+          <w:noProof/>
+        </w:rPr>
+        <w:t>4</w:t>
+      </w:r>
+      <w:r>
+        <w:fldChar w:fldCharType="end"/>
+      </w:r>
+      <w:r>
+        <w:rPr>
+          <w:rFonts w:hint="eastAsia"/>
+        </w:rPr>
+        <w:t>相关帖子表（</w:t>
+      </w:r>
+      <w:r>
+        <w:t>tb_bbs_post</w:t>
+      </w:r>
+      <w:r>
+        <w:t>）</w:t>
+      </w:r>
+    </w:p>
     <w:p>
       <w:pPr>
         <w:spacing w:line="440" w:lineRule="exact"/>
@@ -16608,6 +17407,7 @@
           <w:p>
             <w:pPr>
               <w:pStyle w:val="MTDisplayEquation"/>
+              <w:keepNext/>
               <w:jc w:val="center"/>
               <w:rPr>
                 <w:rFonts w:ascii="宋体" w:hAnsi="宋体"/>
@@ -16637,13 +17437,55 @@
     </w:tbl>
     <w:p>
       <w:pPr>
-        <w:spacing w:line="440" w:lineRule="exact"/>
-        <w:rPr>
-          <w:rFonts w:ascii="宋体" w:eastAsia="宋体" w:hAnsi="宋体"/>
-          <w:sz w:val="24"/>
-          <w:szCs w:val="24"/>
-        </w:rPr>
-      </w:pPr>
+        <w:pStyle w:val="a3"/>
+        <w:rPr>
+          <w:rFonts w:ascii="宋体" w:eastAsia="宋体" w:hAnsi="宋体"/>
+          <w:sz w:val="24"/>
+          <w:szCs w:val="24"/>
+        </w:rPr>
+      </w:pPr>
+      <w:r>
+        <w:t>表</w:t>
+      </w:r>
+      <w:r>
+        <w:t xml:space="preserve"> 4-</w:t>
+      </w:r>
+      <w:r>
+        <w:fldChar w:fldCharType="begin"/>
+      </w:r>
+      <w:r>
+        <w:instrText xml:space="preserve"> SEQ </w:instrText>
+      </w:r>
+      <w:r>
+        <w:instrText>表</w:instrText>
+      </w:r>
+      <w:r>
+        <w:instrText xml:space="preserve"> \* ARABIC </w:instrText>
+      </w:r>
+      <w:r>
+        <w:fldChar w:fldCharType="separate"/>
+      </w:r>
+      <w:r>
+        <w:rPr>
+          <w:noProof/>
+        </w:rPr>
+        <w:t>5</w:t>
+      </w:r>
+      <w:r>
+        <w:fldChar w:fldCharType="end"/>
+      </w:r>
+      <w:r>
+        <w:rPr>
+          <w:rFonts w:hint="eastAsia"/>
+        </w:rPr>
+        <w:t>用户评论表（</w:t>
+      </w:r>
+      <w:r>
+        <w:t>tb_post_comment</w:t>
+      </w:r>
+      <w:r>
+        <w:t>）</w:t>
+      </w:r>
     </w:p>
     <w:p>
       <w:pPr>
@@ -16654,6 +17496,7 @@
         <w:rPr>
           <w:rFonts w:hint="eastAsia"/>
         </w:rPr>
+        <w:lastRenderedPageBreak/>
         <w:t>4</w:t>
       </w:r>
       <w:r>
@@ -16730,7 +17573,6 @@
           <w:sz w:val="24"/>
           <w:szCs w:val="24"/>
         </w:rPr>
-        <w:lastRenderedPageBreak/>
         <w:t>SqlSessionFactory</w:t>
       </w:r>
       <w:r>
@@ -16943,17 +17785,37 @@
           <w:sz w:val="24"/>
           <w:szCs w:val="24"/>
         </w:rPr>
-        <w:t>部分代码如下所示：</w:t>
-      </w:r>
-    </w:p>
-    <w:p>
-      <w:pPr>
+        <w:t>部分代码如</w:t>
+      </w:r>
+      <w:r>
+        <w:rPr>
+          <w:rFonts w:ascii="宋体" w:eastAsia="宋体" w:hAnsi="宋体" w:hint="eastAsia"/>
+          <w:sz w:val="24"/>
+          <w:szCs w:val="24"/>
+        </w:rPr>
+        <w:t>图4</w:t>
+      </w:r>
+      <w:r>
+        <w:rPr>
+          <w:rFonts w:ascii="宋体" w:eastAsia="宋体" w:hAnsi="宋体"/>
+          <w:sz w:val="24"/>
+          <w:szCs w:val="24"/>
+        </w:rPr>
+        <w:t>-7</w:t>
+      </w:r>
+      <w:r>
+        <w:rPr>
+          <w:rFonts w:ascii="宋体" w:eastAsia="宋体" w:hAnsi="宋体" w:hint="eastAsia"/>
+          <w:sz w:val="24"/>
+          <w:szCs w:val="24"/>
+        </w:rPr>
+        <w:t>所示：</w:t>
+      </w:r>
+    </w:p>
+    <w:p>
+      <w:pPr>
+        <w:keepNext/>
         <w:ind w:firstLineChars="200" w:firstLine="420"/>
-        <w:rPr>
-          <w:rFonts w:ascii="宋体" w:eastAsia="宋体" w:hAnsi="宋体"/>
-          <w:sz w:val="24"/>
-          <w:szCs w:val="24"/>
-        </w:rPr>
       </w:pPr>
       <w:r>
         <w:rPr>
@@ -16998,6 +17860,66 @@
     </w:p>
     <w:p>
       <w:pPr>
+        <w:pStyle w:val="a3"/>
+        <w:rPr>
+          <w:rFonts w:ascii="宋体" w:eastAsia="宋体" w:hAnsi="宋体"/>
+          <w:sz w:val="24"/>
+          <w:szCs w:val="24"/>
+        </w:rPr>
+      </w:pPr>
+      <w:r>
+        <w:t>图</w:t>
+      </w:r>
+      <w:r>
+        <w:t xml:space="preserve"> 4</w:t>
+      </w:r>
+      <w:r>
+        <w:noBreakHyphen/>
+      </w:r>
+      <w:fldSimple w:instr=" STYLEREF 1 \s ">
+        <w:r>
+          <w:rPr>
+            <w:noProof/>
+          </w:rPr>
+          <w:t>0</w:t>
+        </w:r>
+      </w:fldSimple>
+      <w:r>
+        <w:noBreakHyphen/>
+      </w:r>
+      <w:r>
+        <w:fldChar w:fldCharType="begin"/>
+      </w:r>
+      <w:r>
+        <w:instrText xml:space="preserve"> SEQ </w:instrText>
+      </w:r>
+      <w:r>
+        <w:instrText>图</w:instrText>
+      </w:r>
+      <w:r>
+        <w:instrText xml:space="preserve"> \* ARABIC \s 1 </w:instrText>
+      </w:r>
+      <w:r>
+        <w:fldChar w:fldCharType="separate"/>
+      </w:r>
+      <w:r>
+        <w:rPr>
+          <w:noProof/>
+        </w:rPr>
+        <w:t>7</w:t>
+      </w:r>
+      <w:r>
+        <w:fldChar w:fldCharType="end"/>
+      </w:r>
+      <w:r>
+        <w:t>SpringBoot</w:t>
+      </w:r>
+      <w:r>
+        <w:t>连接数据库操作相关配置</w:t>
+      </w:r>
+    </w:p>
+    <w:p>
+      <w:pPr>
         <w:pStyle w:val="1"/>
         <w:jc w:val="center"/>
         <w:rPr>
@@ -17161,6 +18083,7 @@
         <w:rPr>
           <w:rFonts w:hint="eastAsia"/>
         </w:rPr>
+        <w:lastRenderedPageBreak/>
         <w:t>5</w:t>
       </w:r>
       <w:r>
@@ -17210,16 +18133,7 @@
           <w:sz w:val="24"/>
           <w:szCs w:val="24"/>
         </w:rPr>
-        <w:t>同时通过验证码校验的方式，防止恶意高并发请求，或脚本批量注册。对于用户密码，在后台也需要保证其隐私性，因此，当后端接收到</w:t>
-      </w:r>
-      <w:r>
-        <w:rPr>
-          <w:rFonts w:ascii="宋体" w:eastAsia="宋体" w:hAnsi="宋体" w:hint="eastAsia"/>
-          <w:sz w:val="24"/>
-          <w:szCs w:val="24"/>
-        </w:rPr>
-        <w:lastRenderedPageBreak/>
-        <w:t>对应密码时及时进行MD5加密，加密后存入数据库中。</w:t>
+        <w:t>同时通过验证码校验的方式，防止恶意高并发请求，或脚本批量注册。对于用户密码，在后台也需要保证其隐私性，因此，当后端接收到对应密码时及时进行MD5加密，加密后存入数据库中。</w:t>
       </w:r>
     </w:p>
     <w:p>
@@ -17475,10 +18389,53 @@
           <w:sz w:val="24"/>
           <w:szCs w:val="24"/>
         </w:rPr>
-        <w:t>登陆和注册功能界面图如下所示：</w:t>
-      </w:r>
-    </w:p>
-    <w:p>
+        <w:t>登陆和注册功能界面图如</w:t>
+      </w:r>
+      <w:r>
+        <w:rPr>
+          <w:rFonts w:ascii="宋体" w:eastAsia="宋体" w:hAnsi="宋体" w:hint="eastAsia"/>
+          <w:sz w:val="24"/>
+          <w:szCs w:val="24"/>
+        </w:rPr>
+        <w:t>图5</w:t>
+      </w:r>
+      <w:r>
+        <w:rPr>
+          <w:rFonts w:ascii="宋体" w:eastAsia="宋体" w:hAnsi="宋体"/>
+          <w:sz w:val="24"/>
+          <w:szCs w:val="24"/>
+        </w:rPr>
+        <w:t>-1</w:t>
+      </w:r>
+      <w:r>
+        <w:rPr>
+          <w:rFonts w:ascii="宋体" w:eastAsia="宋体" w:hAnsi="宋体" w:hint="eastAsia"/>
+          <w:sz w:val="24"/>
+          <w:szCs w:val="24"/>
+        </w:rPr>
+        <w:t>、5</w:t>
+      </w:r>
+      <w:r>
+        <w:rPr>
+          <w:rFonts w:ascii="宋体" w:eastAsia="宋体" w:hAnsi="宋体"/>
+          <w:sz w:val="24"/>
+          <w:szCs w:val="24"/>
+        </w:rPr>
+        <w:t>-2</w:t>
+      </w:r>
+      <w:r>
+        <w:rPr>
+          <w:rFonts w:ascii="宋体" w:eastAsia="宋体" w:hAnsi="宋体" w:hint="eastAsia"/>
+          <w:sz w:val="24"/>
+          <w:szCs w:val="24"/>
+        </w:rPr>
+        <w:t>所示：</w:t>
+      </w:r>
+    </w:p>
+    <w:p>
+      <w:pPr>
+        <w:keepNext/>
+      </w:pPr>
       <w:r>
         <w:rPr>
           <w:noProof/>
@@ -17521,6 +18478,64 @@
       </w:r>
     </w:p>
     <w:p>
+      <w:pPr>
+        <w:pStyle w:val="a3"/>
+      </w:pPr>
+      <w:r>
+        <w:t>图</w:t>
+      </w:r>
+      <w:r>
+        <w:t xml:space="preserve"> 5</w:t>
+      </w:r>
+      <w:r>
+        <w:noBreakHyphen/>
+      </w:r>
+      <w:fldSimple w:instr=" STYLEREF 1 \s ">
+        <w:r>
+          <w:rPr>
+            <w:noProof/>
+          </w:rPr>
+          <w:t>0</w:t>
+        </w:r>
+      </w:fldSimple>
+      <w:r>
+        <w:noBreakHyphen/>
+      </w:r>
+      <w:r>
+        <w:fldChar w:fldCharType="begin"/>
+      </w:r>
+      <w:r>
+        <w:instrText xml:space="preserve"> SEQ </w:instrText>
+      </w:r>
+      <w:r>
+        <w:instrText>图</w:instrText>
+      </w:r>
+      <w:r>
+        <w:instrText xml:space="preserve"> \* ARABIC \s 1 </w:instrText>
+      </w:r>
+      <w:r>
+        <w:fldChar w:fldCharType="separate"/>
+      </w:r>
+      <w:r>
+        <w:rPr>
+          <w:noProof/>
+        </w:rPr>
+        <w:t>1</w:t>
+      </w:r>
+      <w:r>
+        <w:fldChar w:fldCharType="end"/>
+      </w:r>
+      <w:r>
+        <w:rPr>
+          <w:rFonts w:hint="eastAsia"/>
+        </w:rPr>
+        <w:t>系统登陆界面图</w:t>
+      </w:r>
+    </w:p>
+    <w:p>
+      <w:pPr>
+        <w:keepNext/>
+      </w:pPr>
       <w:r>
         <w:rPr>
           <w:noProof/>
@@ -17565,6 +18580,73 @@
     </w:p>
     <w:p>
       <w:pPr>
+        <w:pStyle w:val="a3"/>
+      </w:pPr>
+      <w:r>
+        <w:t>图</w:t>
+      </w:r>
+      <w:r>
+        <w:t xml:space="preserve"> 5</w:t>
+      </w:r>
+      <w:r>
+        <w:noBreakHyphen/>
+      </w:r>
+      <w:fldSimple w:instr=" STYLEREF 1 \s ">
+        <w:r>
+          <w:rPr>
+            <w:noProof/>
+          </w:rPr>
+          <w:t>0</w:t>
+        </w:r>
+      </w:fldSimple>
+      <w:r>
+        <w:noBreakHyphen/>
+      </w:r>
+      <w:r>
+        <w:fldChar w:fldCharType="begin"/>
+      </w:r>
+      <w:r>
+        <w:instrText xml:space="preserve"> SEQ </w:instrText>
+      </w:r>
+      <w:r>
+        <w:instrText>图</w:instrText>
+      </w:r>
+      <w:r>
+        <w:instrText xml:space="preserve"> \* ARABIC \s 1 </w:instrText>
+      </w:r>
+      <w:r>
+        <w:fldChar w:fldCharType="separate"/>
+      </w:r>
+      <w:r>
+        <w:rPr>
+          <w:noProof/>
+        </w:rPr>
+        <w:t>2</w:t>
+      </w:r>
+      <w:r>
+        <w:fldChar w:fldCharType="end"/>
+      </w:r>
+      <w:r>
+        <w:rPr>
+          <w:rFonts w:hint="eastAsia"/>
+        </w:rPr>
+        <w:t>系统</w:t>
+      </w:r>
+      <w:r>
+        <w:rPr>
+          <w:rFonts w:hint="eastAsia"/>
+        </w:rPr>
+        <w:t>注册</w:t>
+      </w:r>
+      <w:r>
+        <w:rPr>
+          <w:rFonts w:hint="eastAsia"/>
+        </w:rPr>
+        <w:t>界面图</w:t>
+      </w:r>
+    </w:p>
+    <w:p>
+      <w:pPr>
         <w:pStyle w:val="3"/>
       </w:pPr>
       <w:bookmarkStart w:id="79" w:name="_Toc97476756"/>
@@ -17782,10 +18864,69 @@
           <w:sz w:val="24"/>
           <w:szCs w:val="24"/>
         </w:rPr>
-        <w:t>功能界面如下图所示：</w:t>
-      </w:r>
-    </w:p>
-    <w:p>
+        <w:t>功能界面如图</w:t>
+      </w:r>
+      <w:r>
+        <w:rPr>
+          <w:rFonts w:ascii="宋体" w:eastAsia="宋体" w:hAnsi="宋体" w:hint="eastAsia"/>
+          <w:sz w:val="24"/>
+          <w:szCs w:val="24"/>
+        </w:rPr>
+        <w:t>5</w:t>
+      </w:r>
+      <w:r>
+        <w:rPr>
+          <w:rFonts w:ascii="宋体" w:eastAsia="宋体" w:hAnsi="宋体"/>
+          <w:sz w:val="24"/>
+          <w:szCs w:val="24"/>
+        </w:rPr>
+        <w:t>-3</w:t>
+      </w:r>
+      <w:r>
+        <w:rPr>
+          <w:rFonts w:ascii="宋体" w:eastAsia="宋体" w:hAnsi="宋体" w:hint="eastAsia"/>
+          <w:sz w:val="24"/>
+          <w:szCs w:val="24"/>
+        </w:rPr>
+        <w:t>、5</w:t>
+      </w:r>
+      <w:r>
+        <w:rPr>
+          <w:rFonts w:ascii="宋体" w:eastAsia="宋体" w:hAnsi="宋体"/>
+          <w:sz w:val="24"/>
+          <w:szCs w:val="24"/>
+        </w:rPr>
+        <w:t>-4</w:t>
+      </w:r>
+      <w:r>
+        <w:rPr>
+          <w:rFonts w:ascii="宋体" w:eastAsia="宋体" w:hAnsi="宋体" w:hint="eastAsia"/>
+          <w:sz w:val="24"/>
+          <w:szCs w:val="24"/>
+        </w:rPr>
+        <w:t>、5</w:t>
+      </w:r>
+      <w:r>
+        <w:rPr>
+          <w:rFonts w:ascii="宋体" w:eastAsia="宋体" w:hAnsi="宋体"/>
+          <w:sz w:val="24"/>
+          <w:szCs w:val="24"/>
+        </w:rPr>
+        <w:t>-5</w:t>
+      </w:r>
+      <w:r>
+        <w:rPr>
+          <w:rFonts w:ascii="宋体" w:eastAsia="宋体" w:hAnsi="宋体" w:hint="eastAsia"/>
+          <w:sz w:val="24"/>
+          <w:szCs w:val="24"/>
+        </w:rPr>
+        <w:t>所示：</w:t>
+      </w:r>
+    </w:p>
+    <w:p>
+      <w:pPr>
+        <w:keepNext/>
+      </w:pPr>
       <w:r>
         <w:rPr>
           <w:noProof/>
@@ -17828,6 +18969,64 @@
       </w:r>
     </w:p>
     <w:p>
+      <w:pPr>
+        <w:pStyle w:val="a3"/>
+      </w:pPr>
+      <w:r>
+        <w:t>图</w:t>
+      </w:r>
+      <w:r>
+        <w:t xml:space="preserve"> 5</w:t>
+      </w:r>
+      <w:r>
+        <w:noBreakHyphen/>
+      </w:r>
+      <w:fldSimple w:instr=" STYLEREF 1 \s ">
+        <w:r>
+          <w:rPr>
+            <w:noProof/>
+          </w:rPr>
+          <w:t>0</w:t>
+        </w:r>
+      </w:fldSimple>
+      <w:r>
+        <w:noBreakHyphen/>
+      </w:r>
+      <w:r>
+        <w:fldChar w:fldCharType="begin"/>
+      </w:r>
+      <w:r>
+        <w:instrText xml:space="preserve"> SEQ </w:instrText>
+      </w:r>
+      <w:r>
+        <w:instrText>图</w:instrText>
+      </w:r>
+      <w:r>
+        <w:instrText xml:space="preserve"> \* ARABIC \s 1 </w:instrText>
+      </w:r>
+      <w:r>
+        <w:fldChar w:fldCharType="separate"/>
+      </w:r>
+      <w:r>
+        <w:rPr>
+          <w:noProof/>
+        </w:rPr>
+        <w:t>3</w:t>
+      </w:r>
+      <w:r>
+        <w:fldChar w:fldCharType="end"/>
+      </w:r>
+      <w:r>
+        <w:rPr>
+          <w:rFonts w:hint="eastAsia"/>
+        </w:rPr>
+        <w:t>个人信息修改界面图</w:t>
+      </w:r>
+    </w:p>
+    <w:p>
+      <w:pPr>
+        <w:keepNext/>
+      </w:pPr>
       <w:r>
         <w:rPr>
           <w:noProof/>
@@ -17871,6 +19070,64 @@
       </w:r>
     </w:p>
     <w:p>
+      <w:pPr>
+        <w:pStyle w:val="a3"/>
+      </w:pPr>
+      <w:r>
+        <w:t>图</w:t>
+      </w:r>
+      <w:r>
+        <w:t xml:space="preserve"> 5</w:t>
+      </w:r>
+      <w:r>
+        <w:noBreakHyphen/>
+      </w:r>
+      <w:fldSimple w:instr=" STYLEREF 1 \s ">
+        <w:r>
+          <w:rPr>
+            <w:noProof/>
+          </w:rPr>
+          <w:t>0</w:t>
+        </w:r>
+      </w:fldSimple>
+      <w:r>
+        <w:noBreakHyphen/>
+      </w:r>
+      <w:r>
+        <w:fldChar w:fldCharType="begin"/>
+      </w:r>
+      <w:r>
+        <w:instrText xml:space="preserve"> SEQ </w:instrText>
+      </w:r>
+      <w:r>
+        <w:instrText>图</w:instrText>
+      </w:r>
+      <w:r>
+        <w:instrText xml:space="preserve"> \* ARABIC \s 1 </w:instrText>
+      </w:r>
+      <w:r>
+        <w:fldChar w:fldCharType="separate"/>
+      </w:r>
+      <w:r>
+        <w:rPr>
+          <w:noProof/>
+        </w:rPr>
+        <w:t>4</w:t>
+      </w:r>
+      <w:r>
+        <w:fldChar w:fldCharType="end"/>
+      </w:r>
+      <w:r>
+        <w:rPr>
+          <w:rFonts w:hint="eastAsia"/>
+        </w:rPr>
+        <w:t>头像信息修改界面图</w:t>
+      </w:r>
+    </w:p>
+    <w:p>
+      <w:pPr>
+        <w:keepNext/>
+      </w:pPr>
       <w:r>
         <w:rPr>
           <w:noProof/>
@@ -17913,6 +19170,64 @@
       </w:r>
     </w:p>
     <w:p>
+      <w:pPr>
+        <w:pStyle w:val="a3"/>
+      </w:pPr>
+      <w:r>
+        <w:t>图</w:t>
+      </w:r>
+      <w:r>
+        <w:t xml:space="preserve"> 5</w:t>
+      </w:r>
+      <w:r>
+        <w:noBreakHyphen/>
+      </w:r>
+      <w:fldSimple w:instr=" STYLEREF 1 \s ">
+        <w:r>
+          <w:rPr>
+            <w:noProof/>
+          </w:rPr>
+          <w:t>0</w:t>
+        </w:r>
+      </w:fldSimple>
+      <w:r>
+        <w:noBreakHyphen/>
+      </w:r>
+      <w:r>
+        <w:fldChar w:fldCharType="begin"/>
+      </w:r>
+      <w:r>
+        <w:instrText xml:space="preserve"> SEQ </w:instrText>
+      </w:r>
+      <w:r>
+        <w:instrText>图</w:instrText>
+      </w:r>
+      <w:r>
+        <w:instrText xml:space="preserve"> \* ARABIC \s 1 </w:instrText>
+      </w:r>
+      <w:r>
+        <w:fldChar w:fldCharType="separate"/>
+      </w:r>
+      <w:r>
+        <w:rPr>
+          <w:noProof/>
+        </w:rPr>
+        <w:t>5</w:t>
+      </w:r>
+      <w:r>
+        <w:fldChar w:fldCharType="end"/>
+      </w:r>
+      <w:r>
+        <w:rPr>
+          <w:rFonts w:hint="eastAsia"/>
+        </w:rPr>
+        <w:t>修改密码界面图</w:t>
+      </w:r>
+    </w:p>
+    <w:p>
+      <w:pPr>
+        <w:keepNext/>
+      </w:pPr>
       <w:r>
         <w:rPr>
           <w:noProof/>
@@ -17956,6 +19271,61 @@
     </w:p>
     <w:p>
       <w:pPr>
+        <w:pStyle w:val="a3"/>
+      </w:pPr>
+      <w:r>
+        <w:t>图</w:t>
+      </w:r>
+      <w:r>
+        <w:t xml:space="preserve"> 5</w:t>
+      </w:r>
+      <w:r>
+        <w:noBreakHyphen/>
+      </w:r>
+      <w:fldSimple w:instr=" STYLEREF 1 \s ">
+        <w:r>
+          <w:rPr>
+            <w:noProof/>
+          </w:rPr>
+          <w:t>0</w:t>
+        </w:r>
+      </w:fldSimple>
+      <w:r>
+        <w:noBreakHyphen/>
+      </w:r>
+      <w:r>
+        <w:fldChar w:fldCharType="begin"/>
+      </w:r>
+      <w:r>
+        <w:instrText xml:space="preserve"> SEQ </w:instrText>
+      </w:r>
+      <w:r>
+        <w:instrText>图</w:instrText>
+      </w:r>
+      <w:r>
+        <w:instrText xml:space="preserve"> \* ARABIC \s 1 </w:instrText>
+      </w:r>
+      <w:r>
+        <w:fldChar w:fldCharType="separate"/>
+      </w:r>
+      <w:r>
+        <w:rPr>
+          <w:noProof/>
+        </w:rPr>
+        <w:t>6</w:t>
+      </w:r>
+      <w:r>
+        <w:fldChar w:fldCharType="end"/>
+      </w:r>
+      <w:r>
+        <w:rPr>
+          <w:rFonts w:hint="eastAsia"/>
+        </w:rPr>
+        <w:t>个人信息展示图</w:t>
+      </w:r>
+    </w:p>
+    <w:p>
+      <w:pPr>
         <w:pStyle w:val="3"/>
       </w:pPr>
       <w:bookmarkStart w:id="81" w:name="_Toc97476757"/>
@@ -18017,7 +19387,31 @@
           <w:sz w:val="24"/>
           <w:szCs w:val="24"/>
         </w:rPr>
-        <w:t>版块管理如下所示：</w:t>
+        <w:t>版块管理如</w:t>
+      </w:r>
+      <w:r>
+        <w:rPr>
+          <w:rFonts w:ascii="宋体" w:eastAsia="宋体" w:hAnsi="宋体" w:hint="eastAsia"/>
+          <w:sz w:val="24"/>
+          <w:szCs w:val="24"/>
+        </w:rPr>
+        <w:t>图5</w:t>
+      </w:r>
+      <w:r>
+        <w:rPr>
+          <w:rFonts w:ascii="宋体" w:eastAsia="宋体" w:hAnsi="宋体"/>
+          <w:sz w:val="24"/>
+          <w:szCs w:val="24"/>
+        </w:rPr>
+        <w:t>-7</w:t>
+      </w:r>
+      <w:r>
+        <w:rPr>
+          <w:rFonts w:ascii="宋体" w:eastAsia="宋体" w:hAnsi="宋体" w:hint="eastAsia"/>
+          <w:sz w:val="24"/>
+          <w:szCs w:val="24"/>
+        </w:rPr>
+        <w:t>所示：</w:t>
       </w:r>
     </w:p>
     <w:p>
@@ -18025,6 +19419,7 @@
         <w:rPr>
           <w:noProof/>
         </w:rPr>
+        <w:lastRenderedPageBreak/>
         <w:drawing>
           <wp:inline distT="0" distB="0" distL="0" distR="0" wp14:anchorId="7917A27A" wp14:editId="0D4FA74E">
             <wp:extent cx="5274310" cy="316865"/>
@@ -18063,11 +19458,13 @@
       </w:r>
     </w:p>
     <w:p>
+      <w:pPr>
+        <w:keepNext/>
+      </w:pPr>
       <w:r>
         <w:rPr>
           <w:noProof/>
         </w:rPr>
-        <w:lastRenderedPageBreak/>
         <w:drawing>
           <wp:inline distT="0" distB="0" distL="0" distR="0" wp14:anchorId="0DA15CDA" wp14:editId="0273CB46">
             <wp:extent cx="4823878" cy="3033023"/>
@@ -18107,6 +19504,61 @@
     </w:p>
     <w:p>
       <w:pPr>
+        <w:pStyle w:val="a3"/>
+      </w:pPr>
+      <w:r>
+        <w:t>图</w:t>
+      </w:r>
+      <w:r>
+        <w:t xml:space="preserve"> 5</w:t>
+      </w:r>
+      <w:r>
+        <w:noBreakHyphen/>
+      </w:r>
+      <w:fldSimple w:instr=" STYLEREF 1 \s ">
+        <w:r>
+          <w:rPr>
+            <w:noProof/>
+          </w:rPr>
+          <w:t>0</w:t>
+        </w:r>
+      </w:fldSimple>
+      <w:r>
+        <w:noBreakHyphen/>
+      </w:r>
+      <w:r>
+        <w:fldChar w:fldCharType="begin"/>
+      </w:r>
+      <w:r>
+        <w:instrText xml:space="preserve"> SEQ </w:instrText>
+      </w:r>
+      <w:r>
+        <w:instrText>图</w:instrText>
+      </w:r>
+      <w:r>
+        <w:instrText xml:space="preserve"> \* ARABIC \s 1 </w:instrText>
+      </w:r>
+      <w:r>
+        <w:fldChar w:fldCharType="separate"/>
+      </w:r>
+      <w:r>
+        <w:rPr>
+          <w:noProof/>
+        </w:rPr>
+        <w:t>7</w:t>
+      </w:r>
+      <w:r>
+        <w:fldChar w:fldCharType="end"/>
+      </w:r>
+      <w:r>
+        <w:rPr>
+          <w:rFonts w:hint="eastAsia"/>
+        </w:rPr>
+        <w:t>板块管理图</w:t>
+      </w:r>
+    </w:p>
+    <w:p>
+      <w:pPr>
         <w:pStyle w:val="3"/>
       </w:pPr>
       <w:bookmarkStart w:id="83" w:name="_Toc97476758"/>
@@ -18302,14 +19754,90 @@
           <w:sz w:val="24"/>
           <w:szCs w:val="24"/>
         </w:rPr>
-        <w:t>帖子管理功能界面如下所示：</w:t>
-      </w:r>
-    </w:p>
-    <w:p>
+        <w:t>帖子管理功能界面如</w:t>
+      </w:r>
+      <w:r>
+        <w:rPr>
+          <w:rFonts w:ascii="宋体" w:eastAsia="宋体" w:hAnsi="宋体" w:hint="eastAsia"/>
+          <w:sz w:val="24"/>
+          <w:szCs w:val="24"/>
+        </w:rPr>
+        <w:t>图5</w:t>
+      </w:r>
+      <w:r>
+        <w:rPr>
+          <w:rFonts w:ascii="宋体" w:eastAsia="宋体" w:hAnsi="宋体"/>
+          <w:sz w:val="24"/>
+          <w:szCs w:val="24"/>
+        </w:rPr>
+        <w:t>-8</w:t>
+      </w:r>
+      <w:r>
+        <w:rPr>
+          <w:rFonts w:ascii="宋体" w:eastAsia="宋体" w:hAnsi="宋体" w:hint="eastAsia"/>
+          <w:sz w:val="24"/>
+          <w:szCs w:val="24"/>
+        </w:rPr>
+        <w:t>、5</w:t>
+      </w:r>
+      <w:r>
+        <w:rPr>
+          <w:rFonts w:ascii="宋体" w:eastAsia="宋体" w:hAnsi="宋体"/>
+          <w:sz w:val="24"/>
+          <w:szCs w:val="24"/>
+        </w:rPr>
+        <w:t>-9</w:t>
+      </w:r>
+      <w:r>
+        <w:rPr>
+          <w:rFonts w:ascii="宋体" w:eastAsia="宋体" w:hAnsi="宋体" w:hint="eastAsia"/>
+          <w:sz w:val="24"/>
+          <w:szCs w:val="24"/>
+        </w:rPr>
+        <w:t>、5</w:t>
+      </w:r>
+      <w:r>
+        <w:rPr>
+          <w:rFonts w:ascii="宋体" w:eastAsia="宋体" w:hAnsi="宋体"/>
+          <w:sz w:val="24"/>
+          <w:szCs w:val="24"/>
+        </w:rPr>
+        <w:t>-10</w:t>
+      </w:r>
+      <w:r>
+        <w:rPr>
+          <w:rFonts w:ascii="宋体" w:eastAsia="宋体" w:hAnsi="宋体" w:hint="eastAsia"/>
+          <w:sz w:val="24"/>
+          <w:szCs w:val="24"/>
+        </w:rPr>
+        <w:t>、5</w:t>
+      </w:r>
+      <w:r>
+        <w:rPr>
+          <w:rFonts w:ascii="宋体" w:eastAsia="宋体" w:hAnsi="宋体"/>
+          <w:sz w:val="24"/>
+          <w:szCs w:val="24"/>
+        </w:rPr>
+        <w:t>-11</w:t>
+      </w:r>
+      <w:r>
+        <w:rPr>
+          <w:rFonts w:ascii="宋体" w:eastAsia="宋体" w:hAnsi="宋体" w:hint="eastAsia"/>
+          <w:sz w:val="24"/>
+          <w:szCs w:val="24"/>
+        </w:rPr>
+        <w:t>所示：</w:t>
+      </w:r>
+    </w:p>
+    <w:p>
+      <w:pPr>
+        <w:keepNext/>
+      </w:pPr>
       <w:r>
         <w:rPr>
           <w:noProof/>
         </w:rPr>
+        <w:lastRenderedPageBreak/>
         <w:drawing>
           <wp:inline distT="0" distB="0" distL="0" distR="0" wp14:anchorId="0E1ED70C" wp14:editId="1B55ADB1">
             <wp:extent cx="5274310" cy="2198370"/>
@@ -18348,11 +19876,68 @@
       </w:r>
     </w:p>
     <w:p>
+      <w:pPr>
+        <w:pStyle w:val="a3"/>
+      </w:pPr>
+      <w:r>
+        <w:t>图</w:t>
+      </w:r>
+      <w:r>
+        <w:t xml:space="preserve"> 5</w:t>
+      </w:r>
+      <w:r>
+        <w:noBreakHyphen/>
+      </w:r>
+      <w:fldSimple w:instr=" STYLEREF 1 \s ">
+        <w:r>
+          <w:rPr>
+            <w:noProof/>
+          </w:rPr>
+          <w:t>0</w:t>
+        </w:r>
+      </w:fldSimple>
+      <w:r>
+        <w:noBreakHyphen/>
+      </w:r>
+      <w:r>
+        <w:fldChar w:fldCharType="begin"/>
+      </w:r>
+      <w:r>
+        <w:instrText xml:space="preserve"> SEQ </w:instrText>
+      </w:r>
+      <w:r>
+        <w:instrText>图</w:instrText>
+      </w:r>
+      <w:r>
+        <w:instrText xml:space="preserve"> \* ARABIC \s 1 </w:instrText>
+      </w:r>
+      <w:r>
+        <w:fldChar w:fldCharType="separate"/>
+      </w:r>
       <w:r>
         <w:rPr>
           <w:noProof/>
         </w:rPr>
-        <w:lastRenderedPageBreak/>
+        <w:t>8</w:t>
+      </w:r>
+      <w:r>
+        <w:fldChar w:fldCharType="end"/>
+      </w:r>
+      <w:r>
+        <w:rPr>
+          <w:rFonts w:hint="eastAsia"/>
+        </w:rPr>
+        <w:t>发布新帖图</w:t>
+      </w:r>
+    </w:p>
+    <w:p>
+      <w:pPr>
+        <w:keepNext/>
+      </w:pPr>
+      <w:r>
+        <w:rPr>
+          <w:noProof/>
+        </w:rPr>
         <w:drawing>
           <wp:inline distT="0" distB="0" distL="0" distR="0" wp14:anchorId="7569C66D" wp14:editId="46265E91">
             <wp:extent cx="5274310" cy="2380615"/>
@@ -18391,6 +19976,64 @@
       </w:r>
     </w:p>
     <w:p>
+      <w:pPr>
+        <w:pStyle w:val="a3"/>
+      </w:pPr>
+      <w:r>
+        <w:t>图</w:t>
+      </w:r>
+      <w:r>
+        <w:t xml:space="preserve"> 5</w:t>
+      </w:r>
+      <w:r>
+        <w:noBreakHyphen/>
+      </w:r>
+      <w:fldSimple w:instr=" STYLEREF 1 \s ">
+        <w:r>
+          <w:rPr>
+            <w:noProof/>
+          </w:rPr>
+          <w:t>0</w:t>
+        </w:r>
+      </w:fldSimple>
+      <w:r>
+        <w:noBreakHyphen/>
+      </w:r>
+      <w:r>
+        <w:fldChar w:fldCharType="begin"/>
+      </w:r>
+      <w:r>
+        <w:instrText xml:space="preserve"> SEQ </w:instrText>
+      </w:r>
+      <w:r>
+        <w:instrText>图</w:instrText>
+      </w:r>
+      <w:r>
+        <w:instrText xml:space="preserve"> \* ARABIC \s 1 </w:instrText>
+      </w:r>
+      <w:r>
+        <w:fldChar w:fldCharType="separate"/>
+      </w:r>
+      <w:r>
+        <w:rPr>
+          <w:noProof/>
+        </w:rPr>
+        <w:t>9</w:t>
+      </w:r>
+      <w:r>
+        <w:fldChar w:fldCharType="end"/>
+      </w:r>
+      <w:r>
+        <w:rPr>
+          <w:rFonts w:hint="eastAsia"/>
+        </w:rPr>
+        <w:t>个人帖子管理图</w:t>
+      </w:r>
+    </w:p>
+    <w:p>
+      <w:pPr>
+        <w:keepNext/>
+      </w:pPr>
       <w:r>
         <w:rPr>
           <w:noProof/>
@@ -18433,10 +20076,69 @@
       </w:r>
     </w:p>
     <w:p>
+      <w:pPr>
+        <w:pStyle w:val="a3"/>
+      </w:pPr>
+      <w:r>
+        <w:t>图</w:t>
+      </w:r>
+      <w:r>
+        <w:t xml:space="preserve"> 5</w:t>
+      </w:r>
+      <w:r>
+        <w:noBreakHyphen/>
+      </w:r>
+      <w:fldSimple w:instr=" STYLEREF 1 \s ">
+        <w:r>
+          <w:rPr>
+            <w:noProof/>
+          </w:rPr>
+          <w:t>0</w:t>
+        </w:r>
+      </w:fldSimple>
+      <w:r>
+        <w:noBreakHyphen/>
+      </w:r>
+      <w:r>
+        <w:fldChar w:fldCharType="begin"/>
+      </w:r>
+      <w:r>
+        <w:instrText xml:space="preserve"> SEQ </w:instrText>
+      </w:r>
+      <w:r>
+        <w:instrText>图</w:instrText>
+      </w:r>
+      <w:r>
+        <w:instrText xml:space="preserve"> \* ARABIC \s 1 </w:instrText>
+      </w:r>
+      <w:r>
+        <w:fldChar w:fldCharType="separate"/>
+      </w:r>
       <w:r>
         <w:rPr>
           <w:noProof/>
         </w:rPr>
+        <w:t>10</w:t>
+      </w:r>
+      <w:r>
+        <w:fldChar w:fldCharType="end"/>
+      </w:r>
+      <w:r>
+        <w:rPr>
+          <w:rFonts w:hint="eastAsia"/>
+        </w:rPr>
+        <w:t>编辑帖子图</w:t>
+      </w:r>
+    </w:p>
+    <w:p>
+      <w:pPr>
+        <w:keepNext/>
+      </w:pPr>
+      <w:r>
+        <w:rPr>
+          <w:noProof/>
+        </w:rPr>
+        <w:lastRenderedPageBreak/>
         <w:drawing>
           <wp:inline distT="0" distB="0" distL="0" distR="0" wp14:anchorId="03C1DC73" wp14:editId="34258570">
             <wp:extent cx="5274310" cy="2117725"/>
@@ -18476,6 +20178,61 @@
     </w:p>
     <w:p>
       <w:pPr>
+        <w:pStyle w:val="a3"/>
+      </w:pPr>
+      <w:r>
+        <w:t>图</w:t>
+      </w:r>
+      <w:r>
+        <w:t xml:space="preserve"> 5</w:t>
+      </w:r>
+      <w:r>
+        <w:noBreakHyphen/>
+      </w:r>
+      <w:fldSimple w:instr=" STYLEREF 1 \s ">
+        <w:r>
+          <w:rPr>
+            <w:noProof/>
+          </w:rPr>
+          <w:t>0</w:t>
+        </w:r>
+      </w:fldSimple>
+      <w:r>
+        <w:noBreakHyphen/>
+      </w:r>
+      <w:r>
+        <w:fldChar w:fldCharType="begin"/>
+      </w:r>
+      <w:r>
+        <w:instrText xml:space="preserve"> SEQ </w:instrText>
+      </w:r>
+      <w:r>
+        <w:instrText>图</w:instrText>
+      </w:r>
+      <w:r>
+        <w:instrText xml:space="preserve"> \* ARABIC \s 1 </w:instrText>
+      </w:r>
+      <w:r>
+        <w:fldChar w:fldCharType="separate"/>
+      </w:r>
+      <w:r>
+        <w:rPr>
+          <w:noProof/>
+        </w:rPr>
+        <w:t>11</w:t>
+      </w:r>
+      <w:r>
+        <w:fldChar w:fldCharType="end"/>
+      </w:r>
+      <w:r>
+        <w:rPr>
+          <w:rFonts w:hint="eastAsia"/>
+        </w:rPr>
+        <w:t>删除帖子图</w:t>
+      </w:r>
+    </w:p>
+    <w:p>
+      <w:pPr>
         <w:pStyle w:val="3"/>
       </w:pPr>
       <w:bookmarkStart w:id="85" w:name="_Toc97476759"/>
@@ -18555,7 +20312,6 @@
           <w:sz w:val="24"/>
           <w:szCs w:val="24"/>
         </w:rPr>
-        <w:lastRenderedPageBreak/>
         <w:t>当用户点击并进入相应帖子的时候，相应的帖子浏览量即可加一，</w:t>
       </w:r>
       <w:r>
@@ -18600,10 +20356,69 @@
           <w:sz w:val="24"/>
           <w:szCs w:val="24"/>
         </w:rPr>
-        <w:t>相应功能界面如下所示：</w:t>
-      </w:r>
-    </w:p>
-    <w:p>
+        <w:t>相应功能界面如</w:t>
+      </w:r>
+      <w:r>
+        <w:rPr>
+          <w:rFonts w:ascii="宋体" w:eastAsia="宋体" w:hAnsi="宋体" w:hint="eastAsia"/>
+          <w:sz w:val="24"/>
+          <w:szCs w:val="24"/>
+        </w:rPr>
+        <w:t>图5</w:t>
+      </w:r>
+      <w:r>
+        <w:rPr>
+          <w:rFonts w:ascii="宋体" w:eastAsia="宋体" w:hAnsi="宋体"/>
+          <w:sz w:val="24"/>
+          <w:szCs w:val="24"/>
+        </w:rPr>
+        <w:t>-12</w:t>
+      </w:r>
+      <w:r>
+        <w:rPr>
+          <w:rFonts w:ascii="宋体" w:eastAsia="宋体" w:hAnsi="宋体" w:hint="eastAsia"/>
+          <w:sz w:val="24"/>
+          <w:szCs w:val="24"/>
+        </w:rPr>
+        <w:t>、5</w:t>
+      </w:r>
+      <w:r>
+        <w:rPr>
+          <w:rFonts w:ascii="宋体" w:eastAsia="宋体" w:hAnsi="宋体"/>
+          <w:sz w:val="24"/>
+          <w:szCs w:val="24"/>
+        </w:rPr>
+        <w:t>-13</w:t>
+      </w:r>
+      <w:r>
+        <w:rPr>
+          <w:rFonts w:ascii="宋体" w:eastAsia="宋体" w:hAnsi="宋体" w:hint="eastAsia"/>
+          <w:sz w:val="24"/>
+          <w:szCs w:val="24"/>
+        </w:rPr>
+        <w:t>、5</w:t>
+      </w:r>
+      <w:r>
+        <w:rPr>
+          <w:rFonts w:ascii="宋体" w:eastAsia="宋体" w:hAnsi="宋体"/>
+          <w:sz w:val="24"/>
+          <w:szCs w:val="24"/>
+        </w:rPr>
+        <w:t>-14</w:t>
+      </w:r>
+      <w:r>
+        <w:rPr>
+          <w:rFonts w:ascii="宋体" w:eastAsia="宋体" w:hAnsi="宋体" w:hint="eastAsia"/>
+          <w:sz w:val="24"/>
+          <w:szCs w:val="24"/>
+        </w:rPr>
+        <w:t>所示：</w:t>
+      </w:r>
+    </w:p>
+    <w:p>
+      <w:pPr>
+        <w:keepNext/>
+      </w:pPr>
       <w:r>
         <w:rPr>
           <w:noProof/>
@@ -18646,10 +20461,69 @@
       </w:r>
     </w:p>
     <w:p>
+      <w:pPr>
+        <w:pStyle w:val="a3"/>
+      </w:pPr>
+      <w:r>
+        <w:t>图</w:t>
+      </w:r>
+      <w:r>
+        <w:t xml:space="preserve"> 5</w:t>
+      </w:r>
+      <w:r>
+        <w:noBreakHyphen/>
+      </w:r>
+      <w:fldSimple w:instr=" STYLEREF 1 \s ">
+        <w:r>
+          <w:rPr>
+            <w:noProof/>
+          </w:rPr>
+          <w:t>0</w:t>
+        </w:r>
+      </w:fldSimple>
+      <w:r>
+        <w:noBreakHyphen/>
+      </w:r>
+      <w:r>
+        <w:fldChar w:fldCharType="begin"/>
+      </w:r>
+      <w:r>
+        <w:instrText xml:space="preserve"> SEQ </w:instrText>
+      </w:r>
+      <w:r>
+        <w:instrText>图</w:instrText>
+      </w:r>
+      <w:r>
+        <w:instrText xml:space="preserve"> \* ARABIC \s 1 </w:instrText>
+      </w:r>
+      <w:r>
+        <w:fldChar w:fldCharType="separate"/>
+      </w:r>
       <w:r>
         <w:rPr>
           <w:noProof/>
         </w:rPr>
+        <w:t>12</w:t>
+      </w:r>
+      <w:r>
+        <w:fldChar w:fldCharType="end"/>
+      </w:r>
+      <w:r>
+        <w:rPr>
+          <w:rFonts w:hint="eastAsia"/>
+        </w:rPr>
+        <w:t>帖子收藏图</w:t>
+      </w:r>
+    </w:p>
+    <w:p>
+      <w:pPr>
+        <w:keepNext/>
+      </w:pPr>
+      <w:r>
+        <w:rPr>
+          <w:noProof/>
+        </w:rPr>
+        <w:lastRenderedPageBreak/>
         <w:drawing>
           <wp:inline distT="0" distB="0" distL="0" distR="0" wp14:anchorId="3F2A2663" wp14:editId="67171206">
             <wp:extent cx="5274310" cy="4251325"/>
@@ -18688,15 +20562,88 @@
       </w:r>
     </w:p>
     <w:p>
+      <w:pPr>
+        <w:pStyle w:val="a3"/>
+        <w:rPr>
+          <w:rFonts w:hint="eastAsia"/>
+        </w:rPr>
+      </w:pPr>
+      <w:r>
+        <w:t>图</w:t>
+      </w:r>
+      <w:r>
+        <w:t xml:space="preserve"> 5</w:t>
+      </w:r>
+      <w:r>
+        <w:noBreakHyphen/>
+      </w:r>
+      <w:fldSimple w:instr=" STYLEREF 1 \s ">
+        <w:r>
+          <w:rPr>
+            <w:noProof/>
+          </w:rPr>
+          <w:t>0</w:t>
+        </w:r>
+      </w:fldSimple>
+      <w:r>
+        <w:noBreakHyphen/>
+      </w:r>
+      <w:r>
+        <w:fldChar w:fldCharType="begin"/>
+      </w:r>
+      <w:r>
+        <w:instrText xml:space="preserve"> SEQ </w:instrText>
+      </w:r>
+      <w:r>
+        <w:instrText>图</w:instrText>
+      </w:r>
+      <w:r>
+        <w:instrText xml:space="preserve"> \* ARABIC \s 1 </w:instrText>
+      </w:r>
+      <w:r>
+        <w:fldChar w:fldCharType="separate"/>
+      </w:r>
       <w:r>
         <w:rPr>
           <w:noProof/>
         </w:rPr>
+        <w:t>13</w:t>
+      </w:r>
+      <w:r>
+        <w:fldChar w:fldCharType="end"/>
+      </w:r>
+      <w:r>
+        <w:rPr>
+          <w:rFonts w:hint="eastAsia"/>
+        </w:rPr>
+        <w:t>帖子评论</w:t>
+      </w:r>
+      <w:r>
+        <w:rPr>
+          <w:rFonts w:hint="eastAsia"/>
+        </w:rPr>
+        <w:t>-</w:t>
+      </w:r>
+      <w:r>
+        <w:rPr>
+          <w:rFonts w:hint="eastAsia"/>
+        </w:rPr>
+        <w:t>回复图</w:t>
+      </w:r>
+    </w:p>
+    <w:p>
+      <w:pPr>
+        <w:keepNext/>
+      </w:pPr>
+      <w:r>
+        <w:rPr>
+          <w:noProof/>
+        </w:rPr>
         <w:drawing>
-          <wp:inline distT="0" distB="0" distL="0" distR="0" wp14:anchorId="7C64A4B6" wp14:editId="799C9AD0">
-            <wp:extent cx="5274310" cy="446405"/>
+          <wp:inline distT="0" distB="0" distL="0" distR="0" wp14:anchorId="13BC48A1" wp14:editId="0FA4EB98">
+            <wp:extent cx="5274310" cy="2539365"/>
             <wp:effectExtent l="0" t="0" r="2540" b="0"/>
-            <wp:docPr id="26" name="图片 26"/>
+            <wp:docPr id="28" name="图片 28"/>
             <wp:cNvGraphicFramePr>
               <a:graphicFrameLocks xmlns:a="http://schemas.openxmlformats.org/drawingml/2006/main" noChangeAspect="1"/>
             </wp:cNvGraphicFramePr>
@@ -18716,7 +20663,7 @@
                   <pic:spPr>
                     <a:xfrm>
                       <a:off x="0" y="0"/>
-                      <a:ext cx="5274310" cy="446405"/>
+                      <a:ext cx="5274310" cy="2539365"/>
                     </a:xfrm>
                     <a:prstGeom prst="rect">
                       <a:avLst/>
@@ -18730,16 +20677,379 @@
       </w:r>
     </w:p>
     <w:p>
+      <w:pPr>
+        <w:pStyle w:val="a3"/>
+      </w:pPr>
+      <w:r>
+        <w:t>图</w:t>
+      </w:r>
+      <w:r>
+        <w:t xml:space="preserve"> 5</w:t>
+      </w:r>
+      <w:r>
+        <w:noBreakHyphen/>
+      </w:r>
+      <w:fldSimple w:instr=" STYLEREF 1 \s ">
+        <w:r>
+          <w:rPr>
+            <w:noProof/>
+          </w:rPr>
+          <w:t>0</w:t>
+        </w:r>
+      </w:fldSimple>
+      <w:r>
+        <w:noBreakHyphen/>
+      </w:r>
+      <w:r>
+        <w:fldChar w:fldCharType="begin"/>
+      </w:r>
+      <w:r>
+        <w:instrText xml:space="preserve"> SEQ </w:instrText>
+      </w:r>
+      <w:r>
+        <w:instrText>图</w:instrText>
+      </w:r>
+      <w:r>
+        <w:instrText xml:space="preserve"> \* ARABIC \s 1 </w:instrText>
+      </w:r>
+      <w:r>
+        <w:fldChar w:fldCharType="separate"/>
+      </w:r>
       <w:r>
         <w:rPr>
           <w:noProof/>
         </w:rPr>
+        <w:t>14</w:t>
+      </w:r>
+      <w:r>
+        <w:fldChar w:fldCharType="end"/>
+      </w:r>
+      <w:r>
+        <w:rPr>
+          <w:rFonts w:hint="eastAsia"/>
+        </w:rPr>
+        <w:t>帖子流览图</w:t>
+      </w:r>
+    </w:p>
+    <w:p>
+      <w:pPr>
+        <w:pStyle w:val="1"/>
+        <w:jc w:val="center"/>
+        <w:rPr>
+          <w:rFonts w:ascii="宋体" w:eastAsia="宋体" w:hAnsi="宋体"/>
+          <w:sz w:val="30"/>
+          <w:szCs w:val="30"/>
+        </w:rPr>
+      </w:pPr>
+      <w:bookmarkStart w:id="87" w:name="_Toc96869606"/>
+      <w:bookmarkStart w:id="88" w:name="_Toc97476760"/>
+      <w:bookmarkStart w:id="89" w:name="_Toc101815754"/>
+      <w:r>
+        <w:rPr>
+          <w:rFonts w:ascii="宋体" w:eastAsia="宋体" w:hAnsi="宋体" w:hint="eastAsia"/>
+          <w:sz w:val="30"/>
+          <w:szCs w:val="30"/>
+        </w:rPr>
         <w:lastRenderedPageBreak/>
+        <w:t>6</w:t>
+      </w:r>
+      <w:r>
+        <w:rPr>
+          <w:rFonts w:ascii="宋体" w:eastAsia="宋体" w:hAnsi="宋体"/>
+          <w:sz w:val="30"/>
+          <w:szCs w:val="30"/>
+        </w:rPr>
+        <w:t xml:space="preserve">. </w:t>
+      </w:r>
+      <w:r>
+        <w:rPr>
+          <w:rFonts w:ascii="宋体" w:eastAsia="宋体" w:hAnsi="宋体" w:hint="eastAsia"/>
+          <w:sz w:val="30"/>
+          <w:szCs w:val="30"/>
+        </w:rPr>
+        <w:t>系统</w:t>
+      </w:r>
+      <w:r>
+        <w:rPr>
+          <w:rFonts w:ascii="宋体" w:eastAsia="宋体" w:hAnsi="宋体" w:hint="eastAsia"/>
+          <w:sz w:val="30"/>
+          <w:szCs w:val="30"/>
+        </w:rPr>
+        <w:t>部署与</w:t>
+      </w:r>
+      <w:r>
+        <w:rPr>
+          <w:rFonts w:ascii="宋体" w:eastAsia="宋体" w:hAnsi="宋体" w:hint="eastAsia"/>
+          <w:sz w:val="30"/>
+          <w:szCs w:val="30"/>
+        </w:rPr>
+        <w:t>测试</w:t>
+      </w:r>
+      <w:bookmarkEnd w:id="87"/>
+      <w:bookmarkEnd w:id="88"/>
+      <w:bookmarkEnd w:id="89"/>
+    </w:p>
+    <w:p>
+      <w:pPr>
+        <w:pStyle w:val="2"/>
+        <w:rPr>
+          <w:rFonts w:ascii="宋体" w:eastAsia="宋体" w:hAnsi="宋体"/>
+          <w:sz w:val="28"/>
+          <w:szCs w:val="28"/>
+        </w:rPr>
+      </w:pPr>
+      <w:bookmarkStart w:id="90" w:name="_Toc96869607"/>
+      <w:bookmarkStart w:id="91" w:name="_Toc97476761"/>
+      <w:bookmarkStart w:id="92" w:name="_Toc101815755"/>
+      <w:r>
+        <w:rPr>
+          <w:rFonts w:ascii="宋体" w:eastAsia="宋体" w:hAnsi="宋体" w:hint="eastAsia"/>
+          <w:sz w:val="28"/>
+          <w:szCs w:val="28"/>
+        </w:rPr>
+        <w:t>6</w:t>
+      </w:r>
+      <w:r>
+        <w:rPr>
+          <w:rFonts w:ascii="宋体" w:eastAsia="宋体" w:hAnsi="宋体"/>
+          <w:sz w:val="28"/>
+          <w:szCs w:val="28"/>
+        </w:rPr>
+        <w:t xml:space="preserve">.1 </w:t>
+      </w:r>
+      <w:r>
+        <w:rPr>
+          <w:rFonts w:ascii="宋体" w:eastAsia="宋体" w:hAnsi="宋体" w:hint="eastAsia"/>
+          <w:sz w:val="28"/>
+          <w:szCs w:val="28"/>
+        </w:rPr>
+        <w:t>系统测试</w:t>
+      </w:r>
+      <w:bookmarkEnd w:id="90"/>
+      <w:bookmarkEnd w:id="91"/>
+      <w:bookmarkEnd w:id="92"/>
+    </w:p>
+    <w:p>
+      <w:pPr>
+        <w:pStyle w:val="2"/>
+      </w:pPr>
+      <w:bookmarkStart w:id="93" w:name="_Toc101815756"/>
+      <w:r>
+        <w:rPr>
+          <w:rFonts w:hint="eastAsia"/>
+        </w:rPr>
+        <w:t>6</w:t>
+      </w:r>
+      <w:r>
+        <w:t xml:space="preserve">.1.1 </w:t>
+      </w:r>
+      <w:r>
+        <w:rPr>
+          <w:rFonts w:hint="eastAsia"/>
+        </w:rPr>
+        <w:t>系统测试目的</w:t>
+      </w:r>
+      <w:bookmarkEnd w:id="93"/>
+      <w:r>
+        <w:t xml:space="preserve"> </w:t>
+      </w:r>
+    </w:p>
+    <w:p>
+      <w:pPr>
+        <w:spacing w:line="440" w:lineRule="exact"/>
+        <w:ind w:firstLineChars="200" w:firstLine="480"/>
+        <w:rPr>
+          <w:rFonts w:ascii="宋体" w:eastAsia="宋体" w:hAnsi="宋体"/>
+          <w:sz w:val="24"/>
+          <w:szCs w:val="24"/>
+        </w:rPr>
+      </w:pPr>
+      <w:r>
+        <w:rPr>
+          <w:rFonts w:ascii="宋体" w:eastAsia="宋体" w:hAnsi="宋体" w:hint="eastAsia"/>
+          <w:sz w:val="24"/>
+          <w:szCs w:val="24"/>
+        </w:rPr>
+        <w:t>软件的系统测试是为了发现在系统开发过程中留下的错误而导致系统不能正常运行的各种错误和缺陷.系统测试应根据系统开发过程中各个阶段的需求，设计不同的测试实例，用这些不同的实例去测试系统.采用不同的实例去测试系统能够更有效的去发现系统存在的问题，减少系统投入使用时出现的问题.</w:t>
+      </w:r>
+      <w:r>
+        <w:rPr>
+          <w:rFonts w:ascii="宋体" w:eastAsia="宋体" w:hAnsi="宋体"/>
+          <w:sz w:val="24"/>
+          <w:szCs w:val="24"/>
+          <w:vertAlign w:val="superscript"/>
+        </w:rPr>
+        <w:fldChar w:fldCharType="begin"/>
+      </w:r>
+      <w:r>
+        <w:rPr>
+          <w:rFonts w:ascii="宋体" w:eastAsia="宋体" w:hAnsi="宋体"/>
+          <w:sz w:val="24"/>
+          <w:szCs w:val="24"/>
+          <w:vertAlign w:val="superscript"/>
+        </w:rPr>
+        <w:instrText xml:space="preserve"> </w:instrText>
+      </w:r>
+      <w:r>
+        <w:rPr>
+          <w:rFonts w:ascii="宋体" w:eastAsia="宋体" w:hAnsi="宋体" w:hint="eastAsia"/>
+          <w:sz w:val="24"/>
+          <w:szCs w:val="24"/>
+          <w:vertAlign w:val="superscript"/>
+        </w:rPr>
+        <w:instrText>REF _Ref101820164 \r \h</w:instrText>
+      </w:r>
+      <w:r>
+        <w:rPr>
+          <w:rFonts w:ascii="宋体" w:eastAsia="宋体" w:hAnsi="宋体"/>
+          <w:sz w:val="24"/>
+          <w:szCs w:val="24"/>
+          <w:vertAlign w:val="superscript"/>
+        </w:rPr>
+        <w:instrText xml:space="preserve"> </w:instrText>
+      </w:r>
+      <w:r>
+        <w:rPr>
+          <w:rFonts w:ascii="宋体" w:eastAsia="宋体" w:hAnsi="宋体"/>
+          <w:sz w:val="24"/>
+          <w:szCs w:val="24"/>
+          <w:vertAlign w:val="superscript"/>
+        </w:rPr>
+        <w:instrText xml:space="preserve"> \* MERGEFORMAT </w:instrText>
+      </w:r>
+      <w:r>
+        <w:rPr>
+          <w:rFonts w:ascii="宋体" w:eastAsia="宋体" w:hAnsi="宋体"/>
+          <w:sz w:val="24"/>
+          <w:szCs w:val="24"/>
+          <w:vertAlign w:val="superscript"/>
+        </w:rPr>
+      </w:r>
+      <w:r>
+        <w:rPr>
+          <w:rFonts w:ascii="宋体" w:eastAsia="宋体" w:hAnsi="宋体"/>
+          <w:sz w:val="24"/>
+          <w:szCs w:val="24"/>
+          <w:vertAlign w:val="superscript"/>
+        </w:rPr>
+        <w:fldChar w:fldCharType="separate"/>
+      </w:r>
+      <w:r>
+        <w:rPr>
+          <w:rFonts w:ascii="宋体" w:eastAsia="宋体" w:hAnsi="宋体"/>
+          <w:sz w:val="24"/>
+          <w:szCs w:val="24"/>
+          <w:vertAlign w:val="superscript"/>
+        </w:rPr>
+        <w:t>[19]</w:t>
+      </w:r>
+      <w:r>
+        <w:rPr>
+          <w:rFonts w:ascii="宋体" w:eastAsia="宋体" w:hAnsi="宋体"/>
+          <w:sz w:val="24"/>
+          <w:szCs w:val="24"/>
+          <w:vertAlign w:val="superscript"/>
+        </w:rPr>
+        <w:fldChar w:fldCharType="end"/>
+      </w:r>
+    </w:p>
+    <w:p>
+      <w:pPr>
+        <w:pStyle w:val="2"/>
+      </w:pPr>
+      <w:bookmarkStart w:id="94" w:name="_Toc101815757"/>
+      <w:r>
+        <w:rPr>
+          <w:rFonts w:hint="eastAsia"/>
+        </w:rPr>
+        <w:t>6</w:t>
+      </w:r>
+      <w:r>
+        <w:t xml:space="preserve">.1.2 </w:t>
+      </w:r>
+      <w:r>
+        <w:rPr>
+          <w:rFonts w:hint="eastAsia"/>
+        </w:rPr>
+        <w:t>系统测试过程与结果</w:t>
+      </w:r>
+      <w:bookmarkEnd w:id="94"/>
+    </w:p>
+    <w:p>
+      <w:pPr>
+        <w:ind w:firstLine="420"/>
+      </w:pPr>
+      <w:r>
+        <w:rPr>
+          <w:rFonts w:hint="eastAsia"/>
+        </w:rPr>
+        <w:t>（1）用户注册</w:t>
+      </w:r>
+      <w:r>
+        <w:rPr>
+          <w:rFonts w:hint="eastAsia"/>
+        </w:rPr>
+        <w:t>和登陆</w:t>
+      </w:r>
+      <w:r>
+        <w:rPr>
+          <w:rFonts w:hint="eastAsia"/>
+        </w:rPr>
+        <w:t>功能</w:t>
+      </w:r>
+      <w:r>
+        <w:rPr>
+          <w:rFonts w:hint="eastAsia"/>
+        </w:rPr>
+        <w:t>：本系统采用Ajax对注册字段进行校验，当点击“立即注册”按钮后，就会对相应输入框的字段进行格式校验，若相应输入框的内容不符合要求，将会弹出相应提示，如果符合均条件，调用后端相应注册接口。测试效过如</w:t>
+      </w:r>
+      <w:r>
+        <w:rPr>
+          <w:rFonts w:hint="eastAsia"/>
+        </w:rPr>
+        <w:t>图6</w:t>
+      </w:r>
+      <w:r>
+        <w:t>-1</w:t>
+      </w:r>
+      <w:r>
+        <w:rPr>
+          <w:rFonts w:hint="eastAsia"/>
+        </w:rPr>
+        <w:t>、6</w:t>
+      </w:r>
+      <w:r>
+        <w:t>-2</w:t>
+      </w:r>
+      <w:r>
+        <w:rPr>
+          <w:rFonts w:hint="eastAsia"/>
+        </w:rPr>
+        <w:t>、6</w:t>
+      </w:r>
+      <w:r>
+        <w:t>-3</w:t>
+      </w:r>
+      <w:r>
+        <w:rPr>
+          <w:rFonts w:hint="eastAsia"/>
+        </w:rPr>
+        <w:t>所示：</w:t>
+      </w:r>
+    </w:p>
+    <w:p>
+      <w:pPr>
+        <w:keepNext/>
+      </w:pPr>
+      <w:r>
+        <w:rPr>
+          <w:noProof/>
+        </w:rPr>
         <w:drawing>
-          <wp:inline distT="0" distB="0" distL="0" distR="0" wp14:anchorId="3DAC2FC0" wp14:editId="11B0A8B4">
-            <wp:extent cx="3932261" cy="937341"/>
-            <wp:effectExtent l="0" t="0" r="0" b="0"/>
-            <wp:docPr id="27" name="图片 27"/>
+          <wp:inline distT="0" distB="0" distL="0" distR="0" wp14:anchorId="41D4D6A7" wp14:editId="7231F5E3">
+            <wp:extent cx="5274310" cy="2042160"/>
+            <wp:effectExtent l="0" t="0" r="2540" b="0"/>
+            <wp:docPr id="31" name="图片 31"/>
             <wp:cNvGraphicFramePr>
               <a:graphicFrameLocks xmlns:a="http://schemas.openxmlformats.org/drawingml/2006/main" noChangeAspect="1"/>
             </wp:cNvGraphicFramePr>
@@ -18759,7 +21069,7 @@
                   <pic:spPr>
                     <a:xfrm>
                       <a:off x="0" y="0"/>
-                      <a:ext cx="3932261" cy="937341"/>
+                      <a:ext cx="5274310" cy="2042160"/>
                     </a:xfrm>
                     <a:prstGeom prst="rect">
                       <a:avLst/>
@@ -18773,15 +21083,74 @@
       </w:r>
     </w:p>
     <w:p>
+      <w:pPr>
+        <w:pStyle w:val="a3"/>
+      </w:pPr>
+      <w:r>
+        <w:t>图</w:t>
+      </w:r>
+      <w:r>
+        <w:t xml:space="preserve"> 6</w:t>
+      </w:r>
+      <w:r>
+        <w:noBreakHyphen/>
+      </w:r>
+      <w:fldSimple w:instr=" STYLEREF 1 \s ">
+        <w:r>
+          <w:rPr>
+            <w:noProof/>
+          </w:rPr>
+          <w:t>0</w:t>
+        </w:r>
+      </w:fldSimple>
+      <w:r>
+        <w:noBreakHyphen/>
+      </w:r>
+      <w:r>
+        <w:fldChar w:fldCharType="begin"/>
+      </w:r>
+      <w:r>
+        <w:instrText xml:space="preserve"> SEQ </w:instrText>
+      </w:r>
+      <w:r>
+        <w:instrText>图</w:instrText>
+      </w:r>
+      <w:r>
+        <w:instrText xml:space="preserve"> \* ARABIC \s 1 </w:instrText>
+      </w:r>
+      <w:r>
+        <w:fldChar w:fldCharType="separate"/>
+      </w:r>
       <w:r>
         <w:rPr>
           <w:noProof/>
         </w:rPr>
+        <w:t>1</w:t>
+      </w:r>
+      <w:r>
+        <w:fldChar w:fldCharType="end"/>
+      </w:r>
+      <w:r>
+        <w:rPr>
+          <w:rFonts w:hint="eastAsia"/>
+        </w:rPr>
+        <w:t>用户注册测试页面</w:t>
+      </w:r>
+    </w:p>
+    <w:p>
+      <w:pPr>
+        <w:keepNext/>
+      </w:pPr>
+      <w:r>
+        <w:rPr>
+          <w:noProof/>
+        </w:rPr>
+        <w:lastRenderedPageBreak/>
         <w:drawing>
-          <wp:inline distT="0" distB="0" distL="0" distR="0" wp14:anchorId="13BC48A1" wp14:editId="0FA4EB98">
-            <wp:extent cx="5274310" cy="2539365"/>
-            <wp:effectExtent l="0" t="0" r="2540" b="0"/>
-            <wp:docPr id="28" name="图片 28"/>
+          <wp:inline distT="0" distB="0" distL="0" distR="0" wp14:anchorId="7BB0BCD7" wp14:editId="44D56F7C">
+            <wp:extent cx="5274310" cy="2013585"/>
+            <wp:effectExtent l="0" t="0" r="2540" b="5715"/>
+            <wp:docPr id="32" name="图片 32"/>
             <wp:cNvGraphicFramePr>
               <a:graphicFrameLocks xmlns:a="http://schemas.openxmlformats.org/drawingml/2006/main" noChangeAspect="1"/>
             </wp:cNvGraphicFramePr>
@@ -18801,7 +21170,7 @@
                   <pic:spPr>
                     <a:xfrm>
                       <a:off x="0" y="0"/>
-                      <a:ext cx="5274310" cy="2539365"/>
+                      <a:ext cx="5274310" cy="2013585"/>
                     </a:xfrm>
                     <a:prstGeom prst="rect">
                       <a:avLst/>
@@ -18816,287 +21185,111 @@
     </w:p>
     <w:p>
       <w:pPr>
-        <w:pStyle w:val="1"/>
-        <w:jc w:val="center"/>
-        <w:rPr>
-          <w:rFonts w:ascii="宋体" w:eastAsia="宋体" w:hAnsi="宋体"/>
-          <w:sz w:val="30"/>
-          <w:szCs w:val="30"/>
-        </w:rPr>
-      </w:pPr>
-      <w:bookmarkStart w:id="87" w:name="_Toc96869606"/>
-      <w:bookmarkStart w:id="88" w:name="_Toc97476760"/>
-      <w:bookmarkStart w:id="89" w:name="_Toc101815754"/>
-      <w:r>
-        <w:rPr>
-          <w:rFonts w:ascii="宋体" w:eastAsia="宋体" w:hAnsi="宋体" w:hint="eastAsia"/>
-          <w:sz w:val="30"/>
-          <w:szCs w:val="30"/>
-        </w:rPr>
-        <w:t>6</w:t>
-      </w:r>
-      <w:r>
-        <w:rPr>
-          <w:rFonts w:ascii="宋体" w:eastAsia="宋体" w:hAnsi="宋体"/>
-          <w:sz w:val="30"/>
-          <w:szCs w:val="30"/>
-        </w:rPr>
-        <w:t xml:space="preserve">. </w:t>
-      </w:r>
-      <w:r>
-        <w:rPr>
-          <w:rFonts w:ascii="宋体" w:eastAsia="宋体" w:hAnsi="宋体" w:hint="eastAsia"/>
-          <w:sz w:val="30"/>
-          <w:szCs w:val="30"/>
-        </w:rPr>
-        <w:t>系统</w:t>
-      </w:r>
-      <w:r>
-        <w:rPr>
-          <w:rFonts w:ascii="宋体" w:eastAsia="宋体" w:hAnsi="宋体" w:hint="eastAsia"/>
-          <w:sz w:val="30"/>
-          <w:szCs w:val="30"/>
-        </w:rPr>
-        <w:t>部署与</w:t>
-      </w:r>
-      <w:r>
-        <w:rPr>
-          <w:rFonts w:ascii="宋体" w:eastAsia="宋体" w:hAnsi="宋体" w:hint="eastAsia"/>
-          <w:sz w:val="30"/>
-          <w:szCs w:val="30"/>
-        </w:rPr>
-        <w:t>测试</w:t>
-      </w:r>
-      <w:bookmarkEnd w:id="87"/>
-      <w:bookmarkEnd w:id="88"/>
-      <w:bookmarkEnd w:id="89"/>
-    </w:p>
-    <w:p>
-      <w:pPr>
-        <w:pStyle w:val="2"/>
-        <w:rPr>
-          <w:rFonts w:ascii="宋体" w:eastAsia="宋体" w:hAnsi="宋体"/>
-          <w:sz w:val="28"/>
-          <w:szCs w:val="28"/>
-        </w:rPr>
-      </w:pPr>
-      <w:bookmarkStart w:id="90" w:name="_Toc96869607"/>
-      <w:bookmarkStart w:id="91" w:name="_Toc97476761"/>
-      <w:bookmarkStart w:id="92" w:name="_Toc101815755"/>
-      <w:r>
-        <w:rPr>
-          <w:rFonts w:ascii="宋体" w:eastAsia="宋体" w:hAnsi="宋体" w:hint="eastAsia"/>
-          <w:sz w:val="28"/>
-          <w:szCs w:val="28"/>
-        </w:rPr>
-        <w:t>6</w:t>
-      </w:r>
-      <w:r>
-        <w:rPr>
-          <w:rFonts w:ascii="宋体" w:eastAsia="宋体" w:hAnsi="宋体"/>
-          <w:sz w:val="28"/>
-          <w:szCs w:val="28"/>
-        </w:rPr>
-        <w:t xml:space="preserve">.1 </w:t>
-      </w:r>
-      <w:r>
-        <w:rPr>
-          <w:rFonts w:ascii="宋体" w:eastAsia="宋体" w:hAnsi="宋体" w:hint="eastAsia"/>
-          <w:sz w:val="28"/>
-          <w:szCs w:val="28"/>
-        </w:rPr>
-        <w:t>系统测试</w:t>
-      </w:r>
-      <w:bookmarkEnd w:id="90"/>
-      <w:bookmarkEnd w:id="91"/>
-      <w:bookmarkEnd w:id="92"/>
-    </w:p>
-    <w:p>
-      <w:pPr>
-        <w:pStyle w:val="2"/>
-      </w:pPr>
-      <w:bookmarkStart w:id="93" w:name="_Toc101815756"/>
+        <w:pStyle w:val="a3"/>
+      </w:pPr>
+      <w:r>
+        <w:t>图</w:t>
+      </w:r>
+      <w:r>
+        <w:t xml:space="preserve"> 6</w:t>
+      </w:r>
+      <w:r>
+        <w:noBreakHyphen/>
+      </w:r>
+      <w:fldSimple w:instr=" STYLEREF 1 \s ">
+        <w:r>
+          <w:rPr>
+            <w:noProof/>
+          </w:rPr>
+          <w:t>0</w:t>
+        </w:r>
+      </w:fldSimple>
+      <w:r>
+        <w:noBreakHyphen/>
+      </w:r>
+      <w:r>
+        <w:fldChar w:fldCharType="begin"/>
+      </w:r>
+      <w:r>
+        <w:instrText xml:space="preserve"> SEQ </w:instrText>
+      </w:r>
+      <w:r>
+        <w:instrText>图</w:instrText>
+      </w:r>
+      <w:r>
+        <w:instrText xml:space="preserve"> \* ARABIC \s 1 </w:instrText>
+      </w:r>
+      <w:r>
+        <w:fldChar w:fldCharType="separate"/>
+      </w:r>
+      <w:r>
+        <w:rPr>
+          <w:noProof/>
+        </w:rPr>
+        <w:t>2</w:t>
+      </w:r>
+      <w:r>
+        <w:fldChar w:fldCharType="end"/>
+      </w:r>
       <w:r>
         <w:rPr>
           <w:rFonts w:hint="eastAsia"/>
         </w:rPr>
-        <w:t>6</w:t>
-      </w:r>
-      <w:r>
-        <w:t xml:space="preserve">.1.1 </w:t>
-      </w:r>
+        <w:t>用户登陆测试页面</w:t>
+      </w:r>
+    </w:p>
+    <w:p>
+      <w:pPr>
+        <w:ind w:firstLine="420"/>
+      </w:pPr>
       <w:r>
         <w:rPr>
           <w:rFonts w:hint="eastAsia"/>
         </w:rPr>
-        <w:t>系统测试目的</w:t>
-      </w:r>
-      <w:bookmarkEnd w:id="93"/>
-      <w:r>
-        <w:t xml:space="preserve"> </w:t>
-      </w:r>
-    </w:p>
-    <w:p>
-      <w:pPr>
-        <w:spacing w:line="440" w:lineRule="exact"/>
-        <w:ind w:firstLineChars="200" w:firstLine="480"/>
-        <w:rPr>
-          <w:rFonts w:ascii="宋体" w:eastAsia="宋体" w:hAnsi="宋体"/>
-          <w:sz w:val="24"/>
-          <w:szCs w:val="24"/>
-        </w:rPr>
-      </w:pPr>
-      <w:r>
-        <w:rPr>
-          <w:rFonts w:ascii="宋体" w:eastAsia="宋体" w:hAnsi="宋体" w:hint="eastAsia"/>
-          <w:sz w:val="24"/>
-          <w:szCs w:val="24"/>
-        </w:rPr>
-        <w:t>软件的系统测试是为了发现在系统开发过程中留下的错误而导致系统不能正常运行的各种错误和缺陷.系统测试应根据系统开发过程中各个阶段的需求，设计不同的测试实例，用这些不同的实例去测试系统.采用不同的实例去测试系统能够更有效的去发现系统存在的问题，减少系统投入使用时出现的问题.</w:t>
-      </w:r>
-      <w:r>
-        <w:rPr>
-          <w:rFonts w:ascii="宋体" w:eastAsia="宋体" w:hAnsi="宋体"/>
-          <w:sz w:val="24"/>
-          <w:szCs w:val="24"/>
-          <w:vertAlign w:val="superscript"/>
-        </w:rPr>
-        <w:fldChar w:fldCharType="begin"/>
-      </w:r>
-      <w:r>
-        <w:rPr>
-          <w:rFonts w:ascii="宋体" w:eastAsia="宋体" w:hAnsi="宋体"/>
-          <w:sz w:val="24"/>
-          <w:szCs w:val="24"/>
-          <w:vertAlign w:val="superscript"/>
-        </w:rPr>
-        <w:instrText xml:space="preserve"> </w:instrText>
-      </w:r>
-      <w:r>
-        <w:rPr>
-          <w:rFonts w:ascii="宋体" w:eastAsia="宋体" w:hAnsi="宋体" w:hint="eastAsia"/>
-          <w:sz w:val="24"/>
-          <w:szCs w:val="24"/>
-          <w:vertAlign w:val="superscript"/>
-        </w:rPr>
-        <w:instrText>REF _Ref101820164 \r \h</w:instrText>
-      </w:r>
-      <w:r>
-        <w:rPr>
-          <w:rFonts w:ascii="宋体" w:eastAsia="宋体" w:hAnsi="宋体"/>
-          <w:sz w:val="24"/>
-          <w:szCs w:val="24"/>
-          <w:vertAlign w:val="superscript"/>
-        </w:rPr>
-        <w:instrText xml:space="preserve"> </w:instrText>
-      </w:r>
-      <w:r>
-        <w:rPr>
-          <w:rFonts w:ascii="宋体" w:eastAsia="宋体" w:hAnsi="宋体"/>
-          <w:sz w:val="24"/>
-          <w:szCs w:val="24"/>
-          <w:vertAlign w:val="superscript"/>
-        </w:rPr>
-      </w:r>
-      <w:r>
-        <w:rPr>
-          <w:rFonts w:ascii="宋体" w:eastAsia="宋体" w:hAnsi="宋体"/>
-          <w:sz w:val="24"/>
-          <w:szCs w:val="24"/>
-          <w:vertAlign w:val="superscript"/>
-        </w:rPr>
-        <w:instrText xml:space="preserve"> \* MERGEFORMAT </w:instrText>
-      </w:r>
-      <w:r>
-        <w:rPr>
-          <w:rFonts w:ascii="宋体" w:eastAsia="宋体" w:hAnsi="宋体"/>
-          <w:sz w:val="24"/>
-          <w:szCs w:val="24"/>
-          <w:vertAlign w:val="superscript"/>
-        </w:rPr>
-        <w:fldChar w:fldCharType="separate"/>
-      </w:r>
-      <w:r>
-        <w:rPr>
-          <w:rFonts w:ascii="宋体" w:eastAsia="宋体" w:hAnsi="宋体"/>
-          <w:sz w:val="24"/>
-          <w:szCs w:val="24"/>
-          <w:vertAlign w:val="superscript"/>
-        </w:rPr>
-        <w:t>[19]</w:t>
-      </w:r>
-      <w:r>
-        <w:rPr>
-          <w:rFonts w:ascii="宋体" w:eastAsia="宋体" w:hAnsi="宋体"/>
-          <w:sz w:val="24"/>
-          <w:szCs w:val="24"/>
-          <w:vertAlign w:val="superscript"/>
-        </w:rPr>
-        <w:fldChar w:fldCharType="end"/>
-      </w:r>
-    </w:p>
-    <w:p>
-      <w:pPr>
-        <w:pStyle w:val="2"/>
-      </w:pPr>
-      <w:bookmarkStart w:id="94" w:name="_Toc101815757"/>
+        <w:t>当输入符合系统要求的信息</w:t>
+      </w:r>
       <w:r>
         <w:rPr>
           <w:rFonts w:hint="eastAsia"/>
         </w:rPr>
-        <w:t>6</w:t>
-      </w:r>
-      <w:r>
-        <w:t xml:space="preserve">.1.2 </w:t>
+        <w:t>，</w:t>
+      </w:r>
+      <w:r>
+        <w:t>注册功能是比较完善的，没有发现问题</w:t>
       </w:r>
       <w:r>
         <w:rPr>
           <w:rFonts w:hint="eastAsia"/>
         </w:rPr>
-        <w:t>系统测试过程与结果</w:t>
-      </w:r>
-      <w:bookmarkEnd w:id="94"/>
-    </w:p>
-    <w:p>
-      <w:pPr>
+        <w:t>。</w:t>
+      </w:r>
+      <w:r>
+        <w:rPr>
+          <w:rFonts w:hint="eastAsia"/>
+        </w:rPr>
+        <w:t>注册效果</w:t>
+      </w:r>
+      <w:r>
+        <w:rPr>
+          <w:rFonts w:hint="eastAsia"/>
+        </w:rPr>
+        <w:t>如下所示：</w:t>
+      </w:r>
+    </w:p>
+    <w:p>
+      <w:pPr>
+        <w:keepNext/>
         <w:ind w:firstLine="420"/>
       </w:pPr>
       <w:r>
         <w:rPr>
-          <w:rFonts w:hint="eastAsia"/>
-        </w:rPr>
-        <w:t>（1）用户注册</w:t>
-      </w:r>
-      <w:r>
-        <w:rPr>
-          <w:rFonts w:hint="eastAsia"/>
-        </w:rPr>
-        <w:t>和登陆</w:t>
-      </w:r>
-      <w:r>
-        <w:rPr>
-          <w:rFonts w:hint="eastAsia"/>
-        </w:rPr>
-        <w:t>功能</w:t>
-      </w:r>
-      <w:r>
-        <w:rPr>
-          <w:rFonts w:hint="eastAsia"/>
-        </w:rPr>
-        <w:t>：本系统采用Ajax对注册字段进行校验，当点击“立即注册”按钮后，就会对相应输入框的字段进行格式校验，若相应输入框的内容不符合要求，将会弹出相应提示，如果符合均条件，调用后端相应注册接口。测试效过如下所示：</w:t>
-      </w:r>
-    </w:p>
-    <w:p>
-      <w:r>
-        <w:rPr>
           <w:noProof/>
         </w:rPr>
-        <w:lastRenderedPageBreak/>
         <w:drawing>
-          <wp:inline distT="0" distB="0" distL="0" distR="0" wp14:anchorId="41D4D6A7" wp14:editId="7231F5E3">
-            <wp:extent cx="5274310" cy="2042160"/>
-            <wp:effectExtent l="0" t="0" r="2540" b="0"/>
-            <wp:docPr id="31" name="图片 31"/>
+          <wp:inline distT="0" distB="0" distL="0" distR="0" wp14:anchorId="5F667619" wp14:editId="1996CA63">
+            <wp:extent cx="5274310" cy="2017395"/>
+            <wp:effectExtent l="0" t="0" r="2540" b="1905"/>
+            <wp:docPr id="33" name="图片 33"/>
             <wp:cNvGraphicFramePr>
               <a:graphicFrameLocks xmlns:a="http://schemas.openxmlformats.org/drawingml/2006/main" noChangeAspect="1"/>
             </wp:cNvGraphicFramePr>
@@ -19116,7 +21309,7 @@
                   <pic:spPr>
                     <a:xfrm>
                       <a:off x="0" y="0"/>
-                      <a:ext cx="5274310" cy="2042160"/>
+                      <a:ext cx="5274310" cy="2017395"/>
                     </a:xfrm>
                     <a:prstGeom prst="rect">
                       <a:avLst/>
@@ -19130,15 +21323,142 @@
       </w:r>
     </w:p>
     <w:p>
+      <w:pPr>
+        <w:pStyle w:val="a3"/>
+      </w:pPr>
+      <w:r>
+        <w:t>图</w:t>
+      </w:r>
+      <w:r>
+        <w:t xml:space="preserve"> 6</w:t>
+      </w:r>
+      <w:r>
+        <w:noBreakHyphen/>
+      </w:r>
+      <w:fldSimple w:instr=" STYLEREF 1 \s ">
+        <w:r>
+          <w:rPr>
+            <w:noProof/>
+          </w:rPr>
+          <w:t>0</w:t>
+        </w:r>
+      </w:fldSimple>
+      <w:r>
+        <w:noBreakHyphen/>
+      </w:r>
+      <w:r>
+        <w:fldChar w:fldCharType="begin"/>
+      </w:r>
+      <w:r>
+        <w:instrText xml:space="preserve"> SEQ </w:instrText>
+      </w:r>
+      <w:r>
+        <w:instrText>图</w:instrText>
+      </w:r>
+      <w:r>
+        <w:instrText xml:space="preserve"> \* ARABIC \s 1 </w:instrText>
+      </w:r>
+      <w:r>
+        <w:fldChar w:fldCharType="separate"/>
+      </w:r>
       <w:r>
         <w:rPr>
           <w:noProof/>
         </w:rPr>
+        <w:t>3</w:t>
+      </w:r>
+      <w:r>
+        <w:fldChar w:fldCharType="end"/>
+      </w:r>
+      <w:r>
+        <w:rPr>
+          <w:rFonts w:hint="eastAsia"/>
+        </w:rPr>
+        <w:t>用户登陆成功测试页面</w:t>
+      </w:r>
+    </w:p>
+    <w:p>
+      <w:pPr>
+        <w:ind w:firstLine="420"/>
+      </w:pPr>
+      <w:r>
+        <w:rPr>
+          <w:rFonts w:hint="eastAsia"/>
+        </w:rPr>
+        <w:t>用户注册功能测试成功，然后开始测试用户登录功能，</w:t>
+      </w:r>
+      <w:r>
+        <w:rPr>
+          <w:rFonts w:hint="eastAsia"/>
+        </w:rPr>
+        <w:t>当用户名和密码输入正确后，会跳转进主页面，若用户名或者密码输入错误，会显示登陆失败弹窗。</w:t>
+      </w:r>
+      <w:r>
+        <w:rPr>
+          <w:rFonts w:hint="eastAsia"/>
+        </w:rPr>
+        <w:t>测试结果可以登录</w:t>
+      </w:r>
+      <w:r>
+        <w:rPr>
+          <w:rFonts w:hint="eastAsia"/>
+        </w:rPr>
+        <w:t>，</w:t>
+      </w:r>
+      <w:r>
+        <w:rPr>
+          <w:rFonts w:hint="eastAsia"/>
+        </w:rPr>
+        <w:t>功能已实现</w:t>
+      </w:r>
+      <w:r>
+        <w:rPr>
+          <w:rFonts w:hint="eastAsia"/>
+        </w:rPr>
+        <w:t>。登陆</w:t>
+      </w:r>
+      <w:r>
+        <w:rPr>
+          <w:rFonts w:hint="eastAsia"/>
+        </w:rPr>
+        <w:t>失败</w:t>
+      </w:r>
+      <w:r>
+        <w:rPr>
+          <w:rFonts w:hint="eastAsia"/>
+        </w:rPr>
+        <w:t>功能效果如</w:t>
+      </w:r>
+      <w:r>
+        <w:rPr>
+          <w:rFonts w:hint="eastAsia"/>
+        </w:rPr>
+        <w:t>图6</w:t>
+      </w:r>
+      <w:r>
+        <w:t>-4</w:t>
+      </w:r>
+      <w:r>
+        <w:rPr>
+          <w:rFonts w:hint="eastAsia"/>
+        </w:rPr>
+        <w:t>所示：</w:t>
+      </w:r>
+    </w:p>
+    <w:p>
+      <w:pPr>
+        <w:keepNext/>
+        <w:ind w:firstLine="420"/>
+      </w:pPr>
+      <w:r>
+        <w:rPr>
+          <w:noProof/>
+        </w:rPr>
         <w:drawing>
-          <wp:inline distT="0" distB="0" distL="0" distR="0" wp14:anchorId="7BB0BCD7" wp14:editId="44D56F7C">
-            <wp:extent cx="5274310" cy="2013585"/>
-            <wp:effectExtent l="0" t="0" r="2540" b="5715"/>
-            <wp:docPr id="32" name="图片 32"/>
+          <wp:inline distT="0" distB="0" distL="0" distR="0" wp14:anchorId="1CB81635" wp14:editId="6FFD74BA">
+            <wp:extent cx="5274310" cy="1570990"/>
+            <wp:effectExtent l="0" t="0" r="2540" b="0"/>
+            <wp:docPr id="34" name="图片 34"/>
             <wp:cNvGraphicFramePr>
               <a:graphicFrameLocks xmlns:a="http://schemas.openxmlformats.org/drawingml/2006/main" noChangeAspect="1"/>
             </wp:cNvGraphicFramePr>
@@ -19158,7 +21478,7 @@
                   <pic:spPr>
                     <a:xfrm>
                       <a:off x="0" y="0"/>
-                      <a:ext cx="5274310" cy="2013585"/>
+                      <a:ext cx="5274310" cy="1570990"/>
                     </a:xfrm>
                     <a:prstGeom prst="rect">
                       <a:avLst/>
@@ -19173,55 +21493,145 @@
     </w:p>
     <w:p>
       <w:pPr>
+        <w:pStyle w:val="a3"/>
+      </w:pPr>
+      <w:r>
+        <w:t>图</w:t>
+      </w:r>
+      <w:r>
+        <w:t xml:space="preserve"> 6</w:t>
+      </w:r>
+      <w:r>
+        <w:noBreakHyphen/>
+      </w:r>
+      <w:fldSimple w:instr=" STYLEREF 1 \s ">
+        <w:r>
+          <w:rPr>
+            <w:noProof/>
+          </w:rPr>
+          <w:t>0</w:t>
+        </w:r>
+      </w:fldSimple>
+      <w:r>
+        <w:noBreakHyphen/>
+      </w:r>
+      <w:r>
+        <w:fldChar w:fldCharType="begin"/>
+      </w:r>
+      <w:r>
+        <w:instrText xml:space="preserve"> SEQ </w:instrText>
+      </w:r>
+      <w:r>
+        <w:instrText>图</w:instrText>
+      </w:r>
+      <w:r>
+        <w:instrText xml:space="preserve"> \* ARABIC \s 1 </w:instrText>
+      </w:r>
+      <w:r>
+        <w:fldChar w:fldCharType="separate"/>
+      </w:r>
+      <w:r>
+        <w:rPr>
+          <w:noProof/>
+        </w:rPr>
+        <w:t>4</w:t>
+      </w:r>
+      <w:r>
+        <w:fldChar w:fldCharType="end"/>
+      </w:r>
+      <w:r>
+        <w:rPr>
+          <w:rFonts w:hint="eastAsia"/>
+        </w:rPr>
+        <w:t>用户登陆失败测试页面</w:t>
+      </w:r>
+    </w:p>
+    <w:p>
+      <w:pPr>
         <w:ind w:firstLine="420"/>
       </w:pPr>
       <w:r>
         <w:rPr>
           <w:rFonts w:hint="eastAsia"/>
         </w:rPr>
-        <w:t>当输入符合系统要求的信息</w:t>
+        <w:t>（2）帖子发表</w:t>
       </w:r>
       <w:r>
         <w:rPr>
           <w:rFonts w:hint="eastAsia"/>
         </w:rPr>
-        <w:t>，</w:t>
-      </w:r>
-      <w:r>
-        <w:t>注册功能是比较完善的，没有发现问题</w:t>
+        <w:t>和帖子查看</w:t>
       </w:r>
       <w:r>
         <w:rPr>
           <w:rFonts w:hint="eastAsia"/>
         </w:rPr>
+        <w:t>功能：</w:t>
+      </w:r>
+      <w:r>
+        <w:rPr>
+          <w:rFonts w:hint="eastAsia"/>
+        </w:rPr>
+        <w:t>用户输入相应标题后，选择相应专栏，输入正文内容和验证码后，</w:t>
+      </w:r>
+      <w:r>
+        <w:rPr>
+          <w:rFonts w:hint="eastAsia"/>
+        </w:rPr>
+        <w:t>即可实现发帖功能</w:t>
+      </w:r>
+      <w:r>
+        <w:rPr>
+          <w:rFonts w:hint="eastAsia"/>
+        </w:rPr>
         <w:t>。</w:t>
       </w:r>
       <w:r>
         <w:rPr>
           <w:rFonts w:hint="eastAsia"/>
         </w:rPr>
-        <w:t>注册效果</w:t>
+        <w:t>用户进入主界面后可以</w:t>
       </w:r>
       <w:r>
         <w:rPr>
           <w:rFonts w:hint="eastAsia"/>
         </w:rPr>
-        <w:t>如下所示：</w:t>
-      </w:r>
-    </w:p>
-    <w:p>
-      <w:pPr>
+        <w:t>所有发布的帖子</w:t>
+      </w:r>
+      <w:r>
+        <w:rPr>
+          <w:rFonts w:hint="eastAsia"/>
+        </w:rPr>
+        <w:t>。测试结果，可以成功发帖，并在主界面可以看到相应的新帖子</w:t>
+      </w:r>
+      <w:r>
+        <w:rPr>
+          <w:rFonts w:hint="eastAsia"/>
+        </w:rPr>
+        <w:t>，以及之前所发的帖子</w:t>
+      </w:r>
+      <w:r>
+        <w:rPr>
+          <w:rFonts w:hint="eastAsia"/>
+        </w:rPr>
+        <w:t>。</w:t>
+      </w:r>
+    </w:p>
+    <w:p>
+      <w:pPr>
+        <w:keepNext/>
         <w:ind w:firstLine="420"/>
       </w:pPr>
       <w:r>
         <w:rPr>
           <w:noProof/>
         </w:rPr>
+        <w:lastRenderedPageBreak/>
         <w:drawing>
-          <wp:inline distT="0" distB="0" distL="0" distR="0" wp14:anchorId="5F667619" wp14:editId="1996CA63">
-            <wp:extent cx="5274310" cy="2017395"/>
-            <wp:effectExtent l="0" t="0" r="2540" b="1905"/>
-            <wp:docPr id="33" name="图片 33"/>
+          <wp:inline distT="0" distB="0" distL="0" distR="0" wp14:anchorId="1E6EAEBD" wp14:editId="04E71DC5">
+            <wp:extent cx="5274310" cy="2545080"/>
+            <wp:effectExtent l="0" t="0" r="2540" b="7620"/>
+            <wp:docPr id="35" name="图片 35"/>
             <wp:cNvGraphicFramePr>
               <a:graphicFrameLocks xmlns:a="http://schemas.openxmlformats.org/drawingml/2006/main" noChangeAspect="1"/>
             </wp:cNvGraphicFramePr>
@@ -19241,7 +21651,7 @@
                   <pic:spPr>
                     <a:xfrm>
                       <a:off x="0" y="0"/>
-                      <a:ext cx="5274310" cy="2017395"/>
+                      <a:ext cx="5274310" cy="2545080"/>
                     </a:xfrm>
                     <a:prstGeom prst="rect">
                       <a:avLst/>
@@ -19256,71 +21666,73 @@
     </w:p>
     <w:p>
       <w:pPr>
+        <w:pStyle w:val="a3"/>
+      </w:pPr>
+      <w:r>
+        <w:t>图</w:t>
+      </w:r>
+      <w:r>
+        <w:t xml:space="preserve"> 6</w:t>
+      </w:r>
+      <w:r>
+        <w:noBreakHyphen/>
+      </w:r>
+      <w:fldSimple w:instr=" STYLEREF 1 \s ">
+        <w:r>
+          <w:rPr>
+            <w:noProof/>
+          </w:rPr>
+          <w:t>0</w:t>
+        </w:r>
+      </w:fldSimple>
+      <w:r>
+        <w:noBreakHyphen/>
+      </w:r>
+      <w:r>
+        <w:fldChar w:fldCharType="begin"/>
+      </w:r>
+      <w:r>
+        <w:instrText xml:space="preserve"> SEQ </w:instrText>
+      </w:r>
+      <w:r>
+        <w:instrText>图</w:instrText>
+      </w:r>
+      <w:r>
+        <w:instrText xml:space="preserve"> \* ARABIC \s 1 </w:instrText>
+      </w:r>
+      <w:r>
+        <w:fldChar w:fldCharType="separate"/>
+      </w:r>
+      <w:r>
+        <w:rPr>
+          <w:noProof/>
+        </w:rPr>
+        <w:t>5</w:t>
+      </w:r>
+      <w:r>
+        <w:fldChar w:fldCharType="end"/>
+      </w:r>
+      <w:r>
+        <w:rPr>
+          <w:rFonts w:hint="eastAsia"/>
+        </w:rPr>
+        <w:t>用户发表新帖测试页面</w:t>
+      </w:r>
+    </w:p>
+    <w:p>
+      <w:pPr>
+        <w:keepNext/>
         <w:ind w:firstLine="420"/>
       </w:pPr>
       <w:r>
         <w:rPr>
-          <w:rFonts w:hint="eastAsia"/>
-        </w:rPr>
-        <w:t>用户注册功能测试成功，然后开始测试用户登录功能，</w:t>
-      </w:r>
-      <w:r>
-        <w:rPr>
-          <w:rFonts w:hint="eastAsia"/>
-        </w:rPr>
-        <w:t>当用户名和密码输入正确后，会跳转进主页面，若用户名或者密码输入错误，会显示登陆失败弹窗。</w:t>
-      </w:r>
-      <w:r>
-        <w:rPr>
-          <w:rFonts w:hint="eastAsia"/>
-        </w:rPr>
-        <w:t>测试结果可以登录</w:t>
-      </w:r>
-      <w:r>
-        <w:rPr>
-          <w:rFonts w:hint="eastAsia"/>
-        </w:rPr>
-        <w:t>，</w:t>
-      </w:r>
-      <w:r>
-        <w:rPr>
-          <w:rFonts w:hint="eastAsia"/>
-        </w:rPr>
-        <w:t>功能已实现</w:t>
-      </w:r>
-      <w:r>
-        <w:rPr>
-          <w:rFonts w:hint="eastAsia"/>
-        </w:rPr>
-        <w:t>。登陆</w:t>
-      </w:r>
-      <w:r>
-        <w:rPr>
-          <w:rFonts w:hint="eastAsia"/>
-        </w:rPr>
-        <w:t>失败</w:t>
-      </w:r>
-      <w:r>
-        <w:rPr>
-          <w:rFonts w:hint="eastAsia"/>
-        </w:rPr>
-        <w:t>功能效果如下所示：</w:t>
-      </w:r>
-    </w:p>
-    <w:p>
-      <w:pPr>
-        <w:ind w:firstLine="420"/>
-      </w:pPr>
-      <w:r>
-        <w:rPr>
           <w:noProof/>
         </w:rPr>
-        <w:lastRenderedPageBreak/>
         <w:drawing>
-          <wp:inline distT="0" distB="0" distL="0" distR="0" wp14:anchorId="1CB81635" wp14:editId="6FFD74BA">
-            <wp:extent cx="5274310" cy="1570990"/>
-            <wp:effectExtent l="0" t="0" r="2540" b="0"/>
-            <wp:docPr id="34" name="图片 34"/>
+          <wp:inline distT="0" distB="0" distL="0" distR="0" wp14:anchorId="4AFE3916" wp14:editId="1F1EEE1B">
+            <wp:extent cx="5274310" cy="2887980"/>
+            <wp:effectExtent l="0" t="0" r="2540" b="7620"/>
+            <wp:docPr id="36" name="图片 36"/>
             <wp:cNvGraphicFramePr>
               <a:graphicFrameLocks xmlns:a="http://schemas.openxmlformats.org/drawingml/2006/main" noChangeAspect="1"/>
             </wp:cNvGraphicFramePr>
@@ -19340,167 +21752,6 @@
                   <pic:spPr>
                     <a:xfrm>
                       <a:off x="0" y="0"/>
-                      <a:ext cx="5274310" cy="1570990"/>
-                    </a:xfrm>
-                    <a:prstGeom prst="rect">
-                      <a:avLst/>
-                    </a:prstGeom>
-                  </pic:spPr>
-                </pic:pic>
-              </a:graphicData>
-            </a:graphic>
-          </wp:inline>
-        </w:drawing>
-      </w:r>
-    </w:p>
-    <w:p>
-      <w:pPr>
-        <w:ind w:firstLine="420"/>
-      </w:pPr>
-      <w:r>
-        <w:rPr>
-          <w:rFonts w:hint="eastAsia"/>
-        </w:rPr>
-        <w:t>（2）帖子发表</w:t>
-      </w:r>
-      <w:r>
-        <w:rPr>
-          <w:rFonts w:hint="eastAsia"/>
-        </w:rPr>
-        <w:t>和帖子查看</w:t>
-      </w:r>
-      <w:r>
-        <w:rPr>
-          <w:rFonts w:hint="eastAsia"/>
-        </w:rPr>
-        <w:t>功能：</w:t>
-      </w:r>
-      <w:r>
-        <w:rPr>
-          <w:rFonts w:hint="eastAsia"/>
-        </w:rPr>
-        <w:t>用户输入相应标题后，选择相应专栏，输入正文内容和验证码后，</w:t>
-      </w:r>
-      <w:r>
-        <w:rPr>
-          <w:rFonts w:hint="eastAsia"/>
-        </w:rPr>
-        <w:t>即可实现发帖功能</w:t>
-      </w:r>
-      <w:r>
-        <w:rPr>
-          <w:rFonts w:hint="eastAsia"/>
-        </w:rPr>
-        <w:t>。</w:t>
-      </w:r>
-      <w:r>
-        <w:rPr>
-          <w:rFonts w:hint="eastAsia"/>
-        </w:rPr>
-        <w:t>用户进入主界面后可以</w:t>
-      </w:r>
-      <w:r>
-        <w:rPr>
-          <w:rFonts w:hint="eastAsia"/>
-        </w:rPr>
-        <w:t>所有发布的帖子</w:t>
-      </w:r>
-      <w:r>
-        <w:rPr>
-          <w:rFonts w:hint="eastAsia"/>
-        </w:rPr>
-        <w:t>。测试结果，可以成功发帖，并在主界面可以看到相应的新帖子</w:t>
-      </w:r>
-      <w:r>
-        <w:rPr>
-          <w:rFonts w:hint="eastAsia"/>
-        </w:rPr>
-        <w:t>，以及之前所发的帖子</w:t>
-      </w:r>
-      <w:r>
-        <w:rPr>
-          <w:rFonts w:hint="eastAsia"/>
-        </w:rPr>
-        <w:t>。</w:t>
-      </w:r>
-    </w:p>
-    <w:p>
-      <w:pPr>
-        <w:ind w:firstLine="420"/>
-      </w:pPr>
-      <w:r>
-        <w:rPr>
-          <w:noProof/>
-        </w:rPr>
-        <w:drawing>
-          <wp:inline distT="0" distB="0" distL="0" distR="0" wp14:anchorId="1E6EAEBD" wp14:editId="04E71DC5">
-            <wp:extent cx="5274310" cy="2545080"/>
-            <wp:effectExtent l="0" t="0" r="2540" b="7620"/>
-            <wp:docPr id="35" name="图片 35"/>
-            <wp:cNvGraphicFramePr>
-              <a:graphicFrameLocks xmlns:a="http://schemas.openxmlformats.org/drawingml/2006/main" noChangeAspect="1"/>
-            </wp:cNvGraphicFramePr>
-            <a:graphic xmlns:a="http://schemas.openxmlformats.org/drawingml/2006/main">
-              <a:graphicData uri="http://schemas.openxmlformats.org/drawingml/2006/picture">
-                <pic:pic xmlns:pic="http://schemas.openxmlformats.org/drawingml/2006/picture">
-                  <pic:nvPicPr>
-                    <pic:cNvPr id="1" name=""/>
-                    <pic:cNvPicPr/>
-                  </pic:nvPicPr>
-                  <pic:blipFill>
-                    <a:blip r:embed="rId42"/>
-                    <a:stretch>
-                      <a:fillRect/>
-                    </a:stretch>
-                  </pic:blipFill>
-                  <pic:spPr>
-                    <a:xfrm>
-                      <a:off x="0" y="0"/>
-                      <a:ext cx="5274310" cy="2545080"/>
-                    </a:xfrm>
-                    <a:prstGeom prst="rect">
-                      <a:avLst/>
-                    </a:prstGeom>
-                  </pic:spPr>
-                </pic:pic>
-              </a:graphicData>
-            </a:graphic>
-          </wp:inline>
-        </w:drawing>
-      </w:r>
-    </w:p>
-    <w:p>
-      <w:pPr>
-        <w:ind w:firstLine="420"/>
-      </w:pPr>
-      <w:r>
-        <w:rPr>
-          <w:noProof/>
-        </w:rPr>
-        <w:drawing>
-          <wp:inline distT="0" distB="0" distL="0" distR="0" wp14:anchorId="4AFE3916" wp14:editId="1F1EEE1B">
-            <wp:extent cx="5274310" cy="2887980"/>
-            <wp:effectExtent l="0" t="0" r="2540" b="7620"/>
-            <wp:docPr id="36" name="图片 36"/>
-            <wp:cNvGraphicFramePr>
-              <a:graphicFrameLocks xmlns:a="http://schemas.openxmlformats.org/drawingml/2006/main" noChangeAspect="1"/>
-            </wp:cNvGraphicFramePr>
-            <a:graphic xmlns:a="http://schemas.openxmlformats.org/drawingml/2006/main">
-              <a:graphicData uri="http://schemas.openxmlformats.org/drawingml/2006/picture">
-                <pic:pic xmlns:pic="http://schemas.openxmlformats.org/drawingml/2006/picture">
-                  <pic:nvPicPr>
-                    <pic:cNvPr id="1" name=""/>
-                    <pic:cNvPicPr/>
-                  </pic:nvPicPr>
-                  <pic:blipFill>
-                    <a:blip r:embed="rId43"/>
-                    <a:stretch>
-                      <a:fillRect/>
-                    </a:stretch>
-                  </pic:blipFill>
-                  <pic:spPr>
-                    <a:xfrm>
-                      <a:off x="0" y="0"/>
                       <a:ext cx="5274310" cy="2887980"/>
                     </a:xfrm>
                     <a:prstGeom prst="rect">
@@ -19516,6 +21767,61 @@
     </w:p>
     <w:p>
       <w:pPr>
+        <w:pStyle w:val="a3"/>
+      </w:pPr>
+      <w:r>
+        <w:t>图</w:t>
+      </w:r>
+      <w:r>
+        <w:t xml:space="preserve"> 6</w:t>
+      </w:r>
+      <w:r>
+        <w:noBreakHyphen/>
+      </w:r>
+      <w:fldSimple w:instr=" STYLEREF 1 \s ">
+        <w:r>
+          <w:rPr>
+            <w:noProof/>
+          </w:rPr>
+          <w:t>0</w:t>
+        </w:r>
+      </w:fldSimple>
+      <w:r>
+        <w:noBreakHyphen/>
+      </w:r>
+      <w:r>
+        <w:fldChar w:fldCharType="begin"/>
+      </w:r>
+      <w:r>
+        <w:instrText xml:space="preserve"> SEQ </w:instrText>
+      </w:r>
+      <w:r>
+        <w:instrText>图</w:instrText>
+      </w:r>
+      <w:r>
+        <w:instrText xml:space="preserve"> \* ARABIC \s 1 </w:instrText>
+      </w:r>
+      <w:r>
+        <w:fldChar w:fldCharType="separate"/>
+      </w:r>
+      <w:r>
+        <w:rPr>
+          <w:noProof/>
+        </w:rPr>
+        <w:t>6</w:t>
+      </w:r>
+      <w:r>
+        <w:fldChar w:fldCharType="end"/>
+      </w:r>
+      <w:r>
+        <w:rPr>
+          <w:rFonts w:hint="eastAsia"/>
+        </w:rPr>
+        <w:t>用户发表成功测试页面</w:t>
+      </w:r>
+    </w:p>
+    <w:p>
+      <w:pPr>
         <w:ind w:firstLine="420"/>
       </w:pPr>
       <w:r>
@@ -19542,7 +21848,6 @@
           <w:sz w:val="28"/>
           <w:szCs w:val="28"/>
         </w:rPr>
-        <w:lastRenderedPageBreak/>
         <w:t>6</w:t>
       </w:r>
       <w:r>
@@ -19600,6 +21905,7 @@
           <w:sz w:val="28"/>
           <w:szCs w:val="28"/>
         </w:rPr>
+        <w:lastRenderedPageBreak/>
         <w:t>6</w:t>
       </w:r>
       <w:r>
@@ -19820,6 +22126,7 @@
           <w:szCs w:val="24"/>
           <w:vertAlign w:val="superscript"/>
         </w:rPr>
+        <w:instrText xml:space="preserve"> \* MERGEFORMAT </w:instrText>
       </w:r>
       <w:r>
         <w:rPr>
@@ -19828,7 +22135,6 @@
           <w:szCs w:val="24"/>
           <w:vertAlign w:val="superscript"/>
         </w:rPr>
-        <w:instrText xml:space="preserve"> \* MERGEFORMAT </w:instrText>
       </w:r>
       <w:r>
         <w:rPr>
@@ -19901,6 +22207,9 @@
       </w:r>
     </w:p>
     <w:p>
+      <w:pPr>
+        <w:keepNext/>
+      </w:pPr>
       <w:r>
         <w:rPr>
           <w:noProof/>
@@ -19923,7 +22232,7 @@
                     </pic:cNvPicPr>
                   </pic:nvPicPr>
                   <pic:blipFill>
-                    <a:blip r:embed="rId44" cstate="print">
+                    <a:blip r:embed="rId42" cstate="print">
                       <a:extLst>
                         <a:ext uri="{28A0092B-C50C-407E-A947-70E740481C1C}">
                           <a14:useLocalDpi xmlns:a14="http://schemas.microsoft.com/office/drawing/2010/main" val="0"/>
@@ -19957,6 +22266,50 @@
     </w:p>
     <w:p>
       <w:pPr>
+        <w:pStyle w:val="a3"/>
+      </w:pPr>
+      <w:r>
+        <w:t>图</w:t>
+      </w:r>
+      <w:r>
+        <w:t xml:space="preserve"> 6</w:t>
+      </w:r>
+      <w:r>
+        <w:noBreakHyphen/>
+      </w:r>
+      <w:r>
+        <w:fldChar w:fldCharType="begin"/>
+      </w:r>
+      <w:r>
+        <w:instrText xml:space="preserve"> SEQ </w:instrText>
+      </w:r>
+      <w:r>
+        <w:instrText>图</w:instrText>
+      </w:r>
+      <w:r>
+        <w:instrText xml:space="preserve"> \* ARABIC \s 1 </w:instrText>
+      </w:r>
+      <w:r>
+        <w:fldChar w:fldCharType="separate"/>
+      </w:r>
+      <w:r>
+        <w:rPr>
+          <w:noProof/>
+        </w:rPr>
+        <w:t>7</w:t>
+      </w:r>
+      <w:r>
+        <w:fldChar w:fldCharType="end"/>
+      </w:r>
+      <w:r>
+        <w:rPr>
+          <w:rFonts w:hint="eastAsia"/>
+        </w:rPr>
+        <w:t>系统部署架构图</w:t>
+      </w:r>
+    </w:p>
+    <w:p>
+      <w:pPr>
         <w:pStyle w:val="2"/>
         <w:rPr>
           <w:rFonts w:ascii="宋体" w:eastAsia="宋体" w:hAnsi="宋体"/>
@@ -20044,7 +22397,6 @@
           <w:sz w:val="24"/>
           <w:szCs w:val="24"/>
         </w:rPr>
-        <w:lastRenderedPageBreak/>
         <w:t>2</w:t>
       </w:r>
       <w:r>
@@ -20076,6 +22428,7 @@
           <w:sz w:val="30"/>
           <w:szCs w:val="30"/>
         </w:rPr>
+        <w:lastRenderedPageBreak/>
         <w:t>结语</w:t>
       </w:r>
       <w:bookmarkEnd w:id="103"/>
@@ -20440,7 +22793,6 @@
       </w:pPr>
       <w:bookmarkStart w:id="121" w:name="_Ref101820061"/>
       <w:r>
-        <w:lastRenderedPageBreak/>
         <w:t>Reddy K . Working with MyBatis[J].  2017.</w:t>
       </w:r>
       <w:bookmarkEnd w:id="121"/>
@@ -20516,6 +22868,7 @@
       </w:pPr>
       <w:bookmarkStart w:id="126" w:name="_Ref101820131"/>
       <w:r>
+        <w:lastRenderedPageBreak/>
         <w:t>任中方, 张华, 闫明松,等. MVC模式研究的综述[J]. 计算机应用研究, 2004, 21(10):5.</w:t>
       </w:r>
       <w:bookmarkEnd w:id="126"/>
@@ -20543,9 +22896,6 @@
           <w:numId w:val="5"/>
         </w:numPr>
         <w:ind w:firstLineChars="0"/>
-        <w:rPr>
-          <w:rFonts w:hint="eastAsia"/>
-        </w:rPr>
       </w:pPr>
       <w:bookmarkStart w:id="128" w:name="_Ref101820182"/>
       <w:r>
@@ -22325,27 +24675,27 @@
 </file>
 
 <file path=customXml/item1.xml><?xml version="1.0" encoding="utf-8"?>
-<b:Sources xmlns:b="http://schemas.openxmlformats.org/officeDocument/2006/bibliography" xmlns="http://schemas.openxmlformats.org/officeDocument/2006/bibliography" SelectedStyle="\APASixthEditionOfficeOnline.xsl" StyleName="APA" Version="6"/>
-</file>
-
-<file path=customXml/item2.xml><?xml version="1.0" encoding="utf-8"?>
 <s:customData xmlns="http://www.wps.cn/officeDocument/2013/wpsCustomData" xmlns:s="http://www.wps.cn/officeDocument/2013/wpsCustomData">
   <customSectProps/>
 </s:customData>
 </file>
 
+<file path=customXml/item2.xml><?xml version="1.0" encoding="utf-8"?>
+<b:Sources xmlns:b="http://schemas.openxmlformats.org/officeDocument/2006/bibliography" xmlns="http://schemas.openxmlformats.org/officeDocument/2006/bibliography" SelectedStyle="\APASixthEditionOfficeOnline.xsl" StyleName="APA" Version="6"/>
+</file>
+
 <file path=customXml/itemProps1.xml><?xml version="1.0" encoding="utf-8"?>
+<ds:datastoreItem xmlns:ds="http://schemas.openxmlformats.org/officeDocument/2006/customXml" ds:itemID="{B1977F7D-205B-4081-913C-38D41E755F92}">
+  <ds:schemaRefs>
+    <ds:schemaRef ds:uri="http://www.wps.cn/officeDocument/2013/wpsCustomData"/>
+  </ds:schemaRefs>
+</ds:datastoreItem>
+</file>
+
+<file path=customXml/itemProps2.xml><?xml version="1.0" encoding="utf-8"?>
 <ds:datastoreItem xmlns:ds="http://schemas.openxmlformats.org/officeDocument/2006/customXml" ds:itemID="{A0279CF6-19C5-4528-A77B-1A5FFBDC94D1}">
   <ds:schemaRefs>
     <ds:schemaRef ds:uri="http://schemas.openxmlformats.org/officeDocument/2006/bibliography"/>
   </ds:schemaRefs>
 </ds:datastoreItem>
-</file>
-
-<file path=customXml/itemProps2.xml><?xml version="1.0" encoding="utf-8"?>
-<ds:datastoreItem xmlns:ds="http://schemas.openxmlformats.org/officeDocument/2006/customXml" ds:itemID="{B1977F7D-205B-4081-913C-38D41E755F92}">
-  <ds:schemaRefs>
-    <ds:schemaRef ds:uri="http://www.wps.cn/officeDocument/2013/wpsCustomData"/>
-  </ds:schemaRefs>
-</ds:datastoreItem>
 </file>
--- a/基于Springboot的闽江学院校园论坛的设计与实现.docx
+++ b/基于Springboot的闽江学院校园论坛的设计与实现.docx
@@ -818,17 +818,28 @@
     </w:p>
     <w:p>
       <w:pPr>
+        <w:ind w:firstLineChars="200" w:firstLine="480"/>
+      </w:pPr>
+      <w:r>
+        <w:rPr>
+          <w:rFonts w:ascii="楷体" w:eastAsia="楷体" w:hAnsi="楷体" w:hint="eastAsia"/>
+          <w:color w:val="666666"/>
+          <w:sz w:val="24"/>
+          <w:szCs w:val="24"/>
+        </w:rPr>
+        <w:t>随着信息化时代的到来,自动化的办公越来越成为公司和学校的首选。现在每个高校和单位都高度重视信息化的建设,因为不仅仅是为了为学校的办公提供便利,同时也有利于提高校的信息化的程度,集中能力和资源建设一个具有本校特色的校园BBS论坛,不仅仅是一个学校信息化程度的标示,在一定的程度上也代表了学校的软实力,同时可以为学校的学生和老师提供很好的便利和优势,同时也为校友之间提供了交流和联系的渠道。</w:t>
+      </w:r>
+    </w:p>
+    <w:p>
+      <w:pPr>
+        <w:ind w:firstLineChars="200" w:firstLine="480"/>
         <w:rPr>
           <w:rFonts w:ascii="楷体" w:eastAsia="楷体" w:hAnsi="楷体"/>
           <w:color w:val="666666"/>
           <w:sz w:val="24"/>
           <w:szCs w:val="24"/>
-          <w:shd w:val="clear" w:color="auto" w:fill="FFFFFF"/>
-        </w:rPr>
-      </w:pPr>
-      <w:r>
-        <w:br/>
-      </w:r>
+        </w:rPr>
+      </w:pPr>
       <w:r>
         <w:rPr>
           <w:rFonts w:ascii="楷体" w:eastAsia="楷体" w:hAnsi="楷体" w:hint="eastAsia"/>
@@ -836,10 +847,16 @@
           <w:sz w:val="24"/>
           <w:szCs w:val="24"/>
         </w:rPr>
-        <w:t>随着信息化时代的到来,自动化的办公越来越成为公司和学校的首选。现在每个高校和单位都高度重视信息化的建设,因为不仅仅是为了为学校的办公提供便利,同时也有利于提高校的信息化的程度,集中能力和资源建设一个具有本校特色的校园BBS论坛,不仅仅是一个学校信息化程度的标示,在一定的程度上也代表了学校的软实力,同时可以为学校的学生和老师提供很好的便利和优势,同时也为校友之间提供了交流和联系的渠道。</w:t>
-      </w:r>
-      <w:r>
-        <w:br/>
+        <w:t>对于高校而言,校园论坛作为实现师生学术交流和交友的平台,重要性不言而喻。该文以闽江学院校园论坛的设计和实现为工作目标,采用</w:t>
+      </w:r>
+      <w:r>
+        <w:rPr>
+          <w:rFonts w:ascii="楷体" w:eastAsia="楷体" w:hAnsi="楷体"/>
+          <w:color w:val="666666"/>
+          <w:sz w:val="24"/>
+          <w:szCs w:val="24"/>
+        </w:rPr>
+        <w:t>S</w:t>
       </w:r>
       <w:r>
         <w:rPr>
@@ -848,7 +865,7 @@
           <w:sz w:val="24"/>
           <w:szCs w:val="24"/>
         </w:rPr>
-        <w:t>对于高校而言,校园论坛作为实现师生学术交流和交友的平台,重要性不言而喻。该文以闽江学院校园论坛的设计和实现为工作目标,采用</w:t>
+        <w:t>pring</w:t>
       </w:r>
       <w:r>
         <w:rPr>
@@ -857,7 +874,7 @@
           <w:sz w:val="24"/>
           <w:szCs w:val="24"/>
         </w:rPr>
-        <w:t>S</w:t>
+        <w:t>B</w:t>
       </w:r>
       <w:r>
         <w:rPr>
@@ -866,7 +883,7 @@
           <w:sz w:val="24"/>
           <w:szCs w:val="24"/>
         </w:rPr>
-        <w:t>pring</w:t>
+        <w:t>oot开发技术,基于M</w:t>
       </w:r>
       <w:r>
         <w:rPr>
@@ -875,7 +892,7 @@
           <w:sz w:val="24"/>
           <w:szCs w:val="24"/>
         </w:rPr>
-        <w:t>B</w:t>
+        <w:t>VC</w:t>
       </w:r>
       <w:r>
         <w:rPr>
@@ -884,60 +901,36 @@
           <w:sz w:val="24"/>
           <w:szCs w:val="24"/>
         </w:rPr>
-        <w:t>oot开发技术,基于M</w:t>
-      </w:r>
-      <w:r>
-        <w:rPr>
-          <w:rFonts w:ascii="楷体" w:eastAsia="楷体" w:hAnsi="楷体"/>
-          <w:color w:val="666666"/>
-          <w:sz w:val="24"/>
-          <w:szCs w:val="24"/>
-        </w:rPr>
-        <w:t>VC</w:t>
-      </w:r>
+        <w:t>架构模式实现了一般性论坛应具有的基本功能,同时也考虑了网站的安全性、高并发性、可扩展性。</w:t>
+      </w:r>
+    </w:p>
+    <w:p>
+      <w:pPr>
+        <w:ind w:firstLineChars="200" w:firstLine="480"/>
+      </w:pPr>
       <w:r>
         <w:rPr>
           <w:rFonts w:ascii="楷体" w:eastAsia="楷体" w:hAnsi="楷体" w:hint="eastAsia"/>
           <w:color w:val="666666"/>
           <w:sz w:val="24"/>
           <w:szCs w:val="24"/>
-        </w:rPr>
-        <w:t>架构模式实现了一般性论坛应具有的基本功能,同时也考虑了网站的安全性、高并发性、可扩展性。</w:t>
-      </w:r>
-      <w:r>
-        <w:rPr>
-          <w:rFonts w:ascii="楷体" w:eastAsia="楷体" w:hAnsi="楷体" w:hint="eastAsia"/>
-          <w:color w:val="666666"/>
-          <w:sz w:val="24"/>
-          <w:szCs w:val="24"/>
-        </w:rPr>
-        <w:br/>
-      </w:r>
-      <w:r>
-        <w:rPr>
-          <w:rFonts w:ascii="楷体" w:eastAsia="楷体" w:hAnsi="楷体" w:hint="eastAsia"/>
-          <w:color w:val="666666"/>
-          <w:sz w:val="24"/>
-          <w:szCs w:val="24"/>
           <w:shd w:val="clear" w:color="auto" w:fill="FFFFFF"/>
         </w:rPr>
         <w:t>本系统主要完成了会员注册、会员登录、会员管理、论坛版块管理、发表帖子、回复帖子、帖子管理、帖子检索、热度排行等功能。本系统上线后，使散落在各地的闽江学院校友已经在校学生形成一个大家庭，无话不说的大家庭，每一个参与其中的论坛者都会产生宾至如归的感觉，找到自己存在的重要性。</w:t>
       </w:r>
-      <w:r>
-        <w:rPr>
-          <w:rFonts w:ascii="楷体" w:eastAsia="楷体" w:hAnsi="楷体"/>
-          <w:color w:val="666666"/>
-          <w:sz w:val="24"/>
-          <w:szCs w:val="24"/>
-          <w:shd w:val="clear" w:color="auto" w:fill="FFFFFF"/>
-        </w:rPr>
-        <w:tab/>
-      </w:r>
-    </w:p>
-    <w:p>
-      <w:pPr>
-        <w:rPr>
-          <w:rFonts w:ascii="微软雅黑" w:eastAsia="微软雅黑" w:hAnsi="微软雅黑"/>
+    </w:p>
+    <w:p>
+      <w:pPr>
+        <w:ind w:firstLineChars="200" w:firstLine="420"/>
+        <w:rPr>
+          <w:rFonts w:hint="eastAsia"/>
+        </w:rPr>
+      </w:pPr>
+    </w:p>
+    <w:p>
+      <w:pPr>
+        <w:rPr>
+          <w:rFonts w:ascii="微软雅黑" w:eastAsia="微软雅黑" w:hAnsi="微软雅黑" w:hint="eastAsia"/>
           <w:color w:val="666666"/>
           <w:szCs w:val="21"/>
           <w:shd w:val="clear" w:color="auto" w:fill="FFFFFF"/>
@@ -986,7 +979,6 @@
         <w:t>CI/CD;</w:t>
       </w:r>
     </w:p>
-    <w:p/>
     <w:p>
       <w:pPr>
         <w:widowControl/>
@@ -1016,21 +1008,105 @@
       </w:r>
     </w:p>
     <w:p>
+      <w:pPr>
+        <w:ind w:firstLineChars="200" w:firstLine="420"/>
+      </w:pPr>
       <w:r>
         <w:t>With the advent of the information age, automated office has increasingly become the first choice for companies and schools. Now every university and unit attaches great importance to the construction of informatization, because it is not only to provide convenience for the school's office, but also to improve the degree of informatization of the school, and to concentrate the ability and resources to build a campus BBS with its own characteristics. Forum is not only an indicator of the degree of informatization of the school, but also represents the soft power of the school to a certain extent. Channels of communication and contact.</w:t>
       </w:r>
     </w:p>
     <w:p>
+      <w:pPr>
+        <w:ind w:firstLineChars="200" w:firstLine="420"/>
+      </w:pPr>
       <w:r>
         <w:t>For colleges and universities, the importance of campus forums as a platform for academic exchanges and making friends between teachers and students is self-evident. This paper takes the design and implementation of the campus forum of Minjiang University as the work goal, adopts the SpringBoot development technology, and realizes the basic functions that the general forum should have based on the MVC architecture pattern. Extensibility.</w:t>
       </w:r>
     </w:p>
     <w:p>
+      <w:pPr>
+        <w:ind w:firstLineChars="200" w:firstLine="420"/>
+      </w:pPr>
       <w:r>
         <w:t>This system mainly completes the functions of member registration, member login, member management, forum section management, posting posts, replying to posts, post management, post retrieval, and popularity ranking. After the system is launched, the alumni of Minjiang College scattered all over the school have formed a big family, a big family that has nothing to say, every forum participant will feel at home and find the importance of their existence .</w:t>
       </w:r>
     </w:p>
     <w:p/>
+    <w:p>
+      <w:pPr>
+        <w:rPr>
+          <w:rFonts w:ascii="微软雅黑" w:eastAsia="微软雅黑" w:hAnsi="微软雅黑" w:hint="eastAsia"/>
+          <w:color w:val="666666"/>
+          <w:szCs w:val="21"/>
+          <w:shd w:val="clear" w:color="auto" w:fill="FFFFFF"/>
+        </w:rPr>
+      </w:pPr>
+      <w:r>
+        <w:rPr>
+          <w:rFonts w:ascii="Arial Black" w:eastAsia="Arial Black" w:hAnsi="Arial Black" w:cs="Arial Black"/>
+          <w:szCs w:val="21"/>
+        </w:rPr>
+        <w:t>Key words</w:t>
+      </w:r>
+      <w:r>
+        <w:rPr>
+          <w:rFonts w:ascii="楷体" w:eastAsia="楷体" w:hAnsi="楷体" w:cs="楷体" w:hint="eastAsia"/>
+          <w:sz w:val="24"/>
+        </w:rPr>
+        <w:t>：</w:t>
+      </w:r>
+      <w:r>
+        <w:rPr>
+          <w:rFonts w:ascii="黑体" w:eastAsia="黑体" w:hint="eastAsia"/>
+          <w:b/>
+        </w:rPr>
+        <w:t>Spring</w:t>
+      </w:r>
+      <w:r>
+        <w:rPr>
+          <w:rFonts w:ascii="黑体" w:eastAsia="黑体"/>
+          <w:b/>
+        </w:rPr>
+        <w:t>B</w:t>
+      </w:r>
+      <w:r>
+        <w:rPr>
+          <w:rFonts w:ascii="黑体" w:eastAsia="黑体" w:hint="eastAsia"/>
+          <w:b/>
+        </w:rPr>
+        <w:t>oot；B</w:t>
+      </w:r>
+      <w:r>
+        <w:rPr>
+          <w:rFonts w:ascii="黑体" w:eastAsia="黑体"/>
+          <w:b/>
+        </w:rPr>
+        <w:t>BS</w:t>
+      </w:r>
+      <w:r>
+        <w:rPr>
+          <w:rFonts w:ascii="黑体" w:eastAsia="黑体" w:hint="eastAsia"/>
+          <w:b/>
+        </w:rPr>
+        <w:t>；</w:t>
+      </w:r>
+      <w:r>
+        <w:rPr>
+          <w:rFonts w:ascii="黑体" w:eastAsia="黑体"/>
+          <w:b/>
+        </w:rPr>
+        <w:t>CI/CD;</w:t>
+      </w:r>
+    </w:p>
+    <w:p>
+      <w:pPr>
+        <w:spacing w:line="440" w:lineRule="exact"/>
+        <w:rPr>
+          <w:rFonts w:eastAsia="楷体"/>
+          <w:sz w:val="24"/>
+        </w:rPr>
+      </w:pPr>
+    </w:p>
     <w:p>
       <w:pPr>
         <w:widowControl/>
@@ -1164,7 +1240,12 @@
               <w:tab w:val="right" w:leader="dot" w:pos="8296"/>
             </w:tabs>
             <w:rPr>
+              <w:rFonts w:ascii="宋体" w:eastAsia="宋体" w:hAnsi="宋体"/>
+              <w:b/>
+              <w:bCs/>
               <w:noProof/>
+              <w:sz w:val="28"/>
+              <w:szCs w:val="28"/>
             </w:rPr>
           </w:pPr>
           <w:hyperlink w:anchor="_Toc101815724" w:history="1">
@@ -1172,13 +1253,22 @@
               <w:rPr>
                 <w:rStyle w:val="ab"/>
                 <w:rFonts w:ascii="宋体" w:eastAsia="宋体" w:hAnsi="宋体"/>
+                <w:b/>
+                <w:bCs/>
                 <w:noProof/>
+                <w:sz w:val="28"/>
+                <w:szCs w:val="28"/>
               </w:rPr>
               <w:t>1.</w:t>
             </w:r>
             <w:r>
               <w:rPr>
+                <w:rFonts w:ascii="宋体" w:eastAsia="宋体" w:hAnsi="宋体"/>
+                <w:b/>
+                <w:bCs/>
                 <w:noProof/>
+                <w:sz w:val="28"/>
+                <w:szCs w:val="28"/>
               </w:rPr>
               <w:tab/>
             </w:r>
@@ -1186,55 +1276,94 @@
               <w:rPr>
                 <w:rStyle w:val="ab"/>
                 <w:rFonts w:ascii="宋体" w:eastAsia="宋体" w:hAnsi="宋体"/>
+                <w:b/>
+                <w:bCs/>
                 <w:noProof/>
+                <w:sz w:val="28"/>
+                <w:szCs w:val="28"/>
               </w:rPr>
               <w:t>引言</w:t>
             </w:r>
             <w:r>
               <w:rPr>
+                <w:rFonts w:ascii="宋体" w:eastAsia="宋体" w:hAnsi="宋体"/>
+                <w:b/>
+                <w:bCs/>
                 <w:noProof/>
                 <w:webHidden/>
+                <w:sz w:val="28"/>
+                <w:szCs w:val="28"/>
               </w:rPr>
               <w:tab/>
             </w:r>
             <w:r>
               <w:rPr>
+                <w:rFonts w:ascii="宋体" w:eastAsia="宋体" w:hAnsi="宋体"/>
+                <w:b/>
+                <w:bCs/>
                 <w:noProof/>
                 <w:webHidden/>
+                <w:sz w:val="28"/>
+                <w:szCs w:val="28"/>
               </w:rPr>
               <w:fldChar w:fldCharType="begin"/>
             </w:r>
             <w:r>
               <w:rPr>
+                <w:rFonts w:ascii="宋体" w:eastAsia="宋体" w:hAnsi="宋体"/>
+                <w:b/>
+                <w:bCs/>
                 <w:noProof/>
                 <w:webHidden/>
+                <w:sz w:val="28"/>
+                <w:szCs w:val="28"/>
               </w:rPr>
               <w:instrText xml:space="preserve"> PAGEREF _Toc101815724 \h </w:instrText>
             </w:r>
             <w:r>
               <w:rPr>
+                <w:rFonts w:ascii="宋体" w:eastAsia="宋体" w:hAnsi="宋体"/>
+                <w:b/>
+                <w:bCs/>
                 <w:noProof/>
                 <w:webHidden/>
-              </w:rPr>
-            </w:r>
-            <w:r>
-              <w:rPr>
+                <w:sz w:val="28"/>
+                <w:szCs w:val="28"/>
+              </w:rPr>
+            </w:r>
+            <w:r>
+              <w:rPr>
+                <w:rFonts w:ascii="宋体" w:eastAsia="宋体" w:hAnsi="宋体"/>
+                <w:b/>
+                <w:bCs/>
                 <w:noProof/>
                 <w:webHidden/>
+                <w:sz w:val="28"/>
+                <w:szCs w:val="28"/>
               </w:rPr>
               <w:fldChar w:fldCharType="separate"/>
             </w:r>
             <w:r>
               <w:rPr>
+                <w:rFonts w:ascii="宋体" w:eastAsia="宋体" w:hAnsi="宋体"/>
+                <w:b/>
+                <w:bCs/>
                 <w:noProof/>
                 <w:webHidden/>
+                <w:sz w:val="28"/>
+                <w:szCs w:val="28"/>
               </w:rPr>
               <w:t>7</w:t>
             </w:r>
             <w:r>
               <w:rPr>
+                <w:rFonts w:ascii="宋体" w:eastAsia="宋体" w:hAnsi="宋体"/>
+                <w:b/>
+                <w:bCs/>
                 <w:noProof/>
                 <w:webHidden/>
+                <w:sz w:val="28"/>
+                <w:szCs w:val="28"/>
               </w:rPr>
               <w:fldChar w:fldCharType="end"/>
             </w:r>
@@ -1247,7 +1376,10 @@
               <w:tab w:val="right" w:leader="dot" w:pos="8296"/>
             </w:tabs>
             <w:rPr>
+              <w:rFonts w:ascii="宋体" w:eastAsia="宋体" w:hAnsi="宋体"/>
               <w:noProof/>
+              <w:sz w:val="24"/>
+              <w:szCs w:val="24"/>
             </w:rPr>
           </w:pPr>
           <w:hyperlink w:anchor="_Toc101815725" w:history="1">
@@ -1256,54 +1388,77 @@
                 <w:rStyle w:val="ab"/>
                 <w:rFonts w:ascii="宋体" w:eastAsia="宋体" w:hAnsi="宋体"/>
                 <w:noProof/>
+                <w:sz w:val="24"/>
+                <w:szCs w:val="24"/>
               </w:rPr>
               <w:t>1.1 开发背景</w:t>
             </w:r>
             <w:r>
               <w:rPr>
+                <w:rFonts w:ascii="宋体" w:eastAsia="宋体" w:hAnsi="宋体"/>
                 <w:noProof/>
                 <w:webHidden/>
+                <w:sz w:val="24"/>
+                <w:szCs w:val="24"/>
               </w:rPr>
               <w:tab/>
             </w:r>
             <w:r>
               <w:rPr>
+                <w:rFonts w:ascii="宋体" w:eastAsia="宋体" w:hAnsi="宋体"/>
                 <w:noProof/>
                 <w:webHidden/>
+                <w:sz w:val="24"/>
+                <w:szCs w:val="24"/>
               </w:rPr>
               <w:fldChar w:fldCharType="begin"/>
             </w:r>
             <w:r>
               <w:rPr>
+                <w:rFonts w:ascii="宋体" w:eastAsia="宋体" w:hAnsi="宋体"/>
                 <w:noProof/>
                 <w:webHidden/>
+                <w:sz w:val="24"/>
+                <w:szCs w:val="24"/>
               </w:rPr>
               <w:instrText xml:space="preserve"> PAGEREF _Toc101815725 \h </w:instrText>
             </w:r>
             <w:r>
               <w:rPr>
+                <w:rFonts w:ascii="宋体" w:eastAsia="宋体" w:hAnsi="宋体"/>
                 <w:noProof/>
                 <w:webHidden/>
-              </w:rPr>
-            </w:r>
-            <w:r>
-              <w:rPr>
+                <w:sz w:val="24"/>
+                <w:szCs w:val="24"/>
+              </w:rPr>
+            </w:r>
+            <w:r>
+              <w:rPr>
+                <w:rFonts w:ascii="宋体" w:eastAsia="宋体" w:hAnsi="宋体"/>
                 <w:noProof/>
                 <w:webHidden/>
+                <w:sz w:val="24"/>
+                <w:szCs w:val="24"/>
               </w:rPr>
               <w:fldChar w:fldCharType="separate"/>
             </w:r>
             <w:r>
               <w:rPr>
+                <w:rFonts w:ascii="宋体" w:eastAsia="宋体" w:hAnsi="宋体"/>
                 <w:noProof/>
                 <w:webHidden/>
+                <w:sz w:val="24"/>
+                <w:szCs w:val="24"/>
               </w:rPr>
               <w:t>7</w:t>
             </w:r>
             <w:r>
               <w:rPr>
+                <w:rFonts w:ascii="宋体" w:eastAsia="宋体" w:hAnsi="宋体"/>
                 <w:noProof/>
                 <w:webHidden/>
+                <w:sz w:val="24"/>
+                <w:szCs w:val="24"/>
               </w:rPr>
               <w:fldChar w:fldCharType="end"/>
             </w:r>
@@ -1317,7 +1472,10 @@
               <w:tab w:val="right" w:leader="dot" w:pos="8296"/>
             </w:tabs>
             <w:rPr>
+              <w:rFonts w:ascii="宋体" w:eastAsia="宋体" w:hAnsi="宋体"/>
               <w:noProof/>
+              <w:sz w:val="24"/>
+              <w:szCs w:val="24"/>
             </w:rPr>
           </w:pPr>
           <w:hyperlink w:anchor="_Toc101815726" w:history="1">
@@ -1326,12 +1484,17 @@
                 <w:rStyle w:val="ab"/>
                 <w:rFonts w:ascii="宋体" w:eastAsia="宋体" w:hAnsi="宋体"/>
                 <w:noProof/>
+                <w:sz w:val="24"/>
+                <w:szCs w:val="24"/>
               </w:rPr>
               <w:t>1.2</w:t>
             </w:r>
             <w:r>
               <w:rPr>
+                <w:rFonts w:ascii="宋体" w:eastAsia="宋体" w:hAnsi="宋体"/>
                 <w:noProof/>
+                <w:sz w:val="24"/>
+                <w:szCs w:val="24"/>
               </w:rPr>
               <w:tab/>
             </w:r>
@@ -1340,54 +1503,77 @@
                 <w:rStyle w:val="ab"/>
                 <w:rFonts w:ascii="宋体" w:eastAsia="宋体" w:hAnsi="宋体"/>
                 <w:noProof/>
+                <w:sz w:val="24"/>
+                <w:szCs w:val="24"/>
               </w:rPr>
               <w:t>开发意义</w:t>
             </w:r>
             <w:r>
               <w:rPr>
+                <w:rFonts w:ascii="宋体" w:eastAsia="宋体" w:hAnsi="宋体"/>
                 <w:noProof/>
                 <w:webHidden/>
+                <w:sz w:val="24"/>
+                <w:szCs w:val="24"/>
               </w:rPr>
               <w:tab/>
             </w:r>
             <w:r>
               <w:rPr>
+                <w:rFonts w:ascii="宋体" w:eastAsia="宋体" w:hAnsi="宋体"/>
                 <w:noProof/>
                 <w:webHidden/>
+                <w:sz w:val="24"/>
+                <w:szCs w:val="24"/>
               </w:rPr>
               <w:fldChar w:fldCharType="begin"/>
             </w:r>
             <w:r>
               <w:rPr>
+                <w:rFonts w:ascii="宋体" w:eastAsia="宋体" w:hAnsi="宋体"/>
                 <w:noProof/>
                 <w:webHidden/>
+                <w:sz w:val="24"/>
+                <w:szCs w:val="24"/>
               </w:rPr>
               <w:instrText xml:space="preserve"> PAGEREF _Toc101815726 \h </w:instrText>
             </w:r>
             <w:r>
               <w:rPr>
+                <w:rFonts w:ascii="宋体" w:eastAsia="宋体" w:hAnsi="宋体"/>
                 <w:noProof/>
                 <w:webHidden/>
-              </w:rPr>
-            </w:r>
-            <w:r>
-              <w:rPr>
+                <w:sz w:val="24"/>
+                <w:szCs w:val="24"/>
+              </w:rPr>
+            </w:r>
+            <w:r>
+              <w:rPr>
+                <w:rFonts w:ascii="宋体" w:eastAsia="宋体" w:hAnsi="宋体"/>
                 <w:noProof/>
                 <w:webHidden/>
+                <w:sz w:val="24"/>
+                <w:szCs w:val="24"/>
               </w:rPr>
               <w:fldChar w:fldCharType="separate"/>
             </w:r>
             <w:r>
               <w:rPr>
+                <w:rFonts w:ascii="宋体" w:eastAsia="宋体" w:hAnsi="宋体"/>
                 <w:noProof/>
                 <w:webHidden/>
+                <w:sz w:val="24"/>
+                <w:szCs w:val="24"/>
               </w:rPr>
               <w:t>7</w:t>
             </w:r>
             <w:r>
               <w:rPr>
+                <w:rFonts w:ascii="宋体" w:eastAsia="宋体" w:hAnsi="宋体"/>
                 <w:noProof/>
                 <w:webHidden/>
+                <w:sz w:val="24"/>
+                <w:szCs w:val="24"/>
               </w:rPr>
               <w:fldChar w:fldCharType="end"/>
             </w:r>
@@ -1401,7 +1587,10 @@
               <w:tab w:val="right" w:leader="dot" w:pos="8296"/>
             </w:tabs>
             <w:rPr>
+              <w:rFonts w:ascii="宋体" w:eastAsia="宋体" w:hAnsi="宋体"/>
               <w:noProof/>
+              <w:sz w:val="24"/>
+              <w:szCs w:val="24"/>
             </w:rPr>
           </w:pPr>
           <w:hyperlink w:anchor="_Toc101815727" w:history="1">
@@ -1410,12 +1599,17 @@
                 <w:rStyle w:val="ab"/>
                 <w:rFonts w:ascii="宋体" w:eastAsia="宋体" w:hAnsi="宋体"/>
                 <w:noProof/>
+                <w:sz w:val="24"/>
+                <w:szCs w:val="24"/>
               </w:rPr>
               <w:t>1.3</w:t>
             </w:r>
             <w:r>
               <w:rPr>
+                <w:rFonts w:ascii="宋体" w:eastAsia="宋体" w:hAnsi="宋体"/>
                 <w:noProof/>
+                <w:sz w:val="24"/>
+                <w:szCs w:val="24"/>
               </w:rPr>
               <w:tab/>
             </w:r>
@@ -1424,54 +1618,77 @@
                 <w:rStyle w:val="ab"/>
                 <w:rFonts w:ascii="宋体" w:eastAsia="宋体" w:hAnsi="宋体"/>
                 <w:noProof/>
+                <w:sz w:val="24"/>
+                <w:szCs w:val="24"/>
               </w:rPr>
               <w:t>研究现状</w:t>
             </w:r>
             <w:r>
               <w:rPr>
+                <w:rFonts w:ascii="宋体" w:eastAsia="宋体" w:hAnsi="宋体"/>
                 <w:noProof/>
                 <w:webHidden/>
+                <w:sz w:val="24"/>
+                <w:szCs w:val="24"/>
               </w:rPr>
               <w:tab/>
             </w:r>
             <w:r>
               <w:rPr>
+                <w:rFonts w:ascii="宋体" w:eastAsia="宋体" w:hAnsi="宋体"/>
                 <w:noProof/>
                 <w:webHidden/>
+                <w:sz w:val="24"/>
+                <w:szCs w:val="24"/>
               </w:rPr>
               <w:fldChar w:fldCharType="begin"/>
             </w:r>
             <w:r>
               <w:rPr>
+                <w:rFonts w:ascii="宋体" w:eastAsia="宋体" w:hAnsi="宋体"/>
                 <w:noProof/>
                 <w:webHidden/>
+                <w:sz w:val="24"/>
+                <w:szCs w:val="24"/>
               </w:rPr>
               <w:instrText xml:space="preserve"> PAGEREF _Toc101815727 \h </w:instrText>
             </w:r>
             <w:r>
               <w:rPr>
+                <w:rFonts w:ascii="宋体" w:eastAsia="宋体" w:hAnsi="宋体"/>
                 <w:noProof/>
                 <w:webHidden/>
-              </w:rPr>
-            </w:r>
-            <w:r>
-              <w:rPr>
+                <w:sz w:val="24"/>
+                <w:szCs w:val="24"/>
+              </w:rPr>
+            </w:r>
+            <w:r>
+              <w:rPr>
+                <w:rFonts w:ascii="宋体" w:eastAsia="宋体" w:hAnsi="宋体"/>
                 <w:noProof/>
                 <w:webHidden/>
+                <w:sz w:val="24"/>
+                <w:szCs w:val="24"/>
               </w:rPr>
               <w:fldChar w:fldCharType="separate"/>
             </w:r>
             <w:r>
               <w:rPr>
+                <w:rFonts w:ascii="宋体" w:eastAsia="宋体" w:hAnsi="宋体"/>
                 <w:noProof/>
                 <w:webHidden/>
+                <w:sz w:val="24"/>
+                <w:szCs w:val="24"/>
               </w:rPr>
               <w:t>7</w:t>
             </w:r>
             <w:r>
               <w:rPr>
+                <w:rFonts w:ascii="宋体" w:eastAsia="宋体" w:hAnsi="宋体"/>
                 <w:noProof/>
                 <w:webHidden/>
+                <w:sz w:val="24"/>
+                <w:szCs w:val="24"/>
               </w:rPr>
               <w:fldChar w:fldCharType="end"/>
             </w:r>
@@ -1485,7 +1702,12 @@
               <w:tab w:val="right" w:leader="dot" w:pos="8296"/>
             </w:tabs>
             <w:rPr>
-              <w:noProof/>
+              <w:rStyle w:val="ab"/>
+              <w:rFonts w:ascii="宋体" w:eastAsia="宋体" w:hAnsi="宋体"/>
+              <w:b/>
+              <w:bCs/>
+              <w:sz w:val="28"/>
+              <w:szCs w:val="28"/>
             </w:rPr>
           </w:pPr>
           <w:hyperlink w:anchor="_Toc101815728" w:history="1">
@@ -1493,13 +1715,46 @@
               <w:rPr>
                 <w:rStyle w:val="ab"/>
                 <w:rFonts w:ascii="宋体" w:eastAsia="宋体" w:hAnsi="宋体"/>
+                <w:b/>
+                <w:bCs/>
                 <w:noProof/>
+                <w:sz w:val="28"/>
+                <w:szCs w:val="28"/>
               </w:rPr>
               <w:t>2.</w:t>
             </w:r>
             <w:r>
               <w:rPr>
+                <w:rStyle w:val="ab"/>
+                <w:rFonts w:ascii="宋体" w:eastAsia="宋体" w:hAnsi="宋体"/>
+                <w:b/>
+                <w:bCs/>
+                <w:sz w:val="28"/>
+                <w:szCs w:val="28"/>
+              </w:rPr>
+              <w:tab/>
+            </w:r>
+            <w:r>
+              <w:rPr>
+                <w:rStyle w:val="ab"/>
+                <w:rFonts w:ascii="宋体" w:eastAsia="宋体" w:hAnsi="宋体"/>
+                <w:b/>
+                <w:bCs/>
                 <w:noProof/>
+                <w:sz w:val="28"/>
+                <w:szCs w:val="28"/>
+              </w:rPr>
+              <w:t>系统开发语言与技术介绍</w:t>
+            </w:r>
+            <w:r>
+              <w:rPr>
+                <w:rStyle w:val="ab"/>
+                <w:rFonts w:ascii="宋体" w:eastAsia="宋体" w:hAnsi="宋体"/>
+                <w:b/>
+                <w:bCs/>
+                <w:webHidden/>
+                <w:sz w:val="28"/>
+                <w:szCs w:val="28"/>
               </w:rPr>
               <w:tab/>
             </w:r>
@@ -1507,55 +1762,70 @@
               <w:rPr>
                 <w:rStyle w:val="ab"/>
                 <w:rFonts w:ascii="宋体" w:eastAsia="宋体" w:hAnsi="宋体"/>
-                <w:noProof/>
-              </w:rPr>
-              <w:t>系统开发语言与技术介绍</w:t>
-            </w:r>
-            <w:r>
-              <w:rPr>
-                <w:noProof/>
-                <w:webHidden/>
-              </w:rPr>
-              <w:tab/>
-            </w:r>
-            <w:r>
-              <w:rPr>
-                <w:noProof/>
-                <w:webHidden/>
+                <w:b/>
+                <w:bCs/>
+                <w:webHidden/>
+                <w:sz w:val="28"/>
+                <w:szCs w:val="28"/>
               </w:rPr>
               <w:fldChar w:fldCharType="begin"/>
             </w:r>
             <w:r>
               <w:rPr>
-                <w:noProof/>
-                <w:webHidden/>
+                <w:rStyle w:val="ab"/>
+                <w:rFonts w:ascii="宋体" w:eastAsia="宋体" w:hAnsi="宋体"/>
+                <w:b/>
+                <w:bCs/>
+                <w:webHidden/>
+                <w:sz w:val="28"/>
+                <w:szCs w:val="28"/>
               </w:rPr>
               <w:instrText xml:space="preserve"> PAGEREF _Toc101815728 \h </w:instrText>
             </w:r>
             <w:r>
               <w:rPr>
-                <w:noProof/>
-                <w:webHidden/>
-              </w:rPr>
-            </w:r>
-            <w:r>
-              <w:rPr>
-                <w:noProof/>
-                <w:webHidden/>
+                <w:rStyle w:val="ab"/>
+                <w:rFonts w:ascii="宋体" w:eastAsia="宋体" w:hAnsi="宋体"/>
+                <w:b/>
+                <w:bCs/>
+                <w:webHidden/>
+                <w:sz w:val="28"/>
+                <w:szCs w:val="28"/>
+              </w:rPr>
+            </w:r>
+            <w:r>
+              <w:rPr>
+                <w:rStyle w:val="ab"/>
+                <w:rFonts w:ascii="宋体" w:eastAsia="宋体" w:hAnsi="宋体"/>
+                <w:b/>
+                <w:bCs/>
+                <w:webHidden/>
+                <w:sz w:val="28"/>
+                <w:szCs w:val="28"/>
               </w:rPr>
               <w:fldChar w:fldCharType="separate"/>
             </w:r>
             <w:r>
               <w:rPr>
-                <w:noProof/>
-                <w:webHidden/>
+                <w:rStyle w:val="ab"/>
+                <w:rFonts w:ascii="宋体" w:eastAsia="宋体" w:hAnsi="宋体"/>
+                <w:b/>
+                <w:bCs/>
+                <w:webHidden/>
+                <w:sz w:val="28"/>
+                <w:szCs w:val="28"/>
               </w:rPr>
               <w:t>7</w:t>
             </w:r>
             <w:r>
               <w:rPr>
-                <w:noProof/>
-                <w:webHidden/>
+                <w:rStyle w:val="ab"/>
+                <w:rFonts w:ascii="宋体" w:eastAsia="宋体" w:hAnsi="宋体"/>
+                <w:b/>
+                <w:bCs/>
+                <w:webHidden/>
+                <w:sz w:val="28"/>
+                <w:szCs w:val="28"/>
               </w:rPr>
               <w:fldChar w:fldCharType="end"/>
             </w:r>
@@ -1568,7 +1838,10 @@
               <w:tab w:val="right" w:leader="dot" w:pos="8296"/>
             </w:tabs>
             <w:rPr>
+              <w:rFonts w:ascii="宋体" w:eastAsia="宋体" w:hAnsi="宋体"/>
               <w:noProof/>
+              <w:sz w:val="24"/>
+              <w:szCs w:val="24"/>
             </w:rPr>
           </w:pPr>
           <w:hyperlink w:anchor="_Toc101815729" w:history="1">
@@ -1577,54 +1850,77 @@
                 <w:rStyle w:val="ab"/>
                 <w:rFonts w:ascii="宋体" w:eastAsia="宋体" w:hAnsi="宋体"/>
                 <w:noProof/>
+                <w:sz w:val="24"/>
+                <w:szCs w:val="24"/>
               </w:rPr>
               <w:t>2.1 Java语言介绍</w:t>
             </w:r>
             <w:r>
               <w:rPr>
+                <w:rFonts w:ascii="宋体" w:eastAsia="宋体" w:hAnsi="宋体"/>
                 <w:noProof/>
                 <w:webHidden/>
+                <w:sz w:val="24"/>
+                <w:szCs w:val="24"/>
               </w:rPr>
               <w:tab/>
             </w:r>
             <w:r>
               <w:rPr>
+                <w:rFonts w:ascii="宋体" w:eastAsia="宋体" w:hAnsi="宋体"/>
                 <w:noProof/>
                 <w:webHidden/>
+                <w:sz w:val="24"/>
+                <w:szCs w:val="24"/>
               </w:rPr>
               <w:fldChar w:fldCharType="begin"/>
             </w:r>
             <w:r>
               <w:rPr>
+                <w:rFonts w:ascii="宋体" w:eastAsia="宋体" w:hAnsi="宋体"/>
                 <w:noProof/>
                 <w:webHidden/>
+                <w:sz w:val="24"/>
+                <w:szCs w:val="24"/>
               </w:rPr>
               <w:instrText xml:space="preserve"> PAGEREF _Toc101815729 \h </w:instrText>
             </w:r>
             <w:r>
               <w:rPr>
+                <w:rFonts w:ascii="宋体" w:eastAsia="宋体" w:hAnsi="宋体"/>
                 <w:noProof/>
                 <w:webHidden/>
-              </w:rPr>
-            </w:r>
-            <w:r>
-              <w:rPr>
+                <w:sz w:val="24"/>
+                <w:szCs w:val="24"/>
+              </w:rPr>
+            </w:r>
+            <w:r>
+              <w:rPr>
+                <w:rFonts w:ascii="宋体" w:eastAsia="宋体" w:hAnsi="宋体"/>
                 <w:noProof/>
                 <w:webHidden/>
+                <w:sz w:val="24"/>
+                <w:szCs w:val="24"/>
               </w:rPr>
               <w:fldChar w:fldCharType="separate"/>
             </w:r>
             <w:r>
               <w:rPr>
+                <w:rFonts w:ascii="宋体" w:eastAsia="宋体" w:hAnsi="宋体"/>
                 <w:noProof/>
                 <w:webHidden/>
+                <w:sz w:val="24"/>
+                <w:szCs w:val="24"/>
               </w:rPr>
               <w:t>7</w:t>
             </w:r>
             <w:r>
               <w:rPr>
+                <w:rFonts w:ascii="宋体" w:eastAsia="宋体" w:hAnsi="宋体"/>
                 <w:noProof/>
                 <w:webHidden/>
+                <w:sz w:val="24"/>
+                <w:szCs w:val="24"/>
               </w:rPr>
               <w:fldChar w:fldCharType="end"/>
             </w:r>
@@ -1638,7 +1934,10 @@
               <w:tab w:val="right" w:leader="dot" w:pos="8296"/>
             </w:tabs>
             <w:rPr>
+              <w:rFonts w:ascii="宋体" w:eastAsia="宋体" w:hAnsi="宋体"/>
               <w:noProof/>
+              <w:sz w:val="24"/>
+              <w:szCs w:val="24"/>
             </w:rPr>
           </w:pPr>
           <w:hyperlink w:anchor="_Toc101815730" w:history="1">
@@ -1647,12 +1946,17 @@
                 <w:rStyle w:val="ab"/>
                 <w:rFonts w:ascii="宋体" w:eastAsia="宋体" w:hAnsi="宋体"/>
                 <w:noProof/>
+                <w:sz w:val="24"/>
+                <w:szCs w:val="24"/>
               </w:rPr>
               <w:t>2.2</w:t>
             </w:r>
             <w:r>
               <w:rPr>
+                <w:rFonts w:ascii="宋体" w:eastAsia="宋体" w:hAnsi="宋体"/>
                 <w:noProof/>
+                <w:sz w:val="24"/>
+                <w:szCs w:val="24"/>
               </w:rPr>
               <w:tab/>
             </w:r>
@@ -1661,54 +1965,77 @@
                 <w:rStyle w:val="ab"/>
                 <w:rFonts w:ascii="宋体" w:eastAsia="宋体" w:hAnsi="宋体"/>
                 <w:noProof/>
+                <w:sz w:val="24"/>
+                <w:szCs w:val="24"/>
               </w:rPr>
               <w:t>开发环境介绍</w:t>
             </w:r>
             <w:r>
               <w:rPr>
+                <w:rFonts w:ascii="宋体" w:eastAsia="宋体" w:hAnsi="宋体"/>
                 <w:noProof/>
                 <w:webHidden/>
+                <w:sz w:val="24"/>
+                <w:szCs w:val="24"/>
               </w:rPr>
               <w:tab/>
             </w:r>
             <w:r>
               <w:rPr>
+                <w:rFonts w:ascii="宋体" w:eastAsia="宋体" w:hAnsi="宋体"/>
                 <w:noProof/>
                 <w:webHidden/>
+                <w:sz w:val="24"/>
+                <w:szCs w:val="24"/>
               </w:rPr>
               <w:fldChar w:fldCharType="begin"/>
             </w:r>
             <w:r>
               <w:rPr>
+                <w:rFonts w:ascii="宋体" w:eastAsia="宋体" w:hAnsi="宋体"/>
                 <w:noProof/>
                 <w:webHidden/>
+                <w:sz w:val="24"/>
+                <w:szCs w:val="24"/>
               </w:rPr>
               <w:instrText xml:space="preserve"> PAGEREF _Toc101815730 \h </w:instrText>
             </w:r>
             <w:r>
               <w:rPr>
+                <w:rFonts w:ascii="宋体" w:eastAsia="宋体" w:hAnsi="宋体"/>
                 <w:noProof/>
                 <w:webHidden/>
-              </w:rPr>
-            </w:r>
-            <w:r>
-              <w:rPr>
+                <w:sz w:val="24"/>
+                <w:szCs w:val="24"/>
+              </w:rPr>
+            </w:r>
+            <w:r>
+              <w:rPr>
+                <w:rFonts w:ascii="宋体" w:eastAsia="宋体" w:hAnsi="宋体"/>
                 <w:noProof/>
                 <w:webHidden/>
+                <w:sz w:val="24"/>
+                <w:szCs w:val="24"/>
               </w:rPr>
               <w:fldChar w:fldCharType="separate"/>
             </w:r>
             <w:r>
               <w:rPr>
+                <w:rFonts w:ascii="宋体" w:eastAsia="宋体" w:hAnsi="宋体"/>
                 <w:noProof/>
                 <w:webHidden/>
+                <w:sz w:val="24"/>
+                <w:szCs w:val="24"/>
               </w:rPr>
               <w:t>8</w:t>
             </w:r>
             <w:r>
               <w:rPr>
+                <w:rFonts w:ascii="宋体" w:eastAsia="宋体" w:hAnsi="宋体"/>
                 <w:noProof/>
                 <w:webHidden/>
+                <w:sz w:val="24"/>
+                <w:szCs w:val="24"/>
               </w:rPr>
               <w:fldChar w:fldCharType="end"/>
             </w:r>
@@ -1722,7 +2049,10 @@
               <w:tab w:val="right" w:leader="dot" w:pos="8296"/>
             </w:tabs>
             <w:rPr>
+              <w:rFonts w:ascii="宋体" w:eastAsia="宋体" w:hAnsi="宋体"/>
               <w:noProof/>
+              <w:sz w:val="24"/>
+              <w:szCs w:val="24"/>
             </w:rPr>
           </w:pPr>
           <w:hyperlink w:anchor="_Toc101815731" w:history="1">
@@ -1731,12 +2061,17 @@
                 <w:rStyle w:val="ab"/>
                 <w:rFonts w:ascii="宋体" w:eastAsia="宋体" w:hAnsi="宋体"/>
                 <w:noProof/>
+                <w:sz w:val="24"/>
+                <w:szCs w:val="24"/>
               </w:rPr>
               <w:t>2.3</w:t>
             </w:r>
             <w:r>
               <w:rPr>
+                <w:rFonts w:ascii="宋体" w:eastAsia="宋体" w:hAnsi="宋体"/>
                 <w:noProof/>
+                <w:sz w:val="24"/>
+                <w:szCs w:val="24"/>
               </w:rPr>
               <w:tab/>
             </w:r>
@@ -1745,54 +2080,173 @@
                 <w:rStyle w:val="ab"/>
                 <w:rFonts w:ascii="宋体" w:eastAsia="宋体" w:hAnsi="宋体"/>
                 <w:noProof/>
+                <w:sz w:val="24"/>
+                <w:szCs w:val="24"/>
               </w:rPr>
               <w:t>开发容器docker介绍</w:t>
             </w:r>
             <w:r>
               <w:rPr>
+                <w:rFonts w:ascii="宋体" w:eastAsia="宋体" w:hAnsi="宋体"/>
                 <w:noProof/>
                 <w:webHidden/>
+                <w:sz w:val="24"/>
+                <w:szCs w:val="24"/>
               </w:rPr>
               <w:tab/>
             </w:r>
             <w:r>
               <w:rPr>
+                <w:rFonts w:ascii="宋体" w:eastAsia="宋体" w:hAnsi="宋体"/>
                 <w:noProof/>
                 <w:webHidden/>
+                <w:sz w:val="24"/>
+                <w:szCs w:val="24"/>
               </w:rPr>
               <w:fldChar w:fldCharType="begin"/>
             </w:r>
             <w:r>
               <w:rPr>
+                <w:rFonts w:ascii="宋体" w:eastAsia="宋体" w:hAnsi="宋体"/>
                 <w:noProof/>
                 <w:webHidden/>
+                <w:sz w:val="24"/>
+                <w:szCs w:val="24"/>
               </w:rPr>
               <w:instrText xml:space="preserve"> PAGEREF _Toc101815731 \h </w:instrText>
             </w:r>
             <w:r>
               <w:rPr>
+                <w:rFonts w:ascii="宋体" w:eastAsia="宋体" w:hAnsi="宋体"/>
                 <w:noProof/>
                 <w:webHidden/>
-              </w:rPr>
-            </w:r>
-            <w:r>
-              <w:rPr>
+                <w:sz w:val="24"/>
+                <w:szCs w:val="24"/>
+              </w:rPr>
+            </w:r>
+            <w:r>
+              <w:rPr>
+                <w:rFonts w:ascii="宋体" w:eastAsia="宋体" w:hAnsi="宋体"/>
                 <w:noProof/>
                 <w:webHidden/>
+                <w:sz w:val="24"/>
+                <w:szCs w:val="24"/>
               </w:rPr>
               <w:fldChar w:fldCharType="separate"/>
             </w:r>
             <w:r>
               <w:rPr>
+                <w:rFonts w:ascii="宋体" w:eastAsia="宋体" w:hAnsi="宋体"/>
                 <w:noProof/>
                 <w:webHidden/>
+                <w:sz w:val="24"/>
+                <w:szCs w:val="24"/>
               </w:rPr>
               <w:t>9</w:t>
             </w:r>
             <w:r>
               <w:rPr>
+                <w:rFonts w:ascii="宋体" w:eastAsia="宋体" w:hAnsi="宋体"/>
                 <w:noProof/>
                 <w:webHidden/>
+                <w:sz w:val="24"/>
+                <w:szCs w:val="24"/>
+              </w:rPr>
+              <w:fldChar w:fldCharType="end"/>
+            </w:r>
+          </w:hyperlink>
+        </w:p>
+        <w:p>
+          <w:pPr>
+            <w:pStyle w:val="TOC2"/>
+            <w:tabs>
+              <w:tab w:val="left" w:pos="1050"/>
+              <w:tab w:val="right" w:leader="dot" w:pos="8296"/>
+            </w:tabs>
+            <w:rPr>
+              <w:rStyle w:val="ab"/>
+              <w:rFonts w:ascii="宋体" w:eastAsia="宋体" w:hAnsi="宋体"/>
+              <w:sz w:val="24"/>
+              <w:szCs w:val="24"/>
+            </w:rPr>
+          </w:pPr>
+          <w:hyperlink w:anchor="_Toc101815732" w:history="1">
+            <w:r>
+              <w:rPr>
+                <w:rStyle w:val="ab"/>
+                <w:rFonts w:ascii="宋体" w:eastAsia="宋体" w:hAnsi="宋体"/>
+                <w:noProof/>
+                <w:sz w:val="24"/>
+                <w:szCs w:val="24"/>
+              </w:rPr>
+              <w:t>2.4 相关技术介绍</w:t>
+            </w:r>
+            <w:r>
+              <w:rPr>
+                <w:rStyle w:val="ab"/>
+                <w:rFonts w:ascii="宋体" w:eastAsia="宋体" w:hAnsi="宋体"/>
+                <w:webHidden/>
+                <w:sz w:val="24"/>
+                <w:szCs w:val="24"/>
+              </w:rPr>
+              <w:tab/>
+            </w:r>
+            <w:r>
+              <w:rPr>
+                <w:rStyle w:val="ab"/>
+                <w:rFonts w:ascii="宋体" w:eastAsia="宋体" w:hAnsi="宋体"/>
+                <w:webHidden/>
+                <w:sz w:val="24"/>
+                <w:szCs w:val="24"/>
+              </w:rPr>
+              <w:fldChar w:fldCharType="begin"/>
+            </w:r>
+            <w:r>
+              <w:rPr>
+                <w:rStyle w:val="ab"/>
+                <w:rFonts w:ascii="宋体" w:eastAsia="宋体" w:hAnsi="宋体"/>
+                <w:webHidden/>
+                <w:sz w:val="24"/>
+                <w:szCs w:val="24"/>
+              </w:rPr>
+              <w:instrText xml:space="preserve"> PAGEREF _Toc101815732 \h </w:instrText>
+            </w:r>
+            <w:r>
+              <w:rPr>
+                <w:rStyle w:val="ab"/>
+                <w:rFonts w:ascii="宋体" w:eastAsia="宋体" w:hAnsi="宋体"/>
+                <w:webHidden/>
+                <w:sz w:val="24"/>
+                <w:szCs w:val="24"/>
+              </w:rPr>
+            </w:r>
+            <w:r>
+              <w:rPr>
+                <w:rStyle w:val="ab"/>
+                <w:rFonts w:ascii="宋体" w:eastAsia="宋体" w:hAnsi="宋体"/>
+                <w:webHidden/>
+                <w:sz w:val="24"/>
+                <w:szCs w:val="24"/>
+              </w:rPr>
+              <w:fldChar w:fldCharType="separate"/>
+            </w:r>
+            <w:r>
+              <w:rPr>
+                <w:rStyle w:val="ab"/>
+                <w:rFonts w:ascii="宋体" w:eastAsia="宋体" w:hAnsi="宋体"/>
+                <w:webHidden/>
+                <w:sz w:val="24"/>
+                <w:szCs w:val="24"/>
+              </w:rPr>
+              <w:t>9</w:t>
+            </w:r>
+            <w:r>
+              <w:rPr>
+                <w:rStyle w:val="ab"/>
+                <w:rFonts w:ascii="宋体" w:eastAsia="宋体" w:hAnsi="宋体"/>
+                <w:webHidden/>
+                <w:sz w:val="24"/>
+                <w:szCs w:val="24"/>
               </w:rPr>
               <w:fldChar w:fldCharType="end"/>
             </w:r>
@@ -1805,63 +2259,89 @@
               <w:tab w:val="right" w:leader="dot" w:pos="8296"/>
             </w:tabs>
             <w:rPr>
+              <w:rFonts w:ascii="宋体" w:eastAsia="宋体" w:hAnsi="宋体"/>
               <w:noProof/>
+              <w:sz w:val="24"/>
+              <w:szCs w:val="24"/>
             </w:rPr>
           </w:pPr>
-          <w:hyperlink w:anchor="_Toc101815732" w:history="1">
+          <w:hyperlink w:anchor="_Toc101815733" w:history="1">
             <w:r>
               <w:rPr>
                 <w:rStyle w:val="ab"/>
                 <w:rFonts w:ascii="宋体" w:eastAsia="宋体" w:hAnsi="宋体"/>
                 <w:noProof/>
-              </w:rPr>
-              <w:t>2.4 相关技术介绍</w:t>
-            </w:r>
-            <w:r>
-              <w:rPr>
+                <w:sz w:val="24"/>
+                <w:szCs w:val="24"/>
+              </w:rPr>
+              <w:t>2.5 开发框架介绍</w:t>
+            </w:r>
+            <w:r>
+              <w:rPr>
+                <w:rFonts w:ascii="宋体" w:eastAsia="宋体" w:hAnsi="宋体"/>
                 <w:noProof/>
                 <w:webHidden/>
+                <w:sz w:val="24"/>
+                <w:szCs w:val="24"/>
               </w:rPr>
               <w:tab/>
             </w:r>
             <w:r>
               <w:rPr>
+                <w:rFonts w:ascii="宋体" w:eastAsia="宋体" w:hAnsi="宋体"/>
                 <w:noProof/>
                 <w:webHidden/>
+                <w:sz w:val="24"/>
+                <w:szCs w:val="24"/>
               </w:rPr>
               <w:fldChar w:fldCharType="begin"/>
             </w:r>
             <w:r>
               <w:rPr>
+                <w:rFonts w:ascii="宋体" w:eastAsia="宋体" w:hAnsi="宋体"/>
                 <w:noProof/>
                 <w:webHidden/>
-              </w:rPr>
-              <w:instrText xml:space="preserve"> PAGEREF _Toc101815732 \h </w:instrText>
-            </w:r>
-            <w:r>
-              <w:rPr>
+                <w:sz w:val="24"/>
+                <w:szCs w:val="24"/>
+              </w:rPr>
+              <w:instrText xml:space="preserve"> PAGEREF _Toc101815733 \h </w:instrText>
+            </w:r>
+            <w:r>
+              <w:rPr>
+                <w:rFonts w:ascii="宋体" w:eastAsia="宋体" w:hAnsi="宋体"/>
                 <w:noProof/>
                 <w:webHidden/>
-              </w:rPr>
-            </w:r>
-            <w:r>
-              <w:rPr>
+                <w:sz w:val="24"/>
+                <w:szCs w:val="24"/>
+              </w:rPr>
+            </w:r>
+            <w:r>
+              <w:rPr>
+                <w:rFonts w:ascii="宋体" w:eastAsia="宋体" w:hAnsi="宋体"/>
                 <w:noProof/>
                 <w:webHidden/>
+                <w:sz w:val="24"/>
+                <w:szCs w:val="24"/>
               </w:rPr>
               <w:fldChar w:fldCharType="separate"/>
             </w:r>
             <w:r>
               <w:rPr>
+                <w:rFonts w:ascii="宋体" w:eastAsia="宋体" w:hAnsi="宋体"/>
                 <w:noProof/>
                 <w:webHidden/>
+                <w:sz w:val="24"/>
+                <w:szCs w:val="24"/>
               </w:rPr>
               <w:t>9</w:t>
             </w:r>
             <w:r>
               <w:rPr>
+                <w:rFonts w:ascii="宋体" w:eastAsia="宋体" w:hAnsi="宋体"/>
                 <w:noProof/>
                 <w:webHidden/>
+                <w:sz w:val="24"/>
+                <w:szCs w:val="24"/>
               </w:rPr>
               <w:fldChar w:fldCharType="end"/>
             </w:r>
@@ -1874,63 +2354,89 @@
               <w:tab w:val="right" w:leader="dot" w:pos="8296"/>
             </w:tabs>
             <w:rPr>
+              <w:rFonts w:ascii="宋体" w:eastAsia="宋体" w:hAnsi="宋体"/>
               <w:noProof/>
+              <w:sz w:val="24"/>
+              <w:szCs w:val="24"/>
             </w:rPr>
           </w:pPr>
-          <w:hyperlink w:anchor="_Toc101815733" w:history="1">
+          <w:hyperlink w:anchor="_Toc101815734" w:history="1">
             <w:r>
               <w:rPr>
                 <w:rStyle w:val="ab"/>
                 <w:rFonts w:ascii="宋体" w:eastAsia="宋体" w:hAnsi="宋体"/>
                 <w:noProof/>
-              </w:rPr>
-              <w:t>2.5 开发框架介绍</w:t>
-            </w:r>
-            <w:r>
-              <w:rPr>
+                <w:sz w:val="24"/>
+                <w:szCs w:val="24"/>
+              </w:rPr>
+              <w:t>2.6 开发工具Idea简介</w:t>
+            </w:r>
+            <w:r>
+              <w:rPr>
+                <w:rFonts w:ascii="宋体" w:eastAsia="宋体" w:hAnsi="宋体"/>
                 <w:noProof/>
                 <w:webHidden/>
+                <w:sz w:val="24"/>
+                <w:szCs w:val="24"/>
               </w:rPr>
               <w:tab/>
             </w:r>
             <w:r>
               <w:rPr>
+                <w:rFonts w:ascii="宋体" w:eastAsia="宋体" w:hAnsi="宋体"/>
                 <w:noProof/>
                 <w:webHidden/>
+                <w:sz w:val="24"/>
+                <w:szCs w:val="24"/>
               </w:rPr>
               <w:fldChar w:fldCharType="begin"/>
             </w:r>
             <w:r>
               <w:rPr>
+                <w:rFonts w:ascii="宋体" w:eastAsia="宋体" w:hAnsi="宋体"/>
                 <w:noProof/>
                 <w:webHidden/>
-              </w:rPr>
-              <w:instrText xml:space="preserve"> PAGEREF _Toc101815733 \h </w:instrText>
-            </w:r>
-            <w:r>
-              <w:rPr>
+                <w:sz w:val="24"/>
+                <w:szCs w:val="24"/>
+              </w:rPr>
+              <w:instrText xml:space="preserve"> PAGEREF _Toc101815734 \h </w:instrText>
+            </w:r>
+            <w:r>
+              <w:rPr>
+                <w:rFonts w:ascii="宋体" w:eastAsia="宋体" w:hAnsi="宋体"/>
                 <w:noProof/>
                 <w:webHidden/>
-              </w:rPr>
-            </w:r>
-            <w:r>
-              <w:rPr>
+                <w:sz w:val="24"/>
+                <w:szCs w:val="24"/>
+              </w:rPr>
+            </w:r>
+            <w:r>
+              <w:rPr>
+                <w:rFonts w:ascii="宋体" w:eastAsia="宋体" w:hAnsi="宋体"/>
                 <w:noProof/>
                 <w:webHidden/>
+                <w:sz w:val="24"/>
+                <w:szCs w:val="24"/>
               </w:rPr>
               <w:fldChar w:fldCharType="separate"/>
             </w:r>
             <w:r>
               <w:rPr>
+                <w:rFonts w:ascii="宋体" w:eastAsia="宋体" w:hAnsi="宋体"/>
                 <w:noProof/>
                 <w:webHidden/>
-              </w:rPr>
-              <w:t>9</w:t>
-            </w:r>
-            <w:r>
-              <w:rPr>
+                <w:sz w:val="24"/>
+                <w:szCs w:val="24"/>
+              </w:rPr>
+              <w:t>10</w:t>
+            </w:r>
+            <w:r>
+              <w:rPr>
+                <w:rFonts w:ascii="宋体" w:eastAsia="宋体" w:hAnsi="宋体"/>
                 <w:noProof/>
                 <w:webHidden/>
+                <w:sz w:val="24"/>
+                <w:szCs w:val="24"/>
               </w:rPr>
               <w:fldChar w:fldCharType="end"/>
             </w:r>
@@ -1943,63 +2449,89 @@
               <w:tab w:val="right" w:leader="dot" w:pos="8296"/>
             </w:tabs>
             <w:rPr>
+              <w:rFonts w:ascii="宋体" w:eastAsia="宋体" w:hAnsi="宋体"/>
               <w:noProof/>
+              <w:sz w:val="24"/>
+              <w:szCs w:val="24"/>
             </w:rPr>
           </w:pPr>
-          <w:hyperlink w:anchor="_Toc101815734" w:history="1">
+          <w:hyperlink w:anchor="_Toc101815735" w:history="1">
             <w:r>
               <w:rPr>
                 <w:rStyle w:val="ab"/>
                 <w:rFonts w:ascii="宋体" w:eastAsia="宋体" w:hAnsi="宋体"/>
                 <w:noProof/>
-              </w:rPr>
-              <w:t>2.6 开发工具Idea简介</w:t>
-            </w:r>
-            <w:r>
-              <w:rPr>
+                <w:sz w:val="24"/>
+                <w:szCs w:val="24"/>
+              </w:rPr>
+              <w:t>2.7 关系型数据库MySQL简介</w:t>
+            </w:r>
+            <w:r>
+              <w:rPr>
+                <w:rFonts w:ascii="宋体" w:eastAsia="宋体" w:hAnsi="宋体"/>
                 <w:noProof/>
                 <w:webHidden/>
+                <w:sz w:val="24"/>
+                <w:szCs w:val="24"/>
               </w:rPr>
               <w:tab/>
             </w:r>
             <w:r>
               <w:rPr>
+                <w:rFonts w:ascii="宋体" w:eastAsia="宋体" w:hAnsi="宋体"/>
                 <w:noProof/>
                 <w:webHidden/>
+                <w:sz w:val="24"/>
+                <w:szCs w:val="24"/>
               </w:rPr>
               <w:fldChar w:fldCharType="begin"/>
             </w:r>
             <w:r>
               <w:rPr>
+                <w:rFonts w:ascii="宋体" w:eastAsia="宋体" w:hAnsi="宋体"/>
                 <w:noProof/>
                 <w:webHidden/>
-              </w:rPr>
-              <w:instrText xml:space="preserve"> PAGEREF _Toc101815734 \h </w:instrText>
-            </w:r>
-            <w:r>
-              <w:rPr>
+                <w:sz w:val="24"/>
+                <w:szCs w:val="24"/>
+              </w:rPr>
+              <w:instrText xml:space="preserve"> PAGEREF _Toc101815735 \h </w:instrText>
+            </w:r>
+            <w:r>
+              <w:rPr>
+                <w:rFonts w:ascii="宋体" w:eastAsia="宋体" w:hAnsi="宋体"/>
                 <w:noProof/>
                 <w:webHidden/>
-              </w:rPr>
-            </w:r>
-            <w:r>
-              <w:rPr>
+                <w:sz w:val="24"/>
+                <w:szCs w:val="24"/>
+              </w:rPr>
+            </w:r>
+            <w:r>
+              <w:rPr>
+                <w:rFonts w:ascii="宋体" w:eastAsia="宋体" w:hAnsi="宋体"/>
                 <w:noProof/>
                 <w:webHidden/>
+                <w:sz w:val="24"/>
+                <w:szCs w:val="24"/>
               </w:rPr>
               <w:fldChar w:fldCharType="separate"/>
             </w:r>
             <w:r>
               <w:rPr>
+                <w:rFonts w:ascii="宋体" w:eastAsia="宋体" w:hAnsi="宋体"/>
                 <w:noProof/>
                 <w:webHidden/>
-              </w:rPr>
-              <w:t>10</w:t>
-            </w:r>
-            <w:r>
-              <w:rPr>
+                <w:sz w:val="24"/>
+                <w:szCs w:val="24"/>
+              </w:rPr>
+              <w:t>11</w:t>
+            </w:r>
+            <w:r>
+              <w:rPr>
+                <w:rFonts w:ascii="宋体" w:eastAsia="宋体" w:hAnsi="宋体"/>
                 <w:noProof/>
                 <w:webHidden/>
+                <w:sz w:val="24"/>
+                <w:szCs w:val="24"/>
               </w:rPr>
               <w:fldChar w:fldCharType="end"/>
             </w:r>
@@ -2012,63 +2544,203 @@
               <w:tab w:val="right" w:leader="dot" w:pos="8296"/>
             </w:tabs>
             <w:rPr>
+              <w:rFonts w:ascii="宋体" w:eastAsia="宋体" w:hAnsi="宋体"/>
               <w:noProof/>
+              <w:sz w:val="24"/>
+              <w:szCs w:val="24"/>
             </w:rPr>
           </w:pPr>
-          <w:hyperlink w:anchor="_Toc101815735" w:history="1">
+          <w:hyperlink w:anchor="_Toc101815736" w:history="1">
             <w:r>
               <w:rPr>
                 <w:rStyle w:val="ab"/>
                 <w:rFonts w:ascii="宋体" w:eastAsia="宋体" w:hAnsi="宋体"/>
                 <w:noProof/>
-              </w:rPr>
-              <w:t>2.7 关系型数据库MySQL简介</w:t>
-            </w:r>
-            <w:r>
-              <w:rPr>
+                <w:sz w:val="24"/>
+                <w:szCs w:val="24"/>
+              </w:rPr>
+              <w:t>2.8 非关系型数据库Redis简介</w:t>
+            </w:r>
+            <w:r>
+              <w:rPr>
+                <w:rFonts w:ascii="宋体" w:eastAsia="宋体" w:hAnsi="宋体"/>
                 <w:noProof/>
                 <w:webHidden/>
+                <w:sz w:val="24"/>
+                <w:szCs w:val="24"/>
               </w:rPr>
               <w:tab/>
             </w:r>
             <w:r>
               <w:rPr>
+                <w:rFonts w:ascii="宋体" w:eastAsia="宋体" w:hAnsi="宋体"/>
                 <w:noProof/>
                 <w:webHidden/>
+                <w:sz w:val="24"/>
+                <w:szCs w:val="24"/>
               </w:rPr>
               <w:fldChar w:fldCharType="begin"/>
             </w:r>
             <w:r>
               <w:rPr>
+                <w:rFonts w:ascii="宋体" w:eastAsia="宋体" w:hAnsi="宋体"/>
                 <w:noProof/>
                 <w:webHidden/>
-              </w:rPr>
-              <w:instrText xml:space="preserve"> PAGEREF _Toc101815735 \h </w:instrText>
-            </w:r>
-            <w:r>
-              <w:rPr>
+                <w:sz w:val="24"/>
+                <w:szCs w:val="24"/>
+              </w:rPr>
+              <w:instrText xml:space="preserve"> PAGEREF _Toc101815736 \h </w:instrText>
+            </w:r>
+            <w:r>
+              <w:rPr>
+                <w:rFonts w:ascii="宋体" w:eastAsia="宋体" w:hAnsi="宋体"/>
                 <w:noProof/>
                 <w:webHidden/>
-              </w:rPr>
-            </w:r>
-            <w:r>
-              <w:rPr>
+                <w:sz w:val="24"/>
+                <w:szCs w:val="24"/>
+              </w:rPr>
+            </w:r>
+            <w:r>
+              <w:rPr>
+                <w:rFonts w:ascii="宋体" w:eastAsia="宋体" w:hAnsi="宋体"/>
                 <w:noProof/>
                 <w:webHidden/>
+                <w:sz w:val="24"/>
+                <w:szCs w:val="24"/>
               </w:rPr>
               <w:fldChar w:fldCharType="separate"/>
             </w:r>
             <w:r>
               <w:rPr>
+                <w:rFonts w:ascii="宋体" w:eastAsia="宋体" w:hAnsi="宋体"/>
                 <w:noProof/>
                 <w:webHidden/>
+                <w:sz w:val="24"/>
+                <w:szCs w:val="24"/>
               </w:rPr>
               <w:t>11</w:t>
             </w:r>
             <w:r>
               <w:rPr>
+                <w:rFonts w:ascii="宋体" w:eastAsia="宋体" w:hAnsi="宋体"/>
                 <w:noProof/>
                 <w:webHidden/>
+                <w:sz w:val="24"/>
+                <w:szCs w:val="24"/>
+              </w:rPr>
+              <w:fldChar w:fldCharType="end"/>
+            </w:r>
+          </w:hyperlink>
+        </w:p>
+        <w:p>
+          <w:pPr>
+            <w:pStyle w:val="TOC1"/>
+            <w:tabs>
+              <w:tab w:val="left" w:pos="840"/>
+              <w:tab w:val="right" w:leader="dot" w:pos="8296"/>
+            </w:tabs>
+            <w:rPr>
+              <w:rStyle w:val="ab"/>
+              <w:rFonts w:ascii="宋体" w:eastAsia="宋体" w:hAnsi="宋体"/>
+              <w:b/>
+              <w:bCs/>
+              <w:sz w:val="28"/>
+              <w:szCs w:val="28"/>
+            </w:rPr>
+          </w:pPr>
+          <w:hyperlink w:anchor="_Toc101815737" w:history="1">
+            <w:r>
+              <w:rPr>
+                <w:rStyle w:val="ab"/>
+                <w:rFonts w:ascii="宋体" w:eastAsia="宋体" w:hAnsi="宋体"/>
+                <w:b/>
+                <w:bCs/>
+                <w:noProof/>
+                <w:sz w:val="28"/>
+                <w:szCs w:val="28"/>
+              </w:rPr>
+              <w:t>3.系统分析</w:t>
+            </w:r>
+            <w:r>
+              <w:rPr>
+                <w:rStyle w:val="ab"/>
+                <w:rFonts w:ascii="宋体" w:eastAsia="宋体" w:hAnsi="宋体"/>
+                <w:b/>
+                <w:bCs/>
+                <w:webHidden/>
+                <w:sz w:val="28"/>
+                <w:szCs w:val="28"/>
+              </w:rPr>
+              <w:tab/>
+            </w:r>
+            <w:r>
+              <w:rPr>
+                <w:rStyle w:val="ab"/>
+                <w:rFonts w:ascii="宋体" w:eastAsia="宋体" w:hAnsi="宋体"/>
+                <w:b/>
+                <w:bCs/>
+                <w:webHidden/>
+                <w:sz w:val="28"/>
+                <w:szCs w:val="28"/>
+              </w:rPr>
+              <w:fldChar w:fldCharType="begin"/>
+            </w:r>
+            <w:r>
+              <w:rPr>
+                <w:rStyle w:val="ab"/>
+                <w:rFonts w:ascii="宋体" w:eastAsia="宋体" w:hAnsi="宋体"/>
+                <w:b/>
+                <w:bCs/>
+                <w:webHidden/>
+                <w:sz w:val="28"/>
+                <w:szCs w:val="28"/>
+              </w:rPr>
+              <w:instrText xml:space="preserve"> PAGEREF _Toc101815737 \h </w:instrText>
+            </w:r>
+            <w:r>
+              <w:rPr>
+                <w:rStyle w:val="ab"/>
+                <w:rFonts w:ascii="宋体" w:eastAsia="宋体" w:hAnsi="宋体"/>
+                <w:b/>
+                <w:bCs/>
+                <w:webHidden/>
+                <w:sz w:val="28"/>
+                <w:szCs w:val="28"/>
+              </w:rPr>
+            </w:r>
+            <w:r>
+              <w:rPr>
+                <w:rStyle w:val="ab"/>
+                <w:rFonts w:ascii="宋体" w:eastAsia="宋体" w:hAnsi="宋体"/>
+                <w:b/>
+                <w:bCs/>
+                <w:webHidden/>
+                <w:sz w:val="28"/>
+                <w:szCs w:val="28"/>
+              </w:rPr>
+              <w:fldChar w:fldCharType="separate"/>
+            </w:r>
+            <w:r>
+              <w:rPr>
+                <w:rStyle w:val="ab"/>
+                <w:rFonts w:ascii="宋体" w:eastAsia="宋体" w:hAnsi="宋体"/>
+                <w:b/>
+                <w:bCs/>
+                <w:webHidden/>
+                <w:sz w:val="28"/>
+                <w:szCs w:val="28"/>
+              </w:rPr>
+              <w:t>12</w:t>
+            </w:r>
+            <w:r>
+              <w:rPr>
+                <w:rStyle w:val="ab"/>
+                <w:rFonts w:ascii="宋体" w:eastAsia="宋体" w:hAnsi="宋体"/>
+                <w:b/>
+                <w:bCs/>
+                <w:webHidden/>
+                <w:sz w:val="28"/>
+                <w:szCs w:val="28"/>
               </w:rPr>
               <w:fldChar w:fldCharType="end"/>
             </w:r>
@@ -2081,63 +2753,387 @@
               <w:tab w:val="right" w:leader="dot" w:pos="8296"/>
             </w:tabs>
             <w:rPr>
+              <w:rFonts w:ascii="宋体" w:eastAsia="宋体" w:hAnsi="宋体"/>
               <w:noProof/>
+              <w:sz w:val="24"/>
+              <w:szCs w:val="24"/>
             </w:rPr>
           </w:pPr>
-          <w:hyperlink w:anchor="_Toc101815736" w:history="1">
+          <w:hyperlink w:anchor="_Toc101815738" w:history="1">
             <w:r>
               <w:rPr>
                 <w:rStyle w:val="ab"/>
                 <w:rFonts w:ascii="宋体" w:eastAsia="宋体" w:hAnsi="宋体"/>
                 <w:noProof/>
-              </w:rPr>
-              <w:t>2.8 非关系型数据库Redis简介</w:t>
-            </w:r>
-            <w:r>
-              <w:rPr>
+                <w:sz w:val="24"/>
+                <w:szCs w:val="24"/>
+              </w:rPr>
+              <w:t>3.1系统需求分析</w:t>
+            </w:r>
+            <w:r>
+              <w:rPr>
+                <w:rFonts w:ascii="宋体" w:eastAsia="宋体" w:hAnsi="宋体"/>
                 <w:noProof/>
                 <w:webHidden/>
+                <w:sz w:val="24"/>
+                <w:szCs w:val="24"/>
               </w:rPr>
               <w:tab/>
             </w:r>
             <w:r>
               <w:rPr>
+                <w:rFonts w:ascii="宋体" w:eastAsia="宋体" w:hAnsi="宋体"/>
                 <w:noProof/>
                 <w:webHidden/>
+                <w:sz w:val="24"/>
+                <w:szCs w:val="24"/>
               </w:rPr>
               <w:fldChar w:fldCharType="begin"/>
             </w:r>
             <w:r>
               <w:rPr>
+                <w:rFonts w:ascii="宋体" w:eastAsia="宋体" w:hAnsi="宋体"/>
                 <w:noProof/>
                 <w:webHidden/>
-              </w:rPr>
-              <w:instrText xml:space="preserve"> PAGEREF _Toc101815736 \h </w:instrText>
-            </w:r>
-            <w:r>
-              <w:rPr>
+                <w:sz w:val="24"/>
+                <w:szCs w:val="24"/>
+              </w:rPr>
+              <w:instrText xml:space="preserve"> PAGEREF _Toc101815738 \h </w:instrText>
+            </w:r>
+            <w:r>
+              <w:rPr>
+                <w:rFonts w:ascii="宋体" w:eastAsia="宋体" w:hAnsi="宋体"/>
                 <w:noProof/>
                 <w:webHidden/>
-              </w:rPr>
-            </w:r>
-            <w:r>
-              <w:rPr>
+                <w:sz w:val="24"/>
+                <w:szCs w:val="24"/>
+              </w:rPr>
+            </w:r>
+            <w:r>
+              <w:rPr>
+                <w:rFonts w:ascii="宋体" w:eastAsia="宋体" w:hAnsi="宋体"/>
                 <w:noProof/>
                 <w:webHidden/>
+                <w:sz w:val="24"/>
+                <w:szCs w:val="24"/>
               </w:rPr>
               <w:fldChar w:fldCharType="separate"/>
             </w:r>
             <w:r>
               <w:rPr>
+                <w:rFonts w:ascii="宋体" w:eastAsia="宋体" w:hAnsi="宋体"/>
                 <w:noProof/>
                 <w:webHidden/>
-              </w:rPr>
-              <w:t>11</w:t>
-            </w:r>
-            <w:r>
-              <w:rPr>
+                <w:sz w:val="24"/>
+                <w:szCs w:val="24"/>
+              </w:rPr>
+              <w:t>12</w:t>
+            </w:r>
+            <w:r>
+              <w:rPr>
+                <w:rFonts w:ascii="宋体" w:eastAsia="宋体" w:hAnsi="宋体"/>
                 <w:noProof/>
                 <w:webHidden/>
+                <w:sz w:val="24"/>
+                <w:szCs w:val="24"/>
+              </w:rPr>
+              <w:fldChar w:fldCharType="end"/>
+            </w:r>
+          </w:hyperlink>
+        </w:p>
+        <w:p>
+          <w:pPr>
+            <w:pStyle w:val="TOC3"/>
+          </w:pPr>
+          <w:hyperlink w:anchor="_Toc101815739" w:history="1">
+            <w:r>
+              <w:rPr>
+                <w:rStyle w:val="ab"/>
+              </w:rPr>
+              <w:t>3.1.1 功能需求</w:t>
+            </w:r>
+            <w:r>
+              <w:rPr>
+                <w:webHidden/>
+              </w:rPr>
+              <w:tab/>
+            </w:r>
+            <w:r>
+              <w:rPr>
+                <w:webHidden/>
+              </w:rPr>
+              <w:fldChar w:fldCharType="begin"/>
+            </w:r>
+            <w:r>
+              <w:rPr>
+                <w:webHidden/>
+              </w:rPr>
+              <w:instrText xml:space="preserve"> PAGEREF _Toc101815739 \h </w:instrText>
+            </w:r>
+            <w:r>
+              <w:rPr>
+                <w:webHidden/>
+              </w:rPr>
+            </w:r>
+            <w:r>
+              <w:rPr>
+                <w:webHidden/>
+              </w:rPr>
+              <w:fldChar w:fldCharType="separate"/>
+            </w:r>
+            <w:r>
+              <w:rPr>
+                <w:webHidden/>
+              </w:rPr>
+              <w:t>12</w:t>
+            </w:r>
+            <w:r>
+              <w:rPr>
+                <w:webHidden/>
+              </w:rPr>
+              <w:fldChar w:fldCharType="end"/>
+            </w:r>
+          </w:hyperlink>
+        </w:p>
+        <w:p>
+          <w:pPr>
+            <w:pStyle w:val="TOC3"/>
+          </w:pPr>
+          <w:hyperlink w:anchor="_Toc101815740" w:history="1">
+            <w:r>
+              <w:rPr>
+                <w:rStyle w:val="ab"/>
+              </w:rPr>
+              <w:t>3.1.2 性能需求</w:t>
+            </w:r>
+            <w:r>
+              <w:rPr>
+                <w:webHidden/>
+              </w:rPr>
+              <w:tab/>
+            </w:r>
+            <w:r>
+              <w:rPr>
+                <w:webHidden/>
+              </w:rPr>
+              <w:fldChar w:fldCharType="begin"/>
+            </w:r>
+            <w:r>
+              <w:rPr>
+                <w:webHidden/>
+              </w:rPr>
+              <w:instrText xml:space="preserve"> PAGEREF _Toc101815740 \h </w:instrText>
+            </w:r>
+            <w:r>
+              <w:rPr>
+                <w:webHidden/>
+              </w:rPr>
+            </w:r>
+            <w:r>
+              <w:rPr>
+                <w:webHidden/>
+              </w:rPr>
+              <w:fldChar w:fldCharType="separate"/>
+            </w:r>
+            <w:r>
+              <w:rPr>
+                <w:webHidden/>
+              </w:rPr>
+              <w:t>12</w:t>
+            </w:r>
+            <w:r>
+              <w:rPr>
+                <w:webHidden/>
+              </w:rPr>
+              <w:fldChar w:fldCharType="end"/>
+            </w:r>
+          </w:hyperlink>
+        </w:p>
+        <w:p>
+          <w:pPr>
+            <w:pStyle w:val="TOC2"/>
+            <w:tabs>
+              <w:tab w:val="right" w:leader="dot" w:pos="8296"/>
+            </w:tabs>
+            <w:rPr>
+              <w:rFonts w:ascii="宋体" w:eastAsia="宋体" w:hAnsi="宋体"/>
+              <w:noProof/>
+              <w:sz w:val="24"/>
+              <w:szCs w:val="24"/>
+            </w:rPr>
+          </w:pPr>
+          <w:hyperlink w:anchor="_Toc101815741" w:history="1">
+            <w:r>
+              <w:rPr>
+                <w:rStyle w:val="ab"/>
+                <w:rFonts w:ascii="宋体" w:eastAsia="宋体" w:hAnsi="宋体"/>
+                <w:noProof/>
+                <w:sz w:val="24"/>
+                <w:szCs w:val="24"/>
+              </w:rPr>
+              <w:t>3.2 可行性分析</w:t>
+            </w:r>
+            <w:r>
+              <w:rPr>
+                <w:rFonts w:ascii="宋体" w:eastAsia="宋体" w:hAnsi="宋体"/>
+                <w:noProof/>
+                <w:webHidden/>
+                <w:sz w:val="24"/>
+                <w:szCs w:val="24"/>
+              </w:rPr>
+              <w:tab/>
+            </w:r>
+            <w:r>
+              <w:rPr>
+                <w:rFonts w:ascii="宋体" w:eastAsia="宋体" w:hAnsi="宋体"/>
+                <w:noProof/>
+                <w:webHidden/>
+                <w:sz w:val="24"/>
+                <w:szCs w:val="24"/>
+              </w:rPr>
+              <w:fldChar w:fldCharType="begin"/>
+            </w:r>
+            <w:r>
+              <w:rPr>
+                <w:rFonts w:ascii="宋体" w:eastAsia="宋体" w:hAnsi="宋体"/>
+                <w:noProof/>
+                <w:webHidden/>
+                <w:sz w:val="24"/>
+                <w:szCs w:val="24"/>
+              </w:rPr>
+              <w:instrText xml:space="preserve"> PAGEREF _Toc101815741 \h </w:instrText>
+            </w:r>
+            <w:r>
+              <w:rPr>
+                <w:rFonts w:ascii="宋体" w:eastAsia="宋体" w:hAnsi="宋体"/>
+                <w:noProof/>
+                <w:webHidden/>
+                <w:sz w:val="24"/>
+                <w:szCs w:val="24"/>
+              </w:rPr>
+            </w:r>
+            <w:r>
+              <w:rPr>
+                <w:rFonts w:ascii="宋体" w:eastAsia="宋体" w:hAnsi="宋体"/>
+                <w:noProof/>
+                <w:webHidden/>
+                <w:sz w:val="24"/>
+                <w:szCs w:val="24"/>
+              </w:rPr>
+              <w:fldChar w:fldCharType="separate"/>
+            </w:r>
+            <w:r>
+              <w:rPr>
+                <w:rFonts w:ascii="宋体" w:eastAsia="宋体" w:hAnsi="宋体"/>
+                <w:noProof/>
+                <w:webHidden/>
+                <w:sz w:val="24"/>
+                <w:szCs w:val="24"/>
+              </w:rPr>
+              <w:t>12</w:t>
+            </w:r>
+            <w:r>
+              <w:rPr>
+                <w:rFonts w:ascii="宋体" w:eastAsia="宋体" w:hAnsi="宋体"/>
+                <w:noProof/>
+                <w:webHidden/>
+                <w:sz w:val="24"/>
+                <w:szCs w:val="24"/>
+              </w:rPr>
+              <w:fldChar w:fldCharType="end"/>
+            </w:r>
+          </w:hyperlink>
+        </w:p>
+        <w:p>
+          <w:pPr>
+            <w:pStyle w:val="TOC2"/>
+            <w:tabs>
+              <w:tab w:val="right" w:leader="dot" w:pos="8296"/>
+            </w:tabs>
+            <w:rPr>
+              <w:rFonts w:ascii="宋体" w:eastAsia="宋体" w:hAnsi="宋体"/>
+              <w:noProof/>
+              <w:sz w:val="24"/>
+              <w:szCs w:val="24"/>
+            </w:rPr>
+          </w:pPr>
+          <w:hyperlink w:anchor="_Toc101815742" w:history="1">
+            <w:r>
+              <w:rPr>
+                <w:rStyle w:val="ab"/>
+                <w:rFonts w:ascii="宋体" w:eastAsia="宋体" w:hAnsi="宋体"/>
+                <w:noProof/>
+                <w:sz w:val="24"/>
+                <w:szCs w:val="24"/>
+              </w:rPr>
+              <w:t>3.3 系统模块分析</w:t>
+            </w:r>
+            <w:r>
+              <w:rPr>
+                <w:rFonts w:ascii="宋体" w:eastAsia="宋体" w:hAnsi="宋体"/>
+                <w:noProof/>
+                <w:webHidden/>
+                <w:sz w:val="24"/>
+                <w:szCs w:val="24"/>
+              </w:rPr>
+              <w:tab/>
+            </w:r>
+            <w:r>
+              <w:rPr>
+                <w:rFonts w:ascii="宋体" w:eastAsia="宋体" w:hAnsi="宋体"/>
+                <w:noProof/>
+                <w:webHidden/>
+                <w:sz w:val="24"/>
+                <w:szCs w:val="24"/>
+              </w:rPr>
+              <w:fldChar w:fldCharType="begin"/>
+            </w:r>
+            <w:r>
+              <w:rPr>
+                <w:rFonts w:ascii="宋体" w:eastAsia="宋体" w:hAnsi="宋体"/>
+                <w:noProof/>
+                <w:webHidden/>
+                <w:sz w:val="24"/>
+                <w:szCs w:val="24"/>
+              </w:rPr>
+              <w:instrText xml:space="preserve"> PAGEREF _Toc101815742 \h </w:instrText>
+            </w:r>
+            <w:r>
+              <w:rPr>
+                <w:rFonts w:ascii="宋体" w:eastAsia="宋体" w:hAnsi="宋体"/>
+                <w:noProof/>
+                <w:webHidden/>
+                <w:sz w:val="24"/>
+                <w:szCs w:val="24"/>
+              </w:rPr>
+            </w:r>
+            <w:r>
+              <w:rPr>
+                <w:rFonts w:ascii="宋体" w:eastAsia="宋体" w:hAnsi="宋体"/>
+                <w:noProof/>
+                <w:webHidden/>
+                <w:sz w:val="24"/>
+                <w:szCs w:val="24"/>
+              </w:rPr>
+              <w:fldChar w:fldCharType="separate"/>
+            </w:r>
+            <w:r>
+              <w:rPr>
+                <w:rFonts w:ascii="宋体" w:eastAsia="宋体" w:hAnsi="宋体"/>
+                <w:noProof/>
+                <w:webHidden/>
+                <w:sz w:val="24"/>
+                <w:szCs w:val="24"/>
+              </w:rPr>
+              <w:t>13</w:t>
+            </w:r>
+            <w:r>
+              <w:rPr>
+                <w:rFonts w:ascii="宋体" w:eastAsia="宋体" w:hAnsi="宋体"/>
+                <w:noProof/>
+                <w:webHidden/>
+                <w:sz w:val="24"/>
+                <w:szCs w:val="24"/>
               </w:rPr>
               <w:fldChar w:fldCharType="end"/>
             </w:r>
@@ -2150,63 +3146,107 @@
               <w:tab w:val="right" w:leader="dot" w:pos="8296"/>
             </w:tabs>
             <w:rPr>
+              <w:rFonts w:ascii="宋体" w:eastAsia="宋体" w:hAnsi="宋体"/>
+              <w:b/>
+              <w:bCs/>
               <w:noProof/>
+              <w:sz w:val="28"/>
+              <w:szCs w:val="28"/>
             </w:rPr>
           </w:pPr>
-          <w:hyperlink w:anchor="_Toc101815737" w:history="1">
+          <w:hyperlink w:anchor="_Toc101815743" w:history="1">
             <w:r>
               <w:rPr>
                 <w:rStyle w:val="ab"/>
                 <w:rFonts w:ascii="宋体" w:eastAsia="宋体" w:hAnsi="宋体"/>
+                <w:b/>
+                <w:bCs/>
                 <w:noProof/>
-              </w:rPr>
-              <w:t>3.系统分析</w:t>
-            </w:r>
-            <w:r>
-              <w:rPr>
-                <w:noProof/>
-                <w:webHidden/>
+                <w:sz w:val="28"/>
+                <w:szCs w:val="28"/>
+              </w:rPr>
+              <w:t>4. 数据库设计</w:t>
+            </w:r>
+            <w:r>
+              <w:rPr>
+                <w:rStyle w:val="ab"/>
+                <w:rFonts w:ascii="宋体" w:eastAsia="宋体" w:hAnsi="宋体"/>
+                <w:b/>
+                <w:bCs/>
+                <w:webHidden/>
+                <w:sz w:val="28"/>
+                <w:szCs w:val="28"/>
               </w:rPr>
               <w:tab/>
             </w:r>
             <w:r>
               <w:rPr>
-                <w:noProof/>
-                <w:webHidden/>
+                <w:rStyle w:val="ab"/>
+                <w:rFonts w:ascii="宋体" w:eastAsia="宋体" w:hAnsi="宋体"/>
+                <w:b/>
+                <w:bCs/>
+                <w:webHidden/>
+                <w:sz w:val="28"/>
+                <w:szCs w:val="28"/>
               </w:rPr>
               <w:fldChar w:fldCharType="begin"/>
             </w:r>
             <w:r>
               <w:rPr>
-                <w:noProof/>
-                <w:webHidden/>
-              </w:rPr>
-              <w:instrText xml:space="preserve"> PAGEREF _Toc101815737 \h </w:instrText>
-            </w:r>
-            <w:r>
-              <w:rPr>
-                <w:noProof/>
-                <w:webHidden/>
-              </w:rPr>
-            </w:r>
-            <w:r>
-              <w:rPr>
-                <w:noProof/>
-                <w:webHidden/>
+                <w:rStyle w:val="ab"/>
+                <w:rFonts w:ascii="宋体" w:eastAsia="宋体" w:hAnsi="宋体"/>
+                <w:b/>
+                <w:bCs/>
+                <w:webHidden/>
+                <w:sz w:val="28"/>
+                <w:szCs w:val="28"/>
+              </w:rPr>
+              <w:instrText xml:space="preserve"> PAGEREF _Toc101815743 \h </w:instrText>
+            </w:r>
+            <w:r>
+              <w:rPr>
+                <w:rStyle w:val="ab"/>
+                <w:rFonts w:ascii="宋体" w:eastAsia="宋体" w:hAnsi="宋体"/>
+                <w:b/>
+                <w:bCs/>
+                <w:webHidden/>
+                <w:sz w:val="28"/>
+                <w:szCs w:val="28"/>
+              </w:rPr>
+            </w:r>
+            <w:r>
+              <w:rPr>
+                <w:rStyle w:val="ab"/>
+                <w:rFonts w:ascii="宋体" w:eastAsia="宋体" w:hAnsi="宋体"/>
+                <w:b/>
+                <w:bCs/>
+                <w:webHidden/>
+                <w:sz w:val="28"/>
+                <w:szCs w:val="28"/>
               </w:rPr>
               <w:fldChar w:fldCharType="separate"/>
             </w:r>
             <w:r>
               <w:rPr>
-                <w:noProof/>
-                <w:webHidden/>
-              </w:rPr>
-              <w:t>12</w:t>
-            </w:r>
-            <w:r>
-              <w:rPr>
-                <w:noProof/>
-                <w:webHidden/>
+                <w:rStyle w:val="ab"/>
+                <w:rFonts w:ascii="宋体" w:eastAsia="宋体" w:hAnsi="宋体"/>
+                <w:b/>
+                <w:bCs/>
+                <w:webHidden/>
+                <w:sz w:val="28"/>
+                <w:szCs w:val="28"/>
+              </w:rPr>
+              <w:t>14</w:t>
+            </w:r>
+            <w:r>
+              <w:rPr>
+                <w:rStyle w:val="ab"/>
+                <w:rFonts w:ascii="宋体" w:eastAsia="宋体" w:hAnsi="宋体"/>
+                <w:b/>
+                <w:bCs/>
+                <w:webHidden/>
+                <w:sz w:val="28"/>
+                <w:szCs w:val="28"/>
               </w:rPr>
               <w:fldChar w:fldCharType="end"/>
             </w:r>
@@ -2219,199 +3259,89 @@
               <w:tab w:val="right" w:leader="dot" w:pos="8296"/>
             </w:tabs>
             <w:rPr>
+              <w:rFonts w:ascii="宋体" w:eastAsia="宋体" w:hAnsi="宋体"/>
               <w:noProof/>
+              <w:sz w:val="24"/>
+              <w:szCs w:val="24"/>
             </w:rPr>
           </w:pPr>
-          <w:hyperlink w:anchor="_Toc101815738" w:history="1">
+          <w:hyperlink w:anchor="_Toc101815744" w:history="1">
             <w:r>
               <w:rPr>
                 <w:rStyle w:val="ab"/>
                 <w:rFonts w:ascii="宋体" w:eastAsia="宋体" w:hAnsi="宋体"/>
                 <w:noProof/>
-              </w:rPr>
-              <w:t>3.1系统需求分析</w:t>
-            </w:r>
-            <w:r>
-              <w:rPr>
+                <w:sz w:val="24"/>
+                <w:szCs w:val="24"/>
+              </w:rPr>
+              <w:t>4.1 数据库概念结构设计</w:t>
+            </w:r>
+            <w:r>
+              <w:rPr>
+                <w:rFonts w:ascii="宋体" w:eastAsia="宋体" w:hAnsi="宋体"/>
                 <w:noProof/>
                 <w:webHidden/>
+                <w:sz w:val="24"/>
+                <w:szCs w:val="24"/>
               </w:rPr>
               <w:tab/>
             </w:r>
             <w:r>
               <w:rPr>
+                <w:rFonts w:ascii="宋体" w:eastAsia="宋体" w:hAnsi="宋体"/>
                 <w:noProof/>
                 <w:webHidden/>
+                <w:sz w:val="24"/>
+                <w:szCs w:val="24"/>
               </w:rPr>
               <w:fldChar w:fldCharType="begin"/>
             </w:r>
             <w:r>
               <w:rPr>
+                <w:rFonts w:ascii="宋体" w:eastAsia="宋体" w:hAnsi="宋体"/>
                 <w:noProof/>
                 <w:webHidden/>
-              </w:rPr>
-              <w:instrText xml:space="preserve"> PAGEREF _Toc101815738 \h </w:instrText>
-            </w:r>
-            <w:r>
-              <w:rPr>
+                <w:sz w:val="24"/>
+                <w:szCs w:val="24"/>
+              </w:rPr>
+              <w:instrText xml:space="preserve"> PAGEREF _Toc101815744 \h </w:instrText>
+            </w:r>
+            <w:r>
+              <w:rPr>
+                <w:rFonts w:ascii="宋体" w:eastAsia="宋体" w:hAnsi="宋体"/>
                 <w:noProof/>
                 <w:webHidden/>
-              </w:rPr>
-            </w:r>
-            <w:r>
-              <w:rPr>
+                <w:sz w:val="24"/>
+                <w:szCs w:val="24"/>
+              </w:rPr>
+            </w:r>
+            <w:r>
+              <w:rPr>
+                <w:rFonts w:ascii="宋体" w:eastAsia="宋体" w:hAnsi="宋体"/>
                 <w:noProof/>
                 <w:webHidden/>
+                <w:sz w:val="24"/>
+                <w:szCs w:val="24"/>
               </w:rPr>
               <w:fldChar w:fldCharType="separate"/>
             </w:r>
             <w:r>
               <w:rPr>
+                <w:rFonts w:ascii="宋体" w:eastAsia="宋体" w:hAnsi="宋体"/>
                 <w:noProof/>
                 <w:webHidden/>
-              </w:rPr>
-              <w:t>12</w:t>
-            </w:r>
-            <w:r>
-              <w:rPr>
+                <w:sz w:val="24"/>
+                <w:szCs w:val="24"/>
+              </w:rPr>
+              <w:t>14</w:t>
+            </w:r>
+            <w:r>
+              <w:rPr>
+                <w:rFonts w:ascii="宋体" w:eastAsia="宋体" w:hAnsi="宋体"/>
                 <w:noProof/>
                 <w:webHidden/>
-              </w:rPr>
-              <w:fldChar w:fldCharType="end"/>
-            </w:r>
-          </w:hyperlink>
-        </w:p>
-        <w:p>
-          <w:pPr>
-            <w:pStyle w:val="TOC3"/>
-            <w:tabs>
-              <w:tab w:val="right" w:leader="dot" w:pos="8296"/>
-            </w:tabs>
-            <w:rPr>
-              <w:noProof/>
-            </w:rPr>
-          </w:pPr>
-          <w:hyperlink w:anchor="_Toc101815739" w:history="1">
-            <w:r>
-              <w:rPr>
-                <w:rStyle w:val="ab"/>
-                <w:noProof/>
-              </w:rPr>
-              <w:t>3.1.1 功能需求</w:t>
-            </w:r>
-            <w:r>
-              <w:rPr>
-                <w:noProof/>
-                <w:webHidden/>
-              </w:rPr>
-              <w:tab/>
-            </w:r>
-            <w:r>
-              <w:rPr>
-                <w:noProof/>
-                <w:webHidden/>
-              </w:rPr>
-              <w:fldChar w:fldCharType="begin"/>
-            </w:r>
-            <w:r>
-              <w:rPr>
-                <w:noProof/>
-                <w:webHidden/>
-              </w:rPr>
-              <w:instrText xml:space="preserve"> PAGEREF _Toc101815739 \h </w:instrText>
-            </w:r>
-            <w:r>
-              <w:rPr>
-                <w:noProof/>
-                <w:webHidden/>
-              </w:rPr>
-            </w:r>
-            <w:r>
-              <w:rPr>
-                <w:noProof/>
-                <w:webHidden/>
-              </w:rPr>
-              <w:fldChar w:fldCharType="separate"/>
-            </w:r>
-            <w:r>
-              <w:rPr>
-                <w:noProof/>
-                <w:webHidden/>
-              </w:rPr>
-              <w:t>12</w:t>
-            </w:r>
-            <w:r>
-              <w:rPr>
-                <w:noProof/>
-                <w:webHidden/>
-              </w:rPr>
-              <w:fldChar w:fldCharType="end"/>
-            </w:r>
-          </w:hyperlink>
-        </w:p>
-        <w:p>
-          <w:pPr>
-            <w:pStyle w:val="TOC3"/>
-            <w:tabs>
-              <w:tab w:val="right" w:leader="dot" w:pos="8296"/>
-            </w:tabs>
-            <w:rPr>
-              <w:noProof/>
-            </w:rPr>
-          </w:pPr>
-          <w:hyperlink w:anchor="_Toc101815740" w:history="1">
-            <w:r>
-              <w:rPr>
-                <w:rStyle w:val="ab"/>
-                <w:noProof/>
-              </w:rPr>
-              <w:t>3.1.2 性能需求</w:t>
-            </w:r>
-            <w:r>
-              <w:rPr>
-                <w:noProof/>
-                <w:webHidden/>
-              </w:rPr>
-              <w:tab/>
-            </w:r>
-            <w:r>
-              <w:rPr>
-                <w:noProof/>
-                <w:webHidden/>
-              </w:rPr>
-              <w:fldChar w:fldCharType="begin"/>
-            </w:r>
-            <w:r>
-              <w:rPr>
-                <w:noProof/>
-                <w:webHidden/>
-              </w:rPr>
-              <w:instrText xml:space="preserve"> PAGEREF _Toc101815740 \h </w:instrText>
-            </w:r>
-            <w:r>
-              <w:rPr>
-                <w:noProof/>
-                <w:webHidden/>
-              </w:rPr>
-            </w:r>
-            <w:r>
-              <w:rPr>
-                <w:noProof/>
-                <w:webHidden/>
-              </w:rPr>
-              <w:fldChar w:fldCharType="separate"/>
-            </w:r>
-            <w:r>
-              <w:rPr>
-                <w:noProof/>
-                <w:webHidden/>
-              </w:rPr>
-              <w:t>12</w:t>
-            </w:r>
-            <w:r>
-              <w:rPr>
-                <w:noProof/>
-                <w:webHidden/>
+                <w:sz w:val="24"/>
+                <w:szCs w:val="24"/>
               </w:rPr>
               <w:fldChar w:fldCharType="end"/>
             </w:r>
@@ -2424,63 +3354,89 @@
               <w:tab w:val="right" w:leader="dot" w:pos="8296"/>
             </w:tabs>
             <w:rPr>
+              <w:rFonts w:ascii="宋体" w:eastAsia="宋体" w:hAnsi="宋体"/>
               <w:noProof/>
+              <w:sz w:val="24"/>
+              <w:szCs w:val="24"/>
             </w:rPr>
           </w:pPr>
-          <w:hyperlink w:anchor="_Toc101815741" w:history="1">
+          <w:hyperlink w:anchor="_Toc101815745" w:history="1">
             <w:r>
               <w:rPr>
                 <w:rStyle w:val="ab"/>
                 <w:rFonts w:ascii="宋体" w:eastAsia="宋体" w:hAnsi="宋体"/>
                 <w:noProof/>
-              </w:rPr>
-              <w:t>3.2 可行性分析</w:t>
-            </w:r>
-            <w:r>
-              <w:rPr>
+                <w:sz w:val="24"/>
+                <w:szCs w:val="24"/>
+              </w:rPr>
+              <w:t>4.2 数据库逻辑结构设计</w:t>
+            </w:r>
+            <w:r>
+              <w:rPr>
+                <w:rFonts w:ascii="宋体" w:eastAsia="宋体" w:hAnsi="宋体"/>
                 <w:noProof/>
                 <w:webHidden/>
+                <w:sz w:val="24"/>
+                <w:szCs w:val="24"/>
               </w:rPr>
               <w:tab/>
             </w:r>
             <w:r>
               <w:rPr>
+                <w:rFonts w:ascii="宋体" w:eastAsia="宋体" w:hAnsi="宋体"/>
                 <w:noProof/>
                 <w:webHidden/>
+                <w:sz w:val="24"/>
+                <w:szCs w:val="24"/>
               </w:rPr>
               <w:fldChar w:fldCharType="begin"/>
             </w:r>
             <w:r>
               <w:rPr>
+                <w:rFonts w:ascii="宋体" w:eastAsia="宋体" w:hAnsi="宋体"/>
                 <w:noProof/>
                 <w:webHidden/>
-              </w:rPr>
-              <w:instrText xml:space="preserve"> PAGEREF _Toc101815741 \h </w:instrText>
-            </w:r>
-            <w:r>
-              <w:rPr>
+                <w:sz w:val="24"/>
+                <w:szCs w:val="24"/>
+              </w:rPr>
+              <w:instrText xml:space="preserve"> PAGEREF _Toc101815745 \h </w:instrText>
+            </w:r>
+            <w:r>
+              <w:rPr>
+                <w:rFonts w:ascii="宋体" w:eastAsia="宋体" w:hAnsi="宋体"/>
                 <w:noProof/>
                 <w:webHidden/>
-              </w:rPr>
-            </w:r>
-            <w:r>
-              <w:rPr>
+                <w:sz w:val="24"/>
+                <w:szCs w:val="24"/>
+              </w:rPr>
+            </w:r>
+            <w:r>
+              <w:rPr>
+                <w:rFonts w:ascii="宋体" w:eastAsia="宋体" w:hAnsi="宋体"/>
                 <w:noProof/>
                 <w:webHidden/>
+                <w:sz w:val="24"/>
+                <w:szCs w:val="24"/>
               </w:rPr>
               <w:fldChar w:fldCharType="separate"/>
             </w:r>
             <w:r>
               <w:rPr>
+                <w:rFonts w:ascii="宋体" w:eastAsia="宋体" w:hAnsi="宋体"/>
                 <w:noProof/>
                 <w:webHidden/>
-              </w:rPr>
-              <w:t>12</w:t>
-            </w:r>
-            <w:r>
-              <w:rPr>
+                <w:sz w:val="24"/>
+                <w:szCs w:val="24"/>
+              </w:rPr>
+              <w:t>17</w:t>
+            </w:r>
+            <w:r>
+              <w:rPr>
+                <w:rFonts w:ascii="宋体" w:eastAsia="宋体" w:hAnsi="宋体"/>
                 <w:noProof/>
                 <w:webHidden/>
+                <w:sz w:val="24"/>
+                <w:szCs w:val="24"/>
               </w:rPr>
               <w:fldChar w:fldCharType="end"/>
             </w:r>
@@ -2493,63 +3449,89 @@
               <w:tab w:val="right" w:leader="dot" w:pos="8296"/>
             </w:tabs>
             <w:rPr>
+              <w:rFonts w:ascii="宋体" w:eastAsia="宋体" w:hAnsi="宋体"/>
               <w:noProof/>
+              <w:sz w:val="24"/>
+              <w:szCs w:val="24"/>
             </w:rPr>
           </w:pPr>
-          <w:hyperlink w:anchor="_Toc101815742" w:history="1">
+          <w:hyperlink w:anchor="_Toc101815746" w:history="1">
             <w:r>
               <w:rPr>
                 <w:rStyle w:val="ab"/>
                 <w:rFonts w:ascii="宋体" w:eastAsia="宋体" w:hAnsi="宋体"/>
                 <w:noProof/>
-              </w:rPr>
-              <w:t>3.3 系统模块分析</w:t>
-            </w:r>
-            <w:r>
-              <w:rPr>
+                <w:sz w:val="24"/>
+                <w:szCs w:val="24"/>
+              </w:rPr>
+              <w:t>4.3 数据库连接与实现</w:t>
+            </w:r>
+            <w:r>
+              <w:rPr>
+                <w:rFonts w:ascii="宋体" w:eastAsia="宋体" w:hAnsi="宋体"/>
                 <w:noProof/>
                 <w:webHidden/>
+                <w:sz w:val="24"/>
+                <w:szCs w:val="24"/>
               </w:rPr>
               <w:tab/>
             </w:r>
             <w:r>
               <w:rPr>
+                <w:rFonts w:ascii="宋体" w:eastAsia="宋体" w:hAnsi="宋体"/>
                 <w:noProof/>
                 <w:webHidden/>
+                <w:sz w:val="24"/>
+                <w:szCs w:val="24"/>
               </w:rPr>
               <w:fldChar w:fldCharType="begin"/>
             </w:r>
             <w:r>
               <w:rPr>
+                <w:rFonts w:ascii="宋体" w:eastAsia="宋体" w:hAnsi="宋体"/>
                 <w:noProof/>
                 <w:webHidden/>
-              </w:rPr>
-              <w:instrText xml:space="preserve"> PAGEREF _Toc101815742 \h </w:instrText>
-            </w:r>
-            <w:r>
-              <w:rPr>
+                <w:sz w:val="24"/>
+                <w:szCs w:val="24"/>
+              </w:rPr>
+              <w:instrText xml:space="preserve"> PAGEREF _Toc101815746 \h </w:instrText>
+            </w:r>
+            <w:r>
+              <w:rPr>
+                <w:rFonts w:ascii="宋体" w:eastAsia="宋体" w:hAnsi="宋体"/>
                 <w:noProof/>
                 <w:webHidden/>
-              </w:rPr>
-            </w:r>
-            <w:r>
-              <w:rPr>
+                <w:sz w:val="24"/>
+                <w:szCs w:val="24"/>
+              </w:rPr>
+            </w:r>
+            <w:r>
+              <w:rPr>
+                <w:rFonts w:ascii="宋体" w:eastAsia="宋体" w:hAnsi="宋体"/>
                 <w:noProof/>
                 <w:webHidden/>
+                <w:sz w:val="24"/>
+                <w:szCs w:val="24"/>
               </w:rPr>
               <w:fldChar w:fldCharType="separate"/>
             </w:r>
             <w:r>
               <w:rPr>
+                <w:rFonts w:ascii="宋体" w:eastAsia="宋体" w:hAnsi="宋体"/>
                 <w:noProof/>
                 <w:webHidden/>
-              </w:rPr>
-              <w:t>13</w:t>
-            </w:r>
-            <w:r>
-              <w:rPr>
+                <w:sz w:val="24"/>
+                <w:szCs w:val="24"/>
+              </w:rPr>
+              <w:t>19</w:t>
+            </w:r>
+            <w:r>
+              <w:rPr>
+                <w:rFonts w:ascii="宋体" w:eastAsia="宋体" w:hAnsi="宋体"/>
                 <w:noProof/>
                 <w:webHidden/>
+                <w:sz w:val="24"/>
+                <w:szCs w:val="24"/>
               </w:rPr>
               <w:fldChar w:fldCharType="end"/>
             </w:r>
@@ -2562,63 +3544,107 @@
               <w:tab w:val="right" w:leader="dot" w:pos="8296"/>
             </w:tabs>
             <w:rPr>
+              <w:rFonts w:ascii="宋体" w:eastAsia="宋体" w:hAnsi="宋体"/>
+              <w:b/>
+              <w:bCs/>
               <w:noProof/>
+              <w:sz w:val="28"/>
+              <w:szCs w:val="28"/>
             </w:rPr>
           </w:pPr>
-          <w:hyperlink w:anchor="_Toc101815743" w:history="1">
+          <w:hyperlink w:anchor="_Toc101815747" w:history="1">
             <w:r>
               <w:rPr>
                 <w:rStyle w:val="ab"/>
                 <w:rFonts w:ascii="宋体" w:eastAsia="宋体" w:hAnsi="宋体"/>
+                <w:b/>
+                <w:bCs/>
                 <w:noProof/>
-              </w:rPr>
-              <w:t>4. 数据库设计</w:t>
-            </w:r>
-            <w:r>
-              <w:rPr>
+                <w:sz w:val="28"/>
+                <w:szCs w:val="28"/>
+              </w:rPr>
+              <w:t>5. 系统的详细设计与实现</w:t>
+            </w:r>
+            <w:r>
+              <w:rPr>
+                <w:rFonts w:ascii="宋体" w:eastAsia="宋体" w:hAnsi="宋体"/>
+                <w:b/>
+                <w:bCs/>
                 <w:noProof/>
                 <w:webHidden/>
+                <w:sz w:val="28"/>
+                <w:szCs w:val="28"/>
               </w:rPr>
               <w:tab/>
             </w:r>
             <w:r>
               <w:rPr>
+                <w:rFonts w:ascii="宋体" w:eastAsia="宋体" w:hAnsi="宋体"/>
+                <w:b/>
+                <w:bCs/>
                 <w:noProof/>
                 <w:webHidden/>
+                <w:sz w:val="28"/>
+                <w:szCs w:val="28"/>
               </w:rPr>
               <w:fldChar w:fldCharType="begin"/>
             </w:r>
             <w:r>
               <w:rPr>
+                <w:rFonts w:ascii="宋体" w:eastAsia="宋体" w:hAnsi="宋体"/>
+                <w:b/>
+                <w:bCs/>
                 <w:noProof/>
                 <w:webHidden/>
-              </w:rPr>
-              <w:instrText xml:space="preserve"> PAGEREF _Toc101815743 \h </w:instrText>
-            </w:r>
-            <w:r>
-              <w:rPr>
+                <w:sz w:val="28"/>
+                <w:szCs w:val="28"/>
+              </w:rPr>
+              <w:instrText xml:space="preserve"> PAGEREF _Toc101815747 \h </w:instrText>
+            </w:r>
+            <w:r>
+              <w:rPr>
+                <w:rFonts w:ascii="宋体" w:eastAsia="宋体" w:hAnsi="宋体"/>
+                <w:b/>
+                <w:bCs/>
                 <w:noProof/>
                 <w:webHidden/>
-              </w:rPr>
-            </w:r>
-            <w:r>
-              <w:rPr>
+                <w:sz w:val="28"/>
+                <w:szCs w:val="28"/>
+              </w:rPr>
+            </w:r>
+            <w:r>
+              <w:rPr>
+                <w:rFonts w:ascii="宋体" w:eastAsia="宋体" w:hAnsi="宋体"/>
+                <w:b/>
+                <w:bCs/>
                 <w:noProof/>
                 <w:webHidden/>
+                <w:sz w:val="28"/>
+                <w:szCs w:val="28"/>
               </w:rPr>
               <w:fldChar w:fldCharType="separate"/>
             </w:r>
             <w:r>
               <w:rPr>
+                <w:rFonts w:ascii="宋体" w:eastAsia="宋体" w:hAnsi="宋体"/>
+                <w:b/>
+                <w:bCs/>
                 <w:noProof/>
                 <w:webHidden/>
-              </w:rPr>
-              <w:t>14</w:t>
-            </w:r>
-            <w:r>
-              <w:rPr>
+                <w:sz w:val="28"/>
+                <w:szCs w:val="28"/>
+              </w:rPr>
+              <w:t>20</w:t>
+            </w:r>
+            <w:r>
+              <w:rPr>
+                <w:rFonts w:ascii="宋体" w:eastAsia="宋体" w:hAnsi="宋体"/>
+                <w:b/>
+                <w:bCs/>
                 <w:noProof/>
                 <w:webHidden/>
+                <w:sz w:val="28"/>
+                <w:szCs w:val="28"/>
               </w:rPr>
               <w:fldChar w:fldCharType="end"/>
             </w:r>
@@ -2631,63 +3657,472 @@
               <w:tab w:val="right" w:leader="dot" w:pos="8296"/>
             </w:tabs>
             <w:rPr>
+              <w:rFonts w:ascii="宋体" w:eastAsia="宋体" w:hAnsi="宋体"/>
               <w:noProof/>
+              <w:sz w:val="24"/>
+              <w:szCs w:val="24"/>
             </w:rPr>
           </w:pPr>
-          <w:hyperlink w:anchor="_Toc101815744" w:history="1">
+          <w:hyperlink w:anchor="_Toc101815748" w:history="1">
             <w:r>
               <w:rPr>
                 <w:rStyle w:val="ab"/>
                 <w:rFonts w:ascii="宋体" w:eastAsia="宋体" w:hAnsi="宋体"/>
                 <w:noProof/>
-              </w:rPr>
-              <w:t>4.1 数据库概念结构设计</w:t>
-            </w:r>
-            <w:r>
-              <w:rPr>
+                <w:sz w:val="24"/>
+                <w:szCs w:val="24"/>
+              </w:rPr>
+              <w:t>5.1 系统软件架构</w:t>
+            </w:r>
+            <w:r>
+              <w:rPr>
+                <w:rFonts w:ascii="宋体" w:eastAsia="宋体" w:hAnsi="宋体"/>
                 <w:noProof/>
                 <w:webHidden/>
+                <w:sz w:val="24"/>
+                <w:szCs w:val="24"/>
               </w:rPr>
               <w:tab/>
             </w:r>
             <w:r>
               <w:rPr>
+                <w:rFonts w:ascii="宋体" w:eastAsia="宋体" w:hAnsi="宋体"/>
                 <w:noProof/>
                 <w:webHidden/>
+                <w:sz w:val="24"/>
+                <w:szCs w:val="24"/>
               </w:rPr>
               <w:fldChar w:fldCharType="begin"/>
             </w:r>
             <w:r>
               <w:rPr>
+                <w:rFonts w:ascii="宋体" w:eastAsia="宋体" w:hAnsi="宋体"/>
                 <w:noProof/>
                 <w:webHidden/>
-              </w:rPr>
-              <w:instrText xml:space="preserve"> PAGEREF _Toc101815744 \h </w:instrText>
-            </w:r>
-            <w:r>
-              <w:rPr>
+                <w:sz w:val="24"/>
+                <w:szCs w:val="24"/>
+              </w:rPr>
+              <w:instrText xml:space="preserve"> PAGEREF _Toc101815748 \h </w:instrText>
+            </w:r>
+            <w:r>
+              <w:rPr>
+                <w:rFonts w:ascii="宋体" w:eastAsia="宋体" w:hAnsi="宋体"/>
                 <w:noProof/>
                 <w:webHidden/>
-              </w:rPr>
-            </w:r>
-            <w:r>
-              <w:rPr>
+                <w:sz w:val="24"/>
+                <w:szCs w:val="24"/>
+              </w:rPr>
+            </w:r>
+            <w:r>
+              <w:rPr>
+                <w:rFonts w:ascii="宋体" w:eastAsia="宋体" w:hAnsi="宋体"/>
                 <w:noProof/>
                 <w:webHidden/>
+                <w:sz w:val="24"/>
+                <w:szCs w:val="24"/>
               </w:rPr>
               <w:fldChar w:fldCharType="separate"/>
             </w:r>
             <w:r>
               <w:rPr>
+                <w:rFonts w:ascii="宋体" w:eastAsia="宋体" w:hAnsi="宋体"/>
                 <w:noProof/>
                 <w:webHidden/>
-              </w:rPr>
-              <w:t>14</w:t>
-            </w:r>
-            <w:r>
-              <w:rPr>
+                <w:sz w:val="24"/>
+                <w:szCs w:val="24"/>
+              </w:rPr>
+              <w:t>20</w:t>
+            </w:r>
+            <w:r>
+              <w:rPr>
+                <w:rFonts w:ascii="宋体" w:eastAsia="宋体" w:hAnsi="宋体"/>
                 <w:noProof/>
                 <w:webHidden/>
+                <w:sz w:val="24"/>
+                <w:szCs w:val="24"/>
+              </w:rPr>
+              <w:fldChar w:fldCharType="end"/>
+            </w:r>
+          </w:hyperlink>
+        </w:p>
+        <w:p>
+          <w:pPr>
+            <w:pStyle w:val="TOC3"/>
+          </w:pPr>
+          <w:hyperlink w:anchor="_Toc101815749" w:history="1">
+            <w:r>
+              <w:rPr>
+                <w:rStyle w:val="ab"/>
+              </w:rPr>
+              <w:t>5.1.1 注册模块和登陆模块</w:t>
+            </w:r>
+            <w:r>
+              <w:rPr>
+                <w:webHidden/>
+              </w:rPr>
+              <w:tab/>
+            </w:r>
+            <w:r>
+              <w:rPr>
+                <w:webHidden/>
+              </w:rPr>
+              <w:fldChar w:fldCharType="begin"/>
+            </w:r>
+            <w:r>
+              <w:rPr>
+                <w:webHidden/>
+              </w:rPr>
+              <w:instrText xml:space="preserve"> PAGEREF _Toc101815749 \h </w:instrText>
+            </w:r>
+            <w:r>
+              <w:rPr>
+                <w:webHidden/>
+              </w:rPr>
+            </w:r>
+            <w:r>
+              <w:rPr>
+                <w:webHidden/>
+              </w:rPr>
+              <w:fldChar w:fldCharType="separate"/>
+            </w:r>
+            <w:r>
+              <w:rPr>
+                <w:webHidden/>
+              </w:rPr>
+              <w:t>20</w:t>
+            </w:r>
+            <w:r>
+              <w:rPr>
+                <w:webHidden/>
+              </w:rPr>
+              <w:fldChar w:fldCharType="end"/>
+            </w:r>
+          </w:hyperlink>
+        </w:p>
+        <w:p>
+          <w:pPr>
+            <w:pStyle w:val="TOC3"/>
+          </w:pPr>
+          <w:hyperlink w:anchor="_Toc101815750" w:history="1">
+            <w:r>
+              <w:rPr>
+                <w:rStyle w:val="ab"/>
+              </w:rPr>
+              <w:t>5.1.2 个人信息模块</w:t>
+            </w:r>
+            <w:r>
+              <w:rPr>
+                <w:webHidden/>
+              </w:rPr>
+              <w:tab/>
+            </w:r>
+            <w:r>
+              <w:rPr>
+                <w:webHidden/>
+              </w:rPr>
+              <w:fldChar w:fldCharType="begin"/>
+            </w:r>
+            <w:r>
+              <w:rPr>
+                <w:webHidden/>
+              </w:rPr>
+              <w:instrText xml:space="preserve"> PAGEREF _Toc101815750 \h </w:instrText>
+            </w:r>
+            <w:r>
+              <w:rPr>
+                <w:webHidden/>
+              </w:rPr>
+            </w:r>
+            <w:r>
+              <w:rPr>
+                <w:webHidden/>
+              </w:rPr>
+              <w:fldChar w:fldCharType="separate"/>
+            </w:r>
+            <w:r>
+              <w:rPr>
+                <w:webHidden/>
+              </w:rPr>
+              <w:t>22</w:t>
+            </w:r>
+            <w:r>
+              <w:rPr>
+                <w:webHidden/>
+              </w:rPr>
+              <w:fldChar w:fldCharType="end"/>
+            </w:r>
+          </w:hyperlink>
+        </w:p>
+        <w:p>
+          <w:pPr>
+            <w:pStyle w:val="TOC3"/>
+          </w:pPr>
+          <w:hyperlink w:anchor="_Toc101815751" w:history="1">
+            <w:r>
+              <w:rPr>
+                <w:rStyle w:val="ab"/>
+              </w:rPr>
+              <w:t>5.1.3版块管理</w:t>
+            </w:r>
+            <w:r>
+              <w:rPr>
+                <w:webHidden/>
+              </w:rPr>
+              <w:tab/>
+            </w:r>
+            <w:r>
+              <w:rPr>
+                <w:webHidden/>
+              </w:rPr>
+              <w:fldChar w:fldCharType="begin"/>
+            </w:r>
+            <w:r>
+              <w:rPr>
+                <w:webHidden/>
+              </w:rPr>
+              <w:instrText xml:space="preserve"> PAGEREF _Toc101815751 \h </w:instrText>
+            </w:r>
+            <w:r>
+              <w:rPr>
+                <w:webHidden/>
+              </w:rPr>
+            </w:r>
+            <w:r>
+              <w:rPr>
+                <w:webHidden/>
+              </w:rPr>
+              <w:fldChar w:fldCharType="separate"/>
+            </w:r>
+            <w:r>
+              <w:rPr>
+                <w:webHidden/>
+              </w:rPr>
+              <w:t>23</w:t>
+            </w:r>
+            <w:r>
+              <w:rPr>
+                <w:webHidden/>
+              </w:rPr>
+              <w:fldChar w:fldCharType="end"/>
+            </w:r>
+          </w:hyperlink>
+        </w:p>
+        <w:p>
+          <w:pPr>
+            <w:pStyle w:val="TOC3"/>
+          </w:pPr>
+          <w:hyperlink w:anchor="_Toc101815752" w:history="1">
+            <w:r>
+              <w:rPr>
+                <w:rStyle w:val="ab"/>
+              </w:rPr>
+              <w:t>5.1.4 帖子管理</w:t>
+            </w:r>
+            <w:r>
+              <w:rPr>
+                <w:webHidden/>
+              </w:rPr>
+              <w:tab/>
+            </w:r>
+            <w:r>
+              <w:rPr>
+                <w:webHidden/>
+              </w:rPr>
+              <w:fldChar w:fldCharType="begin"/>
+            </w:r>
+            <w:r>
+              <w:rPr>
+                <w:webHidden/>
+              </w:rPr>
+              <w:instrText xml:space="preserve"> PAGEREF _Toc101815752 \h </w:instrText>
+            </w:r>
+            <w:r>
+              <w:rPr>
+                <w:webHidden/>
+              </w:rPr>
+            </w:r>
+            <w:r>
+              <w:rPr>
+                <w:webHidden/>
+              </w:rPr>
+              <w:fldChar w:fldCharType="separate"/>
+            </w:r>
+            <w:r>
+              <w:rPr>
+                <w:webHidden/>
+              </w:rPr>
+              <w:t>24</w:t>
+            </w:r>
+            <w:r>
+              <w:rPr>
+                <w:webHidden/>
+              </w:rPr>
+              <w:fldChar w:fldCharType="end"/>
+            </w:r>
+          </w:hyperlink>
+        </w:p>
+        <w:p>
+          <w:pPr>
+            <w:pStyle w:val="TOC3"/>
+          </w:pPr>
+          <w:hyperlink w:anchor="_Toc101815753" w:history="1">
+            <w:r>
+              <w:rPr>
+                <w:rStyle w:val="ab"/>
+              </w:rPr>
+              <w:t>5.1.5 帖子收藏、回复和浏览以及排行榜</w:t>
+            </w:r>
+            <w:r>
+              <w:rPr>
+                <w:webHidden/>
+              </w:rPr>
+              <w:tab/>
+            </w:r>
+            <w:r>
+              <w:rPr>
+                <w:webHidden/>
+              </w:rPr>
+              <w:fldChar w:fldCharType="begin"/>
+            </w:r>
+            <w:r>
+              <w:rPr>
+                <w:webHidden/>
+              </w:rPr>
+              <w:instrText xml:space="preserve"> PAGEREF _Toc101815753 \h </w:instrText>
+            </w:r>
+            <w:r>
+              <w:rPr>
+                <w:webHidden/>
+              </w:rPr>
+            </w:r>
+            <w:r>
+              <w:rPr>
+                <w:webHidden/>
+              </w:rPr>
+              <w:fldChar w:fldCharType="separate"/>
+            </w:r>
+            <w:r>
+              <w:rPr>
+                <w:webHidden/>
+              </w:rPr>
+              <w:t>25</w:t>
+            </w:r>
+            <w:r>
+              <w:rPr>
+                <w:webHidden/>
+              </w:rPr>
+              <w:fldChar w:fldCharType="end"/>
+            </w:r>
+          </w:hyperlink>
+        </w:p>
+        <w:p>
+          <w:pPr>
+            <w:pStyle w:val="TOC1"/>
+            <w:tabs>
+              <w:tab w:val="right" w:leader="dot" w:pos="8296"/>
+            </w:tabs>
+            <w:rPr>
+              <w:rFonts w:ascii="宋体" w:eastAsia="宋体" w:hAnsi="宋体"/>
+              <w:b/>
+              <w:bCs/>
+              <w:noProof/>
+              <w:sz w:val="28"/>
+              <w:szCs w:val="28"/>
+            </w:rPr>
+          </w:pPr>
+          <w:hyperlink w:anchor="_Toc101815754" w:history="1">
+            <w:r>
+              <w:rPr>
+                <w:rStyle w:val="ab"/>
+                <w:rFonts w:ascii="宋体" w:eastAsia="宋体" w:hAnsi="宋体"/>
+                <w:b/>
+                <w:bCs/>
+                <w:noProof/>
+                <w:sz w:val="28"/>
+                <w:szCs w:val="28"/>
+              </w:rPr>
+              <w:t>6. 系统部署与测试</w:t>
+            </w:r>
+            <w:r>
+              <w:rPr>
+                <w:rFonts w:ascii="宋体" w:eastAsia="宋体" w:hAnsi="宋体"/>
+                <w:b/>
+                <w:bCs/>
+                <w:noProof/>
+                <w:webHidden/>
+                <w:sz w:val="28"/>
+                <w:szCs w:val="28"/>
+              </w:rPr>
+              <w:tab/>
+            </w:r>
+            <w:r>
+              <w:rPr>
+                <w:rFonts w:ascii="宋体" w:eastAsia="宋体" w:hAnsi="宋体"/>
+                <w:b/>
+                <w:bCs/>
+                <w:noProof/>
+                <w:webHidden/>
+                <w:sz w:val="28"/>
+                <w:szCs w:val="28"/>
+              </w:rPr>
+              <w:fldChar w:fldCharType="begin"/>
+            </w:r>
+            <w:r>
+              <w:rPr>
+                <w:rFonts w:ascii="宋体" w:eastAsia="宋体" w:hAnsi="宋体"/>
+                <w:b/>
+                <w:bCs/>
+                <w:noProof/>
+                <w:webHidden/>
+                <w:sz w:val="28"/>
+                <w:szCs w:val="28"/>
+              </w:rPr>
+              <w:instrText xml:space="preserve"> PAGEREF _Toc101815754 \h </w:instrText>
+            </w:r>
+            <w:r>
+              <w:rPr>
+                <w:rFonts w:ascii="宋体" w:eastAsia="宋体" w:hAnsi="宋体"/>
+                <w:b/>
+                <w:bCs/>
+                <w:noProof/>
+                <w:webHidden/>
+                <w:sz w:val="28"/>
+                <w:szCs w:val="28"/>
+              </w:rPr>
+            </w:r>
+            <w:r>
+              <w:rPr>
+                <w:rFonts w:ascii="宋体" w:eastAsia="宋体" w:hAnsi="宋体"/>
+                <w:b/>
+                <w:bCs/>
+                <w:noProof/>
+                <w:webHidden/>
+                <w:sz w:val="28"/>
+                <w:szCs w:val="28"/>
+              </w:rPr>
+              <w:fldChar w:fldCharType="separate"/>
+            </w:r>
+            <w:r>
+              <w:rPr>
+                <w:rFonts w:ascii="宋体" w:eastAsia="宋体" w:hAnsi="宋体"/>
+                <w:b/>
+                <w:bCs/>
+                <w:noProof/>
+                <w:webHidden/>
+                <w:sz w:val="28"/>
+                <w:szCs w:val="28"/>
+              </w:rPr>
+              <w:t>27</w:t>
+            </w:r>
+            <w:r>
+              <w:rPr>
+                <w:rFonts w:ascii="宋体" w:eastAsia="宋体" w:hAnsi="宋体"/>
+                <w:b/>
+                <w:bCs/>
+                <w:noProof/>
+                <w:webHidden/>
+                <w:sz w:val="28"/>
+                <w:szCs w:val="28"/>
               </w:rPr>
               <w:fldChar w:fldCharType="end"/>
             </w:r>
@@ -2700,63 +4135,89 @@
               <w:tab w:val="right" w:leader="dot" w:pos="8296"/>
             </w:tabs>
             <w:rPr>
+              <w:rFonts w:ascii="宋体" w:eastAsia="宋体" w:hAnsi="宋体"/>
               <w:noProof/>
+              <w:sz w:val="24"/>
+              <w:szCs w:val="24"/>
             </w:rPr>
           </w:pPr>
-          <w:hyperlink w:anchor="_Toc101815745" w:history="1">
+          <w:hyperlink w:anchor="_Toc101815755" w:history="1">
             <w:r>
               <w:rPr>
                 <w:rStyle w:val="ab"/>
                 <w:rFonts w:ascii="宋体" w:eastAsia="宋体" w:hAnsi="宋体"/>
                 <w:noProof/>
-              </w:rPr>
-              <w:t>4.2 数据库逻辑结构设计</w:t>
-            </w:r>
-            <w:r>
-              <w:rPr>
+                <w:sz w:val="24"/>
+                <w:szCs w:val="24"/>
+              </w:rPr>
+              <w:t>6.1 系统测试</w:t>
+            </w:r>
+            <w:r>
+              <w:rPr>
+                <w:rFonts w:ascii="宋体" w:eastAsia="宋体" w:hAnsi="宋体"/>
                 <w:noProof/>
                 <w:webHidden/>
+                <w:sz w:val="24"/>
+                <w:szCs w:val="24"/>
               </w:rPr>
               <w:tab/>
             </w:r>
             <w:r>
               <w:rPr>
+                <w:rFonts w:ascii="宋体" w:eastAsia="宋体" w:hAnsi="宋体"/>
                 <w:noProof/>
                 <w:webHidden/>
+                <w:sz w:val="24"/>
+                <w:szCs w:val="24"/>
               </w:rPr>
               <w:fldChar w:fldCharType="begin"/>
             </w:r>
             <w:r>
               <w:rPr>
+                <w:rFonts w:ascii="宋体" w:eastAsia="宋体" w:hAnsi="宋体"/>
                 <w:noProof/>
                 <w:webHidden/>
-              </w:rPr>
-              <w:instrText xml:space="preserve"> PAGEREF _Toc101815745 \h </w:instrText>
-            </w:r>
-            <w:r>
-              <w:rPr>
+                <w:sz w:val="24"/>
+                <w:szCs w:val="24"/>
+              </w:rPr>
+              <w:instrText xml:space="preserve"> PAGEREF _Toc101815755 \h </w:instrText>
+            </w:r>
+            <w:r>
+              <w:rPr>
+                <w:rFonts w:ascii="宋体" w:eastAsia="宋体" w:hAnsi="宋体"/>
                 <w:noProof/>
                 <w:webHidden/>
-              </w:rPr>
-            </w:r>
-            <w:r>
-              <w:rPr>
+                <w:sz w:val="24"/>
+                <w:szCs w:val="24"/>
+              </w:rPr>
+            </w:r>
+            <w:r>
+              <w:rPr>
+                <w:rFonts w:ascii="宋体" w:eastAsia="宋体" w:hAnsi="宋体"/>
                 <w:noProof/>
                 <w:webHidden/>
+                <w:sz w:val="24"/>
+                <w:szCs w:val="24"/>
               </w:rPr>
               <w:fldChar w:fldCharType="separate"/>
             </w:r>
             <w:r>
               <w:rPr>
+                <w:rFonts w:ascii="宋体" w:eastAsia="宋体" w:hAnsi="宋体"/>
                 <w:noProof/>
                 <w:webHidden/>
-              </w:rPr>
-              <w:t>17</w:t>
-            </w:r>
-            <w:r>
-              <w:rPr>
+                <w:sz w:val="24"/>
+                <w:szCs w:val="24"/>
+              </w:rPr>
+              <w:t>27</w:t>
+            </w:r>
+            <w:r>
+              <w:rPr>
+                <w:rFonts w:ascii="宋体" w:eastAsia="宋体" w:hAnsi="宋体"/>
                 <w:noProof/>
                 <w:webHidden/>
+                <w:sz w:val="24"/>
+                <w:szCs w:val="24"/>
               </w:rPr>
               <w:fldChar w:fldCharType="end"/>
             </w:r>
@@ -2769,62 +4230,469 @@
               <w:tab w:val="right" w:leader="dot" w:pos="8296"/>
             </w:tabs>
             <w:rPr>
+              <w:rFonts w:ascii="宋体" w:eastAsia="宋体" w:hAnsi="宋体"/>
               <w:noProof/>
+              <w:sz w:val="24"/>
+              <w:szCs w:val="24"/>
             </w:rPr>
           </w:pPr>
-          <w:hyperlink w:anchor="_Toc101815746" w:history="1">
+          <w:hyperlink w:anchor="_Toc101815756" w:history="1">
             <w:r>
               <w:rPr>
                 <w:rStyle w:val="ab"/>
+                <w:rFonts w:ascii="宋体" w:eastAsia="宋体" w:hAnsi="宋体"/>
                 <w:noProof/>
-              </w:rPr>
-              <w:t>4.3 数据库连接与实现</w:t>
-            </w:r>
-            <w:r>
-              <w:rPr>
+                <w:sz w:val="24"/>
+                <w:szCs w:val="24"/>
+              </w:rPr>
+              <w:t>6.1.1 系统测试目的</w:t>
+            </w:r>
+            <w:r>
+              <w:rPr>
+                <w:rFonts w:ascii="宋体" w:eastAsia="宋体" w:hAnsi="宋体"/>
                 <w:noProof/>
                 <w:webHidden/>
+                <w:sz w:val="24"/>
+                <w:szCs w:val="24"/>
               </w:rPr>
               <w:tab/>
             </w:r>
             <w:r>
               <w:rPr>
+                <w:rFonts w:ascii="宋体" w:eastAsia="宋体" w:hAnsi="宋体"/>
                 <w:noProof/>
                 <w:webHidden/>
+                <w:sz w:val="24"/>
+                <w:szCs w:val="24"/>
               </w:rPr>
               <w:fldChar w:fldCharType="begin"/>
             </w:r>
             <w:r>
               <w:rPr>
+                <w:rFonts w:ascii="宋体" w:eastAsia="宋体" w:hAnsi="宋体"/>
                 <w:noProof/>
                 <w:webHidden/>
-              </w:rPr>
-              <w:instrText xml:space="preserve"> PAGEREF _Toc101815746 \h </w:instrText>
-            </w:r>
-            <w:r>
-              <w:rPr>
+                <w:sz w:val="24"/>
+                <w:szCs w:val="24"/>
+              </w:rPr>
+              <w:instrText xml:space="preserve"> PAGEREF _Toc101815756 \h </w:instrText>
+            </w:r>
+            <w:r>
+              <w:rPr>
+                <w:rFonts w:ascii="宋体" w:eastAsia="宋体" w:hAnsi="宋体"/>
                 <w:noProof/>
                 <w:webHidden/>
-              </w:rPr>
-            </w:r>
-            <w:r>
-              <w:rPr>
+                <w:sz w:val="24"/>
+                <w:szCs w:val="24"/>
+              </w:rPr>
+            </w:r>
+            <w:r>
+              <w:rPr>
+                <w:rFonts w:ascii="宋体" w:eastAsia="宋体" w:hAnsi="宋体"/>
                 <w:noProof/>
                 <w:webHidden/>
+                <w:sz w:val="24"/>
+                <w:szCs w:val="24"/>
               </w:rPr>
               <w:fldChar w:fldCharType="separate"/>
             </w:r>
             <w:r>
               <w:rPr>
+                <w:rFonts w:ascii="宋体" w:eastAsia="宋体" w:hAnsi="宋体"/>
                 <w:noProof/>
                 <w:webHidden/>
-              </w:rPr>
-              <w:t>19</w:t>
-            </w:r>
-            <w:r>
-              <w:rPr>
+                <w:sz w:val="24"/>
+                <w:szCs w:val="24"/>
+              </w:rPr>
+              <w:t>27</w:t>
+            </w:r>
+            <w:r>
+              <w:rPr>
+                <w:rFonts w:ascii="宋体" w:eastAsia="宋体" w:hAnsi="宋体"/>
                 <w:noProof/>
                 <w:webHidden/>
+                <w:sz w:val="24"/>
+                <w:szCs w:val="24"/>
+              </w:rPr>
+              <w:fldChar w:fldCharType="end"/>
+            </w:r>
+          </w:hyperlink>
+        </w:p>
+        <w:p>
+          <w:pPr>
+            <w:pStyle w:val="TOC2"/>
+            <w:tabs>
+              <w:tab w:val="right" w:leader="dot" w:pos="8296"/>
+            </w:tabs>
+            <w:rPr>
+              <w:rFonts w:ascii="宋体" w:eastAsia="宋体" w:hAnsi="宋体"/>
+              <w:noProof/>
+              <w:sz w:val="24"/>
+              <w:szCs w:val="24"/>
+            </w:rPr>
+          </w:pPr>
+          <w:hyperlink w:anchor="_Toc101815757" w:history="1">
+            <w:r>
+              <w:rPr>
+                <w:rStyle w:val="ab"/>
+                <w:rFonts w:ascii="宋体" w:eastAsia="宋体" w:hAnsi="宋体"/>
+                <w:noProof/>
+                <w:sz w:val="24"/>
+                <w:szCs w:val="24"/>
+              </w:rPr>
+              <w:t>6.1.2 系统测试过程与结果</w:t>
+            </w:r>
+            <w:r>
+              <w:rPr>
+                <w:rFonts w:ascii="宋体" w:eastAsia="宋体" w:hAnsi="宋体"/>
+                <w:noProof/>
+                <w:webHidden/>
+                <w:sz w:val="24"/>
+                <w:szCs w:val="24"/>
+              </w:rPr>
+              <w:tab/>
+            </w:r>
+            <w:r>
+              <w:rPr>
+                <w:rFonts w:ascii="宋体" w:eastAsia="宋体" w:hAnsi="宋体"/>
+                <w:noProof/>
+                <w:webHidden/>
+                <w:sz w:val="24"/>
+                <w:szCs w:val="24"/>
+              </w:rPr>
+              <w:fldChar w:fldCharType="begin"/>
+            </w:r>
+            <w:r>
+              <w:rPr>
+                <w:rFonts w:ascii="宋体" w:eastAsia="宋体" w:hAnsi="宋体"/>
+                <w:noProof/>
+                <w:webHidden/>
+                <w:sz w:val="24"/>
+                <w:szCs w:val="24"/>
+              </w:rPr>
+              <w:instrText xml:space="preserve"> PAGEREF _Toc101815757 \h </w:instrText>
+            </w:r>
+            <w:r>
+              <w:rPr>
+                <w:rFonts w:ascii="宋体" w:eastAsia="宋体" w:hAnsi="宋体"/>
+                <w:noProof/>
+                <w:webHidden/>
+                <w:sz w:val="24"/>
+                <w:szCs w:val="24"/>
+              </w:rPr>
+            </w:r>
+            <w:r>
+              <w:rPr>
+                <w:rFonts w:ascii="宋体" w:eastAsia="宋体" w:hAnsi="宋体"/>
+                <w:noProof/>
+                <w:webHidden/>
+                <w:sz w:val="24"/>
+                <w:szCs w:val="24"/>
+              </w:rPr>
+              <w:fldChar w:fldCharType="separate"/>
+            </w:r>
+            <w:r>
+              <w:rPr>
+                <w:rFonts w:ascii="宋体" w:eastAsia="宋体" w:hAnsi="宋体"/>
+                <w:noProof/>
+                <w:webHidden/>
+                <w:sz w:val="24"/>
+                <w:szCs w:val="24"/>
+              </w:rPr>
+              <w:t>27</w:t>
+            </w:r>
+            <w:r>
+              <w:rPr>
+                <w:rFonts w:ascii="宋体" w:eastAsia="宋体" w:hAnsi="宋体"/>
+                <w:noProof/>
+                <w:webHidden/>
+                <w:sz w:val="24"/>
+                <w:szCs w:val="24"/>
+              </w:rPr>
+              <w:fldChar w:fldCharType="end"/>
+            </w:r>
+          </w:hyperlink>
+        </w:p>
+        <w:p>
+          <w:pPr>
+            <w:pStyle w:val="TOC2"/>
+            <w:tabs>
+              <w:tab w:val="right" w:leader="dot" w:pos="8296"/>
+            </w:tabs>
+            <w:rPr>
+              <w:rFonts w:ascii="宋体" w:eastAsia="宋体" w:hAnsi="宋体"/>
+              <w:noProof/>
+              <w:sz w:val="24"/>
+              <w:szCs w:val="24"/>
+            </w:rPr>
+          </w:pPr>
+          <w:hyperlink w:anchor="_Toc101815758" w:history="1">
+            <w:r>
+              <w:rPr>
+                <w:rStyle w:val="ab"/>
+                <w:rFonts w:ascii="宋体" w:eastAsia="宋体" w:hAnsi="宋体"/>
+                <w:noProof/>
+                <w:sz w:val="24"/>
+                <w:szCs w:val="24"/>
+              </w:rPr>
+              <w:t>6.2 系统部署</w:t>
+            </w:r>
+            <w:r>
+              <w:rPr>
+                <w:rFonts w:ascii="宋体" w:eastAsia="宋体" w:hAnsi="宋体"/>
+                <w:noProof/>
+                <w:webHidden/>
+                <w:sz w:val="24"/>
+                <w:szCs w:val="24"/>
+              </w:rPr>
+              <w:tab/>
+            </w:r>
+            <w:r>
+              <w:rPr>
+                <w:rFonts w:ascii="宋体" w:eastAsia="宋体" w:hAnsi="宋体"/>
+                <w:noProof/>
+                <w:webHidden/>
+                <w:sz w:val="24"/>
+                <w:szCs w:val="24"/>
+              </w:rPr>
+              <w:fldChar w:fldCharType="begin"/>
+            </w:r>
+            <w:r>
+              <w:rPr>
+                <w:rFonts w:ascii="宋体" w:eastAsia="宋体" w:hAnsi="宋体"/>
+                <w:noProof/>
+                <w:webHidden/>
+                <w:sz w:val="24"/>
+                <w:szCs w:val="24"/>
+              </w:rPr>
+              <w:instrText xml:space="preserve"> PAGEREF _Toc101815758 \h </w:instrText>
+            </w:r>
+            <w:r>
+              <w:rPr>
+                <w:rFonts w:ascii="宋体" w:eastAsia="宋体" w:hAnsi="宋体"/>
+                <w:noProof/>
+                <w:webHidden/>
+                <w:sz w:val="24"/>
+                <w:szCs w:val="24"/>
+              </w:rPr>
+            </w:r>
+            <w:r>
+              <w:rPr>
+                <w:rFonts w:ascii="宋体" w:eastAsia="宋体" w:hAnsi="宋体"/>
+                <w:noProof/>
+                <w:webHidden/>
+                <w:sz w:val="24"/>
+                <w:szCs w:val="24"/>
+              </w:rPr>
+              <w:fldChar w:fldCharType="separate"/>
+            </w:r>
+            <w:r>
+              <w:rPr>
+                <w:rFonts w:ascii="宋体" w:eastAsia="宋体" w:hAnsi="宋体"/>
+                <w:noProof/>
+                <w:webHidden/>
+                <w:sz w:val="24"/>
+                <w:szCs w:val="24"/>
+              </w:rPr>
+              <w:t>30</w:t>
+            </w:r>
+            <w:r>
+              <w:rPr>
+                <w:rFonts w:ascii="宋体" w:eastAsia="宋体" w:hAnsi="宋体"/>
+                <w:noProof/>
+                <w:webHidden/>
+                <w:sz w:val="24"/>
+                <w:szCs w:val="24"/>
+              </w:rPr>
+              <w:fldChar w:fldCharType="end"/>
+            </w:r>
+          </w:hyperlink>
+        </w:p>
+        <w:p>
+          <w:pPr>
+            <w:pStyle w:val="TOC2"/>
+            <w:tabs>
+              <w:tab w:val="right" w:leader="dot" w:pos="8296"/>
+            </w:tabs>
+            <w:rPr>
+              <w:rFonts w:ascii="宋体" w:eastAsia="宋体" w:hAnsi="宋体"/>
+              <w:noProof/>
+              <w:sz w:val="24"/>
+              <w:szCs w:val="24"/>
+            </w:rPr>
+          </w:pPr>
+          <w:hyperlink w:anchor="_Toc101815759" w:history="1">
+            <w:r>
+              <w:rPr>
+                <w:rStyle w:val="ab"/>
+                <w:rFonts w:ascii="宋体" w:eastAsia="宋体" w:hAnsi="宋体"/>
+                <w:noProof/>
+                <w:sz w:val="24"/>
+                <w:szCs w:val="24"/>
+              </w:rPr>
+              <w:t>6.3 部署过程遇到的问题和解决方法</w:t>
+            </w:r>
+            <w:r>
+              <w:rPr>
+                <w:rFonts w:ascii="宋体" w:eastAsia="宋体" w:hAnsi="宋体"/>
+                <w:noProof/>
+                <w:webHidden/>
+                <w:sz w:val="24"/>
+                <w:szCs w:val="24"/>
+              </w:rPr>
+              <w:tab/>
+            </w:r>
+            <w:r>
+              <w:rPr>
+                <w:rFonts w:ascii="宋体" w:eastAsia="宋体" w:hAnsi="宋体"/>
+                <w:noProof/>
+                <w:webHidden/>
+                <w:sz w:val="24"/>
+                <w:szCs w:val="24"/>
+              </w:rPr>
+              <w:fldChar w:fldCharType="begin"/>
+            </w:r>
+            <w:r>
+              <w:rPr>
+                <w:rFonts w:ascii="宋体" w:eastAsia="宋体" w:hAnsi="宋体"/>
+                <w:noProof/>
+                <w:webHidden/>
+                <w:sz w:val="24"/>
+                <w:szCs w:val="24"/>
+              </w:rPr>
+              <w:instrText xml:space="preserve"> PAGEREF _Toc101815759 \h </w:instrText>
+            </w:r>
+            <w:r>
+              <w:rPr>
+                <w:rFonts w:ascii="宋体" w:eastAsia="宋体" w:hAnsi="宋体"/>
+                <w:noProof/>
+                <w:webHidden/>
+                <w:sz w:val="24"/>
+                <w:szCs w:val="24"/>
+              </w:rPr>
+            </w:r>
+            <w:r>
+              <w:rPr>
+                <w:rFonts w:ascii="宋体" w:eastAsia="宋体" w:hAnsi="宋体"/>
+                <w:noProof/>
+                <w:webHidden/>
+                <w:sz w:val="24"/>
+                <w:szCs w:val="24"/>
+              </w:rPr>
+              <w:fldChar w:fldCharType="separate"/>
+            </w:r>
+            <w:r>
+              <w:rPr>
+                <w:rFonts w:ascii="宋体" w:eastAsia="宋体" w:hAnsi="宋体"/>
+                <w:noProof/>
+                <w:webHidden/>
+                <w:sz w:val="24"/>
+                <w:szCs w:val="24"/>
+              </w:rPr>
+              <w:t>30</w:t>
+            </w:r>
+            <w:r>
+              <w:rPr>
+                <w:rFonts w:ascii="宋体" w:eastAsia="宋体" w:hAnsi="宋体"/>
+                <w:noProof/>
+                <w:webHidden/>
+                <w:sz w:val="24"/>
+                <w:szCs w:val="24"/>
+              </w:rPr>
+              <w:fldChar w:fldCharType="end"/>
+            </w:r>
+          </w:hyperlink>
+        </w:p>
+        <w:p>
+          <w:pPr>
+            <w:pStyle w:val="TOC2"/>
+            <w:tabs>
+              <w:tab w:val="right" w:leader="dot" w:pos="8296"/>
+            </w:tabs>
+            <w:rPr>
+              <w:rFonts w:ascii="宋体" w:eastAsia="宋体" w:hAnsi="宋体"/>
+              <w:noProof/>
+              <w:sz w:val="24"/>
+              <w:szCs w:val="24"/>
+            </w:rPr>
+          </w:pPr>
+          <w:hyperlink w:anchor="_Toc101815760" w:history="1">
+            <w:r>
+              <w:rPr>
+                <w:rStyle w:val="ab"/>
+                <w:rFonts w:ascii="宋体" w:eastAsia="宋体" w:hAnsi="宋体"/>
+                <w:noProof/>
+                <w:sz w:val="24"/>
+                <w:szCs w:val="24"/>
+              </w:rPr>
+              <w:t>6.4 系统存在的不足</w:t>
+            </w:r>
+            <w:r>
+              <w:rPr>
+                <w:rFonts w:ascii="宋体" w:eastAsia="宋体" w:hAnsi="宋体"/>
+                <w:noProof/>
+                <w:webHidden/>
+                <w:sz w:val="24"/>
+                <w:szCs w:val="24"/>
+              </w:rPr>
+              <w:tab/>
+            </w:r>
+            <w:r>
+              <w:rPr>
+                <w:rFonts w:ascii="宋体" w:eastAsia="宋体" w:hAnsi="宋体"/>
+                <w:noProof/>
+                <w:webHidden/>
+                <w:sz w:val="24"/>
+                <w:szCs w:val="24"/>
+              </w:rPr>
+              <w:fldChar w:fldCharType="begin"/>
+            </w:r>
+            <w:r>
+              <w:rPr>
+                <w:rFonts w:ascii="宋体" w:eastAsia="宋体" w:hAnsi="宋体"/>
+                <w:noProof/>
+                <w:webHidden/>
+                <w:sz w:val="24"/>
+                <w:szCs w:val="24"/>
+              </w:rPr>
+              <w:instrText xml:space="preserve"> PAGEREF _Toc101815760 \h </w:instrText>
+            </w:r>
+            <w:r>
+              <w:rPr>
+                <w:rFonts w:ascii="宋体" w:eastAsia="宋体" w:hAnsi="宋体"/>
+                <w:noProof/>
+                <w:webHidden/>
+                <w:sz w:val="24"/>
+                <w:szCs w:val="24"/>
+              </w:rPr>
+            </w:r>
+            <w:r>
+              <w:rPr>
+                <w:rFonts w:ascii="宋体" w:eastAsia="宋体" w:hAnsi="宋体"/>
+                <w:noProof/>
+                <w:webHidden/>
+                <w:sz w:val="24"/>
+                <w:szCs w:val="24"/>
+              </w:rPr>
+              <w:fldChar w:fldCharType="separate"/>
+            </w:r>
+            <w:r>
+              <w:rPr>
+                <w:rFonts w:ascii="宋体" w:eastAsia="宋体" w:hAnsi="宋体"/>
+                <w:noProof/>
+                <w:webHidden/>
+                <w:sz w:val="24"/>
+                <w:szCs w:val="24"/>
+              </w:rPr>
+              <w:t>30</w:t>
+            </w:r>
+            <w:r>
+              <w:rPr>
+                <w:rFonts w:ascii="宋体" w:eastAsia="宋体" w:hAnsi="宋体"/>
+                <w:noProof/>
+                <w:webHidden/>
+                <w:sz w:val="24"/>
+                <w:szCs w:val="24"/>
               </w:rPr>
               <w:fldChar w:fldCharType="end"/>
             </w:r>
@@ -2837,472 +4705,89 @@
               <w:tab w:val="right" w:leader="dot" w:pos="8296"/>
             </w:tabs>
             <w:rPr>
+              <w:rFonts w:ascii="宋体" w:eastAsia="宋体" w:hAnsi="宋体"/>
               <w:noProof/>
+              <w:sz w:val="28"/>
+              <w:szCs w:val="28"/>
             </w:rPr>
           </w:pPr>
-          <w:hyperlink w:anchor="_Toc101815747" w:history="1">
+          <w:hyperlink w:anchor="_Toc101815761" w:history="1">
             <w:r>
               <w:rPr>
                 <w:rStyle w:val="ab"/>
                 <w:rFonts w:ascii="宋体" w:eastAsia="宋体" w:hAnsi="宋体"/>
                 <w:noProof/>
-              </w:rPr>
-              <w:t>5. 系统的详细设计与实现</w:t>
-            </w:r>
-            <w:r>
-              <w:rPr>
+                <w:sz w:val="28"/>
+                <w:szCs w:val="28"/>
+              </w:rPr>
+              <w:t>结语</w:t>
+            </w:r>
+            <w:r>
+              <w:rPr>
+                <w:rFonts w:ascii="宋体" w:eastAsia="宋体" w:hAnsi="宋体"/>
                 <w:noProof/>
                 <w:webHidden/>
+                <w:sz w:val="28"/>
+                <w:szCs w:val="28"/>
               </w:rPr>
               <w:tab/>
             </w:r>
             <w:r>
               <w:rPr>
+                <w:rFonts w:ascii="宋体" w:eastAsia="宋体" w:hAnsi="宋体"/>
                 <w:noProof/>
                 <w:webHidden/>
+                <w:sz w:val="28"/>
+                <w:szCs w:val="28"/>
               </w:rPr>
               <w:fldChar w:fldCharType="begin"/>
             </w:r>
             <w:r>
               <w:rPr>
+                <w:rFonts w:ascii="宋体" w:eastAsia="宋体" w:hAnsi="宋体"/>
                 <w:noProof/>
                 <w:webHidden/>
-              </w:rPr>
-              <w:instrText xml:space="preserve"> PAGEREF _Toc101815747 \h </w:instrText>
-            </w:r>
-            <w:r>
-              <w:rPr>
+                <w:sz w:val="28"/>
+                <w:szCs w:val="28"/>
+              </w:rPr>
+              <w:instrText xml:space="preserve"> PAGEREF _Toc101815761 \h </w:instrText>
+            </w:r>
+            <w:r>
+              <w:rPr>
+                <w:rFonts w:ascii="宋体" w:eastAsia="宋体" w:hAnsi="宋体"/>
                 <w:noProof/>
                 <w:webHidden/>
-              </w:rPr>
-            </w:r>
-            <w:r>
-              <w:rPr>
+                <w:sz w:val="28"/>
+                <w:szCs w:val="28"/>
+              </w:rPr>
+            </w:r>
+            <w:r>
+              <w:rPr>
+                <w:rFonts w:ascii="宋体" w:eastAsia="宋体" w:hAnsi="宋体"/>
                 <w:noProof/>
                 <w:webHidden/>
+                <w:sz w:val="28"/>
+                <w:szCs w:val="28"/>
               </w:rPr>
               <w:fldChar w:fldCharType="separate"/>
             </w:r>
             <w:r>
               <w:rPr>
+                <w:rFonts w:ascii="宋体" w:eastAsia="宋体" w:hAnsi="宋体"/>
                 <w:noProof/>
                 <w:webHidden/>
-              </w:rPr>
-              <w:t>20</w:t>
-            </w:r>
-            <w:r>
-              <w:rPr>
+                <w:sz w:val="28"/>
+                <w:szCs w:val="28"/>
+              </w:rPr>
+              <w:t>31</w:t>
+            </w:r>
+            <w:r>
+              <w:rPr>
+                <w:rFonts w:ascii="宋体" w:eastAsia="宋体" w:hAnsi="宋体"/>
                 <w:noProof/>
                 <w:webHidden/>
-              </w:rPr>
-              <w:fldChar w:fldCharType="end"/>
-            </w:r>
-          </w:hyperlink>
-        </w:p>
-        <w:p>
-          <w:pPr>
-            <w:pStyle w:val="TOC2"/>
-            <w:tabs>
-              <w:tab w:val="right" w:leader="dot" w:pos="8296"/>
-            </w:tabs>
-            <w:rPr>
-              <w:noProof/>
-            </w:rPr>
-          </w:pPr>
-          <w:hyperlink w:anchor="_Toc101815748" w:history="1">
-            <w:r>
-              <w:rPr>
-                <w:rStyle w:val="ab"/>
-                <w:rFonts w:ascii="宋体" w:eastAsia="宋体" w:hAnsi="宋体"/>
-                <w:noProof/>
-              </w:rPr>
-              <w:t>5.1 系统软件架构</w:t>
-            </w:r>
-            <w:r>
-              <w:rPr>
-                <w:noProof/>
-                <w:webHidden/>
-              </w:rPr>
-              <w:tab/>
-            </w:r>
-            <w:r>
-              <w:rPr>
-                <w:noProof/>
-                <w:webHidden/>
-              </w:rPr>
-              <w:fldChar w:fldCharType="begin"/>
-            </w:r>
-            <w:r>
-              <w:rPr>
-                <w:noProof/>
-                <w:webHidden/>
-              </w:rPr>
-              <w:instrText xml:space="preserve"> PAGEREF _Toc101815748 \h </w:instrText>
-            </w:r>
-            <w:r>
-              <w:rPr>
-                <w:noProof/>
-                <w:webHidden/>
-              </w:rPr>
-            </w:r>
-            <w:r>
-              <w:rPr>
-                <w:noProof/>
-                <w:webHidden/>
-              </w:rPr>
-              <w:fldChar w:fldCharType="separate"/>
-            </w:r>
-            <w:r>
-              <w:rPr>
-                <w:noProof/>
-                <w:webHidden/>
-              </w:rPr>
-              <w:t>20</w:t>
-            </w:r>
-            <w:r>
-              <w:rPr>
-                <w:noProof/>
-                <w:webHidden/>
-              </w:rPr>
-              <w:fldChar w:fldCharType="end"/>
-            </w:r>
-          </w:hyperlink>
-        </w:p>
-        <w:p>
-          <w:pPr>
-            <w:pStyle w:val="TOC3"/>
-            <w:tabs>
-              <w:tab w:val="right" w:leader="dot" w:pos="8296"/>
-            </w:tabs>
-            <w:rPr>
-              <w:noProof/>
-            </w:rPr>
-          </w:pPr>
-          <w:hyperlink w:anchor="_Toc101815749" w:history="1">
-            <w:r>
-              <w:rPr>
-                <w:rStyle w:val="ab"/>
-                <w:noProof/>
-              </w:rPr>
-              <w:t>5.1.1 注册模块和登陆模块</w:t>
-            </w:r>
-            <w:r>
-              <w:rPr>
-                <w:noProof/>
-                <w:webHidden/>
-              </w:rPr>
-              <w:tab/>
-            </w:r>
-            <w:r>
-              <w:rPr>
-                <w:noProof/>
-                <w:webHidden/>
-              </w:rPr>
-              <w:fldChar w:fldCharType="begin"/>
-            </w:r>
-            <w:r>
-              <w:rPr>
-                <w:noProof/>
-                <w:webHidden/>
-              </w:rPr>
-              <w:instrText xml:space="preserve"> PAGEREF _Toc101815749 \h </w:instrText>
-            </w:r>
-            <w:r>
-              <w:rPr>
-                <w:noProof/>
-                <w:webHidden/>
-              </w:rPr>
-            </w:r>
-            <w:r>
-              <w:rPr>
-                <w:noProof/>
-                <w:webHidden/>
-              </w:rPr>
-              <w:fldChar w:fldCharType="separate"/>
-            </w:r>
-            <w:r>
-              <w:rPr>
-                <w:noProof/>
-                <w:webHidden/>
-              </w:rPr>
-              <w:t>20</w:t>
-            </w:r>
-            <w:r>
-              <w:rPr>
-                <w:noProof/>
-                <w:webHidden/>
-              </w:rPr>
-              <w:fldChar w:fldCharType="end"/>
-            </w:r>
-          </w:hyperlink>
-        </w:p>
-        <w:p>
-          <w:pPr>
-            <w:pStyle w:val="TOC3"/>
-            <w:tabs>
-              <w:tab w:val="right" w:leader="dot" w:pos="8296"/>
-            </w:tabs>
-            <w:rPr>
-              <w:noProof/>
-            </w:rPr>
-          </w:pPr>
-          <w:hyperlink w:anchor="_Toc101815750" w:history="1">
-            <w:r>
-              <w:rPr>
-                <w:rStyle w:val="ab"/>
-                <w:noProof/>
-              </w:rPr>
-              <w:t>5.1.2 个人信息模块</w:t>
-            </w:r>
-            <w:r>
-              <w:rPr>
-                <w:noProof/>
-                <w:webHidden/>
-              </w:rPr>
-              <w:tab/>
-            </w:r>
-            <w:r>
-              <w:rPr>
-                <w:noProof/>
-                <w:webHidden/>
-              </w:rPr>
-              <w:fldChar w:fldCharType="begin"/>
-            </w:r>
-            <w:r>
-              <w:rPr>
-                <w:noProof/>
-                <w:webHidden/>
-              </w:rPr>
-              <w:instrText xml:space="preserve"> PAGEREF _Toc101815750 \h </w:instrText>
-            </w:r>
-            <w:r>
-              <w:rPr>
-                <w:noProof/>
-                <w:webHidden/>
-              </w:rPr>
-            </w:r>
-            <w:r>
-              <w:rPr>
-                <w:noProof/>
-                <w:webHidden/>
-              </w:rPr>
-              <w:fldChar w:fldCharType="separate"/>
-            </w:r>
-            <w:r>
-              <w:rPr>
-                <w:noProof/>
-                <w:webHidden/>
-              </w:rPr>
-              <w:t>22</w:t>
-            </w:r>
-            <w:r>
-              <w:rPr>
-                <w:noProof/>
-                <w:webHidden/>
-              </w:rPr>
-              <w:fldChar w:fldCharType="end"/>
-            </w:r>
-          </w:hyperlink>
-        </w:p>
-        <w:p>
-          <w:pPr>
-            <w:pStyle w:val="TOC3"/>
-            <w:tabs>
-              <w:tab w:val="right" w:leader="dot" w:pos="8296"/>
-            </w:tabs>
-            <w:rPr>
-              <w:noProof/>
-            </w:rPr>
-          </w:pPr>
-          <w:hyperlink w:anchor="_Toc101815751" w:history="1">
-            <w:r>
-              <w:rPr>
-                <w:rStyle w:val="ab"/>
-                <w:noProof/>
-              </w:rPr>
-              <w:t>5.1.3版块管理</w:t>
-            </w:r>
-            <w:r>
-              <w:rPr>
-                <w:noProof/>
-                <w:webHidden/>
-              </w:rPr>
-              <w:tab/>
-            </w:r>
-            <w:r>
-              <w:rPr>
-                <w:noProof/>
-                <w:webHidden/>
-              </w:rPr>
-              <w:fldChar w:fldCharType="begin"/>
-            </w:r>
-            <w:r>
-              <w:rPr>
-                <w:noProof/>
-                <w:webHidden/>
-              </w:rPr>
-              <w:instrText xml:space="preserve"> PAGEREF _Toc101815751 \h </w:instrText>
-            </w:r>
-            <w:r>
-              <w:rPr>
-                <w:noProof/>
-                <w:webHidden/>
-              </w:rPr>
-            </w:r>
-            <w:r>
-              <w:rPr>
-                <w:noProof/>
-                <w:webHidden/>
-              </w:rPr>
-              <w:fldChar w:fldCharType="separate"/>
-            </w:r>
-            <w:r>
-              <w:rPr>
-                <w:noProof/>
-                <w:webHidden/>
-              </w:rPr>
-              <w:t>23</w:t>
-            </w:r>
-            <w:r>
-              <w:rPr>
-                <w:noProof/>
-                <w:webHidden/>
-              </w:rPr>
-              <w:fldChar w:fldCharType="end"/>
-            </w:r>
-          </w:hyperlink>
-        </w:p>
-        <w:p>
-          <w:pPr>
-            <w:pStyle w:val="TOC3"/>
-            <w:tabs>
-              <w:tab w:val="right" w:leader="dot" w:pos="8296"/>
-            </w:tabs>
-            <w:rPr>
-              <w:noProof/>
-            </w:rPr>
-          </w:pPr>
-          <w:hyperlink w:anchor="_Toc101815752" w:history="1">
-            <w:r>
-              <w:rPr>
-                <w:rStyle w:val="ab"/>
-                <w:noProof/>
-              </w:rPr>
-              <w:t>5.1.4 帖子管理</w:t>
-            </w:r>
-            <w:r>
-              <w:rPr>
-                <w:noProof/>
-                <w:webHidden/>
-              </w:rPr>
-              <w:tab/>
-            </w:r>
-            <w:r>
-              <w:rPr>
-                <w:noProof/>
-                <w:webHidden/>
-              </w:rPr>
-              <w:fldChar w:fldCharType="begin"/>
-            </w:r>
-            <w:r>
-              <w:rPr>
-                <w:noProof/>
-                <w:webHidden/>
-              </w:rPr>
-              <w:instrText xml:space="preserve"> PAGEREF _Toc101815752 \h </w:instrText>
-            </w:r>
-            <w:r>
-              <w:rPr>
-                <w:noProof/>
-                <w:webHidden/>
-              </w:rPr>
-            </w:r>
-            <w:r>
-              <w:rPr>
-                <w:noProof/>
-                <w:webHidden/>
-              </w:rPr>
-              <w:fldChar w:fldCharType="separate"/>
-            </w:r>
-            <w:r>
-              <w:rPr>
-                <w:noProof/>
-                <w:webHidden/>
-              </w:rPr>
-              <w:t>24</w:t>
-            </w:r>
-            <w:r>
-              <w:rPr>
-                <w:noProof/>
-                <w:webHidden/>
-              </w:rPr>
-              <w:fldChar w:fldCharType="end"/>
-            </w:r>
-          </w:hyperlink>
-        </w:p>
-        <w:p>
-          <w:pPr>
-            <w:pStyle w:val="TOC3"/>
-            <w:tabs>
-              <w:tab w:val="right" w:leader="dot" w:pos="8296"/>
-            </w:tabs>
-            <w:rPr>
-              <w:noProof/>
-            </w:rPr>
-          </w:pPr>
-          <w:hyperlink w:anchor="_Toc101815753" w:history="1">
-            <w:r>
-              <w:rPr>
-                <w:rStyle w:val="ab"/>
-                <w:noProof/>
-              </w:rPr>
-              <w:t>5.1.5 帖子收藏、回复和浏览以及排行榜</w:t>
-            </w:r>
-            <w:r>
-              <w:rPr>
-                <w:noProof/>
-                <w:webHidden/>
-              </w:rPr>
-              <w:tab/>
-            </w:r>
-            <w:r>
-              <w:rPr>
-                <w:noProof/>
-                <w:webHidden/>
-              </w:rPr>
-              <w:fldChar w:fldCharType="begin"/>
-            </w:r>
-            <w:r>
-              <w:rPr>
-                <w:noProof/>
-                <w:webHidden/>
-              </w:rPr>
-              <w:instrText xml:space="preserve"> PAGEREF _Toc101815753 \h </w:instrText>
-            </w:r>
-            <w:r>
-              <w:rPr>
-                <w:noProof/>
-                <w:webHidden/>
-              </w:rPr>
-            </w:r>
-            <w:r>
-              <w:rPr>
-                <w:noProof/>
-                <w:webHidden/>
-              </w:rPr>
-              <w:fldChar w:fldCharType="separate"/>
-            </w:r>
-            <w:r>
-              <w:rPr>
-                <w:noProof/>
-                <w:webHidden/>
-              </w:rPr>
-              <w:t>25</w:t>
-            </w:r>
-            <w:r>
-              <w:rPr>
-                <w:noProof/>
-                <w:webHidden/>
+                <w:sz w:val="28"/>
+                <w:szCs w:val="28"/>
               </w:rPr>
               <w:fldChar w:fldCharType="end"/>
             </w:r>
@@ -3315,475 +4800,89 @@
               <w:tab w:val="right" w:leader="dot" w:pos="8296"/>
             </w:tabs>
             <w:rPr>
+              <w:rFonts w:ascii="宋体" w:eastAsia="宋体" w:hAnsi="宋体"/>
               <w:noProof/>
+              <w:sz w:val="28"/>
+              <w:szCs w:val="28"/>
             </w:rPr>
           </w:pPr>
-          <w:hyperlink w:anchor="_Toc101815754" w:history="1">
+          <w:hyperlink w:anchor="_Toc101815762" w:history="1">
             <w:r>
               <w:rPr>
                 <w:rStyle w:val="ab"/>
                 <w:rFonts w:ascii="宋体" w:eastAsia="宋体" w:hAnsi="宋体"/>
                 <w:noProof/>
-              </w:rPr>
-              <w:t>6. 系统部署与测试</w:t>
-            </w:r>
-            <w:r>
-              <w:rPr>
+                <w:sz w:val="28"/>
+                <w:szCs w:val="28"/>
+              </w:rPr>
+              <w:t>参考文献</w:t>
+            </w:r>
+            <w:r>
+              <w:rPr>
+                <w:rFonts w:ascii="宋体" w:eastAsia="宋体" w:hAnsi="宋体"/>
                 <w:noProof/>
                 <w:webHidden/>
+                <w:sz w:val="28"/>
+                <w:szCs w:val="28"/>
               </w:rPr>
               <w:tab/>
             </w:r>
             <w:r>
               <w:rPr>
+                <w:rFonts w:ascii="宋体" w:eastAsia="宋体" w:hAnsi="宋体"/>
                 <w:noProof/>
                 <w:webHidden/>
+                <w:sz w:val="28"/>
+                <w:szCs w:val="28"/>
               </w:rPr>
               <w:fldChar w:fldCharType="begin"/>
             </w:r>
             <w:r>
               <w:rPr>
+                <w:rFonts w:ascii="宋体" w:eastAsia="宋体" w:hAnsi="宋体"/>
                 <w:noProof/>
                 <w:webHidden/>
-              </w:rPr>
-              <w:instrText xml:space="preserve"> PAGEREF _Toc101815754 \h </w:instrText>
-            </w:r>
-            <w:r>
-              <w:rPr>
+                <w:sz w:val="28"/>
+                <w:szCs w:val="28"/>
+              </w:rPr>
+              <w:instrText xml:space="preserve"> PAGEREF _Toc101815762 \h </w:instrText>
+            </w:r>
+            <w:r>
+              <w:rPr>
+                <w:rFonts w:ascii="宋体" w:eastAsia="宋体" w:hAnsi="宋体"/>
                 <w:noProof/>
                 <w:webHidden/>
-              </w:rPr>
-            </w:r>
-            <w:r>
-              <w:rPr>
+                <w:sz w:val="28"/>
+                <w:szCs w:val="28"/>
+              </w:rPr>
+            </w:r>
+            <w:r>
+              <w:rPr>
+                <w:rFonts w:ascii="宋体" w:eastAsia="宋体" w:hAnsi="宋体"/>
                 <w:noProof/>
                 <w:webHidden/>
+                <w:sz w:val="28"/>
+                <w:szCs w:val="28"/>
               </w:rPr>
               <w:fldChar w:fldCharType="separate"/>
             </w:r>
             <w:r>
               <w:rPr>
+                <w:rFonts w:ascii="宋体" w:eastAsia="宋体" w:hAnsi="宋体"/>
                 <w:noProof/>
                 <w:webHidden/>
-              </w:rPr>
-              <w:t>27</w:t>
-            </w:r>
-            <w:r>
-              <w:rPr>
+                <w:sz w:val="28"/>
+                <w:szCs w:val="28"/>
+              </w:rPr>
+              <w:t>31</w:t>
+            </w:r>
+            <w:r>
+              <w:rPr>
+                <w:rFonts w:ascii="宋体" w:eastAsia="宋体" w:hAnsi="宋体"/>
                 <w:noProof/>
                 <w:webHidden/>
-              </w:rPr>
-              <w:fldChar w:fldCharType="end"/>
-            </w:r>
-          </w:hyperlink>
-        </w:p>
-        <w:p>
-          <w:pPr>
-            <w:pStyle w:val="TOC2"/>
-            <w:tabs>
-              <w:tab w:val="right" w:leader="dot" w:pos="8296"/>
-            </w:tabs>
-            <w:rPr>
-              <w:noProof/>
-            </w:rPr>
-          </w:pPr>
-          <w:hyperlink w:anchor="_Toc101815755" w:history="1">
-            <w:r>
-              <w:rPr>
-                <w:rStyle w:val="ab"/>
-                <w:rFonts w:ascii="宋体" w:eastAsia="宋体" w:hAnsi="宋体"/>
-                <w:noProof/>
-              </w:rPr>
-              <w:t>6.1 系统测试</w:t>
-            </w:r>
-            <w:r>
-              <w:rPr>
-                <w:noProof/>
-                <w:webHidden/>
-              </w:rPr>
-              <w:tab/>
-            </w:r>
-            <w:r>
-              <w:rPr>
-                <w:noProof/>
-                <w:webHidden/>
-              </w:rPr>
-              <w:fldChar w:fldCharType="begin"/>
-            </w:r>
-            <w:r>
-              <w:rPr>
-                <w:noProof/>
-                <w:webHidden/>
-              </w:rPr>
-              <w:instrText xml:space="preserve"> PAGEREF _Toc101815755 \h </w:instrText>
-            </w:r>
-            <w:r>
-              <w:rPr>
-                <w:noProof/>
-                <w:webHidden/>
-              </w:rPr>
-            </w:r>
-            <w:r>
-              <w:rPr>
-                <w:noProof/>
-                <w:webHidden/>
-              </w:rPr>
-              <w:fldChar w:fldCharType="separate"/>
-            </w:r>
-            <w:r>
-              <w:rPr>
-                <w:noProof/>
-                <w:webHidden/>
-              </w:rPr>
-              <w:t>27</w:t>
-            </w:r>
-            <w:r>
-              <w:rPr>
-                <w:noProof/>
-                <w:webHidden/>
-              </w:rPr>
-              <w:fldChar w:fldCharType="end"/>
-            </w:r>
-          </w:hyperlink>
-        </w:p>
-        <w:p>
-          <w:pPr>
-            <w:pStyle w:val="TOC2"/>
-            <w:tabs>
-              <w:tab w:val="right" w:leader="dot" w:pos="8296"/>
-            </w:tabs>
-            <w:rPr>
-              <w:noProof/>
-            </w:rPr>
-          </w:pPr>
-          <w:hyperlink w:anchor="_Toc101815756" w:history="1">
-            <w:r>
-              <w:rPr>
-                <w:rStyle w:val="ab"/>
-                <w:noProof/>
-              </w:rPr>
-              <w:t>6.1.1 系统测试目的</w:t>
-            </w:r>
-            <w:r>
-              <w:rPr>
-                <w:noProof/>
-                <w:webHidden/>
-              </w:rPr>
-              <w:tab/>
-            </w:r>
-            <w:r>
-              <w:rPr>
-                <w:noProof/>
-                <w:webHidden/>
-              </w:rPr>
-              <w:fldChar w:fldCharType="begin"/>
-            </w:r>
-            <w:r>
-              <w:rPr>
-                <w:noProof/>
-                <w:webHidden/>
-              </w:rPr>
-              <w:instrText xml:space="preserve"> PAGEREF _Toc101815756 \h </w:instrText>
-            </w:r>
-            <w:r>
-              <w:rPr>
-                <w:noProof/>
-                <w:webHidden/>
-              </w:rPr>
-            </w:r>
-            <w:r>
-              <w:rPr>
-                <w:noProof/>
-                <w:webHidden/>
-              </w:rPr>
-              <w:fldChar w:fldCharType="separate"/>
-            </w:r>
-            <w:r>
-              <w:rPr>
-                <w:noProof/>
-                <w:webHidden/>
-              </w:rPr>
-              <w:t>27</w:t>
-            </w:r>
-            <w:r>
-              <w:rPr>
-                <w:noProof/>
-                <w:webHidden/>
-              </w:rPr>
-              <w:fldChar w:fldCharType="end"/>
-            </w:r>
-          </w:hyperlink>
-        </w:p>
-        <w:p>
-          <w:pPr>
-            <w:pStyle w:val="TOC2"/>
-            <w:tabs>
-              <w:tab w:val="right" w:leader="dot" w:pos="8296"/>
-            </w:tabs>
-            <w:rPr>
-              <w:noProof/>
-            </w:rPr>
-          </w:pPr>
-          <w:hyperlink w:anchor="_Toc101815757" w:history="1">
-            <w:r>
-              <w:rPr>
-                <w:rStyle w:val="ab"/>
-                <w:noProof/>
-              </w:rPr>
-              <w:t>6.1.2 系统测试过程与结果</w:t>
-            </w:r>
-            <w:r>
-              <w:rPr>
-                <w:noProof/>
-                <w:webHidden/>
-              </w:rPr>
-              <w:tab/>
-            </w:r>
-            <w:r>
-              <w:rPr>
-                <w:noProof/>
-                <w:webHidden/>
-              </w:rPr>
-              <w:fldChar w:fldCharType="begin"/>
-            </w:r>
-            <w:r>
-              <w:rPr>
-                <w:noProof/>
-                <w:webHidden/>
-              </w:rPr>
-              <w:instrText xml:space="preserve"> PAGEREF _Toc101815757 \h </w:instrText>
-            </w:r>
-            <w:r>
-              <w:rPr>
-                <w:noProof/>
-                <w:webHidden/>
-              </w:rPr>
-            </w:r>
-            <w:r>
-              <w:rPr>
-                <w:noProof/>
-                <w:webHidden/>
-              </w:rPr>
-              <w:fldChar w:fldCharType="separate"/>
-            </w:r>
-            <w:r>
-              <w:rPr>
-                <w:noProof/>
-                <w:webHidden/>
-              </w:rPr>
-              <w:t>27</w:t>
-            </w:r>
-            <w:r>
-              <w:rPr>
-                <w:noProof/>
-                <w:webHidden/>
-              </w:rPr>
-              <w:fldChar w:fldCharType="end"/>
-            </w:r>
-          </w:hyperlink>
-        </w:p>
-        <w:p>
-          <w:pPr>
-            <w:pStyle w:val="TOC2"/>
-            <w:tabs>
-              <w:tab w:val="right" w:leader="dot" w:pos="8296"/>
-            </w:tabs>
-            <w:rPr>
-              <w:noProof/>
-            </w:rPr>
-          </w:pPr>
-          <w:hyperlink w:anchor="_Toc101815758" w:history="1">
-            <w:r>
-              <w:rPr>
-                <w:rStyle w:val="ab"/>
-                <w:rFonts w:ascii="宋体" w:eastAsia="宋体" w:hAnsi="宋体"/>
-                <w:noProof/>
-              </w:rPr>
-              <w:t>6.2 系统部署</w:t>
-            </w:r>
-            <w:r>
-              <w:rPr>
-                <w:noProof/>
-                <w:webHidden/>
-              </w:rPr>
-              <w:tab/>
-            </w:r>
-            <w:r>
-              <w:rPr>
-                <w:noProof/>
-                <w:webHidden/>
-              </w:rPr>
-              <w:fldChar w:fldCharType="begin"/>
-            </w:r>
-            <w:r>
-              <w:rPr>
-                <w:noProof/>
-                <w:webHidden/>
-              </w:rPr>
-              <w:instrText xml:space="preserve"> PAGEREF _Toc101815758 \h </w:instrText>
-            </w:r>
-            <w:r>
-              <w:rPr>
-                <w:noProof/>
-                <w:webHidden/>
-              </w:rPr>
-            </w:r>
-            <w:r>
-              <w:rPr>
-                <w:noProof/>
-                <w:webHidden/>
-              </w:rPr>
-              <w:fldChar w:fldCharType="separate"/>
-            </w:r>
-            <w:r>
-              <w:rPr>
-                <w:noProof/>
-                <w:webHidden/>
-              </w:rPr>
-              <w:t>30</w:t>
-            </w:r>
-            <w:r>
-              <w:rPr>
-                <w:noProof/>
-                <w:webHidden/>
-              </w:rPr>
-              <w:fldChar w:fldCharType="end"/>
-            </w:r>
-          </w:hyperlink>
-        </w:p>
-        <w:p>
-          <w:pPr>
-            <w:pStyle w:val="TOC2"/>
-            <w:tabs>
-              <w:tab w:val="right" w:leader="dot" w:pos="8296"/>
-            </w:tabs>
-            <w:rPr>
-              <w:noProof/>
-            </w:rPr>
-          </w:pPr>
-          <w:hyperlink w:anchor="_Toc101815759" w:history="1">
-            <w:r>
-              <w:rPr>
-                <w:rStyle w:val="ab"/>
-                <w:rFonts w:ascii="宋体" w:eastAsia="宋体" w:hAnsi="宋体"/>
-                <w:noProof/>
-              </w:rPr>
-              <w:t>6.3 部署过程遇到的问题和解决方法</w:t>
-            </w:r>
-            <w:r>
-              <w:rPr>
-                <w:noProof/>
-                <w:webHidden/>
-              </w:rPr>
-              <w:tab/>
-            </w:r>
-            <w:r>
-              <w:rPr>
-                <w:noProof/>
-                <w:webHidden/>
-              </w:rPr>
-              <w:fldChar w:fldCharType="begin"/>
-            </w:r>
-            <w:r>
-              <w:rPr>
-                <w:noProof/>
-                <w:webHidden/>
-              </w:rPr>
-              <w:instrText xml:space="preserve"> PAGEREF _Toc101815759 \h </w:instrText>
-            </w:r>
-            <w:r>
-              <w:rPr>
-                <w:noProof/>
-                <w:webHidden/>
-              </w:rPr>
-            </w:r>
-            <w:r>
-              <w:rPr>
-                <w:noProof/>
-                <w:webHidden/>
-              </w:rPr>
-              <w:fldChar w:fldCharType="separate"/>
-            </w:r>
-            <w:r>
-              <w:rPr>
-                <w:noProof/>
-                <w:webHidden/>
-              </w:rPr>
-              <w:t>30</w:t>
-            </w:r>
-            <w:r>
-              <w:rPr>
-                <w:noProof/>
-                <w:webHidden/>
-              </w:rPr>
-              <w:fldChar w:fldCharType="end"/>
-            </w:r>
-          </w:hyperlink>
-        </w:p>
-        <w:p>
-          <w:pPr>
-            <w:pStyle w:val="TOC2"/>
-            <w:tabs>
-              <w:tab w:val="right" w:leader="dot" w:pos="8296"/>
-            </w:tabs>
-            <w:rPr>
-              <w:noProof/>
-            </w:rPr>
-          </w:pPr>
-          <w:hyperlink w:anchor="_Toc101815760" w:history="1">
-            <w:r>
-              <w:rPr>
-                <w:rStyle w:val="ab"/>
-                <w:rFonts w:ascii="宋体" w:eastAsia="宋体" w:hAnsi="宋体"/>
-                <w:noProof/>
-              </w:rPr>
-              <w:t>6.4 系统存在的不足</w:t>
-            </w:r>
-            <w:r>
-              <w:rPr>
-                <w:noProof/>
-                <w:webHidden/>
-              </w:rPr>
-              <w:tab/>
-            </w:r>
-            <w:r>
-              <w:rPr>
-                <w:noProof/>
-                <w:webHidden/>
-              </w:rPr>
-              <w:fldChar w:fldCharType="begin"/>
-            </w:r>
-            <w:r>
-              <w:rPr>
-                <w:noProof/>
-                <w:webHidden/>
-              </w:rPr>
-              <w:instrText xml:space="preserve"> PAGEREF _Toc101815760 \h </w:instrText>
-            </w:r>
-            <w:r>
-              <w:rPr>
-                <w:noProof/>
-                <w:webHidden/>
-              </w:rPr>
-            </w:r>
-            <w:r>
-              <w:rPr>
-                <w:noProof/>
-                <w:webHidden/>
-              </w:rPr>
-              <w:fldChar w:fldCharType="separate"/>
-            </w:r>
-            <w:r>
-              <w:rPr>
-                <w:noProof/>
-                <w:webHidden/>
-              </w:rPr>
-              <w:t>30</w:t>
-            </w:r>
-            <w:r>
-              <w:rPr>
-                <w:noProof/>
-                <w:webHidden/>
+                <w:sz w:val="28"/>
+                <w:szCs w:val="28"/>
               </w:rPr>
               <w:fldChar w:fldCharType="end"/>
             </w:r>
@@ -3796,145 +4895,10 @@
               <w:tab w:val="right" w:leader="dot" w:pos="8296"/>
             </w:tabs>
             <w:rPr>
+              <w:rFonts w:ascii="宋体" w:eastAsia="宋体" w:hAnsi="宋体"/>
               <w:noProof/>
-            </w:rPr>
-          </w:pPr>
-          <w:hyperlink w:anchor="_Toc101815761" w:history="1">
-            <w:r>
-              <w:rPr>
-                <w:rStyle w:val="ab"/>
-                <w:rFonts w:ascii="宋体" w:eastAsia="宋体" w:hAnsi="宋体"/>
-                <w:noProof/>
-              </w:rPr>
-              <w:t>结语</w:t>
-            </w:r>
-            <w:r>
-              <w:rPr>
-                <w:noProof/>
-                <w:webHidden/>
-              </w:rPr>
-              <w:tab/>
-            </w:r>
-            <w:r>
-              <w:rPr>
-                <w:noProof/>
-                <w:webHidden/>
-              </w:rPr>
-              <w:fldChar w:fldCharType="begin"/>
-            </w:r>
-            <w:r>
-              <w:rPr>
-                <w:noProof/>
-                <w:webHidden/>
-              </w:rPr>
-              <w:instrText xml:space="preserve"> PAGEREF _Toc101815761 \h </w:instrText>
-            </w:r>
-            <w:r>
-              <w:rPr>
-                <w:noProof/>
-                <w:webHidden/>
-              </w:rPr>
-            </w:r>
-            <w:r>
-              <w:rPr>
-                <w:noProof/>
-                <w:webHidden/>
-              </w:rPr>
-              <w:fldChar w:fldCharType="separate"/>
-            </w:r>
-            <w:r>
-              <w:rPr>
-                <w:noProof/>
-                <w:webHidden/>
-              </w:rPr>
-              <w:t>31</w:t>
-            </w:r>
-            <w:r>
-              <w:rPr>
-                <w:noProof/>
-                <w:webHidden/>
-              </w:rPr>
-              <w:fldChar w:fldCharType="end"/>
-            </w:r>
-          </w:hyperlink>
-        </w:p>
-        <w:p>
-          <w:pPr>
-            <w:pStyle w:val="TOC1"/>
-            <w:tabs>
-              <w:tab w:val="right" w:leader="dot" w:pos="8296"/>
-            </w:tabs>
-            <w:rPr>
-              <w:noProof/>
-            </w:rPr>
-          </w:pPr>
-          <w:hyperlink w:anchor="_Toc101815762" w:history="1">
-            <w:r>
-              <w:rPr>
-                <w:rStyle w:val="ab"/>
-                <w:rFonts w:ascii="宋体" w:eastAsia="宋体" w:hAnsi="宋体"/>
-                <w:noProof/>
-              </w:rPr>
-              <w:t>参考文献</w:t>
-            </w:r>
-            <w:r>
-              <w:rPr>
-                <w:noProof/>
-                <w:webHidden/>
-              </w:rPr>
-              <w:tab/>
-            </w:r>
-            <w:r>
-              <w:rPr>
-                <w:noProof/>
-                <w:webHidden/>
-              </w:rPr>
-              <w:fldChar w:fldCharType="begin"/>
-            </w:r>
-            <w:r>
-              <w:rPr>
-                <w:noProof/>
-                <w:webHidden/>
-              </w:rPr>
-              <w:instrText xml:space="preserve"> PAGEREF _Toc101815762 \h </w:instrText>
-            </w:r>
-            <w:r>
-              <w:rPr>
-                <w:noProof/>
-                <w:webHidden/>
-              </w:rPr>
-            </w:r>
-            <w:r>
-              <w:rPr>
-                <w:noProof/>
-                <w:webHidden/>
-              </w:rPr>
-              <w:fldChar w:fldCharType="separate"/>
-            </w:r>
-            <w:r>
-              <w:rPr>
-                <w:noProof/>
-                <w:webHidden/>
-              </w:rPr>
-              <w:t>31</w:t>
-            </w:r>
-            <w:r>
-              <w:rPr>
-                <w:noProof/>
-                <w:webHidden/>
-              </w:rPr>
-              <w:fldChar w:fldCharType="end"/>
-            </w:r>
-          </w:hyperlink>
-        </w:p>
-        <w:p>
-          <w:pPr>
-            <w:pStyle w:val="TOC1"/>
-            <w:tabs>
-              <w:tab w:val="right" w:leader="dot" w:pos="8296"/>
-            </w:tabs>
-            <w:rPr>
-              <w:noProof/>
+              <w:sz w:val="28"/>
+              <w:szCs w:val="28"/>
             </w:rPr>
           </w:pPr>
           <w:hyperlink w:anchor="_Toc101815763" w:history="1">
@@ -3943,54 +4907,77 @@
                 <w:rStyle w:val="ab"/>
                 <w:rFonts w:ascii="宋体" w:eastAsia="宋体" w:hAnsi="宋体"/>
                 <w:noProof/>
+                <w:sz w:val="28"/>
+                <w:szCs w:val="28"/>
               </w:rPr>
               <w:t>致谢</w:t>
             </w:r>
             <w:r>
               <w:rPr>
+                <w:rFonts w:ascii="宋体" w:eastAsia="宋体" w:hAnsi="宋体"/>
                 <w:noProof/>
                 <w:webHidden/>
+                <w:sz w:val="28"/>
+                <w:szCs w:val="28"/>
               </w:rPr>
               <w:tab/>
             </w:r>
             <w:r>
               <w:rPr>
+                <w:rFonts w:ascii="宋体" w:eastAsia="宋体" w:hAnsi="宋体"/>
                 <w:noProof/>
                 <w:webHidden/>
+                <w:sz w:val="28"/>
+                <w:szCs w:val="28"/>
               </w:rPr>
               <w:fldChar w:fldCharType="begin"/>
             </w:r>
             <w:r>
               <w:rPr>
+                <w:rFonts w:ascii="宋体" w:eastAsia="宋体" w:hAnsi="宋体"/>
                 <w:noProof/>
                 <w:webHidden/>
+                <w:sz w:val="28"/>
+                <w:szCs w:val="28"/>
               </w:rPr>
               <w:instrText xml:space="preserve"> PAGEREF _Toc101815763 \h </w:instrText>
             </w:r>
             <w:r>
               <w:rPr>
+                <w:rFonts w:ascii="宋体" w:eastAsia="宋体" w:hAnsi="宋体"/>
                 <w:noProof/>
                 <w:webHidden/>
-              </w:rPr>
-            </w:r>
-            <w:r>
-              <w:rPr>
+                <w:sz w:val="28"/>
+                <w:szCs w:val="28"/>
+              </w:rPr>
+            </w:r>
+            <w:r>
+              <w:rPr>
+                <w:rFonts w:ascii="宋体" w:eastAsia="宋体" w:hAnsi="宋体"/>
                 <w:noProof/>
                 <w:webHidden/>
+                <w:sz w:val="28"/>
+                <w:szCs w:val="28"/>
               </w:rPr>
               <w:fldChar w:fldCharType="separate"/>
             </w:r>
             <w:r>
               <w:rPr>
+                <w:rFonts w:ascii="宋体" w:eastAsia="宋体" w:hAnsi="宋体"/>
                 <w:noProof/>
                 <w:webHidden/>
+                <w:sz w:val="28"/>
+                <w:szCs w:val="28"/>
               </w:rPr>
               <w:t>31</w:t>
             </w:r>
             <w:r>
               <w:rPr>
+                <w:rFonts w:ascii="宋体" w:eastAsia="宋体" w:hAnsi="宋体"/>
                 <w:noProof/>
                 <w:webHidden/>
+                <w:sz w:val="28"/>
+                <w:szCs w:val="28"/>
               </w:rPr>
               <w:fldChar w:fldCharType="end"/>
             </w:r>
@@ -4017,7 +5004,6 @@
     </w:sdt>
     <w:p>
       <w:r>
-        <w:lastRenderedPageBreak/>
         <w:br w:type="page"/>
       </w:r>
     </w:p>
@@ -6326,7 +7312,7 @@
       <w:pPr>
         <w:ind w:firstLineChars="200" w:firstLine="480"/>
         <w:rPr>
-          <w:rFonts w:ascii="宋体" w:eastAsia="宋体" w:hAnsi="宋体" w:hint="eastAsia"/>
+          <w:rFonts w:ascii="宋体" w:eastAsia="宋体" w:hAnsi="宋体"/>
           <w:sz w:val="24"/>
           <w:szCs w:val="24"/>
         </w:rPr>
@@ -6364,6 +7350,7 @@
           <w:szCs w:val="24"/>
           <w:vertAlign w:val="superscript"/>
         </w:rPr>
+        <w:instrText xml:space="preserve"> \* MERGEFORMAT </w:instrText>
       </w:r>
       <w:r>
         <w:rPr>
@@ -6372,7 +7359,6 @@
           <w:szCs w:val="24"/>
           <w:vertAlign w:val="superscript"/>
         </w:rPr>
-        <w:instrText xml:space="preserve"> \* MERGEFORMAT </w:instrText>
       </w:r>
       <w:r>
         <w:rPr>
@@ -8131,14 +9117,27 @@
       <w:r>
         <w:noBreakHyphen/>
       </w:r>
-      <w:fldSimple w:instr=" STYLEREF 1 \s ">
-        <w:r>
-          <w:rPr>
-            <w:noProof/>
-          </w:rPr>
-          <w:t>0</w:t>
-        </w:r>
-      </w:fldSimple>
+      <w:r>
+        <w:fldChar w:fldCharType="begin"/>
+      </w:r>
+      <w:r>
+        <w:instrText xml:space="preserve"> STYLEREF 1 \s </w:instrText>
+      </w:r>
+      <w:r>
+        <w:fldChar w:fldCharType="separate"/>
+      </w:r>
+      <w:r>
+        <w:rPr>
+          <w:noProof/>
+        </w:rPr>
+        <w:t>0</w:t>
+      </w:r>
+      <w:r>
+        <w:rPr>
+          <w:noProof/>
+        </w:rPr>
+        <w:fldChar w:fldCharType="end"/>
+      </w:r>
       <w:r>
         <w:noBreakHyphen/>
       </w:r>
@@ -8243,14 +9242,27 @@
       <w:r>
         <w:noBreakHyphen/>
       </w:r>
-      <w:fldSimple w:instr=" STYLEREF 1 \s ">
-        <w:r>
-          <w:rPr>
-            <w:noProof/>
-          </w:rPr>
-          <w:t>0</w:t>
-        </w:r>
-      </w:fldSimple>
+      <w:r>
+        <w:fldChar w:fldCharType="begin"/>
+      </w:r>
+      <w:r>
+        <w:instrText xml:space="preserve"> STYLEREF 1 \s </w:instrText>
+      </w:r>
+      <w:r>
+        <w:fldChar w:fldCharType="separate"/>
+      </w:r>
+      <w:r>
+        <w:rPr>
+          <w:noProof/>
+        </w:rPr>
+        <w:t>0</w:t>
+      </w:r>
+      <w:r>
+        <w:rPr>
+          <w:noProof/>
+        </w:rPr>
+        <w:fldChar w:fldCharType="end"/>
+      </w:r>
       <w:r>
         <w:noBreakHyphen/>
       </w:r>
@@ -8602,14 +9614,27 @@
       <w:r>
         <w:noBreakHyphen/>
       </w:r>
-      <w:fldSimple w:instr=" STYLEREF 1 \s ">
-        <w:r>
-          <w:rPr>
-            <w:noProof/>
-          </w:rPr>
-          <w:t>0</w:t>
-        </w:r>
-      </w:fldSimple>
+      <w:r>
+        <w:fldChar w:fldCharType="begin"/>
+      </w:r>
+      <w:r>
+        <w:instrText xml:space="preserve"> STYLEREF 1 \s </w:instrText>
+      </w:r>
+      <w:r>
+        <w:fldChar w:fldCharType="separate"/>
+      </w:r>
+      <w:r>
+        <w:rPr>
+          <w:noProof/>
+        </w:rPr>
+        <w:t>0</w:t>
+      </w:r>
+      <w:r>
+        <w:rPr>
+          <w:noProof/>
+        </w:rPr>
+        <w:fldChar w:fldCharType="end"/>
+      </w:r>
       <w:r>
         <w:noBreakHyphen/>
       </w:r>
@@ -8903,14 +9928,27 @@
       <w:r>
         <w:noBreakHyphen/>
       </w:r>
-      <w:fldSimple w:instr=" STYLEREF 1 \s ">
-        <w:r>
-          <w:rPr>
-            <w:noProof/>
-          </w:rPr>
-          <w:t>0</w:t>
-        </w:r>
-      </w:fldSimple>
+      <w:r>
+        <w:fldChar w:fldCharType="begin"/>
+      </w:r>
+      <w:r>
+        <w:instrText xml:space="preserve"> STYLEREF 1 \s </w:instrText>
+      </w:r>
+      <w:r>
+        <w:fldChar w:fldCharType="separate"/>
+      </w:r>
+      <w:r>
+        <w:rPr>
+          <w:noProof/>
+        </w:rPr>
+        <w:t>0</w:t>
+      </w:r>
+      <w:r>
+        <w:rPr>
+          <w:noProof/>
+        </w:rPr>
+        <w:fldChar w:fldCharType="end"/>
+      </w:r>
       <w:r>
         <w:noBreakHyphen/>
       </w:r>
@@ -9143,14 +10181,27 @@
       <w:r>
         <w:noBreakHyphen/>
       </w:r>
-      <w:fldSimple w:instr=" STYLEREF 1 \s ">
-        <w:r>
-          <w:rPr>
-            <w:noProof/>
-          </w:rPr>
-          <w:t>0</w:t>
-        </w:r>
-      </w:fldSimple>
+      <w:r>
+        <w:fldChar w:fldCharType="begin"/>
+      </w:r>
+      <w:r>
+        <w:instrText xml:space="preserve"> STYLEREF 1 \s </w:instrText>
+      </w:r>
+      <w:r>
+        <w:fldChar w:fldCharType="separate"/>
+      </w:r>
+      <w:r>
+        <w:rPr>
+          <w:noProof/>
+        </w:rPr>
+        <w:t>0</w:t>
+      </w:r>
+      <w:r>
+        <w:rPr>
+          <w:noProof/>
+        </w:rPr>
+        <w:fldChar w:fldCharType="end"/>
+      </w:r>
       <w:r>
         <w:noBreakHyphen/>
       </w:r>
@@ -9313,14 +10364,27 @@
       <w:r>
         <w:noBreakHyphen/>
       </w:r>
-      <w:fldSimple w:instr=" STYLEREF 1 \s ">
-        <w:r>
-          <w:rPr>
-            <w:noProof/>
-          </w:rPr>
-          <w:t>0</w:t>
-        </w:r>
-      </w:fldSimple>
+      <w:r>
+        <w:fldChar w:fldCharType="begin"/>
+      </w:r>
+      <w:r>
+        <w:instrText xml:space="preserve"> STYLEREF 1 \s </w:instrText>
+      </w:r>
+      <w:r>
+        <w:fldChar w:fldCharType="separate"/>
+      </w:r>
+      <w:r>
+        <w:rPr>
+          <w:noProof/>
+        </w:rPr>
+        <w:t>0</w:t>
+      </w:r>
+      <w:r>
+        <w:rPr>
+          <w:noProof/>
+        </w:rPr>
+        <w:fldChar w:fldCharType="end"/>
+      </w:r>
       <w:r>
         <w:noBreakHyphen/>
       </w:r>
@@ -9462,14 +10526,27 @@
       <w:r>
         <w:noBreakHyphen/>
       </w:r>
-      <w:fldSimple w:instr=" STYLEREF 1 \s ">
-        <w:r>
-          <w:rPr>
-            <w:noProof/>
-          </w:rPr>
-          <w:t>0</w:t>
-        </w:r>
-      </w:fldSimple>
+      <w:r>
+        <w:fldChar w:fldCharType="begin"/>
+      </w:r>
+      <w:r>
+        <w:instrText xml:space="preserve"> STYLEREF 1 \s </w:instrText>
+      </w:r>
+      <w:r>
+        <w:fldChar w:fldCharType="separate"/>
+      </w:r>
+      <w:r>
+        <w:rPr>
+          <w:noProof/>
+        </w:rPr>
+        <w:t>0</w:t>
+      </w:r>
+      <w:r>
+        <w:rPr>
+          <w:noProof/>
+        </w:rPr>
+        <w:fldChar w:fldCharType="end"/>
+      </w:r>
       <w:r>
         <w:noBreakHyphen/>
       </w:r>
@@ -9617,14 +10694,27 @@
       <w:r>
         <w:noBreakHyphen/>
       </w:r>
-      <w:fldSimple w:instr=" STYLEREF 1 \s ">
-        <w:r>
-          <w:rPr>
-            <w:noProof/>
-          </w:rPr>
-          <w:t>0</w:t>
-        </w:r>
-      </w:fldSimple>
+      <w:r>
+        <w:fldChar w:fldCharType="begin"/>
+      </w:r>
+      <w:r>
+        <w:instrText xml:space="preserve"> STYLEREF 1 \s </w:instrText>
+      </w:r>
+      <w:r>
+        <w:fldChar w:fldCharType="separate"/>
+      </w:r>
+      <w:r>
+        <w:rPr>
+          <w:noProof/>
+        </w:rPr>
+        <w:t>0</w:t>
+      </w:r>
+      <w:r>
+        <w:rPr>
+          <w:noProof/>
+        </w:rPr>
+        <w:fldChar w:fldCharType="end"/>
+      </w:r>
       <w:r>
         <w:noBreakHyphen/>
       </w:r>
@@ -9781,14 +10871,27 @@
       <w:r>
         <w:noBreakHyphen/>
       </w:r>
-      <w:fldSimple w:instr=" STYLEREF 1 \s ">
-        <w:r>
-          <w:rPr>
-            <w:noProof/>
-          </w:rPr>
-          <w:t>0</w:t>
-        </w:r>
-      </w:fldSimple>
+      <w:r>
+        <w:fldChar w:fldCharType="begin"/>
+      </w:r>
+      <w:r>
+        <w:instrText xml:space="preserve"> STYLEREF 1 \s </w:instrText>
+      </w:r>
+      <w:r>
+        <w:fldChar w:fldCharType="separate"/>
+      </w:r>
+      <w:r>
+        <w:rPr>
+          <w:noProof/>
+        </w:rPr>
+        <w:t>0</w:t>
+      </w:r>
+      <w:r>
+        <w:rPr>
+          <w:noProof/>
+        </w:rPr>
+        <w:fldChar w:fldCharType="end"/>
+      </w:r>
       <w:r>
         <w:noBreakHyphen/>
       </w:r>
@@ -17876,14 +18979,27 @@
       <w:r>
         <w:noBreakHyphen/>
       </w:r>
-      <w:fldSimple w:instr=" STYLEREF 1 \s ">
-        <w:r>
-          <w:rPr>
-            <w:noProof/>
-          </w:rPr>
-          <w:t>0</w:t>
-        </w:r>
-      </w:fldSimple>
+      <w:r>
+        <w:fldChar w:fldCharType="begin"/>
+      </w:r>
+      <w:r>
+        <w:instrText xml:space="preserve"> STYLEREF 1 \s </w:instrText>
+      </w:r>
+      <w:r>
+        <w:fldChar w:fldCharType="separate"/>
+      </w:r>
+      <w:r>
+        <w:rPr>
+          <w:noProof/>
+        </w:rPr>
+        <w:t>0</w:t>
+      </w:r>
+      <w:r>
+        <w:rPr>
+          <w:noProof/>
+        </w:rPr>
+        <w:fldChar w:fldCharType="end"/>
+      </w:r>
       <w:r>
         <w:noBreakHyphen/>
       </w:r>
@@ -18490,14 +19606,27 @@
       <w:r>
         <w:noBreakHyphen/>
       </w:r>
-      <w:fldSimple w:instr=" STYLEREF 1 \s ">
-        <w:r>
-          <w:rPr>
-            <w:noProof/>
-          </w:rPr>
-          <w:t>0</w:t>
-        </w:r>
-      </w:fldSimple>
+      <w:r>
+        <w:fldChar w:fldCharType="begin"/>
+      </w:r>
+      <w:r>
+        <w:instrText xml:space="preserve"> STYLEREF 1 \s </w:instrText>
+      </w:r>
+      <w:r>
+        <w:fldChar w:fldCharType="separate"/>
+      </w:r>
+      <w:r>
+        <w:rPr>
+          <w:noProof/>
+        </w:rPr>
+        <w:t>0</w:t>
+      </w:r>
+      <w:r>
+        <w:rPr>
+          <w:noProof/>
+        </w:rPr>
+        <w:fldChar w:fldCharType="end"/>
+      </w:r>
       <w:r>
         <w:noBreakHyphen/>
       </w:r>
@@ -18591,14 +19720,27 @@
       <w:r>
         <w:noBreakHyphen/>
       </w:r>
-      <w:fldSimple w:instr=" STYLEREF 1 \s ">
-        <w:r>
-          <w:rPr>
-            <w:noProof/>
-          </w:rPr>
-          <w:t>0</w:t>
-        </w:r>
-      </w:fldSimple>
+      <w:r>
+        <w:fldChar w:fldCharType="begin"/>
+      </w:r>
+      <w:r>
+        <w:instrText xml:space="preserve"> STYLEREF 1 \s </w:instrText>
+      </w:r>
+      <w:r>
+        <w:fldChar w:fldCharType="separate"/>
+      </w:r>
+      <w:r>
+        <w:rPr>
+          <w:noProof/>
+        </w:rPr>
+        <w:t>0</w:t>
+      </w:r>
+      <w:r>
+        <w:rPr>
+          <w:noProof/>
+        </w:rPr>
+        <w:fldChar w:fldCharType="end"/>
+      </w:r>
       <w:r>
         <w:noBreakHyphen/>
       </w:r>
@@ -18981,14 +20123,27 @@
       <w:r>
         <w:noBreakHyphen/>
       </w:r>
-      <w:fldSimple w:instr=" STYLEREF 1 \s ">
-        <w:r>
-          <w:rPr>
-            <w:noProof/>
-          </w:rPr>
-          <w:t>0</w:t>
-        </w:r>
-      </w:fldSimple>
+      <w:r>
+        <w:fldChar w:fldCharType="begin"/>
+      </w:r>
+      <w:r>
+        <w:instrText xml:space="preserve"> STYLEREF 1 \s </w:instrText>
+      </w:r>
+      <w:r>
+        <w:fldChar w:fldCharType="separate"/>
+      </w:r>
+      <w:r>
+        <w:rPr>
+          <w:noProof/>
+        </w:rPr>
+        <w:t>0</w:t>
+      </w:r>
+      <w:r>
+        <w:rPr>
+          <w:noProof/>
+        </w:rPr>
+        <w:fldChar w:fldCharType="end"/>
+      </w:r>
       <w:r>
         <w:noBreakHyphen/>
       </w:r>
@@ -19082,14 +20237,27 @@
       <w:r>
         <w:noBreakHyphen/>
       </w:r>
-      <w:fldSimple w:instr=" STYLEREF 1 \s ">
-        <w:r>
-          <w:rPr>
-            <w:noProof/>
-          </w:rPr>
-          <w:t>0</w:t>
-        </w:r>
-      </w:fldSimple>
+      <w:r>
+        <w:fldChar w:fldCharType="begin"/>
+      </w:r>
+      <w:r>
+        <w:instrText xml:space="preserve"> STYLEREF 1 \s </w:instrText>
+      </w:r>
+      <w:r>
+        <w:fldChar w:fldCharType="separate"/>
+      </w:r>
+      <w:r>
+        <w:rPr>
+          <w:noProof/>
+        </w:rPr>
+        <w:t>0</w:t>
+      </w:r>
+      <w:r>
+        <w:rPr>
+          <w:noProof/>
+        </w:rPr>
+        <w:fldChar w:fldCharType="end"/>
+      </w:r>
       <w:r>
         <w:noBreakHyphen/>
       </w:r>
@@ -19182,14 +20350,27 @@
       <w:r>
         <w:noBreakHyphen/>
       </w:r>
-      <w:fldSimple w:instr=" STYLEREF 1 \s ">
-        <w:r>
-          <w:rPr>
-            <w:noProof/>
-          </w:rPr>
-          <w:t>0</w:t>
-        </w:r>
-      </w:fldSimple>
+      <w:r>
+        <w:fldChar w:fldCharType="begin"/>
+      </w:r>
+      <w:r>
+        <w:instrText xml:space="preserve"> STYLEREF 1 \s </w:instrText>
+      </w:r>
+      <w:r>
+        <w:fldChar w:fldCharType="separate"/>
+      </w:r>
+      <w:r>
+        <w:rPr>
+          <w:noProof/>
+        </w:rPr>
+        <w:t>0</w:t>
+      </w:r>
+      <w:r>
+        <w:rPr>
+          <w:noProof/>
+        </w:rPr>
+        <w:fldChar w:fldCharType="end"/>
+      </w:r>
       <w:r>
         <w:noBreakHyphen/>
       </w:r>
@@ -19282,14 +20463,27 @@
       <w:r>
         <w:noBreakHyphen/>
       </w:r>
-      <w:fldSimple w:instr=" STYLEREF 1 \s ">
-        <w:r>
-          <w:rPr>
-            <w:noProof/>
-          </w:rPr>
-          <w:t>0</w:t>
-        </w:r>
-      </w:fldSimple>
+      <w:r>
+        <w:fldChar w:fldCharType="begin"/>
+      </w:r>
+      <w:r>
+        <w:instrText xml:space="preserve"> STYLEREF 1 \s </w:instrText>
+      </w:r>
+      <w:r>
+        <w:fldChar w:fldCharType="separate"/>
+      </w:r>
+      <w:r>
+        <w:rPr>
+          <w:noProof/>
+        </w:rPr>
+        <w:t>0</w:t>
+      </w:r>
+      <w:r>
+        <w:rPr>
+          <w:noProof/>
+        </w:rPr>
+        <w:fldChar w:fldCharType="end"/>
+      </w:r>
       <w:r>
         <w:noBreakHyphen/>
       </w:r>
@@ -19515,14 +20709,27 @@
       <w:r>
         <w:noBreakHyphen/>
       </w:r>
-      <w:fldSimple w:instr=" STYLEREF 1 \s ">
-        <w:r>
-          <w:rPr>
-            <w:noProof/>
-          </w:rPr>
-          <w:t>0</w:t>
-        </w:r>
-      </w:fldSimple>
+      <w:r>
+        <w:fldChar w:fldCharType="begin"/>
+      </w:r>
+      <w:r>
+        <w:instrText xml:space="preserve"> STYLEREF 1 \s </w:instrText>
+      </w:r>
+      <w:r>
+        <w:fldChar w:fldCharType="separate"/>
+      </w:r>
+      <w:r>
+        <w:rPr>
+          <w:noProof/>
+        </w:rPr>
+        <w:t>0</w:t>
+      </w:r>
+      <w:r>
+        <w:rPr>
+          <w:noProof/>
+        </w:rPr>
+        <w:fldChar w:fldCharType="end"/>
+      </w:r>
       <w:r>
         <w:noBreakHyphen/>
       </w:r>
@@ -19888,14 +21095,27 @@
       <w:r>
         <w:noBreakHyphen/>
       </w:r>
-      <w:fldSimple w:instr=" STYLEREF 1 \s ">
-        <w:r>
-          <w:rPr>
-            <w:noProof/>
-          </w:rPr>
-          <w:t>0</w:t>
-        </w:r>
-      </w:fldSimple>
+      <w:r>
+        <w:fldChar w:fldCharType="begin"/>
+      </w:r>
+      <w:r>
+        <w:instrText xml:space="preserve"> STYLEREF 1 \s </w:instrText>
+      </w:r>
+      <w:r>
+        <w:fldChar w:fldCharType="separate"/>
+      </w:r>
+      <w:r>
+        <w:rPr>
+          <w:noProof/>
+        </w:rPr>
+        <w:t>0</w:t>
+      </w:r>
+      <w:r>
+        <w:rPr>
+          <w:noProof/>
+        </w:rPr>
+        <w:fldChar w:fldCharType="end"/>
+      </w:r>
       <w:r>
         <w:noBreakHyphen/>
       </w:r>
@@ -19988,14 +21208,27 @@
       <w:r>
         <w:noBreakHyphen/>
       </w:r>
-      <w:fldSimple w:instr=" STYLEREF 1 \s ">
-        <w:r>
-          <w:rPr>
-            <w:noProof/>
-          </w:rPr>
-          <w:t>0</w:t>
-        </w:r>
-      </w:fldSimple>
+      <w:r>
+        <w:fldChar w:fldCharType="begin"/>
+      </w:r>
+      <w:r>
+        <w:instrText xml:space="preserve"> STYLEREF 1 \s </w:instrText>
+      </w:r>
+      <w:r>
+        <w:fldChar w:fldCharType="separate"/>
+      </w:r>
+      <w:r>
+        <w:rPr>
+          <w:noProof/>
+        </w:rPr>
+        <w:t>0</w:t>
+      </w:r>
+      <w:r>
+        <w:rPr>
+          <w:noProof/>
+        </w:rPr>
+        <w:fldChar w:fldCharType="end"/>
+      </w:r>
       <w:r>
         <w:noBreakHyphen/>
       </w:r>
@@ -20088,14 +21321,27 @@
       <w:r>
         <w:noBreakHyphen/>
       </w:r>
-      <w:fldSimple w:instr=" STYLEREF 1 \s ">
-        <w:r>
-          <w:rPr>
-            <w:noProof/>
-          </w:rPr>
-          <w:t>0</w:t>
-        </w:r>
-      </w:fldSimple>
+      <w:r>
+        <w:fldChar w:fldCharType="begin"/>
+      </w:r>
+      <w:r>
+        <w:instrText xml:space="preserve"> STYLEREF 1 \s </w:instrText>
+      </w:r>
+      <w:r>
+        <w:fldChar w:fldCharType="separate"/>
+      </w:r>
+      <w:r>
+        <w:rPr>
+          <w:noProof/>
+        </w:rPr>
+        <w:t>0</w:t>
+      </w:r>
+      <w:r>
+        <w:rPr>
+          <w:noProof/>
+        </w:rPr>
+        <w:fldChar w:fldCharType="end"/>
+      </w:r>
       <w:r>
         <w:noBreakHyphen/>
       </w:r>
@@ -20189,14 +21435,27 @@
       <w:r>
         <w:noBreakHyphen/>
       </w:r>
-      <w:fldSimple w:instr=" STYLEREF 1 \s ">
-        <w:r>
-          <w:rPr>
-            <w:noProof/>
-          </w:rPr>
-          <w:t>0</w:t>
-        </w:r>
-      </w:fldSimple>
+      <w:r>
+        <w:fldChar w:fldCharType="begin"/>
+      </w:r>
+      <w:r>
+        <w:instrText xml:space="preserve"> STYLEREF 1 \s </w:instrText>
+      </w:r>
+      <w:r>
+        <w:fldChar w:fldCharType="separate"/>
+      </w:r>
+      <w:r>
+        <w:rPr>
+          <w:noProof/>
+        </w:rPr>
+        <w:t>0</w:t>
+      </w:r>
+      <w:r>
+        <w:rPr>
+          <w:noProof/>
+        </w:rPr>
+        <w:fldChar w:fldCharType="end"/>
+      </w:r>
       <w:r>
         <w:noBreakHyphen/>
       </w:r>
@@ -20473,14 +21732,27 @@
       <w:r>
         <w:noBreakHyphen/>
       </w:r>
-      <w:fldSimple w:instr=" STYLEREF 1 \s ">
-        <w:r>
-          <w:rPr>
-            <w:noProof/>
-          </w:rPr>
-          <w:t>0</w:t>
-        </w:r>
-      </w:fldSimple>
+      <w:r>
+        <w:fldChar w:fldCharType="begin"/>
+      </w:r>
+      <w:r>
+        <w:instrText xml:space="preserve"> STYLEREF 1 \s </w:instrText>
+      </w:r>
+      <w:r>
+        <w:fldChar w:fldCharType="separate"/>
+      </w:r>
+      <w:r>
+        <w:rPr>
+          <w:noProof/>
+        </w:rPr>
+        <w:t>0</w:t>
+      </w:r>
+      <w:r>
+        <w:rPr>
+          <w:noProof/>
+        </w:rPr>
+        <w:fldChar w:fldCharType="end"/>
+      </w:r>
       <w:r>
         <w:noBreakHyphen/>
       </w:r>
@@ -20564,9 +21836,6 @@
     <w:p>
       <w:pPr>
         <w:pStyle w:val="a3"/>
-        <w:rPr>
-          <w:rFonts w:hint="eastAsia"/>
-        </w:rPr>
       </w:pPr>
       <w:r>
         <w:t>图</w:t>
@@ -20577,14 +21846,27 @@
       <w:r>
         <w:noBreakHyphen/>
       </w:r>
-      <w:fldSimple w:instr=" STYLEREF 1 \s ">
-        <w:r>
-          <w:rPr>
-            <w:noProof/>
-          </w:rPr>
-          <w:t>0</w:t>
-        </w:r>
-      </w:fldSimple>
+      <w:r>
+        <w:fldChar w:fldCharType="begin"/>
+      </w:r>
+      <w:r>
+        <w:instrText xml:space="preserve"> STYLEREF 1 \s </w:instrText>
+      </w:r>
+      <w:r>
+        <w:fldChar w:fldCharType="separate"/>
+      </w:r>
+      <w:r>
+        <w:rPr>
+          <w:noProof/>
+        </w:rPr>
+        <w:t>0</w:t>
+      </w:r>
+      <w:r>
+        <w:rPr>
+          <w:noProof/>
+        </w:rPr>
+        <w:fldChar w:fldCharType="end"/>
+      </w:r>
       <w:r>
         <w:noBreakHyphen/>
       </w:r>
@@ -20689,14 +21971,27 @@
       <w:r>
         <w:noBreakHyphen/>
       </w:r>
-      <w:fldSimple w:instr=" STYLEREF 1 \s ">
-        <w:r>
-          <w:rPr>
-            <w:noProof/>
-          </w:rPr>
-          <w:t>0</w:t>
-        </w:r>
-      </w:fldSimple>
+      <w:r>
+        <w:fldChar w:fldCharType="begin"/>
+      </w:r>
+      <w:r>
+        <w:instrText xml:space="preserve"> STYLEREF 1 \s </w:instrText>
+      </w:r>
+      <w:r>
+        <w:fldChar w:fldCharType="separate"/>
+      </w:r>
+      <w:r>
+        <w:rPr>
+          <w:noProof/>
+        </w:rPr>
+        <w:t>0</w:t>
+      </w:r>
+      <w:r>
+        <w:rPr>
+          <w:noProof/>
+        </w:rPr>
+        <w:fldChar w:fldCharType="end"/>
+      </w:r>
       <w:r>
         <w:noBreakHyphen/>
       </w:r>
@@ -21095,14 +22390,27 @@
       <w:r>
         <w:noBreakHyphen/>
       </w:r>
-      <w:fldSimple w:instr=" STYLEREF 1 \s ">
-        <w:r>
-          <w:rPr>
-            <w:noProof/>
-          </w:rPr>
-          <w:t>0</w:t>
-        </w:r>
-      </w:fldSimple>
+      <w:r>
+        <w:fldChar w:fldCharType="begin"/>
+      </w:r>
+      <w:r>
+        <w:instrText xml:space="preserve"> STYLEREF 1 \s </w:instrText>
+      </w:r>
+      <w:r>
+        <w:fldChar w:fldCharType="separate"/>
+      </w:r>
+      <w:r>
+        <w:rPr>
+          <w:noProof/>
+        </w:rPr>
+        <w:t>0</w:t>
+      </w:r>
+      <w:r>
+        <w:rPr>
+          <w:noProof/>
+        </w:rPr>
+        <w:fldChar w:fldCharType="end"/>
+      </w:r>
       <w:r>
         <w:noBreakHyphen/>
       </w:r>
@@ -21196,14 +22504,27 @@
       <w:r>
         <w:noBreakHyphen/>
       </w:r>
-      <w:fldSimple w:instr=" STYLEREF 1 \s ">
-        <w:r>
-          <w:rPr>
-            <w:noProof/>
-          </w:rPr>
-          <w:t>0</w:t>
-        </w:r>
-      </w:fldSimple>
+      <w:r>
+        <w:fldChar w:fldCharType="begin"/>
+      </w:r>
+      <w:r>
+        <w:instrText xml:space="preserve"> STYLEREF 1 \s </w:instrText>
+      </w:r>
+      <w:r>
+        <w:fldChar w:fldCharType="separate"/>
+      </w:r>
+      <w:r>
+        <w:rPr>
+          <w:noProof/>
+        </w:rPr>
+        <w:t>0</w:t>
+      </w:r>
+      <w:r>
+        <w:rPr>
+          <w:noProof/>
+        </w:rPr>
+        <w:fldChar w:fldCharType="end"/>
+      </w:r>
       <w:r>
         <w:noBreakHyphen/>
       </w:r>
@@ -21335,14 +22656,27 @@
       <w:r>
         <w:noBreakHyphen/>
       </w:r>
-      <w:fldSimple w:instr=" STYLEREF 1 \s ">
-        <w:r>
-          <w:rPr>
-            <w:noProof/>
-          </w:rPr>
-          <w:t>0</w:t>
-        </w:r>
-      </w:fldSimple>
+      <w:r>
+        <w:fldChar w:fldCharType="begin"/>
+      </w:r>
+      <w:r>
+        <w:instrText xml:space="preserve"> STYLEREF 1 \s </w:instrText>
+      </w:r>
+      <w:r>
+        <w:fldChar w:fldCharType="separate"/>
+      </w:r>
+      <w:r>
+        <w:rPr>
+          <w:noProof/>
+        </w:rPr>
+        <w:t>0</w:t>
+      </w:r>
+      <w:r>
+        <w:rPr>
+          <w:noProof/>
+        </w:rPr>
+        <w:fldChar w:fldCharType="end"/>
+      </w:r>
       <w:r>
         <w:noBreakHyphen/>
       </w:r>
@@ -21504,14 +22838,27 @@
       <w:r>
         <w:noBreakHyphen/>
       </w:r>
-      <w:fldSimple w:instr=" STYLEREF 1 \s ">
-        <w:r>
-          <w:rPr>
-            <w:noProof/>
-          </w:rPr>
-          <w:t>0</w:t>
-        </w:r>
-      </w:fldSimple>
+      <w:r>
+        <w:fldChar w:fldCharType="begin"/>
+      </w:r>
+      <w:r>
+        <w:instrText xml:space="preserve"> STYLEREF 1 \s </w:instrText>
+      </w:r>
+      <w:r>
+        <w:fldChar w:fldCharType="separate"/>
+      </w:r>
+      <w:r>
+        <w:rPr>
+          <w:noProof/>
+        </w:rPr>
+        <w:t>0</w:t>
+      </w:r>
+      <w:r>
+        <w:rPr>
+          <w:noProof/>
+        </w:rPr>
+        <w:fldChar w:fldCharType="end"/>
+      </w:r>
       <w:r>
         <w:noBreakHyphen/>
       </w:r>
@@ -21677,14 +23024,27 @@
       <w:r>
         <w:noBreakHyphen/>
       </w:r>
-      <w:fldSimple w:instr=" STYLEREF 1 \s ">
-        <w:r>
-          <w:rPr>
-            <w:noProof/>
-          </w:rPr>
-          <w:t>0</w:t>
-        </w:r>
-      </w:fldSimple>
+      <w:r>
+        <w:fldChar w:fldCharType="begin"/>
+      </w:r>
+      <w:r>
+        <w:instrText xml:space="preserve"> STYLEREF 1 \s </w:instrText>
+      </w:r>
+      <w:r>
+        <w:fldChar w:fldCharType="separate"/>
+      </w:r>
+      <w:r>
+        <w:rPr>
+          <w:noProof/>
+        </w:rPr>
+        <w:t>0</w:t>
+      </w:r>
+      <w:r>
+        <w:rPr>
+          <w:noProof/>
+        </w:rPr>
+        <w:fldChar w:fldCharType="end"/>
+      </w:r>
       <w:r>
         <w:noBreakHyphen/>
       </w:r>
@@ -21778,14 +23138,27 @@
       <w:r>
         <w:noBreakHyphen/>
       </w:r>
-      <w:fldSimple w:instr=" STYLEREF 1 \s ">
-        <w:r>
-          <w:rPr>
-            <w:noProof/>
-          </w:rPr>
-          <w:t>0</w:t>
-        </w:r>
-      </w:fldSimple>
+      <w:r>
+        <w:fldChar w:fldCharType="begin"/>
+      </w:r>
+      <w:r>
+        <w:instrText xml:space="preserve"> STYLEREF 1 \s </w:instrText>
+      </w:r>
+      <w:r>
+        <w:fldChar w:fldCharType="separate"/>
+      </w:r>
+      <w:r>
+        <w:rPr>
+          <w:noProof/>
+        </w:rPr>
+        <w:t>0</w:t>
+      </w:r>
+      <w:r>
+        <w:rPr>
+          <w:noProof/>
+        </w:rPr>
+        <w:fldChar w:fldCharType="end"/>
+      </w:r>
       <w:r>
         <w:noBreakHyphen/>
       </w:r>
@@ -23964,7 +25337,6 @@
   <w:style w:type="character" w:default="1" w:styleId="a0">
     <w:name w:val="Default Paragraph Font"/>
     <w:uiPriority w:val="1"/>
-    <w:semiHidden/>
     <w:unhideWhenUsed/>
   </w:style>
   <w:style w:type="table" w:default="1" w:styleId="a1">
@@ -24301,10 +25673,17 @@
     <w:autoRedefine/>
     <w:uiPriority w:val="39"/>
     <w:unhideWhenUsed/>
-    <w:rsid w:val="00033B54"/>
+    <w:rsid w:val="00ED637C"/>
     <w:pPr>
+      <w:tabs>
+        <w:tab w:val="right" w:leader="dot" w:pos="8296"/>
+      </w:tabs>
       <w:ind w:leftChars="400" w:left="840"/>
     </w:pPr>
+    <w:rPr>
+      <w:rFonts w:ascii="宋体" w:eastAsia="宋体" w:hAnsi="宋体"/>
+      <w:noProof/>
+    </w:rPr>
   </w:style>
   <w:style w:type="paragraph" w:styleId="ae">
     <w:name w:val="Plain Text"/>
@@ -24675,27 +26054,27 @@
 </file>
 
 <file path=customXml/item1.xml><?xml version="1.0" encoding="utf-8"?>
+<b:Sources xmlns:b="http://schemas.openxmlformats.org/officeDocument/2006/bibliography" xmlns="http://schemas.openxmlformats.org/officeDocument/2006/bibliography" SelectedStyle="\APASixthEditionOfficeOnline.xsl" StyleName="APA" Version="6"/>
+</file>
+
+<file path=customXml/item2.xml><?xml version="1.0" encoding="utf-8"?>
 <s:customData xmlns="http://www.wps.cn/officeDocument/2013/wpsCustomData" xmlns:s="http://www.wps.cn/officeDocument/2013/wpsCustomData">
   <customSectProps/>
 </s:customData>
 </file>
 
-<file path=customXml/item2.xml><?xml version="1.0" encoding="utf-8"?>
-<b:Sources xmlns:b="http://schemas.openxmlformats.org/officeDocument/2006/bibliography" xmlns="http://schemas.openxmlformats.org/officeDocument/2006/bibliography" SelectedStyle="\APASixthEditionOfficeOnline.xsl" StyleName="APA" Version="6"/>
+<file path=customXml/itemProps1.xml><?xml version="1.0" encoding="utf-8"?>
+<ds:datastoreItem xmlns:ds="http://schemas.openxmlformats.org/officeDocument/2006/customXml" ds:itemID="{A0279CF6-19C5-4528-A77B-1A5FFBDC94D1}">
+  <ds:schemaRefs>
+    <ds:schemaRef ds:uri="http://schemas.openxmlformats.org/officeDocument/2006/bibliography"/>
+  </ds:schemaRefs>
+</ds:datastoreItem>
 </file>
 
-<file path=customXml/itemProps1.xml><?xml version="1.0" encoding="utf-8"?>
+<file path=customXml/itemProps2.xml><?xml version="1.0" encoding="utf-8"?>
 <ds:datastoreItem xmlns:ds="http://schemas.openxmlformats.org/officeDocument/2006/customXml" ds:itemID="{B1977F7D-205B-4081-913C-38D41E755F92}">
   <ds:schemaRefs>
     <ds:schemaRef ds:uri="http://www.wps.cn/officeDocument/2013/wpsCustomData"/>
   </ds:schemaRefs>
 </ds:datastoreItem>
-</file>
-
-<file path=customXml/itemProps2.xml><?xml version="1.0" encoding="utf-8"?>
-<ds:datastoreItem xmlns:ds="http://schemas.openxmlformats.org/officeDocument/2006/customXml" ds:itemID="{A0279CF6-19C5-4528-A77B-1A5FFBDC94D1}">
-  <ds:schemaRefs>
-    <ds:schemaRef ds:uri="http://schemas.openxmlformats.org/officeDocument/2006/bibliography"/>
-  </ds:schemaRefs>
-</ds:datastoreItem>
 </file>
--- a/基于Springboot的闽江学院校园论坛的设计与实现.docx
+++ b/基于Springboot的闽江学院校园论坛的设计与实现.docx
@@ -922,15 +922,12 @@
     <w:p>
       <w:pPr>
         <w:ind w:firstLineChars="200" w:firstLine="420"/>
-        <w:rPr>
-          <w:rFonts w:hint="eastAsia"/>
-        </w:rPr>
-      </w:pPr>
-    </w:p>
-    <w:p>
-      <w:pPr>
-        <w:rPr>
-          <w:rFonts w:ascii="微软雅黑" w:eastAsia="微软雅黑" w:hAnsi="微软雅黑" w:hint="eastAsia"/>
+      </w:pPr>
+    </w:p>
+    <w:p>
+      <w:pPr>
+        <w:rPr>
+          <w:rFonts w:ascii="微软雅黑" w:eastAsia="微软雅黑" w:hAnsi="微软雅黑"/>
           <w:color w:val="666666"/>
           <w:szCs w:val="21"/>
           <w:shd w:val="clear" w:color="auto" w:fill="FFFFFF"/>
@@ -1035,7 +1032,7 @@
     <w:p>
       <w:pPr>
         <w:rPr>
-          <w:rFonts w:ascii="微软雅黑" w:eastAsia="微软雅黑" w:hAnsi="微软雅黑" w:hint="eastAsia"/>
+          <w:rFonts w:ascii="微软雅黑" w:eastAsia="微软雅黑" w:hAnsi="微软雅黑"/>
           <w:color w:val="666666"/>
           <w:szCs w:val="21"/>
           <w:shd w:val="clear" w:color="auto" w:fill="FFFFFF"/>
@@ -5082,17 +5079,17 @@
         </w:rPr>
         <w:t xml:space="preserve">.1 </w:t>
       </w:r>
-      <w:r>
-        <w:rPr>
-          <w:rFonts w:ascii="宋体" w:eastAsia="宋体" w:hAnsi="宋体" w:hint="eastAsia"/>
-          <w:sz w:val="28"/>
-          <w:szCs w:val="28"/>
-        </w:rPr>
-        <w:t>开发背景</w:t>
-      </w:r>
       <w:bookmarkEnd w:id="6"/>
       <w:bookmarkEnd w:id="7"/>
       <w:bookmarkEnd w:id="8"/>
+      <w:r>
+        <w:rPr>
+          <w:rFonts w:ascii="宋体" w:eastAsia="宋体" w:hAnsi="宋体" w:hint="eastAsia"/>
+          <w:sz w:val="28"/>
+          <w:szCs w:val="28"/>
+        </w:rPr>
+        <w:t>研究背景及意义</w:t>
+      </w:r>
     </w:p>
     <w:p>
       <w:pPr>
@@ -5158,6 +5155,74 @@
           <w:szCs w:val="24"/>
         </w:rPr>
         <w:t>们重视的重要组成部分。</w:t>
+      </w:r>
+    </w:p>
+    <w:p>
+      <w:pPr>
+        <w:ind w:firstLineChars="200" w:firstLine="480"/>
+        <w:rPr>
+          <w:rFonts w:ascii="宋体" w:eastAsia="宋体" w:hAnsi="宋体"/>
+          <w:sz w:val="24"/>
+          <w:szCs w:val="24"/>
+        </w:rPr>
+      </w:pPr>
+      <w:r>
+        <w:rPr>
+          <w:rFonts w:ascii="宋体" w:eastAsia="宋体" w:hAnsi="宋体" w:hint="eastAsia"/>
+          <w:sz w:val="24"/>
+          <w:szCs w:val="24"/>
+        </w:rPr>
+        <w:t>在信息爆炸的今天，搜集信息、分类信息显得尤其重要。为了满足校园学生群体的学习、生活需要，扩大学生们的交际范围，开发了本系统。学生用户可以刊登“征友”、“廉价转让”等信息，也可以获取校园资讯、校园的新闻及失物招领等信息，方便学生的生活，学习。同时也开辟了一块“公共”空间供学生读取和讨论、交流校园趣事。</w:t>
+      </w:r>
+    </w:p>
+    <w:p>
+      <w:pPr>
+        <w:ind w:firstLineChars="200" w:firstLine="480"/>
+        <w:rPr>
+          <w:rFonts w:ascii="宋体" w:eastAsia="宋体" w:hAnsi="宋体"/>
+          <w:sz w:val="24"/>
+          <w:szCs w:val="24"/>
+        </w:rPr>
+      </w:pPr>
+      <w:r>
+        <w:rPr>
+          <w:rFonts w:ascii="宋体" w:eastAsia="宋体" w:hAnsi="宋体"/>
+          <w:sz w:val="24"/>
+          <w:szCs w:val="24"/>
+        </w:rPr>
+        <w:t>校园论坛的开设为广大网络用户开辟了自由发表言论的空间,在</w:t>
+      </w:r>
+      <w:r>
+        <w:rPr>
+          <w:rFonts w:ascii="宋体" w:eastAsia="宋体" w:hAnsi="宋体" w:hint="eastAsia"/>
+          <w:sz w:val="24"/>
+          <w:szCs w:val="24"/>
+        </w:rPr>
+        <w:t>校园</w:t>
+      </w:r>
+      <w:r>
+        <w:rPr>
+          <w:rFonts w:ascii="宋体" w:eastAsia="宋体" w:hAnsi="宋体"/>
+          <w:sz w:val="24"/>
+          <w:szCs w:val="24"/>
+        </w:rPr>
+        <w:t>论坛中,准确地、快速地从大量学生论坛数据 中发现目前学生所关心的问题以及他们的思想动态,有助于学 校负责学生工作的有关部门进行舆论监督和实时监控,并为其制定相关政策时提供理论依据,有突发情况时能及时采取有效应对措施,这对于构建和谐社会和校园具有重要意义。本文主要研究在</w:t>
+      </w:r>
+      <w:r>
+        <w:rPr>
+          <w:rFonts w:ascii="宋体" w:eastAsia="宋体" w:hAnsi="宋体" w:hint="eastAsia"/>
+          <w:sz w:val="24"/>
+          <w:szCs w:val="24"/>
+        </w:rPr>
+        <w:t>闽江学院</w:t>
+      </w:r>
+      <w:r>
+        <w:rPr>
+          <w:rFonts w:ascii="宋体" w:eastAsia="宋体" w:hAnsi="宋体"/>
+          <w:sz w:val="24"/>
+          <w:szCs w:val="24"/>
+        </w:rPr>
+        <w:t>校园网的论坛中如何快速准确地发现一段时间内的普遍话题及热点话题。</w:t>
       </w:r>
     </w:p>
     <w:p>
@@ -5168,21 +5233,21 @@
           <w:numId w:val="1"/>
         </w:numPr>
         <w:rPr>
-          <w:rFonts w:ascii="宋体" w:eastAsia="宋体" w:hAnsi="宋体"/>
+          <w:rFonts w:ascii="宋体" w:eastAsia="宋体" w:hAnsi="宋体" w:hint="eastAsia"/>
           <w:sz w:val="28"/>
           <w:szCs w:val="28"/>
         </w:rPr>
       </w:pPr>
-      <w:bookmarkStart w:id="9" w:name="_Toc96869586"/>
-      <w:bookmarkStart w:id="10" w:name="_Toc97476731"/>
-      <w:bookmarkStart w:id="11" w:name="_Toc101815726"/>
+      <w:bookmarkStart w:id="9" w:name="_Toc96869587"/>
+      <w:bookmarkStart w:id="10" w:name="_Toc97476732"/>
+      <w:bookmarkStart w:id="11" w:name="_Toc101815727"/>
       <w:r>
         <w:rPr>
           <w:rFonts w:ascii="宋体" w:eastAsia="宋体" w:hAnsi="宋体" w:hint="eastAsia"/>
           <w:sz w:val="28"/>
           <w:szCs w:val="28"/>
         </w:rPr>
-        <w:t>开发意义</w:t>
+        <w:t>研究现状</w:t>
       </w:r>
       <w:bookmarkEnd w:id="9"/>
       <w:bookmarkEnd w:id="10"/>
@@ -5203,53 +5268,324 @@
           <w:sz w:val="24"/>
           <w:szCs w:val="24"/>
         </w:rPr>
-        <w:t>在信息爆炸的今天，搜集信息、分类信息显得尤其重要。为了满足校园学生群体的学习、生活需要，扩大学生们的交际范围，开发了本系统。学生用户可以刊登“征友”、“廉价转让”等信息，也可以获取校园资讯、校园的新闻及失物招领等信息，方便学生的生活，学习。同时也开辟了一块“公共”空间供学生读取和讨论、交流校园趣事。</w:t>
-      </w:r>
-    </w:p>
-    <w:p>
-      <w:pPr>
-        <w:pStyle w:val="2"/>
+        <w:t>目前学生获取校园信息的渠道主要包括微信公众号、微博、朋友圈等，获取信息的渠道过多，且获取的内容过于凌乱且不全面。现在比较流行的信息社区如百度贴吧、空间等，都是比较大的社交平台，但是他们涉及的范围太大了，并不适合单纯学生之间的交流需要。他们缺少校园元素，因此学生们用起来并不方便。具有校园元素的学校官网，是学校官方的网站只刊登学校的官方、重大的事件对学生的校园生活关系不紧密。</w:t>
+      </w:r>
+    </w:p>
+    <w:p>
+      <w:pPr>
+        <w:ind w:firstLineChars="200" w:firstLine="480"/>
+        <w:rPr>
+          <w:rFonts w:ascii="宋体" w:eastAsia="宋体" w:hAnsi="宋体" w:hint="eastAsia"/>
+          <w:sz w:val="24"/>
+          <w:szCs w:val="24"/>
+        </w:rPr>
+      </w:pPr>
+      <w:r>
+        <w:rPr>
+          <w:rFonts w:ascii="宋体" w:eastAsia="宋体" w:hAnsi="宋体" w:hint="eastAsia"/>
+          <w:sz w:val="24"/>
+          <w:szCs w:val="24"/>
+        </w:rPr>
+        <w:t>高校</w:t>
+      </w:r>
+      <w:r>
+        <w:rPr>
+          <w:rFonts w:ascii="宋体" w:eastAsia="宋体" w:hAnsi="宋体"/>
+          <w:sz w:val="24"/>
+          <w:szCs w:val="24"/>
+        </w:rPr>
+        <w:t>BBS基于高校校园网络，面向高校大学生并由学生自主管理的网络系统。近年来，随着高校网络的迅猛发展，高校BBS已经成为当代大学生交流思想、学习、生活的重要平台。同时也成为校园文化不可或缺的重要组成部分，对构建和谐校园文化具有重要的作用。BBS的形式与内容多种多样，开发的工具也可以根据开发者的喜好选择。本文基于SpringBoot技术的校园BBS系统，实现了BBS论坛的基本功能</w:t>
+      </w:r>
+      <w:r>
+        <w:rPr>
+          <w:rFonts w:ascii="宋体" w:eastAsia="宋体" w:hAnsi="宋体" w:hint="eastAsia"/>
+          <w:sz w:val="24"/>
+          <w:szCs w:val="24"/>
+        </w:rPr>
+        <w:t>，</w:t>
+      </w:r>
+      <w:r>
+        <w:rPr>
+          <w:rFonts w:ascii="宋体" w:eastAsia="宋体" w:hAnsi="宋体" w:hint="eastAsia"/>
+          <w:sz w:val="24"/>
+          <w:szCs w:val="24"/>
+        </w:rPr>
+        <w:t>主要是针对校园的学生，本系统的内容对校园学生的需求更加吻合。</w:t>
+      </w:r>
+    </w:p>
+    <w:p>
+      <w:pPr>
+        <w:pStyle w:val="3"/>
         <w:numPr>
           <w:ilvl w:val="1"/>
           <w:numId w:val="1"/>
         </w:numPr>
-        <w:rPr>
-          <w:rFonts w:ascii="宋体" w:eastAsia="宋体" w:hAnsi="宋体"/>
-          <w:sz w:val="28"/>
-          <w:szCs w:val="28"/>
-        </w:rPr>
-      </w:pPr>
-      <w:bookmarkStart w:id="12" w:name="_Toc96869587"/>
-      <w:bookmarkStart w:id="13" w:name="_Toc97476732"/>
-      <w:bookmarkStart w:id="14" w:name="_Toc101815727"/>
-      <w:r>
-        <w:rPr>
-          <w:rFonts w:ascii="宋体" w:eastAsia="宋体" w:hAnsi="宋体" w:hint="eastAsia"/>
-          <w:sz w:val="28"/>
-          <w:szCs w:val="28"/>
-        </w:rPr>
-        <w:t>研究现状</w:t>
-      </w:r>
-      <w:bookmarkEnd w:id="12"/>
-      <w:bookmarkEnd w:id="13"/>
-      <w:bookmarkEnd w:id="14"/>
-    </w:p>
-    <w:p>
-      <w:pPr>
-        <w:ind w:firstLineChars="200" w:firstLine="480"/>
-        <w:rPr>
-          <w:rFonts w:ascii="宋体" w:eastAsia="宋体" w:hAnsi="宋体"/>
-          <w:sz w:val="24"/>
-          <w:szCs w:val="24"/>
-        </w:rPr>
-      </w:pPr>
-      <w:r>
-        <w:rPr>
-          <w:rFonts w:ascii="宋体" w:eastAsia="宋体" w:hAnsi="宋体" w:hint="eastAsia"/>
-          <w:sz w:val="24"/>
-          <w:szCs w:val="24"/>
-        </w:rPr>
-        <w:t>目前学生获取校园信息的渠道主要包括微信公众号、微博、朋友圈等，获取信息的渠道过多，且获取的内容过于凌乱且不全面。现在比较流行的信息社区如百度贴吧、空间等，都是比较大的社交平台，但是他们涉及的范围太大了，并不适合单纯学生之间的交流需要。他们缺少校园元素，因此学生们用起来并不方便。具有校园元素的学校官网，是学校官方的网站只刊登学校的官方、重大的事件对学生的校园生活关系不紧密。本系统主要是针对校园的学生，本系统的内容对校园学生的需求更加吻合。</w:t>
+      </w:pPr>
+      <w:r>
+        <w:rPr>
+          <w:rFonts w:hint="eastAsia"/>
+        </w:rPr>
+        <w:lastRenderedPageBreak/>
+        <w:t>本文主要工作</w:t>
+      </w:r>
+    </w:p>
+    <w:p>
+      <w:pPr>
+        <w:ind w:firstLine="420"/>
+      </w:pPr>
+      <w:r>
+        <w:rPr>
+          <w:rFonts w:hint="eastAsia"/>
+        </w:rPr>
+        <w:t>本文主要分析了</w:t>
+      </w:r>
+      <w:r>
+        <w:rPr>
+          <w:rFonts w:hint="eastAsia"/>
+        </w:rPr>
+        <w:t>校园论坛系统</w:t>
+      </w:r>
+      <w:r>
+        <w:rPr>
+          <w:rFonts w:hint="eastAsia"/>
+        </w:rPr>
+        <w:t>的需求分析，通过</w:t>
+      </w:r>
+      <w:r>
+        <w:rPr>
+          <w:rFonts w:hint="eastAsia"/>
+        </w:rPr>
+        <w:t>调研其他高校校园论坛以及</w:t>
+      </w:r>
+      <w:r>
+        <w:rPr>
+          <w:rFonts w:hint="eastAsia"/>
+        </w:rPr>
+        <w:t>收集学生群体意见</w:t>
+      </w:r>
+      <w:r>
+        <w:rPr>
+          <w:rFonts w:hint="eastAsia"/>
+        </w:rPr>
+        <w:t>，</w:t>
+      </w:r>
+      <w:r>
+        <w:rPr>
+          <w:rFonts w:hint="eastAsia"/>
+        </w:rPr>
+        <w:t>得到用户精确的需求和准备的业务流程，最后根据需求分析进行系统的设计与研发思路。</w:t>
+      </w:r>
+    </w:p>
+    <w:p>
+      <w:pPr>
+        <w:ind w:firstLine="420"/>
+      </w:pPr>
+      <w:r>
+        <w:rPr>
+          <w:rFonts w:hint="eastAsia"/>
+        </w:rPr>
+        <w:t>第</w:t>
+      </w:r>
+      <w:r>
+        <w:t>1章是引言，介绍了</w:t>
+      </w:r>
+      <w:r>
+        <w:rPr>
+          <w:rFonts w:hint="eastAsia"/>
+        </w:rPr>
+        <w:t>校园论坛</w:t>
+      </w:r>
+      <w:r>
+        <w:t>系统的课题背景及意义、</w:t>
+      </w:r>
+      <w:r>
+        <w:rPr>
+          <w:rFonts w:hint="eastAsia"/>
+        </w:rPr>
+        <w:t>校园论坛的</w:t>
+      </w:r>
+      <w:r>
+        <w:t>研究现状，以及本论文研究的主要内容。</w:t>
+      </w:r>
+    </w:p>
+    <w:p>
+      <w:pPr>
+        <w:ind w:firstLine="420"/>
+      </w:pPr>
+      <w:r>
+        <w:rPr>
+          <w:rFonts w:hint="eastAsia"/>
+        </w:rPr>
+        <w:t>第</w:t>
+      </w:r>
+      <w:r>
+        <w:t>2章是开发语言与技术简介，介绍了开发系统的编程语言和相关技术的简介，阐述SpringBoot框架、</w:t>
+      </w:r>
+      <w:r>
+        <w:t>D</w:t>
+      </w:r>
+      <w:r>
+        <w:rPr>
+          <w:rFonts w:hint="eastAsia"/>
+        </w:rPr>
+        <w:t>ocker容器技术</w:t>
+      </w:r>
+      <w:r>
+        <w:t>、</w:t>
+      </w:r>
+      <w:r>
+        <w:t>Thymeleaf</w:t>
+      </w:r>
+      <w:r>
+        <w:t>模板引擎、MySQL数据库技术、</w:t>
+      </w:r>
+      <w:r>
+        <w:rPr>
+          <w:rFonts w:hint="eastAsia"/>
+        </w:rPr>
+        <w:t>Redis非关系型数据库技术、</w:t>
+      </w:r>
+      <w:r>
+        <w:t>B/S 架构等。</w:t>
+      </w:r>
+    </w:p>
+    <w:p>
+      <w:pPr>
+        <w:ind w:firstLine="420"/>
+      </w:pPr>
+      <w:r>
+        <w:rPr>
+          <w:rFonts w:hint="eastAsia"/>
+        </w:rPr>
+        <w:t>第</w:t>
+      </w:r>
+      <w:r>
+        <w:t>3章是系统分析，对企业的办公自动化系统提出了</w:t>
+      </w:r>
+      <w:r>
+        <w:rPr>
+          <w:rFonts w:hint="eastAsia"/>
+        </w:rPr>
+        <w:t>系统</w:t>
+      </w:r>
+      <w:r>
+        <w:t>需求分析、可行性分析、系统功能模块分析。</w:t>
+      </w:r>
+    </w:p>
+    <w:p>
+      <w:pPr>
+        <w:ind w:firstLine="420"/>
+        <w:rPr>
+          <w:rFonts w:hint="eastAsia"/>
+        </w:rPr>
+      </w:pPr>
+      <w:r>
+        <w:rPr>
+          <w:rFonts w:hint="eastAsia"/>
+        </w:rPr>
+        <w:t>第</w:t>
+      </w:r>
+      <w:r>
+        <w:t>4章是数据库设计，主要是数据库表间关系图及数据库表结构的具体实现</w:t>
+      </w:r>
+      <w:r>
+        <w:rPr>
+          <w:rFonts w:hint="eastAsia"/>
+        </w:rPr>
+        <w:t>，</w:t>
+      </w:r>
+      <w:r>
+        <w:rPr>
+          <w:rFonts w:hint="eastAsia"/>
+        </w:rPr>
+        <w:t>以及各表之间关联关系。</w:t>
+      </w:r>
+    </w:p>
+    <w:p>
+      <w:pPr>
+        <w:ind w:firstLine="420"/>
+      </w:pPr>
+      <w:r>
+        <w:rPr>
+          <w:rFonts w:hint="eastAsia"/>
+        </w:rPr>
+        <w:t>第</w:t>
+      </w:r>
+      <w:r>
+        <w:t>5章是系统详细设计与实现,系统模块的实现与调试,描述各个业务模块的功能设计对各个业务模块进行开发，并给出各业务模块的截图和关键代码。</w:t>
+      </w:r>
+    </w:p>
+    <w:p>
+      <w:pPr>
+        <w:ind w:firstLine="420"/>
+        <w:rPr>
+          <w:rFonts w:hint="eastAsia"/>
+        </w:rPr>
+      </w:pPr>
+      <w:r>
+        <w:rPr>
+          <w:rFonts w:hint="eastAsia"/>
+        </w:rPr>
+        <w:t>第</w:t>
+      </w:r>
+      <w:r>
+        <w:t>6章是系统测试</w:t>
+      </w:r>
+      <w:r>
+        <w:rPr>
+          <w:rFonts w:hint="eastAsia"/>
+        </w:rPr>
+        <w:t>与部署</w:t>
+      </w:r>
+      <w:r>
+        <w:t>，对已经完成的</w:t>
+      </w:r>
+      <w:r>
+        <w:rPr>
+          <w:rFonts w:hint="eastAsia"/>
+        </w:rPr>
+        <w:t>校园论坛</w:t>
+      </w:r>
+      <w:r>
+        <w:t>系统提出测试目的、进行功能性测试</w:t>
+      </w:r>
+      <w:r>
+        <w:rPr>
+          <w:rFonts w:hint="eastAsia"/>
+        </w:rPr>
+        <w:t>，同时</w:t>
+      </w:r>
+      <w:r>
+        <w:rPr>
+          <w:rFonts w:hint="eastAsia"/>
+        </w:rPr>
+        <w:t>将系统部署至</w:t>
+      </w:r>
+      <w:r>
+        <w:rPr>
+          <w:rFonts w:hint="eastAsia"/>
+        </w:rPr>
+        <w:t>线上环境</w:t>
+      </w:r>
+      <w:r>
+        <w:rPr>
+          <w:rFonts w:hint="eastAsia"/>
+        </w:rPr>
+        <w:t>，并针对可能出现问题进行系统架构优化。</w:t>
+      </w:r>
+    </w:p>
+    <w:p>
+      <w:pPr>
+        <w:ind w:firstLine="420"/>
+        <w:rPr>
+          <w:rFonts w:hint="eastAsia"/>
+        </w:rPr>
+      </w:pPr>
+      <w:r>
+        <w:rPr>
+          <w:rFonts w:hint="eastAsia"/>
+        </w:rPr>
+        <w:t>最后课题总结，对全文进行总结，提出本论文的工作结果以及对未来的展望。</w:t>
       </w:r>
     </w:p>
     <w:p>
@@ -5266,9 +5602,9 @@
           <w:szCs w:val="30"/>
         </w:rPr>
       </w:pPr>
-      <w:bookmarkStart w:id="15" w:name="_Toc96869588"/>
-      <w:bookmarkStart w:id="16" w:name="_Toc97476733"/>
-      <w:bookmarkStart w:id="17" w:name="_Toc101815728"/>
+      <w:bookmarkStart w:id="12" w:name="_Toc96869588"/>
+      <w:bookmarkStart w:id="13" w:name="_Toc97476733"/>
+      <w:bookmarkStart w:id="14" w:name="_Toc101815728"/>
       <w:r>
         <w:rPr>
           <w:rFonts w:ascii="宋体" w:eastAsia="宋体" w:hAnsi="宋体" w:hint="eastAsia"/>
@@ -5276,6 +5612,46 @@
           <w:szCs w:val="30"/>
         </w:rPr>
         <w:t>系统开发语言与技术介绍</w:t>
+      </w:r>
+      <w:bookmarkEnd w:id="12"/>
+      <w:bookmarkEnd w:id="13"/>
+      <w:bookmarkEnd w:id="14"/>
+    </w:p>
+    <w:p>
+      <w:pPr>
+        <w:pStyle w:val="2"/>
+        <w:rPr>
+          <w:rFonts w:ascii="宋体" w:eastAsia="宋体" w:hAnsi="宋体"/>
+          <w:sz w:val="28"/>
+          <w:szCs w:val="28"/>
+        </w:rPr>
+      </w:pPr>
+      <w:bookmarkStart w:id="15" w:name="_Toc96869589"/>
+      <w:bookmarkStart w:id="16" w:name="_Toc97476734"/>
+      <w:bookmarkStart w:id="17" w:name="_Toc101815729"/>
+      <w:r>
+        <w:rPr>
+          <w:rFonts w:ascii="宋体" w:eastAsia="宋体" w:hAnsi="宋体" w:hint="eastAsia"/>
+          <w:sz w:val="28"/>
+          <w:szCs w:val="28"/>
+        </w:rPr>
+        <w:t>2</w:t>
+      </w:r>
+      <w:r>
+        <w:rPr>
+          <w:rFonts w:ascii="宋体" w:eastAsia="宋体" w:hAnsi="宋体"/>
+          <w:sz w:val="28"/>
+          <w:szCs w:val="28"/>
+        </w:rPr>
+        <w:t>.1 Java</w:t>
+      </w:r>
+      <w:r>
+        <w:rPr>
+          <w:rFonts w:ascii="宋体" w:eastAsia="宋体" w:hAnsi="宋体" w:hint="eastAsia"/>
+          <w:sz w:val="28"/>
+          <w:szCs w:val="28"/>
+        </w:rPr>
+        <w:t>语言介绍</w:t>
       </w:r>
       <w:bookmarkEnd w:id="15"/>
       <w:bookmarkEnd w:id="16"/>
@@ -5283,46 +5659,6 @@
     </w:p>
     <w:p>
       <w:pPr>
-        <w:pStyle w:val="2"/>
-        <w:rPr>
-          <w:rFonts w:ascii="宋体" w:eastAsia="宋体" w:hAnsi="宋体"/>
-          <w:sz w:val="28"/>
-          <w:szCs w:val="28"/>
-        </w:rPr>
-      </w:pPr>
-      <w:bookmarkStart w:id="18" w:name="_Toc96869589"/>
-      <w:bookmarkStart w:id="19" w:name="_Toc97476734"/>
-      <w:bookmarkStart w:id="20" w:name="_Toc101815729"/>
-      <w:r>
-        <w:rPr>
-          <w:rFonts w:ascii="宋体" w:eastAsia="宋体" w:hAnsi="宋体" w:hint="eastAsia"/>
-          <w:sz w:val="28"/>
-          <w:szCs w:val="28"/>
-        </w:rPr>
-        <w:t>2</w:t>
-      </w:r>
-      <w:r>
-        <w:rPr>
-          <w:rFonts w:ascii="宋体" w:eastAsia="宋体" w:hAnsi="宋体"/>
-          <w:sz w:val="28"/>
-          <w:szCs w:val="28"/>
-        </w:rPr>
-        <w:t>.1 Java</w:t>
-      </w:r>
-      <w:r>
-        <w:rPr>
-          <w:rFonts w:ascii="宋体" w:eastAsia="宋体" w:hAnsi="宋体" w:hint="eastAsia"/>
-          <w:sz w:val="28"/>
-          <w:szCs w:val="28"/>
-        </w:rPr>
-        <w:t>语言介绍</w:t>
-      </w:r>
-      <w:bookmarkEnd w:id="18"/>
-      <w:bookmarkEnd w:id="19"/>
-      <w:bookmarkEnd w:id="20"/>
-    </w:p>
-    <w:p>
-      <w:pPr>
         <w:ind w:firstLineChars="200" w:firstLine="480"/>
         <w:rPr>
           <w:rFonts w:ascii="宋体" w:eastAsia="宋体" w:hAnsi="宋体"/>
@@ -5336,16 +5672,7 @@
           <w:sz w:val="24"/>
           <w:szCs w:val="24"/>
         </w:rPr>
-        <w:t>Java是一种基于类、面向对象的编程语言，旨在尽可能减少实现依赖项。一种为开发人员编写的通用编程语言，只要编写一次就可以在任何地方运行，编译</w:t>
-      </w:r>
-      <w:r>
-        <w:rPr>
-          <w:rFonts w:ascii="宋体" w:eastAsia="宋体" w:hAnsi="宋体"/>
-          <w:sz w:val="24"/>
-          <w:szCs w:val="24"/>
-        </w:rPr>
-        <w:lastRenderedPageBreak/>
-        <w:t>后的 Java 代码可以在所有支持 Java 的平台上运行。Java 应用程序被编译成可以在任何 Java 虚拟机</w:t>
+        <w:t>Java是一种基于类、面向对象的编程语言，旨在尽可能减少实现依赖项。一种为开发人员编写的通用编程语言，只要编写一次就可以在任何地方运行，编译后的 Java 代码可以在所有支持 Java 的平台上运行。Java 应用程序被编译成可以在任何 Java 虚拟机</w:t>
       </w:r>
       <w:r>
         <w:rPr>
@@ -5787,20 +6114,21 @@
           <w:szCs w:val="28"/>
         </w:rPr>
       </w:pPr>
-      <w:bookmarkStart w:id="21" w:name="_Toc96869590"/>
-      <w:bookmarkStart w:id="22" w:name="_Toc97476735"/>
-      <w:bookmarkStart w:id="23" w:name="_Toc101815730"/>
+      <w:bookmarkStart w:id="18" w:name="_Toc96869590"/>
+      <w:bookmarkStart w:id="19" w:name="_Toc97476735"/>
+      <w:bookmarkStart w:id="20" w:name="_Toc101815730"/>
       <w:r>
         <w:rPr>
           <w:rFonts w:ascii="宋体" w:eastAsia="宋体" w:hAnsi="宋体" w:hint="eastAsia"/>
           <w:sz w:val="28"/>
           <w:szCs w:val="28"/>
         </w:rPr>
+        <w:lastRenderedPageBreak/>
         <w:t>开发环境介绍</w:t>
       </w:r>
-      <w:bookmarkEnd w:id="21"/>
-      <w:bookmarkEnd w:id="22"/>
-      <w:bookmarkEnd w:id="23"/>
+      <w:bookmarkEnd w:id="18"/>
+      <w:bookmarkEnd w:id="19"/>
+      <w:bookmarkEnd w:id="20"/>
     </w:p>
     <w:p>
       <w:pPr>
@@ -6418,149 +6746,157 @@
           <w:sz w:val="24"/>
           <w:szCs w:val="24"/>
         </w:rPr>
+        <w:t>（五）</w:t>
+      </w:r>
+      <w:r>
+        <w:rPr>
+          <w:rFonts w:ascii="宋体" w:eastAsia="宋体" w:hAnsi="宋体"/>
+          <w:sz w:val="24"/>
+          <w:szCs w:val="24"/>
+        </w:rPr>
+        <w:t>访问开源应用程序</w:t>
+      </w:r>
+    </w:p>
+    <w:p>
+      <w:pPr>
+        <w:ind w:firstLineChars="200" w:firstLine="480"/>
+        <w:rPr>
+          <w:rFonts w:ascii="宋体" w:eastAsia="宋体" w:hAnsi="宋体"/>
+          <w:sz w:val="24"/>
+          <w:szCs w:val="24"/>
+        </w:rPr>
+      </w:pPr>
+      <w:r>
+        <w:rPr>
+          <w:rFonts w:ascii="宋体" w:eastAsia="宋体" w:hAnsi="宋体"/>
+          <w:sz w:val="24"/>
+          <w:szCs w:val="24"/>
+        </w:rPr>
+        <w:t>Linux 为开源应用程序开辟了一个新的世界，有数以千计的开源应用程序正在等待用户探索，您甚至可以使用特殊界面在 Linux 服务器上运行 Windows 应用程序。</w:t>
+      </w:r>
+    </w:p>
+    <w:p>
+      <w:pPr>
+        <w:rPr>
+          <w:rFonts w:ascii="宋体" w:eastAsia="宋体" w:hAnsi="宋体"/>
+          <w:sz w:val="24"/>
+          <w:szCs w:val="24"/>
+        </w:rPr>
+      </w:pPr>
+      <w:r>
+        <w:rPr>
+          <w:rFonts w:ascii="宋体" w:eastAsia="宋体" w:hAnsi="宋体" w:hint="eastAsia"/>
+          <w:sz w:val="24"/>
+          <w:szCs w:val="24"/>
+        </w:rPr>
+        <w:t>（六）社区支持</w:t>
+      </w:r>
+    </w:p>
+    <w:p>
+      <w:pPr>
+        <w:ind w:firstLineChars="200" w:firstLine="480"/>
+        <w:rPr>
+          <w:rFonts w:ascii="宋体" w:eastAsia="宋体" w:hAnsi="宋体"/>
+          <w:sz w:val="24"/>
+          <w:szCs w:val="24"/>
+        </w:rPr>
+      </w:pPr>
+      <w:r>
+        <w:rPr>
+          <w:rFonts w:ascii="宋体" w:eastAsia="宋体" w:hAnsi="宋体"/>
+          <w:sz w:val="24"/>
+          <w:szCs w:val="24"/>
+        </w:rPr>
+        <w:t>Linux 社区在全球都十分活跃和使用广泛，总有数千名志愿者在线活动以解决其他 Linux 用户的问题，所以几乎在任何 Linux 论坛上发布的任何问题都会得到即时响应。而选择使用 Linux Enterprise 版本时，还会附有付费支持选项。</w:t>
+      </w:r>
+      <w:r>
+        <w:rPr>
+          <w:rFonts w:ascii="宋体" w:eastAsia="宋体" w:hAnsi="宋体"/>
+          <w:sz w:val="24"/>
+          <w:szCs w:val="24"/>
+          <w:vertAlign w:val="superscript"/>
+        </w:rPr>
+        <w:fldChar w:fldCharType="begin"/>
+      </w:r>
+      <w:r>
+        <w:rPr>
+          <w:rFonts w:ascii="宋体" w:eastAsia="宋体" w:hAnsi="宋体"/>
+          <w:sz w:val="24"/>
+          <w:szCs w:val="24"/>
+          <w:vertAlign w:val="superscript"/>
+        </w:rPr>
+        <w:instrText xml:space="preserve"> REF _Ref101820005 \r \h </w:instrText>
+      </w:r>
+      <w:r>
+        <w:rPr>
+          <w:rFonts w:ascii="宋体" w:eastAsia="宋体" w:hAnsi="宋体"/>
+          <w:sz w:val="24"/>
+          <w:szCs w:val="24"/>
+          <w:vertAlign w:val="superscript"/>
+        </w:rPr>
+        <w:instrText xml:space="preserve"> \* MERGEFORMAT </w:instrText>
+      </w:r>
+      <w:r>
+        <w:rPr>
+          <w:rFonts w:ascii="宋体" w:eastAsia="宋体" w:hAnsi="宋体"/>
+          <w:sz w:val="24"/>
+          <w:szCs w:val="24"/>
+          <w:vertAlign w:val="superscript"/>
+        </w:rPr>
+      </w:r>
+      <w:r>
+        <w:rPr>
+          <w:rFonts w:ascii="宋体" w:eastAsia="宋体" w:hAnsi="宋体"/>
+          <w:sz w:val="24"/>
+          <w:szCs w:val="24"/>
+          <w:vertAlign w:val="superscript"/>
+        </w:rPr>
+        <w:fldChar w:fldCharType="separate"/>
+      </w:r>
+      <w:r>
+        <w:rPr>
+          <w:rFonts w:ascii="宋体" w:eastAsia="宋体" w:hAnsi="宋体"/>
+          <w:sz w:val="24"/>
+          <w:szCs w:val="24"/>
+          <w:vertAlign w:val="superscript"/>
+        </w:rPr>
+        <w:t>[8]</w:t>
+      </w:r>
+      <w:r>
+        <w:rPr>
+          <w:rFonts w:ascii="宋体" w:eastAsia="宋体" w:hAnsi="宋体"/>
+          <w:sz w:val="24"/>
+          <w:szCs w:val="24"/>
+          <w:vertAlign w:val="superscript"/>
+        </w:rPr>
+        <w:fldChar w:fldCharType="end"/>
+      </w:r>
+    </w:p>
+    <w:p>
+      <w:pPr>
+        <w:ind w:firstLineChars="200" w:firstLine="480"/>
+        <w:rPr>
+          <w:rFonts w:ascii="宋体" w:eastAsia="宋体" w:hAnsi="宋体"/>
+          <w:sz w:val="24"/>
+          <w:szCs w:val="24"/>
+        </w:rPr>
+      </w:pPr>
+      <w:r>
+        <w:rPr>
+          <w:rFonts w:ascii="宋体" w:eastAsia="宋体" w:hAnsi="宋体"/>
+          <w:sz w:val="24"/>
+          <w:szCs w:val="24"/>
+        </w:rPr>
+        <w:t>CentOS是一个基于Red Hat Linux 提供的可自由使用源代码的企业级Linux发行版本。其完全免费,独有的yum命令支持在线升级，可以即时更新系</w:t>
+      </w:r>
+      <w:r>
+        <w:rPr>
+          <w:rFonts w:ascii="宋体" w:eastAsia="宋体" w:hAnsi="宋体"/>
+          <w:sz w:val="24"/>
+          <w:szCs w:val="24"/>
+        </w:rPr>
         <w:lastRenderedPageBreak/>
-        <w:t>（五）</w:t>
-      </w:r>
-      <w:r>
-        <w:rPr>
-          <w:rFonts w:ascii="宋体" w:eastAsia="宋体" w:hAnsi="宋体"/>
-          <w:sz w:val="24"/>
-          <w:szCs w:val="24"/>
-        </w:rPr>
-        <w:t>访问开源应用程序</w:t>
-      </w:r>
-    </w:p>
-    <w:p>
-      <w:pPr>
-        <w:ind w:firstLineChars="200" w:firstLine="480"/>
-        <w:rPr>
-          <w:rFonts w:ascii="宋体" w:eastAsia="宋体" w:hAnsi="宋体"/>
-          <w:sz w:val="24"/>
-          <w:szCs w:val="24"/>
-        </w:rPr>
-      </w:pPr>
-      <w:r>
-        <w:rPr>
-          <w:rFonts w:ascii="宋体" w:eastAsia="宋体" w:hAnsi="宋体"/>
-          <w:sz w:val="24"/>
-          <w:szCs w:val="24"/>
-        </w:rPr>
-        <w:t>Linux 为开源应用程序开辟了一个新的世界，有数以千计的开源应用程序正在等待用户探索，您甚至可以使用特殊界面在 Linux 服务器上运行 Windows 应用程序。</w:t>
-      </w:r>
-    </w:p>
-    <w:p>
-      <w:pPr>
-        <w:rPr>
-          <w:rFonts w:ascii="宋体" w:eastAsia="宋体" w:hAnsi="宋体"/>
-          <w:sz w:val="24"/>
-          <w:szCs w:val="24"/>
-        </w:rPr>
-      </w:pPr>
-      <w:r>
-        <w:rPr>
-          <w:rFonts w:ascii="宋体" w:eastAsia="宋体" w:hAnsi="宋体" w:hint="eastAsia"/>
-          <w:sz w:val="24"/>
-          <w:szCs w:val="24"/>
-        </w:rPr>
-        <w:t>（六）社区支持</w:t>
-      </w:r>
-    </w:p>
-    <w:p>
-      <w:pPr>
-        <w:ind w:firstLineChars="200" w:firstLine="480"/>
-        <w:rPr>
-          <w:rFonts w:ascii="宋体" w:eastAsia="宋体" w:hAnsi="宋体"/>
-          <w:sz w:val="24"/>
-          <w:szCs w:val="24"/>
-        </w:rPr>
-      </w:pPr>
-      <w:r>
-        <w:rPr>
-          <w:rFonts w:ascii="宋体" w:eastAsia="宋体" w:hAnsi="宋体"/>
-          <w:sz w:val="24"/>
-          <w:szCs w:val="24"/>
-        </w:rPr>
-        <w:t>Linux 社区在全球都十分活跃和使用广泛，总有数千名志愿者在线活动以解决其他 Linux 用户的问题，所以几乎在任何 Linux 论坛上发布的任何问题都会得到即时响应。而选择使用 Linux Enterprise 版本时，还会附有付费支持选项。</w:t>
-      </w:r>
-      <w:r>
-        <w:rPr>
-          <w:rFonts w:ascii="宋体" w:eastAsia="宋体" w:hAnsi="宋体"/>
-          <w:sz w:val="24"/>
-          <w:szCs w:val="24"/>
-          <w:vertAlign w:val="superscript"/>
-        </w:rPr>
-        <w:fldChar w:fldCharType="begin"/>
-      </w:r>
-      <w:r>
-        <w:rPr>
-          <w:rFonts w:ascii="宋体" w:eastAsia="宋体" w:hAnsi="宋体"/>
-          <w:sz w:val="24"/>
-          <w:szCs w:val="24"/>
-          <w:vertAlign w:val="superscript"/>
-        </w:rPr>
-        <w:instrText xml:space="preserve"> REF _Ref101820005 \r \h </w:instrText>
-      </w:r>
-      <w:r>
-        <w:rPr>
-          <w:rFonts w:ascii="宋体" w:eastAsia="宋体" w:hAnsi="宋体"/>
-          <w:sz w:val="24"/>
-          <w:szCs w:val="24"/>
-          <w:vertAlign w:val="superscript"/>
-        </w:rPr>
-        <w:instrText xml:space="preserve"> \* MERGEFORMAT </w:instrText>
-      </w:r>
-      <w:r>
-        <w:rPr>
-          <w:rFonts w:ascii="宋体" w:eastAsia="宋体" w:hAnsi="宋体"/>
-          <w:sz w:val="24"/>
-          <w:szCs w:val="24"/>
-          <w:vertAlign w:val="superscript"/>
-        </w:rPr>
-      </w:r>
-      <w:r>
-        <w:rPr>
-          <w:rFonts w:ascii="宋体" w:eastAsia="宋体" w:hAnsi="宋体"/>
-          <w:sz w:val="24"/>
-          <w:szCs w:val="24"/>
-          <w:vertAlign w:val="superscript"/>
-        </w:rPr>
-        <w:fldChar w:fldCharType="separate"/>
-      </w:r>
-      <w:r>
-        <w:rPr>
-          <w:rFonts w:ascii="宋体" w:eastAsia="宋体" w:hAnsi="宋体"/>
-          <w:sz w:val="24"/>
-          <w:szCs w:val="24"/>
-          <w:vertAlign w:val="superscript"/>
-        </w:rPr>
-        <w:t>[8]</w:t>
-      </w:r>
-      <w:r>
-        <w:rPr>
-          <w:rFonts w:ascii="宋体" w:eastAsia="宋体" w:hAnsi="宋体"/>
-          <w:sz w:val="24"/>
-          <w:szCs w:val="24"/>
-          <w:vertAlign w:val="superscript"/>
-        </w:rPr>
-        <w:fldChar w:fldCharType="end"/>
-      </w:r>
-    </w:p>
-    <w:p>
-      <w:pPr>
-        <w:ind w:firstLineChars="200" w:firstLine="480"/>
-        <w:rPr>
-          <w:rFonts w:ascii="宋体" w:eastAsia="宋体" w:hAnsi="宋体"/>
-          <w:sz w:val="24"/>
-          <w:szCs w:val="24"/>
-        </w:rPr>
-      </w:pPr>
-      <w:r>
-        <w:rPr>
-          <w:rFonts w:ascii="宋体" w:eastAsia="宋体" w:hAnsi="宋体"/>
-          <w:sz w:val="24"/>
-          <w:szCs w:val="24"/>
-        </w:rPr>
-        <w:t>CentOS是一个基于Red Hat Linux 提供的可自由使用源代码的企业级Linux发行版本。其完全免费,独有的yum命令支持在线升级，可以即时更新系统等特性。由于CentOS 7系统采用了XFS文件系统，XFS 能够通过日志很好的保护系统数据的完整性。也使得其成为了本次研究的十分重要的工具。本次研究使用CentOS作为服务端的操作系统，确保了整个平台的后端能够高效稳定的运行。</w:t>
+        <w:t>统等特性。由于CentOS 7系统采用了XFS文件系统，XFS 能够通过日志很好的保护系统数据的完整性。也使得其成为了本次研究的十分重要的工具。本次研究使用CentOS作为服务端的操作系统，确保了整个平台的后端能够高效稳定的运行。</w:t>
       </w:r>
       <w:r>
         <w:rPr>
@@ -6600,9 +6936,9 @@
           <w:szCs w:val="28"/>
         </w:rPr>
       </w:pPr>
-      <w:bookmarkStart w:id="24" w:name="_Toc96869591"/>
-      <w:bookmarkStart w:id="25" w:name="_Toc97476736"/>
-      <w:bookmarkStart w:id="26" w:name="_Toc101815731"/>
+      <w:bookmarkStart w:id="21" w:name="_Toc96869591"/>
+      <w:bookmarkStart w:id="22" w:name="_Toc97476736"/>
+      <w:bookmarkStart w:id="23" w:name="_Toc101815731"/>
       <w:r>
         <w:rPr>
           <w:rFonts w:ascii="宋体" w:eastAsia="宋体" w:hAnsi="宋体" w:hint="eastAsia"/>
@@ -6610,6 +6946,127 @@
           <w:szCs w:val="28"/>
         </w:rPr>
         <w:t>开发容器docker介绍</w:t>
+      </w:r>
+      <w:bookmarkEnd w:id="21"/>
+      <w:bookmarkEnd w:id="22"/>
+      <w:bookmarkEnd w:id="23"/>
+    </w:p>
+    <w:p>
+      <w:pPr>
+        <w:pStyle w:val="ac"/>
+        <w:ind w:firstLine="480"/>
+        <w:rPr>
+          <w:rFonts w:ascii="宋体" w:eastAsia="宋体" w:hAnsi="宋体"/>
+          <w:sz w:val="24"/>
+          <w:szCs w:val="24"/>
+        </w:rPr>
+      </w:pPr>
+      <w:r>
+        <w:rPr>
+          <w:rFonts w:ascii="宋体" w:eastAsia="宋体" w:hAnsi="宋体"/>
+          <w:sz w:val="24"/>
+          <w:szCs w:val="24"/>
+        </w:rPr>
+        <w:t>Docker 是一个用于开发，交付和运行应用程序的开放平台。Docker 使您能够将应用程序与基础架构分开，从而可以快速交付软件。借助 Docker，您可以与管理应用程序相同的方式来管理基础架构。通过利用 Docker 的方法来快速交付，测试和部署代码，您可以大大减少编写代码和在生产环境中运行代码之间的延迟。</w:t>
+      </w:r>
+      <w:r>
+        <w:rPr>
+          <w:rFonts w:ascii="宋体" w:eastAsia="宋体" w:hAnsi="宋体"/>
+          <w:sz w:val="24"/>
+          <w:szCs w:val="24"/>
+          <w:vertAlign w:val="superscript"/>
+        </w:rPr>
+        <w:fldChar w:fldCharType="begin"/>
+      </w:r>
+      <w:r>
+        <w:rPr>
+          <w:rFonts w:ascii="宋体" w:eastAsia="宋体" w:hAnsi="宋体"/>
+          <w:sz w:val="24"/>
+          <w:szCs w:val="24"/>
+          <w:vertAlign w:val="superscript"/>
+        </w:rPr>
+        <w:instrText xml:space="preserve"> REF _Ref101820020 \r \h </w:instrText>
+      </w:r>
+      <w:r>
+        <w:rPr>
+          <w:rFonts w:ascii="宋体" w:eastAsia="宋体" w:hAnsi="宋体"/>
+          <w:sz w:val="24"/>
+          <w:szCs w:val="24"/>
+          <w:vertAlign w:val="superscript"/>
+        </w:rPr>
+        <w:instrText xml:space="preserve"> \* MERGEFORMAT </w:instrText>
+      </w:r>
+      <w:r>
+        <w:rPr>
+          <w:rFonts w:ascii="宋体" w:eastAsia="宋体" w:hAnsi="宋体"/>
+          <w:sz w:val="24"/>
+          <w:szCs w:val="24"/>
+          <w:vertAlign w:val="superscript"/>
+        </w:rPr>
+      </w:r>
+      <w:r>
+        <w:rPr>
+          <w:rFonts w:ascii="宋体" w:eastAsia="宋体" w:hAnsi="宋体"/>
+          <w:sz w:val="24"/>
+          <w:szCs w:val="24"/>
+          <w:vertAlign w:val="superscript"/>
+        </w:rPr>
+        <w:fldChar w:fldCharType="separate"/>
+      </w:r>
+      <w:r>
+        <w:rPr>
+          <w:rFonts w:ascii="宋体" w:eastAsia="宋体" w:hAnsi="宋体"/>
+          <w:sz w:val="24"/>
+          <w:szCs w:val="24"/>
+          <w:vertAlign w:val="superscript"/>
+        </w:rPr>
+        <w:t>[9]</w:t>
+      </w:r>
+      <w:r>
+        <w:rPr>
+          <w:rFonts w:ascii="宋体" w:eastAsia="宋体" w:hAnsi="宋体"/>
+          <w:sz w:val="24"/>
+          <w:szCs w:val="24"/>
+          <w:vertAlign w:val="superscript"/>
+        </w:rPr>
+        <w:fldChar w:fldCharType="end"/>
+      </w:r>
+    </w:p>
+    <w:p>
+      <w:pPr>
+        <w:pStyle w:val="2"/>
+        <w:rPr>
+          <w:rFonts w:ascii="宋体" w:eastAsia="宋体" w:hAnsi="宋体"/>
+          <w:sz w:val="28"/>
+          <w:szCs w:val="28"/>
+        </w:rPr>
+      </w:pPr>
+      <w:bookmarkStart w:id="24" w:name="_Toc96869592"/>
+      <w:bookmarkStart w:id="25" w:name="_Toc97476737"/>
+      <w:bookmarkStart w:id="26" w:name="_Toc101815732"/>
+      <w:r>
+        <w:rPr>
+          <w:rFonts w:ascii="宋体" w:eastAsia="宋体" w:hAnsi="宋体" w:hint="eastAsia"/>
+          <w:sz w:val="28"/>
+          <w:szCs w:val="28"/>
+        </w:rPr>
+        <w:t>2</w:t>
+      </w:r>
+      <w:r>
+        <w:rPr>
+          <w:rFonts w:ascii="宋体" w:eastAsia="宋体" w:hAnsi="宋体"/>
+          <w:sz w:val="28"/>
+          <w:szCs w:val="28"/>
+        </w:rPr>
+        <w:t xml:space="preserve">.4 </w:t>
+      </w:r>
+      <w:r>
+        <w:rPr>
+          <w:rFonts w:ascii="宋体" w:eastAsia="宋体" w:hAnsi="宋体" w:hint="eastAsia"/>
+          <w:sz w:val="28"/>
+          <w:szCs w:val="28"/>
+        </w:rPr>
+        <w:t>相关技术介绍</w:t>
       </w:r>
       <w:bookmarkEnd w:id="24"/>
       <w:bookmarkEnd w:id="25"/>
@@ -6617,21 +7074,75 @@
     </w:p>
     <w:p>
       <w:pPr>
-        <w:pStyle w:val="ac"/>
-        <w:ind w:firstLine="480"/>
-        <w:rPr>
-          <w:rFonts w:ascii="宋体" w:eastAsia="宋体" w:hAnsi="宋体"/>
-          <w:sz w:val="24"/>
-          <w:szCs w:val="24"/>
-        </w:rPr>
-      </w:pPr>
-      <w:r>
-        <w:rPr>
-          <w:rFonts w:ascii="宋体" w:eastAsia="宋体" w:hAnsi="宋体"/>
-          <w:sz w:val="24"/>
-          <w:szCs w:val="24"/>
-        </w:rPr>
-        <w:t>Docker 是一个用于开发，交付和运行应用程序的开放平台。Docker 使您能够将应用程序与基础架构分开，从而可以快速交付软件。借助 Docker，您可以与管理应用程序相同的方式来管理基础架构。通过利用 Docker 的方法来快速交付，测试和部署代码，您可以大大减少编写代码和在生产环境中运行代码之间的延迟。</w:t>
+        <w:rPr>
+          <w:rFonts w:ascii="宋体" w:eastAsia="宋体" w:hAnsi="宋体"/>
+          <w:sz w:val="24"/>
+          <w:szCs w:val="24"/>
+        </w:rPr>
+      </w:pPr>
+      <w:bookmarkStart w:id="27" w:name="_Hlk101911157"/>
+      <w:r>
+        <w:rPr>
+          <w:rFonts w:ascii="宋体" w:eastAsia="宋体" w:hAnsi="宋体"/>
+          <w:sz w:val="24"/>
+          <w:szCs w:val="24"/>
+        </w:rPr>
+        <w:t>Thymeleaf</w:t>
+      </w:r>
+      <w:bookmarkEnd w:id="27"/>
+      <w:r>
+        <w:rPr>
+          <w:rFonts w:ascii="宋体" w:eastAsia="宋体" w:hAnsi="宋体" w:hint="eastAsia"/>
+          <w:sz w:val="24"/>
+          <w:szCs w:val="24"/>
+        </w:rPr>
+        <w:t>技术简介</w:t>
+      </w:r>
+    </w:p>
+    <w:p>
+      <w:pPr>
+        <w:ind w:firstLineChars="200" w:firstLine="480"/>
+        <w:rPr>
+          <w:rFonts w:ascii="宋体" w:eastAsia="宋体" w:hAnsi="宋体"/>
+          <w:sz w:val="24"/>
+          <w:szCs w:val="24"/>
+        </w:rPr>
+      </w:pPr>
+      <w:bookmarkStart w:id="28" w:name="_Hlk96853068"/>
+      <w:r>
+        <w:rPr>
+          <w:rFonts w:ascii="宋体" w:eastAsia="宋体" w:hAnsi="宋体"/>
+          <w:sz w:val="24"/>
+          <w:szCs w:val="24"/>
+        </w:rPr>
+        <w:t>Thymeleaf</w:t>
+      </w:r>
+      <w:bookmarkEnd w:id="28"/>
+      <w:r>
+        <w:rPr>
+          <w:rFonts w:ascii="宋体" w:eastAsia="宋体" w:hAnsi="宋体"/>
+          <w:sz w:val="24"/>
+          <w:szCs w:val="24"/>
+        </w:rPr>
+        <w:t>是一个现代的服务器端Java模板引擎的web和独立的环境，能够处理HTML, XML, JavaScript, CSS，甚至纯文本。</w:t>
+      </w:r>
+    </w:p>
+    <w:p>
+      <w:pPr>
+        <w:ind w:firstLineChars="200" w:firstLine="480"/>
+        <w:rPr>
+          <w:rFonts w:ascii="宋体" w:eastAsia="宋体" w:hAnsi="宋体"/>
+          <w:sz w:val="24"/>
+          <w:szCs w:val="24"/>
+        </w:rPr>
+      </w:pPr>
+      <w:r>
+        <w:rPr>
+          <w:rFonts w:ascii="宋体" w:eastAsia="宋体" w:hAnsi="宋体"/>
+          <w:sz w:val="24"/>
+          <w:szCs w:val="24"/>
+        </w:rPr>
+        <w:t>Thymeleaf的主要目标是提供一种优雅的和高度可维护的方式来创建模板。为了实现这一点，它构建在自然模板的概念上，以不影响模板作为设计原型使用的方式将其逻辑注入模板文件。这改进了设计的交流，并在设计和开发团队之间架起了桥梁。</w:t>
       </w:r>
       <w:r>
         <w:rPr>
@@ -6649,7 +7160,7 @@
           <w:szCs w:val="24"/>
           <w:vertAlign w:val="superscript"/>
         </w:rPr>
-        <w:instrText xml:space="preserve"> REF _Ref101820020 \r \h </w:instrText>
+        <w:instrText xml:space="preserve"> REF _Ref101820029 \r \h </w:instrText>
       </w:r>
       <w:r>
         <w:rPr>
@@ -6684,7 +7195,7 @@
           <w:szCs w:val="24"/>
           <w:vertAlign w:val="superscript"/>
         </w:rPr>
-        <w:t>[9]</w:t>
+        <w:t>[10]</w:t>
       </w:r>
       <w:r>
         <w:rPr>
@@ -6694,6 +7205,72 @@
           <w:vertAlign w:val="superscript"/>
         </w:rPr>
         <w:fldChar w:fldCharType="end"/>
+      </w:r>
+    </w:p>
+    <w:p>
+      <w:pPr>
+        <w:ind w:firstLineChars="200" w:firstLine="480"/>
+        <w:rPr>
+          <w:rFonts w:ascii="宋体" w:eastAsia="宋体" w:hAnsi="宋体"/>
+          <w:sz w:val="24"/>
+          <w:szCs w:val="24"/>
+        </w:rPr>
+      </w:pPr>
+      <w:r>
+        <w:rPr>
+          <w:rFonts w:ascii="宋体" w:eastAsia="宋体" w:hAnsi="宋体"/>
+          <w:sz w:val="24"/>
+          <w:szCs w:val="24"/>
+        </w:rPr>
+        <w:t>Thymeleaf的设计从</w:t>
+      </w:r>
+      <w:r>
+        <w:rPr>
+          <w:rFonts w:ascii="宋体" w:eastAsia="宋体" w:hAnsi="宋体" w:hint="eastAsia"/>
+          <w:sz w:val="24"/>
+          <w:szCs w:val="24"/>
+        </w:rPr>
+        <w:t>一</w:t>
+      </w:r>
+      <w:r>
+        <w:rPr>
+          <w:rFonts w:ascii="宋体" w:eastAsia="宋体" w:hAnsi="宋体"/>
+          <w:sz w:val="24"/>
+          <w:szCs w:val="24"/>
+        </w:rPr>
+        <w:t>开始就考虑了Web标准</w:t>
+      </w:r>
+      <w:r>
+        <w:rPr>
+          <w:rFonts w:ascii="宋体" w:eastAsia="宋体" w:hAnsi="宋体" w:hint="eastAsia"/>
+          <w:sz w:val="24"/>
+          <w:szCs w:val="24"/>
+        </w:rPr>
+        <w:t>，</w:t>
+      </w:r>
+      <w:r>
+        <w:rPr>
+          <w:rFonts w:ascii="宋体" w:eastAsia="宋体" w:hAnsi="宋体"/>
+          <w:sz w:val="24"/>
+          <w:szCs w:val="24"/>
+        </w:rPr>
+        <w:t>尤其是HTML5</w:t>
+      </w:r>
+      <w:r>
+        <w:rPr>
+          <w:rFonts w:ascii="宋体" w:eastAsia="宋体" w:hAnsi="宋体" w:hint="eastAsia"/>
+          <w:sz w:val="24"/>
+          <w:szCs w:val="24"/>
+        </w:rPr>
+        <w:t>，</w:t>
+      </w:r>
+      <w:r>
+        <w:rPr>
+          <w:rFonts w:ascii="宋体" w:eastAsia="宋体" w:hAnsi="宋体"/>
+          <w:sz w:val="24"/>
+          <w:szCs w:val="24"/>
+        </w:rPr>
+        <w:t>允许你创建完全验证模板，如果你需要的话。</w:t>
       </w:r>
     </w:p>
     <w:p>
@@ -6705,9 +7282,9 @@
           <w:szCs w:val="28"/>
         </w:rPr>
       </w:pPr>
-      <w:bookmarkStart w:id="27" w:name="_Toc96869592"/>
-      <w:bookmarkStart w:id="28" w:name="_Toc97476737"/>
-      <w:bookmarkStart w:id="29" w:name="_Toc101815732"/>
+      <w:bookmarkStart w:id="29" w:name="_Toc96869593"/>
+      <w:bookmarkStart w:id="30" w:name="_Toc97476738"/>
+      <w:bookmarkStart w:id="31" w:name="_Toc101815733"/>
       <w:r>
         <w:rPr>
           <w:rFonts w:ascii="宋体" w:eastAsia="宋体" w:hAnsi="宋体" w:hint="eastAsia"/>
@@ -6722,7 +7299,7 @@
           <w:sz w:val="28"/>
           <w:szCs w:val="28"/>
         </w:rPr>
-        <w:t xml:space="preserve">.4 </w:t>
+        <w:t xml:space="preserve">.5 </w:t>
       </w:r>
       <w:r>
         <w:rPr>
@@ -6730,35 +7307,43 @@
           <w:sz w:val="28"/>
           <w:szCs w:val="28"/>
         </w:rPr>
-        <w:t>相关技术介绍</w:t>
-      </w:r>
-      <w:bookmarkEnd w:id="27"/>
-      <w:bookmarkEnd w:id="28"/>
+        <w:t>开发框架介绍</w:t>
+      </w:r>
       <w:bookmarkEnd w:id="29"/>
-    </w:p>
-    <w:p>
-      <w:pPr>
-        <w:rPr>
-          <w:rFonts w:ascii="宋体" w:eastAsia="宋体" w:hAnsi="宋体"/>
-          <w:sz w:val="24"/>
-          <w:szCs w:val="24"/>
-        </w:rPr>
-      </w:pPr>
-      <w:r>
-        <w:rPr>
-          <w:rFonts w:ascii="宋体" w:eastAsia="宋体" w:hAnsi="宋体"/>
-          <w:sz w:val="24"/>
-          <w:szCs w:val="24"/>
-        </w:rPr>
-        <w:t>Thymeleaf</w:t>
-      </w:r>
-      <w:r>
-        <w:rPr>
-          <w:rFonts w:ascii="宋体" w:eastAsia="宋体" w:hAnsi="宋体" w:hint="eastAsia"/>
-          <w:sz w:val="24"/>
-          <w:szCs w:val="24"/>
-        </w:rPr>
-        <w:t>技术简介</w:t>
+      <w:bookmarkEnd w:id="30"/>
+      <w:bookmarkEnd w:id="31"/>
+    </w:p>
+    <w:p>
+      <w:pPr>
+        <w:rPr>
+          <w:rFonts w:ascii="宋体" w:eastAsia="宋体" w:hAnsi="宋体"/>
+          <w:sz w:val="24"/>
+          <w:szCs w:val="24"/>
+        </w:rPr>
+      </w:pPr>
+      <w:r>
+        <w:rPr>
+          <w:rFonts w:ascii="宋体" w:eastAsia="宋体" w:hAnsi="宋体" w:hint="eastAsia"/>
+          <w:sz w:val="24"/>
+          <w:szCs w:val="24"/>
+        </w:rPr>
+        <w:t>（一）Spring</w:t>
+      </w:r>
+      <w:r>
+        <w:rPr>
+          <w:rFonts w:ascii="宋体" w:eastAsia="宋体" w:hAnsi="宋体"/>
+          <w:sz w:val="24"/>
+          <w:szCs w:val="24"/>
+        </w:rPr>
+        <w:t>B</w:t>
+      </w:r>
+      <w:r>
+        <w:rPr>
+          <w:rFonts w:ascii="宋体" w:eastAsia="宋体" w:hAnsi="宋体" w:hint="eastAsia"/>
+          <w:sz w:val="24"/>
+          <w:szCs w:val="24"/>
+        </w:rPr>
+        <w:t>oot框架</w:t>
       </w:r>
     </w:p>
     <w:p>
@@ -6770,23 +7355,206 @@
           <w:szCs w:val="24"/>
         </w:rPr>
       </w:pPr>
-      <w:bookmarkStart w:id="30" w:name="_Hlk96853068"/>
-      <w:r>
-        <w:rPr>
-          <w:rFonts w:ascii="宋体" w:eastAsia="宋体" w:hAnsi="宋体"/>
-          <w:sz w:val="24"/>
-          <w:szCs w:val="24"/>
-        </w:rPr>
-        <w:t>Thymeleaf</w:t>
-      </w:r>
-      <w:bookmarkEnd w:id="30"/>
-      <w:r>
-        <w:rPr>
-          <w:rFonts w:ascii="宋体" w:eastAsia="宋体" w:hAnsi="宋体"/>
-          <w:sz w:val="24"/>
-          <w:szCs w:val="24"/>
-        </w:rPr>
-        <w:t>是一个现代的服务器端Java模板引擎的web和独立的环境，能够处理HTML, XML, JavaScript, CSS，甚至纯文本。</w:t>
+      <w:r>
+        <w:rPr>
+          <w:rFonts w:ascii="宋体" w:eastAsia="宋体" w:hAnsi="宋体" w:hint="eastAsia"/>
+          <w:sz w:val="24"/>
+          <w:szCs w:val="24"/>
+        </w:rPr>
+        <w:t>Spring</w:t>
+      </w:r>
+      <w:r>
+        <w:rPr>
+          <w:rFonts w:ascii="宋体" w:eastAsia="宋体" w:hAnsi="宋体"/>
+          <w:sz w:val="24"/>
+          <w:szCs w:val="24"/>
+        </w:rPr>
+        <w:t>B</w:t>
+      </w:r>
+      <w:r>
+        <w:rPr>
+          <w:rFonts w:ascii="宋体" w:eastAsia="宋体" w:hAnsi="宋体" w:hint="eastAsia"/>
+          <w:sz w:val="24"/>
+          <w:szCs w:val="24"/>
+        </w:rPr>
+        <w:t>oot是目前比较流行的企业应用开发框架，它在传统的S</w:t>
+      </w:r>
+      <w:r>
+        <w:rPr>
+          <w:rFonts w:ascii="宋体" w:eastAsia="宋体" w:hAnsi="宋体"/>
+          <w:sz w:val="24"/>
+          <w:szCs w:val="24"/>
+        </w:rPr>
+        <w:t>SM</w:t>
+      </w:r>
+      <w:r>
+        <w:rPr>
+          <w:rFonts w:ascii="宋体" w:eastAsia="宋体" w:hAnsi="宋体" w:hint="eastAsia"/>
+          <w:sz w:val="24"/>
+          <w:szCs w:val="24"/>
+        </w:rPr>
+        <w:t>（Spring、Spring</w:t>
+      </w:r>
+      <w:r>
+        <w:rPr>
+          <w:rFonts w:ascii="宋体" w:eastAsia="宋体" w:hAnsi="宋体"/>
+          <w:sz w:val="24"/>
+          <w:szCs w:val="24"/>
+        </w:rPr>
+        <w:t>MVC</w:t>
+      </w:r>
+      <w:r>
+        <w:rPr>
+          <w:rFonts w:ascii="宋体" w:eastAsia="宋体" w:hAnsi="宋体" w:hint="eastAsia"/>
+          <w:sz w:val="24"/>
+          <w:szCs w:val="24"/>
+        </w:rPr>
+        <w:t>、Mybatis）的基础上，简化了配置文件的编写，将原有的大量xml配置文件简化为Java类配置，同时Spring</w:t>
+      </w:r>
+      <w:r>
+        <w:rPr>
+          <w:rFonts w:ascii="宋体" w:eastAsia="宋体" w:hAnsi="宋体"/>
+          <w:sz w:val="24"/>
+          <w:szCs w:val="24"/>
+        </w:rPr>
+        <w:t>B</w:t>
+      </w:r>
+      <w:r>
+        <w:rPr>
+          <w:rFonts w:ascii="宋体" w:eastAsia="宋体" w:hAnsi="宋体" w:hint="eastAsia"/>
+          <w:sz w:val="24"/>
+          <w:szCs w:val="24"/>
+        </w:rPr>
+        <w:t>oot官方为Spring</w:t>
+      </w:r>
+      <w:r>
+        <w:rPr>
+          <w:rFonts w:ascii="宋体" w:eastAsia="宋体" w:hAnsi="宋体"/>
+          <w:sz w:val="24"/>
+          <w:szCs w:val="24"/>
+        </w:rPr>
+        <w:t>B</w:t>
+      </w:r>
+      <w:r>
+        <w:rPr>
+          <w:rFonts w:ascii="宋体" w:eastAsia="宋体" w:hAnsi="宋体" w:hint="eastAsia"/>
+          <w:sz w:val="24"/>
+          <w:szCs w:val="24"/>
+        </w:rPr>
+        <w:t>oot框架集成了大量常用的组件jar包，并根据不同的Spring</w:t>
+      </w:r>
+      <w:r>
+        <w:rPr>
+          <w:rFonts w:ascii="宋体" w:eastAsia="宋体" w:hAnsi="宋体"/>
+          <w:sz w:val="24"/>
+          <w:szCs w:val="24"/>
+        </w:rPr>
+        <w:t>B</w:t>
+      </w:r>
+      <w:r>
+        <w:rPr>
+          <w:rFonts w:ascii="宋体" w:eastAsia="宋体" w:hAnsi="宋体" w:hint="eastAsia"/>
+          <w:sz w:val="24"/>
+          <w:szCs w:val="24"/>
+        </w:rPr>
+        <w:t>oot版本定制化的选择版本，避免兼容性问题。开发人员只需要关注业务层面的开发即可。</w:t>
+      </w:r>
+      <w:r>
+        <w:rPr>
+          <w:rFonts w:ascii="宋体" w:eastAsia="宋体" w:hAnsi="宋体"/>
+          <w:sz w:val="24"/>
+          <w:szCs w:val="24"/>
+          <w:vertAlign w:val="superscript"/>
+        </w:rPr>
+        <w:fldChar w:fldCharType="begin"/>
+      </w:r>
+      <w:r>
+        <w:rPr>
+          <w:rFonts w:ascii="宋体" w:eastAsia="宋体" w:hAnsi="宋体"/>
+          <w:sz w:val="24"/>
+          <w:szCs w:val="24"/>
+          <w:vertAlign w:val="superscript"/>
+        </w:rPr>
+        <w:instrText xml:space="preserve"> </w:instrText>
+      </w:r>
+      <w:r>
+        <w:rPr>
+          <w:rFonts w:ascii="宋体" w:eastAsia="宋体" w:hAnsi="宋体" w:hint="eastAsia"/>
+          <w:sz w:val="24"/>
+          <w:szCs w:val="24"/>
+          <w:vertAlign w:val="superscript"/>
+        </w:rPr>
+        <w:instrText>REF _Ref101820046 \r \h</w:instrText>
+      </w:r>
+      <w:r>
+        <w:rPr>
+          <w:rFonts w:ascii="宋体" w:eastAsia="宋体" w:hAnsi="宋体"/>
+          <w:sz w:val="24"/>
+          <w:szCs w:val="24"/>
+          <w:vertAlign w:val="superscript"/>
+        </w:rPr>
+        <w:instrText xml:space="preserve"> </w:instrText>
+      </w:r>
+      <w:r>
+        <w:rPr>
+          <w:rFonts w:ascii="宋体" w:eastAsia="宋体" w:hAnsi="宋体"/>
+          <w:sz w:val="24"/>
+          <w:szCs w:val="24"/>
+          <w:vertAlign w:val="superscript"/>
+        </w:rPr>
+        <w:instrText xml:space="preserve"> \* MERGEFORMAT </w:instrText>
+      </w:r>
+      <w:r>
+        <w:rPr>
+          <w:rFonts w:ascii="宋体" w:eastAsia="宋体" w:hAnsi="宋体"/>
+          <w:sz w:val="24"/>
+          <w:szCs w:val="24"/>
+          <w:vertAlign w:val="superscript"/>
+        </w:rPr>
+      </w:r>
+      <w:r>
+        <w:rPr>
+          <w:rFonts w:ascii="宋体" w:eastAsia="宋体" w:hAnsi="宋体"/>
+          <w:sz w:val="24"/>
+          <w:szCs w:val="24"/>
+          <w:vertAlign w:val="superscript"/>
+        </w:rPr>
+        <w:fldChar w:fldCharType="separate"/>
+      </w:r>
+      <w:r>
+        <w:rPr>
+          <w:rFonts w:ascii="宋体" w:eastAsia="宋体" w:hAnsi="宋体"/>
+          <w:sz w:val="24"/>
+          <w:szCs w:val="24"/>
+          <w:vertAlign w:val="superscript"/>
+        </w:rPr>
+        <w:t>[11]</w:t>
+      </w:r>
+      <w:r>
+        <w:rPr>
+          <w:rFonts w:ascii="宋体" w:eastAsia="宋体" w:hAnsi="宋体"/>
+          <w:sz w:val="24"/>
+          <w:szCs w:val="24"/>
+          <w:vertAlign w:val="superscript"/>
+        </w:rPr>
+        <w:fldChar w:fldCharType="end"/>
+      </w:r>
+    </w:p>
+    <w:p>
+      <w:pPr>
+        <w:rPr>
+          <w:rFonts w:ascii="宋体" w:eastAsia="宋体" w:hAnsi="宋体"/>
+          <w:sz w:val="24"/>
+          <w:szCs w:val="24"/>
+        </w:rPr>
+      </w:pPr>
+      <w:r>
+        <w:rPr>
+          <w:rFonts w:ascii="宋体" w:eastAsia="宋体" w:hAnsi="宋体" w:hint="eastAsia"/>
+          <w:sz w:val="24"/>
+          <w:szCs w:val="24"/>
+        </w:rPr>
+        <w:t>（二）Mybatis框架</w:t>
       </w:r>
     </w:p>
     <w:p>
@@ -6804,7 +7572,7 @@
           <w:sz w:val="24"/>
           <w:szCs w:val="24"/>
         </w:rPr>
-        <w:t>Thymeleaf的主要目标是提供一种优雅的和高度可维护的方式来创建模板。为了实现这一点，它构建在自然模板的概念上，以不影响模板作为设计原型使用的方式将其逻辑注入模板文件。这改进了设计的交流，并在设计和开发团队之间架起了桥梁。</w:t>
+        <w:t>MyBatis是一个优秀的持久层框架，它对jdbc的操作数据库的过程进行封装，使开发者只需要关注 SQL 本身，而不需要花费精力去处理例如注册驱动、创建connection、创建statement、手动设置参数、结果集检索等jdbc繁杂的过程代码。</w:t>
       </w:r>
       <w:r>
         <w:rPr>
@@ -6822,7 +7590,7 @@
           <w:szCs w:val="24"/>
           <w:vertAlign w:val="superscript"/>
         </w:rPr>
-        <w:instrText xml:space="preserve"> REF _Ref101820029 \r \h </w:instrText>
+        <w:instrText xml:space="preserve"> REF _Ref101820054 \r \h </w:instrText>
       </w:r>
       <w:r>
         <w:rPr>
@@ -6857,7 +7625,7 @@
           <w:szCs w:val="24"/>
           <w:vertAlign w:val="superscript"/>
         </w:rPr>
-        <w:t>[10]</w:t>
+        <w:t>[12]</w:t>
       </w:r>
       <w:r>
         <w:rPr>
@@ -6884,558 +7652,120 @@
           <w:sz w:val="24"/>
           <w:szCs w:val="24"/>
         </w:rPr>
-        <w:t>Thymeleaf的设计从</w:t>
-      </w:r>
-      <w:r>
-        <w:rPr>
-          <w:rFonts w:ascii="宋体" w:eastAsia="宋体" w:hAnsi="宋体" w:hint="eastAsia"/>
-          <w:sz w:val="24"/>
-          <w:szCs w:val="24"/>
-        </w:rPr>
-        <w:t>一</w:t>
-      </w:r>
-      <w:r>
-        <w:rPr>
-          <w:rFonts w:ascii="宋体" w:eastAsia="宋体" w:hAnsi="宋体"/>
-          <w:sz w:val="24"/>
-          <w:szCs w:val="24"/>
-        </w:rPr>
-        <w:t>开始就考虑了Web标准</w:t>
-      </w:r>
-      <w:r>
-        <w:rPr>
-          <w:rFonts w:ascii="宋体" w:eastAsia="宋体" w:hAnsi="宋体" w:hint="eastAsia"/>
-          <w:sz w:val="24"/>
-          <w:szCs w:val="24"/>
-        </w:rPr>
-        <w:t>，</w:t>
-      </w:r>
-      <w:r>
-        <w:rPr>
-          <w:rFonts w:ascii="宋体" w:eastAsia="宋体" w:hAnsi="宋体"/>
-          <w:sz w:val="24"/>
-          <w:szCs w:val="24"/>
-        </w:rPr>
-        <w:t>尤其是HTML5</w:t>
-      </w:r>
-      <w:r>
-        <w:rPr>
-          <w:rFonts w:ascii="宋体" w:eastAsia="宋体" w:hAnsi="宋体" w:hint="eastAsia"/>
-          <w:sz w:val="24"/>
-          <w:szCs w:val="24"/>
-        </w:rPr>
-        <w:t>，</w:t>
-      </w:r>
-      <w:r>
-        <w:rPr>
-          <w:rFonts w:ascii="宋体" w:eastAsia="宋体" w:hAnsi="宋体"/>
-          <w:sz w:val="24"/>
-          <w:szCs w:val="24"/>
-        </w:rPr>
-        <w:t>允许你创建完全验证模板，如果你需要的话。</w:t>
-      </w:r>
-    </w:p>
-    <w:p>
-      <w:pPr>
-        <w:pStyle w:val="2"/>
-        <w:rPr>
-          <w:rFonts w:ascii="宋体" w:eastAsia="宋体" w:hAnsi="宋体"/>
-          <w:sz w:val="28"/>
-          <w:szCs w:val="28"/>
-        </w:rPr>
-      </w:pPr>
-      <w:bookmarkStart w:id="31" w:name="_Toc96869593"/>
-      <w:bookmarkStart w:id="32" w:name="_Toc97476738"/>
-      <w:bookmarkStart w:id="33" w:name="_Toc101815733"/>
-      <w:r>
-        <w:rPr>
-          <w:rFonts w:ascii="宋体" w:eastAsia="宋体" w:hAnsi="宋体" w:hint="eastAsia"/>
-          <w:sz w:val="28"/>
-          <w:szCs w:val="28"/>
-        </w:rPr>
-        <w:t>2</w:t>
-      </w:r>
-      <w:r>
-        <w:rPr>
-          <w:rFonts w:ascii="宋体" w:eastAsia="宋体" w:hAnsi="宋体"/>
-          <w:sz w:val="28"/>
-          <w:szCs w:val="28"/>
-        </w:rPr>
-        <w:t xml:space="preserve">.5 </w:t>
-      </w:r>
-      <w:r>
-        <w:rPr>
-          <w:rFonts w:ascii="宋体" w:eastAsia="宋体" w:hAnsi="宋体" w:hint="eastAsia"/>
-          <w:sz w:val="28"/>
-          <w:szCs w:val="28"/>
-        </w:rPr>
-        <w:t>开发框架介绍</w:t>
-      </w:r>
-      <w:bookmarkEnd w:id="31"/>
-      <w:bookmarkEnd w:id="32"/>
-      <w:bookmarkEnd w:id="33"/>
-    </w:p>
-    <w:p>
-      <w:pPr>
-        <w:rPr>
-          <w:rFonts w:ascii="宋体" w:eastAsia="宋体" w:hAnsi="宋体"/>
-          <w:sz w:val="24"/>
-          <w:szCs w:val="24"/>
-        </w:rPr>
-      </w:pPr>
-      <w:r>
-        <w:rPr>
-          <w:rFonts w:ascii="宋体" w:eastAsia="宋体" w:hAnsi="宋体" w:hint="eastAsia"/>
-          <w:sz w:val="24"/>
-          <w:szCs w:val="24"/>
-        </w:rPr>
-        <w:t>（一）Spring</w:t>
-      </w:r>
-      <w:r>
-        <w:rPr>
-          <w:rFonts w:ascii="宋体" w:eastAsia="宋体" w:hAnsi="宋体"/>
-          <w:sz w:val="24"/>
-          <w:szCs w:val="24"/>
-        </w:rPr>
-        <w:t>B</w:t>
-      </w:r>
-      <w:r>
-        <w:rPr>
-          <w:rFonts w:ascii="宋体" w:eastAsia="宋体" w:hAnsi="宋体" w:hint="eastAsia"/>
-          <w:sz w:val="24"/>
-          <w:szCs w:val="24"/>
-        </w:rPr>
-        <w:t>oot框架</w:t>
-      </w:r>
-    </w:p>
-    <w:p>
-      <w:pPr>
-        <w:ind w:firstLineChars="200" w:firstLine="480"/>
-        <w:rPr>
-          <w:rFonts w:ascii="宋体" w:eastAsia="宋体" w:hAnsi="宋体"/>
-          <w:sz w:val="24"/>
-          <w:szCs w:val="24"/>
-        </w:rPr>
-      </w:pPr>
-      <w:r>
-        <w:rPr>
-          <w:rFonts w:ascii="宋体" w:eastAsia="宋体" w:hAnsi="宋体" w:hint="eastAsia"/>
-          <w:sz w:val="24"/>
-          <w:szCs w:val="24"/>
-        </w:rPr>
-        <w:t>Spring</w:t>
-      </w:r>
-      <w:r>
-        <w:rPr>
-          <w:rFonts w:ascii="宋体" w:eastAsia="宋体" w:hAnsi="宋体"/>
-          <w:sz w:val="24"/>
-          <w:szCs w:val="24"/>
-        </w:rPr>
-        <w:t>B</w:t>
-      </w:r>
-      <w:r>
-        <w:rPr>
-          <w:rFonts w:ascii="宋体" w:eastAsia="宋体" w:hAnsi="宋体" w:hint="eastAsia"/>
-          <w:sz w:val="24"/>
-          <w:szCs w:val="24"/>
-        </w:rPr>
-        <w:t>oot是目前比较流行的企业应用开发框架，它在传统的S</w:t>
-      </w:r>
-      <w:r>
-        <w:rPr>
-          <w:rFonts w:ascii="宋体" w:eastAsia="宋体" w:hAnsi="宋体"/>
-          <w:sz w:val="24"/>
-          <w:szCs w:val="24"/>
-        </w:rPr>
-        <w:t>SM</w:t>
-      </w:r>
-      <w:r>
-        <w:rPr>
-          <w:rFonts w:ascii="宋体" w:eastAsia="宋体" w:hAnsi="宋体" w:hint="eastAsia"/>
-          <w:sz w:val="24"/>
-          <w:szCs w:val="24"/>
-        </w:rPr>
-        <w:t>（Spring、Spring</w:t>
-      </w:r>
-      <w:r>
-        <w:rPr>
-          <w:rFonts w:ascii="宋体" w:eastAsia="宋体" w:hAnsi="宋体"/>
-          <w:sz w:val="24"/>
-          <w:szCs w:val="24"/>
-        </w:rPr>
-        <w:t>MVC</w:t>
-      </w:r>
-      <w:r>
-        <w:rPr>
-          <w:rFonts w:ascii="宋体" w:eastAsia="宋体" w:hAnsi="宋体" w:hint="eastAsia"/>
-          <w:sz w:val="24"/>
-          <w:szCs w:val="24"/>
-        </w:rPr>
-        <w:t>、Mybatis）的基础上，简化了配置文件的编写，将原有的大量xml配置文件简化为Java类配置，同时Spring</w:t>
-      </w:r>
-      <w:r>
-        <w:rPr>
-          <w:rFonts w:ascii="宋体" w:eastAsia="宋体" w:hAnsi="宋体"/>
-          <w:sz w:val="24"/>
-          <w:szCs w:val="24"/>
-        </w:rPr>
-        <w:t>B</w:t>
-      </w:r>
-      <w:r>
-        <w:rPr>
-          <w:rFonts w:ascii="宋体" w:eastAsia="宋体" w:hAnsi="宋体" w:hint="eastAsia"/>
-          <w:sz w:val="24"/>
-          <w:szCs w:val="24"/>
-        </w:rPr>
-        <w:t>oot官方为Spring</w:t>
-      </w:r>
-      <w:r>
-        <w:rPr>
-          <w:rFonts w:ascii="宋体" w:eastAsia="宋体" w:hAnsi="宋体"/>
-          <w:sz w:val="24"/>
-          <w:szCs w:val="24"/>
-        </w:rPr>
-        <w:t>B</w:t>
-      </w:r>
-      <w:r>
-        <w:rPr>
-          <w:rFonts w:ascii="宋体" w:eastAsia="宋体" w:hAnsi="宋体" w:hint="eastAsia"/>
-          <w:sz w:val="24"/>
-          <w:szCs w:val="24"/>
-        </w:rPr>
-        <w:t>oot框架集成了大</w:t>
-      </w:r>
-      <w:r>
-        <w:rPr>
-          <w:rFonts w:ascii="宋体" w:eastAsia="宋体" w:hAnsi="宋体" w:hint="eastAsia"/>
-          <w:sz w:val="24"/>
-          <w:szCs w:val="24"/>
+        <w:t>Mybatis通过xml或注解的方式将要执行的各种statement（statement、preparedStatemnt、CallableStatement）配置起来，并通过java对象和statement中的sql进行映射生成最终执行的sql语句，最后由mybatis框架执行sql并将结果映射成java对象并返回</w:t>
+      </w:r>
+      <w:r>
+        <w:rPr>
+          <w:rFonts w:ascii="宋体" w:eastAsia="宋体" w:hAnsi="宋体"/>
+          <w:sz w:val="24"/>
+          <w:szCs w:val="24"/>
+          <w:vertAlign w:val="superscript"/>
+        </w:rPr>
+        <w:fldChar w:fldCharType="begin"/>
+      </w:r>
+      <w:r>
+        <w:rPr>
+          <w:rFonts w:ascii="宋体" w:eastAsia="宋体" w:hAnsi="宋体"/>
+          <w:sz w:val="24"/>
+          <w:szCs w:val="24"/>
+          <w:vertAlign w:val="superscript"/>
+        </w:rPr>
+        <w:instrText xml:space="preserve"> REF _Ref101820061 \r \h </w:instrText>
+      </w:r>
+      <w:r>
+        <w:rPr>
+          <w:rFonts w:ascii="宋体" w:eastAsia="宋体" w:hAnsi="宋体"/>
+          <w:sz w:val="24"/>
+          <w:szCs w:val="24"/>
+          <w:vertAlign w:val="superscript"/>
+        </w:rPr>
+        <w:instrText xml:space="preserve"> \* MERGEFORMAT </w:instrText>
+      </w:r>
+      <w:r>
+        <w:rPr>
+          <w:rFonts w:ascii="宋体" w:eastAsia="宋体" w:hAnsi="宋体"/>
+          <w:sz w:val="24"/>
+          <w:szCs w:val="24"/>
+          <w:vertAlign w:val="superscript"/>
+        </w:rPr>
+      </w:r>
+      <w:r>
+        <w:rPr>
+          <w:rFonts w:ascii="宋体" w:eastAsia="宋体" w:hAnsi="宋体"/>
+          <w:sz w:val="24"/>
+          <w:szCs w:val="24"/>
+          <w:vertAlign w:val="superscript"/>
+        </w:rPr>
+        <w:fldChar w:fldCharType="separate"/>
+      </w:r>
+      <w:r>
+        <w:rPr>
+          <w:rFonts w:ascii="宋体" w:eastAsia="宋体" w:hAnsi="宋体"/>
+          <w:sz w:val="24"/>
+          <w:szCs w:val="24"/>
+          <w:vertAlign w:val="superscript"/>
+        </w:rPr>
+        <w:t>[13]</w:t>
+      </w:r>
+      <w:r>
+        <w:rPr>
+          <w:rFonts w:ascii="宋体" w:eastAsia="宋体" w:hAnsi="宋体"/>
+          <w:sz w:val="24"/>
+          <w:szCs w:val="24"/>
+          <w:vertAlign w:val="superscript"/>
+        </w:rPr>
+        <w:fldChar w:fldCharType="end"/>
+      </w:r>
+      <w:r>
+        <w:rPr>
+          <w:rFonts w:ascii="宋体" w:eastAsia="宋体" w:hAnsi="宋体" w:hint="eastAsia"/>
+          <w:sz w:val="24"/>
+          <w:szCs w:val="24"/>
+        </w:rPr>
+        <w:t>。图</w:t>
+      </w:r>
+      <w:r>
+        <w:rPr>
+          <w:rFonts w:ascii="宋体" w:eastAsia="宋体" w:hAnsi="宋体"/>
+          <w:sz w:val="24"/>
+          <w:szCs w:val="24"/>
+        </w:rPr>
+        <w:t>2-1</w:t>
+      </w:r>
+      <w:r>
+        <w:rPr>
+          <w:rFonts w:ascii="宋体" w:eastAsia="宋体" w:hAnsi="宋体" w:hint="eastAsia"/>
+          <w:sz w:val="24"/>
+          <w:szCs w:val="24"/>
+        </w:rPr>
+        <w:t>是</w:t>
+      </w:r>
+      <w:r>
+        <w:rPr>
+          <w:rFonts w:ascii="宋体" w:eastAsia="宋体" w:hAnsi="宋体"/>
+          <w:sz w:val="24"/>
+          <w:szCs w:val="24"/>
+        </w:rPr>
+        <w:t>Mybatis执行流程图</w:t>
+      </w:r>
+      <w:r>
+        <w:rPr>
+          <w:rFonts w:ascii="宋体" w:eastAsia="宋体" w:hAnsi="宋体" w:hint="eastAsia"/>
+          <w:sz w:val="24"/>
+          <w:szCs w:val="24"/>
+        </w:rPr>
+        <w:t>。</w:t>
+      </w:r>
+    </w:p>
+    <w:p>
+      <w:pPr>
+        <w:keepNext/>
+      </w:pPr>
+      <w:r>
+        <w:rPr>
+          <w:noProof/>
         </w:rPr>
         <w:lastRenderedPageBreak/>
-        <w:t>量常用的组件jar包，并根据不同的Spring</w:t>
-      </w:r>
-      <w:r>
-        <w:rPr>
-          <w:rFonts w:ascii="宋体" w:eastAsia="宋体" w:hAnsi="宋体"/>
-          <w:sz w:val="24"/>
-          <w:szCs w:val="24"/>
-        </w:rPr>
-        <w:t>B</w:t>
-      </w:r>
-      <w:r>
-        <w:rPr>
-          <w:rFonts w:ascii="宋体" w:eastAsia="宋体" w:hAnsi="宋体" w:hint="eastAsia"/>
-          <w:sz w:val="24"/>
-          <w:szCs w:val="24"/>
-        </w:rPr>
-        <w:t>oot版本定制化的选择版本，避免兼容性问题。开发人员只需要关注业务层面的开发即可。</w:t>
-      </w:r>
-      <w:r>
-        <w:rPr>
-          <w:rFonts w:ascii="宋体" w:eastAsia="宋体" w:hAnsi="宋体"/>
-          <w:sz w:val="24"/>
-          <w:szCs w:val="24"/>
-          <w:vertAlign w:val="superscript"/>
-        </w:rPr>
-        <w:fldChar w:fldCharType="begin"/>
-      </w:r>
-      <w:r>
-        <w:rPr>
-          <w:rFonts w:ascii="宋体" w:eastAsia="宋体" w:hAnsi="宋体"/>
-          <w:sz w:val="24"/>
-          <w:szCs w:val="24"/>
-          <w:vertAlign w:val="superscript"/>
-        </w:rPr>
-        <w:instrText xml:space="preserve"> </w:instrText>
-      </w:r>
-      <w:r>
-        <w:rPr>
-          <w:rFonts w:ascii="宋体" w:eastAsia="宋体" w:hAnsi="宋体" w:hint="eastAsia"/>
-          <w:sz w:val="24"/>
-          <w:szCs w:val="24"/>
-          <w:vertAlign w:val="superscript"/>
-        </w:rPr>
-        <w:instrText>REF _Ref101820046 \r \h</w:instrText>
-      </w:r>
-      <w:r>
-        <w:rPr>
-          <w:rFonts w:ascii="宋体" w:eastAsia="宋体" w:hAnsi="宋体"/>
-          <w:sz w:val="24"/>
-          <w:szCs w:val="24"/>
-          <w:vertAlign w:val="superscript"/>
-        </w:rPr>
-        <w:instrText xml:space="preserve"> </w:instrText>
-      </w:r>
-      <w:r>
-        <w:rPr>
-          <w:rFonts w:ascii="宋体" w:eastAsia="宋体" w:hAnsi="宋体"/>
-          <w:sz w:val="24"/>
-          <w:szCs w:val="24"/>
-          <w:vertAlign w:val="superscript"/>
-        </w:rPr>
-        <w:instrText xml:space="preserve"> \* MERGEFORMAT </w:instrText>
-      </w:r>
-      <w:r>
-        <w:rPr>
-          <w:rFonts w:ascii="宋体" w:eastAsia="宋体" w:hAnsi="宋体"/>
-          <w:sz w:val="24"/>
-          <w:szCs w:val="24"/>
-          <w:vertAlign w:val="superscript"/>
-        </w:rPr>
-      </w:r>
-      <w:r>
-        <w:rPr>
-          <w:rFonts w:ascii="宋体" w:eastAsia="宋体" w:hAnsi="宋体"/>
-          <w:sz w:val="24"/>
-          <w:szCs w:val="24"/>
-          <w:vertAlign w:val="superscript"/>
-        </w:rPr>
-        <w:fldChar w:fldCharType="separate"/>
-      </w:r>
-      <w:r>
-        <w:rPr>
-          <w:rFonts w:ascii="宋体" w:eastAsia="宋体" w:hAnsi="宋体"/>
-          <w:sz w:val="24"/>
-          <w:szCs w:val="24"/>
-          <w:vertAlign w:val="superscript"/>
-        </w:rPr>
-        <w:t>[11]</w:t>
-      </w:r>
-      <w:r>
-        <w:rPr>
-          <w:rFonts w:ascii="宋体" w:eastAsia="宋体" w:hAnsi="宋体"/>
-          <w:sz w:val="24"/>
-          <w:szCs w:val="24"/>
-          <w:vertAlign w:val="superscript"/>
-        </w:rPr>
-        <w:fldChar w:fldCharType="end"/>
-      </w:r>
-    </w:p>
-    <w:p>
-      <w:pPr>
-        <w:rPr>
-          <w:rFonts w:ascii="宋体" w:eastAsia="宋体" w:hAnsi="宋体"/>
-          <w:sz w:val="24"/>
-          <w:szCs w:val="24"/>
-        </w:rPr>
-      </w:pPr>
-      <w:r>
-        <w:rPr>
-          <w:rFonts w:ascii="宋体" w:eastAsia="宋体" w:hAnsi="宋体" w:hint="eastAsia"/>
-          <w:sz w:val="24"/>
-          <w:szCs w:val="24"/>
-        </w:rPr>
-        <w:t>（二）Mybatis框架</w:t>
-      </w:r>
-    </w:p>
-    <w:p>
-      <w:pPr>
-        <w:ind w:firstLineChars="200" w:firstLine="480"/>
-        <w:rPr>
-          <w:rFonts w:ascii="宋体" w:eastAsia="宋体" w:hAnsi="宋体"/>
-          <w:sz w:val="24"/>
-          <w:szCs w:val="24"/>
-        </w:rPr>
-      </w:pPr>
-      <w:r>
-        <w:rPr>
-          <w:rFonts w:ascii="宋体" w:eastAsia="宋体" w:hAnsi="宋体"/>
-          <w:sz w:val="24"/>
-          <w:szCs w:val="24"/>
-        </w:rPr>
-        <w:t>MyBatis是一个优秀的持久层框架，它对jdbc的操作数据库的过程进行封装，使开发者只需要关注 SQL 本身，而不需要花费精力去处理例如注册驱动、创建connection、创建statement、手动设置参数、结果集检索等jdbc繁杂的过程代码。</w:t>
-      </w:r>
-      <w:r>
-        <w:rPr>
-          <w:rFonts w:ascii="宋体" w:eastAsia="宋体" w:hAnsi="宋体"/>
-          <w:sz w:val="24"/>
-          <w:szCs w:val="24"/>
-          <w:vertAlign w:val="superscript"/>
-        </w:rPr>
-        <w:fldChar w:fldCharType="begin"/>
-      </w:r>
-      <w:r>
-        <w:rPr>
-          <w:rFonts w:ascii="宋体" w:eastAsia="宋体" w:hAnsi="宋体"/>
-          <w:sz w:val="24"/>
-          <w:szCs w:val="24"/>
-          <w:vertAlign w:val="superscript"/>
-        </w:rPr>
-        <w:instrText xml:space="preserve"> REF _Ref101820054 \r \h </w:instrText>
-      </w:r>
-      <w:r>
-        <w:rPr>
-          <w:rFonts w:ascii="宋体" w:eastAsia="宋体" w:hAnsi="宋体"/>
-          <w:sz w:val="24"/>
-          <w:szCs w:val="24"/>
-          <w:vertAlign w:val="superscript"/>
-        </w:rPr>
-        <w:instrText xml:space="preserve"> \* MERGEFORMAT </w:instrText>
-      </w:r>
-      <w:r>
-        <w:rPr>
-          <w:rFonts w:ascii="宋体" w:eastAsia="宋体" w:hAnsi="宋体"/>
-          <w:sz w:val="24"/>
-          <w:szCs w:val="24"/>
-          <w:vertAlign w:val="superscript"/>
-        </w:rPr>
-      </w:r>
-      <w:r>
-        <w:rPr>
-          <w:rFonts w:ascii="宋体" w:eastAsia="宋体" w:hAnsi="宋体"/>
-          <w:sz w:val="24"/>
-          <w:szCs w:val="24"/>
-          <w:vertAlign w:val="superscript"/>
-        </w:rPr>
-        <w:fldChar w:fldCharType="separate"/>
-      </w:r>
-      <w:r>
-        <w:rPr>
-          <w:rFonts w:ascii="宋体" w:eastAsia="宋体" w:hAnsi="宋体"/>
-          <w:sz w:val="24"/>
-          <w:szCs w:val="24"/>
-          <w:vertAlign w:val="superscript"/>
-        </w:rPr>
-        <w:t>[12]</w:t>
-      </w:r>
-      <w:r>
-        <w:rPr>
-          <w:rFonts w:ascii="宋体" w:eastAsia="宋体" w:hAnsi="宋体"/>
-          <w:sz w:val="24"/>
-          <w:szCs w:val="24"/>
-          <w:vertAlign w:val="superscript"/>
-        </w:rPr>
-        <w:fldChar w:fldCharType="end"/>
-      </w:r>
-    </w:p>
-    <w:p>
-      <w:pPr>
-        <w:ind w:firstLineChars="200" w:firstLine="480"/>
-        <w:rPr>
-          <w:rFonts w:ascii="宋体" w:eastAsia="宋体" w:hAnsi="宋体"/>
-          <w:sz w:val="24"/>
-          <w:szCs w:val="24"/>
-        </w:rPr>
-      </w:pPr>
-      <w:r>
-        <w:rPr>
-          <w:rFonts w:ascii="宋体" w:eastAsia="宋体" w:hAnsi="宋体"/>
-          <w:sz w:val="24"/>
-          <w:szCs w:val="24"/>
-        </w:rPr>
-        <w:t>Mybatis通过xml或注解的方式将要执行的各种statement（statement、preparedStatemnt、CallableStatement）配置起来，并通过java对象和statement中的sql进行映射生成最终执行的sql语句，最后由mybatis框架执行sql并将结果映射成java对象并返回</w:t>
-      </w:r>
-      <w:r>
-        <w:rPr>
-          <w:rFonts w:ascii="宋体" w:eastAsia="宋体" w:hAnsi="宋体"/>
-          <w:sz w:val="24"/>
-          <w:szCs w:val="24"/>
-          <w:vertAlign w:val="superscript"/>
-        </w:rPr>
-        <w:fldChar w:fldCharType="begin"/>
-      </w:r>
-      <w:r>
-        <w:rPr>
-          <w:rFonts w:ascii="宋体" w:eastAsia="宋体" w:hAnsi="宋体"/>
-          <w:sz w:val="24"/>
-          <w:szCs w:val="24"/>
-          <w:vertAlign w:val="superscript"/>
-        </w:rPr>
-        <w:instrText xml:space="preserve"> REF _Ref101820061 \r \h </w:instrText>
-      </w:r>
-      <w:r>
-        <w:rPr>
-          <w:rFonts w:ascii="宋体" w:eastAsia="宋体" w:hAnsi="宋体"/>
-          <w:sz w:val="24"/>
-          <w:szCs w:val="24"/>
-          <w:vertAlign w:val="superscript"/>
-        </w:rPr>
-        <w:instrText xml:space="preserve"> \* MERGEFORMAT </w:instrText>
-      </w:r>
-      <w:r>
-        <w:rPr>
-          <w:rFonts w:ascii="宋体" w:eastAsia="宋体" w:hAnsi="宋体"/>
-          <w:sz w:val="24"/>
-          <w:szCs w:val="24"/>
-          <w:vertAlign w:val="superscript"/>
-        </w:rPr>
-      </w:r>
-      <w:r>
-        <w:rPr>
-          <w:rFonts w:ascii="宋体" w:eastAsia="宋体" w:hAnsi="宋体"/>
-          <w:sz w:val="24"/>
-          <w:szCs w:val="24"/>
-          <w:vertAlign w:val="superscript"/>
-        </w:rPr>
-        <w:fldChar w:fldCharType="separate"/>
-      </w:r>
-      <w:r>
-        <w:rPr>
-          <w:rFonts w:ascii="宋体" w:eastAsia="宋体" w:hAnsi="宋体"/>
-          <w:sz w:val="24"/>
-          <w:szCs w:val="24"/>
-          <w:vertAlign w:val="superscript"/>
-        </w:rPr>
-        <w:t>[13]</w:t>
-      </w:r>
-      <w:r>
-        <w:rPr>
-          <w:rFonts w:ascii="宋体" w:eastAsia="宋体" w:hAnsi="宋体"/>
-          <w:sz w:val="24"/>
-          <w:szCs w:val="24"/>
-          <w:vertAlign w:val="superscript"/>
-        </w:rPr>
-        <w:fldChar w:fldCharType="end"/>
-      </w:r>
-      <w:r>
-        <w:rPr>
-          <w:rFonts w:ascii="宋体" w:eastAsia="宋体" w:hAnsi="宋体" w:hint="eastAsia"/>
-          <w:sz w:val="24"/>
-          <w:szCs w:val="24"/>
-        </w:rPr>
-        <w:t>。图</w:t>
-      </w:r>
-      <w:r>
-        <w:rPr>
-          <w:rFonts w:ascii="宋体" w:eastAsia="宋体" w:hAnsi="宋体"/>
-          <w:sz w:val="24"/>
-          <w:szCs w:val="24"/>
-        </w:rPr>
-        <w:t>2-1</w:t>
-      </w:r>
-      <w:r>
-        <w:rPr>
-          <w:rFonts w:ascii="宋体" w:eastAsia="宋体" w:hAnsi="宋体" w:hint="eastAsia"/>
-          <w:sz w:val="24"/>
-          <w:szCs w:val="24"/>
-        </w:rPr>
-        <w:t>是</w:t>
-      </w:r>
-      <w:r>
-        <w:rPr>
-          <w:rFonts w:ascii="宋体" w:eastAsia="宋体" w:hAnsi="宋体"/>
-          <w:sz w:val="24"/>
-          <w:szCs w:val="24"/>
-        </w:rPr>
-        <w:t>Mybatis执行流程图</w:t>
-      </w:r>
-      <w:r>
-        <w:rPr>
-          <w:rFonts w:ascii="宋体" w:eastAsia="宋体" w:hAnsi="宋体" w:hint="eastAsia"/>
-          <w:sz w:val="24"/>
-          <w:szCs w:val="24"/>
-        </w:rPr>
-        <w:t>。</w:t>
-      </w:r>
-    </w:p>
-    <w:p>
-      <w:pPr>
-        <w:keepNext/>
-      </w:pPr>
-      <w:r>
-        <w:rPr>
-          <w:noProof/>
-        </w:rPr>
         <w:drawing>
           <wp:inline distT="0" distB="0" distL="0" distR="0" wp14:anchorId="2ABC504B" wp14:editId="156106DE">
             <wp:extent cx="4248150" cy="3822065"/>
@@ -7518,9 +7848,9 @@
           <w:szCs w:val="28"/>
         </w:rPr>
       </w:pPr>
-      <w:bookmarkStart w:id="34" w:name="_Toc96869594"/>
-      <w:bookmarkStart w:id="35" w:name="_Toc97476739"/>
-      <w:bookmarkStart w:id="36" w:name="_Toc101815734"/>
+      <w:bookmarkStart w:id="32" w:name="_Toc96869594"/>
+      <w:bookmarkStart w:id="33" w:name="_Toc97476739"/>
+      <w:bookmarkStart w:id="34" w:name="_Toc101815734"/>
       <w:r>
         <w:rPr>
           <w:rFonts w:ascii="宋体" w:eastAsia="宋体" w:hAnsi="宋体" w:hint="eastAsia"/>
@@ -7561,240 +7891,469 @@
         </w:rPr>
         <w:t>dea简介</w:t>
       </w:r>
+      <w:bookmarkEnd w:id="32"/>
+      <w:bookmarkEnd w:id="33"/>
       <w:bookmarkEnd w:id="34"/>
+    </w:p>
+    <w:p>
+      <w:pPr>
+        <w:ind w:firstLineChars="200" w:firstLine="480"/>
+        <w:rPr>
+          <w:rFonts w:ascii="宋体" w:eastAsia="宋体" w:hAnsi="宋体"/>
+          <w:sz w:val="24"/>
+          <w:szCs w:val="24"/>
+        </w:rPr>
+      </w:pPr>
+      <w:r>
+        <w:rPr>
+          <w:rFonts w:ascii="宋体" w:eastAsia="宋体" w:hAnsi="宋体"/>
+          <w:sz w:val="24"/>
+          <w:szCs w:val="24"/>
+        </w:rPr>
+        <w:t>IntelliJ IDEA具有一些生产效率最高的Java代码完成功能。即使他不知道特定类，成员或任何其他资源的确切名称，它的预测算法也可以准确地假定编码人员要尝试键入的内容，并为他完成编码。</w:t>
+      </w:r>
+    </w:p>
+    <w:p>
+      <w:pPr>
+        <w:ind w:firstLineChars="200" w:firstLine="480"/>
+        <w:rPr>
+          <w:rFonts w:ascii="宋体" w:eastAsia="宋体" w:hAnsi="宋体"/>
+          <w:sz w:val="24"/>
+          <w:szCs w:val="24"/>
+        </w:rPr>
+      </w:pPr>
+      <w:r>
+        <w:rPr>
+          <w:rFonts w:ascii="宋体" w:eastAsia="宋体" w:hAnsi="宋体" w:hint="eastAsia"/>
+          <w:sz w:val="24"/>
+          <w:szCs w:val="24"/>
+        </w:rPr>
+        <w:t>I</w:t>
+      </w:r>
+      <w:r>
+        <w:rPr>
+          <w:rFonts w:ascii="宋体" w:eastAsia="宋体" w:hAnsi="宋体"/>
+          <w:sz w:val="24"/>
+          <w:szCs w:val="24"/>
+        </w:rPr>
+        <w:t>DEA</w:t>
+      </w:r>
+      <w:r>
+        <w:rPr>
+          <w:rFonts w:ascii="宋体" w:eastAsia="宋体" w:hAnsi="宋体" w:hint="eastAsia"/>
+          <w:sz w:val="24"/>
+          <w:szCs w:val="24"/>
+        </w:rPr>
+        <w:t>内置了大量开发人员工具。I</w:t>
+      </w:r>
+      <w:r>
+        <w:rPr>
+          <w:rFonts w:ascii="宋体" w:eastAsia="宋体" w:hAnsi="宋体"/>
+          <w:sz w:val="24"/>
+          <w:szCs w:val="24"/>
+        </w:rPr>
+        <w:t>DEA</w:t>
+      </w:r>
+      <w:r>
+        <w:rPr>
+          <w:rFonts w:ascii="宋体" w:eastAsia="宋体" w:hAnsi="宋体" w:hint="eastAsia"/>
+          <w:sz w:val="24"/>
+          <w:szCs w:val="24"/>
+        </w:rPr>
+        <w:t>为开发人员提供了一个了不起的工具集，其中包括反编译、Docker支持、字节码查看器、版本控制（Git、S</w:t>
+      </w:r>
+      <w:r>
+        <w:rPr>
+          <w:rFonts w:ascii="宋体" w:eastAsia="宋体" w:hAnsi="宋体"/>
+          <w:sz w:val="24"/>
+          <w:szCs w:val="24"/>
+        </w:rPr>
+        <w:t>VN</w:t>
+      </w:r>
+      <w:r>
+        <w:rPr>
+          <w:rFonts w:ascii="宋体" w:eastAsia="宋体" w:hAnsi="宋体" w:hint="eastAsia"/>
+          <w:sz w:val="24"/>
+          <w:szCs w:val="24"/>
+        </w:rPr>
+        <w:t>等）、F</w:t>
+      </w:r>
+      <w:r>
+        <w:rPr>
+          <w:rFonts w:ascii="宋体" w:eastAsia="宋体" w:hAnsi="宋体"/>
+          <w:sz w:val="24"/>
+          <w:szCs w:val="24"/>
+        </w:rPr>
+        <w:t>TP</w:t>
+      </w:r>
+      <w:r>
+        <w:rPr>
+          <w:rFonts w:ascii="宋体" w:eastAsia="宋体" w:hAnsi="宋体" w:hint="eastAsia"/>
+          <w:sz w:val="24"/>
+          <w:szCs w:val="24"/>
+        </w:rPr>
+        <w:t>、构建工具（</w:t>
+      </w:r>
+      <w:r>
+        <w:rPr>
+          <w:rFonts w:ascii="宋体" w:eastAsia="宋体" w:hAnsi="宋体"/>
+          <w:sz w:val="24"/>
+          <w:szCs w:val="24"/>
+        </w:rPr>
+        <w:t>M</w:t>
+      </w:r>
+      <w:r>
+        <w:rPr>
+          <w:rFonts w:ascii="宋体" w:eastAsia="宋体" w:hAnsi="宋体" w:hint="eastAsia"/>
+          <w:sz w:val="24"/>
+          <w:szCs w:val="24"/>
+        </w:rPr>
+        <w:t>aven、Gradle）、数据库工具等许多其它工具。</w:t>
+      </w:r>
+    </w:p>
+    <w:p>
+      <w:pPr>
+        <w:ind w:firstLineChars="200" w:firstLine="480"/>
+        <w:rPr>
+          <w:rFonts w:ascii="宋体" w:eastAsia="宋体" w:hAnsi="宋体"/>
+          <w:sz w:val="24"/>
+          <w:szCs w:val="24"/>
+        </w:rPr>
+      </w:pPr>
+      <w:r>
+        <w:rPr>
+          <w:rFonts w:ascii="宋体" w:eastAsia="宋体" w:hAnsi="宋体" w:hint="eastAsia"/>
+          <w:sz w:val="24"/>
+          <w:szCs w:val="24"/>
+        </w:rPr>
+        <w:t>I</w:t>
+      </w:r>
+      <w:r>
+        <w:rPr>
+          <w:rFonts w:ascii="宋体" w:eastAsia="宋体" w:hAnsi="宋体"/>
+          <w:sz w:val="24"/>
+          <w:szCs w:val="24"/>
+        </w:rPr>
+        <w:t>DEA</w:t>
+      </w:r>
+      <w:r>
+        <w:rPr>
+          <w:rFonts w:ascii="宋体" w:eastAsia="宋体" w:hAnsi="宋体" w:hint="eastAsia"/>
+          <w:sz w:val="24"/>
+          <w:szCs w:val="24"/>
+        </w:rPr>
+        <w:t>符合开发人员人体工程学，其以编辑者为中心的环境、万能的快捷方式、内联的调试器等，深受Java开发人员喜爱，大幅提高Java程序开发的效率。</w:t>
+      </w:r>
+      <w:r>
+        <w:rPr>
+          <w:rFonts w:ascii="宋体" w:eastAsia="宋体" w:hAnsi="宋体"/>
+          <w:sz w:val="24"/>
+          <w:szCs w:val="24"/>
+          <w:vertAlign w:val="superscript"/>
+        </w:rPr>
+        <w:fldChar w:fldCharType="begin"/>
+      </w:r>
+      <w:r>
+        <w:rPr>
+          <w:rFonts w:ascii="宋体" w:eastAsia="宋体" w:hAnsi="宋体"/>
+          <w:sz w:val="24"/>
+          <w:szCs w:val="24"/>
+          <w:vertAlign w:val="superscript"/>
+        </w:rPr>
+        <w:instrText xml:space="preserve"> </w:instrText>
+      </w:r>
+      <w:r>
+        <w:rPr>
+          <w:rFonts w:ascii="宋体" w:eastAsia="宋体" w:hAnsi="宋体" w:hint="eastAsia"/>
+          <w:sz w:val="24"/>
+          <w:szCs w:val="24"/>
+          <w:vertAlign w:val="superscript"/>
+        </w:rPr>
+        <w:instrText>REF _Ref101820071 \r \h</w:instrText>
+      </w:r>
+      <w:r>
+        <w:rPr>
+          <w:rFonts w:ascii="宋体" w:eastAsia="宋体" w:hAnsi="宋体"/>
+          <w:sz w:val="24"/>
+          <w:szCs w:val="24"/>
+          <w:vertAlign w:val="superscript"/>
+        </w:rPr>
+        <w:instrText xml:space="preserve"> </w:instrText>
+      </w:r>
+      <w:r>
+        <w:rPr>
+          <w:rFonts w:ascii="宋体" w:eastAsia="宋体" w:hAnsi="宋体"/>
+          <w:sz w:val="24"/>
+          <w:szCs w:val="24"/>
+          <w:vertAlign w:val="superscript"/>
+        </w:rPr>
+        <w:instrText xml:space="preserve"> \* MERGEFORMAT </w:instrText>
+      </w:r>
+      <w:r>
+        <w:rPr>
+          <w:rFonts w:ascii="宋体" w:eastAsia="宋体" w:hAnsi="宋体"/>
+          <w:sz w:val="24"/>
+          <w:szCs w:val="24"/>
+          <w:vertAlign w:val="superscript"/>
+        </w:rPr>
+      </w:r>
+      <w:r>
+        <w:rPr>
+          <w:rFonts w:ascii="宋体" w:eastAsia="宋体" w:hAnsi="宋体"/>
+          <w:sz w:val="24"/>
+          <w:szCs w:val="24"/>
+          <w:vertAlign w:val="superscript"/>
+        </w:rPr>
+        <w:fldChar w:fldCharType="separate"/>
+      </w:r>
+      <w:r>
+        <w:rPr>
+          <w:rFonts w:ascii="宋体" w:eastAsia="宋体" w:hAnsi="宋体"/>
+          <w:sz w:val="24"/>
+          <w:szCs w:val="24"/>
+          <w:vertAlign w:val="superscript"/>
+        </w:rPr>
+        <w:t>[14]</w:t>
+      </w:r>
+      <w:r>
+        <w:rPr>
+          <w:rFonts w:ascii="宋体" w:eastAsia="宋体" w:hAnsi="宋体"/>
+          <w:sz w:val="24"/>
+          <w:szCs w:val="24"/>
+          <w:vertAlign w:val="superscript"/>
+        </w:rPr>
+        <w:fldChar w:fldCharType="end"/>
+      </w:r>
+    </w:p>
+    <w:p>
+      <w:pPr>
+        <w:pStyle w:val="2"/>
+        <w:rPr>
+          <w:rFonts w:ascii="宋体" w:eastAsia="宋体" w:hAnsi="宋体"/>
+          <w:sz w:val="28"/>
+          <w:szCs w:val="28"/>
+        </w:rPr>
+      </w:pPr>
+      <w:bookmarkStart w:id="35" w:name="_Toc96869595"/>
+      <w:bookmarkStart w:id="36" w:name="_Toc97476740"/>
+      <w:bookmarkStart w:id="37" w:name="_Toc101815735"/>
+      <w:r>
+        <w:rPr>
+          <w:rFonts w:ascii="宋体" w:eastAsia="宋体" w:hAnsi="宋体" w:hint="eastAsia"/>
+          <w:sz w:val="28"/>
+          <w:szCs w:val="28"/>
+        </w:rPr>
+        <w:t>2</w:t>
+      </w:r>
+      <w:r>
+        <w:rPr>
+          <w:rFonts w:ascii="宋体" w:eastAsia="宋体" w:hAnsi="宋体"/>
+          <w:sz w:val="28"/>
+          <w:szCs w:val="28"/>
+        </w:rPr>
+        <w:t xml:space="preserve">.7 </w:t>
+      </w:r>
+      <w:r>
+        <w:rPr>
+          <w:rFonts w:ascii="宋体" w:eastAsia="宋体" w:hAnsi="宋体" w:hint="eastAsia"/>
+          <w:sz w:val="28"/>
+          <w:szCs w:val="28"/>
+        </w:rPr>
+        <w:t>关系型数据库MyS</w:t>
+      </w:r>
+      <w:r>
+        <w:rPr>
+          <w:rFonts w:ascii="宋体" w:eastAsia="宋体" w:hAnsi="宋体"/>
+          <w:sz w:val="28"/>
+          <w:szCs w:val="28"/>
+        </w:rPr>
+        <w:t>QL</w:t>
+      </w:r>
+      <w:r>
+        <w:rPr>
+          <w:rFonts w:ascii="宋体" w:eastAsia="宋体" w:hAnsi="宋体" w:hint="eastAsia"/>
+          <w:sz w:val="28"/>
+          <w:szCs w:val="28"/>
+        </w:rPr>
+        <w:t>简介</w:t>
+      </w:r>
       <w:bookmarkEnd w:id="35"/>
       <w:bookmarkEnd w:id="36"/>
-    </w:p>
-    <w:p>
-      <w:pPr>
+      <w:bookmarkEnd w:id="37"/>
+    </w:p>
+    <w:p>
+      <w:pPr>
+        <w:spacing w:line="440" w:lineRule="exact"/>
+        <w:ind w:rightChars="-29" w:right="-61" w:firstLineChars="200" w:firstLine="480"/>
+        <w:rPr>
+          <w:rFonts w:ascii="宋体" w:eastAsia="宋体" w:hAnsi="宋体"/>
+          <w:sz w:val="24"/>
+          <w:szCs w:val="24"/>
+        </w:rPr>
+      </w:pPr>
+      <w:r>
+        <w:rPr>
+          <w:rFonts w:ascii="宋体" w:eastAsia="宋体" w:hAnsi="宋体" w:hint="eastAsia"/>
+          <w:sz w:val="24"/>
+        </w:rPr>
+        <w:t>MySQL是一个开源的SQL数据库服务器.所谓的</w:t>
+      </w:r>
+      <w:r>
+        <w:rPr>
+          <w:rFonts w:ascii="宋体" w:eastAsia="宋体" w:hAnsi="宋体"/>
+          <w:sz w:val="24"/>
+        </w:rPr>
+        <w:t>SQL</w:t>
+      </w:r>
+      <w:r>
+        <w:rPr>
+          <w:rFonts w:ascii="宋体" w:eastAsia="宋体" w:hAnsi="宋体" w:hint="eastAsia"/>
+          <w:sz w:val="24"/>
+        </w:rPr>
+        <w:t>即结构化查询语言，在很大程度上极大的简便了数据的存储、更新以及获取，使用起来十分的便利，节省了人们在获取信息时的诸多不必要的麻烦.并且MySQL运行使用多种接口，多种方式连接数据库. MySQL</w:t>
+      </w:r>
+      <w:r>
+        <w:rPr>
+          <w:rFonts w:ascii="宋体" w:eastAsia="宋体" w:hAnsi="宋体"/>
+          <w:sz w:val="24"/>
+        </w:rPr>
+        <w:t>能够根据用户不同的需求选择不同的存储引擎</w:t>
+      </w:r>
+      <w:r>
+        <w:rPr>
+          <w:rFonts w:ascii="宋体" w:eastAsia="宋体" w:hAnsi="宋体" w:hint="eastAsia"/>
+          <w:sz w:val="24"/>
+        </w:rPr>
+        <w:t>，同时</w:t>
+      </w:r>
+      <w:r>
+        <w:rPr>
+          <w:rFonts w:ascii="宋体" w:eastAsia="宋体" w:hAnsi="宋体"/>
+          <w:sz w:val="24"/>
+        </w:rPr>
+        <w:t>还</w:t>
+      </w:r>
+      <w:r>
+        <w:rPr>
+          <w:rFonts w:ascii="宋体" w:eastAsia="宋体" w:hAnsi="宋体" w:hint="eastAsia"/>
+          <w:sz w:val="24"/>
+        </w:rPr>
+        <w:t>具有很强的平台独立性，其本身可在多种操作系统下运行.</w:t>
+      </w:r>
+      <w:r>
+        <w:rPr>
+          <w:rFonts w:ascii="宋体" w:eastAsia="宋体" w:hAnsi="宋体" w:hint="eastAsia"/>
+          <w:sz w:val="24"/>
+          <w:szCs w:val="24"/>
+        </w:rPr>
+        <w:t>作为关系型数据库</w:t>
+      </w:r>
+      <w:r>
+        <w:rPr>
+          <w:rFonts w:ascii="宋体" w:eastAsia="宋体" w:hAnsi="宋体" w:hint="eastAsia"/>
+          <w:sz w:val="24"/>
+          <w:szCs w:val="24"/>
+        </w:rPr>
+        <w:lastRenderedPageBreak/>
+        <w:t>MySQL，由于其具有的开源性和跨平台性已经越来越多的被广大用户所使用</w:t>
+      </w:r>
+      <w:r>
+        <w:rPr>
+          <w:rFonts w:ascii="宋体" w:eastAsia="宋体" w:hAnsi="宋体" w:hint="eastAsia"/>
+          <w:sz w:val="24"/>
+        </w:rPr>
+        <w:t>。</w:t>
+      </w:r>
+      <w:r>
+        <w:rPr>
+          <w:rFonts w:ascii="宋体" w:eastAsia="宋体" w:hAnsi="宋体"/>
+          <w:sz w:val="24"/>
+          <w:vertAlign w:val="superscript"/>
+        </w:rPr>
+        <w:fldChar w:fldCharType="begin"/>
+      </w:r>
+      <w:r>
+        <w:rPr>
+          <w:rFonts w:ascii="宋体" w:eastAsia="宋体" w:hAnsi="宋体"/>
+          <w:sz w:val="24"/>
+          <w:vertAlign w:val="superscript"/>
+        </w:rPr>
+        <w:instrText xml:space="preserve"> </w:instrText>
+      </w:r>
+      <w:r>
+        <w:rPr>
+          <w:rFonts w:ascii="宋体" w:eastAsia="宋体" w:hAnsi="宋体" w:hint="eastAsia"/>
+          <w:sz w:val="24"/>
+          <w:vertAlign w:val="superscript"/>
+        </w:rPr>
+        <w:instrText>REF _Ref101820088 \r \h</w:instrText>
+      </w:r>
+      <w:r>
+        <w:rPr>
+          <w:rFonts w:ascii="宋体" w:eastAsia="宋体" w:hAnsi="宋体"/>
+          <w:sz w:val="24"/>
+          <w:vertAlign w:val="superscript"/>
+        </w:rPr>
+        <w:instrText xml:space="preserve"> </w:instrText>
+      </w:r>
+      <w:r>
+        <w:rPr>
+          <w:rFonts w:ascii="宋体" w:eastAsia="宋体" w:hAnsi="宋体"/>
+          <w:sz w:val="24"/>
+          <w:vertAlign w:val="superscript"/>
+        </w:rPr>
+        <w:instrText xml:space="preserve"> \* MERGEFORMAT </w:instrText>
+      </w:r>
+      <w:r>
+        <w:rPr>
+          <w:rFonts w:ascii="宋体" w:eastAsia="宋体" w:hAnsi="宋体"/>
+          <w:sz w:val="24"/>
+          <w:vertAlign w:val="superscript"/>
+        </w:rPr>
+      </w:r>
+      <w:r>
+        <w:rPr>
+          <w:rFonts w:ascii="宋体" w:eastAsia="宋体" w:hAnsi="宋体"/>
+          <w:sz w:val="24"/>
+          <w:vertAlign w:val="superscript"/>
+        </w:rPr>
+        <w:fldChar w:fldCharType="separate"/>
+      </w:r>
+      <w:r>
+        <w:rPr>
+          <w:rFonts w:ascii="宋体" w:eastAsia="宋体" w:hAnsi="宋体"/>
+          <w:sz w:val="24"/>
+          <w:vertAlign w:val="superscript"/>
+        </w:rPr>
+        <w:t>[15]</w:t>
+      </w:r>
+      <w:r>
+        <w:rPr>
+          <w:rFonts w:ascii="宋体" w:eastAsia="宋体" w:hAnsi="宋体"/>
+          <w:sz w:val="24"/>
+          <w:vertAlign w:val="superscript"/>
+        </w:rPr>
+        <w:fldChar w:fldCharType="end"/>
+      </w:r>
+    </w:p>
+    <w:p>
+      <w:pPr>
+        <w:spacing w:line="440" w:lineRule="exact"/>
         <w:ind w:firstLineChars="200" w:firstLine="480"/>
         <w:rPr>
           <w:rFonts w:ascii="宋体" w:eastAsia="宋体" w:hAnsi="宋体"/>
           <w:sz w:val="24"/>
-          <w:szCs w:val="24"/>
-        </w:rPr>
-      </w:pPr>
-      <w:r>
-        <w:rPr>
-          <w:rFonts w:ascii="宋体" w:eastAsia="宋体" w:hAnsi="宋体"/>
-          <w:sz w:val="24"/>
-          <w:szCs w:val="24"/>
-        </w:rPr>
-        <w:t>IntelliJ IDEA具有一些生产效率最高的Java代码完成功能。即使他不知道特定类，成员或任何其他资源的确切名称，它的预测算法也可以准确地假定编码人员要尝试键入的内容，并为他完成编码。</w:t>
-      </w:r>
-    </w:p>
-    <w:p>
-      <w:pPr>
-        <w:ind w:firstLineChars="200" w:firstLine="480"/>
-        <w:rPr>
-          <w:rFonts w:ascii="宋体" w:eastAsia="宋体" w:hAnsi="宋体"/>
-          <w:sz w:val="24"/>
-          <w:szCs w:val="24"/>
-        </w:rPr>
-      </w:pPr>
-      <w:r>
-        <w:rPr>
-          <w:rFonts w:ascii="宋体" w:eastAsia="宋体" w:hAnsi="宋体" w:hint="eastAsia"/>
-          <w:sz w:val="24"/>
-          <w:szCs w:val="24"/>
-        </w:rPr>
-        <w:t>I</w:t>
-      </w:r>
-      <w:r>
-        <w:rPr>
-          <w:rFonts w:ascii="宋体" w:eastAsia="宋体" w:hAnsi="宋体"/>
-          <w:sz w:val="24"/>
-          <w:szCs w:val="24"/>
-        </w:rPr>
-        <w:t>DEA</w:t>
-      </w:r>
-      <w:r>
-        <w:rPr>
-          <w:rFonts w:ascii="宋体" w:eastAsia="宋体" w:hAnsi="宋体" w:hint="eastAsia"/>
-          <w:sz w:val="24"/>
-          <w:szCs w:val="24"/>
-        </w:rPr>
-        <w:t>内置了大量开发人员工具。I</w:t>
-      </w:r>
-      <w:r>
-        <w:rPr>
-          <w:rFonts w:ascii="宋体" w:eastAsia="宋体" w:hAnsi="宋体"/>
-          <w:sz w:val="24"/>
-          <w:szCs w:val="24"/>
-        </w:rPr>
-        <w:t>DEA</w:t>
-      </w:r>
-      <w:r>
-        <w:rPr>
-          <w:rFonts w:ascii="宋体" w:eastAsia="宋体" w:hAnsi="宋体" w:hint="eastAsia"/>
-          <w:sz w:val="24"/>
-          <w:szCs w:val="24"/>
-        </w:rPr>
-        <w:t>为开发人员提供了一个了不起的工具集，其中包括反编译、Docker支持、字节码查看器、版本控制（Git、S</w:t>
-      </w:r>
-      <w:r>
-        <w:rPr>
-          <w:rFonts w:ascii="宋体" w:eastAsia="宋体" w:hAnsi="宋体"/>
-          <w:sz w:val="24"/>
-          <w:szCs w:val="24"/>
-        </w:rPr>
-        <w:t>VN</w:t>
-      </w:r>
-      <w:r>
-        <w:rPr>
-          <w:rFonts w:ascii="宋体" w:eastAsia="宋体" w:hAnsi="宋体" w:hint="eastAsia"/>
-          <w:sz w:val="24"/>
-          <w:szCs w:val="24"/>
-        </w:rPr>
-        <w:t>等）、F</w:t>
-      </w:r>
-      <w:r>
-        <w:rPr>
-          <w:rFonts w:ascii="宋体" w:eastAsia="宋体" w:hAnsi="宋体"/>
-          <w:sz w:val="24"/>
-          <w:szCs w:val="24"/>
-        </w:rPr>
-        <w:t>TP</w:t>
-      </w:r>
-      <w:r>
-        <w:rPr>
-          <w:rFonts w:ascii="宋体" w:eastAsia="宋体" w:hAnsi="宋体" w:hint="eastAsia"/>
-          <w:sz w:val="24"/>
-          <w:szCs w:val="24"/>
-        </w:rPr>
-        <w:t>、构建工具（</w:t>
-      </w:r>
-      <w:r>
-        <w:rPr>
-          <w:rFonts w:ascii="宋体" w:eastAsia="宋体" w:hAnsi="宋体"/>
-          <w:sz w:val="24"/>
-          <w:szCs w:val="24"/>
-        </w:rPr>
-        <w:t>M</w:t>
-      </w:r>
-      <w:r>
-        <w:rPr>
-          <w:rFonts w:ascii="宋体" w:eastAsia="宋体" w:hAnsi="宋体" w:hint="eastAsia"/>
-          <w:sz w:val="24"/>
-          <w:szCs w:val="24"/>
-        </w:rPr>
-        <w:t>aven、Gradle）、数据库工具等许多其它工具。</w:t>
-      </w:r>
-    </w:p>
-    <w:p>
-      <w:pPr>
-        <w:ind w:firstLineChars="200" w:firstLine="480"/>
-        <w:rPr>
-          <w:rFonts w:ascii="宋体" w:eastAsia="宋体" w:hAnsi="宋体"/>
-          <w:sz w:val="24"/>
-          <w:szCs w:val="24"/>
-        </w:rPr>
-      </w:pPr>
-      <w:r>
-        <w:rPr>
-          <w:rFonts w:ascii="宋体" w:eastAsia="宋体" w:hAnsi="宋体" w:hint="eastAsia"/>
-          <w:sz w:val="24"/>
-          <w:szCs w:val="24"/>
-        </w:rPr>
-        <w:t>I</w:t>
-      </w:r>
-      <w:r>
-        <w:rPr>
-          <w:rFonts w:ascii="宋体" w:eastAsia="宋体" w:hAnsi="宋体"/>
-          <w:sz w:val="24"/>
-          <w:szCs w:val="24"/>
-        </w:rPr>
-        <w:t>DEA</w:t>
-      </w:r>
-      <w:r>
-        <w:rPr>
-          <w:rFonts w:ascii="宋体" w:eastAsia="宋体" w:hAnsi="宋体" w:hint="eastAsia"/>
-          <w:sz w:val="24"/>
-          <w:szCs w:val="24"/>
-        </w:rPr>
-        <w:t>符合开发人员人体工程学，其以编辑者为中心的环境、万能的快捷方式、内联的调试器等，深受Java开发人员喜爱，大幅提高Java程序开发的效率。</w:t>
-      </w:r>
-      <w:r>
-        <w:rPr>
-          <w:rFonts w:ascii="宋体" w:eastAsia="宋体" w:hAnsi="宋体"/>
-          <w:sz w:val="24"/>
-          <w:szCs w:val="24"/>
-          <w:vertAlign w:val="superscript"/>
-        </w:rPr>
-        <w:fldChar w:fldCharType="begin"/>
-      </w:r>
-      <w:r>
-        <w:rPr>
-          <w:rFonts w:ascii="宋体" w:eastAsia="宋体" w:hAnsi="宋体"/>
-          <w:sz w:val="24"/>
-          <w:szCs w:val="24"/>
-          <w:vertAlign w:val="superscript"/>
-        </w:rPr>
-        <w:instrText xml:space="preserve"> </w:instrText>
-      </w:r>
-      <w:r>
-        <w:rPr>
-          <w:rFonts w:ascii="宋体" w:eastAsia="宋体" w:hAnsi="宋体" w:hint="eastAsia"/>
-          <w:sz w:val="24"/>
-          <w:szCs w:val="24"/>
-          <w:vertAlign w:val="superscript"/>
-        </w:rPr>
-        <w:instrText>REF _Ref101820071 \r \h</w:instrText>
-      </w:r>
-      <w:r>
-        <w:rPr>
-          <w:rFonts w:ascii="宋体" w:eastAsia="宋体" w:hAnsi="宋体"/>
-          <w:sz w:val="24"/>
-          <w:szCs w:val="24"/>
-          <w:vertAlign w:val="superscript"/>
-        </w:rPr>
-        <w:instrText xml:space="preserve"> </w:instrText>
-      </w:r>
-      <w:r>
-        <w:rPr>
-          <w:rFonts w:ascii="宋体" w:eastAsia="宋体" w:hAnsi="宋体"/>
-          <w:sz w:val="24"/>
-          <w:szCs w:val="24"/>
-          <w:vertAlign w:val="superscript"/>
-        </w:rPr>
-        <w:instrText xml:space="preserve"> \* MERGEFORMAT </w:instrText>
-      </w:r>
-      <w:r>
-        <w:rPr>
-          <w:rFonts w:ascii="宋体" w:eastAsia="宋体" w:hAnsi="宋体"/>
-          <w:sz w:val="24"/>
-          <w:szCs w:val="24"/>
-          <w:vertAlign w:val="superscript"/>
-        </w:rPr>
-      </w:r>
-      <w:r>
-        <w:rPr>
-          <w:rFonts w:ascii="宋体" w:eastAsia="宋体" w:hAnsi="宋体"/>
-          <w:sz w:val="24"/>
-          <w:szCs w:val="24"/>
-          <w:vertAlign w:val="superscript"/>
-        </w:rPr>
-        <w:fldChar w:fldCharType="separate"/>
-      </w:r>
-      <w:r>
-        <w:rPr>
-          <w:rFonts w:ascii="宋体" w:eastAsia="宋体" w:hAnsi="宋体"/>
-          <w:sz w:val="24"/>
-          <w:szCs w:val="24"/>
-          <w:vertAlign w:val="superscript"/>
-        </w:rPr>
-        <w:t>[14]</w:t>
-      </w:r>
-      <w:r>
-        <w:rPr>
-          <w:rFonts w:ascii="宋体" w:eastAsia="宋体" w:hAnsi="宋体"/>
-          <w:sz w:val="24"/>
-          <w:szCs w:val="24"/>
-          <w:vertAlign w:val="superscript"/>
-        </w:rPr>
-        <w:fldChar w:fldCharType="end"/>
-      </w:r>
-    </w:p>
+        </w:rPr>
+      </w:pPr>
+      <w:r>
+        <w:rPr>
+          <w:rFonts w:ascii="宋体" w:eastAsia="宋体" w:hAnsi="宋体" w:hint="eastAsia"/>
+          <w:sz w:val="24"/>
+        </w:rPr>
+        <w:t>MySQL数据库是开源的，且可以在官网中免费下载、安装比较容易.综合各方面因素我选择使用MySQL数据库进行本系统开发.</w:t>
+      </w:r>
+    </w:p>
+    <w:p/>
     <w:p>
       <w:pPr>
         <w:pStyle w:val="2"/>
@@ -7804,16 +8363,15 @@
           <w:szCs w:val="28"/>
         </w:rPr>
       </w:pPr>
-      <w:bookmarkStart w:id="37" w:name="_Toc96869595"/>
-      <w:bookmarkStart w:id="38" w:name="_Toc97476740"/>
-      <w:bookmarkStart w:id="39" w:name="_Toc101815735"/>
+      <w:bookmarkStart w:id="38" w:name="_Toc96869596"/>
+      <w:bookmarkStart w:id="39" w:name="_Toc97476741"/>
+      <w:bookmarkStart w:id="40" w:name="_Toc101815736"/>
       <w:r>
         <w:rPr>
           <w:rFonts w:ascii="宋体" w:eastAsia="宋体" w:hAnsi="宋体" w:hint="eastAsia"/>
           <w:sz w:val="28"/>
           <w:szCs w:val="28"/>
         </w:rPr>
-        <w:lastRenderedPageBreak/>
         <w:t>2</w:t>
       </w:r>
       <w:r>
@@ -7822,7 +8380,7 @@
           <w:sz w:val="28"/>
           <w:szCs w:val="28"/>
         </w:rPr>
-        <w:t xml:space="preserve">.7 </w:t>
+        <w:t xml:space="preserve">.8 </w:t>
       </w:r>
       <w:r>
         <w:rPr>
@@ -7830,231 +8388,11 @@
           <w:sz w:val="28"/>
           <w:szCs w:val="28"/>
         </w:rPr>
-        <w:t>关系型数据库MyS</w:t>
-      </w:r>
-      <w:r>
-        <w:rPr>
-          <w:rFonts w:ascii="宋体" w:eastAsia="宋体" w:hAnsi="宋体"/>
-          <w:sz w:val="28"/>
-          <w:szCs w:val="28"/>
-        </w:rPr>
-        <w:t>QL</w:t>
-      </w:r>
-      <w:r>
-        <w:rPr>
-          <w:rFonts w:ascii="宋体" w:eastAsia="宋体" w:hAnsi="宋体" w:hint="eastAsia"/>
-          <w:sz w:val="28"/>
-          <w:szCs w:val="28"/>
-        </w:rPr>
-        <w:t>简介</w:t>
-      </w:r>
-      <w:bookmarkEnd w:id="37"/>
+        <w:t>非关系型数据库Redis简介</w:t>
+      </w:r>
       <w:bookmarkEnd w:id="38"/>
       <w:bookmarkEnd w:id="39"/>
-    </w:p>
-    <w:p>
-      <w:pPr>
-        <w:spacing w:line="440" w:lineRule="exact"/>
-        <w:ind w:rightChars="-29" w:right="-61" w:firstLineChars="200" w:firstLine="480"/>
-        <w:rPr>
-          <w:rFonts w:ascii="宋体" w:eastAsia="宋体" w:hAnsi="宋体"/>
-          <w:sz w:val="24"/>
-          <w:szCs w:val="24"/>
-        </w:rPr>
-      </w:pPr>
-      <w:r>
-        <w:rPr>
-          <w:rFonts w:ascii="宋体" w:eastAsia="宋体" w:hAnsi="宋体" w:hint="eastAsia"/>
-          <w:sz w:val="24"/>
-        </w:rPr>
-        <w:t>MySQL是一个开源的SQL数据库服务器.所谓的</w:t>
-      </w:r>
-      <w:r>
-        <w:rPr>
-          <w:rFonts w:ascii="宋体" w:eastAsia="宋体" w:hAnsi="宋体"/>
-          <w:sz w:val="24"/>
-        </w:rPr>
-        <w:t>SQL</w:t>
-      </w:r>
-      <w:r>
-        <w:rPr>
-          <w:rFonts w:ascii="宋体" w:eastAsia="宋体" w:hAnsi="宋体" w:hint="eastAsia"/>
-          <w:sz w:val="24"/>
-        </w:rPr>
-        <w:t>即结构化查询语言，在很大程度上极大的简便了数据的存储、更新以及获取，使用起来十分的便利，节省了人们在获取信息时的诸多不必要的麻烦.并且MySQL运行使用多种接口，多种方式连接数据库. MySQL</w:t>
-      </w:r>
-      <w:r>
-        <w:rPr>
-          <w:rFonts w:ascii="宋体" w:eastAsia="宋体" w:hAnsi="宋体"/>
-          <w:sz w:val="24"/>
-        </w:rPr>
-        <w:t>能够根据用户不同的需求选择不同的存储引擎</w:t>
-      </w:r>
-      <w:r>
-        <w:rPr>
-          <w:rFonts w:ascii="宋体" w:eastAsia="宋体" w:hAnsi="宋体" w:hint="eastAsia"/>
-          <w:sz w:val="24"/>
-        </w:rPr>
-        <w:t>，同时</w:t>
-      </w:r>
-      <w:r>
-        <w:rPr>
-          <w:rFonts w:ascii="宋体" w:eastAsia="宋体" w:hAnsi="宋体"/>
-          <w:sz w:val="24"/>
-        </w:rPr>
-        <w:t>还</w:t>
-      </w:r>
-      <w:r>
-        <w:rPr>
-          <w:rFonts w:ascii="宋体" w:eastAsia="宋体" w:hAnsi="宋体" w:hint="eastAsia"/>
-          <w:sz w:val="24"/>
-        </w:rPr>
-        <w:t>具有很强的平台独立性，其本身可在多种操作系统下运行.</w:t>
-      </w:r>
-      <w:r>
-        <w:rPr>
-          <w:rFonts w:ascii="宋体" w:eastAsia="宋体" w:hAnsi="宋体" w:hint="eastAsia"/>
-          <w:sz w:val="24"/>
-          <w:szCs w:val="24"/>
-        </w:rPr>
-        <w:t>作为关系型数据库MySQL，由于其具有的开源性和跨平台性已经越来越多的被广大用户所使用</w:t>
-      </w:r>
-      <w:r>
-        <w:rPr>
-          <w:rFonts w:ascii="宋体" w:eastAsia="宋体" w:hAnsi="宋体" w:hint="eastAsia"/>
-          <w:sz w:val="24"/>
-        </w:rPr>
-        <w:t>。</w:t>
-      </w:r>
-      <w:r>
-        <w:rPr>
-          <w:rFonts w:ascii="宋体" w:eastAsia="宋体" w:hAnsi="宋体"/>
-          <w:sz w:val="24"/>
-          <w:vertAlign w:val="superscript"/>
-        </w:rPr>
-        <w:fldChar w:fldCharType="begin"/>
-      </w:r>
-      <w:r>
-        <w:rPr>
-          <w:rFonts w:ascii="宋体" w:eastAsia="宋体" w:hAnsi="宋体"/>
-          <w:sz w:val="24"/>
-          <w:vertAlign w:val="superscript"/>
-        </w:rPr>
-        <w:instrText xml:space="preserve"> </w:instrText>
-      </w:r>
-      <w:r>
-        <w:rPr>
-          <w:rFonts w:ascii="宋体" w:eastAsia="宋体" w:hAnsi="宋体" w:hint="eastAsia"/>
-          <w:sz w:val="24"/>
-          <w:vertAlign w:val="superscript"/>
-        </w:rPr>
-        <w:instrText>REF _Ref101820088 \r \h</w:instrText>
-      </w:r>
-      <w:r>
-        <w:rPr>
-          <w:rFonts w:ascii="宋体" w:eastAsia="宋体" w:hAnsi="宋体"/>
-          <w:sz w:val="24"/>
-          <w:vertAlign w:val="superscript"/>
-        </w:rPr>
-        <w:instrText xml:space="preserve"> </w:instrText>
-      </w:r>
-      <w:r>
-        <w:rPr>
-          <w:rFonts w:ascii="宋体" w:eastAsia="宋体" w:hAnsi="宋体"/>
-          <w:sz w:val="24"/>
-          <w:vertAlign w:val="superscript"/>
-        </w:rPr>
-        <w:instrText xml:space="preserve"> \* MERGEFORMAT </w:instrText>
-      </w:r>
-      <w:r>
-        <w:rPr>
-          <w:rFonts w:ascii="宋体" w:eastAsia="宋体" w:hAnsi="宋体"/>
-          <w:sz w:val="24"/>
-          <w:vertAlign w:val="superscript"/>
-        </w:rPr>
-      </w:r>
-      <w:r>
-        <w:rPr>
-          <w:rFonts w:ascii="宋体" w:eastAsia="宋体" w:hAnsi="宋体"/>
-          <w:sz w:val="24"/>
-          <w:vertAlign w:val="superscript"/>
-        </w:rPr>
-        <w:fldChar w:fldCharType="separate"/>
-      </w:r>
-      <w:r>
-        <w:rPr>
-          <w:rFonts w:ascii="宋体" w:eastAsia="宋体" w:hAnsi="宋体"/>
-          <w:sz w:val="24"/>
-          <w:vertAlign w:val="superscript"/>
-        </w:rPr>
-        <w:t>[15]</w:t>
-      </w:r>
-      <w:r>
-        <w:rPr>
-          <w:rFonts w:ascii="宋体" w:eastAsia="宋体" w:hAnsi="宋体"/>
-          <w:sz w:val="24"/>
-          <w:vertAlign w:val="superscript"/>
-        </w:rPr>
-        <w:fldChar w:fldCharType="end"/>
-      </w:r>
-    </w:p>
-    <w:p>
-      <w:pPr>
-        <w:spacing w:line="440" w:lineRule="exact"/>
-        <w:ind w:firstLineChars="200" w:firstLine="480"/>
-        <w:rPr>
-          <w:rFonts w:ascii="宋体" w:eastAsia="宋体" w:hAnsi="宋体"/>
-          <w:sz w:val="24"/>
-        </w:rPr>
-      </w:pPr>
-      <w:r>
-        <w:rPr>
-          <w:rFonts w:ascii="宋体" w:eastAsia="宋体" w:hAnsi="宋体" w:hint="eastAsia"/>
-          <w:sz w:val="24"/>
-        </w:rPr>
-        <w:t>MySQL数据库是开源的，且可以在官网中免费下载、安装比较容易.综合各方面因素我选择使用MySQL数据库进行本系统开发.</w:t>
-      </w:r>
-    </w:p>
-    <w:p/>
-    <w:p>
-      <w:pPr>
-        <w:pStyle w:val="2"/>
-        <w:rPr>
-          <w:rFonts w:ascii="宋体" w:eastAsia="宋体" w:hAnsi="宋体"/>
-          <w:sz w:val="28"/>
-          <w:szCs w:val="28"/>
-        </w:rPr>
-      </w:pPr>
-      <w:bookmarkStart w:id="40" w:name="_Toc96869596"/>
-      <w:bookmarkStart w:id="41" w:name="_Toc97476741"/>
-      <w:bookmarkStart w:id="42" w:name="_Toc101815736"/>
-      <w:r>
-        <w:rPr>
-          <w:rFonts w:ascii="宋体" w:eastAsia="宋体" w:hAnsi="宋体" w:hint="eastAsia"/>
-          <w:sz w:val="28"/>
-          <w:szCs w:val="28"/>
-        </w:rPr>
-        <w:t>2</w:t>
-      </w:r>
-      <w:r>
-        <w:rPr>
-          <w:rFonts w:ascii="宋体" w:eastAsia="宋体" w:hAnsi="宋体"/>
-          <w:sz w:val="28"/>
-          <w:szCs w:val="28"/>
-        </w:rPr>
-        <w:t xml:space="preserve">.8 </w:t>
-      </w:r>
-      <w:r>
-        <w:rPr>
-          <w:rFonts w:ascii="宋体" w:eastAsia="宋体" w:hAnsi="宋体" w:hint="eastAsia"/>
-          <w:sz w:val="28"/>
-          <w:szCs w:val="28"/>
-        </w:rPr>
-        <w:t>非关系型数据库Redis简介</w:t>
-      </w:r>
       <w:bookmarkEnd w:id="40"/>
-      <w:bookmarkEnd w:id="41"/>
-      <w:bookmarkEnd w:id="42"/>
     </w:p>
     <w:p>
       <w:pPr>
@@ -8505,16 +8843,7 @@
           <w:sz w:val="24"/>
           <w:szCs w:val="24"/>
         </w:rPr>
-        <w:t>edis的存在，使得系统能够从单节点的项目拓展成为一</w:t>
-      </w:r>
-      <w:r>
-        <w:rPr>
-          <w:rFonts w:ascii="宋体" w:eastAsia="宋体" w:hAnsi="宋体" w:hint="eastAsia"/>
-          <w:sz w:val="24"/>
-          <w:szCs w:val="24"/>
-        </w:rPr>
-        <w:lastRenderedPageBreak/>
-        <w:t>个多节点的集群项目，也使得项目可以经受起高并发的挑战，同时减轻项目服务器和数据库服务器的压力。</w:t>
+        <w:t>edis的存在，使得系统能够从单节点的项目拓展成为一个多节点的集群项目，也使得项目可以经受起高并发的挑战，同时减轻项目服务器和数据库服务器的压力。</w:t>
       </w:r>
     </w:p>
     <w:p>
@@ -8527,15 +8856,16 @@
           <w:szCs w:val="30"/>
         </w:rPr>
       </w:pPr>
-      <w:bookmarkStart w:id="43" w:name="_Toc96869597"/>
-      <w:bookmarkStart w:id="44" w:name="_Toc97476742"/>
-      <w:bookmarkStart w:id="45" w:name="_Toc101815737"/>
+      <w:bookmarkStart w:id="41" w:name="_Toc96869597"/>
+      <w:bookmarkStart w:id="42" w:name="_Toc97476742"/>
+      <w:bookmarkStart w:id="43" w:name="_Toc101815737"/>
       <w:r>
         <w:rPr>
           <w:rFonts w:ascii="宋体" w:eastAsia="宋体" w:hAnsi="宋体" w:hint="eastAsia"/>
           <w:sz w:val="30"/>
           <w:szCs w:val="30"/>
         </w:rPr>
+        <w:lastRenderedPageBreak/>
         <w:t>3</w:t>
       </w:r>
       <w:r>
@@ -8554,12 +8884,268 @@
         </w:rPr>
         <w:t>系统分析</w:t>
       </w:r>
+      <w:bookmarkEnd w:id="41"/>
+      <w:bookmarkEnd w:id="42"/>
       <w:bookmarkEnd w:id="43"/>
+    </w:p>
+    <w:p>
+      <w:pPr>
+        <w:pStyle w:val="2"/>
+        <w:rPr>
+          <w:rFonts w:ascii="宋体" w:eastAsia="宋体" w:hAnsi="宋体"/>
+          <w:sz w:val="28"/>
+          <w:szCs w:val="28"/>
+        </w:rPr>
+      </w:pPr>
+      <w:bookmarkStart w:id="44" w:name="_Toc97476751"/>
+      <w:bookmarkStart w:id="45" w:name="_Toc101815738"/>
+      <w:r>
+        <w:rPr>
+          <w:rFonts w:ascii="宋体" w:eastAsia="宋体" w:hAnsi="宋体"/>
+          <w:sz w:val="28"/>
+          <w:szCs w:val="28"/>
+        </w:rPr>
+        <w:t>3</w:t>
+      </w:r>
+      <w:r>
+        <w:rPr>
+          <w:rFonts w:ascii="宋体" w:eastAsia="宋体" w:hAnsi="宋体"/>
+          <w:sz w:val="28"/>
+          <w:szCs w:val="28"/>
+        </w:rPr>
+        <w:t>.1</w:t>
+      </w:r>
+      <w:r>
+        <w:rPr>
+          <w:rFonts w:ascii="宋体" w:eastAsia="宋体" w:hAnsi="宋体" w:hint="eastAsia"/>
+          <w:sz w:val="28"/>
+          <w:szCs w:val="28"/>
+        </w:rPr>
+        <w:t>系统需</w:t>
+      </w:r>
+      <w:r>
+        <w:rPr>
+          <w:rStyle w:val="20"/>
+          <w:rFonts w:ascii="宋体" w:eastAsia="宋体" w:hAnsi="宋体"/>
+          <w:sz w:val="28"/>
+          <w:szCs w:val="28"/>
+        </w:rPr>
+        <w:t>求分析</w:t>
+      </w:r>
       <w:bookmarkEnd w:id="44"/>
       <w:bookmarkEnd w:id="45"/>
     </w:p>
     <w:p>
       <w:pPr>
+        <w:pStyle w:val="3"/>
+      </w:pPr>
+      <w:bookmarkStart w:id="46" w:name="_Toc97476752"/>
+      <w:bookmarkStart w:id="47" w:name="_Toc101815739"/>
+      <w:r>
+        <w:t xml:space="preserve">3.1.1 </w:t>
+      </w:r>
+      <w:r>
+        <w:rPr>
+          <w:rFonts w:hint="eastAsia"/>
+        </w:rPr>
+        <w:t>功能需求</w:t>
+      </w:r>
+      <w:bookmarkEnd w:id="46"/>
+      <w:bookmarkEnd w:id="47"/>
+    </w:p>
+    <w:p>
+      <w:pPr>
+        <w:ind w:firstLineChars="200" w:firstLine="480"/>
+        <w:rPr>
+          <w:rFonts w:ascii="宋体" w:eastAsia="宋体" w:hAnsi="宋体"/>
+          <w:sz w:val="24"/>
+          <w:szCs w:val="24"/>
+        </w:rPr>
+      </w:pPr>
+      <w:r>
+        <w:rPr>
+          <w:rFonts w:ascii="宋体" w:eastAsia="宋体" w:hAnsi="宋体" w:hint="eastAsia"/>
+          <w:sz w:val="24"/>
+          <w:szCs w:val="24"/>
+        </w:rPr>
+        <w:t>校园论坛系统的功能需求主要包括以下几个方面</w:t>
+      </w:r>
+      <w:r>
+        <w:rPr>
+          <w:rFonts w:ascii="宋体" w:eastAsia="宋体" w:hAnsi="宋体"/>
+          <w:sz w:val="24"/>
+          <w:szCs w:val="24"/>
+        </w:rPr>
+        <w:t>:它可以提供校园论坛的注册新用户、登录</w:t>
+      </w:r>
+      <w:r>
+        <w:rPr>
+          <w:rFonts w:ascii="宋体" w:eastAsia="宋体" w:hAnsi="宋体" w:hint="eastAsia"/>
+          <w:sz w:val="24"/>
+          <w:szCs w:val="24"/>
+        </w:rPr>
+        <w:t>、</w:t>
+      </w:r>
+      <w:r>
+        <w:rPr>
+          <w:rFonts w:ascii="宋体" w:eastAsia="宋体" w:hAnsi="宋体"/>
+          <w:sz w:val="24"/>
+          <w:szCs w:val="24"/>
+        </w:rPr>
+        <w:t>浏览主题、发布回复主题、修改个人资料、</w:t>
+      </w:r>
+      <w:r>
+        <w:rPr>
+          <w:rFonts w:ascii="宋体" w:eastAsia="宋体" w:hAnsi="宋体" w:hint="eastAsia"/>
+          <w:sz w:val="24"/>
+          <w:szCs w:val="24"/>
+        </w:rPr>
+        <w:t>删除帖子等功能。本论坛使用</w:t>
+      </w:r>
+      <w:r>
+        <w:rPr>
+          <w:rFonts w:ascii="宋体" w:eastAsia="宋体" w:hAnsi="宋体"/>
+          <w:sz w:val="24"/>
+          <w:szCs w:val="24"/>
+        </w:rPr>
+        <w:t>J</w:t>
+      </w:r>
+      <w:r>
+        <w:rPr>
+          <w:rFonts w:ascii="宋体" w:eastAsia="宋体" w:hAnsi="宋体" w:hint="eastAsia"/>
+          <w:sz w:val="24"/>
+          <w:szCs w:val="24"/>
+        </w:rPr>
+        <w:t>ava</w:t>
+      </w:r>
+      <w:r>
+        <w:rPr>
+          <w:rFonts w:ascii="宋体" w:eastAsia="宋体" w:hAnsi="宋体"/>
+          <w:sz w:val="24"/>
+          <w:szCs w:val="24"/>
+        </w:rPr>
+        <w:t>作为主体语言，主要有:用户管理、论坛发帖管理、论坛回帖、论坛帖子管理等。下面将使</w:t>
+      </w:r>
+      <w:r>
+        <w:rPr>
+          <w:rFonts w:ascii="宋体" w:eastAsia="宋体" w:hAnsi="宋体" w:hint="eastAsia"/>
+          <w:sz w:val="24"/>
+          <w:szCs w:val="24"/>
+        </w:rPr>
+        <w:t>用用例说明。</w:t>
+      </w:r>
+    </w:p>
+    <w:p>
+      <w:pPr>
+        <w:pStyle w:val="3"/>
+      </w:pPr>
+      <w:bookmarkStart w:id="48" w:name="_Toc97476753"/>
+      <w:bookmarkStart w:id="49" w:name="_Toc101815740"/>
+      <w:r>
+        <w:t xml:space="preserve">3.1.2 </w:t>
+      </w:r>
+      <w:r>
+        <w:rPr>
+          <w:rFonts w:hint="eastAsia"/>
+        </w:rPr>
+        <w:t>性能需求</w:t>
+      </w:r>
+      <w:bookmarkEnd w:id="48"/>
+      <w:bookmarkEnd w:id="49"/>
+    </w:p>
+    <w:p>
+      <w:pPr>
+        <w:ind w:firstLineChars="200" w:firstLine="480"/>
+        <w:rPr>
+          <w:rFonts w:ascii="宋体" w:eastAsia="宋体" w:hAnsi="宋体"/>
+          <w:sz w:val="24"/>
+          <w:szCs w:val="24"/>
+        </w:rPr>
+      </w:pPr>
+      <w:r>
+        <w:rPr>
+          <w:rFonts w:ascii="宋体" w:eastAsia="宋体" w:hAnsi="宋体" w:hint="eastAsia"/>
+          <w:sz w:val="24"/>
+          <w:szCs w:val="24"/>
+        </w:rPr>
+        <w:t>首先安全性</w:t>
+      </w:r>
+      <w:r>
+        <w:rPr>
+          <w:rFonts w:ascii="宋体" w:eastAsia="宋体" w:hAnsi="宋体"/>
+          <w:sz w:val="24"/>
+          <w:szCs w:val="24"/>
+        </w:rPr>
+        <w:t>:保证用户在登陆过程中的任何一个环节的安全性，如密码保护，用户名盗用，个人信息的泄露等;其次时间性:浏览页面时</w:t>
+      </w:r>
+      <w:r>
+        <w:rPr>
+          <w:rFonts w:ascii="宋体" w:eastAsia="宋体" w:hAnsi="宋体" w:hint="eastAsia"/>
+          <w:sz w:val="24"/>
+          <w:szCs w:val="24"/>
+        </w:rPr>
+        <w:t>间</w:t>
+      </w:r>
+      <w:r>
+        <w:rPr>
+          <w:rFonts w:ascii="宋体" w:eastAsia="宋体" w:hAnsi="宋体"/>
+          <w:sz w:val="24"/>
+          <w:szCs w:val="24"/>
+        </w:rPr>
+        <w:t>:小于1秒;更新数据文件时间:小于100毫秒;再次可靠性:考虑到用户忘记密码，则给用户提供密码保护功能以保证在忘记密码的时候给</w:t>
+      </w:r>
+      <w:r>
+        <w:rPr>
+          <w:rFonts w:ascii="宋体" w:eastAsia="宋体" w:hAnsi="宋体" w:hint="eastAsia"/>
+          <w:sz w:val="24"/>
+          <w:szCs w:val="24"/>
+        </w:rPr>
+        <w:t>予帮助</w:t>
+      </w:r>
+      <w:r>
+        <w:rPr>
+          <w:rFonts w:ascii="宋体" w:eastAsia="宋体" w:hAnsi="宋体"/>
+          <w:sz w:val="24"/>
+          <w:szCs w:val="24"/>
+        </w:rPr>
+        <w:t>;最后系统容量:数据库可存储5年的用户信息以及3个月的论坛文章(发帖，回复等)，允许</w:t>
+      </w:r>
+      <w:r>
+        <w:rPr>
+          <w:rFonts w:ascii="宋体" w:eastAsia="宋体" w:hAnsi="宋体" w:hint="eastAsia"/>
+          <w:sz w:val="24"/>
+          <w:szCs w:val="24"/>
+        </w:rPr>
+        <w:t>5</w:t>
+      </w:r>
+      <w:r>
+        <w:rPr>
+          <w:rFonts w:ascii="宋体" w:eastAsia="宋体" w:hAnsi="宋体"/>
+          <w:sz w:val="24"/>
+          <w:szCs w:val="24"/>
+        </w:rPr>
+        <w:t>000个终端同时工作</w:t>
+      </w:r>
+      <w:r>
+        <w:rPr>
+          <w:rFonts w:ascii="宋体" w:eastAsia="宋体" w:hAnsi="宋体" w:hint="eastAsia"/>
+          <w:sz w:val="24"/>
+          <w:szCs w:val="24"/>
+        </w:rPr>
+        <w:t>，并且需要考虑多用户高并发请求情况</w:t>
+      </w:r>
+      <w:r>
+        <w:rPr>
+          <w:rFonts w:ascii="宋体" w:eastAsia="宋体" w:hAnsi="宋体"/>
+          <w:sz w:val="24"/>
+          <w:szCs w:val="24"/>
+        </w:rPr>
+        <w:t>。</w:t>
+      </w:r>
+    </w:p>
+    <w:p/>
+    <w:p>
+      <w:pPr>
         <w:pStyle w:val="2"/>
         <w:rPr>
           <w:rFonts w:ascii="宋体" w:eastAsia="宋体" w:hAnsi="宋体"/>
@@ -8567,11 +9153,12 @@
           <w:szCs w:val="28"/>
         </w:rPr>
       </w:pPr>
-      <w:bookmarkStart w:id="46" w:name="_Toc97476751"/>
-      <w:bookmarkStart w:id="47" w:name="_Toc101815738"/>
-      <w:r>
-        <w:rPr>
-          <w:rFonts w:ascii="宋体" w:eastAsia="宋体" w:hAnsi="宋体"/>
+      <w:bookmarkStart w:id="50" w:name="_Toc96869598"/>
+      <w:bookmarkStart w:id="51" w:name="_Toc97476743"/>
+      <w:bookmarkStart w:id="52" w:name="_Toc101815741"/>
+      <w:r>
+        <w:rPr>
+          <w:rFonts w:ascii="宋体" w:eastAsia="宋体" w:hAnsi="宋体" w:hint="eastAsia"/>
           <w:sz w:val="28"/>
           <w:szCs w:val="28"/>
         </w:rPr>
@@ -8583,292 +9170,35 @@
           <w:sz w:val="28"/>
           <w:szCs w:val="28"/>
         </w:rPr>
-        <w:t>.1</w:t>
-      </w:r>
-      <w:r>
-        <w:rPr>
-          <w:rFonts w:ascii="宋体" w:eastAsia="宋体" w:hAnsi="宋体" w:hint="eastAsia"/>
+        <w:t>.</w:t>
+      </w:r>
+      <w:r>
+        <w:rPr>
+          <w:rFonts w:ascii="宋体" w:eastAsia="宋体" w:hAnsi="宋体"/>
           <w:sz w:val="28"/>
           <w:szCs w:val="28"/>
         </w:rPr>
-        <w:t>系统需</w:t>
-      </w:r>
-      <w:r>
-        <w:rPr>
-          <w:rStyle w:val="20"/>
+        <w:t>2</w:t>
+      </w:r>
+      <w:r>
+        <w:rPr>
           <w:rFonts w:ascii="宋体" w:eastAsia="宋体" w:hAnsi="宋体"/>
           <w:sz w:val="28"/>
           <w:szCs w:val="28"/>
         </w:rPr>
-        <w:t>求分析</w:t>
-      </w:r>
-      <w:bookmarkEnd w:id="46"/>
-      <w:bookmarkEnd w:id="47"/>
-    </w:p>
-    <w:p>
-      <w:pPr>
-        <w:pStyle w:val="3"/>
-      </w:pPr>
-      <w:bookmarkStart w:id="48" w:name="_Toc97476752"/>
-      <w:bookmarkStart w:id="49" w:name="_Toc101815739"/>
-      <w:r>
-        <w:t xml:space="preserve">3.1.1 </w:t>
-      </w:r>
-      <w:r>
-        <w:rPr>
-          <w:rFonts w:hint="eastAsia"/>
-        </w:rPr>
-        <w:t>功能需求</w:t>
-      </w:r>
-      <w:bookmarkEnd w:id="48"/>
-      <w:bookmarkEnd w:id="49"/>
-    </w:p>
-    <w:p>
-      <w:pPr>
-        <w:ind w:firstLineChars="200" w:firstLine="480"/>
-        <w:rPr>
-          <w:rFonts w:ascii="宋体" w:eastAsia="宋体" w:hAnsi="宋体"/>
-          <w:sz w:val="24"/>
-          <w:szCs w:val="24"/>
-        </w:rPr>
-      </w:pPr>
-      <w:r>
-        <w:rPr>
-          <w:rFonts w:ascii="宋体" w:eastAsia="宋体" w:hAnsi="宋体" w:hint="eastAsia"/>
-          <w:sz w:val="24"/>
-          <w:szCs w:val="24"/>
-        </w:rPr>
-        <w:t>校园论坛系统的功能需求主要包括以下几个方面</w:t>
-      </w:r>
-      <w:r>
-        <w:rPr>
-          <w:rFonts w:ascii="宋体" w:eastAsia="宋体" w:hAnsi="宋体"/>
-          <w:sz w:val="24"/>
-          <w:szCs w:val="24"/>
-        </w:rPr>
-        <w:t>:它可以提供校园论坛的注册新用户、登录</w:t>
-      </w:r>
-      <w:r>
-        <w:rPr>
-          <w:rFonts w:ascii="宋体" w:eastAsia="宋体" w:hAnsi="宋体" w:hint="eastAsia"/>
-          <w:sz w:val="24"/>
-          <w:szCs w:val="24"/>
-        </w:rPr>
-        <w:t>、</w:t>
-      </w:r>
-      <w:r>
-        <w:rPr>
-          <w:rFonts w:ascii="宋体" w:eastAsia="宋体" w:hAnsi="宋体"/>
-          <w:sz w:val="24"/>
-          <w:szCs w:val="24"/>
-        </w:rPr>
-        <w:t>浏览主题、发布回复主题、修改个人资料、</w:t>
-      </w:r>
-      <w:r>
-        <w:rPr>
-          <w:rFonts w:ascii="宋体" w:eastAsia="宋体" w:hAnsi="宋体" w:hint="eastAsia"/>
-          <w:sz w:val="24"/>
-          <w:szCs w:val="24"/>
-        </w:rPr>
-        <w:t>删除帖子等功能。本论坛使用</w:t>
-      </w:r>
-      <w:r>
-        <w:rPr>
-          <w:rFonts w:ascii="宋体" w:eastAsia="宋体" w:hAnsi="宋体"/>
-          <w:sz w:val="24"/>
-          <w:szCs w:val="24"/>
-        </w:rPr>
-        <w:t>J</w:t>
-      </w:r>
-      <w:r>
-        <w:rPr>
-          <w:rFonts w:ascii="宋体" w:eastAsia="宋体" w:hAnsi="宋体" w:hint="eastAsia"/>
-          <w:sz w:val="24"/>
-          <w:szCs w:val="24"/>
-        </w:rPr>
-        <w:t>ava</w:t>
-      </w:r>
-      <w:r>
-        <w:rPr>
-          <w:rFonts w:ascii="宋体" w:eastAsia="宋体" w:hAnsi="宋体"/>
-          <w:sz w:val="24"/>
-          <w:szCs w:val="24"/>
-        </w:rPr>
-        <w:t>作为主体语言，主要有:用户管理、论坛发帖管理、论坛回帖、论坛帖子管理等。下面将使</w:t>
-      </w:r>
-      <w:r>
-        <w:rPr>
-          <w:rFonts w:ascii="宋体" w:eastAsia="宋体" w:hAnsi="宋体" w:hint="eastAsia"/>
-          <w:sz w:val="24"/>
-          <w:szCs w:val="24"/>
-        </w:rPr>
-        <w:t>用用例说明。</w:t>
-      </w:r>
-    </w:p>
-    <w:p>
-      <w:pPr>
-        <w:pStyle w:val="3"/>
-      </w:pPr>
-      <w:bookmarkStart w:id="50" w:name="_Toc97476753"/>
-      <w:bookmarkStart w:id="51" w:name="_Toc101815740"/>
-      <w:r>
-        <w:t xml:space="preserve">3.1.2 </w:t>
-      </w:r>
-      <w:r>
-        <w:rPr>
-          <w:rFonts w:hint="eastAsia"/>
-        </w:rPr>
-        <w:t>性能需求</w:t>
+        <w:t xml:space="preserve"> </w:t>
+      </w:r>
+      <w:r>
+        <w:rPr>
+          <w:rFonts w:ascii="宋体" w:eastAsia="宋体" w:hAnsi="宋体" w:hint="eastAsia"/>
+          <w:sz w:val="28"/>
+          <w:szCs w:val="28"/>
+        </w:rPr>
+        <w:t>可行性分析</w:t>
       </w:r>
       <w:bookmarkEnd w:id="50"/>
       <w:bookmarkEnd w:id="51"/>
-    </w:p>
-    <w:p>
-      <w:pPr>
-        <w:ind w:firstLineChars="200" w:firstLine="480"/>
-        <w:rPr>
-          <w:rFonts w:ascii="宋体" w:eastAsia="宋体" w:hAnsi="宋体"/>
-          <w:sz w:val="24"/>
-          <w:szCs w:val="24"/>
-        </w:rPr>
-      </w:pPr>
-      <w:r>
-        <w:rPr>
-          <w:rFonts w:ascii="宋体" w:eastAsia="宋体" w:hAnsi="宋体" w:hint="eastAsia"/>
-          <w:sz w:val="24"/>
-          <w:szCs w:val="24"/>
-        </w:rPr>
-        <w:t>首先安全性</w:t>
-      </w:r>
-      <w:r>
-        <w:rPr>
-          <w:rFonts w:ascii="宋体" w:eastAsia="宋体" w:hAnsi="宋体"/>
-          <w:sz w:val="24"/>
-          <w:szCs w:val="24"/>
-        </w:rPr>
-        <w:t>:保证用户在登陆过程中的任何一个环节的安全性，如密码保护，用户名盗用，个人信息的泄露等;其次时间性:浏览页面时</w:t>
-      </w:r>
-      <w:r>
-        <w:rPr>
-          <w:rFonts w:ascii="宋体" w:eastAsia="宋体" w:hAnsi="宋体" w:hint="eastAsia"/>
-          <w:sz w:val="24"/>
-          <w:szCs w:val="24"/>
-        </w:rPr>
-        <w:t>间</w:t>
-      </w:r>
-      <w:r>
-        <w:rPr>
-          <w:rFonts w:ascii="宋体" w:eastAsia="宋体" w:hAnsi="宋体"/>
-          <w:sz w:val="24"/>
-          <w:szCs w:val="24"/>
-        </w:rPr>
-        <w:t>:小于1秒;更新数据文件时间:小于100毫秒;再次可靠性:考虑到用户忘记密码，则给用户提供密码保护功能以保证在忘记密码的时候给</w:t>
-      </w:r>
-      <w:r>
-        <w:rPr>
-          <w:rFonts w:ascii="宋体" w:eastAsia="宋体" w:hAnsi="宋体" w:hint="eastAsia"/>
-          <w:sz w:val="24"/>
-          <w:szCs w:val="24"/>
-        </w:rPr>
-        <w:t>予帮助</w:t>
-      </w:r>
-      <w:r>
-        <w:rPr>
-          <w:rFonts w:ascii="宋体" w:eastAsia="宋体" w:hAnsi="宋体"/>
-          <w:sz w:val="24"/>
-          <w:szCs w:val="24"/>
-        </w:rPr>
-        <w:t>;最后系统容量:数据库可存储5年的用户信息以及3个月的论坛文章(发帖，回复等)，允许</w:t>
-      </w:r>
-      <w:r>
-        <w:rPr>
-          <w:rFonts w:ascii="宋体" w:eastAsia="宋体" w:hAnsi="宋体" w:hint="eastAsia"/>
-          <w:sz w:val="24"/>
-          <w:szCs w:val="24"/>
-        </w:rPr>
-        <w:t>5</w:t>
-      </w:r>
-      <w:r>
-        <w:rPr>
-          <w:rFonts w:ascii="宋体" w:eastAsia="宋体" w:hAnsi="宋体"/>
-          <w:sz w:val="24"/>
-          <w:szCs w:val="24"/>
-        </w:rPr>
-        <w:t>000个终端同时工作</w:t>
-      </w:r>
-      <w:r>
-        <w:rPr>
-          <w:rFonts w:ascii="宋体" w:eastAsia="宋体" w:hAnsi="宋体" w:hint="eastAsia"/>
-          <w:sz w:val="24"/>
-          <w:szCs w:val="24"/>
-        </w:rPr>
-        <w:t>，并且需要考虑多用户高并发请求情况</w:t>
-      </w:r>
-      <w:r>
-        <w:rPr>
-          <w:rFonts w:ascii="宋体" w:eastAsia="宋体" w:hAnsi="宋体"/>
-          <w:sz w:val="24"/>
-          <w:szCs w:val="24"/>
-        </w:rPr>
-        <w:t>。</w:t>
-      </w:r>
-    </w:p>
-    <w:p/>
-    <w:p>
-      <w:pPr>
-        <w:pStyle w:val="2"/>
-        <w:rPr>
-          <w:rFonts w:ascii="宋体" w:eastAsia="宋体" w:hAnsi="宋体"/>
-          <w:sz w:val="28"/>
-          <w:szCs w:val="28"/>
-        </w:rPr>
-      </w:pPr>
-      <w:bookmarkStart w:id="52" w:name="_Toc96869598"/>
-      <w:bookmarkStart w:id="53" w:name="_Toc97476743"/>
-      <w:bookmarkStart w:id="54" w:name="_Toc101815741"/>
-      <w:r>
-        <w:rPr>
-          <w:rFonts w:ascii="宋体" w:eastAsia="宋体" w:hAnsi="宋体" w:hint="eastAsia"/>
-          <w:sz w:val="28"/>
-          <w:szCs w:val="28"/>
-        </w:rPr>
-        <w:t>3</w:t>
-      </w:r>
-      <w:r>
-        <w:rPr>
-          <w:rFonts w:ascii="宋体" w:eastAsia="宋体" w:hAnsi="宋体"/>
-          <w:sz w:val="28"/>
-          <w:szCs w:val="28"/>
-        </w:rPr>
-        <w:t>.</w:t>
-      </w:r>
-      <w:r>
-        <w:rPr>
-          <w:rFonts w:ascii="宋体" w:eastAsia="宋体" w:hAnsi="宋体"/>
-          <w:sz w:val="28"/>
-          <w:szCs w:val="28"/>
-        </w:rPr>
-        <w:t>2</w:t>
-      </w:r>
-      <w:r>
-        <w:rPr>
-          <w:rFonts w:ascii="宋体" w:eastAsia="宋体" w:hAnsi="宋体"/>
-          <w:sz w:val="28"/>
-          <w:szCs w:val="28"/>
-        </w:rPr>
-        <w:t xml:space="preserve"> </w:t>
-      </w:r>
-      <w:r>
-        <w:rPr>
-          <w:rFonts w:ascii="宋体" w:eastAsia="宋体" w:hAnsi="宋体" w:hint="eastAsia"/>
-          <w:sz w:val="28"/>
-          <w:szCs w:val="28"/>
-        </w:rPr>
-        <w:t>可行性分析</w:t>
-      </w:r>
       <w:bookmarkEnd w:id="52"/>
-      <w:bookmarkEnd w:id="53"/>
-      <w:bookmarkEnd w:id="54"/>
       <w:r>
         <w:rPr>
           <w:rFonts w:ascii="宋体" w:eastAsia="宋体" w:hAnsi="宋体" w:hint="eastAsia"/>
@@ -9117,27 +9447,14 @@
       <w:r>
         <w:noBreakHyphen/>
       </w:r>
-      <w:r>
-        <w:fldChar w:fldCharType="begin"/>
-      </w:r>
-      <w:r>
-        <w:instrText xml:space="preserve"> STYLEREF 1 \s </w:instrText>
-      </w:r>
-      <w:r>
-        <w:fldChar w:fldCharType="separate"/>
-      </w:r>
-      <w:r>
-        <w:rPr>
-          <w:noProof/>
-        </w:rPr>
-        <w:t>0</w:t>
-      </w:r>
-      <w:r>
-        <w:rPr>
-          <w:noProof/>
-        </w:rPr>
-        <w:fldChar w:fldCharType="end"/>
-      </w:r>
+      <w:fldSimple w:instr=" STYLEREF 1 \s ">
+        <w:r>
+          <w:rPr>
+            <w:noProof/>
+          </w:rPr>
+          <w:t>0</w:t>
+        </w:r>
+      </w:fldSimple>
       <w:r>
         <w:noBreakHyphen/>
       </w:r>
@@ -9242,27 +9559,14 @@
       <w:r>
         <w:noBreakHyphen/>
       </w:r>
-      <w:r>
-        <w:fldChar w:fldCharType="begin"/>
-      </w:r>
-      <w:r>
-        <w:instrText xml:space="preserve"> STYLEREF 1 \s </w:instrText>
-      </w:r>
-      <w:r>
-        <w:fldChar w:fldCharType="separate"/>
-      </w:r>
-      <w:r>
-        <w:rPr>
-          <w:noProof/>
-        </w:rPr>
-        <w:t>0</w:t>
-      </w:r>
-      <w:r>
-        <w:rPr>
-          <w:noProof/>
-        </w:rPr>
-        <w:fldChar w:fldCharType="end"/>
-      </w:r>
+      <w:fldSimple w:instr=" STYLEREF 1 \s ">
+        <w:r>
+          <w:rPr>
+            <w:noProof/>
+          </w:rPr>
+          <w:t>0</w:t>
+        </w:r>
+      </w:fldSimple>
       <w:r>
         <w:noBreakHyphen/>
       </w:r>
@@ -9312,9 +9616,9 @@
           <w:szCs w:val="28"/>
         </w:rPr>
       </w:pPr>
-      <w:bookmarkStart w:id="55" w:name="_Toc96869599"/>
-      <w:bookmarkStart w:id="56" w:name="_Toc97476744"/>
-      <w:bookmarkStart w:id="57" w:name="_Toc101815742"/>
+      <w:bookmarkStart w:id="53" w:name="_Toc96869599"/>
+      <w:bookmarkStart w:id="54" w:name="_Toc97476744"/>
+      <w:bookmarkStart w:id="55" w:name="_Toc101815742"/>
       <w:r>
         <w:rPr>
           <w:rFonts w:ascii="宋体" w:eastAsia="宋体" w:hAnsi="宋体" w:hint="eastAsia"/>
@@ -9363,9 +9667,9 @@
         </w:rPr>
         <w:t>分析</w:t>
       </w:r>
+      <w:bookmarkEnd w:id="53"/>
+      <w:bookmarkEnd w:id="54"/>
       <w:bookmarkEnd w:id="55"/>
-      <w:bookmarkEnd w:id="56"/>
-      <w:bookmarkEnd w:id="57"/>
     </w:p>
     <w:p>
       <w:pPr>
@@ -9601,7 +9905,7 @@
           <w:rFonts w:eastAsiaTheme="minorEastAsia"/>
         </w:rPr>
       </w:pPr>
-      <w:bookmarkStart w:id="58" w:name="_Hlk97327237"/>
+      <w:bookmarkStart w:id="56" w:name="_Hlk97327237"/>
       <w:r>
         <w:t>图</w:t>
       </w:r>
@@ -9614,11 +9918,28 @@
       <w:r>
         <w:noBreakHyphen/>
       </w:r>
+      <w:fldSimple w:instr=" STYLEREF 1 \s ">
+        <w:r>
+          <w:rPr>
+            <w:noProof/>
+          </w:rPr>
+          <w:t>0</w:t>
+        </w:r>
+      </w:fldSimple>
+      <w:r>
+        <w:noBreakHyphen/>
+      </w:r>
       <w:r>
         <w:fldChar w:fldCharType="begin"/>
       </w:r>
       <w:r>
-        <w:instrText xml:space="preserve"> STYLEREF 1 \s </w:instrText>
+        <w:instrText xml:space="preserve"> SEQ </w:instrText>
+      </w:r>
+      <w:r>
+        <w:instrText>图</w:instrText>
+      </w:r>
+      <w:r>
+        <w:instrText xml:space="preserve"> \* ARABIC \s 1 </w:instrText>
       </w:r>
       <w:r>
         <w:fldChar w:fldCharType="separate"/>
@@ -9627,49 +9948,19 @@
         <w:rPr>
           <w:noProof/>
         </w:rPr>
-        <w:t>0</w:t>
-      </w:r>
-      <w:r>
-        <w:rPr>
-          <w:noProof/>
-        </w:rPr>
+        <w:t>3</w:t>
+      </w:r>
+      <w:r>
         <w:fldChar w:fldCharType="end"/>
       </w:r>
       <w:r>
-        <w:noBreakHyphen/>
-      </w:r>
-      <w:r>
-        <w:fldChar w:fldCharType="begin"/>
-      </w:r>
-      <w:r>
-        <w:instrText xml:space="preserve"> SEQ </w:instrText>
-      </w:r>
-      <w:r>
-        <w:instrText>图</w:instrText>
-      </w:r>
-      <w:r>
-        <w:instrText xml:space="preserve"> \* ARABIC \s 1 </w:instrText>
-      </w:r>
-      <w:r>
-        <w:fldChar w:fldCharType="separate"/>
-      </w:r>
-      <w:r>
-        <w:rPr>
-          <w:noProof/>
-        </w:rPr>
-        <w:t>3</w:t>
-      </w:r>
-      <w:r>
-        <w:fldChar w:fldCharType="end"/>
-      </w:r>
-      <w:r>
         <w:rPr>
           <w:rFonts w:hint="eastAsia"/>
         </w:rPr>
         <w:t>系统业务流程图</w:t>
       </w:r>
     </w:p>
-    <w:bookmarkEnd w:id="58"/>
+    <w:bookmarkEnd w:id="56"/>
     <w:p/>
     <w:p>
       <w:pPr>
@@ -9681,9 +9972,9 @@
           <w:szCs w:val="30"/>
         </w:rPr>
       </w:pPr>
-      <w:bookmarkStart w:id="59" w:name="_Toc96869602"/>
-      <w:bookmarkStart w:id="60" w:name="_Toc97476747"/>
-      <w:bookmarkStart w:id="61" w:name="_Toc101815743"/>
+      <w:bookmarkStart w:id="57" w:name="_Toc96869602"/>
+      <w:bookmarkStart w:id="58" w:name="_Toc97476747"/>
+      <w:bookmarkStart w:id="59" w:name="_Toc101815743"/>
       <w:r>
         <w:rPr>
           <w:rFonts w:ascii="宋体" w:eastAsia="宋体" w:hAnsi="宋体" w:hint="eastAsia"/>
@@ -9708,49 +9999,49 @@
         </w:rPr>
         <w:t>数据库设计</w:t>
       </w:r>
+      <w:bookmarkEnd w:id="57"/>
+      <w:bookmarkEnd w:id="58"/>
       <w:bookmarkEnd w:id="59"/>
+    </w:p>
+    <w:p>
+      <w:pPr>
+        <w:pStyle w:val="2"/>
+        <w:rPr>
+          <w:rFonts w:ascii="宋体" w:eastAsia="宋体" w:hAnsi="宋体"/>
+          <w:sz w:val="28"/>
+          <w:szCs w:val="28"/>
+        </w:rPr>
+      </w:pPr>
+      <w:bookmarkStart w:id="60" w:name="_Toc96869603"/>
+      <w:bookmarkStart w:id="61" w:name="_Toc97476748"/>
+      <w:bookmarkStart w:id="62" w:name="_Toc101815744"/>
+      <w:r>
+        <w:rPr>
+          <w:rFonts w:ascii="宋体" w:eastAsia="宋体" w:hAnsi="宋体" w:hint="eastAsia"/>
+          <w:sz w:val="28"/>
+          <w:szCs w:val="28"/>
+        </w:rPr>
+        <w:t>4</w:t>
+      </w:r>
+      <w:r>
+        <w:rPr>
+          <w:rFonts w:ascii="宋体" w:eastAsia="宋体" w:hAnsi="宋体"/>
+          <w:sz w:val="28"/>
+          <w:szCs w:val="28"/>
+        </w:rPr>
+        <w:t xml:space="preserve">.1 </w:t>
+      </w:r>
+      <w:r>
+        <w:rPr>
+          <w:rFonts w:ascii="宋体" w:eastAsia="宋体" w:hAnsi="宋体" w:hint="eastAsia"/>
+          <w:sz w:val="28"/>
+          <w:szCs w:val="28"/>
+        </w:rPr>
+        <w:t>数据库概念结构设计</w:t>
+      </w:r>
       <w:bookmarkEnd w:id="60"/>
       <w:bookmarkEnd w:id="61"/>
-    </w:p>
-    <w:p>
-      <w:pPr>
-        <w:pStyle w:val="2"/>
-        <w:rPr>
-          <w:rFonts w:ascii="宋体" w:eastAsia="宋体" w:hAnsi="宋体"/>
-          <w:sz w:val="28"/>
-          <w:szCs w:val="28"/>
-        </w:rPr>
-      </w:pPr>
-      <w:bookmarkStart w:id="62" w:name="_Toc96869603"/>
-      <w:bookmarkStart w:id="63" w:name="_Toc97476748"/>
-      <w:bookmarkStart w:id="64" w:name="_Toc101815744"/>
-      <w:r>
-        <w:rPr>
-          <w:rFonts w:ascii="宋体" w:eastAsia="宋体" w:hAnsi="宋体" w:hint="eastAsia"/>
-          <w:sz w:val="28"/>
-          <w:szCs w:val="28"/>
-        </w:rPr>
-        <w:t>4</w:t>
-      </w:r>
-      <w:r>
-        <w:rPr>
-          <w:rFonts w:ascii="宋体" w:eastAsia="宋体" w:hAnsi="宋体"/>
-          <w:sz w:val="28"/>
-          <w:szCs w:val="28"/>
-        </w:rPr>
-        <w:t xml:space="preserve">.1 </w:t>
-      </w:r>
-      <w:r>
-        <w:rPr>
-          <w:rFonts w:ascii="宋体" w:eastAsia="宋体" w:hAnsi="宋体" w:hint="eastAsia"/>
-          <w:sz w:val="28"/>
-          <w:szCs w:val="28"/>
-        </w:rPr>
-        <w:t>数据库概念结构设计</w:t>
-      </w:r>
       <w:bookmarkEnd w:id="62"/>
-      <w:bookmarkEnd w:id="63"/>
-      <w:bookmarkEnd w:id="64"/>
     </w:p>
     <w:p>
       <w:pPr>
@@ -9928,27 +10219,14 @@
       <w:r>
         <w:noBreakHyphen/>
       </w:r>
-      <w:r>
-        <w:fldChar w:fldCharType="begin"/>
-      </w:r>
-      <w:r>
-        <w:instrText xml:space="preserve"> STYLEREF 1 \s </w:instrText>
-      </w:r>
-      <w:r>
-        <w:fldChar w:fldCharType="separate"/>
-      </w:r>
-      <w:r>
-        <w:rPr>
-          <w:noProof/>
-        </w:rPr>
-        <w:t>0</w:t>
-      </w:r>
-      <w:r>
-        <w:rPr>
-          <w:noProof/>
-        </w:rPr>
-        <w:fldChar w:fldCharType="end"/>
-      </w:r>
+      <w:fldSimple w:instr=" STYLEREF 1 \s ">
+        <w:r>
+          <w:rPr>
+            <w:noProof/>
+          </w:rPr>
+          <w:t>0</w:t>
+        </w:r>
+      </w:fldSimple>
       <w:r>
         <w:noBreakHyphen/>
       </w:r>
@@ -10181,27 +10459,14 @@
       <w:r>
         <w:noBreakHyphen/>
       </w:r>
-      <w:r>
-        <w:fldChar w:fldCharType="begin"/>
-      </w:r>
-      <w:r>
-        <w:instrText xml:space="preserve"> STYLEREF 1 \s </w:instrText>
-      </w:r>
-      <w:r>
-        <w:fldChar w:fldCharType="separate"/>
-      </w:r>
-      <w:r>
-        <w:rPr>
-          <w:noProof/>
-        </w:rPr>
-        <w:t>0</w:t>
-      </w:r>
-      <w:r>
-        <w:rPr>
-          <w:noProof/>
-        </w:rPr>
-        <w:fldChar w:fldCharType="end"/>
-      </w:r>
+      <w:fldSimple w:instr=" STYLEREF 1 \s ">
+        <w:r>
+          <w:rPr>
+            <w:noProof/>
+          </w:rPr>
+          <w:t>0</w:t>
+        </w:r>
+      </w:fldSimple>
       <w:r>
         <w:noBreakHyphen/>
       </w:r>
@@ -10248,14 +10513,14 @@
         </w:numPr>
         <w:ind w:firstLineChars="0"/>
       </w:pPr>
-      <w:bookmarkStart w:id="65" w:name="_Hlk97386657"/>
+      <w:bookmarkStart w:id="63" w:name="_Hlk97386657"/>
       <w:r>
         <w:rPr>
           <w:rFonts w:hint="eastAsia"/>
         </w:rPr>
         <w:t>分类目录表</w:t>
       </w:r>
-      <w:bookmarkEnd w:id="65"/>
+      <w:bookmarkEnd w:id="63"/>
       <w:r>
         <w:rPr>
           <w:rFonts w:hint="eastAsia"/>
@@ -10364,27 +10629,14 @@
       <w:r>
         <w:noBreakHyphen/>
       </w:r>
-      <w:r>
-        <w:fldChar w:fldCharType="begin"/>
-      </w:r>
-      <w:r>
-        <w:instrText xml:space="preserve"> STYLEREF 1 \s </w:instrText>
-      </w:r>
-      <w:r>
-        <w:fldChar w:fldCharType="separate"/>
-      </w:r>
-      <w:r>
-        <w:rPr>
-          <w:noProof/>
-        </w:rPr>
-        <w:t>0</w:t>
-      </w:r>
-      <w:r>
-        <w:rPr>
-          <w:noProof/>
-        </w:rPr>
-        <w:fldChar w:fldCharType="end"/>
-      </w:r>
+      <w:fldSimple w:instr=" STYLEREF 1 \s ">
+        <w:r>
+          <w:rPr>
+            <w:noProof/>
+          </w:rPr>
+          <w:t>0</w:t>
+        </w:r>
+      </w:fldSimple>
       <w:r>
         <w:noBreakHyphen/>
       </w:r>
@@ -10526,27 +10778,14 @@
       <w:r>
         <w:noBreakHyphen/>
       </w:r>
-      <w:r>
-        <w:fldChar w:fldCharType="begin"/>
-      </w:r>
-      <w:r>
-        <w:instrText xml:space="preserve"> STYLEREF 1 \s </w:instrText>
-      </w:r>
-      <w:r>
-        <w:fldChar w:fldCharType="separate"/>
-      </w:r>
-      <w:r>
-        <w:rPr>
-          <w:noProof/>
-        </w:rPr>
-        <w:t>0</w:t>
-      </w:r>
-      <w:r>
-        <w:rPr>
-          <w:noProof/>
-        </w:rPr>
-        <w:fldChar w:fldCharType="end"/>
-      </w:r>
+      <w:fldSimple w:instr=" STYLEREF 1 \s ">
+        <w:r>
+          <w:rPr>
+            <w:noProof/>
+          </w:rPr>
+          <w:t>0</w:t>
+        </w:r>
+      </w:fldSimple>
       <w:r>
         <w:noBreakHyphen/>
       </w:r>
@@ -10694,27 +10933,14 @@
       <w:r>
         <w:noBreakHyphen/>
       </w:r>
-      <w:r>
-        <w:fldChar w:fldCharType="begin"/>
-      </w:r>
-      <w:r>
-        <w:instrText xml:space="preserve"> STYLEREF 1 \s </w:instrText>
-      </w:r>
-      <w:r>
-        <w:fldChar w:fldCharType="separate"/>
-      </w:r>
-      <w:r>
-        <w:rPr>
-          <w:noProof/>
-        </w:rPr>
-        <w:t>0</w:t>
-      </w:r>
-      <w:r>
-        <w:rPr>
-          <w:noProof/>
-        </w:rPr>
-        <w:fldChar w:fldCharType="end"/>
-      </w:r>
+      <w:fldSimple w:instr=" STYLEREF 1 \s ">
+        <w:r>
+          <w:rPr>
+            <w:noProof/>
+          </w:rPr>
+          <w:t>0</w:t>
+        </w:r>
+      </w:fldSimple>
       <w:r>
         <w:noBreakHyphen/>
       </w:r>
@@ -10761,14 +10987,14 @@
         </w:numPr>
         <w:ind w:firstLineChars="0"/>
       </w:pPr>
-      <w:bookmarkStart w:id="66" w:name="_Hlk97387506"/>
+      <w:bookmarkStart w:id="64" w:name="_Hlk97387506"/>
       <w:r>
         <w:rPr>
           <w:rFonts w:hint="eastAsia"/>
         </w:rPr>
         <w:t>用户评论表</w:t>
       </w:r>
-      <w:bookmarkEnd w:id="66"/>
+      <w:bookmarkEnd w:id="64"/>
       <w:r>
         <w:rPr>
           <w:rFonts w:hint="eastAsia"/>
@@ -10871,27 +11097,14 @@
       <w:r>
         <w:noBreakHyphen/>
       </w:r>
-      <w:r>
-        <w:fldChar w:fldCharType="begin"/>
-      </w:r>
-      <w:r>
-        <w:instrText xml:space="preserve"> STYLEREF 1 \s </w:instrText>
-      </w:r>
-      <w:r>
-        <w:fldChar w:fldCharType="separate"/>
-      </w:r>
-      <w:r>
-        <w:rPr>
-          <w:noProof/>
-        </w:rPr>
-        <w:t>0</w:t>
-      </w:r>
-      <w:r>
-        <w:rPr>
-          <w:noProof/>
-        </w:rPr>
-        <w:fldChar w:fldCharType="end"/>
-      </w:r>
+      <w:fldSimple w:instr=" STYLEREF 1 \s ">
+        <w:r>
+          <w:rPr>
+            <w:noProof/>
+          </w:rPr>
+          <w:t>0</w:t>
+        </w:r>
+      </w:fldSimple>
       <w:r>
         <w:noBreakHyphen/>
       </w:r>
@@ -10938,9 +11151,9 @@
           <w:szCs w:val="28"/>
         </w:rPr>
       </w:pPr>
-      <w:bookmarkStart w:id="67" w:name="_Toc96869604"/>
-      <w:bookmarkStart w:id="68" w:name="_Toc97476749"/>
-      <w:bookmarkStart w:id="69" w:name="_Toc101815745"/>
+      <w:bookmarkStart w:id="65" w:name="_Toc96869604"/>
+      <w:bookmarkStart w:id="66" w:name="_Toc97476749"/>
+      <w:bookmarkStart w:id="67" w:name="_Toc101815745"/>
       <w:r>
         <w:rPr>
           <w:rFonts w:ascii="宋体" w:eastAsia="宋体" w:hAnsi="宋体" w:hint="eastAsia"/>
@@ -10965,9 +11178,9 @@
         </w:rPr>
         <w:t>数据库逻辑结构设计</w:t>
       </w:r>
+      <w:bookmarkEnd w:id="65"/>
+      <w:bookmarkEnd w:id="66"/>
       <w:bookmarkEnd w:id="67"/>
-      <w:bookmarkEnd w:id="68"/>
-      <w:bookmarkEnd w:id="69"/>
     </w:p>
     <w:p>
       <w:pPr>
@@ -18594,7 +18807,7 @@
       <w:pPr>
         <w:pStyle w:val="2"/>
       </w:pPr>
-      <w:bookmarkStart w:id="70" w:name="_Toc101815746"/>
+      <w:bookmarkStart w:id="68" w:name="_Toc101815746"/>
       <w:r>
         <w:rPr>
           <w:rFonts w:hint="eastAsia"/>
@@ -18611,7 +18824,7 @@
         </w:rPr>
         <w:t>数据库连接与实现</w:t>
       </w:r>
-      <w:bookmarkEnd w:id="70"/>
+      <w:bookmarkEnd w:id="68"/>
     </w:p>
     <w:p>
       <w:pPr>
@@ -18979,27 +19192,14 @@
       <w:r>
         <w:noBreakHyphen/>
       </w:r>
-      <w:r>
-        <w:fldChar w:fldCharType="begin"/>
-      </w:r>
-      <w:r>
-        <w:instrText xml:space="preserve"> STYLEREF 1 \s </w:instrText>
-      </w:r>
-      <w:r>
-        <w:fldChar w:fldCharType="separate"/>
-      </w:r>
-      <w:r>
-        <w:rPr>
-          <w:noProof/>
-        </w:rPr>
-        <w:t>0</w:t>
-      </w:r>
-      <w:r>
-        <w:rPr>
-          <w:noProof/>
-        </w:rPr>
-        <w:fldChar w:fldCharType="end"/>
-      </w:r>
+      <w:fldSimple w:instr=" STYLEREF 1 \s ">
+        <w:r>
+          <w:rPr>
+            <w:noProof/>
+          </w:rPr>
+          <w:t>0</w:t>
+        </w:r>
+      </w:fldSimple>
       <w:r>
         <w:noBreakHyphen/>
       </w:r>
@@ -19044,9 +19244,9 @@
           <w:szCs w:val="30"/>
         </w:rPr>
       </w:pPr>
-      <w:bookmarkStart w:id="71" w:name="_Toc96869605"/>
-      <w:bookmarkStart w:id="72" w:name="_Toc97476750"/>
-      <w:bookmarkStart w:id="73" w:name="_Toc101815747"/>
+      <w:bookmarkStart w:id="69" w:name="_Toc96869605"/>
+      <w:bookmarkStart w:id="70" w:name="_Toc97476750"/>
+      <w:bookmarkStart w:id="71" w:name="_Toc101815747"/>
       <w:r>
         <w:rPr>
           <w:rFonts w:ascii="宋体" w:eastAsia="宋体" w:hAnsi="宋体" w:hint="eastAsia"/>
@@ -19071,9 +19271,9 @@
         </w:rPr>
         <w:t>系统的详细设计与实现</w:t>
       </w:r>
+      <w:bookmarkEnd w:id="69"/>
+      <w:bookmarkEnd w:id="70"/>
       <w:bookmarkEnd w:id="71"/>
-      <w:bookmarkEnd w:id="72"/>
-      <w:bookmarkEnd w:id="73"/>
     </w:p>
     <w:p>
       <w:pPr>
@@ -19084,8 +19284,8 @@
           <w:szCs w:val="28"/>
         </w:rPr>
       </w:pPr>
-      <w:bookmarkStart w:id="74" w:name="_Toc101815748"/>
-      <w:bookmarkStart w:id="75" w:name="_Toc97476754"/>
+      <w:bookmarkStart w:id="72" w:name="_Toc101815748"/>
+      <w:bookmarkStart w:id="73" w:name="_Toc97476754"/>
       <w:r>
         <w:rPr>
           <w:rFonts w:ascii="宋体" w:eastAsia="宋体" w:hAnsi="宋体" w:hint="eastAsia"/>
@@ -19126,35 +19326,35 @@
         </w:rPr>
         <w:t>系统软件架构</w:t>
       </w:r>
+      <w:bookmarkEnd w:id="72"/>
+    </w:p>
+    <w:p>
+      <w:pPr>
+        <w:ind w:firstLineChars="200" w:firstLine="480"/>
+        <w:rPr>
+          <w:rFonts w:ascii="宋体" w:eastAsia="宋体" w:hAnsi="宋体"/>
+          <w:sz w:val="24"/>
+          <w:szCs w:val="24"/>
+        </w:rPr>
+      </w:pPr>
+      <w:r>
+        <w:rPr>
+          <w:rFonts w:ascii="宋体" w:eastAsia="宋体" w:hAnsi="宋体" w:hint="eastAsia"/>
+          <w:sz w:val="24"/>
+          <w:szCs w:val="24"/>
+        </w:rPr>
+        <w:t>本系统分为用户</w:t>
+      </w:r>
+      <w:bookmarkStart w:id="74" w:name="_Hlk97408890"/>
+      <w:r>
+        <w:rPr>
+          <w:rFonts w:ascii="宋体" w:eastAsia="宋体" w:hAnsi="宋体" w:hint="eastAsia"/>
+          <w:sz w:val="24"/>
+          <w:szCs w:val="24"/>
+        </w:rPr>
+        <w:t>注册模块</w:t>
+      </w:r>
       <w:bookmarkEnd w:id="74"/>
-    </w:p>
-    <w:p>
-      <w:pPr>
-        <w:ind w:firstLineChars="200" w:firstLine="480"/>
-        <w:rPr>
-          <w:rFonts w:ascii="宋体" w:eastAsia="宋体" w:hAnsi="宋体"/>
-          <w:sz w:val="24"/>
-          <w:szCs w:val="24"/>
-        </w:rPr>
-      </w:pPr>
-      <w:r>
-        <w:rPr>
-          <w:rFonts w:ascii="宋体" w:eastAsia="宋体" w:hAnsi="宋体" w:hint="eastAsia"/>
-          <w:sz w:val="24"/>
-          <w:szCs w:val="24"/>
-        </w:rPr>
-        <w:t>本系统分为用户</w:t>
-      </w:r>
-      <w:bookmarkStart w:id="76" w:name="_Hlk97408890"/>
-      <w:r>
-        <w:rPr>
-          <w:rFonts w:ascii="宋体" w:eastAsia="宋体" w:hAnsi="宋体" w:hint="eastAsia"/>
-          <w:sz w:val="24"/>
-          <w:szCs w:val="24"/>
-        </w:rPr>
-        <w:t>注册模块</w:t>
-      </w:r>
-      <w:bookmarkEnd w:id="76"/>
       <w:r>
         <w:rPr>
           <w:rFonts w:ascii="宋体" w:eastAsia="宋体" w:hAnsi="宋体" w:hint="eastAsia"/>
@@ -19187,14 +19387,14 @@
         </w:rPr>
         <w:t>分类排行等九个模块，部分功能模块图如下所示：</w:t>
       </w:r>
-      <w:bookmarkEnd w:id="75"/>
+      <w:bookmarkEnd w:id="73"/>
     </w:p>
     <w:p>
       <w:pPr>
         <w:pStyle w:val="3"/>
       </w:pPr>
-      <w:bookmarkStart w:id="77" w:name="_Toc97476755"/>
-      <w:bookmarkStart w:id="78" w:name="_Toc101815749"/>
+      <w:bookmarkStart w:id="75" w:name="_Toc97476755"/>
+      <w:bookmarkStart w:id="76" w:name="_Toc101815749"/>
       <w:r>
         <w:rPr>
           <w:rFonts w:hint="eastAsia"/>
@@ -19223,8 +19423,8 @@
         </w:rPr>
         <w:t>和登陆模块</w:t>
       </w:r>
-      <w:bookmarkEnd w:id="77"/>
-      <w:bookmarkEnd w:id="78"/>
+      <w:bookmarkEnd w:id="75"/>
+      <w:bookmarkEnd w:id="76"/>
     </w:p>
     <w:p>
       <w:pPr>
@@ -19606,27 +19806,14 @@
       <w:r>
         <w:noBreakHyphen/>
       </w:r>
-      <w:r>
-        <w:fldChar w:fldCharType="begin"/>
-      </w:r>
-      <w:r>
-        <w:instrText xml:space="preserve"> STYLEREF 1 \s </w:instrText>
-      </w:r>
-      <w:r>
-        <w:fldChar w:fldCharType="separate"/>
-      </w:r>
-      <w:r>
-        <w:rPr>
-          <w:noProof/>
-        </w:rPr>
-        <w:t>0</w:t>
-      </w:r>
-      <w:r>
-        <w:rPr>
-          <w:noProof/>
-        </w:rPr>
-        <w:fldChar w:fldCharType="end"/>
-      </w:r>
+      <w:fldSimple w:instr=" STYLEREF 1 \s ">
+        <w:r>
+          <w:rPr>
+            <w:noProof/>
+          </w:rPr>
+          <w:t>0</w:t>
+        </w:r>
+      </w:fldSimple>
       <w:r>
         <w:noBreakHyphen/>
       </w:r>
@@ -19720,11 +19907,28 @@
       <w:r>
         <w:noBreakHyphen/>
       </w:r>
+      <w:fldSimple w:instr=" STYLEREF 1 \s ">
+        <w:r>
+          <w:rPr>
+            <w:noProof/>
+          </w:rPr>
+          <w:t>0</w:t>
+        </w:r>
+      </w:fldSimple>
+      <w:r>
+        <w:noBreakHyphen/>
+      </w:r>
       <w:r>
         <w:fldChar w:fldCharType="begin"/>
       </w:r>
       <w:r>
-        <w:instrText xml:space="preserve"> STYLEREF 1 \s </w:instrText>
+        <w:instrText xml:space="preserve"> SEQ </w:instrText>
+      </w:r>
+      <w:r>
+        <w:instrText>图</w:instrText>
+      </w:r>
+      <w:r>
+        <w:instrText xml:space="preserve"> \* ARABIC \s 1 </w:instrText>
       </w:r>
       <w:r>
         <w:fldChar w:fldCharType="separate"/>
@@ -19733,42 +19937,12 @@
         <w:rPr>
           <w:noProof/>
         </w:rPr>
-        <w:t>0</w:t>
-      </w:r>
-      <w:r>
-        <w:rPr>
-          <w:noProof/>
-        </w:rPr>
+        <w:t>2</w:t>
+      </w:r>
+      <w:r>
         <w:fldChar w:fldCharType="end"/>
       </w:r>
       <w:r>
-        <w:noBreakHyphen/>
-      </w:r>
-      <w:r>
-        <w:fldChar w:fldCharType="begin"/>
-      </w:r>
-      <w:r>
-        <w:instrText xml:space="preserve"> SEQ </w:instrText>
-      </w:r>
-      <w:r>
-        <w:instrText>图</w:instrText>
-      </w:r>
-      <w:r>
-        <w:instrText xml:space="preserve"> \* ARABIC \s 1 </w:instrText>
-      </w:r>
-      <w:r>
-        <w:fldChar w:fldCharType="separate"/>
-      </w:r>
-      <w:r>
-        <w:rPr>
-          <w:noProof/>
-        </w:rPr>
-        <w:t>2</w:t>
-      </w:r>
-      <w:r>
-        <w:fldChar w:fldCharType="end"/>
-      </w:r>
-      <w:r>
         <w:rPr>
           <w:rFonts w:hint="eastAsia"/>
         </w:rPr>
@@ -19791,8 +19965,8 @@
       <w:pPr>
         <w:pStyle w:val="3"/>
       </w:pPr>
-      <w:bookmarkStart w:id="79" w:name="_Toc97476756"/>
-      <w:bookmarkStart w:id="80" w:name="_Toc101815750"/>
+      <w:bookmarkStart w:id="77" w:name="_Toc97476756"/>
+      <w:bookmarkStart w:id="78" w:name="_Toc101815750"/>
       <w:r>
         <w:rPr>
           <w:rFonts w:hint="eastAsia"/>
@@ -19820,8 +19994,8 @@
         </w:rPr>
         <w:t>信息模块</w:t>
       </w:r>
-      <w:bookmarkEnd w:id="79"/>
-      <w:bookmarkEnd w:id="80"/>
+      <w:bookmarkEnd w:id="77"/>
+      <w:bookmarkEnd w:id="78"/>
     </w:p>
     <w:p>
       <w:pPr>
@@ -20123,27 +20297,14 @@
       <w:r>
         <w:noBreakHyphen/>
       </w:r>
-      <w:r>
-        <w:fldChar w:fldCharType="begin"/>
-      </w:r>
-      <w:r>
-        <w:instrText xml:space="preserve"> STYLEREF 1 \s </w:instrText>
-      </w:r>
-      <w:r>
-        <w:fldChar w:fldCharType="separate"/>
-      </w:r>
-      <w:r>
-        <w:rPr>
-          <w:noProof/>
-        </w:rPr>
-        <w:t>0</w:t>
-      </w:r>
-      <w:r>
-        <w:rPr>
-          <w:noProof/>
-        </w:rPr>
-        <w:fldChar w:fldCharType="end"/>
-      </w:r>
+      <w:fldSimple w:instr=" STYLEREF 1 \s ">
+        <w:r>
+          <w:rPr>
+            <w:noProof/>
+          </w:rPr>
+          <w:t>0</w:t>
+        </w:r>
+      </w:fldSimple>
       <w:r>
         <w:noBreakHyphen/>
       </w:r>
@@ -20237,27 +20398,14 @@
       <w:r>
         <w:noBreakHyphen/>
       </w:r>
-      <w:r>
-        <w:fldChar w:fldCharType="begin"/>
-      </w:r>
-      <w:r>
-        <w:instrText xml:space="preserve"> STYLEREF 1 \s </w:instrText>
-      </w:r>
-      <w:r>
-        <w:fldChar w:fldCharType="separate"/>
-      </w:r>
-      <w:r>
-        <w:rPr>
-          <w:noProof/>
-        </w:rPr>
-        <w:t>0</w:t>
-      </w:r>
-      <w:r>
-        <w:rPr>
-          <w:noProof/>
-        </w:rPr>
-        <w:fldChar w:fldCharType="end"/>
-      </w:r>
+      <w:fldSimple w:instr=" STYLEREF 1 \s ">
+        <w:r>
+          <w:rPr>
+            <w:noProof/>
+          </w:rPr>
+          <w:t>0</w:t>
+        </w:r>
+      </w:fldSimple>
       <w:r>
         <w:noBreakHyphen/>
       </w:r>
@@ -20350,27 +20498,14 @@
       <w:r>
         <w:noBreakHyphen/>
       </w:r>
-      <w:r>
-        <w:fldChar w:fldCharType="begin"/>
-      </w:r>
-      <w:r>
-        <w:instrText xml:space="preserve"> STYLEREF 1 \s </w:instrText>
-      </w:r>
-      <w:r>
-        <w:fldChar w:fldCharType="separate"/>
-      </w:r>
-      <w:r>
-        <w:rPr>
-          <w:noProof/>
-        </w:rPr>
-        <w:t>0</w:t>
-      </w:r>
-      <w:r>
-        <w:rPr>
-          <w:noProof/>
-        </w:rPr>
-        <w:fldChar w:fldCharType="end"/>
-      </w:r>
+      <w:fldSimple w:instr=" STYLEREF 1 \s ">
+        <w:r>
+          <w:rPr>
+            <w:noProof/>
+          </w:rPr>
+          <w:t>0</w:t>
+        </w:r>
+      </w:fldSimple>
       <w:r>
         <w:noBreakHyphen/>
       </w:r>
@@ -20463,11 +20598,28 @@
       <w:r>
         <w:noBreakHyphen/>
       </w:r>
+      <w:fldSimple w:instr=" STYLEREF 1 \s ">
+        <w:r>
+          <w:rPr>
+            <w:noProof/>
+          </w:rPr>
+          <w:t>0</w:t>
+        </w:r>
+      </w:fldSimple>
+      <w:r>
+        <w:noBreakHyphen/>
+      </w:r>
       <w:r>
         <w:fldChar w:fldCharType="begin"/>
       </w:r>
       <w:r>
-        <w:instrText xml:space="preserve"> STYLEREF 1 \s </w:instrText>
+        <w:instrText xml:space="preserve"> SEQ </w:instrText>
+      </w:r>
+      <w:r>
+        <w:instrText>图</w:instrText>
+      </w:r>
+      <w:r>
+        <w:instrText xml:space="preserve"> \* ARABIC \s 1 </w:instrText>
       </w:r>
       <w:r>
         <w:fldChar w:fldCharType="separate"/>
@@ -20476,42 +20628,12 @@
         <w:rPr>
           <w:noProof/>
         </w:rPr>
-        <w:t>0</w:t>
-      </w:r>
-      <w:r>
-        <w:rPr>
-          <w:noProof/>
-        </w:rPr>
+        <w:t>6</w:t>
+      </w:r>
+      <w:r>
         <w:fldChar w:fldCharType="end"/>
       </w:r>
       <w:r>
-        <w:noBreakHyphen/>
-      </w:r>
-      <w:r>
-        <w:fldChar w:fldCharType="begin"/>
-      </w:r>
-      <w:r>
-        <w:instrText xml:space="preserve"> SEQ </w:instrText>
-      </w:r>
-      <w:r>
-        <w:instrText>图</w:instrText>
-      </w:r>
-      <w:r>
-        <w:instrText xml:space="preserve"> \* ARABIC \s 1 </w:instrText>
-      </w:r>
-      <w:r>
-        <w:fldChar w:fldCharType="separate"/>
-      </w:r>
-      <w:r>
-        <w:rPr>
-          <w:noProof/>
-        </w:rPr>
-        <w:t>6</w:t>
-      </w:r>
-      <w:r>
-        <w:fldChar w:fldCharType="end"/>
-      </w:r>
-      <w:r>
         <w:rPr>
           <w:rFonts w:hint="eastAsia"/>
         </w:rPr>
@@ -20522,8 +20644,8 @@
       <w:pPr>
         <w:pStyle w:val="3"/>
       </w:pPr>
-      <w:bookmarkStart w:id="81" w:name="_Toc97476757"/>
-      <w:bookmarkStart w:id="82" w:name="_Toc101815751"/>
+      <w:bookmarkStart w:id="79" w:name="_Toc97476757"/>
+      <w:bookmarkStart w:id="80" w:name="_Toc101815751"/>
       <w:r>
         <w:rPr>
           <w:rFonts w:hint="eastAsia"/>
@@ -20545,8 +20667,8 @@
         </w:rPr>
         <w:t>版块管理</w:t>
       </w:r>
-      <w:bookmarkEnd w:id="81"/>
-      <w:bookmarkEnd w:id="82"/>
+      <w:bookmarkEnd w:id="79"/>
+      <w:bookmarkEnd w:id="80"/>
     </w:p>
     <w:p>
       <w:pPr>
@@ -20709,11 +20831,28 @@
       <w:r>
         <w:noBreakHyphen/>
       </w:r>
+      <w:fldSimple w:instr=" STYLEREF 1 \s ">
+        <w:r>
+          <w:rPr>
+            <w:noProof/>
+          </w:rPr>
+          <w:t>0</w:t>
+        </w:r>
+      </w:fldSimple>
+      <w:r>
+        <w:noBreakHyphen/>
+      </w:r>
       <w:r>
         <w:fldChar w:fldCharType="begin"/>
       </w:r>
       <w:r>
-        <w:instrText xml:space="preserve"> STYLEREF 1 \s </w:instrText>
+        <w:instrText xml:space="preserve"> SEQ </w:instrText>
+      </w:r>
+      <w:r>
+        <w:instrText>图</w:instrText>
+      </w:r>
+      <w:r>
+        <w:instrText xml:space="preserve"> \* ARABIC \s 1 </w:instrText>
       </w:r>
       <w:r>
         <w:fldChar w:fldCharType="separate"/>
@@ -20722,42 +20861,12 @@
         <w:rPr>
           <w:noProof/>
         </w:rPr>
-        <w:t>0</w:t>
-      </w:r>
-      <w:r>
-        <w:rPr>
-          <w:noProof/>
-        </w:rPr>
+        <w:t>7</w:t>
+      </w:r>
+      <w:r>
         <w:fldChar w:fldCharType="end"/>
       </w:r>
       <w:r>
-        <w:noBreakHyphen/>
-      </w:r>
-      <w:r>
-        <w:fldChar w:fldCharType="begin"/>
-      </w:r>
-      <w:r>
-        <w:instrText xml:space="preserve"> SEQ </w:instrText>
-      </w:r>
-      <w:r>
-        <w:instrText>图</w:instrText>
-      </w:r>
-      <w:r>
-        <w:instrText xml:space="preserve"> \* ARABIC \s 1 </w:instrText>
-      </w:r>
-      <w:r>
-        <w:fldChar w:fldCharType="separate"/>
-      </w:r>
-      <w:r>
-        <w:rPr>
-          <w:noProof/>
-        </w:rPr>
-        <w:t>7</w:t>
-      </w:r>
-      <w:r>
-        <w:fldChar w:fldCharType="end"/>
-      </w:r>
-      <w:r>
         <w:rPr>
           <w:rFonts w:hint="eastAsia"/>
         </w:rPr>
@@ -20768,8 +20877,8 @@
       <w:pPr>
         <w:pStyle w:val="3"/>
       </w:pPr>
-      <w:bookmarkStart w:id="83" w:name="_Toc97476758"/>
-      <w:bookmarkStart w:id="84" w:name="_Toc101815752"/>
+      <w:bookmarkStart w:id="81" w:name="_Toc97476758"/>
+      <w:bookmarkStart w:id="82" w:name="_Toc101815752"/>
       <w:r>
         <w:rPr>
           <w:rFonts w:hint="eastAsia"/>
@@ -20791,8 +20900,8 @@
         </w:rPr>
         <w:t>帖子管理</w:t>
       </w:r>
-      <w:bookmarkEnd w:id="83"/>
-      <w:bookmarkEnd w:id="84"/>
+      <w:bookmarkEnd w:id="81"/>
+      <w:bookmarkEnd w:id="82"/>
     </w:p>
     <w:p>
       <w:pPr>
@@ -21095,27 +21204,14 @@
       <w:r>
         <w:noBreakHyphen/>
       </w:r>
-      <w:r>
-        <w:fldChar w:fldCharType="begin"/>
-      </w:r>
-      <w:r>
-        <w:instrText xml:space="preserve"> STYLEREF 1 \s </w:instrText>
-      </w:r>
-      <w:r>
-        <w:fldChar w:fldCharType="separate"/>
-      </w:r>
-      <w:r>
-        <w:rPr>
-          <w:noProof/>
-        </w:rPr>
-        <w:t>0</w:t>
-      </w:r>
-      <w:r>
-        <w:rPr>
-          <w:noProof/>
-        </w:rPr>
-        <w:fldChar w:fldCharType="end"/>
-      </w:r>
+      <w:fldSimple w:instr=" STYLEREF 1 \s ">
+        <w:r>
+          <w:rPr>
+            <w:noProof/>
+          </w:rPr>
+          <w:t>0</w:t>
+        </w:r>
+      </w:fldSimple>
       <w:r>
         <w:noBreakHyphen/>
       </w:r>
@@ -21208,27 +21304,14 @@
       <w:r>
         <w:noBreakHyphen/>
       </w:r>
-      <w:r>
-        <w:fldChar w:fldCharType="begin"/>
-      </w:r>
-      <w:r>
-        <w:instrText xml:space="preserve"> STYLEREF 1 \s </w:instrText>
-      </w:r>
-      <w:r>
-        <w:fldChar w:fldCharType="separate"/>
-      </w:r>
-      <w:r>
-        <w:rPr>
-          <w:noProof/>
-        </w:rPr>
-        <w:t>0</w:t>
-      </w:r>
-      <w:r>
-        <w:rPr>
-          <w:noProof/>
-        </w:rPr>
-        <w:fldChar w:fldCharType="end"/>
-      </w:r>
+      <w:fldSimple w:instr=" STYLEREF 1 \s ">
+        <w:r>
+          <w:rPr>
+            <w:noProof/>
+          </w:rPr>
+          <w:t>0</w:t>
+        </w:r>
+      </w:fldSimple>
       <w:r>
         <w:noBreakHyphen/>
       </w:r>
@@ -21321,27 +21404,14 @@
       <w:r>
         <w:noBreakHyphen/>
       </w:r>
-      <w:r>
-        <w:fldChar w:fldCharType="begin"/>
-      </w:r>
-      <w:r>
-        <w:instrText xml:space="preserve"> STYLEREF 1 \s </w:instrText>
-      </w:r>
-      <w:r>
-        <w:fldChar w:fldCharType="separate"/>
-      </w:r>
-      <w:r>
-        <w:rPr>
-          <w:noProof/>
-        </w:rPr>
-        <w:t>0</w:t>
-      </w:r>
-      <w:r>
-        <w:rPr>
-          <w:noProof/>
-        </w:rPr>
-        <w:fldChar w:fldCharType="end"/>
-      </w:r>
+      <w:fldSimple w:instr=" STYLEREF 1 \s ">
+        <w:r>
+          <w:rPr>
+            <w:noProof/>
+          </w:rPr>
+          <w:t>0</w:t>
+        </w:r>
+      </w:fldSimple>
       <w:r>
         <w:noBreakHyphen/>
       </w:r>
@@ -21435,11 +21505,28 @@
       <w:r>
         <w:noBreakHyphen/>
       </w:r>
+      <w:fldSimple w:instr=" STYLEREF 1 \s ">
+        <w:r>
+          <w:rPr>
+            <w:noProof/>
+          </w:rPr>
+          <w:t>0</w:t>
+        </w:r>
+      </w:fldSimple>
+      <w:r>
+        <w:noBreakHyphen/>
+      </w:r>
       <w:r>
         <w:fldChar w:fldCharType="begin"/>
       </w:r>
       <w:r>
-        <w:instrText xml:space="preserve"> STYLEREF 1 \s </w:instrText>
+        <w:instrText xml:space="preserve"> SEQ </w:instrText>
+      </w:r>
+      <w:r>
+        <w:instrText>图</w:instrText>
+      </w:r>
+      <w:r>
+        <w:instrText xml:space="preserve"> \* ARABIC \s 1 </w:instrText>
       </w:r>
       <w:r>
         <w:fldChar w:fldCharType="separate"/>
@@ -21448,42 +21535,12 @@
         <w:rPr>
           <w:noProof/>
         </w:rPr>
-        <w:t>0</w:t>
-      </w:r>
-      <w:r>
-        <w:rPr>
-          <w:noProof/>
-        </w:rPr>
+        <w:t>11</w:t>
+      </w:r>
+      <w:r>
         <w:fldChar w:fldCharType="end"/>
       </w:r>
       <w:r>
-        <w:noBreakHyphen/>
-      </w:r>
-      <w:r>
-        <w:fldChar w:fldCharType="begin"/>
-      </w:r>
-      <w:r>
-        <w:instrText xml:space="preserve"> SEQ </w:instrText>
-      </w:r>
-      <w:r>
-        <w:instrText>图</w:instrText>
-      </w:r>
-      <w:r>
-        <w:instrText xml:space="preserve"> \* ARABIC \s 1 </w:instrText>
-      </w:r>
-      <w:r>
-        <w:fldChar w:fldCharType="separate"/>
-      </w:r>
-      <w:r>
-        <w:rPr>
-          <w:noProof/>
-        </w:rPr>
-        <w:t>11</w:t>
-      </w:r>
-      <w:r>
-        <w:fldChar w:fldCharType="end"/>
-      </w:r>
-      <w:r>
         <w:rPr>
           <w:rFonts w:hint="eastAsia"/>
         </w:rPr>
@@ -21494,8 +21551,8 @@
       <w:pPr>
         <w:pStyle w:val="3"/>
       </w:pPr>
-      <w:bookmarkStart w:id="85" w:name="_Toc97476759"/>
-      <w:bookmarkStart w:id="86" w:name="_Toc101815753"/>
+      <w:bookmarkStart w:id="83" w:name="_Toc97476759"/>
+      <w:bookmarkStart w:id="84" w:name="_Toc101815753"/>
       <w:r>
         <w:rPr>
           <w:rFonts w:hint="eastAsia"/>
@@ -21517,8 +21574,8 @@
         </w:rPr>
         <w:t>帖子收藏、回复和浏览以及排行榜</w:t>
       </w:r>
-      <w:bookmarkEnd w:id="85"/>
-      <w:bookmarkEnd w:id="86"/>
+      <w:bookmarkEnd w:id="83"/>
+      <w:bookmarkEnd w:id="84"/>
     </w:p>
     <w:p>
       <w:pPr>
@@ -21732,27 +21789,14 @@
       <w:r>
         <w:noBreakHyphen/>
       </w:r>
-      <w:r>
-        <w:fldChar w:fldCharType="begin"/>
-      </w:r>
-      <w:r>
-        <w:instrText xml:space="preserve"> STYLEREF 1 \s </w:instrText>
-      </w:r>
-      <w:r>
-        <w:fldChar w:fldCharType="separate"/>
-      </w:r>
-      <w:r>
-        <w:rPr>
-          <w:noProof/>
-        </w:rPr>
-        <w:t>0</w:t>
-      </w:r>
-      <w:r>
-        <w:rPr>
-          <w:noProof/>
-        </w:rPr>
-        <w:fldChar w:fldCharType="end"/>
-      </w:r>
+      <w:fldSimple w:instr=" STYLEREF 1 \s ">
+        <w:r>
+          <w:rPr>
+            <w:noProof/>
+          </w:rPr>
+          <w:t>0</w:t>
+        </w:r>
+      </w:fldSimple>
       <w:r>
         <w:noBreakHyphen/>
       </w:r>
@@ -21846,27 +21890,14 @@
       <w:r>
         <w:noBreakHyphen/>
       </w:r>
-      <w:r>
-        <w:fldChar w:fldCharType="begin"/>
-      </w:r>
-      <w:r>
-        <w:instrText xml:space="preserve"> STYLEREF 1 \s </w:instrText>
-      </w:r>
-      <w:r>
-        <w:fldChar w:fldCharType="separate"/>
-      </w:r>
-      <w:r>
-        <w:rPr>
-          <w:noProof/>
-        </w:rPr>
-        <w:t>0</w:t>
-      </w:r>
-      <w:r>
-        <w:rPr>
-          <w:noProof/>
-        </w:rPr>
-        <w:fldChar w:fldCharType="end"/>
-      </w:r>
+      <w:fldSimple w:instr=" STYLEREF 1 \s ">
+        <w:r>
+          <w:rPr>
+            <w:noProof/>
+          </w:rPr>
+          <w:t>0</w:t>
+        </w:r>
+      </w:fldSimple>
       <w:r>
         <w:noBreakHyphen/>
       </w:r>
@@ -21971,27 +22002,14 @@
       <w:r>
         <w:noBreakHyphen/>
       </w:r>
-      <w:r>
-        <w:fldChar w:fldCharType="begin"/>
-      </w:r>
-      <w:r>
-        <w:instrText xml:space="preserve"> STYLEREF 1 \s </w:instrText>
-      </w:r>
-      <w:r>
-        <w:fldChar w:fldCharType="separate"/>
-      </w:r>
-      <w:r>
-        <w:rPr>
-          <w:noProof/>
-        </w:rPr>
-        <w:t>0</w:t>
-      </w:r>
-      <w:r>
-        <w:rPr>
-          <w:noProof/>
-        </w:rPr>
-        <w:fldChar w:fldCharType="end"/>
-      </w:r>
+      <w:fldSimple w:instr=" STYLEREF 1 \s ">
+        <w:r>
+          <w:rPr>
+            <w:noProof/>
+          </w:rPr>
+          <w:t>0</w:t>
+        </w:r>
+      </w:fldSimple>
       <w:r>
         <w:noBreakHyphen/>
       </w:r>
@@ -22036,9 +22054,9 @@
           <w:szCs w:val="30"/>
         </w:rPr>
       </w:pPr>
-      <w:bookmarkStart w:id="87" w:name="_Toc96869606"/>
-      <w:bookmarkStart w:id="88" w:name="_Toc97476760"/>
-      <w:bookmarkStart w:id="89" w:name="_Toc101815754"/>
+      <w:bookmarkStart w:id="85" w:name="_Toc96869606"/>
+      <w:bookmarkStart w:id="86" w:name="_Toc97476760"/>
+      <w:bookmarkStart w:id="87" w:name="_Toc101815754"/>
       <w:r>
         <w:rPr>
           <w:rFonts w:ascii="宋体" w:eastAsia="宋体" w:hAnsi="宋体" w:hint="eastAsia"/>
@@ -22080,71 +22098,71 @@
         </w:rPr>
         <w:t>测试</w:t>
       </w:r>
+      <w:bookmarkEnd w:id="85"/>
+      <w:bookmarkEnd w:id="86"/>
       <w:bookmarkEnd w:id="87"/>
+    </w:p>
+    <w:p>
+      <w:pPr>
+        <w:pStyle w:val="2"/>
+        <w:rPr>
+          <w:rFonts w:ascii="宋体" w:eastAsia="宋体" w:hAnsi="宋体"/>
+          <w:sz w:val="28"/>
+          <w:szCs w:val="28"/>
+        </w:rPr>
+      </w:pPr>
+      <w:bookmarkStart w:id="88" w:name="_Toc96869607"/>
+      <w:bookmarkStart w:id="89" w:name="_Toc97476761"/>
+      <w:bookmarkStart w:id="90" w:name="_Toc101815755"/>
+      <w:r>
+        <w:rPr>
+          <w:rFonts w:ascii="宋体" w:eastAsia="宋体" w:hAnsi="宋体" w:hint="eastAsia"/>
+          <w:sz w:val="28"/>
+          <w:szCs w:val="28"/>
+        </w:rPr>
+        <w:t>6</w:t>
+      </w:r>
+      <w:r>
+        <w:rPr>
+          <w:rFonts w:ascii="宋体" w:eastAsia="宋体" w:hAnsi="宋体"/>
+          <w:sz w:val="28"/>
+          <w:szCs w:val="28"/>
+        </w:rPr>
+        <w:t xml:space="preserve">.1 </w:t>
+      </w:r>
+      <w:r>
+        <w:rPr>
+          <w:rFonts w:ascii="宋体" w:eastAsia="宋体" w:hAnsi="宋体" w:hint="eastAsia"/>
+          <w:sz w:val="28"/>
+          <w:szCs w:val="28"/>
+        </w:rPr>
+        <w:t>系统测试</w:t>
+      </w:r>
       <w:bookmarkEnd w:id="88"/>
       <w:bookmarkEnd w:id="89"/>
+      <w:bookmarkEnd w:id="90"/>
     </w:p>
     <w:p>
       <w:pPr>
         <w:pStyle w:val="2"/>
-        <w:rPr>
-          <w:rFonts w:ascii="宋体" w:eastAsia="宋体" w:hAnsi="宋体"/>
-          <w:sz w:val="28"/>
-          <w:szCs w:val="28"/>
-        </w:rPr>
-      </w:pPr>
-      <w:bookmarkStart w:id="90" w:name="_Toc96869607"/>
-      <w:bookmarkStart w:id="91" w:name="_Toc97476761"/>
-      <w:bookmarkStart w:id="92" w:name="_Toc101815755"/>
-      <w:r>
-        <w:rPr>
-          <w:rFonts w:ascii="宋体" w:eastAsia="宋体" w:hAnsi="宋体" w:hint="eastAsia"/>
-          <w:sz w:val="28"/>
-          <w:szCs w:val="28"/>
+      </w:pPr>
+      <w:bookmarkStart w:id="91" w:name="_Toc101815756"/>
+      <w:r>
+        <w:rPr>
+          <w:rFonts w:hint="eastAsia"/>
         </w:rPr>
         <w:t>6</w:t>
       </w:r>
       <w:r>
-        <w:rPr>
-          <w:rFonts w:ascii="宋体" w:eastAsia="宋体" w:hAnsi="宋体"/>
-          <w:sz w:val="28"/>
-          <w:szCs w:val="28"/>
-        </w:rPr>
-        <w:t xml:space="preserve">.1 </w:t>
-      </w:r>
-      <w:r>
-        <w:rPr>
-          <w:rFonts w:ascii="宋体" w:eastAsia="宋体" w:hAnsi="宋体" w:hint="eastAsia"/>
-          <w:sz w:val="28"/>
-          <w:szCs w:val="28"/>
-        </w:rPr>
-        <w:t>系统测试</w:t>
-      </w:r>
-      <w:bookmarkEnd w:id="90"/>
+        <w:t xml:space="preserve">.1.1 </w:t>
+      </w:r>
+      <w:r>
+        <w:rPr>
+          <w:rFonts w:hint="eastAsia"/>
+        </w:rPr>
+        <w:t>系统测试目的</w:t>
+      </w:r>
       <w:bookmarkEnd w:id="91"/>
-      <w:bookmarkEnd w:id="92"/>
-    </w:p>
-    <w:p>
-      <w:pPr>
-        <w:pStyle w:val="2"/>
-      </w:pPr>
-      <w:bookmarkStart w:id="93" w:name="_Toc101815756"/>
-      <w:r>
-        <w:rPr>
-          <w:rFonts w:hint="eastAsia"/>
-        </w:rPr>
-        <w:t>6</w:t>
-      </w:r>
-      <w:r>
-        <w:t xml:space="preserve">.1.1 </w:t>
-      </w:r>
-      <w:r>
-        <w:rPr>
-          <w:rFonts w:hint="eastAsia"/>
-        </w:rPr>
-        <w:t>系统测试目的</w:t>
-      </w:r>
-      <w:bookmarkEnd w:id="93"/>
       <w:r>
         <w:t xml:space="preserve"> </w:t>
       </w:r>
@@ -22252,7 +22270,7 @@
       <w:pPr>
         <w:pStyle w:val="2"/>
       </w:pPr>
-      <w:bookmarkStart w:id="94" w:name="_Toc101815757"/>
+      <w:bookmarkStart w:id="92" w:name="_Toc101815757"/>
       <w:r>
         <w:rPr>
           <w:rFonts w:hint="eastAsia"/>
@@ -22268,7 +22286,7 @@
         </w:rPr>
         <w:t>系统测试过程与结果</w:t>
       </w:r>
-      <w:bookmarkEnd w:id="94"/>
+      <w:bookmarkEnd w:id="92"/>
     </w:p>
     <w:p>
       <w:pPr>
@@ -22390,27 +22408,14 @@
       <w:r>
         <w:noBreakHyphen/>
       </w:r>
-      <w:r>
-        <w:fldChar w:fldCharType="begin"/>
-      </w:r>
-      <w:r>
-        <w:instrText xml:space="preserve"> STYLEREF 1 \s </w:instrText>
-      </w:r>
-      <w:r>
-        <w:fldChar w:fldCharType="separate"/>
-      </w:r>
-      <w:r>
-        <w:rPr>
-          <w:noProof/>
-        </w:rPr>
-        <w:t>0</w:t>
-      </w:r>
-      <w:r>
-        <w:rPr>
-          <w:noProof/>
-        </w:rPr>
-        <w:fldChar w:fldCharType="end"/>
-      </w:r>
+      <w:fldSimple w:instr=" STYLEREF 1 \s ">
+        <w:r>
+          <w:rPr>
+            <w:noProof/>
+          </w:rPr>
+          <w:t>0</w:t>
+        </w:r>
+      </w:fldSimple>
       <w:r>
         <w:noBreakHyphen/>
       </w:r>
@@ -22504,27 +22509,14 @@
       <w:r>
         <w:noBreakHyphen/>
       </w:r>
-      <w:r>
-        <w:fldChar w:fldCharType="begin"/>
-      </w:r>
-      <w:r>
-        <w:instrText xml:space="preserve"> STYLEREF 1 \s </w:instrText>
-      </w:r>
-      <w:r>
-        <w:fldChar w:fldCharType="separate"/>
-      </w:r>
-      <w:r>
-        <w:rPr>
-          <w:noProof/>
-        </w:rPr>
-        <w:t>0</w:t>
-      </w:r>
-      <w:r>
-        <w:rPr>
-          <w:noProof/>
-        </w:rPr>
-        <w:fldChar w:fldCharType="end"/>
-      </w:r>
+      <w:fldSimple w:instr=" STYLEREF 1 \s ">
+        <w:r>
+          <w:rPr>
+            <w:noProof/>
+          </w:rPr>
+          <w:t>0</w:t>
+        </w:r>
+      </w:fldSimple>
       <w:r>
         <w:noBreakHyphen/>
       </w:r>
@@ -22656,27 +22648,14 @@
       <w:r>
         <w:noBreakHyphen/>
       </w:r>
-      <w:r>
-        <w:fldChar w:fldCharType="begin"/>
-      </w:r>
-      <w:r>
-        <w:instrText xml:space="preserve"> STYLEREF 1 \s </w:instrText>
-      </w:r>
-      <w:r>
-        <w:fldChar w:fldCharType="separate"/>
-      </w:r>
-      <w:r>
-        <w:rPr>
-          <w:noProof/>
-        </w:rPr>
-        <w:t>0</w:t>
-      </w:r>
-      <w:r>
-        <w:rPr>
-          <w:noProof/>
-        </w:rPr>
-        <w:fldChar w:fldCharType="end"/>
-      </w:r>
+      <w:fldSimple w:instr=" STYLEREF 1 \s ">
+        <w:r>
+          <w:rPr>
+            <w:noProof/>
+          </w:rPr>
+          <w:t>0</w:t>
+        </w:r>
+      </w:fldSimple>
       <w:r>
         <w:noBreakHyphen/>
       </w:r>
@@ -22838,27 +22817,14 @@
       <w:r>
         <w:noBreakHyphen/>
       </w:r>
-      <w:r>
-        <w:fldChar w:fldCharType="begin"/>
-      </w:r>
-      <w:r>
-        <w:instrText xml:space="preserve"> STYLEREF 1 \s </w:instrText>
-      </w:r>
-      <w:r>
-        <w:fldChar w:fldCharType="separate"/>
-      </w:r>
-      <w:r>
-        <w:rPr>
-          <w:noProof/>
-        </w:rPr>
-        <w:t>0</w:t>
-      </w:r>
-      <w:r>
-        <w:rPr>
-          <w:noProof/>
-        </w:rPr>
-        <w:fldChar w:fldCharType="end"/>
-      </w:r>
+      <w:fldSimple w:instr=" STYLEREF 1 \s ">
+        <w:r>
+          <w:rPr>
+            <w:noProof/>
+          </w:rPr>
+          <w:t>0</w:t>
+        </w:r>
+      </w:fldSimple>
       <w:r>
         <w:noBreakHyphen/>
       </w:r>
@@ -23024,27 +22990,14 @@
       <w:r>
         <w:noBreakHyphen/>
       </w:r>
-      <w:r>
-        <w:fldChar w:fldCharType="begin"/>
-      </w:r>
-      <w:r>
-        <w:instrText xml:space="preserve"> STYLEREF 1 \s </w:instrText>
-      </w:r>
-      <w:r>
-        <w:fldChar w:fldCharType="separate"/>
-      </w:r>
-      <w:r>
-        <w:rPr>
-          <w:noProof/>
-        </w:rPr>
-        <w:t>0</w:t>
-      </w:r>
-      <w:r>
-        <w:rPr>
-          <w:noProof/>
-        </w:rPr>
-        <w:fldChar w:fldCharType="end"/>
-      </w:r>
+      <w:fldSimple w:instr=" STYLEREF 1 \s ">
+        <w:r>
+          <w:rPr>
+            <w:noProof/>
+          </w:rPr>
+          <w:t>0</w:t>
+        </w:r>
+      </w:fldSimple>
       <w:r>
         <w:noBreakHyphen/>
       </w:r>
@@ -23138,27 +23091,14 @@
       <w:r>
         <w:noBreakHyphen/>
       </w:r>
-      <w:r>
-        <w:fldChar w:fldCharType="begin"/>
-      </w:r>
-      <w:r>
-        <w:instrText xml:space="preserve"> STYLEREF 1 \s </w:instrText>
-      </w:r>
-      <w:r>
-        <w:fldChar w:fldCharType="separate"/>
-      </w:r>
-      <w:r>
-        <w:rPr>
-          <w:noProof/>
-        </w:rPr>
-        <w:t>0</w:t>
-      </w:r>
-      <w:r>
-        <w:rPr>
-          <w:noProof/>
-        </w:rPr>
-        <w:fldChar w:fldCharType="end"/>
-      </w:r>
+      <w:fldSimple w:instr=" STYLEREF 1 \s ">
+        <w:r>
+          <w:rPr>
+            <w:noProof/>
+          </w:rPr>
+          <w:t>0</w:t>
+        </w:r>
+      </w:fldSimple>
       <w:r>
         <w:noBreakHyphen/>
       </w:r>
@@ -23213,8 +23153,8 @@
           <w:szCs w:val="28"/>
         </w:rPr>
       </w:pPr>
-      <w:bookmarkStart w:id="95" w:name="_Toc97476762"/>
-      <w:bookmarkStart w:id="96" w:name="_Toc101815758"/>
+      <w:bookmarkStart w:id="93" w:name="_Toc97476762"/>
+      <w:bookmarkStart w:id="94" w:name="_Toc101815758"/>
       <w:r>
         <w:rPr>
           <w:rFonts w:ascii="宋体" w:eastAsia="宋体" w:hAnsi="宋体" w:hint="eastAsia"/>
@@ -23239,91 +23179,91 @@
         </w:rPr>
         <w:t>系统部署</w:t>
       </w:r>
+      <w:bookmarkEnd w:id="93"/>
+      <w:bookmarkEnd w:id="94"/>
+    </w:p>
+    <w:p>
+      <w:pPr>
+        <w:ind w:firstLineChars="200" w:firstLine="480"/>
+        <w:rPr>
+          <w:rFonts w:ascii="宋体" w:eastAsia="宋体" w:hAnsi="宋体"/>
+          <w:sz w:val="24"/>
+          <w:szCs w:val="24"/>
+        </w:rPr>
+      </w:pPr>
+      <w:r>
+        <w:rPr>
+          <w:rFonts w:ascii="宋体" w:eastAsia="宋体" w:hAnsi="宋体" w:hint="eastAsia"/>
+          <w:sz w:val="24"/>
+          <w:szCs w:val="24"/>
+        </w:rPr>
+        <w:t>系统部署是指将系统部署到远端Linux服务器上，让用户可以通过域名或ip进行直接访问，而不需要局限在局域网中，给予用户更好的体验。</w:t>
+      </w:r>
+    </w:p>
+    <w:p>
+      <w:pPr>
+        <w:pStyle w:val="2"/>
+        <w:rPr>
+          <w:rFonts w:ascii="宋体" w:eastAsia="宋体" w:hAnsi="宋体"/>
+          <w:sz w:val="28"/>
+          <w:szCs w:val="28"/>
+        </w:rPr>
+      </w:pPr>
+      <w:bookmarkStart w:id="95" w:name="_Toc96869609"/>
+      <w:bookmarkStart w:id="96" w:name="_Toc97476763"/>
+      <w:bookmarkStart w:id="97" w:name="_Toc101815759"/>
+      <w:r>
+        <w:rPr>
+          <w:rFonts w:ascii="宋体" w:eastAsia="宋体" w:hAnsi="宋体" w:hint="eastAsia"/>
+          <w:sz w:val="28"/>
+          <w:szCs w:val="28"/>
+        </w:rPr>
+        <w:lastRenderedPageBreak/>
+        <w:t>6</w:t>
+      </w:r>
+      <w:r>
+        <w:rPr>
+          <w:rFonts w:ascii="宋体" w:eastAsia="宋体" w:hAnsi="宋体"/>
+          <w:sz w:val="28"/>
+          <w:szCs w:val="28"/>
+        </w:rPr>
+        <w:t>.</w:t>
+      </w:r>
+      <w:r>
+        <w:rPr>
+          <w:rFonts w:ascii="宋体" w:eastAsia="宋体" w:hAnsi="宋体"/>
+          <w:sz w:val="28"/>
+          <w:szCs w:val="28"/>
+        </w:rPr>
+        <w:t>3</w:t>
+      </w:r>
+      <w:r>
+        <w:rPr>
+          <w:rFonts w:ascii="宋体" w:eastAsia="宋体" w:hAnsi="宋体"/>
+          <w:sz w:val="28"/>
+          <w:szCs w:val="28"/>
+        </w:rPr>
+        <w:t xml:space="preserve"> </w:t>
+      </w:r>
+      <w:r>
+        <w:rPr>
+          <w:rFonts w:ascii="宋体" w:eastAsia="宋体" w:hAnsi="宋体" w:hint="eastAsia"/>
+          <w:sz w:val="28"/>
+          <w:szCs w:val="28"/>
+        </w:rPr>
+        <w:t>部署</w:t>
+      </w:r>
+      <w:r>
+        <w:rPr>
+          <w:rFonts w:ascii="宋体" w:eastAsia="宋体" w:hAnsi="宋体" w:hint="eastAsia"/>
+          <w:sz w:val="28"/>
+          <w:szCs w:val="28"/>
+        </w:rPr>
+        <w:t>过程遇到的问题和解决方法</w:t>
+      </w:r>
       <w:bookmarkEnd w:id="95"/>
       <w:bookmarkEnd w:id="96"/>
-    </w:p>
-    <w:p>
-      <w:pPr>
-        <w:ind w:firstLineChars="200" w:firstLine="480"/>
-        <w:rPr>
-          <w:rFonts w:ascii="宋体" w:eastAsia="宋体" w:hAnsi="宋体"/>
-          <w:sz w:val="24"/>
-          <w:szCs w:val="24"/>
-        </w:rPr>
-      </w:pPr>
-      <w:r>
-        <w:rPr>
-          <w:rFonts w:ascii="宋体" w:eastAsia="宋体" w:hAnsi="宋体" w:hint="eastAsia"/>
-          <w:sz w:val="24"/>
-          <w:szCs w:val="24"/>
-        </w:rPr>
-        <w:t>系统部署是指将系统部署到远端Linux服务器上，让用户可以通过域名或ip进行直接访问，而不需要局限在局域网中，给予用户更好的体验。</w:t>
-      </w:r>
-    </w:p>
-    <w:p>
-      <w:pPr>
-        <w:pStyle w:val="2"/>
-        <w:rPr>
-          <w:rFonts w:ascii="宋体" w:eastAsia="宋体" w:hAnsi="宋体"/>
-          <w:sz w:val="28"/>
-          <w:szCs w:val="28"/>
-        </w:rPr>
-      </w:pPr>
-      <w:bookmarkStart w:id="97" w:name="_Toc96869609"/>
-      <w:bookmarkStart w:id="98" w:name="_Toc97476763"/>
-      <w:bookmarkStart w:id="99" w:name="_Toc101815759"/>
-      <w:r>
-        <w:rPr>
-          <w:rFonts w:ascii="宋体" w:eastAsia="宋体" w:hAnsi="宋体" w:hint="eastAsia"/>
-          <w:sz w:val="28"/>
-          <w:szCs w:val="28"/>
-        </w:rPr>
-        <w:lastRenderedPageBreak/>
-        <w:t>6</w:t>
-      </w:r>
-      <w:r>
-        <w:rPr>
-          <w:rFonts w:ascii="宋体" w:eastAsia="宋体" w:hAnsi="宋体"/>
-          <w:sz w:val="28"/>
-          <w:szCs w:val="28"/>
-        </w:rPr>
-        <w:t>.</w:t>
-      </w:r>
-      <w:r>
-        <w:rPr>
-          <w:rFonts w:ascii="宋体" w:eastAsia="宋体" w:hAnsi="宋体"/>
-          <w:sz w:val="28"/>
-          <w:szCs w:val="28"/>
-        </w:rPr>
-        <w:t>3</w:t>
-      </w:r>
-      <w:r>
-        <w:rPr>
-          <w:rFonts w:ascii="宋体" w:eastAsia="宋体" w:hAnsi="宋体"/>
-          <w:sz w:val="28"/>
-          <w:szCs w:val="28"/>
-        </w:rPr>
-        <w:t xml:space="preserve"> </w:t>
-      </w:r>
-      <w:r>
-        <w:rPr>
-          <w:rFonts w:ascii="宋体" w:eastAsia="宋体" w:hAnsi="宋体" w:hint="eastAsia"/>
-          <w:sz w:val="28"/>
-          <w:szCs w:val="28"/>
-        </w:rPr>
-        <w:t>部署</w:t>
-      </w:r>
-      <w:r>
-        <w:rPr>
-          <w:rFonts w:ascii="宋体" w:eastAsia="宋体" w:hAnsi="宋体" w:hint="eastAsia"/>
-          <w:sz w:val="28"/>
-          <w:szCs w:val="28"/>
-        </w:rPr>
-        <w:t>过程遇到的问题和解决方法</w:t>
-      </w:r>
       <w:bookmarkEnd w:id="97"/>
-      <w:bookmarkEnd w:id="98"/>
-      <w:bookmarkEnd w:id="99"/>
     </w:p>
     <w:p>
       <w:pPr>
@@ -23690,9 +23630,9 @@
           <w:szCs w:val="28"/>
         </w:rPr>
       </w:pPr>
-      <w:bookmarkStart w:id="100" w:name="_Toc96869610"/>
-      <w:bookmarkStart w:id="101" w:name="_Toc97476764"/>
-      <w:bookmarkStart w:id="102" w:name="_Toc101815760"/>
+      <w:bookmarkStart w:id="98" w:name="_Toc96869610"/>
+      <w:bookmarkStart w:id="99" w:name="_Toc97476764"/>
+      <w:bookmarkStart w:id="100" w:name="_Toc101815760"/>
       <w:r>
         <w:rPr>
           <w:rFonts w:ascii="宋体" w:eastAsia="宋体" w:hAnsi="宋体" w:hint="eastAsia"/>
@@ -23733,9 +23673,80 @@
         </w:rPr>
         <w:t>系统存在的不足</w:t>
       </w:r>
+      <w:bookmarkEnd w:id="98"/>
+      <w:bookmarkEnd w:id="99"/>
       <w:bookmarkEnd w:id="100"/>
+    </w:p>
+    <w:p>
+      <w:pPr>
+        <w:ind w:firstLineChars="200" w:firstLine="480"/>
+        <w:rPr>
+          <w:rFonts w:ascii="宋体" w:eastAsia="宋体" w:hAnsi="宋体"/>
+          <w:sz w:val="24"/>
+          <w:szCs w:val="24"/>
+        </w:rPr>
+      </w:pPr>
+      <w:r>
+        <w:rPr>
+          <w:rFonts w:ascii="宋体" w:eastAsia="宋体" w:hAnsi="宋体" w:hint="eastAsia"/>
+          <w:sz w:val="24"/>
+          <w:szCs w:val="24"/>
+        </w:rPr>
+        <w:t>1、对于验证码校验，后台服务器仅能辨别用户输入小写验证码，而无法实现不区分大小写的功能，因此，在后台验证码校验过程中，加入忽略大小写比较，给与用户良好的体验</w:t>
+      </w:r>
+    </w:p>
+    <w:p>
+      <w:pPr>
+        <w:ind w:firstLineChars="200" w:firstLine="480"/>
+        <w:rPr>
+          <w:rFonts w:ascii="宋体" w:eastAsia="宋体" w:hAnsi="宋体"/>
+          <w:sz w:val="24"/>
+          <w:szCs w:val="24"/>
+        </w:rPr>
+      </w:pPr>
+      <w:r>
+        <w:rPr>
+          <w:rFonts w:ascii="宋体" w:eastAsia="宋体" w:hAnsi="宋体"/>
+          <w:sz w:val="24"/>
+          <w:szCs w:val="24"/>
+        </w:rPr>
+        <w:t>2</w:t>
+      </w:r>
+      <w:r>
+        <w:rPr>
+          <w:rFonts w:ascii="宋体" w:eastAsia="宋体" w:hAnsi="宋体" w:hint="eastAsia"/>
+          <w:sz w:val="24"/>
+          <w:szCs w:val="24"/>
+        </w:rPr>
+        <w:t>、对于注册成功的用户，前端无法感知是否注册成功，以至于无法给予用户及时的反馈，因此，在用户注册成功后，由后端返回成功的消息，由前端感知后，将用户跳转到登陆界面。</w:t>
+      </w:r>
+    </w:p>
+    <w:p/>
+    <w:p>
+      <w:pPr>
+        <w:pStyle w:val="1"/>
+        <w:jc w:val="center"/>
+        <w:rPr>
+          <w:rFonts w:ascii="宋体" w:eastAsia="宋体" w:hAnsi="宋体"/>
+          <w:sz w:val="30"/>
+          <w:szCs w:val="30"/>
+        </w:rPr>
+      </w:pPr>
+      <w:bookmarkStart w:id="101" w:name="_Toc96869611"/>
+      <w:bookmarkStart w:id="102" w:name="_Toc97476765"/>
+      <w:bookmarkStart w:id="103" w:name="_Toc101815761"/>
+      <w:r>
+        <w:rPr>
+          <w:rFonts w:ascii="宋体" w:eastAsia="宋体" w:hAnsi="宋体" w:hint="eastAsia"/>
+          <w:sz w:val="30"/>
+          <w:szCs w:val="30"/>
+        </w:rPr>
+        <w:lastRenderedPageBreak/>
+        <w:t>结语</w:t>
+      </w:r>
       <w:bookmarkEnd w:id="101"/>
       <w:bookmarkEnd w:id="102"/>
+      <w:bookmarkEnd w:id="103"/>
     </w:p>
     <w:p>
       <w:pPr>
@@ -23752,7 +23763,31 @@
           <w:sz w:val="24"/>
           <w:szCs w:val="24"/>
         </w:rPr>
-        <w:t>1、对于验证码校验，后台服务器仅能辨别用户输入小写验证码，而无法实现不区分大小写的功能，因此，在后台验证码校验过程中，加入忽略大小写比较，给与用户良好的体验</w:t>
+        <w:t>目前，网上论坛已不是新事物，许许多多的别具特色的论坛在网络上随处可见。为了体现论坛的特色，我搜索各式各样的论坛版面，为了改变网上现存论坛的普遍风格，追加功能，更便于管理，于是开发出一套界面友好美观，易于使用的论坛管理系统。系统体现出比较可靠的安全性。</w:t>
+      </w:r>
+      <w:r>
+        <w:rPr>
+          <w:rFonts w:ascii="宋体" w:eastAsia="宋体" w:hAnsi="宋体"/>
+          <w:sz w:val="24"/>
+          <w:szCs w:val="24"/>
+        </w:rPr>
+        <w:t>系统由该系统专门的人员负责日常维护，定期由技术开发人员对系统作较大的维护，保证系统的可靠性</w:t>
+      </w:r>
+      <w:r>
+        <w:rPr>
+          <w:rFonts w:ascii="宋体" w:eastAsia="宋体" w:hAnsi="宋体" w:hint="eastAsia"/>
+          <w:sz w:val="24"/>
+          <w:szCs w:val="24"/>
+        </w:rPr>
+        <w:t>。</w:t>
+      </w:r>
+      <w:r>
+        <w:rPr>
+          <w:rFonts w:ascii="宋体" w:eastAsia="宋体" w:hAnsi="宋体" w:hint="eastAsia"/>
+          <w:sz w:val="24"/>
+          <w:szCs w:val="24"/>
+        </w:rPr>
+        <w:t>。</w:t>
       </w:r>
     </w:p>
     <w:p>
@@ -23766,22 +23801,95 @@
       </w:pPr>
       <w:r>
         <w:rPr>
-          <w:rFonts w:ascii="宋体" w:eastAsia="宋体" w:hAnsi="宋体"/>
-          <w:sz w:val="24"/>
-          <w:szCs w:val="24"/>
-        </w:rPr>
-        <w:t>2</w:t>
-      </w:r>
-      <w:r>
-        <w:rPr>
-          <w:rFonts w:ascii="宋体" w:eastAsia="宋体" w:hAnsi="宋体" w:hint="eastAsia"/>
-          <w:sz w:val="24"/>
-          <w:szCs w:val="24"/>
-        </w:rPr>
-        <w:t>、对于注册成功的用户，前端无法感知是否注册成功，以至于无法给予用户及时的反馈，因此，在用户注册成功后，由后端返回成功的消息，由前端感知后，将用户跳转到登陆界面。</w:t>
-      </w:r>
-    </w:p>
-    <w:p/>
+          <w:rFonts w:ascii="宋体" w:eastAsia="宋体" w:hAnsi="宋体" w:hint="eastAsia"/>
+          <w:sz w:val="24"/>
+          <w:szCs w:val="24"/>
+        </w:rPr>
+        <w:t>本校园论坛系统应用软件是应用于</w:t>
+      </w:r>
+      <w:r>
+        <w:rPr>
+          <w:rFonts w:ascii="宋体" w:eastAsia="宋体" w:hAnsi="宋体" w:hint="eastAsia"/>
+          <w:sz w:val="24"/>
+          <w:szCs w:val="24"/>
+        </w:rPr>
+        <w:t>闽江学院</w:t>
+      </w:r>
+      <w:r>
+        <w:rPr>
+          <w:rFonts w:ascii="宋体" w:eastAsia="宋体" w:hAnsi="宋体" w:hint="eastAsia"/>
+          <w:sz w:val="24"/>
+          <w:szCs w:val="24"/>
+        </w:rPr>
+        <w:t>。目前，校园间一些交流的平台相对薄弱，交流面不广，本软件产生的影响将使校园的各种信息间的传递得到及时</w:t>
+      </w:r>
+      <w:r>
+        <w:rPr>
+          <w:rFonts w:ascii="宋体" w:eastAsia="宋体" w:hAnsi="宋体"/>
+          <w:sz w:val="24"/>
+          <w:szCs w:val="24"/>
+        </w:rPr>
+        <w:t>;交流得到改善。本系统是以J</w:t>
+      </w:r>
+      <w:r>
+        <w:rPr>
+          <w:rFonts w:ascii="宋体" w:eastAsia="宋体" w:hAnsi="宋体" w:hint="eastAsia"/>
+          <w:sz w:val="24"/>
+          <w:szCs w:val="24"/>
+        </w:rPr>
+        <w:t>ava</w:t>
+      </w:r>
+      <w:r>
+        <w:rPr>
+          <w:rFonts w:ascii="宋体" w:eastAsia="宋体" w:hAnsi="宋体"/>
+          <w:sz w:val="24"/>
+          <w:szCs w:val="24"/>
+        </w:rPr>
+        <w:t>语言为实现语言，</w:t>
+      </w:r>
+      <w:r>
+        <w:rPr>
+          <w:rFonts w:ascii="宋体" w:eastAsia="宋体" w:hAnsi="宋体" w:hint="eastAsia"/>
+          <w:sz w:val="24"/>
+          <w:szCs w:val="24"/>
+        </w:rPr>
+        <w:t>给予用户简单易操作、体现校园风格的论坛系统。同时将源代码分享至GitHub上</w:t>
+      </w:r>
+      <w:r>
+        <w:rPr>
+          <w:rFonts w:ascii="宋体" w:eastAsia="宋体" w:hAnsi="宋体" w:hint="eastAsia"/>
+          <w:sz w:val="24"/>
+          <w:szCs w:val="24"/>
+        </w:rPr>
+        <w:t>，与感兴趣的用户一起维护和拓展系统的功能。</w:t>
+      </w:r>
+    </w:p>
+    <w:p>
+      <w:pPr>
+        <w:ind w:firstLineChars="200" w:firstLine="480"/>
+        <w:rPr>
+          <w:rFonts w:ascii="宋体" w:eastAsia="宋体" w:hAnsi="宋体"/>
+          <w:sz w:val="24"/>
+          <w:szCs w:val="24"/>
+        </w:rPr>
+      </w:pPr>
+      <w:r>
+        <w:rPr>
+          <w:rFonts w:ascii="宋体" w:eastAsia="宋体" w:hAnsi="宋体" w:hint="eastAsia"/>
+          <w:sz w:val="24"/>
+          <w:szCs w:val="24"/>
+        </w:rPr>
+        <w:t>当然，该系统还存在一些不足，这将在以后的学习工作中进一步予以完善</w:t>
+      </w:r>
+      <w:r>
+        <w:rPr>
+          <w:rFonts w:ascii="宋体" w:eastAsia="宋体" w:hAnsi="宋体"/>
+          <w:sz w:val="24"/>
+          <w:szCs w:val="24"/>
+        </w:rPr>
+        <w:t>.</w:t>
+      </w:r>
+    </w:p>
     <w:p>
       <w:pPr>
         <w:pStyle w:val="1"/>
@@ -23792,188 +23900,20 @@
           <w:szCs w:val="30"/>
         </w:rPr>
       </w:pPr>
-      <w:bookmarkStart w:id="103" w:name="_Toc96869611"/>
-      <w:bookmarkStart w:id="104" w:name="_Toc97476765"/>
-      <w:bookmarkStart w:id="105" w:name="_Toc101815761"/>
+      <w:bookmarkStart w:id="104" w:name="_Toc96869612"/>
+      <w:bookmarkStart w:id="105" w:name="_Toc97476766"/>
+      <w:bookmarkStart w:id="106" w:name="_Toc101815762"/>
       <w:r>
         <w:rPr>
           <w:rFonts w:ascii="宋体" w:eastAsia="宋体" w:hAnsi="宋体" w:hint="eastAsia"/>
           <w:sz w:val="30"/>
           <w:szCs w:val="30"/>
         </w:rPr>
-        <w:lastRenderedPageBreak/>
-        <w:t>结语</w:t>
-      </w:r>
-      <w:bookmarkEnd w:id="103"/>
+        <w:t>参考文献</w:t>
+      </w:r>
       <w:bookmarkEnd w:id="104"/>
       <w:bookmarkEnd w:id="105"/>
-    </w:p>
-    <w:p>
-      <w:pPr>
-        <w:ind w:firstLineChars="200" w:firstLine="480"/>
-        <w:rPr>
-          <w:rFonts w:ascii="宋体" w:eastAsia="宋体" w:hAnsi="宋体"/>
-          <w:sz w:val="24"/>
-          <w:szCs w:val="24"/>
-        </w:rPr>
-      </w:pPr>
-      <w:r>
-        <w:rPr>
-          <w:rFonts w:ascii="宋体" w:eastAsia="宋体" w:hAnsi="宋体" w:hint="eastAsia"/>
-          <w:sz w:val="24"/>
-          <w:szCs w:val="24"/>
-        </w:rPr>
-        <w:t>目前，网上论坛已不是新事物，许许多多的别具特色的论坛在网络上随处可见。为了体现论坛的特色，我搜索各式各样的论坛版面，为了改变网上现存论坛的普遍风格，追加功能，更便于管理，于是开发出一套界面友好美观，易于使用的论坛管理系统。系统体现出比较可靠的安全性。</w:t>
-      </w:r>
-      <w:r>
-        <w:rPr>
-          <w:rFonts w:ascii="宋体" w:eastAsia="宋体" w:hAnsi="宋体"/>
-          <w:sz w:val="24"/>
-          <w:szCs w:val="24"/>
-        </w:rPr>
-        <w:t>系统由该系统专门的人员负责日常维护，定期由技术开发人员对系统作较大的维护，保证系统的可靠性</w:t>
-      </w:r>
-      <w:r>
-        <w:rPr>
-          <w:rFonts w:ascii="宋体" w:eastAsia="宋体" w:hAnsi="宋体" w:hint="eastAsia"/>
-          <w:sz w:val="24"/>
-          <w:szCs w:val="24"/>
-        </w:rPr>
-        <w:t>。</w:t>
-      </w:r>
-      <w:r>
-        <w:rPr>
-          <w:rFonts w:ascii="宋体" w:eastAsia="宋体" w:hAnsi="宋体" w:hint="eastAsia"/>
-          <w:sz w:val="24"/>
-          <w:szCs w:val="24"/>
-        </w:rPr>
-        <w:t>。</w:t>
-      </w:r>
-    </w:p>
-    <w:p>
-      <w:pPr>
-        <w:ind w:firstLineChars="200" w:firstLine="480"/>
-        <w:rPr>
-          <w:rFonts w:ascii="宋体" w:eastAsia="宋体" w:hAnsi="宋体"/>
-          <w:sz w:val="24"/>
-          <w:szCs w:val="24"/>
-        </w:rPr>
-      </w:pPr>
-      <w:r>
-        <w:rPr>
-          <w:rFonts w:ascii="宋体" w:eastAsia="宋体" w:hAnsi="宋体" w:hint="eastAsia"/>
-          <w:sz w:val="24"/>
-          <w:szCs w:val="24"/>
-        </w:rPr>
-        <w:t>本校园论坛系统应用软件是应用于</w:t>
-      </w:r>
-      <w:r>
-        <w:rPr>
-          <w:rFonts w:ascii="宋体" w:eastAsia="宋体" w:hAnsi="宋体" w:hint="eastAsia"/>
-          <w:sz w:val="24"/>
-          <w:szCs w:val="24"/>
-        </w:rPr>
-        <w:t>闽江学院</w:t>
-      </w:r>
-      <w:r>
-        <w:rPr>
-          <w:rFonts w:ascii="宋体" w:eastAsia="宋体" w:hAnsi="宋体" w:hint="eastAsia"/>
-          <w:sz w:val="24"/>
-          <w:szCs w:val="24"/>
-        </w:rPr>
-        <w:t>。目前，校园间一些交流的平台相对薄弱，交流面不广，本软件产生的影响将使校园的各种信息间的传递得到及时</w:t>
-      </w:r>
-      <w:r>
-        <w:rPr>
-          <w:rFonts w:ascii="宋体" w:eastAsia="宋体" w:hAnsi="宋体"/>
-          <w:sz w:val="24"/>
-          <w:szCs w:val="24"/>
-        </w:rPr>
-        <w:t>;交流得到改善。本系统是以J</w:t>
-      </w:r>
-      <w:r>
-        <w:rPr>
-          <w:rFonts w:ascii="宋体" w:eastAsia="宋体" w:hAnsi="宋体" w:hint="eastAsia"/>
-          <w:sz w:val="24"/>
-          <w:szCs w:val="24"/>
-        </w:rPr>
-        <w:t>ava</w:t>
-      </w:r>
-      <w:r>
-        <w:rPr>
-          <w:rFonts w:ascii="宋体" w:eastAsia="宋体" w:hAnsi="宋体"/>
-          <w:sz w:val="24"/>
-          <w:szCs w:val="24"/>
-        </w:rPr>
-        <w:t>语言为实现语言，</w:t>
-      </w:r>
-      <w:r>
-        <w:rPr>
-          <w:rFonts w:ascii="宋体" w:eastAsia="宋体" w:hAnsi="宋体" w:hint="eastAsia"/>
-          <w:sz w:val="24"/>
-          <w:szCs w:val="24"/>
-        </w:rPr>
-        <w:t>给予用户简单易操作、体现校园风格的论坛系统。同时将源代码分享至GitHub上</w:t>
-      </w:r>
-      <w:r>
-        <w:rPr>
-          <w:rFonts w:ascii="宋体" w:eastAsia="宋体" w:hAnsi="宋体" w:hint="eastAsia"/>
-          <w:sz w:val="24"/>
-          <w:szCs w:val="24"/>
-        </w:rPr>
-        <w:t>，与感兴趣的用户一起维护和拓展系统的功能。</w:t>
-      </w:r>
-    </w:p>
-    <w:p>
-      <w:pPr>
-        <w:ind w:firstLineChars="200" w:firstLine="480"/>
-        <w:rPr>
-          <w:rFonts w:ascii="宋体" w:eastAsia="宋体" w:hAnsi="宋体"/>
-          <w:sz w:val="24"/>
-          <w:szCs w:val="24"/>
-        </w:rPr>
-      </w:pPr>
-      <w:r>
-        <w:rPr>
-          <w:rFonts w:ascii="宋体" w:eastAsia="宋体" w:hAnsi="宋体" w:hint="eastAsia"/>
-          <w:sz w:val="24"/>
-          <w:szCs w:val="24"/>
-        </w:rPr>
-        <w:t>当然，该系统还存在一些不足，这将在以后的学习工作中进一步予以完善</w:t>
-      </w:r>
-      <w:r>
-        <w:rPr>
-          <w:rFonts w:ascii="宋体" w:eastAsia="宋体" w:hAnsi="宋体"/>
-          <w:sz w:val="24"/>
-          <w:szCs w:val="24"/>
-        </w:rPr>
-        <w:t>.</w:t>
-      </w:r>
-    </w:p>
-    <w:p>
-      <w:pPr>
-        <w:pStyle w:val="1"/>
-        <w:jc w:val="center"/>
-        <w:rPr>
-          <w:rFonts w:ascii="宋体" w:eastAsia="宋体" w:hAnsi="宋体"/>
-          <w:sz w:val="30"/>
-          <w:szCs w:val="30"/>
-        </w:rPr>
-      </w:pPr>
-      <w:bookmarkStart w:id="106" w:name="_Toc96869612"/>
-      <w:bookmarkStart w:id="107" w:name="_Toc97476766"/>
-      <w:bookmarkStart w:id="108" w:name="_Toc101815762"/>
-      <w:r>
-        <w:rPr>
-          <w:rFonts w:ascii="宋体" w:eastAsia="宋体" w:hAnsi="宋体" w:hint="eastAsia"/>
-          <w:sz w:val="30"/>
-          <w:szCs w:val="30"/>
-        </w:rPr>
-        <w:t>参考文献</w:t>
-      </w:r>
       <w:bookmarkEnd w:id="106"/>
-      <w:bookmarkEnd w:id="107"/>
-      <w:bookmarkEnd w:id="108"/>
     </w:p>
     <w:p>
       <w:pPr>
@@ -23984,11 +23924,11 @@
         </w:numPr>
         <w:ind w:firstLineChars="0"/>
       </w:pPr>
-      <w:bookmarkStart w:id="109" w:name="_Ref101819878"/>
+      <w:bookmarkStart w:id="107" w:name="_Ref101819878"/>
       <w:r>
         <w:t>江奇峰. 基于Java数据库编程及其应用探究[J]. 电脑编程技巧与维护, 2021(4):3.</w:t>
       </w:r>
-      <w:bookmarkEnd w:id="109"/>
+      <w:bookmarkEnd w:id="107"/>
     </w:p>
     <w:p>
       <w:pPr>
@@ -23999,11 +23939,11 @@
         </w:numPr>
         <w:ind w:firstLineChars="0"/>
       </w:pPr>
-      <w:bookmarkStart w:id="110" w:name="_Ref101819899"/>
+      <w:bookmarkStart w:id="108" w:name="_Ref101819899"/>
       <w:r>
         <w:t>Cosmina I . An Introduction to Java and Its History.  2022.</w:t>
       </w:r>
-      <w:bookmarkEnd w:id="110"/>
+      <w:bookmarkEnd w:id="108"/>
     </w:p>
     <w:p>
       <w:pPr>
@@ -24014,11 +23954,11 @@
         </w:numPr>
         <w:ind w:firstLineChars="0"/>
       </w:pPr>
-      <w:bookmarkStart w:id="111" w:name="_Ref101819938"/>
+      <w:bookmarkStart w:id="109" w:name="_Ref101819938"/>
       <w:r>
         <w:t>Benvenuti C . Understanding Linux network internals - guided tour to networking on Linux[M]. 东南大学出版社, 2005.</w:t>
       </w:r>
-      <w:bookmarkEnd w:id="111"/>
+      <w:bookmarkEnd w:id="109"/>
     </w:p>
     <w:p>
       <w:pPr>
@@ -24029,11 +23969,11 @@
         </w:numPr>
         <w:ind w:firstLineChars="0"/>
       </w:pPr>
-      <w:bookmarkStart w:id="112" w:name="_Ref101819952"/>
+      <w:bookmarkStart w:id="110" w:name="_Ref101819952"/>
       <w:r>
         <w:t>孔美云, 钱成特, 刘加海. Linux程序在Windows上的移植及运行稳定性分析[J]. 浙江大学学报：理学版, 2012(3):4.</w:t>
       </w:r>
-      <w:bookmarkEnd w:id="112"/>
+      <w:bookmarkEnd w:id="110"/>
     </w:p>
     <w:p>
       <w:pPr>
@@ -24044,11 +23984,11 @@
         </w:numPr>
         <w:ind w:firstLineChars="0"/>
       </w:pPr>
-      <w:bookmarkStart w:id="113" w:name="_Ref101819968"/>
+      <w:bookmarkStart w:id="111" w:name="_Ref101819968"/>
       <w:r>
         <w:t>董琦, 李金丽, 辛伟瑶,等. 一种linux操作系统管理平台的稳定性测试方法及系统: 电子工业出版社.</w:t>
       </w:r>
-      <w:bookmarkEnd w:id="113"/>
+      <w:bookmarkEnd w:id="111"/>
     </w:p>
     <w:p>
       <w:pPr>
@@ -24059,11 +23999,11 @@
         </w:numPr>
         <w:ind w:firstLineChars="0"/>
       </w:pPr>
-      <w:bookmarkStart w:id="114" w:name="_Ref101819982"/>
+      <w:bookmarkStart w:id="112" w:name="_Ref101819982"/>
       <w:r>
         <w:t>Wright C . Linux Security Modules: General Security Support for the Linux Kernel[C]// 11th USENIX Security Symposium. 2002.</w:t>
       </w:r>
-      <w:bookmarkEnd w:id="114"/>
+      <w:bookmarkEnd w:id="112"/>
     </w:p>
     <w:p>
       <w:pPr>
@@ -24074,11 +24014,11 @@
         </w:numPr>
         <w:ind w:firstLineChars="0"/>
       </w:pPr>
-      <w:bookmarkStart w:id="115" w:name="_Ref101819993"/>
+      <w:bookmarkStart w:id="113" w:name="_Ref101819993"/>
       <w:r>
         <w:t>侯红君. Linux 0.11内核研究与内核编程实践[D]. 天津大学, 2009.</w:t>
       </w:r>
-      <w:bookmarkEnd w:id="115"/>
+      <w:bookmarkEnd w:id="113"/>
     </w:p>
     <w:p>
       <w:pPr>
@@ -24089,11 +24029,11 @@
         </w:numPr>
         <w:ind w:firstLineChars="0"/>
       </w:pPr>
-      <w:bookmarkStart w:id="116" w:name="_Ref101820005"/>
+      <w:bookmarkStart w:id="114" w:name="_Ref101820005"/>
       <w:r>
         <w:t>董军. Linux内核开发者协作模式研究[D]. 大连理工大学, 2016.</w:t>
       </w:r>
-      <w:bookmarkEnd w:id="116"/>
+      <w:bookmarkEnd w:id="114"/>
     </w:p>
     <w:p>
       <w:pPr>
@@ -24104,11 +24044,11 @@
         </w:numPr>
         <w:ind w:firstLineChars="0"/>
       </w:pPr>
-      <w:bookmarkStart w:id="117" w:name="_Ref101820020"/>
+      <w:bookmarkStart w:id="115" w:name="_Ref101820020"/>
       <w:r>
         <w:t>Bernstein D . Containers and Cloud: From LXC to Docker to Kubernetes[J]. Cloud Computing, IEEE, 2014, 1(3):81-84.</w:t>
       </w:r>
-      <w:bookmarkEnd w:id="117"/>
+      <w:bookmarkEnd w:id="115"/>
     </w:p>
     <w:p>
       <w:pPr>
@@ -24119,11 +24059,11 @@
         </w:numPr>
         <w:ind w:firstLineChars="0"/>
       </w:pPr>
-      <w:bookmarkStart w:id="118" w:name="_Ref101820029"/>
+      <w:bookmarkStart w:id="116" w:name="_Ref101820029"/>
       <w:r>
         <w:t>唐炜. Spring Data\\MongoDB,Thymeleaf的数据持久化方案及分页技术实现[J]. 陇东学院学报, 2017, 28(5):5.</w:t>
       </w:r>
-      <w:bookmarkEnd w:id="118"/>
+      <w:bookmarkEnd w:id="116"/>
     </w:p>
     <w:p>
       <w:pPr>
@@ -24134,11 +24074,11 @@
         </w:numPr>
         <w:ind w:firstLineChars="0"/>
       </w:pPr>
-      <w:bookmarkStart w:id="119" w:name="_Ref101820046"/>
+      <w:bookmarkStart w:id="117" w:name="_Ref101820046"/>
       <w:r>
         <w:t>喻佳, 吴丹新. 基于SpringBoot的Web快速开发框架[J]. 电脑编程技巧与维护, 2021(9):3.</w:t>
       </w:r>
-      <w:bookmarkEnd w:id="119"/>
+      <w:bookmarkEnd w:id="117"/>
     </w:p>
     <w:p>
       <w:pPr>
@@ -24149,11 +24089,11 @@
         </w:numPr>
         <w:ind w:firstLineChars="0"/>
       </w:pPr>
-      <w:bookmarkStart w:id="120" w:name="_Ref101820054"/>
+      <w:bookmarkStart w:id="118" w:name="_Ref101820054"/>
       <w:r>
         <w:t>邹红霆. 基于SSM框架的Web系统研究与应用[J]. 湖南理工学院学报：自然科学版, 2017, 30(1):5.</w:t>
       </w:r>
-      <w:bookmarkEnd w:id="120"/>
+      <w:bookmarkEnd w:id="118"/>
     </w:p>
     <w:p>
       <w:pPr>
@@ -24164,11 +24104,11 @@
         </w:numPr>
         <w:ind w:firstLineChars="0"/>
       </w:pPr>
-      <w:bookmarkStart w:id="121" w:name="_Ref101820061"/>
+      <w:bookmarkStart w:id="119" w:name="_Ref101820061"/>
       <w:r>
         <w:t>Reddy K . Working with MyBatis[J].  2017.</w:t>
       </w:r>
-      <w:bookmarkEnd w:id="121"/>
+      <w:bookmarkEnd w:id="119"/>
     </w:p>
     <w:p>
       <w:pPr>
@@ -24179,11 +24119,11 @@
         </w:numPr>
         <w:ind w:firstLineChars="0"/>
       </w:pPr>
-      <w:bookmarkStart w:id="122" w:name="_Ref101820071"/>
+      <w:bookmarkStart w:id="120" w:name="_Ref101820071"/>
       <w:r>
         <w:t>陈立兵. IntelliJ IDEA——开发人员利器[J]. 程序员, 2009(1):3.</w:t>
       </w:r>
-      <w:bookmarkEnd w:id="122"/>
+      <w:bookmarkEnd w:id="120"/>
     </w:p>
     <w:p>
       <w:pPr>
@@ -24194,11 +24134,11 @@
         </w:numPr>
         <w:ind w:firstLineChars="0"/>
       </w:pPr>
-      <w:bookmarkStart w:id="123" w:name="_Ref101820088"/>
+      <w:bookmarkStart w:id="121" w:name="_Ref101820088"/>
       <w:r>
         <w:t>宣振国. 基于Mysql的数据库集群设计与实现[D]. 北京邮电大学, 2013.</w:t>
       </w:r>
-      <w:bookmarkEnd w:id="123"/>
+      <w:bookmarkEnd w:id="121"/>
     </w:p>
     <w:p>
       <w:pPr>
@@ -24209,11 +24149,11 @@
         </w:numPr>
         <w:ind w:firstLineChars="0"/>
       </w:pPr>
-      <w:bookmarkStart w:id="124" w:name="_Ref101820099"/>
+      <w:bookmarkStart w:id="122" w:name="_Ref101820099"/>
       <w:r>
         <w:t>曾超宇, 李金香. Redis在高速缓存系统中的应用[J]. 微型机与应用, 2013, 32(12):3.</w:t>
       </w:r>
-      <w:bookmarkEnd w:id="124"/>
+      <w:bookmarkEnd w:id="122"/>
     </w:p>
     <w:p>
       <w:pPr>
@@ -24224,11 +24164,11 @@
         </w:numPr>
         <w:ind w:firstLineChars="0"/>
       </w:pPr>
-      <w:bookmarkStart w:id="125" w:name="_Ref101820115"/>
+      <w:bookmarkStart w:id="123" w:name="_Ref101820115"/>
       <w:r>
         <w:t>邱祝文. 基于redis的分布式缓存系统架构研究[J]. 网络安全技术与应用, 2014(10):2.</w:t>
       </w:r>
-      <w:bookmarkEnd w:id="125"/>
+      <w:bookmarkEnd w:id="123"/>
     </w:p>
     <w:p>
       <w:pPr>
@@ -24239,12 +24179,12 @@
         </w:numPr>
         <w:ind w:firstLineChars="0"/>
       </w:pPr>
-      <w:bookmarkStart w:id="126" w:name="_Ref101820131"/>
+      <w:bookmarkStart w:id="124" w:name="_Ref101820131"/>
       <w:r>
         <w:lastRenderedPageBreak/>
         <w:t>任中方, 张华, 闫明松,等. MVC模式研究的综述[J]. 计算机应用研究, 2004, 21(10):5.</w:t>
       </w:r>
-      <w:bookmarkEnd w:id="126"/>
+      <w:bookmarkEnd w:id="124"/>
     </w:p>
     <w:p>
       <w:pPr>
@@ -24255,11 +24195,11 @@
         </w:numPr>
         <w:ind w:firstLineChars="0"/>
       </w:pPr>
-      <w:bookmarkStart w:id="127" w:name="_Ref101820164"/>
+      <w:bookmarkStart w:id="125" w:name="_Ref101820164"/>
       <w:r>
         <w:t>宋俊雅, 王鹏彪, 黄俊爽,等. B/S结构软件的系统测试技术[J]. 科技信息, 2010(10):2.</w:t>
       </w:r>
-      <w:bookmarkEnd w:id="127"/>
+      <w:bookmarkEnd w:id="125"/>
     </w:p>
     <w:p>
       <w:pPr>
@@ -24270,11 +24210,11 @@
         </w:numPr>
         <w:ind w:firstLineChars="0"/>
       </w:pPr>
-      <w:bookmarkStart w:id="128" w:name="_Ref101820182"/>
+      <w:bookmarkStart w:id="126" w:name="_Ref101820182"/>
       <w:r>
         <w:t>林丽丽. 使用高性能Web服务器Nginx实现开源负载均衡[J]. 大众科技, 2010(7):3.</w:t>
       </w:r>
-      <w:bookmarkEnd w:id="128"/>
+      <w:bookmarkEnd w:id="126"/>
     </w:p>
     <w:p>
       <w:pPr>
@@ -24286,7 +24226,7 @@
           <w:szCs w:val="30"/>
         </w:rPr>
       </w:pPr>
-      <w:bookmarkStart w:id="129" w:name="_Toc101815763"/>
+      <w:bookmarkStart w:id="127" w:name="_Toc101815763"/>
       <w:r>
         <w:rPr>
           <w:rFonts w:ascii="宋体" w:eastAsia="宋体" w:hAnsi="宋体" w:hint="eastAsia"/>
@@ -24295,7 +24235,7 @@
         </w:rPr>
         <w:t>致谢</w:t>
       </w:r>
-      <w:bookmarkEnd w:id="129"/>
+      <w:bookmarkEnd w:id="127"/>
     </w:p>
     <w:p>
       <w:r>
@@ -26054,27 +25994,27 @@
 </file>
 
 <file path=customXml/item1.xml><?xml version="1.0" encoding="utf-8"?>
-<b:Sources xmlns:b="http://schemas.openxmlformats.org/officeDocument/2006/bibliography" xmlns="http://schemas.openxmlformats.org/officeDocument/2006/bibliography" SelectedStyle="\APASixthEditionOfficeOnline.xsl" StyleName="APA" Version="6"/>
-</file>
-
-<file path=customXml/item2.xml><?xml version="1.0" encoding="utf-8"?>
 <s:customData xmlns="http://www.wps.cn/officeDocument/2013/wpsCustomData" xmlns:s="http://www.wps.cn/officeDocument/2013/wpsCustomData">
   <customSectProps/>
 </s:customData>
 </file>
 
+<file path=customXml/item2.xml><?xml version="1.0" encoding="utf-8"?>
+<b:Sources xmlns:b="http://schemas.openxmlformats.org/officeDocument/2006/bibliography" xmlns="http://schemas.openxmlformats.org/officeDocument/2006/bibliography" SelectedStyle="\APASixthEditionOfficeOnline.xsl" StyleName="APA" Version="6"/>
+</file>
+
 <file path=customXml/itemProps1.xml><?xml version="1.0" encoding="utf-8"?>
+<ds:datastoreItem xmlns:ds="http://schemas.openxmlformats.org/officeDocument/2006/customXml" ds:itemID="{B1977F7D-205B-4081-913C-38D41E755F92}">
+  <ds:schemaRefs>
+    <ds:schemaRef ds:uri="http://www.wps.cn/officeDocument/2013/wpsCustomData"/>
+  </ds:schemaRefs>
+</ds:datastoreItem>
+</file>
+
+<file path=customXml/itemProps2.xml><?xml version="1.0" encoding="utf-8"?>
 <ds:datastoreItem xmlns:ds="http://schemas.openxmlformats.org/officeDocument/2006/customXml" ds:itemID="{A0279CF6-19C5-4528-A77B-1A5FFBDC94D1}">
   <ds:schemaRefs>
     <ds:schemaRef ds:uri="http://schemas.openxmlformats.org/officeDocument/2006/bibliography"/>
   </ds:schemaRefs>
 </ds:datastoreItem>
-</file>
-
-<file path=customXml/itemProps2.xml><?xml version="1.0" encoding="utf-8"?>
-<ds:datastoreItem xmlns:ds="http://schemas.openxmlformats.org/officeDocument/2006/customXml" ds:itemID="{B1977F7D-205B-4081-913C-38D41E755F92}">
-  <ds:schemaRefs>
-    <ds:schemaRef ds:uri="http://www.wps.cn/officeDocument/2013/wpsCustomData"/>
-  </ds:schemaRefs>
-</ds:datastoreItem>
 </file>
--- a/基于Springboot的闽江学院校园论坛的设计与实现.docx
+++ b/基于Springboot的闽江学院校园论坛的设计与实现.docx
@@ -5233,7 +5233,7 @@
           <w:numId w:val="1"/>
         </w:numPr>
         <w:rPr>
-          <w:rFonts w:ascii="宋体" w:eastAsia="宋体" w:hAnsi="宋体" w:hint="eastAsia"/>
+          <w:rFonts w:ascii="宋体" w:eastAsia="宋体" w:hAnsi="宋体"/>
           <w:sz w:val="28"/>
           <w:szCs w:val="28"/>
         </w:rPr>
@@ -5275,7 +5275,7 @@
       <w:pPr>
         <w:ind w:firstLineChars="200" w:firstLine="480"/>
         <w:rPr>
-          <w:rFonts w:ascii="宋体" w:eastAsia="宋体" w:hAnsi="宋体" w:hint="eastAsia"/>
+          <w:rFonts w:ascii="宋体" w:eastAsia="宋体" w:hAnsi="宋体"/>
           <w:sz w:val="24"/>
           <w:szCs w:val="24"/>
         </w:rPr>
@@ -5357,12 +5357,14 @@
         </w:rPr>
         <w:t>调研其他高校校园论坛以及</w:t>
       </w:r>
+      <w:bookmarkStart w:id="12" w:name="_Hlk101915708"/>
       <w:r>
         <w:rPr>
           <w:rFonts w:hint="eastAsia"/>
         </w:rPr>
         <w:t>收集学生群体意见</w:t>
       </w:r>
+      <w:bookmarkEnd w:id="12"/>
       <w:r>
         <w:rPr>
           <w:rFonts w:hint="eastAsia"/>
@@ -5419,10 +5421,7 @@
         <w:t>第</w:t>
       </w:r>
       <w:r>
-        <w:t>2章是开发语言与技术简介，介绍了开发系统的编程语言和相关技术的简介，阐述SpringBoot框架、</w:t>
-      </w:r>
-      <w:r>
-        <w:t>D</w:t>
+        <w:t>2章是开发语言与技术简介，介绍了开发系统的编程语言和相关技术的简介，阐述SpringBoot框架、D</w:t>
       </w:r>
       <w:r>
         <w:rPr>
@@ -5460,12 +5459,21 @@
         <w:t>第</w:t>
       </w:r>
       <w:r>
-        <w:t>3章是系统分析，对企业的办公自动化系统提出了</w:t>
+        <w:t>3章是系统分析，对企业的</w:t>
       </w:r>
       <w:r>
         <w:rPr>
           <w:rFonts w:hint="eastAsia"/>
         </w:rPr>
+        <w:t>校园论坛</w:t>
+      </w:r>
+      <w:r>
+        <w:t>系统提出了</w:t>
+      </w:r>
+      <w:r>
+        <w:rPr>
+          <w:rFonts w:hint="eastAsia"/>
+        </w:rPr>
         <w:t>系统</w:t>
       </w:r>
       <w:r>
@@ -5475,111 +5483,102 @@
     <w:p>
       <w:pPr>
         <w:ind w:firstLine="420"/>
+      </w:pPr>
+      <w:r>
         <w:rPr>
           <w:rFonts w:hint="eastAsia"/>
         </w:rPr>
-      </w:pPr>
+        <w:t>第</w:t>
+      </w:r>
+      <w:r>
+        <w:t>4章是数据库设计，主要是数据库表间关系图及数据库表结构的具体实现</w:t>
+      </w:r>
       <w:r>
         <w:rPr>
           <w:rFonts w:hint="eastAsia"/>
         </w:rPr>
+        <w:t>，</w:t>
+      </w:r>
+      <w:r>
+        <w:rPr>
+          <w:rFonts w:hint="eastAsia"/>
+        </w:rPr>
+        <w:t>以及各表之间关联关系。</w:t>
+      </w:r>
+    </w:p>
+    <w:p>
+      <w:pPr>
+        <w:ind w:firstLine="420"/>
+      </w:pPr>
+      <w:r>
+        <w:rPr>
+          <w:rFonts w:hint="eastAsia"/>
+        </w:rPr>
         <w:t>第</w:t>
       </w:r>
       <w:r>
-        <w:t>4章是数据库设计，主要是数据库表间关系图及数据库表结构的具体实现</w:t>
-      </w:r>
+        <w:t>5章是系统详细设计与实现,系统模块的实现与调试,描述各个业务模块的功能设计对各个业务模块进行开发，并给出各业务模块的截图和关键代码。</w:t>
+      </w:r>
+    </w:p>
+    <w:p>
+      <w:pPr>
+        <w:ind w:firstLine="420"/>
+      </w:pPr>
       <w:r>
         <w:rPr>
           <w:rFonts w:hint="eastAsia"/>
         </w:rPr>
-        <w:t>，</w:t>
+        <w:t>第</w:t>
+      </w:r>
+      <w:r>
+        <w:t>6章是系统测试</w:t>
       </w:r>
       <w:r>
         <w:rPr>
           <w:rFonts w:hint="eastAsia"/>
         </w:rPr>
-        <w:t>以及各表之间关联关系。</w:t>
+        <w:t>与部署</w:t>
+      </w:r>
+      <w:r>
+        <w:t>，对已经完成的</w:t>
+      </w:r>
+      <w:r>
+        <w:rPr>
+          <w:rFonts w:hint="eastAsia"/>
+        </w:rPr>
+        <w:t>校园论坛</w:t>
+      </w:r>
+      <w:r>
+        <w:t>系统提出测试目的、进行功能性测试</w:t>
+      </w:r>
+      <w:r>
+        <w:rPr>
+          <w:rFonts w:hint="eastAsia"/>
+        </w:rPr>
+        <w:t>，同时</w:t>
+      </w:r>
+      <w:r>
+        <w:rPr>
+          <w:rFonts w:hint="eastAsia"/>
+        </w:rPr>
+        <w:t>将系统部署至</w:t>
+      </w:r>
+      <w:r>
+        <w:rPr>
+          <w:rFonts w:hint="eastAsia"/>
+        </w:rPr>
+        <w:t>线上环境</w:t>
+      </w:r>
+      <w:r>
+        <w:rPr>
+          <w:rFonts w:hint="eastAsia"/>
+        </w:rPr>
+        <w:t>，并针对可能出现问题进行系统架构优化。</w:t>
       </w:r>
     </w:p>
     <w:p>
       <w:pPr>
         <w:ind w:firstLine="420"/>
-      </w:pPr>
-      <w:r>
-        <w:rPr>
-          <w:rFonts w:hint="eastAsia"/>
-        </w:rPr>
-        <w:t>第</w:t>
-      </w:r>
-      <w:r>
-        <w:t>5章是系统详细设计与实现,系统模块的实现与调试,描述各个业务模块的功能设计对各个业务模块进行开发，并给出各业务模块的截图和关键代码。</w:t>
-      </w:r>
-    </w:p>
-    <w:p>
-      <w:pPr>
-        <w:ind w:firstLine="420"/>
-        <w:rPr>
-          <w:rFonts w:hint="eastAsia"/>
-        </w:rPr>
-      </w:pPr>
-      <w:r>
-        <w:rPr>
-          <w:rFonts w:hint="eastAsia"/>
-        </w:rPr>
-        <w:t>第</w:t>
-      </w:r>
-      <w:r>
-        <w:t>6章是系统测试</w:t>
-      </w:r>
-      <w:r>
-        <w:rPr>
-          <w:rFonts w:hint="eastAsia"/>
-        </w:rPr>
-        <w:t>与部署</w:t>
-      </w:r>
-      <w:r>
-        <w:t>，对已经完成的</w:t>
-      </w:r>
-      <w:r>
-        <w:rPr>
-          <w:rFonts w:hint="eastAsia"/>
-        </w:rPr>
-        <w:t>校园论坛</w:t>
-      </w:r>
-      <w:r>
-        <w:t>系统提出测试目的、进行功能性测试</w:t>
-      </w:r>
-      <w:r>
-        <w:rPr>
-          <w:rFonts w:hint="eastAsia"/>
-        </w:rPr>
-        <w:t>，同时</w:t>
-      </w:r>
-      <w:r>
-        <w:rPr>
-          <w:rFonts w:hint="eastAsia"/>
-        </w:rPr>
-        <w:t>将系统部署至</w:t>
-      </w:r>
-      <w:r>
-        <w:rPr>
-          <w:rFonts w:hint="eastAsia"/>
-        </w:rPr>
-        <w:t>线上环境</w:t>
-      </w:r>
-      <w:r>
-        <w:rPr>
-          <w:rFonts w:hint="eastAsia"/>
-        </w:rPr>
-        <w:t>，并针对可能出现问题进行系统架构优化。</w:t>
-      </w:r>
-    </w:p>
-    <w:p>
-      <w:pPr>
-        <w:ind w:firstLine="420"/>
-        <w:rPr>
-          <w:rFonts w:hint="eastAsia"/>
-        </w:rPr>
       </w:pPr>
       <w:r>
         <w:rPr>
@@ -5602,9 +5601,9 @@
           <w:szCs w:val="30"/>
         </w:rPr>
       </w:pPr>
-      <w:bookmarkStart w:id="12" w:name="_Toc96869588"/>
-      <w:bookmarkStart w:id="13" w:name="_Toc97476733"/>
-      <w:bookmarkStart w:id="14" w:name="_Toc101815728"/>
+      <w:bookmarkStart w:id="13" w:name="_Toc96869588"/>
+      <w:bookmarkStart w:id="14" w:name="_Toc97476733"/>
+      <w:bookmarkStart w:id="15" w:name="_Toc101815728"/>
       <w:r>
         <w:rPr>
           <w:rFonts w:ascii="宋体" w:eastAsia="宋体" w:hAnsi="宋体" w:hint="eastAsia"/>
@@ -5613,9 +5612,9 @@
         </w:rPr>
         <w:t>系统开发语言与技术介绍</w:t>
       </w:r>
-      <w:bookmarkEnd w:id="12"/>
       <w:bookmarkEnd w:id="13"/>
       <w:bookmarkEnd w:id="14"/>
+      <w:bookmarkEnd w:id="15"/>
     </w:p>
     <w:p>
       <w:pPr>
@@ -5626,9 +5625,9 @@
           <w:szCs w:val="28"/>
         </w:rPr>
       </w:pPr>
-      <w:bookmarkStart w:id="15" w:name="_Toc96869589"/>
-      <w:bookmarkStart w:id="16" w:name="_Toc97476734"/>
-      <w:bookmarkStart w:id="17" w:name="_Toc101815729"/>
+      <w:bookmarkStart w:id="16" w:name="_Toc96869589"/>
+      <w:bookmarkStart w:id="17" w:name="_Toc97476734"/>
+      <w:bookmarkStart w:id="18" w:name="_Toc101815729"/>
       <w:r>
         <w:rPr>
           <w:rFonts w:ascii="宋体" w:eastAsia="宋体" w:hAnsi="宋体" w:hint="eastAsia"/>
@@ -5653,9 +5652,9 @@
         </w:rPr>
         <w:t>语言介绍</w:t>
       </w:r>
-      <w:bookmarkEnd w:id="15"/>
       <w:bookmarkEnd w:id="16"/>
       <w:bookmarkEnd w:id="17"/>
+      <w:bookmarkEnd w:id="18"/>
     </w:p>
     <w:p>
       <w:pPr>
@@ -6114,9 +6113,9 @@
           <w:szCs w:val="28"/>
         </w:rPr>
       </w:pPr>
-      <w:bookmarkStart w:id="18" w:name="_Toc96869590"/>
-      <w:bookmarkStart w:id="19" w:name="_Toc97476735"/>
-      <w:bookmarkStart w:id="20" w:name="_Toc101815730"/>
+      <w:bookmarkStart w:id="19" w:name="_Toc96869590"/>
+      <w:bookmarkStart w:id="20" w:name="_Toc97476735"/>
+      <w:bookmarkStart w:id="21" w:name="_Toc101815730"/>
       <w:r>
         <w:rPr>
           <w:rFonts w:ascii="宋体" w:eastAsia="宋体" w:hAnsi="宋体" w:hint="eastAsia"/>
@@ -6126,9 +6125,9 @@
         <w:lastRenderedPageBreak/>
         <w:t>开发环境介绍</w:t>
       </w:r>
-      <w:bookmarkEnd w:id="18"/>
       <w:bookmarkEnd w:id="19"/>
       <w:bookmarkEnd w:id="20"/>
+      <w:bookmarkEnd w:id="21"/>
     </w:p>
     <w:p>
       <w:pPr>
@@ -6936,9 +6935,9 @@
           <w:szCs w:val="28"/>
         </w:rPr>
       </w:pPr>
-      <w:bookmarkStart w:id="21" w:name="_Toc96869591"/>
-      <w:bookmarkStart w:id="22" w:name="_Toc97476736"/>
-      <w:bookmarkStart w:id="23" w:name="_Toc101815731"/>
+      <w:bookmarkStart w:id="22" w:name="_Toc96869591"/>
+      <w:bookmarkStart w:id="23" w:name="_Toc97476736"/>
+      <w:bookmarkStart w:id="24" w:name="_Toc101815731"/>
       <w:r>
         <w:rPr>
           <w:rFonts w:ascii="宋体" w:eastAsia="宋体" w:hAnsi="宋体" w:hint="eastAsia"/>
@@ -6947,9 +6946,9 @@
         </w:rPr>
         <w:t>开发容器docker介绍</w:t>
       </w:r>
-      <w:bookmarkEnd w:id="21"/>
       <w:bookmarkEnd w:id="22"/>
       <w:bookmarkEnd w:id="23"/>
+      <w:bookmarkEnd w:id="24"/>
     </w:p>
     <w:p>
       <w:pPr>
@@ -7041,9 +7040,9 @@
           <w:szCs w:val="28"/>
         </w:rPr>
       </w:pPr>
-      <w:bookmarkStart w:id="24" w:name="_Toc96869592"/>
-      <w:bookmarkStart w:id="25" w:name="_Toc97476737"/>
-      <w:bookmarkStart w:id="26" w:name="_Toc101815732"/>
+      <w:bookmarkStart w:id="25" w:name="_Toc96869592"/>
+      <w:bookmarkStart w:id="26" w:name="_Toc97476737"/>
+      <w:bookmarkStart w:id="27" w:name="_Toc101815732"/>
       <w:r>
         <w:rPr>
           <w:rFonts w:ascii="宋体" w:eastAsia="宋体" w:hAnsi="宋体" w:hint="eastAsia"/>
@@ -7068,19 +7067,19 @@
         </w:rPr>
         <w:t>相关技术介绍</w:t>
       </w:r>
-      <w:bookmarkEnd w:id="24"/>
       <w:bookmarkEnd w:id="25"/>
       <w:bookmarkEnd w:id="26"/>
-    </w:p>
-    <w:p>
-      <w:pPr>
-        <w:rPr>
-          <w:rFonts w:ascii="宋体" w:eastAsia="宋体" w:hAnsi="宋体"/>
-          <w:sz w:val="24"/>
-          <w:szCs w:val="24"/>
-        </w:rPr>
-      </w:pPr>
-      <w:bookmarkStart w:id="27" w:name="_Hlk101911157"/>
+      <w:bookmarkEnd w:id="27"/>
+    </w:p>
+    <w:p>
+      <w:pPr>
+        <w:rPr>
+          <w:rFonts w:ascii="宋体" w:eastAsia="宋体" w:hAnsi="宋体"/>
+          <w:sz w:val="24"/>
+          <w:szCs w:val="24"/>
+        </w:rPr>
+      </w:pPr>
+      <w:bookmarkStart w:id="28" w:name="_Hlk101911157"/>
       <w:r>
         <w:rPr>
           <w:rFonts w:ascii="宋体" w:eastAsia="宋体" w:hAnsi="宋体"/>
@@ -7089,7 +7088,7 @@
         </w:rPr>
         <w:t>Thymeleaf</w:t>
       </w:r>
-      <w:bookmarkEnd w:id="27"/>
+      <w:bookmarkEnd w:id="28"/>
       <w:r>
         <w:rPr>
           <w:rFonts w:ascii="宋体" w:eastAsia="宋体" w:hAnsi="宋体" w:hint="eastAsia"/>
@@ -7108,7 +7107,7 @@
           <w:szCs w:val="24"/>
         </w:rPr>
       </w:pPr>
-      <w:bookmarkStart w:id="28" w:name="_Hlk96853068"/>
+      <w:bookmarkStart w:id="29" w:name="_Hlk96853068"/>
       <w:r>
         <w:rPr>
           <w:rFonts w:ascii="宋体" w:eastAsia="宋体" w:hAnsi="宋体"/>
@@ -7117,7 +7116,7 @@
         </w:rPr>
         <w:t>Thymeleaf</w:t>
       </w:r>
-      <w:bookmarkEnd w:id="28"/>
+      <w:bookmarkEnd w:id="29"/>
       <w:r>
         <w:rPr>
           <w:rFonts w:ascii="宋体" w:eastAsia="宋体" w:hAnsi="宋体"/>
@@ -7282,9 +7281,9 @@
           <w:szCs w:val="28"/>
         </w:rPr>
       </w:pPr>
-      <w:bookmarkStart w:id="29" w:name="_Toc96869593"/>
-      <w:bookmarkStart w:id="30" w:name="_Toc97476738"/>
-      <w:bookmarkStart w:id="31" w:name="_Toc101815733"/>
+      <w:bookmarkStart w:id="30" w:name="_Toc96869593"/>
+      <w:bookmarkStart w:id="31" w:name="_Toc97476738"/>
+      <w:bookmarkStart w:id="32" w:name="_Toc101815733"/>
       <w:r>
         <w:rPr>
           <w:rFonts w:ascii="宋体" w:eastAsia="宋体" w:hAnsi="宋体" w:hint="eastAsia"/>
@@ -7309,9 +7308,9 @@
         </w:rPr>
         <w:t>开发框架介绍</w:t>
       </w:r>
-      <w:bookmarkEnd w:id="29"/>
       <w:bookmarkEnd w:id="30"/>
       <w:bookmarkEnd w:id="31"/>
+      <w:bookmarkEnd w:id="32"/>
     </w:p>
     <w:p>
       <w:pPr>
@@ -7848,9 +7847,9 @@
           <w:szCs w:val="28"/>
         </w:rPr>
       </w:pPr>
-      <w:bookmarkStart w:id="32" w:name="_Toc96869594"/>
-      <w:bookmarkStart w:id="33" w:name="_Toc97476739"/>
-      <w:bookmarkStart w:id="34" w:name="_Toc101815734"/>
+      <w:bookmarkStart w:id="33" w:name="_Toc96869594"/>
+      <w:bookmarkStart w:id="34" w:name="_Toc97476739"/>
+      <w:bookmarkStart w:id="35" w:name="_Toc101815734"/>
       <w:r>
         <w:rPr>
           <w:rFonts w:ascii="宋体" w:eastAsia="宋体" w:hAnsi="宋体" w:hint="eastAsia"/>
@@ -7891,9 +7890,9 @@
         </w:rPr>
         <w:t>dea简介</w:t>
       </w:r>
-      <w:bookmarkEnd w:id="32"/>
       <w:bookmarkEnd w:id="33"/>
       <w:bookmarkEnd w:id="34"/>
+      <w:bookmarkEnd w:id="35"/>
     </w:p>
     <w:p>
       <w:pPr>
@@ -8134,9 +8133,9 @@
           <w:szCs w:val="28"/>
         </w:rPr>
       </w:pPr>
-      <w:bookmarkStart w:id="35" w:name="_Toc96869595"/>
-      <w:bookmarkStart w:id="36" w:name="_Toc97476740"/>
-      <w:bookmarkStart w:id="37" w:name="_Toc101815735"/>
+      <w:bookmarkStart w:id="36" w:name="_Toc96869595"/>
+      <w:bookmarkStart w:id="37" w:name="_Toc97476740"/>
+      <w:bookmarkStart w:id="38" w:name="_Toc101815735"/>
       <w:r>
         <w:rPr>
           <w:rFonts w:ascii="宋体" w:eastAsia="宋体" w:hAnsi="宋体" w:hint="eastAsia"/>
@@ -8177,9 +8176,9 @@
         </w:rPr>
         <w:t>简介</w:t>
       </w:r>
-      <w:bookmarkEnd w:id="35"/>
       <w:bookmarkEnd w:id="36"/>
       <w:bookmarkEnd w:id="37"/>
+      <w:bookmarkEnd w:id="38"/>
     </w:p>
     <w:p>
       <w:pPr>
@@ -8363,9 +8362,9 @@
           <w:szCs w:val="28"/>
         </w:rPr>
       </w:pPr>
-      <w:bookmarkStart w:id="38" w:name="_Toc96869596"/>
-      <w:bookmarkStart w:id="39" w:name="_Toc97476741"/>
-      <w:bookmarkStart w:id="40" w:name="_Toc101815736"/>
+      <w:bookmarkStart w:id="39" w:name="_Toc96869596"/>
+      <w:bookmarkStart w:id="40" w:name="_Toc97476741"/>
+      <w:bookmarkStart w:id="41" w:name="_Toc101815736"/>
       <w:r>
         <w:rPr>
           <w:rFonts w:ascii="宋体" w:eastAsia="宋体" w:hAnsi="宋体" w:hint="eastAsia"/>
@@ -8390,9 +8389,9 @@
         </w:rPr>
         <w:t>非关系型数据库Redis简介</w:t>
       </w:r>
-      <w:bookmarkEnd w:id="38"/>
       <w:bookmarkEnd w:id="39"/>
       <w:bookmarkEnd w:id="40"/>
+      <w:bookmarkEnd w:id="41"/>
     </w:p>
     <w:p>
       <w:pPr>
@@ -8856,9 +8855,9 @@
           <w:szCs w:val="30"/>
         </w:rPr>
       </w:pPr>
-      <w:bookmarkStart w:id="41" w:name="_Toc96869597"/>
-      <w:bookmarkStart w:id="42" w:name="_Toc97476742"/>
-      <w:bookmarkStart w:id="43" w:name="_Toc101815737"/>
+      <w:bookmarkStart w:id="42" w:name="_Toc96869597"/>
+      <w:bookmarkStart w:id="43" w:name="_Toc97476742"/>
+      <w:bookmarkStart w:id="44" w:name="_Toc101815737"/>
       <w:r>
         <w:rPr>
           <w:rFonts w:ascii="宋体" w:eastAsia="宋体" w:hAnsi="宋体" w:hint="eastAsia"/>
@@ -8884,9 +8883,9 @@
         </w:rPr>
         <w:t>系统分析</w:t>
       </w:r>
-      <w:bookmarkEnd w:id="41"/>
       <w:bookmarkEnd w:id="42"/>
       <w:bookmarkEnd w:id="43"/>
+      <w:bookmarkEnd w:id="44"/>
     </w:p>
     <w:p>
       <w:pPr>
@@ -8897,8 +8896,8 @@
           <w:szCs w:val="28"/>
         </w:rPr>
       </w:pPr>
-      <w:bookmarkStart w:id="44" w:name="_Toc97476751"/>
-      <w:bookmarkStart w:id="45" w:name="_Toc101815738"/>
+      <w:bookmarkStart w:id="45" w:name="_Toc97476751"/>
+      <w:bookmarkStart w:id="46" w:name="_Toc101815738"/>
       <w:r>
         <w:rPr>
           <w:rFonts w:ascii="宋体" w:eastAsia="宋体" w:hAnsi="宋体"/>
@@ -8932,15 +8931,15 @@
         </w:rPr>
         <w:t>求分析</w:t>
       </w:r>
-      <w:bookmarkEnd w:id="44"/>
       <w:bookmarkEnd w:id="45"/>
+      <w:bookmarkEnd w:id="46"/>
     </w:p>
     <w:p>
       <w:pPr>
         <w:pStyle w:val="3"/>
       </w:pPr>
-      <w:bookmarkStart w:id="46" w:name="_Toc97476752"/>
-      <w:bookmarkStart w:id="47" w:name="_Toc101815739"/>
+      <w:bookmarkStart w:id="47" w:name="_Toc97476752"/>
+      <w:bookmarkStart w:id="48" w:name="_Toc101815739"/>
       <w:r>
         <w:t xml:space="preserve">3.1.1 </w:t>
       </w:r>
@@ -8950,8 +8949,8 @@
         </w:rPr>
         <w:t>功能需求</w:t>
       </w:r>
-      <w:bookmarkEnd w:id="46"/>
       <w:bookmarkEnd w:id="47"/>
+      <w:bookmarkEnd w:id="48"/>
     </w:p>
     <w:p>
       <w:pPr>
@@ -9039,8 +9038,8 @@
       <w:pPr>
         <w:pStyle w:val="3"/>
       </w:pPr>
-      <w:bookmarkStart w:id="48" w:name="_Toc97476753"/>
-      <w:bookmarkStart w:id="49" w:name="_Toc101815740"/>
+      <w:bookmarkStart w:id="49" w:name="_Toc97476753"/>
+      <w:bookmarkStart w:id="50" w:name="_Toc101815740"/>
       <w:r>
         <w:t xml:space="preserve">3.1.2 </w:t>
       </w:r>
@@ -9050,8 +9049,8 @@
         </w:rPr>
         <w:t>性能需求</w:t>
       </w:r>
-      <w:bookmarkEnd w:id="48"/>
       <w:bookmarkEnd w:id="49"/>
+      <w:bookmarkEnd w:id="50"/>
     </w:p>
     <w:p>
       <w:pPr>
@@ -9153,9 +9152,9 @@
           <w:szCs w:val="28"/>
         </w:rPr>
       </w:pPr>
-      <w:bookmarkStart w:id="50" w:name="_Toc96869598"/>
-      <w:bookmarkStart w:id="51" w:name="_Toc97476743"/>
-      <w:bookmarkStart w:id="52" w:name="_Toc101815741"/>
+      <w:bookmarkStart w:id="51" w:name="_Toc96869598"/>
+      <w:bookmarkStart w:id="52" w:name="_Toc97476743"/>
+      <w:bookmarkStart w:id="53" w:name="_Toc101815741"/>
       <w:r>
         <w:rPr>
           <w:rFonts w:ascii="宋体" w:eastAsia="宋体" w:hAnsi="宋体" w:hint="eastAsia"/>
@@ -9196,9 +9195,9 @@
         </w:rPr>
         <w:t>可行性分析</w:t>
       </w:r>
-      <w:bookmarkEnd w:id="50"/>
       <w:bookmarkEnd w:id="51"/>
       <w:bookmarkEnd w:id="52"/>
+      <w:bookmarkEnd w:id="53"/>
       <w:r>
         <w:rPr>
           <w:rFonts w:ascii="宋体" w:eastAsia="宋体" w:hAnsi="宋体" w:hint="eastAsia"/>
@@ -9447,17 +9446,6 @@
       <w:r>
         <w:noBreakHyphen/>
       </w:r>
-      <w:fldSimple w:instr=" STYLEREF 1 \s ">
-        <w:r>
-          <w:rPr>
-            <w:noProof/>
-          </w:rPr>
-          <w:t>0</w:t>
-        </w:r>
-      </w:fldSimple>
-      <w:r>
-        <w:noBreakHyphen/>
-      </w:r>
       <w:r>
         <w:fldChar w:fldCharType="begin"/>
       </w:r>
@@ -9559,17 +9547,6 @@
       <w:r>
         <w:noBreakHyphen/>
       </w:r>
-      <w:fldSimple w:instr=" STYLEREF 1 \s ">
-        <w:r>
-          <w:rPr>
-            <w:noProof/>
-          </w:rPr>
-          <w:t>0</w:t>
-        </w:r>
-      </w:fldSimple>
-      <w:r>
-        <w:noBreakHyphen/>
-      </w:r>
       <w:r>
         <w:fldChar w:fldCharType="begin"/>
       </w:r>
@@ -9616,9 +9593,9 @@
           <w:szCs w:val="28"/>
         </w:rPr>
       </w:pPr>
-      <w:bookmarkStart w:id="53" w:name="_Toc96869599"/>
-      <w:bookmarkStart w:id="54" w:name="_Toc97476744"/>
-      <w:bookmarkStart w:id="55" w:name="_Toc101815742"/>
+      <w:bookmarkStart w:id="54" w:name="_Toc96869599"/>
+      <w:bookmarkStart w:id="55" w:name="_Toc97476744"/>
+      <w:bookmarkStart w:id="56" w:name="_Toc101815742"/>
       <w:r>
         <w:rPr>
           <w:rFonts w:ascii="宋体" w:eastAsia="宋体" w:hAnsi="宋体" w:hint="eastAsia"/>
@@ -9667,9 +9644,9 @@
         </w:rPr>
         <w:t>分析</w:t>
       </w:r>
-      <w:bookmarkEnd w:id="53"/>
       <w:bookmarkEnd w:id="54"/>
       <w:bookmarkEnd w:id="55"/>
+      <w:bookmarkEnd w:id="56"/>
     </w:p>
     <w:p>
       <w:pPr>
@@ -9905,7 +9882,7 @@
           <w:rFonts w:eastAsiaTheme="minorEastAsia"/>
         </w:rPr>
       </w:pPr>
-      <w:bookmarkStart w:id="56" w:name="_Hlk97327237"/>
+      <w:bookmarkStart w:id="57" w:name="_Hlk97327237"/>
       <w:r>
         <w:t>图</w:t>
       </w:r>
@@ -9918,17 +9895,6 @@
       <w:r>
         <w:noBreakHyphen/>
       </w:r>
-      <w:fldSimple w:instr=" STYLEREF 1 \s ">
-        <w:r>
-          <w:rPr>
-            <w:noProof/>
-          </w:rPr>
-          <w:t>0</w:t>
-        </w:r>
-      </w:fldSimple>
-      <w:r>
-        <w:noBreakHyphen/>
-      </w:r>
       <w:r>
         <w:fldChar w:fldCharType="begin"/>
       </w:r>
@@ -9960,7 +9926,7 @@
         <w:t>系统业务流程图</w:t>
       </w:r>
     </w:p>
-    <w:bookmarkEnd w:id="56"/>
+    <w:bookmarkEnd w:id="57"/>
     <w:p/>
     <w:p>
       <w:pPr>
@@ -9972,9 +9938,9 @@
           <w:szCs w:val="30"/>
         </w:rPr>
       </w:pPr>
-      <w:bookmarkStart w:id="57" w:name="_Toc96869602"/>
-      <w:bookmarkStart w:id="58" w:name="_Toc97476747"/>
-      <w:bookmarkStart w:id="59" w:name="_Toc101815743"/>
+      <w:bookmarkStart w:id="58" w:name="_Toc96869602"/>
+      <w:bookmarkStart w:id="59" w:name="_Toc97476747"/>
+      <w:bookmarkStart w:id="60" w:name="_Toc101815743"/>
       <w:r>
         <w:rPr>
           <w:rFonts w:ascii="宋体" w:eastAsia="宋体" w:hAnsi="宋体" w:hint="eastAsia"/>
@@ -9999,9 +9965,9 @@
         </w:rPr>
         <w:t>数据库设计</w:t>
       </w:r>
-      <w:bookmarkEnd w:id="57"/>
       <w:bookmarkEnd w:id="58"/>
       <w:bookmarkEnd w:id="59"/>
+      <w:bookmarkEnd w:id="60"/>
     </w:p>
     <w:p>
       <w:pPr>
@@ -10012,9 +9978,9 @@
           <w:szCs w:val="28"/>
         </w:rPr>
       </w:pPr>
-      <w:bookmarkStart w:id="60" w:name="_Toc96869603"/>
-      <w:bookmarkStart w:id="61" w:name="_Toc97476748"/>
-      <w:bookmarkStart w:id="62" w:name="_Toc101815744"/>
+      <w:bookmarkStart w:id="61" w:name="_Toc96869603"/>
+      <w:bookmarkStart w:id="62" w:name="_Toc97476748"/>
+      <w:bookmarkStart w:id="63" w:name="_Toc101815744"/>
       <w:r>
         <w:rPr>
           <w:rFonts w:ascii="宋体" w:eastAsia="宋体" w:hAnsi="宋体" w:hint="eastAsia"/>
@@ -10039,9 +10005,9 @@
         </w:rPr>
         <w:t>数据库概念结构设计</w:t>
       </w:r>
-      <w:bookmarkEnd w:id="60"/>
       <w:bookmarkEnd w:id="61"/>
       <w:bookmarkEnd w:id="62"/>
+      <w:bookmarkEnd w:id="63"/>
     </w:p>
     <w:p>
       <w:pPr>
@@ -10219,17 +10185,6 @@
       <w:r>
         <w:noBreakHyphen/>
       </w:r>
-      <w:fldSimple w:instr=" STYLEREF 1 \s ">
-        <w:r>
-          <w:rPr>
-            <w:noProof/>
-          </w:rPr>
-          <w:t>0</w:t>
-        </w:r>
-      </w:fldSimple>
-      <w:r>
-        <w:noBreakHyphen/>
-      </w:r>
       <w:r>
         <w:fldChar w:fldCharType="begin"/>
       </w:r>
@@ -10459,17 +10414,6 @@
       <w:r>
         <w:noBreakHyphen/>
       </w:r>
-      <w:fldSimple w:instr=" STYLEREF 1 \s ">
-        <w:r>
-          <w:rPr>
-            <w:noProof/>
-          </w:rPr>
-          <w:t>0</w:t>
-        </w:r>
-      </w:fldSimple>
-      <w:r>
-        <w:noBreakHyphen/>
-      </w:r>
       <w:r>
         <w:fldChar w:fldCharType="begin"/>
       </w:r>
@@ -10513,14 +10457,14 @@
         </w:numPr>
         <w:ind w:firstLineChars="0"/>
       </w:pPr>
-      <w:bookmarkStart w:id="63" w:name="_Hlk97386657"/>
+      <w:bookmarkStart w:id="64" w:name="_Hlk97386657"/>
       <w:r>
         <w:rPr>
           <w:rFonts w:hint="eastAsia"/>
         </w:rPr>
         <w:t>分类目录表</w:t>
       </w:r>
-      <w:bookmarkEnd w:id="63"/>
+      <w:bookmarkEnd w:id="64"/>
       <w:r>
         <w:rPr>
           <w:rFonts w:hint="eastAsia"/>
@@ -10629,17 +10573,6 @@
       <w:r>
         <w:noBreakHyphen/>
       </w:r>
-      <w:fldSimple w:instr=" STYLEREF 1 \s ">
-        <w:r>
-          <w:rPr>
-            <w:noProof/>
-          </w:rPr>
-          <w:t>0</w:t>
-        </w:r>
-      </w:fldSimple>
-      <w:r>
-        <w:noBreakHyphen/>
-      </w:r>
       <w:r>
         <w:fldChar w:fldCharType="begin"/>
       </w:r>
@@ -10778,17 +10711,6 @@
       <w:r>
         <w:noBreakHyphen/>
       </w:r>
-      <w:fldSimple w:instr=" STYLEREF 1 \s ">
-        <w:r>
-          <w:rPr>
-            <w:noProof/>
-          </w:rPr>
-          <w:t>0</w:t>
-        </w:r>
-      </w:fldSimple>
-      <w:r>
-        <w:noBreakHyphen/>
-      </w:r>
       <w:r>
         <w:fldChar w:fldCharType="begin"/>
       </w:r>
@@ -10933,17 +10855,6 @@
       <w:r>
         <w:noBreakHyphen/>
       </w:r>
-      <w:fldSimple w:instr=" STYLEREF 1 \s ">
-        <w:r>
-          <w:rPr>
-            <w:noProof/>
-          </w:rPr>
-          <w:t>0</w:t>
-        </w:r>
-      </w:fldSimple>
-      <w:r>
-        <w:noBreakHyphen/>
-      </w:r>
       <w:r>
         <w:fldChar w:fldCharType="begin"/>
       </w:r>
@@ -10987,14 +10898,14 @@
         </w:numPr>
         <w:ind w:firstLineChars="0"/>
       </w:pPr>
-      <w:bookmarkStart w:id="64" w:name="_Hlk97387506"/>
+      <w:bookmarkStart w:id="65" w:name="_Hlk97387506"/>
       <w:r>
         <w:rPr>
           <w:rFonts w:hint="eastAsia"/>
         </w:rPr>
         <w:t>用户评论表</w:t>
       </w:r>
-      <w:bookmarkEnd w:id="64"/>
+      <w:bookmarkEnd w:id="65"/>
       <w:r>
         <w:rPr>
           <w:rFonts w:hint="eastAsia"/>
@@ -11097,17 +11008,6 @@
       <w:r>
         <w:noBreakHyphen/>
       </w:r>
-      <w:fldSimple w:instr=" STYLEREF 1 \s ">
-        <w:r>
-          <w:rPr>
-            <w:noProof/>
-          </w:rPr>
-          <w:t>0</w:t>
-        </w:r>
-      </w:fldSimple>
-      <w:r>
-        <w:noBreakHyphen/>
-      </w:r>
       <w:r>
         <w:fldChar w:fldCharType="begin"/>
       </w:r>
@@ -11151,9 +11051,9 @@
           <w:szCs w:val="28"/>
         </w:rPr>
       </w:pPr>
-      <w:bookmarkStart w:id="65" w:name="_Toc96869604"/>
-      <w:bookmarkStart w:id="66" w:name="_Toc97476749"/>
-      <w:bookmarkStart w:id="67" w:name="_Toc101815745"/>
+      <w:bookmarkStart w:id="66" w:name="_Toc96869604"/>
+      <w:bookmarkStart w:id="67" w:name="_Toc97476749"/>
+      <w:bookmarkStart w:id="68" w:name="_Toc101815745"/>
       <w:r>
         <w:rPr>
           <w:rFonts w:ascii="宋体" w:eastAsia="宋体" w:hAnsi="宋体" w:hint="eastAsia"/>
@@ -11178,9 +11078,9 @@
         </w:rPr>
         <w:t>数据库逻辑结构设计</w:t>
       </w:r>
-      <w:bookmarkEnd w:id="65"/>
       <w:bookmarkEnd w:id="66"/>
       <w:bookmarkEnd w:id="67"/>
+      <w:bookmarkEnd w:id="68"/>
     </w:p>
     <w:p>
       <w:pPr>
@@ -18807,7 +18707,7 @@
       <w:pPr>
         <w:pStyle w:val="2"/>
       </w:pPr>
-      <w:bookmarkStart w:id="68" w:name="_Toc101815746"/>
+      <w:bookmarkStart w:id="69" w:name="_Toc101815746"/>
       <w:r>
         <w:rPr>
           <w:rFonts w:hint="eastAsia"/>
@@ -18824,7 +18724,7 @@
         </w:rPr>
         <w:t>数据库连接与实现</w:t>
       </w:r>
-      <w:bookmarkEnd w:id="68"/>
+      <w:bookmarkEnd w:id="69"/>
     </w:p>
     <w:p>
       <w:pPr>
@@ -19192,17 +19092,6 @@
       <w:r>
         <w:noBreakHyphen/>
       </w:r>
-      <w:fldSimple w:instr=" STYLEREF 1 \s ">
-        <w:r>
-          <w:rPr>
-            <w:noProof/>
-          </w:rPr>
-          <w:t>0</w:t>
-        </w:r>
-      </w:fldSimple>
-      <w:r>
-        <w:noBreakHyphen/>
-      </w:r>
       <w:r>
         <w:fldChar w:fldCharType="begin"/>
       </w:r>
@@ -19244,9 +19133,9 @@
           <w:szCs w:val="30"/>
         </w:rPr>
       </w:pPr>
-      <w:bookmarkStart w:id="69" w:name="_Toc96869605"/>
-      <w:bookmarkStart w:id="70" w:name="_Toc97476750"/>
-      <w:bookmarkStart w:id="71" w:name="_Toc101815747"/>
+      <w:bookmarkStart w:id="70" w:name="_Toc96869605"/>
+      <w:bookmarkStart w:id="71" w:name="_Toc97476750"/>
+      <w:bookmarkStart w:id="72" w:name="_Toc101815747"/>
       <w:r>
         <w:rPr>
           <w:rFonts w:ascii="宋体" w:eastAsia="宋体" w:hAnsi="宋体" w:hint="eastAsia"/>
@@ -19271,9 +19160,9 @@
         </w:rPr>
         <w:t>系统的详细设计与实现</w:t>
       </w:r>
-      <w:bookmarkEnd w:id="69"/>
       <w:bookmarkEnd w:id="70"/>
       <w:bookmarkEnd w:id="71"/>
+      <w:bookmarkEnd w:id="72"/>
     </w:p>
     <w:p>
       <w:pPr>
@@ -19284,8 +19173,8 @@
           <w:szCs w:val="28"/>
         </w:rPr>
       </w:pPr>
-      <w:bookmarkStart w:id="72" w:name="_Toc101815748"/>
-      <w:bookmarkStart w:id="73" w:name="_Toc97476754"/>
+      <w:bookmarkStart w:id="73" w:name="_Toc101815748"/>
+      <w:bookmarkStart w:id="74" w:name="_Toc97476754"/>
       <w:r>
         <w:rPr>
           <w:rFonts w:ascii="宋体" w:eastAsia="宋体" w:hAnsi="宋体" w:hint="eastAsia"/>
@@ -19326,7 +19215,7 @@
         </w:rPr>
         <w:t>系统软件架构</w:t>
       </w:r>
-      <w:bookmarkEnd w:id="72"/>
+      <w:bookmarkEnd w:id="73"/>
     </w:p>
     <w:p>
       <w:pPr>
@@ -19345,7 +19234,7 @@
         </w:rPr>
         <w:t>本系统分为用户</w:t>
       </w:r>
-      <w:bookmarkStart w:id="74" w:name="_Hlk97408890"/>
+      <w:bookmarkStart w:id="75" w:name="_Hlk97408890"/>
       <w:r>
         <w:rPr>
           <w:rFonts w:ascii="宋体" w:eastAsia="宋体" w:hAnsi="宋体" w:hint="eastAsia"/>
@@ -19354,47 +19243,47 @@
         </w:rPr>
         <w:t>注册模块</w:t>
       </w:r>
+      <w:bookmarkEnd w:id="75"/>
+      <w:r>
+        <w:rPr>
+          <w:rFonts w:ascii="宋体" w:eastAsia="宋体" w:hAnsi="宋体" w:hint="eastAsia"/>
+          <w:sz w:val="24"/>
+          <w:szCs w:val="24"/>
+        </w:rPr>
+        <w:t>、登陆模块、个人</w:t>
+      </w:r>
+      <w:r>
+        <w:rPr>
+          <w:rFonts w:ascii="宋体" w:eastAsia="宋体" w:hAnsi="宋体" w:hint="eastAsia"/>
+          <w:sz w:val="24"/>
+          <w:szCs w:val="24"/>
+        </w:rPr>
+        <w:t>信息模块</w:t>
+      </w:r>
+      <w:r>
+        <w:rPr>
+          <w:rFonts w:ascii="宋体" w:eastAsia="宋体" w:hAnsi="宋体" w:hint="eastAsia"/>
+          <w:sz w:val="24"/>
+          <w:szCs w:val="24"/>
+        </w:rPr>
+        <w:t>、版块管理、帖子管理、帖子回复、帖子收藏、帖子浏览、</w:t>
+      </w:r>
+      <w:r>
+        <w:rPr>
+          <w:rFonts w:ascii="宋体" w:eastAsia="宋体" w:hAnsi="宋体" w:hint="eastAsia"/>
+          <w:sz w:val="24"/>
+          <w:szCs w:val="24"/>
+        </w:rPr>
+        <w:t>分类排行等九个模块，部分功能模块图如下所示：</w:t>
+      </w:r>
       <w:bookmarkEnd w:id="74"/>
-      <w:r>
-        <w:rPr>
-          <w:rFonts w:ascii="宋体" w:eastAsia="宋体" w:hAnsi="宋体" w:hint="eastAsia"/>
-          <w:sz w:val="24"/>
-          <w:szCs w:val="24"/>
-        </w:rPr>
-        <w:t>、登陆模块、个人</w:t>
-      </w:r>
-      <w:r>
-        <w:rPr>
-          <w:rFonts w:ascii="宋体" w:eastAsia="宋体" w:hAnsi="宋体" w:hint="eastAsia"/>
-          <w:sz w:val="24"/>
-          <w:szCs w:val="24"/>
-        </w:rPr>
-        <w:t>信息模块</w:t>
-      </w:r>
-      <w:r>
-        <w:rPr>
-          <w:rFonts w:ascii="宋体" w:eastAsia="宋体" w:hAnsi="宋体" w:hint="eastAsia"/>
-          <w:sz w:val="24"/>
-          <w:szCs w:val="24"/>
-        </w:rPr>
-        <w:t>、版块管理、帖子管理、帖子回复、帖子收藏、帖子浏览、</w:t>
-      </w:r>
-      <w:r>
-        <w:rPr>
-          <w:rFonts w:ascii="宋体" w:eastAsia="宋体" w:hAnsi="宋体" w:hint="eastAsia"/>
-          <w:sz w:val="24"/>
-          <w:szCs w:val="24"/>
-        </w:rPr>
-        <w:t>分类排行等九个模块，部分功能模块图如下所示：</w:t>
-      </w:r>
-      <w:bookmarkEnd w:id="73"/>
     </w:p>
     <w:p>
       <w:pPr>
         <w:pStyle w:val="3"/>
       </w:pPr>
-      <w:bookmarkStart w:id="75" w:name="_Toc97476755"/>
-      <w:bookmarkStart w:id="76" w:name="_Toc101815749"/>
+      <w:bookmarkStart w:id="76" w:name="_Toc97476755"/>
+      <w:bookmarkStart w:id="77" w:name="_Toc101815749"/>
       <w:r>
         <w:rPr>
           <w:rFonts w:hint="eastAsia"/>
@@ -19423,8 +19312,8 @@
         </w:rPr>
         <w:t>和登陆模块</w:t>
       </w:r>
-      <w:bookmarkEnd w:id="75"/>
       <w:bookmarkEnd w:id="76"/>
+      <w:bookmarkEnd w:id="77"/>
     </w:p>
     <w:p>
       <w:pPr>
@@ -19803,17 +19692,6 @@
       <w:r>
         <w:t xml:space="preserve"> 5</w:t>
       </w:r>
-      <w:r>
-        <w:noBreakHyphen/>
-      </w:r>
-      <w:fldSimple w:instr=" STYLEREF 1 \s ">
-        <w:r>
-          <w:rPr>
-            <w:noProof/>
-          </w:rPr>
-          <w:t>0</w:t>
-        </w:r>
-      </w:fldSimple>
       <w:r>
         <w:noBreakHyphen/>
       </w:r>
@@ -19907,17 +19785,6 @@
       <w:r>
         <w:noBreakHyphen/>
       </w:r>
-      <w:fldSimple w:instr=" STYLEREF 1 \s ">
-        <w:r>
-          <w:rPr>
-            <w:noProof/>
-          </w:rPr>
-          <w:t>0</w:t>
-        </w:r>
-      </w:fldSimple>
-      <w:r>
-        <w:noBreakHyphen/>
-      </w:r>
       <w:r>
         <w:fldChar w:fldCharType="begin"/>
       </w:r>
@@ -19965,8 +19832,8 @@
       <w:pPr>
         <w:pStyle w:val="3"/>
       </w:pPr>
-      <w:bookmarkStart w:id="77" w:name="_Toc97476756"/>
-      <w:bookmarkStart w:id="78" w:name="_Toc101815750"/>
+      <w:bookmarkStart w:id="78" w:name="_Toc97476756"/>
+      <w:bookmarkStart w:id="79" w:name="_Toc101815750"/>
       <w:r>
         <w:rPr>
           <w:rFonts w:hint="eastAsia"/>
@@ -19994,8 +19861,8 @@
         </w:rPr>
         <w:t>信息模块</w:t>
       </w:r>
-      <w:bookmarkEnd w:id="77"/>
       <w:bookmarkEnd w:id="78"/>
+      <w:bookmarkEnd w:id="79"/>
     </w:p>
     <w:p>
       <w:pPr>
@@ -20294,17 +20161,6 @@
       <w:r>
         <w:t xml:space="preserve"> 5</w:t>
       </w:r>
-      <w:r>
-        <w:noBreakHyphen/>
-      </w:r>
-      <w:fldSimple w:instr=" STYLEREF 1 \s ">
-        <w:r>
-          <w:rPr>
-            <w:noProof/>
-          </w:rPr>
-          <w:t>0</w:t>
-        </w:r>
-      </w:fldSimple>
       <w:r>
         <w:noBreakHyphen/>
       </w:r>
@@ -20398,17 +20254,6 @@
       <w:r>
         <w:noBreakHyphen/>
       </w:r>
-      <w:fldSimple w:instr=" STYLEREF 1 \s ">
-        <w:r>
-          <w:rPr>
-            <w:noProof/>
-          </w:rPr>
-          <w:t>0</w:t>
-        </w:r>
-      </w:fldSimple>
-      <w:r>
-        <w:noBreakHyphen/>
-      </w:r>
       <w:r>
         <w:fldChar w:fldCharType="begin"/>
       </w:r>
@@ -20498,17 +20343,6 @@
       <w:r>
         <w:noBreakHyphen/>
       </w:r>
-      <w:fldSimple w:instr=" STYLEREF 1 \s ">
-        <w:r>
-          <w:rPr>
-            <w:noProof/>
-          </w:rPr>
-          <w:t>0</w:t>
-        </w:r>
-      </w:fldSimple>
-      <w:r>
-        <w:noBreakHyphen/>
-      </w:r>
       <w:r>
         <w:fldChar w:fldCharType="begin"/>
       </w:r>
@@ -20598,17 +20432,6 @@
       <w:r>
         <w:noBreakHyphen/>
       </w:r>
-      <w:fldSimple w:instr=" STYLEREF 1 \s ">
-        <w:r>
-          <w:rPr>
-            <w:noProof/>
-          </w:rPr>
-          <w:t>0</w:t>
-        </w:r>
-      </w:fldSimple>
-      <w:r>
-        <w:noBreakHyphen/>
-      </w:r>
       <w:r>
         <w:fldChar w:fldCharType="begin"/>
       </w:r>
@@ -20644,8 +20467,8 @@
       <w:pPr>
         <w:pStyle w:val="3"/>
       </w:pPr>
-      <w:bookmarkStart w:id="79" w:name="_Toc97476757"/>
-      <w:bookmarkStart w:id="80" w:name="_Toc101815751"/>
+      <w:bookmarkStart w:id="80" w:name="_Toc97476757"/>
+      <w:bookmarkStart w:id="81" w:name="_Toc101815751"/>
       <w:r>
         <w:rPr>
           <w:rFonts w:hint="eastAsia"/>
@@ -20667,8 +20490,8 @@
         </w:rPr>
         <w:t>版块管理</w:t>
       </w:r>
-      <w:bookmarkEnd w:id="79"/>
       <w:bookmarkEnd w:id="80"/>
+      <w:bookmarkEnd w:id="81"/>
     </w:p>
     <w:p>
       <w:pPr>
@@ -20831,17 +20654,6 @@
       <w:r>
         <w:noBreakHyphen/>
       </w:r>
-      <w:fldSimple w:instr=" STYLEREF 1 \s ">
-        <w:r>
-          <w:rPr>
-            <w:noProof/>
-          </w:rPr>
-          <w:t>0</w:t>
-        </w:r>
-      </w:fldSimple>
-      <w:r>
-        <w:noBreakHyphen/>
-      </w:r>
       <w:r>
         <w:fldChar w:fldCharType="begin"/>
       </w:r>
@@ -20877,8 +20689,8 @@
       <w:pPr>
         <w:pStyle w:val="3"/>
       </w:pPr>
-      <w:bookmarkStart w:id="81" w:name="_Toc97476758"/>
-      <w:bookmarkStart w:id="82" w:name="_Toc101815752"/>
+      <w:bookmarkStart w:id="82" w:name="_Toc97476758"/>
+      <w:bookmarkStart w:id="83" w:name="_Toc101815752"/>
       <w:r>
         <w:rPr>
           <w:rFonts w:hint="eastAsia"/>
@@ -20900,8 +20712,8 @@
         </w:rPr>
         <w:t>帖子管理</w:t>
       </w:r>
-      <w:bookmarkEnd w:id="81"/>
       <w:bookmarkEnd w:id="82"/>
+      <w:bookmarkEnd w:id="83"/>
     </w:p>
     <w:p>
       <w:pPr>
@@ -21204,17 +21016,6 @@
       <w:r>
         <w:noBreakHyphen/>
       </w:r>
-      <w:fldSimple w:instr=" STYLEREF 1 \s ">
-        <w:r>
-          <w:rPr>
-            <w:noProof/>
-          </w:rPr>
-          <w:t>0</w:t>
-        </w:r>
-      </w:fldSimple>
-      <w:r>
-        <w:noBreakHyphen/>
-      </w:r>
       <w:r>
         <w:fldChar w:fldCharType="begin"/>
       </w:r>
@@ -21304,17 +21105,6 @@
       <w:r>
         <w:noBreakHyphen/>
       </w:r>
-      <w:fldSimple w:instr=" STYLEREF 1 \s ">
-        <w:r>
-          <w:rPr>
-            <w:noProof/>
-          </w:rPr>
-          <w:t>0</w:t>
-        </w:r>
-      </w:fldSimple>
-      <w:r>
-        <w:noBreakHyphen/>
-      </w:r>
       <w:r>
         <w:fldChar w:fldCharType="begin"/>
       </w:r>
@@ -21401,17 +21191,6 @@
       <w:r>
         <w:t xml:space="preserve"> 5</w:t>
       </w:r>
-      <w:r>
-        <w:noBreakHyphen/>
-      </w:r>
-      <w:fldSimple w:instr=" STYLEREF 1 \s ">
-        <w:r>
-          <w:rPr>
-            <w:noProof/>
-          </w:rPr>
-          <w:t>0</w:t>
-        </w:r>
-      </w:fldSimple>
       <w:r>
         <w:noBreakHyphen/>
       </w:r>
@@ -21505,17 +21284,6 @@
       <w:r>
         <w:noBreakHyphen/>
       </w:r>
-      <w:fldSimple w:instr=" STYLEREF 1 \s ">
-        <w:r>
-          <w:rPr>
-            <w:noProof/>
-          </w:rPr>
-          <w:t>0</w:t>
-        </w:r>
-      </w:fldSimple>
-      <w:r>
-        <w:noBreakHyphen/>
-      </w:r>
       <w:r>
         <w:fldChar w:fldCharType="begin"/>
       </w:r>
@@ -21551,8 +21319,8 @@
       <w:pPr>
         <w:pStyle w:val="3"/>
       </w:pPr>
-      <w:bookmarkStart w:id="83" w:name="_Toc97476759"/>
-      <w:bookmarkStart w:id="84" w:name="_Toc101815753"/>
+      <w:bookmarkStart w:id="84" w:name="_Toc97476759"/>
+      <w:bookmarkStart w:id="85" w:name="_Toc101815753"/>
       <w:r>
         <w:rPr>
           <w:rFonts w:hint="eastAsia"/>
@@ -21574,8 +21342,8 @@
         </w:rPr>
         <w:t>帖子收藏、回复和浏览以及排行榜</w:t>
       </w:r>
-      <w:bookmarkEnd w:id="83"/>
       <w:bookmarkEnd w:id="84"/>
+      <w:bookmarkEnd w:id="85"/>
     </w:p>
     <w:p>
       <w:pPr>
@@ -21786,17 +21554,6 @@
       <w:r>
         <w:t xml:space="preserve"> 5</w:t>
       </w:r>
-      <w:r>
-        <w:noBreakHyphen/>
-      </w:r>
-      <w:fldSimple w:instr=" STYLEREF 1 \s ">
-        <w:r>
-          <w:rPr>
-            <w:noProof/>
-          </w:rPr>
-          <w:t>0</w:t>
-        </w:r>
-      </w:fldSimple>
       <w:r>
         <w:noBreakHyphen/>
       </w:r>
@@ -21890,17 +21647,6 @@
       <w:r>
         <w:noBreakHyphen/>
       </w:r>
-      <w:fldSimple w:instr=" STYLEREF 1 \s ">
-        <w:r>
-          <w:rPr>
-            <w:noProof/>
-          </w:rPr>
-          <w:t>0</w:t>
-        </w:r>
-      </w:fldSimple>
-      <w:r>
-        <w:noBreakHyphen/>
-      </w:r>
       <w:r>
         <w:fldChar w:fldCharType="begin"/>
       </w:r>
@@ -22002,17 +21748,6 @@
       <w:r>
         <w:noBreakHyphen/>
       </w:r>
-      <w:fldSimple w:instr=" STYLEREF 1 \s ">
-        <w:r>
-          <w:rPr>
-            <w:noProof/>
-          </w:rPr>
-          <w:t>0</w:t>
-        </w:r>
-      </w:fldSimple>
-      <w:r>
-        <w:noBreakHyphen/>
-      </w:r>
       <w:r>
         <w:fldChar w:fldCharType="begin"/>
       </w:r>
@@ -22054,9 +21789,9 @@
           <w:szCs w:val="30"/>
         </w:rPr>
       </w:pPr>
-      <w:bookmarkStart w:id="85" w:name="_Toc96869606"/>
-      <w:bookmarkStart w:id="86" w:name="_Toc97476760"/>
-      <w:bookmarkStart w:id="87" w:name="_Toc101815754"/>
+      <w:bookmarkStart w:id="86" w:name="_Toc96869606"/>
+      <w:bookmarkStart w:id="87" w:name="_Toc97476760"/>
+      <w:bookmarkStart w:id="88" w:name="_Toc101815754"/>
       <w:r>
         <w:rPr>
           <w:rFonts w:ascii="宋体" w:eastAsia="宋体" w:hAnsi="宋体" w:hint="eastAsia"/>
@@ -22098,9 +21833,9 @@
         </w:rPr>
         <w:t>测试</w:t>
       </w:r>
-      <w:bookmarkEnd w:id="85"/>
       <w:bookmarkEnd w:id="86"/>
       <w:bookmarkEnd w:id="87"/>
+      <w:bookmarkEnd w:id="88"/>
     </w:p>
     <w:p>
       <w:pPr>
@@ -22111,9 +21846,9 @@
           <w:szCs w:val="28"/>
         </w:rPr>
       </w:pPr>
-      <w:bookmarkStart w:id="88" w:name="_Toc96869607"/>
-      <w:bookmarkStart w:id="89" w:name="_Toc97476761"/>
-      <w:bookmarkStart w:id="90" w:name="_Toc101815755"/>
+      <w:bookmarkStart w:id="89" w:name="_Toc96869607"/>
+      <w:bookmarkStart w:id="90" w:name="_Toc97476761"/>
+      <w:bookmarkStart w:id="91" w:name="_Toc101815755"/>
       <w:r>
         <w:rPr>
           <w:rFonts w:ascii="宋体" w:eastAsia="宋体" w:hAnsi="宋体" w:hint="eastAsia"/>
@@ -22138,15 +21873,15 @@
         </w:rPr>
         <w:t>系统测试</w:t>
       </w:r>
-      <w:bookmarkEnd w:id="88"/>
       <w:bookmarkEnd w:id="89"/>
       <w:bookmarkEnd w:id="90"/>
+      <w:bookmarkEnd w:id="91"/>
     </w:p>
     <w:p>
       <w:pPr>
         <w:pStyle w:val="2"/>
       </w:pPr>
-      <w:bookmarkStart w:id="91" w:name="_Toc101815756"/>
+      <w:bookmarkStart w:id="92" w:name="_Toc101815756"/>
       <w:r>
         <w:rPr>
           <w:rFonts w:hint="eastAsia"/>
@@ -22162,7 +21897,7 @@
         </w:rPr>
         <w:t>系统测试目的</w:t>
       </w:r>
-      <w:bookmarkEnd w:id="91"/>
+      <w:bookmarkEnd w:id="92"/>
       <w:r>
         <w:t xml:space="preserve"> </w:t>
       </w:r>
@@ -22270,7 +22005,7 @@
       <w:pPr>
         <w:pStyle w:val="2"/>
       </w:pPr>
-      <w:bookmarkStart w:id="92" w:name="_Toc101815757"/>
+      <w:bookmarkStart w:id="93" w:name="_Toc101815757"/>
       <w:r>
         <w:rPr>
           <w:rFonts w:hint="eastAsia"/>
@@ -22286,7 +22021,7 @@
         </w:rPr>
         <w:t>系统测试过程与结果</w:t>
       </w:r>
-      <w:bookmarkEnd w:id="92"/>
+      <w:bookmarkEnd w:id="93"/>
     </w:p>
     <w:p>
       <w:pPr>
@@ -22405,17 +22140,6 @@
       <w:r>
         <w:t xml:space="preserve"> 6</w:t>
       </w:r>
-      <w:r>
-        <w:noBreakHyphen/>
-      </w:r>
-      <w:fldSimple w:instr=" STYLEREF 1 \s ">
-        <w:r>
-          <w:rPr>
-            <w:noProof/>
-          </w:rPr>
-          <w:t>0</w:t>
-        </w:r>
-      </w:fldSimple>
       <w:r>
         <w:noBreakHyphen/>
       </w:r>
@@ -22509,17 +22233,6 @@
       <w:r>
         <w:noBreakHyphen/>
       </w:r>
-      <w:fldSimple w:instr=" STYLEREF 1 \s ">
-        <w:r>
-          <w:rPr>
-            <w:noProof/>
-          </w:rPr>
-          <w:t>0</w:t>
-        </w:r>
-      </w:fldSimple>
-      <w:r>
-        <w:noBreakHyphen/>
-      </w:r>
       <w:r>
         <w:fldChar w:fldCharType="begin"/>
       </w:r>
@@ -22554,6 +22267,7 @@
     <w:p>
       <w:pPr>
         <w:ind w:firstLine="420"/>
+        <w:jc w:val="right"/>
       </w:pPr>
       <w:r>
         <w:rPr>
@@ -22648,17 +22362,6 @@
       <w:r>
         <w:noBreakHyphen/>
       </w:r>
-      <w:fldSimple w:instr=" STYLEREF 1 \s ">
-        <w:r>
-          <w:rPr>
-            <w:noProof/>
-          </w:rPr>
-          <w:t>0</w:t>
-        </w:r>
-      </w:fldSimple>
-      <w:r>
-        <w:noBreakHyphen/>
-      </w:r>
       <w:r>
         <w:fldChar w:fldCharType="begin"/>
       </w:r>
@@ -22814,17 +22517,6 @@
       <w:r>
         <w:t xml:space="preserve"> 6</w:t>
       </w:r>
-      <w:r>
-        <w:noBreakHyphen/>
-      </w:r>
-      <w:fldSimple w:instr=" STYLEREF 1 \s ">
-        <w:r>
-          <w:rPr>
-            <w:noProof/>
-          </w:rPr>
-          <w:t>0</w:t>
-        </w:r>
-      </w:fldSimple>
       <w:r>
         <w:noBreakHyphen/>
       </w:r>
@@ -22990,17 +22682,6 @@
       <w:r>
         <w:noBreakHyphen/>
       </w:r>
-      <w:fldSimple w:instr=" STYLEREF 1 \s ">
-        <w:r>
-          <w:rPr>
-            <w:noProof/>
-          </w:rPr>
-          <w:t>0</w:t>
-        </w:r>
-      </w:fldSimple>
-      <w:r>
-        <w:noBreakHyphen/>
-      </w:r>
       <w:r>
         <w:fldChar w:fldCharType="begin"/>
       </w:r>
@@ -23091,17 +22772,6 @@
       <w:r>
         <w:noBreakHyphen/>
       </w:r>
-      <w:fldSimple w:instr=" STYLEREF 1 \s ">
-        <w:r>
-          <w:rPr>
-            <w:noProof/>
-          </w:rPr>
-          <w:t>0</w:t>
-        </w:r>
-      </w:fldSimple>
-      <w:r>
-        <w:noBreakHyphen/>
-      </w:r>
       <w:r>
         <w:fldChar w:fldCharType="begin"/>
       </w:r>
@@ -23153,8 +22823,8 @@
           <w:szCs w:val="28"/>
         </w:rPr>
       </w:pPr>
-      <w:bookmarkStart w:id="93" w:name="_Toc97476762"/>
-      <w:bookmarkStart w:id="94" w:name="_Toc101815758"/>
+      <w:bookmarkStart w:id="94" w:name="_Toc97476762"/>
+      <w:bookmarkStart w:id="95" w:name="_Toc101815758"/>
       <w:r>
         <w:rPr>
           <w:rFonts w:ascii="宋体" w:eastAsia="宋体" w:hAnsi="宋体" w:hint="eastAsia"/>
@@ -23179,8 +22849,8 @@
         </w:rPr>
         <w:t>系统部署</w:t>
       </w:r>
-      <w:bookmarkEnd w:id="93"/>
       <w:bookmarkEnd w:id="94"/>
+      <w:bookmarkEnd w:id="95"/>
     </w:p>
     <w:p>
       <w:pPr>
@@ -23209,9 +22879,9 @@
           <w:szCs w:val="28"/>
         </w:rPr>
       </w:pPr>
-      <w:bookmarkStart w:id="95" w:name="_Toc96869609"/>
-      <w:bookmarkStart w:id="96" w:name="_Toc97476763"/>
-      <w:bookmarkStart w:id="97" w:name="_Toc101815759"/>
+      <w:bookmarkStart w:id="96" w:name="_Toc96869609"/>
+      <w:bookmarkStart w:id="97" w:name="_Toc97476763"/>
+      <w:bookmarkStart w:id="98" w:name="_Toc101815759"/>
       <w:r>
         <w:rPr>
           <w:rFonts w:ascii="宋体" w:eastAsia="宋体" w:hAnsi="宋体" w:hint="eastAsia"/>
@@ -23261,9 +22931,9 @@
         </w:rPr>
         <w:t>过程遇到的问题和解决方法</w:t>
       </w:r>
-      <w:bookmarkEnd w:id="95"/>
       <w:bookmarkEnd w:id="96"/>
       <w:bookmarkEnd w:id="97"/>
+      <w:bookmarkEnd w:id="98"/>
     </w:p>
     <w:p>
       <w:pPr>
@@ -23630,9 +23300,9 @@
           <w:szCs w:val="28"/>
         </w:rPr>
       </w:pPr>
-      <w:bookmarkStart w:id="98" w:name="_Toc96869610"/>
-      <w:bookmarkStart w:id="99" w:name="_Toc97476764"/>
-      <w:bookmarkStart w:id="100" w:name="_Toc101815760"/>
+      <w:bookmarkStart w:id="99" w:name="_Toc96869610"/>
+      <w:bookmarkStart w:id="100" w:name="_Toc97476764"/>
+      <w:bookmarkStart w:id="101" w:name="_Toc101815760"/>
       <w:r>
         <w:rPr>
           <w:rFonts w:ascii="宋体" w:eastAsia="宋体" w:hAnsi="宋体" w:hint="eastAsia"/>
@@ -23673,9 +23343,9 @@
         </w:rPr>
         <w:t>系统存在的不足</w:t>
       </w:r>
-      <w:bookmarkEnd w:id="98"/>
       <w:bookmarkEnd w:id="99"/>
       <w:bookmarkEnd w:id="100"/>
+      <w:bookmarkEnd w:id="101"/>
     </w:p>
     <w:p>
       <w:pPr>
@@ -23732,9 +23402,9 @@
           <w:szCs w:val="30"/>
         </w:rPr>
       </w:pPr>
-      <w:bookmarkStart w:id="101" w:name="_Toc96869611"/>
-      <w:bookmarkStart w:id="102" w:name="_Toc97476765"/>
-      <w:bookmarkStart w:id="103" w:name="_Toc101815761"/>
+      <w:bookmarkStart w:id="102" w:name="_Toc96869611"/>
+      <w:bookmarkStart w:id="103" w:name="_Toc97476765"/>
+      <w:bookmarkStart w:id="104" w:name="_Toc101815761"/>
       <w:r>
         <w:rPr>
           <w:rFonts w:ascii="宋体" w:eastAsia="宋体" w:hAnsi="宋体" w:hint="eastAsia"/>
@@ -23744,9 +23414,9 @@
         <w:lastRenderedPageBreak/>
         <w:t>结语</w:t>
       </w:r>
-      <w:bookmarkEnd w:id="101"/>
       <w:bookmarkEnd w:id="102"/>
       <w:bookmarkEnd w:id="103"/>
+      <w:bookmarkEnd w:id="104"/>
     </w:p>
     <w:p>
       <w:pPr>
@@ -23763,6 +23433,76 @@
           <w:sz w:val="24"/>
           <w:szCs w:val="24"/>
         </w:rPr>
+        <w:t>本文对校园论坛技术研究背景、现状进行了全面的调研以及收集学生群体意见，在此基础上提出了校园论坛系统需求。并完成了系统设计、系统开发、系统实现和测试工作。论文的主要工作包括</w:t>
+      </w:r>
+      <w:r>
+        <w:rPr>
+          <w:rFonts w:ascii="宋体" w:eastAsia="宋体" w:hAnsi="宋体"/>
+          <w:sz w:val="24"/>
+          <w:szCs w:val="24"/>
+        </w:rPr>
+        <w:t>:</w:t>
+      </w:r>
+    </w:p>
+    <w:p>
+      <w:pPr>
+        <w:ind w:firstLineChars="200" w:firstLine="480"/>
+        <w:rPr>
+          <w:rFonts w:ascii="宋体" w:eastAsia="宋体" w:hAnsi="宋体"/>
+          <w:sz w:val="24"/>
+          <w:szCs w:val="24"/>
+        </w:rPr>
+      </w:pPr>
+      <w:r>
+        <w:rPr>
+          <w:rFonts w:ascii="宋体" w:eastAsia="宋体" w:hAnsi="宋体" w:hint="eastAsia"/>
+          <w:sz w:val="24"/>
+          <w:szCs w:val="24"/>
+        </w:rPr>
+        <w:t>第一，全面的分析了校园论坛发展历史和目前现状，分析了目前校园论坛系统开发项目中运用的相关技术。</w:t>
+      </w:r>
+    </w:p>
+    <w:p>
+      <w:pPr>
+        <w:ind w:firstLineChars="200" w:firstLine="480"/>
+        <w:rPr>
+          <w:rFonts w:ascii="宋体" w:eastAsia="宋体" w:hAnsi="宋体"/>
+          <w:sz w:val="24"/>
+          <w:szCs w:val="24"/>
+        </w:rPr>
+      </w:pPr>
+      <w:r>
+        <w:rPr>
+          <w:rFonts w:ascii="宋体" w:eastAsia="宋体" w:hAnsi="宋体" w:hint="eastAsia"/>
+          <w:sz w:val="24"/>
+          <w:szCs w:val="24"/>
+        </w:rPr>
+        <w:t>第二，提出系统基本需求设计开发了主要功能有</w:t>
+      </w:r>
+      <w:r>
+        <w:rPr>
+          <w:rFonts w:ascii="宋体" w:eastAsia="宋体" w:hAnsi="宋体"/>
+          <w:sz w:val="24"/>
+          <w:szCs w:val="24"/>
+        </w:rPr>
+        <w:t>:注册和登陆模块、个人信息模块、板块管理模块、帖子管理模块、帖子管理模块、帖子收藏、回复、浏览、排行榜等模块。通过测试后希望能够给学校带来的价值。</w:t>
+      </w:r>
+    </w:p>
+    <w:p>
+      <w:pPr>
+        <w:ind w:firstLineChars="200" w:firstLine="480"/>
+        <w:rPr>
+          <w:rFonts w:ascii="宋体" w:eastAsia="宋体" w:hAnsi="宋体"/>
+          <w:sz w:val="24"/>
+          <w:szCs w:val="24"/>
+        </w:rPr>
+      </w:pPr>
+      <w:r>
+        <w:rPr>
+          <w:rFonts w:ascii="宋体" w:eastAsia="宋体" w:hAnsi="宋体" w:hint="eastAsia"/>
+          <w:sz w:val="24"/>
+          <w:szCs w:val="24"/>
+        </w:rPr>
         <w:t>目前，网上论坛已不是新事物，许许多多的别具特色的论坛在网络上随处可见。为了体现论坛的特色，我搜索各式各样的论坛版面，为了改变网上现存论坛的普遍风格，追加功能，更便于管理，于是开发出一套界面友好美观，易于使用的论坛管理系统。系统体现出比较可靠的安全性。</w:t>
       </w:r>
       <w:r>
@@ -23888,6 +23628,48 @@
           <w:szCs w:val="24"/>
         </w:rPr>
         <w:t>.</w:t>
+      </w:r>
+    </w:p>
+    <w:p>
+      <w:pPr>
+        <w:ind w:firstLineChars="200" w:firstLine="480"/>
+        <w:rPr>
+          <w:rFonts w:ascii="宋体" w:eastAsia="宋体" w:hAnsi="宋体"/>
+          <w:sz w:val="24"/>
+          <w:szCs w:val="24"/>
+        </w:rPr>
+      </w:pPr>
+      <w:r>
+        <w:rPr>
+          <w:rFonts w:ascii="宋体" w:eastAsia="宋体" w:hAnsi="宋体" w:hint="eastAsia"/>
+          <w:sz w:val="24"/>
+          <w:szCs w:val="24"/>
+        </w:rPr>
+        <w:t>论坛</w:t>
+      </w:r>
+      <w:r>
+        <w:rPr>
+          <w:rFonts w:ascii="宋体" w:eastAsia="宋体" w:hAnsi="宋体" w:hint="eastAsia"/>
+          <w:sz w:val="24"/>
+          <w:szCs w:val="24"/>
+        </w:rPr>
+        <w:t>系统已经达到预期的结果，但也还存在不足之处在于</w:t>
+      </w:r>
+      <w:r>
+        <w:rPr>
+          <w:rFonts w:ascii="宋体" w:eastAsia="宋体" w:hAnsi="宋体" w:hint="eastAsia"/>
+          <w:sz w:val="24"/>
+          <w:szCs w:val="24"/>
+        </w:rPr>
+        <w:t>缺少后台管理系统，用于管理人员使用</w:t>
+      </w:r>
+      <w:r>
+        <w:rPr>
+          <w:rFonts w:ascii="宋体" w:eastAsia="宋体" w:hAnsi="宋体" w:hint="eastAsia"/>
+          <w:sz w:val="24"/>
+          <w:szCs w:val="24"/>
+        </w:rPr>
+        <w:t>。后续需要在二次开发中逐步完善。</w:t>
       </w:r>
     </w:p>
     <w:p>
@@ -23900,9 +23682,9 @@
           <w:szCs w:val="30"/>
         </w:rPr>
       </w:pPr>
-      <w:bookmarkStart w:id="104" w:name="_Toc96869612"/>
-      <w:bookmarkStart w:id="105" w:name="_Toc97476766"/>
-      <w:bookmarkStart w:id="106" w:name="_Toc101815762"/>
+      <w:bookmarkStart w:id="105" w:name="_Toc96869612"/>
+      <w:bookmarkStart w:id="106" w:name="_Toc97476766"/>
+      <w:bookmarkStart w:id="107" w:name="_Toc101815762"/>
       <w:r>
         <w:rPr>
           <w:rFonts w:ascii="宋体" w:eastAsia="宋体" w:hAnsi="宋体" w:hint="eastAsia"/>
@@ -23911,9 +23693,9 @@
         </w:rPr>
         <w:t>参考文献</w:t>
       </w:r>
-      <w:bookmarkEnd w:id="104"/>
       <w:bookmarkEnd w:id="105"/>
       <w:bookmarkEnd w:id="106"/>
+      <w:bookmarkEnd w:id="107"/>
     </w:p>
     <w:p>
       <w:pPr>
@@ -23924,11 +23706,11 @@
         </w:numPr>
         <w:ind w:firstLineChars="0"/>
       </w:pPr>
-      <w:bookmarkStart w:id="107" w:name="_Ref101819878"/>
+      <w:bookmarkStart w:id="108" w:name="_Ref101819878"/>
       <w:r>
         <w:t>江奇峰. 基于Java数据库编程及其应用探究[J]. 电脑编程技巧与维护, 2021(4):3.</w:t>
       </w:r>
-      <w:bookmarkEnd w:id="107"/>
+      <w:bookmarkEnd w:id="108"/>
     </w:p>
     <w:p>
       <w:pPr>
@@ -23939,11 +23721,11 @@
         </w:numPr>
         <w:ind w:firstLineChars="0"/>
       </w:pPr>
-      <w:bookmarkStart w:id="108" w:name="_Ref101819899"/>
+      <w:bookmarkStart w:id="109" w:name="_Ref101819899"/>
       <w:r>
         <w:t>Cosmina I . An Introduction to Java and Its History.  2022.</w:t>
       </w:r>
-      <w:bookmarkEnd w:id="108"/>
+      <w:bookmarkEnd w:id="109"/>
     </w:p>
     <w:p>
       <w:pPr>
@@ -23954,11 +23736,11 @@
         </w:numPr>
         <w:ind w:firstLineChars="0"/>
       </w:pPr>
-      <w:bookmarkStart w:id="109" w:name="_Ref101819938"/>
+      <w:bookmarkStart w:id="110" w:name="_Ref101819938"/>
       <w:r>
         <w:t>Benvenuti C . Understanding Linux network internals - guided tour to networking on Linux[M]. 东南大学出版社, 2005.</w:t>
       </w:r>
-      <w:bookmarkEnd w:id="109"/>
+      <w:bookmarkEnd w:id="110"/>
     </w:p>
     <w:p>
       <w:pPr>
@@ -23969,11 +23751,11 @@
         </w:numPr>
         <w:ind w:firstLineChars="0"/>
       </w:pPr>
-      <w:bookmarkStart w:id="110" w:name="_Ref101819952"/>
+      <w:bookmarkStart w:id="111" w:name="_Ref101819952"/>
       <w:r>
         <w:t>孔美云, 钱成特, 刘加海. Linux程序在Windows上的移植及运行稳定性分析[J]. 浙江大学学报：理学版, 2012(3):4.</w:t>
       </w:r>
-      <w:bookmarkEnd w:id="110"/>
+      <w:bookmarkEnd w:id="111"/>
     </w:p>
     <w:p>
       <w:pPr>
@@ -23984,11 +23766,11 @@
         </w:numPr>
         <w:ind w:firstLineChars="0"/>
       </w:pPr>
-      <w:bookmarkStart w:id="111" w:name="_Ref101819968"/>
+      <w:bookmarkStart w:id="112" w:name="_Ref101819968"/>
       <w:r>
         <w:t>董琦, 李金丽, 辛伟瑶,等. 一种linux操作系统管理平台的稳定性测试方法及系统: 电子工业出版社.</w:t>
       </w:r>
-      <w:bookmarkEnd w:id="111"/>
+      <w:bookmarkEnd w:id="112"/>
     </w:p>
     <w:p>
       <w:pPr>
@@ -23999,11 +23781,11 @@
         </w:numPr>
         <w:ind w:firstLineChars="0"/>
       </w:pPr>
-      <w:bookmarkStart w:id="112" w:name="_Ref101819982"/>
+      <w:bookmarkStart w:id="113" w:name="_Ref101819982"/>
       <w:r>
         <w:t>Wright C . Linux Security Modules: General Security Support for the Linux Kernel[C]// 11th USENIX Security Symposium. 2002.</w:t>
       </w:r>
-      <w:bookmarkEnd w:id="112"/>
+      <w:bookmarkEnd w:id="113"/>
     </w:p>
     <w:p>
       <w:pPr>
@@ -24014,11 +23796,11 @@
         </w:numPr>
         <w:ind w:firstLineChars="0"/>
       </w:pPr>
-      <w:bookmarkStart w:id="113" w:name="_Ref101819993"/>
+      <w:bookmarkStart w:id="114" w:name="_Ref101819993"/>
       <w:r>
         <w:t>侯红君. Linux 0.11内核研究与内核编程实践[D]. 天津大学, 2009.</w:t>
       </w:r>
-      <w:bookmarkEnd w:id="113"/>
+      <w:bookmarkEnd w:id="114"/>
     </w:p>
     <w:p>
       <w:pPr>
@@ -24029,11 +23811,11 @@
         </w:numPr>
         <w:ind w:firstLineChars="0"/>
       </w:pPr>
-      <w:bookmarkStart w:id="114" w:name="_Ref101820005"/>
+      <w:bookmarkStart w:id="115" w:name="_Ref101820005"/>
       <w:r>
         <w:t>董军. Linux内核开发者协作模式研究[D]. 大连理工大学, 2016.</w:t>
       </w:r>
-      <w:bookmarkEnd w:id="114"/>
+      <w:bookmarkEnd w:id="115"/>
     </w:p>
     <w:p>
       <w:pPr>
@@ -24044,11 +23826,11 @@
         </w:numPr>
         <w:ind w:firstLineChars="0"/>
       </w:pPr>
-      <w:bookmarkStart w:id="115" w:name="_Ref101820020"/>
+      <w:bookmarkStart w:id="116" w:name="_Ref101820020"/>
       <w:r>
         <w:t>Bernstein D . Containers and Cloud: From LXC to Docker to Kubernetes[J]. Cloud Computing, IEEE, 2014, 1(3):81-84.</w:t>
       </w:r>
-      <w:bookmarkEnd w:id="115"/>
+      <w:bookmarkEnd w:id="116"/>
     </w:p>
     <w:p>
       <w:pPr>
@@ -24059,11 +23841,15 @@
         </w:numPr>
         <w:ind w:firstLineChars="0"/>
       </w:pPr>
-      <w:bookmarkStart w:id="116" w:name="_Ref101820029"/>
-      <w:r>
-        <w:t>唐炜. Spring Data\\MongoDB,Thymeleaf的数据持久化方案及分页技术实现[J]. 陇东学院学报, 2017, 28(5):5.</w:t>
-      </w:r>
-      <w:bookmarkEnd w:id="116"/>
+      <w:bookmarkStart w:id="117" w:name="_Ref101820029"/>
+      <w:r>
+        <w:t>唐炜. Spring Data\\MongoDB,Thymeleaf的数据持久化方案及分页技术实现[J]. 陇东学</w:t>
+      </w:r>
+      <w:r>
+        <w:lastRenderedPageBreak/>
+        <w:t>院学报, 2017, 28(5):5.</w:t>
+      </w:r>
+      <w:bookmarkEnd w:id="117"/>
     </w:p>
     <w:p>
       <w:pPr>
@@ -24074,11 +23860,11 @@
         </w:numPr>
         <w:ind w:firstLineChars="0"/>
       </w:pPr>
-      <w:bookmarkStart w:id="117" w:name="_Ref101820046"/>
+      <w:bookmarkStart w:id="118" w:name="_Ref101820046"/>
       <w:r>
         <w:t>喻佳, 吴丹新. 基于SpringBoot的Web快速开发框架[J]. 电脑编程技巧与维护, 2021(9):3.</w:t>
       </w:r>
-      <w:bookmarkEnd w:id="117"/>
+      <w:bookmarkEnd w:id="118"/>
     </w:p>
     <w:p>
       <w:pPr>
@@ -24089,11 +23875,11 @@
         </w:numPr>
         <w:ind w:firstLineChars="0"/>
       </w:pPr>
-      <w:bookmarkStart w:id="118" w:name="_Ref101820054"/>
+      <w:bookmarkStart w:id="119" w:name="_Ref101820054"/>
       <w:r>
         <w:t>邹红霆. 基于SSM框架的Web系统研究与应用[J]. 湖南理工学院学报：自然科学版, 2017, 30(1):5.</w:t>
       </w:r>
-      <w:bookmarkEnd w:id="118"/>
+      <w:bookmarkEnd w:id="119"/>
     </w:p>
     <w:p>
       <w:pPr>
@@ -24104,11 +23890,11 @@
         </w:numPr>
         <w:ind w:firstLineChars="0"/>
       </w:pPr>
-      <w:bookmarkStart w:id="119" w:name="_Ref101820061"/>
+      <w:bookmarkStart w:id="120" w:name="_Ref101820061"/>
       <w:r>
         <w:t>Reddy K . Working with MyBatis[J].  2017.</w:t>
       </w:r>
-      <w:bookmarkEnd w:id="119"/>
+      <w:bookmarkEnd w:id="120"/>
     </w:p>
     <w:p>
       <w:pPr>
@@ -24119,11 +23905,11 @@
         </w:numPr>
         <w:ind w:firstLineChars="0"/>
       </w:pPr>
-      <w:bookmarkStart w:id="120" w:name="_Ref101820071"/>
+      <w:bookmarkStart w:id="121" w:name="_Ref101820071"/>
       <w:r>
         <w:t>陈立兵. IntelliJ IDEA——开发人员利器[J]. 程序员, 2009(1):3.</w:t>
       </w:r>
-      <w:bookmarkEnd w:id="120"/>
+      <w:bookmarkEnd w:id="121"/>
     </w:p>
     <w:p>
       <w:pPr>
@@ -24134,11 +23920,11 @@
         </w:numPr>
         <w:ind w:firstLineChars="0"/>
       </w:pPr>
-      <w:bookmarkStart w:id="121" w:name="_Ref101820088"/>
+      <w:bookmarkStart w:id="122" w:name="_Ref101820088"/>
       <w:r>
         <w:t>宣振国. 基于Mysql的数据库集群设计与实现[D]. 北京邮电大学, 2013.</w:t>
       </w:r>
-      <w:bookmarkEnd w:id="121"/>
+      <w:bookmarkEnd w:id="122"/>
     </w:p>
     <w:p>
       <w:pPr>
@@ -24149,11 +23935,11 @@
         </w:numPr>
         <w:ind w:firstLineChars="0"/>
       </w:pPr>
-      <w:bookmarkStart w:id="122" w:name="_Ref101820099"/>
+      <w:bookmarkStart w:id="123" w:name="_Ref101820099"/>
       <w:r>
         <w:t>曾超宇, 李金香. Redis在高速缓存系统中的应用[J]. 微型机与应用, 2013, 32(12):3.</w:t>
       </w:r>
-      <w:bookmarkEnd w:id="122"/>
+      <w:bookmarkEnd w:id="123"/>
     </w:p>
     <w:p>
       <w:pPr>
@@ -24164,11 +23950,11 @@
         </w:numPr>
         <w:ind w:firstLineChars="0"/>
       </w:pPr>
-      <w:bookmarkStart w:id="123" w:name="_Ref101820115"/>
+      <w:bookmarkStart w:id="124" w:name="_Ref101820115"/>
       <w:r>
         <w:t>邱祝文. 基于redis的分布式缓存系统架构研究[J]. 网络安全技术与应用, 2014(10):2.</w:t>
       </w:r>
-      <w:bookmarkEnd w:id="123"/>
+      <w:bookmarkEnd w:id="124"/>
     </w:p>
     <w:p>
       <w:pPr>
@@ -24179,12 +23965,11 @@
         </w:numPr>
         <w:ind w:firstLineChars="0"/>
       </w:pPr>
-      <w:bookmarkStart w:id="124" w:name="_Ref101820131"/>
-      <w:r>
-        <w:lastRenderedPageBreak/>
+      <w:bookmarkStart w:id="125" w:name="_Ref101820131"/>
+      <w:r>
         <w:t>任中方, 张华, 闫明松,等. MVC模式研究的综述[J]. 计算机应用研究, 2004, 21(10):5.</w:t>
       </w:r>
-      <w:bookmarkEnd w:id="124"/>
+      <w:bookmarkEnd w:id="125"/>
     </w:p>
     <w:p>
       <w:pPr>
@@ -24195,11 +23980,11 @@
         </w:numPr>
         <w:ind w:firstLineChars="0"/>
       </w:pPr>
-      <w:bookmarkStart w:id="125" w:name="_Ref101820164"/>
+      <w:bookmarkStart w:id="126" w:name="_Ref101820164"/>
       <w:r>
         <w:t>宋俊雅, 王鹏彪, 黄俊爽,等. B/S结构软件的系统测试技术[J]. 科技信息, 2010(10):2.</w:t>
       </w:r>
-      <w:bookmarkEnd w:id="125"/>
+      <w:bookmarkEnd w:id="126"/>
     </w:p>
     <w:p>
       <w:pPr>
@@ -24210,11 +23995,11 @@
         </w:numPr>
         <w:ind w:firstLineChars="0"/>
       </w:pPr>
-      <w:bookmarkStart w:id="126" w:name="_Ref101820182"/>
+      <w:bookmarkStart w:id="127" w:name="_Ref101820182"/>
       <w:r>
         <w:t>林丽丽. 使用高性能Web服务器Nginx实现开源负载均衡[J]. 大众科技, 2010(7):3.</w:t>
       </w:r>
-      <w:bookmarkEnd w:id="126"/>
+      <w:bookmarkEnd w:id="127"/>
     </w:p>
     <w:p>
       <w:pPr>
@@ -24226,7 +24011,7 @@
           <w:szCs w:val="30"/>
         </w:rPr>
       </w:pPr>
-      <w:bookmarkStart w:id="127" w:name="_Toc101815763"/>
+      <w:bookmarkStart w:id="128" w:name="_Toc101815763"/>
       <w:r>
         <w:rPr>
           <w:rFonts w:ascii="宋体" w:eastAsia="宋体" w:hAnsi="宋体" w:hint="eastAsia"/>
@@ -24235,7 +24020,7 @@
         </w:rPr>
         <w:t>致谢</w:t>
       </w:r>
-      <w:bookmarkEnd w:id="127"/>
+      <w:bookmarkEnd w:id="128"/>
     </w:p>
     <w:p>
       <w:r>
@@ -25277,6 +25062,7 @@
   <w:style w:type="character" w:default="1" w:styleId="a0">
     <w:name w:val="Default Paragraph Font"/>
     <w:uiPriority w:val="1"/>
+    <w:semiHidden/>
     <w:unhideWhenUsed/>
   </w:style>
   <w:style w:type="table" w:default="1" w:styleId="a1">
@@ -25994,27 +25780,27 @@
 </file>
 
 <file path=customXml/item1.xml><?xml version="1.0" encoding="utf-8"?>
+<b:Sources xmlns:b="http://schemas.openxmlformats.org/officeDocument/2006/bibliography" xmlns="http://schemas.openxmlformats.org/officeDocument/2006/bibliography" SelectedStyle="\APASixthEditionOfficeOnline.xsl" StyleName="APA" Version="6"/>
+</file>
+
+<file path=customXml/item2.xml><?xml version="1.0" encoding="utf-8"?>
 <s:customData xmlns="http://www.wps.cn/officeDocument/2013/wpsCustomData" xmlns:s="http://www.wps.cn/officeDocument/2013/wpsCustomData">
   <customSectProps/>
 </s:customData>
 </file>
 
-<file path=customXml/item2.xml><?xml version="1.0" encoding="utf-8"?>
-<b:Sources xmlns:b="http://schemas.openxmlformats.org/officeDocument/2006/bibliography" xmlns="http://schemas.openxmlformats.org/officeDocument/2006/bibliography" SelectedStyle="\APASixthEditionOfficeOnline.xsl" StyleName="APA" Version="6"/>
+<file path=customXml/itemProps1.xml><?xml version="1.0" encoding="utf-8"?>
+<ds:datastoreItem xmlns:ds="http://schemas.openxmlformats.org/officeDocument/2006/customXml" ds:itemID="{A0279CF6-19C5-4528-A77B-1A5FFBDC94D1}">
+  <ds:schemaRefs>
+    <ds:schemaRef ds:uri="http://schemas.openxmlformats.org/officeDocument/2006/bibliography"/>
+  </ds:schemaRefs>
+</ds:datastoreItem>
 </file>
 
-<file path=customXml/itemProps1.xml><?xml version="1.0" encoding="utf-8"?>
+<file path=customXml/itemProps2.xml><?xml version="1.0" encoding="utf-8"?>
 <ds:datastoreItem xmlns:ds="http://schemas.openxmlformats.org/officeDocument/2006/customXml" ds:itemID="{B1977F7D-205B-4081-913C-38D41E755F92}">
   <ds:schemaRefs>
     <ds:schemaRef ds:uri="http://www.wps.cn/officeDocument/2013/wpsCustomData"/>
   </ds:schemaRefs>
 </ds:datastoreItem>
-</file>
-
-<file path=customXml/itemProps2.xml><?xml version="1.0" encoding="utf-8"?>
-<ds:datastoreItem xmlns:ds="http://schemas.openxmlformats.org/officeDocument/2006/customXml" ds:itemID="{A0279CF6-19C5-4528-A77B-1A5FFBDC94D1}">
-  <ds:schemaRefs>
-    <ds:schemaRef ds:uri="http://schemas.openxmlformats.org/officeDocument/2006/bibliography"/>
-  </ds:schemaRefs>
-</ds:datastoreItem>
 </file>